--- a/msklenar_itb4.docx
+++ b/msklenar_itb4.docx
@@ -165,6 +165,15 @@
                           <w:p>
                             <w:pPr>
                               <w:pStyle w:val="N2"/>
+                              <w:rPr>
+                                <w:rFonts w:cs="Arial"/>
+                                <w:bCs/>
+                                <w:caps/>
+                                <w:color w:val="auto"/>
+                                <w:kern w:val="28"/>
+                                <w:sz w:val="32"/>
+                                <w:szCs w:val="32"/>
+                              </w:rPr>
                             </w:pPr>
                             <w:r>
                               <w:rPr>
@@ -177,6 +186,14 @@
                                 <w:szCs w:val="32"/>
                               </w:rPr>
                               <w:t>Návrh a realizace digitálních hodin s budíkem a synchronizací DCF77</w:t>
+                            </w:r>
+                          </w:p>
+                          <w:p>
+                            <w:pPr>
+                              <w:pStyle w:val="N2"/>
+                            </w:pPr>
+                            <w:r>
+                              <w:t>Profilová část maturitní zkoušky</w:t>
                             </w:r>
                           </w:p>
                           <w:p/>
@@ -217,6 +234,15 @@
                     <w:p>
                       <w:pPr>
                         <w:pStyle w:val="N2"/>
+                        <w:rPr>
+                          <w:rFonts w:cs="Arial"/>
+                          <w:bCs/>
+                          <w:caps/>
+                          <w:color w:val="auto"/>
+                          <w:kern w:val="28"/>
+                          <w:sz w:val="32"/>
+                          <w:szCs w:val="32"/>
+                        </w:rPr>
                       </w:pPr>
                       <w:r>
                         <w:rPr>
@@ -231,6 +257,14 @@
                         <w:t>Návrh a realizace digitálních hodin s budíkem a synchronizací DCF77</w:t>
                       </w:r>
                     </w:p>
+                    <w:p>
+                      <w:pPr>
+                        <w:pStyle w:val="N2"/>
+                      </w:pPr>
+                      <w:r>
+                        <w:t>Profilová část maturitní zkoušky</w:t>
+                      </w:r>
+                    </w:p>
                     <w:p/>
                   </w:txbxContent>
                 </v:textbox>
@@ -247,15 +281,12 @@
         <w:spacing w:line="360" w:lineRule="auto"/>
       </w:pPr>
       <w:r>
-        <w:rPr>
-          <w:noProof/>
-        </w:rPr>
         <w:lastRenderedPageBreak/>
         <w:drawing>
-          <wp:inline distT="0" distB="0" distL="0" distR="0" wp14:anchorId="022B3F9C" wp14:editId="1E5EDDC5">
-            <wp:extent cx="5219700" cy="4926330"/>
-            <wp:effectExtent l="0" t="0" r="0" b="7620"/>
-            <wp:docPr id="1060171089" name="Obrázek 1"/>
+          <wp:inline distT="0" distB="0" distL="0" distR="0" wp14:anchorId="55C676D9" wp14:editId="48FD200D">
+            <wp:extent cx="5219700" cy="5045075"/>
+            <wp:effectExtent l="0" t="0" r="0" b="3175"/>
+            <wp:docPr id="1984935231" name="Obrázek 1"/>
             <wp:cNvGraphicFramePr>
               <a:graphicFrameLocks xmlns:a="http://schemas.openxmlformats.org/drawingml/2006/main" noChangeAspect="1"/>
             </wp:cNvGraphicFramePr>
@@ -263,7 +294,7 @@
               <a:graphicData uri="http://schemas.openxmlformats.org/drawingml/2006/picture">
                 <pic:pic xmlns:pic="http://schemas.openxmlformats.org/drawingml/2006/picture">
                   <pic:nvPicPr>
-                    <pic:cNvPr id="1060171089" name=""/>
+                    <pic:cNvPr id="1984935231" name=""/>
                     <pic:cNvPicPr/>
                   </pic:nvPicPr>
                   <pic:blipFill>
@@ -275,7 +306,7 @@
                   <pic:spPr>
                     <a:xfrm>
                       <a:off x="0" y="0"/>
-                      <a:ext cx="5219700" cy="4926330"/>
+                      <a:ext cx="5219700" cy="5045075"/>
                     </a:xfrm>
                     <a:prstGeom prst="rect">
                       <a:avLst/>
@@ -323,43 +354,39 @@
           <w:kern w:val="0"/>
           <w:sz w:val="24"/>
         </w:rPr>
-        <w:t xml:space="preserve">Tato maturitní práce se zabývá návrhem a realizací digitálních hodin s funkcí budíku, které jsou řízeny </w:t>
-      </w:r>
-      <w:proofErr w:type="spellStart"/>
+        <w:t>Tato maturitní práce se zabývá návrhem a realizací digitálních hodin s funkcí budíku, které jsou řízeny mikrokontrolérem platformy Arduino. Hlavním cílem práce je vytvoření zařízení, které kombinuje lokální uchovávání času pomocí modulu reálného času (RTC) s</w:t>
+      </w:r>
       <w:r>
         <w:rPr>
           <w:b w:val="0"/>
           <w:kern w:val="0"/>
           <w:sz w:val="24"/>
         </w:rPr>
-        <w:t>mikrokontrolérem</w:t>
-      </w:r>
-      <w:proofErr w:type="spellEnd"/>
+        <w:t> </w:t>
+      </w:r>
       <w:r>
         <w:rPr>
           <w:b w:val="0"/>
           <w:kern w:val="0"/>
           <w:sz w:val="24"/>
         </w:rPr>
-        <w:t xml:space="preserve"> platformy </w:t>
-      </w:r>
-      <w:proofErr w:type="spellStart"/>
+        <w:t>přesn</w:t>
+      </w:r>
       <w:r>
         <w:rPr>
           <w:b w:val="0"/>
           <w:kern w:val="0"/>
           <w:sz w:val="24"/>
         </w:rPr>
-        <w:t>Arduino</w:t>
-      </w:r>
-      <w:proofErr w:type="spellEnd"/>
+        <w:t>ým bezdrátovým nastavením</w:t>
+      </w:r>
       <w:r>
         <w:rPr>
           <w:b w:val="0"/>
           <w:kern w:val="0"/>
           <w:sz w:val="24"/>
         </w:rPr>
-        <w:t>. Hlavním cílem práce je vytvoření zařízení, které kombinuje lokální uchovávání času pomocí modulu reálného času (RTC) s</w:t>
+        <w:t xml:space="preserve"> pomocí přijímače atomového času DCF77. Práce popisuje teoretické základy měření času, výběr hardwarových komponent, </w:t>
       </w:r>
       <w:r>
         <w:rPr>
@@ -367,7 +394,7 @@
           <w:kern w:val="0"/>
           <w:sz w:val="24"/>
         </w:rPr>
-        <w:t> </w:t>
+        <w:t>vývoj řídícího softwaru a následnou simulaci prototypového zapojení.</w:t>
       </w:r>
       <w:r>
         <w:rPr>
@@ -375,39 +402,96 @@
           <w:kern w:val="0"/>
           <w:sz w:val="24"/>
         </w:rPr>
-        <w:t>přesn</w:t>
-      </w:r>
-      <w:r>
+        <w:t xml:space="preserve"> Výsledkem je funkční prototyp hodin s uživatelským rozhraním využívajícím LCD displej a soustavu tlačítek pro manuální konfiguraci.</w:t>
+      </w:r>
+    </w:p>
+    <w:p>
+      <w:pPr>
+        <w:pStyle w:val="NadpisBezObs"/>
+        <w:spacing w:line="360" w:lineRule="auto"/>
+      </w:pPr>
+      <w:r>
+        <w:t>K</w:t>
+      </w:r>
+      <w:bookmarkEnd w:id="3"/>
+      <w:r>
+        <w:t>LÍČOVÁ SLOVA</w:t>
+      </w:r>
+    </w:p>
+    <w:p>
+      <w:pPr>
+        <w:pStyle w:val="NadpisBezObs"/>
+        <w:spacing w:line="360" w:lineRule="auto"/>
         <w:rPr>
           <w:b w:val="0"/>
           <w:kern w:val="0"/>
           <w:sz w:val="24"/>
         </w:rPr>
-        <w:t>ým bezdrátovým nastavením</w:t>
-      </w:r>
+      </w:pPr>
+      <w:bookmarkStart w:id="4" w:name="_Toc413407051"/>
       <w:r>
         <w:rPr>
           <w:b w:val="0"/>
           <w:kern w:val="0"/>
           <w:sz w:val="24"/>
         </w:rPr>
-        <w:t xml:space="preserve"> pomocí přijímače atomového času DCF77. Práce popisuje teoretické základy měření času, výběr hardwarových komponent, </w:t>
-      </w:r>
-      <w:r>
+        <w:t>Arduino, DCF77, RTC DS3231, digitální hodiny, mikrokontrolér, I2C sběrnice</w:t>
+      </w:r>
+    </w:p>
+    <w:p>
+      <w:pPr>
+        <w:pStyle w:val="NadpisBezObs"/>
+        <w:spacing w:line="360" w:lineRule="auto"/>
+      </w:pPr>
+      <w:r>
+        <w:t>ABSTRACT</w:t>
+      </w:r>
+      <w:bookmarkEnd w:id="4"/>
+    </w:p>
+    <w:p>
+      <w:pPr>
+        <w:pStyle w:val="Pokraovn"/>
+      </w:pPr>
+      <w:r>
+        <w:t>This graduation thesis focuses on the design and implementation of a digital clock with an alarm function, controlled by an Arduino microcontroller. The main objective of the work is to create a device that combines local timekeeping using a Real-Time Clock (RTC) module with precise wireless synchronization via a DCF77 atomic time receiver. The thesis describes the theoretical foundations of time measurement, the selection of hardware components, the development of the control software, and the subsequent simulation of the prototype circuit. The result is a functional prototype of a clock featuring a user interface equipped with an LCD display and a set of buttons for manual configuration.</w:t>
+      </w:r>
+    </w:p>
+    <w:p>
+      <w:pPr>
+        <w:pStyle w:val="NadpisBezObs"/>
+        <w:spacing w:line="360" w:lineRule="auto"/>
+      </w:pPr>
+      <w:bookmarkStart w:id="5" w:name="_Toc413407052"/>
+      <w:r>
+        <w:t>KEYWORDS</w:t>
+      </w:r>
+      <w:bookmarkEnd w:id="5"/>
+    </w:p>
+    <w:p>
+      <w:pPr>
+        <w:pStyle w:val="NadpisBezObs"/>
+        <w:spacing w:line="360" w:lineRule="auto"/>
         <w:rPr>
           <w:b w:val="0"/>
           <w:kern w:val="0"/>
           <w:sz w:val="24"/>
         </w:rPr>
-        <w:t>vývoj řídícího softwaru a následnou simulaci prototypového zapojení.</w:t>
-      </w:r>
+      </w:pPr>
       <w:r>
         <w:rPr>
           <w:b w:val="0"/>
           <w:kern w:val="0"/>
           <w:sz w:val="24"/>
         </w:rPr>
-        <w:t xml:space="preserve"> Výsledkem je funkční prototyp hodin s uživatelským rozhraním využívajícím LCD displej a soustavu tlačítek pro manuální konfiguraci.</w:t>
+        <w:t>Arduino, DCF77, RTC DS3231, digital clock, microcontroller, I2C collector</w:t>
+      </w:r>
+    </w:p>
+    <w:p>
+      <w:pPr>
+        <w:spacing w:before="0"/>
+      </w:pPr>
+      <w:r>
+        <w:br w:type="page"/>
       </w:r>
     </w:p>
     <w:p>
@@ -415,846 +499,122 @@
         <w:pStyle w:val="NadpisBezObs"/>
         <w:spacing w:line="360" w:lineRule="auto"/>
       </w:pPr>
-      <w:r>
-        <w:t>K</w:t>
-      </w:r>
-      <w:bookmarkEnd w:id="3"/>
-      <w:r>
-        <w:t>LÍČOVÁ SLOVA</w:t>
+      <w:bookmarkStart w:id="6" w:name="_Toc413407053"/>
+      <w:r>
+        <w:lastRenderedPageBreak/>
+        <w:t>P</w:t>
+      </w:r>
+      <w:bookmarkEnd w:id="6"/>
+      <w:r>
+        <w:t>ODĚKOVÁNÍ</w:t>
+      </w:r>
+    </w:p>
+    <w:p>
+      <w:pPr>
+        <w:spacing w:before="0"/>
+      </w:pPr>
+      <w:r>
+        <w:t>Děkuji panu učiteli Ing. Ladislavu Havlátovi za odborné vedení, cenné připomínky a trpělivost, kterou mi věnoval při vypracování mé maturitní práce a realizaci praktického projektu.</w:t>
+      </w:r>
+    </w:p>
+    <w:p>
+      <w:pPr>
+        <w:spacing w:before="0"/>
+      </w:pPr>
+      <w:r>
+        <w:t xml:space="preserve">V Třebíči dne </w:t>
+      </w:r>
+      <w:r>
+        <w:fldChar w:fldCharType="begin"/>
+      </w:r>
+      <w:r>
+        <w:instrText xml:space="preserve"> TIME \@ "d. MMMM yyyy" </w:instrText>
+      </w:r>
+      <w:r>
+        <w:fldChar w:fldCharType="separate"/>
+      </w:r>
+      <w:r>
+        <w:rPr>
+          <w:noProof/>
+        </w:rPr>
+        <w:t>28. března 2026</w:t>
+      </w:r>
+      <w:r>
+        <w:fldChar w:fldCharType="end"/>
+      </w:r>
+      <w:r>
+        <w:tab/>
+      </w:r>
+      <w:r>
+        <w:tab/>
+      </w:r>
+      <w:r>
+        <w:tab/>
+      </w:r>
+      <w:r>
+        <w:tab/>
+      </w:r>
+      <w:r>
+        <w:tab/>
+      </w:r>
+      <w:r>
+        <w:t>Miroslav Sklenář</w:t>
       </w:r>
     </w:p>
     <w:p>
       <w:pPr>
         <w:pStyle w:val="NadpisBezObs"/>
         <w:spacing w:line="360" w:lineRule="auto"/>
-        <w:rPr>
-          <w:b w:val="0"/>
-          <w:kern w:val="0"/>
-          <w:sz w:val="24"/>
-        </w:rPr>
-      </w:pPr>
-      <w:bookmarkStart w:id="4" w:name="_Toc413407051"/>
-      <w:proofErr w:type="spellStart"/>
-      <w:r>
-        <w:rPr>
-          <w:b w:val="0"/>
-          <w:kern w:val="0"/>
-          <w:sz w:val="24"/>
-        </w:rPr>
-        <w:t>Arduino</w:t>
-      </w:r>
-      <w:proofErr w:type="spellEnd"/>
-      <w:r>
-        <w:rPr>
-          <w:b w:val="0"/>
-          <w:kern w:val="0"/>
-          <w:sz w:val="24"/>
-        </w:rPr>
-        <w:t xml:space="preserve">, DCF77, RTC DS3231, digitální hodiny, </w:t>
-      </w:r>
-      <w:proofErr w:type="spellStart"/>
-      <w:r>
-        <w:rPr>
-          <w:b w:val="0"/>
-          <w:kern w:val="0"/>
-          <w:sz w:val="24"/>
-        </w:rPr>
-        <w:t>mikrokontrolér</w:t>
-      </w:r>
-      <w:proofErr w:type="spellEnd"/>
-      <w:r>
-        <w:rPr>
-          <w:b w:val="0"/>
-          <w:kern w:val="0"/>
-          <w:sz w:val="24"/>
-        </w:rPr>
-        <w:t>, I2C sběrnice</w:t>
-      </w:r>
+      </w:pPr>
+      <w:bookmarkStart w:id="7" w:name="_Toc413407054"/>
     </w:p>
     <w:p>
       <w:pPr>
         <w:pStyle w:val="NadpisBezObs"/>
         <w:spacing w:line="360" w:lineRule="auto"/>
       </w:pPr>
-      <w:r>
-        <w:t>ABSTRACT</w:t>
-      </w:r>
-      <w:bookmarkEnd w:id="4"/>
-    </w:p>
-    <w:p>
-      <w:pPr>
-        <w:pStyle w:val="Pokraovn"/>
-      </w:pPr>
-      <w:proofErr w:type="spellStart"/>
-      <w:r>
-        <w:t>This</w:t>
-      </w:r>
-      <w:proofErr w:type="spellEnd"/>
-      <w:r>
-        <w:t xml:space="preserve"> </w:t>
-      </w:r>
-      <w:proofErr w:type="spellStart"/>
-      <w:r>
-        <w:t>graduation</w:t>
-      </w:r>
-      <w:proofErr w:type="spellEnd"/>
-      <w:r>
-        <w:t xml:space="preserve"> thesis </w:t>
-      </w:r>
-      <w:proofErr w:type="spellStart"/>
-      <w:r>
-        <w:t>focuses</w:t>
-      </w:r>
-      <w:proofErr w:type="spellEnd"/>
-      <w:r>
-        <w:t xml:space="preserve"> on </w:t>
-      </w:r>
-      <w:proofErr w:type="spellStart"/>
-      <w:r>
-        <w:t>the</w:t>
-      </w:r>
-      <w:proofErr w:type="spellEnd"/>
-      <w:r>
-        <w:t xml:space="preserve"> design and </w:t>
-      </w:r>
-      <w:proofErr w:type="spellStart"/>
-      <w:r>
-        <w:t>implementation</w:t>
-      </w:r>
-      <w:proofErr w:type="spellEnd"/>
-      <w:r>
-        <w:t xml:space="preserve"> </w:t>
-      </w:r>
-      <w:proofErr w:type="spellStart"/>
-      <w:r>
-        <w:t>of</w:t>
-      </w:r>
-      <w:proofErr w:type="spellEnd"/>
-      <w:r>
-        <w:t xml:space="preserve"> a </w:t>
-      </w:r>
-      <w:proofErr w:type="spellStart"/>
-      <w:r>
-        <w:t>digital</w:t>
-      </w:r>
-      <w:proofErr w:type="spellEnd"/>
-      <w:r>
-        <w:t xml:space="preserve"> </w:t>
-      </w:r>
-      <w:proofErr w:type="spellStart"/>
-      <w:r>
-        <w:t>clock</w:t>
-      </w:r>
-      <w:proofErr w:type="spellEnd"/>
-      <w:r>
-        <w:t xml:space="preserve"> </w:t>
-      </w:r>
-      <w:proofErr w:type="spellStart"/>
-      <w:r>
-        <w:t>with</w:t>
-      </w:r>
-      <w:proofErr w:type="spellEnd"/>
-      <w:r>
-        <w:t xml:space="preserve"> </w:t>
-      </w:r>
-      <w:proofErr w:type="spellStart"/>
-      <w:r>
-        <w:t>an</w:t>
-      </w:r>
-      <w:proofErr w:type="spellEnd"/>
-      <w:r>
-        <w:t xml:space="preserve"> alarm </w:t>
-      </w:r>
-      <w:proofErr w:type="spellStart"/>
-      <w:r>
-        <w:t>function</w:t>
-      </w:r>
-      <w:proofErr w:type="spellEnd"/>
-      <w:r>
-        <w:t xml:space="preserve">, </w:t>
-      </w:r>
-      <w:proofErr w:type="spellStart"/>
-      <w:r>
-        <w:t>controlled</w:t>
-      </w:r>
-      <w:proofErr w:type="spellEnd"/>
-      <w:r>
-        <w:t xml:space="preserve"> by </w:t>
-      </w:r>
-      <w:proofErr w:type="spellStart"/>
-      <w:r>
-        <w:t>an</w:t>
-      </w:r>
-      <w:proofErr w:type="spellEnd"/>
-      <w:r>
-        <w:t xml:space="preserve"> </w:t>
-      </w:r>
-      <w:proofErr w:type="spellStart"/>
-      <w:r>
-        <w:t>Arduino</w:t>
-      </w:r>
-      <w:proofErr w:type="spellEnd"/>
-      <w:r>
-        <w:t xml:space="preserve"> </w:t>
-      </w:r>
-      <w:proofErr w:type="spellStart"/>
-      <w:r>
-        <w:t>microcontroller</w:t>
-      </w:r>
-      <w:proofErr w:type="spellEnd"/>
-      <w:r>
-        <w:t xml:space="preserve">. </w:t>
-      </w:r>
-      <w:proofErr w:type="spellStart"/>
-      <w:r>
-        <w:t>The</w:t>
-      </w:r>
-      <w:proofErr w:type="spellEnd"/>
-      <w:r>
-        <w:t xml:space="preserve"> </w:t>
-      </w:r>
-      <w:proofErr w:type="spellStart"/>
-      <w:r>
-        <w:t>main</w:t>
-      </w:r>
-      <w:proofErr w:type="spellEnd"/>
-      <w:r>
-        <w:t xml:space="preserve"> </w:t>
-      </w:r>
-      <w:proofErr w:type="spellStart"/>
-      <w:r>
-        <w:t>objective</w:t>
-      </w:r>
-      <w:proofErr w:type="spellEnd"/>
-      <w:r>
-        <w:t xml:space="preserve"> </w:t>
-      </w:r>
-      <w:proofErr w:type="spellStart"/>
-      <w:r>
-        <w:t>of</w:t>
-      </w:r>
-      <w:proofErr w:type="spellEnd"/>
-      <w:r>
-        <w:t xml:space="preserve"> </w:t>
-      </w:r>
-      <w:proofErr w:type="spellStart"/>
-      <w:r>
-        <w:t>the</w:t>
-      </w:r>
-      <w:proofErr w:type="spellEnd"/>
-      <w:r>
-        <w:t xml:space="preserve"> </w:t>
-      </w:r>
-      <w:proofErr w:type="spellStart"/>
-      <w:r>
-        <w:t>work</w:t>
-      </w:r>
-      <w:proofErr w:type="spellEnd"/>
-      <w:r>
-        <w:t xml:space="preserve"> </w:t>
-      </w:r>
-      <w:proofErr w:type="spellStart"/>
-      <w:r>
-        <w:t>is</w:t>
-      </w:r>
-      <w:proofErr w:type="spellEnd"/>
-      <w:r>
-        <w:t xml:space="preserve"> to </w:t>
-      </w:r>
-      <w:proofErr w:type="spellStart"/>
-      <w:r>
-        <w:t>create</w:t>
-      </w:r>
-      <w:proofErr w:type="spellEnd"/>
-      <w:r>
-        <w:t xml:space="preserve"> a </w:t>
-      </w:r>
-      <w:proofErr w:type="spellStart"/>
-      <w:r>
-        <w:t>device</w:t>
-      </w:r>
-      <w:proofErr w:type="spellEnd"/>
-      <w:r>
-        <w:t xml:space="preserve"> </w:t>
-      </w:r>
-      <w:proofErr w:type="spellStart"/>
-      <w:r>
-        <w:t>that</w:t>
-      </w:r>
-      <w:proofErr w:type="spellEnd"/>
-      <w:r>
-        <w:t xml:space="preserve"> </w:t>
-      </w:r>
-      <w:proofErr w:type="spellStart"/>
-      <w:r>
-        <w:t>combines</w:t>
-      </w:r>
-      <w:proofErr w:type="spellEnd"/>
-      <w:r>
-        <w:t xml:space="preserve"> </w:t>
-      </w:r>
-      <w:proofErr w:type="spellStart"/>
-      <w:r>
-        <w:t>local</w:t>
-      </w:r>
-      <w:proofErr w:type="spellEnd"/>
-      <w:r>
-        <w:t xml:space="preserve"> </w:t>
-      </w:r>
-      <w:proofErr w:type="spellStart"/>
-      <w:r>
-        <w:t>timekeeping</w:t>
-      </w:r>
-      <w:proofErr w:type="spellEnd"/>
-      <w:r>
-        <w:t xml:space="preserve"> </w:t>
-      </w:r>
-      <w:proofErr w:type="spellStart"/>
-      <w:r>
-        <w:t>using</w:t>
-      </w:r>
-      <w:proofErr w:type="spellEnd"/>
-      <w:r>
-        <w:t xml:space="preserve"> a Real-Time </w:t>
-      </w:r>
-      <w:proofErr w:type="spellStart"/>
-      <w:r>
-        <w:t>Clock</w:t>
-      </w:r>
-      <w:proofErr w:type="spellEnd"/>
-      <w:r>
-        <w:t xml:space="preserve"> (RTC) module </w:t>
-      </w:r>
-      <w:proofErr w:type="spellStart"/>
-      <w:r>
-        <w:t>with</w:t>
-      </w:r>
-      <w:proofErr w:type="spellEnd"/>
-      <w:r>
-        <w:t xml:space="preserve"> </w:t>
-      </w:r>
-      <w:proofErr w:type="spellStart"/>
-      <w:r>
-        <w:t>precise</w:t>
-      </w:r>
-      <w:proofErr w:type="spellEnd"/>
-      <w:r>
-        <w:t xml:space="preserve"> </w:t>
-      </w:r>
-      <w:proofErr w:type="spellStart"/>
-      <w:r>
-        <w:t>wireless</w:t>
-      </w:r>
-      <w:proofErr w:type="spellEnd"/>
-      <w:r>
-        <w:t xml:space="preserve"> </w:t>
-      </w:r>
-      <w:proofErr w:type="spellStart"/>
-      <w:r>
-        <w:t>synchronization</w:t>
-      </w:r>
-      <w:proofErr w:type="spellEnd"/>
-      <w:r>
-        <w:t xml:space="preserve"> via a DCF77 </w:t>
-      </w:r>
-      <w:proofErr w:type="spellStart"/>
-      <w:r>
-        <w:t>atomic</w:t>
-      </w:r>
-      <w:proofErr w:type="spellEnd"/>
-      <w:r>
-        <w:t xml:space="preserve"> </w:t>
-      </w:r>
-      <w:proofErr w:type="spellStart"/>
-      <w:r>
-        <w:t>time</w:t>
-      </w:r>
-      <w:proofErr w:type="spellEnd"/>
-      <w:r>
-        <w:t xml:space="preserve"> </w:t>
-      </w:r>
-      <w:proofErr w:type="spellStart"/>
-      <w:r>
-        <w:t>receiver</w:t>
-      </w:r>
-      <w:proofErr w:type="spellEnd"/>
-      <w:r>
-        <w:t xml:space="preserve">. </w:t>
-      </w:r>
-      <w:proofErr w:type="spellStart"/>
-      <w:r>
-        <w:t>The</w:t>
-      </w:r>
-      <w:proofErr w:type="spellEnd"/>
-      <w:r>
-        <w:t xml:space="preserve"> thesis </w:t>
-      </w:r>
-      <w:proofErr w:type="spellStart"/>
-      <w:r>
-        <w:t>describes</w:t>
-      </w:r>
-      <w:proofErr w:type="spellEnd"/>
-      <w:r>
-        <w:t xml:space="preserve"> </w:t>
-      </w:r>
-      <w:proofErr w:type="spellStart"/>
-      <w:r>
-        <w:t>the</w:t>
-      </w:r>
-      <w:proofErr w:type="spellEnd"/>
-      <w:r>
-        <w:t xml:space="preserve"> </w:t>
-      </w:r>
-      <w:proofErr w:type="spellStart"/>
-      <w:r>
-        <w:t>theoretical</w:t>
-      </w:r>
-      <w:proofErr w:type="spellEnd"/>
-      <w:r>
-        <w:t xml:space="preserve"> </w:t>
-      </w:r>
-      <w:proofErr w:type="spellStart"/>
-      <w:r>
-        <w:t>foundations</w:t>
-      </w:r>
-      <w:proofErr w:type="spellEnd"/>
-      <w:r>
-        <w:t xml:space="preserve"> </w:t>
-      </w:r>
-      <w:proofErr w:type="spellStart"/>
-      <w:r>
-        <w:t>of</w:t>
-      </w:r>
-      <w:proofErr w:type="spellEnd"/>
-      <w:r>
-        <w:t xml:space="preserve"> </w:t>
-      </w:r>
-      <w:proofErr w:type="spellStart"/>
-      <w:r>
-        <w:t>time</w:t>
-      </w:r>
-      <w:proofErr w:type="spellEnd"/>
-      <w:r>
-        <w:t xml:space="preserve"> </w:t>
-      </w:r>
-      <w:proofErr w:type="spellStart"/>
-      <w:r>
-        <w:t>measurement</w:t>
-      </w:r>
-      <w:proofErr w:type="spellEnd"/>
-      <w:r>
-        <w:t xml:space="preserve">, </w:t>
-      </w:r>
-      <w:proofErr w:type="spellStart"/>
-      <w:r>
-        <w:t>the</w:t>
-      </w:r>
-      <w:proofErr w:type="spellEnd"/>
-      <w:r>
-        <w:t xml:space="preserve"> </w:t>
-      </w:r>
-      <w:proofErr w:type="spellStart"/>
-      <w:r>
-        <w:t>selection</w:t>
-      </w:r>
-      <w:proofErr w:type="spellEnd"/>
-      <w:r>
-        <w:t xml:space="preserve"> </w:t>
-      </w:r>
-      <w:proofErr w:type="spellStart"/>
-      <w:r>
-        <w:t>of</w:t>
-      </w:r>
-      <w:proofErr w:type="spellEnd"/>
-      <w:r>
-        <w:t xml:space="preserve"> hardware </w:t>
-      </w:r>
-      <w:proofErr w:type="spellStart"/>
-      <w:r>
-        <w:t>components</w:t>
-      </w:r>
-      <w:proofErr w:type="spellEnd"/>
-      <w:r>
-        <w:t xml:space="preserve">, </w:t>
-      </w:r>
-      <w:proofErr w:type="spellStart"/>
-      <w:r>
-        <w:t>the</w:t>
-      </w:r>
-      <w:proofErr w:type="spellEnd"/>
-      <w:r>
-        <w:t xml:space="preserve"> development </w:t>
-      </w:r>
-      <w:proofErr w:type="spellStart"/>
-      <w:r>
-        <w:t>of</w:t>
-      </w:r>
-      <w:proofErr w:type="spellEnd"/>
-      <w:r>
-        <w:t xml:space="preserve"> </w:t>
-      </w:r>
-      <w:proofErr w:type="spellStart"/>
-      <w:r>
-        <w:t>the</w:t>
-      </w:r>
-      <w:proofErr w:type="spellEnd"/>
-      <w:r>
-        <w:t xml:space="preserve"> control software, and </w:t>
-      </w:r>
-      <w:proofErr w:type="spellStart"/>
-      <w:r>
-        <w:t>the</w:t>
-      </w:r>
-      <w:proofErr w:type="spellEnd"/>
-      <w:r>
-        <w:t xml:space="preserve"> </w:t>
-      </w:r>
-      <w:proofErr w:type="spellStart"/>
-      <w:r>
-        <w:t>subsequent</w:t>
-      </w:r>
-      <w:proofErr w:type="spellEnd"/>
-      <w:r>
-        <w:t xml:space="preserve"> </w:t>
-      </w:r>
-      <w:proofErr w:type="spellStart"/>
-      <w:r>
-        <w:t>simulation</w:t>
-      </w:r>
-      <w:proofErr w:type="spellEnd"/>
-      <w:r>
-        <w:t xml:space="preserve"> </w:t>
-      </w:r>
-      <w:proofErr w:type="spellStart"/>
-      <w:r>
-        <w:t>of</w:t>
-      </w:r>
-      <w:proofErr w:type="spellEnd"/>
-      <w:r>
-        <w:t xml:space="preserve"> </w:t>
-      </w:r>
-      <w:proofErr w:type="spellStart"/>
-      <w:r>
-        <w:t>the</w:t>
-      </w:r>
-      <w:proofErr w:type="spellEnd"/>
-      <w:r>
-        <w:t xml:space="preserve"> prototype </w:t>
-      </w:r>
-      <w:proofErr w:type="spellStart"/>
-      <w:r>
-        <w:t>circuit</w:t>
-      </w:r>
-      <w:proofErr w:type="spellEnd"/>
-      <w:r>
-        <w:t xml:space="preserve">. </w:t>
-      </w:r>
-      <w:proofErr w:type="spellStart"/>
-      <w:r>
-        <w:t>The</w:t>
-      </w:r>
-      <w:proofErr w:type="spellEnd"/>
-      <w:r>
-        <w:t xml:space="preserve"> </w:t>
-      </w:r>
-      <w:proofErr w:type="spellStart"/>
-      <w:r>
-        <w:t>result</w:t>
-      </w:r>
-      <w:proofErr w:type="spellEnd"/>
-      <w:r>
-        <w:t xml:space="preserve"> </w:t>
-      </w:r>
-      <w:proofErr w:type="spellStart"/>
-      <w:r>
-        <w:t>is</w:t>
-      </w:r>
-      <w:proofErr w:type="spellEnd"/>
-      <w:r>
-        <w:t xml:space="preserve"> a </w:t>
-      </w:r>
-      <w:proofErr w:type="spellStart"/>
-      <w:r>
-        <w:t>functional</w:t>
-      </w:r>
-      <w:proofErr w:type="spellEnd"/>
-      <w:r>
-        <w:t xml:space="preserve"> prototype </w:t>
-      </w:r>
-      <w:proofErr w:type="spellStart"/>
-      <w:r>
-        <w:t>of</w:t>
-      </w:r>
-      <w:proofErr w:type="spellEnd"/>
-      <w:r>
-        <w:t xml:space="preserve"> a </w:t>
-      </w:r>
-      <w:proofErr w:type="spellStart"/>
-      <w:r>
-        <w:t>clock</w:t>
-      </w:r>
-      <w:proofErr w:type="spellEnd"/>
-      <w:r>
-        <w:t xml:space="preserve"> </w:t>
-      </w:r>
-      <w:proofErr w:type="spellStart"/>
-      <w:r>
-        <w:t>featuring</w:t>
-      </w:r>
-      <w:proofErr w:type="spellEnd"/>
-      <w:r>
-        <w:t xml:space="preserve"> a user interface </w:t>
-      </w:r>
-      <w:proofErr w:type="spellStart"/>
-      <w:r>
-        <w:t>equipped</w:t>
-      </w:r>
-      <w:proofErr w:type="spellEnd"/>
-      <w:r>
-        <w:t xml:space="preserve"> </w:t>
-      </w:r>
-      <w:proofErr w:type="spellStart"/>
-      <w:r>
-        <w:t>with</w:t>
-      </w:r>
-      <w:proofErr w:type="spellEnd"/>
-      <w:r>
-        <w:t xml:space="preserve"> </w:t>
-      </w:r>
-      <w:proofErr w:type="spellStart"/>
-      <w:r>
-        <w:t>an</w:t>
-      </w:r>
-      <w:proofErr w:type="spellEnd"/>
-      <w:r>
-        <w:t xml:space="preserve"> LCD display and a set </w:t>
-      </w:r>
-      <w:proofErr w:type="spellStart"/>
-      <w:r>
-        <w:t>of</w:t>
-      </w:r>
-      <w:proofErr w:type="spellEnd"/>
-      <w:r>
-        <w:t xml:space="preserve"> </w:t>
-      </w:r>
-      <w:proofErr w:type="spellStart"/>
-      <w:r>
-        <w:t>buttons</w:t>
-      </w:r>
-      <w:proofErr w:type="spellEnd"/>
-      <w:r>
-        <w:t xml:space="preserve"> </w:t>
-      </w:r>
-      <w:proofErr w:type="spellStart"/>
-      <w:r>
-        <w:t>for</w:t>
-      </w:r>
-      <w:proofErr w:type="spellEnd"/>
-      <w:r>
-        <w:t xml:space="preserve"> </w:t>
-      </w:r>
-      <w:proofErr w:type="spellStart"/>
-      <w:r>
-        <w:t>manual</w:t>
-      </w:r>
-      <w:proofErr w:type="spellEnd"/>
-      <w:r>
-        <w:t xml:space="preserve"> </w:t>
-      </w:r>
-      <w:proofErr w:type="spellStart"/>
-      <w:r>
-        <w:t>configuration</w:t>
-      </w:r>
-      <w:proofErr w:type="spellEnd"/>
-      <w:r>
-        <w:t>.</w:t>
-      </w:r>
     </w:p>
     <w:p>
       <w:pPr>
         <w:pStyle w:val="NadpisBezObs"/>
         <w:spacing w:line="360" w:lineRule="auto"/>
       </w:pPr>
-      <w:bookmarkStart w:id="5" w:name="_Toc413407052"/>
-      <w:r>
-        <w:t>KEYWORDS</w:t>
-      </w:r>
-      <w:bookmarkEnd w:id="5"/>
     </w:p>
     <w:p>
       <w:pPr>
         <w:pStyle w:val="NadpisBezObs"/>
         <w:spacing w:line="360" w:lineRule="auto"/>
-        <w:rPr>
-          <w:b w:val="0"/>
-          <w:kern w:val="0"/>
-          <w:sz w:val="24"/>
-        </w:rPr>
-      </w:pPr>
-      <w:proofErr w:type="spellStart"/>
-      <w:r>
-        <w:rPr>
-          <w:b w:val="0"/>
-          <w:kern w:val="0"/>
-          <w:sz w:val="24"/>
-        </w:rPr>
-        <w:t>Arduino</w:t>
-      </w:r>
-      <w:proofErr w:type="spellEnd"/>
-      <w:r>
-        <w:rPr>
-          <w:b w:val="0"/>
-          <w:kern w:val="0"/>
-          <w:sz w:val="24"/>
-        </w:rPr>
-        <w:t xml:space="preserve">, DCF77, RTC DS3231, </w:t>
-      </w:r>
-      <w:proofErr w:type="spellStart"/>
-      <w:r>
-        <w:rPr>
-          <w:b w:val="0"/>
-          <w:kern w:val="0"/>
-          <w:sz w:val="24"/>
-        </w:rPr>
-        <w:t>digital</w:t>
-      </w:r>
-      <w:proofErr w:type="spellEnd"/>
-      <w:r>
-        <w:rPr>
-          <w:b w:val="0"/>
-          <w:kern w:val="0"/>
-          <w:sz w:val="24"/>
-        </w:rPr>
-        <w:t xml:space="preserve"> </w:t>
-      </w:r>
-      <w:proofErr w:type="spellStart"/>
-      <w:r>
-        <w:rPr>
-          <w:b w:val="0"/>
-          <w:kern w:val="0"/>
-          <w:sz w:val="24"/>
-        </w:rPr>
-        <w:t>clock</w:t>
-      </w:r>
-      <w:proofErr w:type="spellEnd"/>
-      <w:r>
-        <w:rPr>
-          <w:b w:val="0"/>
-          <w:kern w:val="0"/>
-          <w:sz w:val="24"/>
-        </w:rPr>
-        <w:t xml:space="preserve">, </w:t>
-      </w:r>
-      <w:proofErr w:type="spellStart"/>
-      <w:r>
-        <w:rPr>
-          <w:b w:val="0"/>
-          <w:kern w:val="0"/>
-          <w:sz w:val="24"/>
-        </w:rPr>
-        <w:t>microcontroller</w:t>
-      </w:r>
-      <w:proofErr w:type="spellEnd"/>
-      <w:r>
-        <w:rPr>
-          <w:b w:val="0"/>
-          <w:kern w:val="0"/>
-          <w:sz w:val="24"/>
-        </w:rPr>
-        <w:t xml:space="preserve">, I2C </w:t>
-      </w:r>
-      <w:proofErr w:type="spellStart"/>
-      <w:r>
-        <w:rPr>
-          <w:b w:val="0"/>
-          <w:kern w:val="0"/>
-          <w:sz w:val="24"/>
-        </w:rPr>
-        <w:t>collector</w:t>
-      </w:r>
-      <w:proofErr w:type="spellEnd"/>
-    </w:p>
-    <w:p>
-      <w:pPr>
-        <w:spacing w:before="0"/>
-      </w:pPr>
-      <w:r>
-        <w:br w:type="page"/>
-      </w:r>
+      </w:pPr>
     </w:p>
     <w:p>
       <w:pPr>
         <w:pStyle w:val="NadpisBezObs"/>
         <w:spacing w:line="360" w:lineRule="auto"/>
       </w:pPr>
-      <w:bookmarkStart w:id="6" w:name="_Toc413407053"/>
-      <w:r>
-        <w:lastRenderedPageBreak/>
-        <w:t>P</w:t>
-      </w:r>
-      <w:bookmarkEnd w:id="6"/>
-      <w:r>
-        <w:t>ODĚKOVÁNÍ</w:t>
-      </w:r>
-    </w:p>
-    <w:p>
-      <w:pPr>
-        <w:spacing w:before="0"/>
-      </w:pPr>
-      <w:r>
-        <w:t>Děkuji panu učiteli Ing. Ladislavu Havlátovi za odborné vedení, cenné připomínky a trpělivost, kterou mi věnoval při vypracování mé maturitní práce a realizaci praktického projektu.</w:t>
-      </w:r>
-    </w:p>
-    <w:p>
-      <w:pPr>
-        <w:spacing w:before="0"/>
-      </w:pPr>
-      <w:r>
-        <w:t xml:space="preserve">V Třebíči dne </w:t>
-      </w:r>
-      <w:r>
-        <w:fldChar w:fldCharType="begin"/>
-      </w:r>
-      <w:r>
-        <w:instrText xml:space="preserve"> TIME \@ "d. MMMM yyyy" </w:instrText>
-      </w:r>
-      <w:r>
-        <w:fldChar w:fldCharType="separate"/>
-      </w:r>
-      <w:r>
-        <w:rPr>
-          <w:noProof/>
-        </w:rPr>
-        <w:t>27. března 2026</w:t>
-      </w:r>
-      <w:r>
-        <w:fldChar w:fldCharType="end"/>
-      </w:r>
-      <w:r>
-        <w:tab/>
-      </w:r>
-      <w:r>
-        <w:tab/>
-      </w:r>
-      <w:r>
-        <w:tab/>
-      </w:r>
-      <w:r>
-        <w:tab/>
-      </w:r>
-      <w:r>
-        <w:tab/>
-      </w:r>
-      <w:r>
-        <w:t>Miroslav Sklenář</w:t>
-      </w:r>
     </w:p>
     <w:p>
       <w:pPr>
         <w:pStyle w:val="NadpisBezObs"/>
         <w:spacing w:line="360" w:lineRule="auto"/>
       </w:pPr>
-      <w:bookmarkStart w:id="7" w:name="_Toc413407054"/>
+    </w:p>
+    <w:p>
+      <w:pPr>
+        <w:pStyle w:val="NadpisBezObs"/>
+        <w:spacing w:line="360" w:lineRule="auto"/>
+      </w:pPr>
+    </w:p>
+    <w:p>
+      <w:pPr>
+        <w:pStyle w:val="NadpisBezObs"/>
+        <w:spacing w:line="360" w:lineRule="auto"/>
+      </w:pPr>
+    </w:p>
+    <w:p>
+      <w:pPr>
+        <w:pStyle w:val="NadpisBezObs"/>
+        <w:spacing w:line="360" w:lineRule="auto"/>
+      </w:pPr>
       <w:r>
         <w:t>P</w:t>
       </w:r>
@@ -1296,7 +656,7 @@
         <w:rPr>
           <w:noProof/>
         </w:rPr>
-        <w:t>27. března 2026</w:t>
+        <w:t>28. března 2026</w:t>
       </w:r>
       <w:r>
         <w:fldChar w:fldCharType="end"/>
@@ -1385,7 +745,7 @@
             </w:rPr>
             <w:fldChar w:fldCharType="separate"/>
           </w:r>
-          <w:hyperlink w:anchor="_Toc225519288" w:history="1">
+          <w:hyperlink w:anchor="_Toc225586681" w:history="1">
             <w:r>
               <w:rPr>
                 <w:rStyle w:val="Hypertextovodkaz"/>
@@ -1413,7 +773,7 @@
                 <w:noProof/>
                 <w:webHidden/>
               </w:rPr>
-              <w:instrText xml:space="preserve"> PAGEREF _Toc225519288 \h </w:instrText>
+              <w:instrText xml:space="preserve"> PAGEREF _Toc225586681 \h </w:instrText>
             </w:r>
             <w:r>
               <w:rPr>
@@ -1462,7 +822,7 @@
               <w14:ligatures w14:val="standardContextual"/>
             </w:rPr>
           </w:pPr>
-          <w:hyperlink w:anchor="_Toc225519289" w:history="1">
+          <w:hyperlink w:anchor="_Toc225586682" w:history="1">
             <w:r>
               <w:rPr>
                 <w:rStyle w:val="Hypertextovodkaz"/>
@@ -1511,7 +871,7 @@
                 <w:noProof/>
                 <w:webHidden/>
               </w:rPr>
-              <w:instrText xml:space="preserve"> PAGEREF _Toc225519289 \h </w:instrText>
+              <w:instrText xml:space="preserve"> PAGEREF _Toc225586682 \h </w:instrText>
             </w:r>
             <w:r>
               <w:rPr>
@@ -1560,7 +920,7 @@
               <w14:ligatures w14:val="standardContextual"/>
             </w:rPr>
           </w:pPr>
-          <w:hyperlink w:anchor="_Toc225519290" w:history="1">
+          <w:hyperlink w:anchor="_Toc225586683" w:history="1">
             <w:r>
               <w:rPr>
                 <w:rStyle w:val="Hypertextovodkaz"/>
@@ -1609,7 +969,7 @@
                 <w:noProof/>
                 <w:webHidden/>
               </w:rPr>
-              <w:instrText xml:space="preserve"> PAGEREF _Toc225519290 \h </w:instrText>
+              <w:instrText xml:space="preserve"> PAGEREF _Toc225586683 \h </w:instrText>
             </w:r>
             <w:r>
               <w:rPr>
@@ -1658,7 +1018,7 @@
               <w14:ligatures w14:val="standardContextual"/>
             </w:rPr>
           </w:pPr>
-          <w:hyperlink w:anchor="_Toc225519291" w:history="1">
+          <w:hyperlink w:anchor="_Toc225586684" w:history="1">
             <w:r>
               <w:rPr>
                 <w:rStyle w:val="Hypertextovodkaz"/>
@@ -1707,7 +1067,7 @@
                 <w:noProof/>
                 <w:webHidden/>
               </w:rPr>
-              <w:instrText xml:space="preserve"> PAGEREF _Toc225519291 \h </w:instrText>
+              <w:instrText xml:space="preserve"> PAGEREF _Toc225586684 \h </w:instrText>
             </w:r>
             <w:r>
               <w:rPr>
@@ -1756,7 +1116,7 @@
               <w14:ligatures w14:val="standardContextual"/>
             </w:rPr>
           </w:pPr>
-          <w:hyperlink w:anchor="_Toc225519292" w:history="1">
+          <w:hyperlink w:anchor="_Toc225586685" w:history="1">
             <w:r>
               <w:rPr>
                 <w:rStyle w:val="Hypertextovodkaz"/>
@@ -1805,7 +1165,7 @@
                 <w:noProof/>
                 <w:webHidden/>
               </w:rPr>
-              <w:instrText xml:space="preserve"> PAGEREF _Toc225519292 \h </w:instrText>
+              <w:instrText xml:space="preserve"> PAGEREF _Toc225586685 \h </w:instrText>
             </w:r>
             <w:r>
               <w:rPr>
@@ -1852,7 +1212,7 @@
               <w14:ligatures w14:val="standardContextual"/>
             </w:rPr>
           </w:pPr>
-          <w:hyperlink w:anchor="_Toc225519293" w:history="1">
+          <w:hyperlink w:anchor="_Toc225586686" w:history="1">
             <w:r>
               <w:rPr>
                 <w:rStyle w:val="Hypertextovodkaz"/>
@@ -1899,7 +1259,7 @@
                 <w:noProof/>
                 <w:webHidden/>
               </w:rPr>
-              <w:instrText xml:space="preserve"> PAGEREF _Toc225519293 \h </w:instrText>
+              <w:instrText xml:space="preserve"> PAGEREF _Toc225586686 \h </w:instrText>
             </w:r>
             <w:r>
               <w:rPr>
@@ -1946,7 +1306,7 @@
               <w14:ligatures w14:val="standardContextual"/>
             </w:rPr>
           </w:pPr>
-          <w:hyperlink w:anchor="_Toc225519294" w:history="1">
+          <w:hyperlink w:anchor="_Toc225586687" w:history="1">
             <w:r>
               <w:rPr>
                 <w:rStyle w:val="Hypertextovodkaz"/>
@@ -1993,7 +1353,7 @@
                 <w:noProof/>
                 <w:webHidden/>
               </w:rPr>
-              <w:instrText xml:space="preserve"> PAGEREF _Toc225519294 \h </w:instrText>
+              <w:instrText xml:space="preserve"> PAGEREF _Toc225586687 \h </w:instrText>
             </w:r>
             <w:r>
               <w:rPr>
@@ -2042,7 +1402,7 @@
               <w14:ligatures w14:val="standardContextual"/>
             </w:rPr>
           </w:pPr>
-          <w:hyperlink w:anchor="_Toc225519295" w:history="1">
+          <w:hyperlink w:anchor="_Toc225586688" w:history="1">
             <w:r>
               <w:rPr>
                 <w:rStyle w:val="Hypertextovodkaz"/>
@@ -2091,7 +1451,7 @@
                 <w:noProof/>
                 <w:webHidden/>
               </w:rPr>
-              <w:instrText xml:space="preserve"> PAGEREF _Toc225519295 \h </w:instrText>
+              <w:instrText xml:space="preserve"> PAGEREF _Toc225586688 \h </w:instrText>
             </w:r>
             <w:r>
               <w:rPr>
@@ -2140,7 +1500,7 @@
               <w14:ligatures w14:val="standardContextual"/>
             </w:rPr>
           </w:pPr>
-          <w:hyperlink w:anchor="_Toc225519296" w:history="1">
+          <w:hyperlink w:anchor="_Toc225586689" w:history="1">
             <w:r>
               <w:rPr>
                 <w:rStyle w:val="Hypertextovodkaz"/>
@@ -2189,7 +1549,7 @@
                 <w:noProof/>
                 <w:webHidden/>
               </w:rPr>
-              <w:instrText xml:space="preserve"> PAGEREF _Toc225519296 \h </w:instrText>
+              <w:instrText xml:space="preserve"> PAGEREF _Toc225586689 \h </w:instrText>
             </w:r>
             <w:r>
               <w:rPr>
@@ -2236,7 +1596,7 @@
               <w14:ligatures w14:val="standardContextual"/>
             </w:rPr>
           </w:pPr>
-          <w:hyperlink w:anchor="_Toc225519297" w:history="1">
+          <w:hyperlink w:anchor="_Toc225586690" w:history="1">
             <w:r>
               <w:rPr>
                 <w:rStyle w:val="Hypertextovodkaz"/>
@@ -2283,7 +1643,7 @@
                 <w:noProof/>
                 <w:webHidden/>
               </w:rPr>
-              <w:instrText xml:space="preserve"> PAGEREF _Toc225519297 \h </w:instrText>
+              <w:instrText xml:space="preserve"> PAGEREF _Toc225586690 \h </w:instrText>
             </w:r>
             <w:r>
               <w:rPr>
@@ -2330,7 +1690,7 @@
               <w14:ligatures w14:val="standardContextual"/>
             </w:rPr>
           </w:pPr>
-          <w:hyperlink w:anchor="_Toc225519298" w:history="1">
+          <w:hyperlink w:anchor="_Toc225586691" w:history="1">
             <w:r>
               <w:rPr>
                 <w:rStyle w:val="Hypertextovodkaz"/>
@@ -2377,7 +1737,7 @@
                 <w:noProof/>
                 <w:webHidden/>
               </w:rPr>
-              <w:instrText xml:space="preserve"> PAGEREF _Toc225519298 \h </w:instrText>
+              <w:instrText xml:space="preserve"> PAGEREF _Toc225586691 \h </w:instrText>
             </w:r>
             <w:r>
               <w:rPr>
@@ -2426,7 +1786,7 @@
               <w14:ligatures w14:val="standardContextual"/>
             </w:rPr>
           </w:pPr>
-          <w:hyperlink w:anchor="_Toc225519299" w:history="1">
+          <w:hyperlink w:anchor="_Toc225586692" w:history="1">
             <w:r>
               <w:rPr>
                 <w:rStyle w:val="Hypertextovodkaz"/>
@@ -2475,7 +1835,7 @@
                 <w:noProof/>
                 <w:webHidden/>
               </w:rPr>
-              <w:instrText xml:space="preserve"> PAGEREF _Toc225519299 \h </w:instrText>
+              <w:instrText xml:space="preserve"> PAGEREF _Toc225586692 \h </w:instrText>
             </w:r>
             <w:r>
               <w:rPr>
@@ -2524,7 +1884,7 @@
               <w14:ligatures w14:val="standardContextual"/>
             </w:rPr>
           </w:pPr>
-          <w:hyperlink w:anchor="_Toc225519300" w:history="1">
+          <w:hyperlink w:anchor="_Toc225586693" w:history="1">
             <w:r>
               <w:rPr>
                 <w:rStyle w:val="Hypertextovodkaz"/>
@@ -2573,7 +1933,7 @@
                 <w:noProof/>
                 <w:webHidden/>
               </w:rPr>
-              <w:instrText xml:space="preserve"> PAGEREF _Toc225519300 \h </w:instrText>
+              <w:instrText xml:space="preserve"> PAGEREF _Toc225586693 \h </w:instrText>
             </w:r>
             <w:r>
               <w:rPr>
@@ -2620,7 +1980,7 @@
               <w14:ligatures w14:val="standardContextual"/>
             </w:rPr>
           </w:pPr>
-          <w:hyperlink w:anchor="_Toc225519301" w:history="1">
+          <w:hyperlink w:anchor="_Toc225586694" w:history="1">
             <w:r>
               <w:rPr>
                 <w:rStyle w:val="Hypertextovodkaz"/>
@@ -2667,7 +2027,7 @@
                 <w:noProof/>
                 <w:webHidden/>
               </w:rPr>
-              <w:instrText xml:space="preserve"> PAGEREF _Toc225519301 \h </w:instrText>
+              <w:instrText xml:space="preserve"> PAGEREF _Toc225586694 \h </w:instrText>
             </w:r>
             <w:r>
               <w:rPr>
@@ -2714,7 +2074,7 @@
               <w14:ligatures w14:val="standardContextual"/>
             </w:rPr>
           </w:pPr>
-          <w:hyperlink w:anchor="_Toc225519302" w:history="1">
+          <w:hyperlink w:anchor="_Toc225586695" w:history="1">
             <w:r>
               <w:rPr>
                 <w:rStyle w:val="Hypertextovodkaz"/>
@@ -2761,7 +2121,7 @@
                 <w:noProof/>
                 <w:webHidden/>
               </w:rPr>
-              <w:instrText xml:space="preserve"> PAGEREF _Toc225519302 \h </w:instrText>
+              <w:instrText xml:space="preserve"> PAGEREF _Toc225586695 \h </w:instrText>
             </w:r>
             <w:r>
               <w:rPr>
@@ -2808,7 +2168,7 @@
               <w14:ligatures w14:val="standardContextual"/>
             </w:rPr>
           </w:pPr>
-          <w:hyperlink w:anchor="_Toc225519303" w:history="1">
+          <w:hyperlink w:anchor="_Toc225586696" w:history="1">
             <w:r>
               <w:rPr>
                 <w:rStyle w:val="Hypertextovodkaz"/>
@@ -2855,7 +2215,7 @@
                 <w:noProof/>
                 <w:webHidden/>
               </w:rPr>
-              <w:instrText xml:space="preserve"> PAGEREF _Toc225519303 \h </w:instrText>
+              <w:instrText xml:space="preserve"> PAGEREF _Toc225586696 \h </w:instrText>
             </w:r>
             <w:r>
               <w:rPr>
@@ -2902,7 +2262,7 @@
               <w14:ligatures w14:val="standardContextual"/>
             </w:rPr>
           </w:pPr>
-          <w:hyperlink w:anchor="_Toc225519304" w:history="1">
+          <w:hyperlink w:anchor="_Toc225586697" w:history="1">
             <w:r>
               <w:rPr>
                 <w:rStyle w:val="Hypertextovodkaz"/>
@@ -2949,7 +2309,7 @@
                 <w:noProof/>
                 <w:webHidden/>
               </w:rPr>
-              <w:instrText xml:space="preserve"> PAGEREF _Toc225519304 \h </w:instrText>
+              <w:instrText xml:space="preserve"> PAGEREF _Toc225586697 \h </w:instrText>
             </w:r>
             <w:r>
               <w:rPr>
@@ -2996,7 +2356,7 @@
               <w14:ligatures w14:val="standardContextual"/>
             </w:rPr>
           </w:pPr>
-          <w:hyperlink w:anchor="_Toc225519305" w:history="1">
+          <w:hyperlink w:anchor="_Toc225586698" w:history="1">
             <w:r>
               <w:rPr>
                 <w:rStyle w:val="Hypertextovodkaz"/>
@@ -3043,7 +2403,7 @@
                 <w:noProof/>
                 <w:webHidden/>
               </w:rPr>
-              <w:instrText xml:space="preserve"> PAGEREF _Toc225519305 \h </w:instrText>
+              <w:instrText xml:space="preserve"> PAGEREF _Toc225586698 \h </w:instrText>
             </w:r>
             <w:r>
               <w:rPr>
@@ -3092,7 +2452,7 @@
               <w14:ligatures w14:val="standardContextual"/>
             </w:rPr>
           </w:pPr>
-          <w:hyperlink w:anchor="_Toc225519306" w:history="1">
+          <w:hyperlink w:anchor="_Toc225586699" w:history="1">
             <w:r>
               <w:rPr>
                 <w:rStyle w:val="Hypertextovodkaz"/>
@@ -3141,7 +2501,7 @@
                 <w:noProof/>
                 <w:webHidden/>
               </w:rPr>
-              <w:instrText xml:space="preserve"> PAGEREF _Toc225519306 \h </w:instrText>
+              <w:instrText xml:space="preserve"> PAGEREF _Toc225586699 \h </w:instrText>
             </w:r>
             <w:r>
               <w:rPr>
@@ -3188,7 +2548,7 @@
               <w14:ligatures w14:val="standardContextual"/>
             </w:rPr>
           </w:pPr>
-          <w:hyperlink w:anchor="_Toc225519307" w:history="1">
+          <w:hyperlink w:anchor="_Toc225586700" w:history="1">
             <w:r>
               <w:rPr>
                 <w:rStyle w:val="Hypertextovodkaz"/>
@@ -3235,7 +2595,7 @@
                 <w:noProof/>
                 <w:webHidden/>
               </w:rPr>
-              <w:instrText xml:space="preserve"> PAGEREF _Toc225519307 \h </w:instrText>
+              <w:instrText xml:space="preserve"> PAGEREF _Toc225586700 \h </w:instrText>
             </w:r>
             <w:r>
               <w:rPr>
@@ -3282,7 +2642,7 @@
               <w14:ligatures w14:val="standardContextual"/>
             </w:rPr>
           </w:pPr>
-          <w:hyperlink w:anchor="_Toc225519308" w:history="1">
+          <w:hyperlink w:anchor="_Toc225586701" w:history="1">
             <w:r>
               <w:rPr>
                 <w:rStyle w:val="Hypertextovodkaz"/>
@@ -3329,7 +2689,7 @@
                 <w:noProof/>
                 <w:webHidden/>
               </w:rPr>
-              <w:instrText xml:space="preserve"> PAGEREF _Toc225519308 \h </w:instrText>
+              <w:instrText xml:space="preserve"> PAGEREF _Toc225586701 \h </w:instrText>
             </w:r>
             <w:r>
               <w:rPr>
@@ -3378,7 +2738,7 @@
               <w14:ligatures w14:val="standardContextual"/>
             </w:rPr>
           </w:pPr>
-          <w:hyperlink w:anchor="_Toc225519309" w:history="1">
+          <w:hyperlink w:anchor="_Toc225586702" w:history="1">
             <w:r>
               <w:rPr>
                 <w:rStyle w:val="Hypertextovodkaz"/>
@@ -3427,7 +2787,7 @@
                 <w:noProof/>
                 <w:webHidden/>
               </w:rPr>
-              <w:instrText xml:space="preserve"> PAGEREF _Toc225519309 \h </w:instrText>
+              <w:instrText xml:space="preserve"> PAGEREF _Toc225586702 \h </w:instrText>
             </w:r>
             <w:r>
               <w:rPr>
@@ -3476,7 +2836,7 @@
               <w14:ligatures w14:val="standardContextual"/>
             </w:rPr>
           </w:pPr>
-          <w:hyperlink w:anchor="_Toc225519310" w:history="1">
+          <w:hyperlink w:anchor="_Toc225586703" w:history="1">
             <w:r>
               <w:rPr>
                 <w:rStyle w:val="Hypertextovodkaz"/>
@@ -3525,7 +2885,7 @@
                 <w:noProof/>
                 <w:webHidden/>
               </w:rPr>
-              <w:instrText xml:space="preserve"> PAGEREF _Toc225519310 \h </w:instrText>
+              <w:instrText xml:space="preserve"> PAGEREF _Toc225586703 \h </w:instrText>
             </w:r>
             <w:r>
               <w:rPr>
@@ -3574,7 +2934,7 @@
               <w14:ligatures w14:val="standardContextual"/>
             </w:rPr>
           </w:pPr>
-          <w:hyperlink w:anchor="_Toc225519311" w:history="1">
+          <w:hyperlink w:anchor="_Toc225586704" w:history="1">
             <w:r>
               <w:rPr>
                 <w:rStyle w:val="Hypertextovodkaz"/>
@@ -3623,7 +2983,7 @@
                 <w:noProof/>
                 <w:webHidden/>
               </w:rPr>
-              <w:instrText xml:space="preserve"> PAGEREF _Toc225519311 \h </w:instrText>
+              <w:instrText xml:space="preserve"> PAGEREF _Toc225586704 \h </w:instrText>
             </w:r>
             <w:r>
               <w:rPr>
@@ -3672,7 +3032,7 @@
               <w14:ligatures w14:val="standardContextual"/>
             </w:rPr>
           </w:pPr>
-          <w:hyperlink w:anchor="_Toc225519312" w:history="1">
+          <w:hyperlink w:anchor="_Toc225586705" w:history="1">
             <w:r>
               <w:rPr>
                 <w:rStyle w:val="Hypertextovodkaz"/>
@@ -3721,7 +3081,7 @@
                 <w:noProof/>
                 <w:webHidden/>
               </w:rPr>
-              <w:instrText xml:space="preserve"> PAGEREF _Toc225519312 \h </w:instrText>
+              <w:instrText xml:space="preserve"> PAGEREF _Toc225586705 \h </w:instrText>
             </w:r>
             <w:r>
               <w:rPr>
@@ -3768,7 +3128,7 @@
               <w14:ligatures w14:val="standardContextual"/>
             </w:rPr>
           </w:pPr>
-          <w:hyperlink w:anchor="_Toc225519313" w:history="1">
+          <w:hyperlink w:anchor="_Toc225586706" w:history="1">
             <w:r>
               <w:rPr>
                 <w:rStyle w:val="Hypertextovodkaz"/>
@@ -3815,7 +3175,7 @@
                 <w:noProof/>
                 <w:webHidden/>
               </w:rPr>
-              <w:instrText xml:space="preserve"> PAGEREF _Toc225519313 \h </w:instrText>
+              <w:instrText xml:space="preserve"> PAGEREF _Toc225586706 \h </w:instrText>
             </w:r>
             <w:r>
               <w:rPr>
@@ -3864,7 +3224,7 @@
               <w14:ligatures w14:val="standardContextual"/>
             </w:rPr>
           </w:pPr>
-          <w:hyperlink w:anchor="_Toc225519314" w:history="1">
+          <w:hyperlink w:anchor="_Toc225586707" w:history="1">
             <w:r>
               <w:rPr>
                 <w:rStyle w:val="Hypertextovodkaz"/>
@@ -3913,7 +3273,7 @@
                 <w:noProof/>
                 <w:webHidden/>
               </w:rPr>
-              <w:instrText xml:space="preserve"> PAGEREF _Toc225519314 \h </w:instrText>
+              <w:instrText xml:space="preserve"> PAGEREF _Toc225586707 \h </w:instrText>
             </w:r>
             <w:r>
               <w:rPr>
@@ -3960,7 +3320,7 @@
               <w14:ligatures w14:val="standardContextual"/>
             </w:rPr>
           </w:pPr>
-          <w:hyperlink w:anchor="_Toc225519315" w:history="1">
+          <w:hyperlink w:anchor="_Toc225586708" w:history="1">
             <w:r>
               <w:rPr>
                 <w:rStyle w:val="Hypertextovodkaz"/>
@@ -4017,7 +3377,7 @@
                 <w:noProof/>
                 <w:webHidden/>
               </w:rPr>
-              <w:instrText xml:space="preserve"> PAGEREF _Toc225519315 \h </w:instrText>
+              <w:instrText xml:space="preserve"> PAGEREF _Toc225586708 \h </w:instrText>
             </w:r>
             <w:r>
               <w:rPr>
@@ -4064,7 +3424,7 @@
               <w14:ligatures w14:val="standardContextual"/>
             </w:rPr>
           </w:pPr>
-          <w:hyperlink w:anchor="_Toc225519316" w:history="1">
+          <w:hyperlink w:anchor="_Toc225586709" w:history="1">
             <w:r>
               <w:rPr>
                 <w:rStyle w:val="Hypertextovodkaz"/>
@@ -4111,7 +3471,7 @@
                 <w:noProof/>
                 <w:webHidden/>
               </w:rPr>
-              <w:instrText xml:space="preserve"> PAGEREF _Toc225519316 \h </w:instrText>
+              <w:instrText xml:space="preserve"> PAGEREF _Toc225586709 \h </w:instrText>
             </w:r>
             <w:r>
               <w:rPr>
@@ -4160,7 +3520,7 @@
               <w14:ligatures w14:val="standardContextual"/>
             </w:rPr>
           </w:pPr>
-          <w:hyperlink w:anchor="_Toc225519317" w:history="1">
+          <w:hyperlink w:anchor="_Toc225586710" w:history="1">
             <w:r>
               <w:rPr>
                 <w:rStyle w:val="Hypertextovodkaz"/>
@@ -4209,7 +3569,7 @@
                 <w:noProof/>
                 <w:webHidden/>
               </w:rPr>
-              <w:instrText xml:space="preserve"> PAGEREF _Toc225519317 \h </w:instrText>
+              <w:instrText xml:space="preserve"> PAGEREF _Toc225586710 \h </w:instrText>
             </w:r>
             <w:r>
               <w:rPr>
@@ -4258,7 +3618,7 @@
               <w14:ligatures w14:val="standardContextual"/>
             </w:rPr>
           </w:pPr>
-          <w:hyperlink w:anchor="_Toc225519318" w:history="1">
+          <w:hyperlink w:anchor="_Toc225586711" w:history="1">
             <w:r>
               <w:rPr>
                 <w:rStyle w:val="Hypertextovodkaz"/>
@@ -4307,7 +3667,7 @@
                 <w:noProof/>
                 <w:webHidden/>
               </w:rPr>
-              <w:instrText xml:space="preserve"> PAGEREF _Toc225519318 \h </w:instrText>
+              <w:instrText xml:space="preserve"> PAGEREF _Toc225586711 \h </w:instrText>
             </w:r>
             <w:r>
               <w:rPr>
@@ -4356,7 +3716,7 @@
               <w14:ligatures w14:val="standardContextual"/>
             </w:rPr>
           </w:pPr>
-          <w:hyperlink w:anchor="_Toc225519319" w:history="1">
+          <w:hyperlink w:anchor="_Toc225586712" w:history="1">
             <w:r>
               <w:rPr>
                 <w:rStyle w:val="Hypertextovodkaz"/>
@@ -4405,7 +3765,7 @@
                 <w:noProof/>
                 <w:webHidden/>
               </w:rPr>
-              <w:instrText xml:space="preserve"> PAGEREF _Toc225519319 \h </w:instrText>
+              <w:instrText xml:space="preserve"> PAGEREF _Toc225586712 \h </w:instrText>
             </w:r>
             <w:r>
               <w:rPr>
@@ -4452,7 +3812,7 @@
               <w14:ligatures w14:val="standardContextual"/>
             </w:rPr>
           </w:pPr>
-          <w:hyperlink w:anchor="_Toc225519320" w:history="1">
+          <w:hyperlink w:anchor="_Toc225586713" w:history="1">
             <w:r>
               <w:rPr>
                 <w:rStyle w:val="Hypertextovodkaz"/>
@@ -4499,7 +3859,7 @@
                 <w:noProof/>
                 <w:webHidden/>
               </w:rPr>
-              <w:instrText xml:space="preserve"> PAGEREF _Toc225519320 \h </w:instrText>
+              <w:instrText xml:space="preserve"> PAGEREF _Toc225586713 \h </w:instrText>
             </w:r>
             <w:r>
               <w:rPr>
@@ -4548,7 +3908,7 @@
               <w14:ligatures w14:val="standardContextual"/>
             </w:rPr>
           </w:pPr>
-          <w:hyperlink w:anchor="_Toc225519321" w:history="1">
+          <w:hyperlink w:anchor="_Toc225586714" w:history="1">
             <w:r>
               <w:rPr>
                 <w:rStyle w:val="Hypertextovodkaz"/>
@@ -4597,7 +3957,7 @@
                 <w:noProof/>
                 <w:webHidden/>
               </w:rPr>
-              <w:instrText xml:space="preserve"> PAGEREF _Toc225519321 \h </w:instrText>
+              <w:instrText xml:space="preserve"> PAGEREF _Toc225586714 \h </w:instrText>
             </w:r>
             <w:r>
               <w:rPr>
@@ -4644,7 +4004,7 @@
               <w14:ligatures w14:val="standardContextual"/>
             </w:rPr>
           </w:pPr>
-          <w:hyperlink w:anchor="_Toc225519322" w:history="1">
+          <w:hyperlink w:anchor="_Toc225586715" w:history="1">
             <w:r>
               <w:rPr>
                 <w:rStyle w:val="Hypertextovodkaz"/>
@@ -4691,7 +4051,7 @@
                 <w:noProof/>
                 <w:webHidden/>
               </w:rPr>
-              <w:instrText xml:space="preserve"> PAGEREF _Toc225519322 \h </w:instrText>
+              <w:instrText xml:space="preserve"> PAGEREF _Toc225586715 \h </w:instrText>
             </w:r>
             <w:r>
               <w:rPr>
@@ -4738,7 +4098,7 @@
               <w14:ligatures w14:val="standardContextual"/>
             </w:rPr>
           </w:pPr>
-          <w:hyperlink w:anchor="_Toc225519323" w:history="1">
+          <w:hyperlink w:anchor="_Toc225586716" w:history="1">
             <w:r>
               <w:rPr>
                 <w:rStyle w:val="Hypertextovodkaz"/>
@@ -4785,7 +4145,7 @@
                 <w:noProof/>
                 <w:webHidden/>
               </w:rPr>
-              <w:instrText xml:space="preserve"> PAGEREF _Toc225519323 \h </w:instrText>
+              <w:instrText xml:space="preserve"> PAGEREF _Toc225586716 \h </w:instrText>
             </w:r>
             <w:r>
               <w:rPr>
@@ -4832,7 +4192,7 @@
               <w14:ligatures w14:val="standardContextual"/>
             </w:rPr>
           </w:pPr>
-          <w:hyperlink w:anchor="_Toc225519324" w:history="1">
+          <w:hyperlink w:anchor="_Toc225586717" w:history="1">
             <w:r>
               <w:rPr>
                 <w:rStyle w:val="Hypertextovodkaz"/>
@@ -4879,7 +4239,7 @@
                 <w:noProof/>
                 <w:webHidden/>
               </w:rPr>
-              <w:instrText xml:space="preserve"> PAGEREF _Toc225519324 \h </w:instrText>
+              <w:instrText xml:space="preserve"> PAGEREF _Toc225586717 \h </w:instrText>
             </w:r>
             <w:r>
               <w:rPr>
@@ -4928,7 +4288,7 @@
               <w14:ligatures w14:val="standardContextual"/>
             </w:rPr>
           </w:pPr>
-          <w:hyperlink w:anchor="_Toc225519325" w:history="1">
+          <w:hyperlink w:anchor="_Toc225586718" w:history="1">
             <w:r>
               <w:rPr>
                 <w:rStyle w:val="Hypertextovodkaz"/>
@@ -4977,7 +4337,7 @@
                 <w:noProof/>
                 <w:webHidden/>
               </w:rPr>
-              <w:instrText xml:space="preserve"> PAGEREF _Toc225519325 \h </w:instrText>
+              <w:instrText xml:space="preserve"> PAGEREF _Toc225586718 \h </w:instrText>
             </w:r>
             <w:r>
               <w:rPr>
@@ -5024,7 +4384,7 @@
               <w14:ligatures w14:val="standardContextual"/>
             </w:rPr>
           </w:pPr>
-          <w:hyperlink w:anchor="_Toc225519326" w:history="1">
+          <w:hyperlink w:anchor="_Toc225586719" w:history="1">
             <w:r>
               <w:rPr>
                 <w:rStyle w:val="Hypertextovodkaz"/>
@@ -5071,7 +4431,7 @@
                 <w:noProof/>
                 <w:webHidden/>
               </w:rPr>
-              <w:instrText xml:space="preserve"> PAGEREF _Toc225519326 \h </w:instrText>
+              <w:instrText xml:space="preserve"> PAGEREF _Toc225586719 \h </w:instrText>
             </w:r>
             <w:r>
               <w:rPr>
@@ -5118,7 +4478,7 @@
               <w14:ligatures w14:val="standardContextual"/>
             </w:rPr>
           </w:pPr>
-          <w:hyperlink w:anchor="_Toc225519327" w:history="1">
+          <w:hyperlink w:anchor="_Toc225586720" w:history="1">
             <w:r>
               <w:rPr>
                 <w:rStyle w:val="Hypertextovodkaz"/>
@@ -5165,7 +4525,7 @@
                 <w:noProof/>
                 <w:webHidden/>
               </w:rPr>
-              <w:instrText xml:space="preserve"> PAGEREF _Toc225519327 \h </w:instrText>
+              <w:instrText xml:space="preserve"> PAGEREF _Toc225586720 \h </w:instrText>
             </w:r>
             <w:r>
               <w:rPr>
@@ -5212,7 +4572,7 @@
               <w14:ligatures w14:val="standardContextual"/>
             </w:rPr>
           </w:pPr>
-          <w:hyperlink w:anchor="_Toc225519328" w:history="1">
+          <w:hyperlink w:anchor="_Toc225586721" w:history="1">
             <w:r>
               <w:rPr>
                 <w:rStyle w:val="Hypertextovodkaz"/>
@@ -5259,7 +4619,7 @@
                 <w:noProof/>
                 <w:webHidden/>
               </w:rPr>
-              <w:instrText xml:space="preserve"> PAGEREF _Toc225519328 \h </w:instrText>
+              <w:instrText xml:space="preserve"> PAGEREF _Toc225586721 \h </w:instrText>
             </w:r>
             <w:r>
               <w:rPr>
@@ -5306,7 +4666,7 @@
               <w14:ligatures w14:val="standardContextual"/>
             </w:rPr>
           </w:pPr>
-          <w:hyperlink w:anchor="_Toc225519329" w:history="1">
+          <w:hyperlink w:anchor="_Toc225586722" w:history="1">
             <w:r>
               <w:rPr>
                 <w:rStyle w:val="Hypertextovodkaz"/>
@@ -5353,7 +4713,7 @@
                 <w:noProof/>
                 <w:webHidden/>
               </w:rPr>
-              <w:instrText xml:space="preserve"> PAGEREF _Toc225519329 \h </w:instrText>
+              <w:instrText xml:space="preserve"> PAGEREF _Toc225586722 \h </w:instrText>
             </w:r>
             <w:r>
               <w:rPr>
@@ -5400,7 +4760,7 @@
               <w14:ligatures w14:val="standardContextual"/>
             </w:rPr>
           </w:pPr>
-          <w:hyperlink w:anchor="_Toc225519330" w:history="1">
+          <w:hyperlink w:anchor="_Toc225586723" w:history="1">
             <w:r>
               <w:rPr>
                 <w:rStyle w:val="Hypertextovodkaz"/>
@@ -5447,7 +4807,7 @@
                 <w:noProof/>
                 <w:webHidden/>
               </w:rPr>
-              <w:instrText xml:space="preserve"> PAGEREF _Toc225519330 \h </w:instrText>
+              <w:instrText xml:space="preserve"> PAGEREF _Toc225586723 \h </w:instrText>
             </w:r>
             <w:r>
               <w:rPr>
@@ -5495,7 +4855,7 @@
               <w14:ligatures w14:val="standardContextual"/>
             </w:rPr>
           </w:pPr>
-          <w:hyperlink w:anchor="_Toc225519331" w:history="1">
+          <w:hyperlink w:anchor="_Toc225586724" w:history="1">
             <w:r>
               <w:rPr>
                 <w:rStyle w:val="Hypertextovodkaz"/>
@@ -5523,7 +4883,7 @@
                 <w:noProof/>
                 <w:webHidden/>
               </w:rPr>
-              <w:instrText xml:space="preserve"> PAGEREF _Toc225519331 \h </w:instrText>
+              <w:instrText xml:space="preserve"> PAGEREF _Toc225586724 \h </w:instrText>
             </w:r>
             <w:r>
               <w:rPr>
@@ -5571,7 +4931,7 @@
               <w14:ligatures w14:val="standardContextual"/>
             </w:rPr>
           </w:pPr>
-          <w:hyperlink w:anchor="_Toc225519332" w:history="1">
+          <w:hyperlink w:anchor="_Toc225586725" w:history="1">
             <w:r>
               <w:rPr>
                 <w:rStyle w:val="Hypertextovodkaz"/>
@@ -5599,7 +4959,7 @@
                 <w:noProof/>
                 <w:webHidden/>
               </w:rPr>
-              <w:instrText xml:space="preserve"> PAGEREF _Toc225519332 \h </w:instrText>
+              <w:instrText xml:space="preserve"> PAGEREF _Toc225586725 \h </w:instrText>
             </w:r>
             <w:r>
               <w:rPr>
@@ -5647,7 +5007,7 @@
               <w14:ligatures w14:val="standardContextual"/>
             </w:rPr>
           </w:pPr>
-          <w:hyperlink w:anchor="_Toc225519333" w:history="1">
+          <w:hyperlink w:anchor="_Toc225586726" w:history="1">
             <w:r>
               <w:rPr>
                 <w:rStyle w:val="Hypertextovodkaz"/>
@@ -5675,7 +5035,7 @@
                 <w:noProof/>
                 <w:webHidden/>
               </w:rPr>
-              <w:instrText xml:space="preserve"> PAGEREF _Toc225519333 \h </w:instrText>
+              <w:instrText xml:space="preserve"> PAGEREF _Toc225586726 \h </w:instrText>
             </w:r>
             <w:r>
               <w:rPr>
@@ -5723,7 +5083,7 @@
               <w14:ligatures w14:val="standardContextual"/>
             </w:rPr>
           </w:pPr>
-          <w:hyperlink w:anchor="_Toc225519334" w:history="1">
+          <w:hyperlink w:anchor="_Toc225586727" w:history="1">
             <w:r>
               <w:rPr>
                 <w:rStyle w:val="Hypertextovodkaz"/>
@@ -5751,7 +5111,7 @@
                 <w:noProof/>
                 <w:webHidden/>
               </w:rPr>
-              <w:instrText xml:space="preserve"> PAGEREF _Toc225519334 \h </w:instrText>
+              <w:instrText xml:space="preserve"> PAGEREF _Toc225586727 \h </w:instrText>
             </w:r>
             <w:r>
               <w:rPr>
@@ -5799,7 +5159,7 @@
               <w14:ligatures w14:val="standardContextual"/>
             </w:rPr>
           </w:pPr>
-          <w:hyperlink w:anchor="_Toc225519335" w:history="1">
+          <w:hyperlink w:anchor="_Toc225586728" w:history="1">
             <w:r>
               <w:rPr>
                 <w:rStyle w:val="Hypertextovodkaz"/>
@@ -5827,7 +5187,7 @@
                 <w:noProof/>
                 <w:webHidden/>
               </w:rPr>
-              <w:instrText xml:space="preserve"> PAGEREF _Toc225519335 \h </w:instrText>
+              <w:instrText xml:space="preserve"> PAGEREF _Toc225586728 \h </w:instrText>
             </w:r>
             <w:r>
               <w:rPr>
@@ -5903,7 +5263,7 @@
       <w:bookmarkStart w:id="16" w:name="_Toc145263657"/>
       <w:bookmarkStart w:id="17" w:name="_Toc144753388"/>
       <w:bookmarkStart w:id="18" w:name="_Toc413407057"/>
-      <w:bookmarkStart w:id="19" w:name="_Toc225519288"/>
+      <w:bookmarkStart w:id="19" w:name="_Toc225586681"/>
       <w:r>
         <w:lastRenderedPageBreak/>
         <w:t>Ú</w:t>
@@ -5929,15 +5289,7 @@
         <w:spacing w:before="0"/>
       </w:pPr>
       <w:r>
-        <w:t xml:space="preserve">Měření přesného času je v dnešní době nezbytností pro běh většiny technologických i společenských procesů. S rozvojem </w:t>
-      </w:r>
-      <w:proofErr w:type="spellStart"/>
-      <w:r>
-        <w:t>mikrokontrolérů</w:t>
-      </w:r>
-      <w:proofErr w:type="spellEnd"/>
-      <w:r>
-        <w:t xml:space="preserve"> a dostupných elektronických modulů se otevírá široká škála možností pro konstrukci vlastních zařízení. Tato maturitní práce si klade za cíl navrhnout, </w:t>
+        <w:t xml:space="preserve">Měření přesného času je v dnešní době nezbytností pro běh většiny technologických i společenských procesů. S rozvojem mikrokontrolérů a dostupných elektronických modulů se otevírá široká škála možností pro konstrukci vlastních zařízení. Tato maturitní práce si klade za cíl navrhnout, </w:t>
       </w:r>
       <w:r>
         <w:t xml:space="preserve">naprogramovat a sestavit </w:t>
@@ -5951,7 +5303,13 @@
         <w:spacing w:before="0"/>
       </w:pPr>
       <w:r>
-        <w:t>Důvodem pro volbu tohoto tématu byla snaha aplikovat teoretické poznatky z oblasti programování a elektroniky na komplexním praktickém projektu. Zařízení je navrženo tak, aby primárně využívalo modul reálného času pro běžný chod, avšak při každém spuštění či výpadku napájení se pokusilo o synchronizaci s</w:t>
+        <w:t xml:space="preserve">Důvodem pro volbu tohoto tématu byla snaha aplikovat teoretické </w:t>
+      </w:r>
+      <w:r>
+        <w:t>znalosti</w:t>
+      </w:r>
+      <w:r>
+        <w:t xml:space="preserve"> z oblasti programování a elektroniky na komplexním praktickém projektu. Zařízení je navrženo tak, aby primárně využívalo modul reálného času pro běžný chod, avšak při každém spuštění či výpadku napájení se pokusilo o synchronizaci s</w:t>
       </w:r>
       <w:r>
         <w:t> </w:t>
@@ -5968,13 +5326,8 @@
       <w:r>
         <w:t xml:space="preserve">města </w:t>
       </w:r>
-      <w:proofErr w:type="spellStart"/>
-      <w:r>
-        <w:t>Mainflingen</w:t>
-      </w:r>
-      <w:proofErr w:type="spellEnd"/>
-      <w:r>
-        <w:t>.</w:t>
+      <w:r>
+        <w:t>Mainflingen.</w:t>
       </w:r>
     </w:p>
     <w:p>
@@ -5982,15 +5335,7 @@
         <w:spacing w:before="0"/>
       </w:pPr>
       <w:r>
-        <w:t xml:space="preserve">První část práce je věnována teoretické rešerši problematiky. Zahrnuje analýzu vysílání signálu DCF77 a popis komunikace po sběrnici I2C. Druhá kapitola detailně popisuje návrh hardwaru, výběr jednotlivých komponent a jejich vzájemné propojení, které bylo ověřeno pomocí simulátoru </w:t>
-      </w:r>
-      <w:proofErr w:type="spellStart"/>
-      <w:r>
-        <w:t>Wokwi</w:t>
-      </w:r>
-      <w:proofErr w:type="spellEnd"/>
-      <w:r>
-        <w:t>. Třetí kapitola se zabývá architekturou softwaru, stavovým automatem pro obsluhu uživatelského menu a implementací příslušných knihoven. V poslední části je popsána fyzická realizace na nepájivém poli a proces testování.</w:t>
+        <w:t>První část práce je věnována teoretické rešerši problematiky. Zahrnuje analýzu vysílání signálu DCF77 a popis komunikace po sběrnici I2C. Druhá kapitola detailně popisuje návrh hardwaru, výběr jednotlivých komponent a jejich vzájemné propojení, které bylo ověřeno pomocí simulátoru Wokwi. Třetí kapitola se zabývá architekturou softwaru, stavovým automatem pro obsluhu uživatelského menu a implementací příslušných knihoven. V poslední části je popsána fyzická realizace na nepájivém poli a proces testování.</w:t>
       </w:r>
     </w:p>
     <w:p>
@@ -6006,7 +5351,7 @@
         <w:pStyle w:val="Nadpis1"/>
         <w:spacing w:before="0" w:line="360" w:lineRule="auto"/>
       </w:pPr>
-      <w:bookmarkStart w:id="20" w:name="_Toc225519289"/>
+      <w:bookmarkStart w:id="20" w:name="_Toc225586682"/>
       <w:r>
         <w:lastRenderedPageBreak/>
         <w:t>Teoretická část</w:t>
@@ -6027,16 +5372,11 @@
         <w:spacing w:before="0" w:line="360" w:lineRule="auto"/>
         <w:ind w:left="0"/>
       </w:pPr>
-      <w:bookmarkStart w:id="21" w:name="_Toc225519290"/>
-      <w:r>
-        <w:t xml:space="preserve">Principy měření času a </w:t>
-      </w:r>
-      <w:proofErr w:type="spellStart"/>
-      <w:r>
-        <w:t>mikrokontrolérů</w:t>
+      <w:bookmarkStart w:id="21" w:name="_Toc225586683"/>
+      <w:r>
+        <w:t>Principy měření času a mikrokontrolérů</w:t>
       </w:r>
       <w:bookmarkEnd w:id="21"/>
-      <w:proofErr w:type="spellEnd"/>
     </w:p>
     <w:p>
       <w:pPr>
@@ -6057,15 +5397,7 @@
       <w:bookmarkStart w:id="32" w:name="_Toc145265958"/>
       <w:bookmarkStart w:id="33" w:name="_Toc145266554"/>
       <w:r>
-        <w:t xml:space="preserve">Většina moderních elektronických systémů a </w:t>
-      </w:r>
-      <w:proofErr w:type="spellStart"/>
-      <w:r>
-        <w:t>mikrokontrolérů</w:t>
-      </w:r>
-      <w:proofErr w:type="spellEnd"/>
-      <w:r>
-        <w:t xml:space="preserve"> spoléhá při určování času na krystalové oscilátory. Krystalový oscilátor využívá piezoelektrického jevu krystalového výbrusu (nejčastěji křemene), který při přiložení střídavého elektrického napětí mechanicky rezonuje na vysoce stabilní frekvenci. Standardní hodinové krystaly rezonují na frekvenci 32 768 Hz. Tato hodnota je zvolena záměrně, neboť odpovídá hodnotě </w:t>
+        <w:t xml:space="preserve">Většina moderních elektronických systémů a mikrokontrolérů spoléhá při určování času na krystalové oscilátory. Krystalový oscilátor využívá piezoelektrického jevu krystalového výbrusu (nejčastěji křemene), který při přiložení střídavého elektrického napětí mechanicky rezonuje na vysoce stabilní frekvenci. Standardní hodinové krystaly rezonují na frekvenci 32 768 Hz. Tato hodnota je zvolena záměrně, neboť odpovídá hodnotě </w:t>
       </w:r>
       <w:r>
         <w:rPr>
@@ -6083,21 +5415,8 @@
         <w:spacing w:before="0" w:beforeAutospacing="0" w:line="360" w:lineRule="auto"/>
         <w:jc w:val="both"/>
       </w:pPr>
-      <w:proofErr w:type="spellStart"/>
-      <w:r>
-        <w:t>Mikrokontroléry</w:t>
-      </w:r>
-      <w:proofErr w:type="spellEnd"/>
-      <w:r>
-        <w:t xml:space="preserve">, jako je například čip ATmega328P využívaný na vývojových deskách </w:t>
-      </w:r>
-      <w:proofErr w:type="spellStart"/>
-      <w:r>
-        <w:t>Arduino</w:t>
-      </w:r>
-      <w:proofErr w:type="spellEnd"/>
-      <w:r>
-        <w:t>, disponují vlastními časovači a čítači</w:t>
+      <w:r>
+        <w:t>Mikrokontroléry, jako je například čip ATmega328P využívaný na vývojových deskách Arduino, disponují vlastními časovači a čítači</w:t>
       </w:r>
       <w:r>
         <w:t xml:space="preserve"> </w:t>
@@ -6123,8 +5442,6 @@
       <w:r>
         <w:t xml:space="preserve">. Přestože lze tyto interní časovače softwarově využít pro měření času (například pomocí funkce </w:t>
       </w:r>
-      <w:proofErr w:type="spellStart"/>
-      <w:proofErr w:type="gramStart"/>
       <w:r>
         <w:rPr>
           <w:rStyle w:val="KdHTML"/>
@@ -6132,38 +5449,10 @@
           <w:sz w:val="24"/>
           <w:szCs w:val="24"/>
         </w:rPr>
-        <w:t>millis</w:t>
-      </w:r>
-      <w:proofErr w:type="spellEnd"/>
-      <w:r>
-        <w:rPr>
-          <w:rStyle w:val="KdHTML"/>
-          <w:rFonts w:ascii="Times New Roman" w:eastAsiaTheme="minorEastAsia" w:hAnsi="Times New Roman" w:cs="Times New Roman"/>
-          <w:sz w:val="24"/>
-          <w:szCs w:val="24"/>
-        </w:rPr>
-        <w:t>(</w:t>
-      </w:r>
-      <w:proofErr w:type="gramEnd"/>
-      <w:r>
-        <w:rPr>
-          <w:rStyle w:val="KdHTML"/>
-          <w:rFonts w:ascii="Times New Roman" w:eastAsiaTheme="minorEastAsia" w:hAnsi="Times New Roman" w:cs="Times New Roman"/>
-          <w:sz w:val="24"/>
-          <w:szCs w:val="24"/>
-        </w:rPr>
-        <w:t>)</w:t>
-      </w:r>
-      <w:r>
-        <w:t xml:space="preserve">), pro konstrukci reálných hodin je tento přístup nevhodný. Interní oscilátory </w:t>
-      </w:r>
-      <w:proofErr w:type="spellStart"/>
-      <w:r>
-        <w:t>mikrokontrolérů</w:t>
-      </w:r>
-      <w:proofErr w:type="spellEnd"/>
-      <w:r>
-        <w:t xml:space="preserve"> jsou náchylné na teplotní změny a jejich odchylka může činit i několik minut za den. Zásadním problémem je rovněž ztráta časové informace při výpadku napájení či resetu systému. Z těchto důvodů je v praxi nezbytné využívat dedikované obvody reálného času (RTC) a externí metody synchronizace.</w:t>
+        <w:t>millis()</w:t>
+      </w:r>
+      <w:r>
+        <w:t>), pro konstrukci reálných hodin je tento přístup nevhodný. Interní oscilátory mikrokontrolérů jsou náchylné na teplotní změny a jejich odchylka může činit i několik minut za den. Zásadním problémem je rovněž ztráta časové informace při výpadku napájení či resetu systému. Z těchto důvodů je v praxi nezbytné využívat dedikované obvody reálného času (RTC) a externí metody synchronizace.</w:t>
       </w:r>
     </w:p>
     <w:p>
@@ -6175,7 +5464,7 @@
           <w:rFonts w:eastAsiaTheme="minorEastAsia"/>
         </w:rPr>
       </w:pPr>
-      <w:bookmarkStart w:id="34" w:name="_Toc225519291"/>
+      <w:bookmarkStart w:id="34" w:name="_Toc225586684"/>
       <w:bookmarkEnd w:id="22"/>
       <w:bookmarkEnd w:id="23"/>
       <w:bookmarkEnd w:id="24"/>
@@ -6214,15 +5503,7 @@
       <w:bookmarkStart w:id="45" w:name="_Toc145265959"/>
       <w:bookmarkStart w:id="46" w:name="_Toc145266555"/>
       <w:r>
-        <w:t xml:space="preserve">Pro zajištění maximální přesnosti lokálního běhu času byl v projektu zvolen modul reálného času DS3231. Jedná se o vysoce přesný I2C obvod, který primárně slouží k nezávislému počítání sekund, minut, hodin, dnů, měsíců a let, a to i v případě, že je hlavní řídicí </w:t>
-      </w:r>
-      <w:proofErr w:type="spellStart"/>
-      <w:r>
-        <w:t>mikrokontrolér</w:t>
-      </w:r>
-      <w:proofErr w:type="spellEnd"/>
-      <w:r>
-        <w:t xml:space="preserve"> odpojen od zdroje energie</w:t>
+        <w:t>Pro zajištění maximální přesnosti lokálního běhu času byl v projektu zvolen modul reálného času DS3231. Jedná se o vysoce přesný I2C obvod, který primárně slouží k nezávislému počítání sekund, minut, hodin, dnů, měsíců a let, a to i v případě, že je hlavní řídicí mikrokontrolér odpojen od zdroje energie</w:t>
       </w:r>
       <w:r>
         <w:fldChar w:fldCharType="begin"/>
@@ -6243,15 +5524,7 @@
         <w:fldChar w:fldCharType="end"/>
       </w:r>
       <w:r>
-        <w:t xml:space="preserve">. Uchování dat je zajištěno pomocí záložní </w:t>
-      </w:r>
-      <w:proofErr w:type="gramStart"/>
-      <w:r>
-        <w:t>3V</w:t>
-      </w:r>
-      <w:proofErr w:type="gramEnd"/>
-      <w:r>
-        <w:t xml:space="preserve"> knoflíkové baterie (nejčastěji typu CR2032).</w:t>
+        <w:t>. Uchování dat je zajištěno pomocí záložní 3V knoflíkové baterie (nejčastěji typu CR2032).</w:t>
       </w:r>
     </w:p>
     <w:p>
@@ -6261,68 +5534,7 @@
       </w:pPr>
       <w:r>
         <w:lastRenderedPageBreak/>
-        <w:t>Hlavní technologickou výhodou obvodu DS3231 oproti levnějším variantám (např. DS1307) je integrace teplotně kompenzovaného krystalového oscilátoru (</w:t>
-      </w:r>
-      <w:proofErr w:type="gramStart"/>
-      <w:r>
-        <w:t xml:space="preserve">TCXO - </w:t>
-      </w:r>
-      <w:proofErr w:type="spellStart"/>
-      <w:r>
-        <w:t>Temperature</w:t>
-      </w:r>
-      <w:proofErr w:type="spellEnd"/>
-      <w:proofErr w:type="gramEnd"/>
-      <w:r>
-        <w:t xml:space="preserve"> </w:t>
-      </w:r>
-      <w:proofErr w:type="spellStart"/>
-      <w:r>
-        <w:t>Compensated</w:t>
-      </w:r>
-      <w:proofErr w:type="spellEnd"/>
-      <w:r>
-        <w:t xml:space="preserve"> </w:t>
-      </w:r>
-      <w:proofErr w:type="spellStart"/>
-      <w:r>
-        <w:t>Crystal</w:t>
-      </w:r>
-      <w:proofErr w:type="spellEnd"/>
-      <w:r>
-        <w:t xml:space="preserve"> </w:t>
-      </w:r>
-      <w:proofErr w:type="spellStart"/>
-      <w:r>
-        <w:t>Oscillator</w:t>
-      </w:r>
-      <w:proofErr w:type="spellEnd"/>
-      <w:r>
-        <w:t xml:space="preserve">). Rezonanční frekvence křemenných krystalů je přirozeně závislá na okolní teplotě, což způsobuje drift (zpožďování nebo zrychlování) času. Čip DS3231 obsahuje integrovaný teplotní senzor, který neustále měří teplotu pouzdra a pomocí sítě interních kondenzátorů upravuje kapacitní zátěž krystalu. Tímto mechanismem je dosaženo odchylky pouhé ±2 </w:t>
-      </w:r>
-      <w:proofErr w:type="spellStart"/>
-      <w:r>
-        <w:t>ppm</w:t>
-      </w:r>
-      <w:proofErr w:type="spellEnd"/>
-      <w:r>
-        <w:t xml:space="preserve"> (</w:t>
-      </w:r>
-      <w:proofErr w:type="spellStart"/>
-      <w:r>
-        <w:t>parts</w:t>
-      </w:r>
-      <w:proofErr w:type="spellEnd"/>
-      <w:r>
-        <w:t xml:space="preserve"> per </w:t>
-      </w:r>
-      <w:proofErr w:type="spellStart"/>
-      <w:r>
-        <w:t>million</w:t>
-      </w:r>
-      <w:proofErr w:type="spellEnd"/>
-      <w:r>
-        <w:t xml:space="preserve">) v rozsahu teplot od 0 °C do 40 °C, což v praxi </w:t>
+        <w:t xml:space="preserve">Hlavní technologickou výhodou obvodu DS3231 oproti levnějším variantám (např. DS1307) je integrace teplotně kompenzovaného krystalového oscilátoru (TCXO - Temperature Compensated Crystal Oscillator). Rezonanční frekvence křemenných krystalů je přirozeně závislá na okolní teplotě, což způsobuje drift (zpožďování nebo zrychlování) času. Čip DS3231 obsahuje integrovaný teplotní senzor, který neustále měří teplotu pouzdra a pomocí sítě interních kondenzátorů upravuje kapacitní zátěž krystalu. Tímto mechanismem je dosaženo odchylky pouhé ±2 ppm (parts per million) v rozsahu teplot od 0 °C do 40 °C, což v praxi </w:t>
       </w:r>
       <w:r>
         <w:t>znamená</w:t>
@@ -6456,7 +5668,7 @@
         <w:spacing w:before="0" w:line="360" w:lineRule="auto"/>
         <w:ind w:left="0"/>
       </w:pPr>
-      <w:bookmarkStart w:id="49" w:name="_Toc225519292"/>
+      <w:bookmarkStart w:id="49" w:name="_Toc225586685"/>
       <w:bookmarkEnd w:id="35"/>
       <w:bookmarkEnd w:id="36"/>
       <w:bookmarkEnd w:id="37"/>
@@ -6491,39 +5703,7 @@
       <w:bookmarkStart w:id="59" w:name="_Toc145265960"/>
       <w:bookmarkStart w:id="60" w:name="_Toc145266556"/>
       <w:r>
-        <w:t xml:space="preserve">Základním prvkem pro zajištění absolutní časové přesnosti hodin je synchronizace prostřednictvím rádiového signálu DCF77. Jedná se o časový standard a rozhlasovou stanici, která vysílá na dlouhých vlnách s frekvencí 77,5 kHz. Vysílač se nachází v </w:t>
-      </w:r>
-      <w:proofErr w:type="spellStart"/>
-      <w:r>
-        <w:t>Mainflingenu</w:t>
-      </w:r>
-      <w:proofErr w:type="spellEnd"/>
-      <w:r>
-        <w:t xml:space="preserve"> nedaleko Frankfurtu nad Mohanem ve Spolkové republice Německo a jeho provozovatelem je Fyzikálně-technický spolkový ústav (</w:t>
-      </w:r>
-      <w:proofErr w:type="gramStart"/>
-      <w:r>
-        <w:t xml:space="preserve">PTB - </w:t>
-      </w:r>
-      <w:proofErr w:type="spellStart"/>
-      <w:r>
-        <w:t>Physikalisch</w:t>
-      </w:r>
-      <w:proofErr w:type="gramEnd"/>
-      <w:r>
-        <w:t>-Technische</w:t>
-      </w:r>
-      <w:proofErr w:type="spellEnd"/>
-      <w:r>
-        <w:t xml:space="preserve"> </w:t>
-      </w:r>
-      <w:proofErr w:type="spellStart"/>
-      <w:r>
-        <w:t>Bundesanstalt</w:t>
-      </w:r>
-      <w:proofErr w:type="spellEnd"/>
-      <w:r>
-        <w:t>) se sídlem v</w:t>
+        <w:t>Základním prvkem pro zajištění absolutní časové přesnosti hodin je synchronizace prostřednictvím rádiového signálu DCF77. Jedná se o časový standard a rozhlasovou stanici, která vysílá na dlouhých vlnách s frekvencí 77,5 kHz. Vysílač se nachází v Mainflingenu nedaleko Frankfurtu nad Mohanem ve Spolkové republice Německo a jeho provozovatelem je Fyzikálně-technický spolkový ústav (PTB - Physikalisch-Technische Bundesanstalt) se sídlem v</w:t>
       </w:r>
       <w:r>
         <w:t> </w:t>
@@ -6680,15 +5860,10 @@
         </w:r>
       </w:fldSimple>
       <w:r>
-        <w:t xml:space="preserve"> Mapa teoretického dosahu vysílače z </w:t>
-      </w:r>
-      <w:proofErr w:type="spellStart"/>
-      <w:r>
-        <w:t>Mainflingenu</w:t>
+        <w:t xml:space="preserve"> Mapa teoretického dosahu vysílače z Mainflingenu</w:t>
       </w:r>
       <w:bookmarkEnd w:id="61"/>
       <w:bookmarkEnd w:id="62"/>
-      <w:proofErr w:type="spellEnd"/>
     </w:p>
     <w:p>
       <w:pPr>
@@ -6699,7 +5874,7 @@
           <w:rFonts w:cs="Times New Roman"/>
         </w:rPr>
       </w:pPr>
-      <w:bookmarkStart w:id="63" w:name="_Toc225519293"/>
+      <w:bookmarkStart w:id="63" w:name="_Toc225586686"/>
       <w:bookmarkEnd w:id="50"/>
       <w:bookmarkEnd w:id="51"/>
       <w:bookmarkEnd w:id="52"/>
@@ -6805,18 +5980,8 @@
           <w:b/>
           <w:bCs/>
         </w:rPr>
-        <w:t xml:space="preserve">100 </w:t>
-      </w:r>
-      <w:proofErr w:type="spellStart"/>
-      <w:r>
-        <w:rPr>
-          <w:rFonts w:cs="Times New Roman"/>
-          <w:b/>
-          <w:bCs/>
-        </w:rPr>
-        <w:t>ms</w:t>
-      </w:r>
-      <w:proofErr w:type="spellEnd"/>
+        <w:t>100 ms</w:t>
+      </w:r>
       <w:r>
         <w:rPr>
           <w:rFonts w:cs="Times New Roman"/>
@@ -6849,18 +6014,8 @@
           <w:b/>
           <w:bCs/>
         </w:rPr>
-        <w:t xml:space="preserve">200 </w:t>
-      </w:r>
-      <w:proofErr w:type="spellStart"/>
-      <w:r>
-        <w:rPr>
-          <w:rFonts w:cs="Times New Roman"/>
-          <w:b/>
-          <w:bCs/>
-        </w:rPr>
-        <w:t>ms</w:t>
-      </w:r>
-      <w:proofErr w:type="spellEnd"/>
+        <w:t>200 ms</w:t>
+      </w:r>
       <w:r>
         <w:rPr>
           <w:rFonts w:cs="Times New Roman"/>
@@ -6938,7 +6093,7 @@
           <w:noProof/>
         </w:rPr>
         <w:drawing>
-          <wp:inline distT="0" distB="0" distL="0" distR="0" wp14:anchorId="62F03AB0" wp14:editId="5FEDEBCD">
+          <wp:inline distT="0" distB="0" distL="0" distR="0" wp14:anchorId="62F03AB0" wp14:editId="60AF80E6">
             <wp:extent cx="5219700" cy="1606550"/>
             <wp:effectExtent l="0" t="0" r="0" b="0"/>
             <wp:docPr id="27260953" name="Obrázek 5" descr="Highly accurate reference frequency from DCF77 (no DCF77-DO)"/>
@@ -7142,7 +6297,7 @@
           <w:rFonts w:cs="Times New Roman"/>
         </w:rPr>
       </w:pPr>
-      <w:bookmarkStart w:id="74" w:name="_Toc225519294"/>
+      <w:bookmarkStart w:id="74" w:name="_Toc225586687"/>
       <w:bookmarkEnd w:id="64"/>
       <w:bookmarkEnd w:id="65"/>
       <w:bookmarkEnd w:id="66"/>
@@ -7155,17 +6310,9 @@
         <w:rPr>
           <w:rFonts w:cs="Times New Roman"/>
         </w:rPr>
-        <w:t xml:space="preserve">Zpracování signálu </w:t>
-      </w:r>
-      <w:proofErr w:type="spellStart"/>
-      <w:r>
-        <w:rPr>
-          <w:rFonts w:cs="Times New Roman"/>
-        </w:rPr>
-        <w:t>mikrokontrolérem</w:t>
+        <w:t>Zpracování signálu mikrokontrolérem</w:t>
       </w:r>
       <w:bookmarkEnd w:id="74"/>
-      <w:proofErr w:type="spellEnd"/>
     </w:p>
     <w:p>
       <w:pPr>
@@ -7177,51 +6324,11 @@
       </w:r>
       <w:r>
         <w:lastRenderedPageBreak/>
-        <w:t xml:space="preserve">v řádu milisekund a </w:t>
-      </w:r>
-      <w:proofErr w:type="spellStart"/>
-      <w:r>
-        <w:t>mikrokontrolér</w:t>
-      </w:r>
-      <w:proofErr w:type="spellEnd"/>
-      <w:r>
-        <w:t xml:space="preserve"> vykonává i další úkoly (např. obsluhu displeje), nelze stav pinu kontrolovat pouhým dotazováním v hlavní smyčce programu (tzv. </w:t>
-      </w:r>
-      <w:proofErr w:type="spellStart"/>
-      <w:r>
-        <w:t>polling</w:t>
-      </w:r>
-      <w:proofErr w:type="spellEnd"/>
-      <w:r>
-        <w:t xml:space="preserve">). Pro spolehlivé zachycení náběžných a sestupných hran pulzů je nutné využít hardwarové přerušení (Hardware </w:t>
-      </w:r>
-      <w:proofErr w:type="spellStart"/>
-      <w:r>
-        <w:t>Interrupt</w:t>
-      </w:r>
-      <w:proofErr w:type="spellEnd"/>
-      <w:r>
-        <w:t xml:space="preserve">). Architektura AVR na desce </w:t>
-      </w:r>
-      <w:proofErr w:type="spellStart"/>
-      <w:r>
-        <w:t>Arduino</w:t>
-      </w:r>
-      <w:proofErr w:type="spellEnd"/>
+        <w:t>v řádu milisekund a mikrokontrolér vykonává i další úkoly (např. obsluhu displeje), nelze stav pinu kontrolovat pouhým dotazováním v hlavní smyčce programu (tzv. polling). Pro spolehlivé zachycení náběžných a sestupných hran pulzů je nutné využít hardwarové přerušení (Hardware Interrupt). Architektura AVR na desce Arduino Uno/Nano podporuje vnější přerušení INT0 na digitálním pinu D2</w:t>
+      </w:r>
       <w:r>
         <w:t xml:space="preserve"> </w:t>
       </w:r>
-      <w:proofErr w:type="spellStart"/>
-      <w:r>
-        <w:t>Uno</w:t>
-      </w:r>
-      <w:proofErr w:type="spellEnd"/>
-      <w:r>
-        <w:t>/Nano podporuje vnější přerušení INT0 na digitálním pinu D2</w:t>
-      </w:r>
-      <w:r>
-        <w:t xml:space="preserve"> </w:t>
-      </w:r>
       <w:r>
         <w:fldChar w:fldCharType="begin"/>
       </w:r>
@@ -7241,36 +6348,7 @@
         <w:fldChar w:fldCharType="end"/>
       </w:r>
       <w:r>
-        <w:t>. Při změně logického stavu na tomto pinu je okamžitě pozastaven běh hlavního programu a je vyvolána rutina obsluhy přerušení (</w:t>
-      </w:r>
-      <w:proofErr w:type="gramStart"/>
-      <w:r>
-        <w:t xml:space="preserve">ISR - </w:t>
-      </w:r>
-      <w:proofErr w:type="spellStart"/>
-      <w:r>
-        <w:t>Interrupt</w:t>
-      </w:r>
-      <w:proofErr w:type="spellEnd"/>
-      <w:proofErr w:type="gramEnd"/>
-      <w:r>
-        <w:t xml:space="preserve"> </w:t>
-      </w:r>
-      <w:proofErr w:type="spellStart"/>
-      <w:r>
-        <w:t>Service</w:t>
-      </w:r>
-      <w:proofErr w:type="spellEnd"/>
-      <w:r>
-        <w:t xml:space="preserve"> </w:t>
-      </w:r>
-      <w:proofErr w:type="spellStart"/>
-      <w:r>
-        <w:t>Routine</w:t>
-      </w:r>
-      <w:proofErr w:type="spellEnd"/>
-      <w:r>
-        <w:t>), která přesně změří délku trvání pulzu v milisekundách a určí, zda byla přijata nula či jednička.</w:t>
+        <w:t>. Při změně logického stavu na tomto pinu je okamžitě pozastaven běh hlavního programu a je vyvolána rutina obsluhy přerušení (ISR - Interrupt Service Routine), která přesně změří délku trvání pulzu v milisekundách a určí, zda byla přijata nula či jednička.</w:t>
       </w:r>
     </w:p>
     <w:p>
@@ -7279,7 +6357,7 @@
         <w:spacing w:before="0" w:line="360" w:lineRule="auto"/>
         <w:ind w:left="0"/>
       </w:pPr>
-      <w:bookmarkStart w:id="75" w:name="_Toc225519295"/>
+      <w:bookmarkStart w:id="75" w:name="_Toc225586688"/>
       <w:r>
         <w:t>Sběrnice I2C</w:t>
       </w:r>
@@ -7291,31 +6369,7 @@
         <w:spacing w:before="0"/>
       </w:pPr>
       <w:r>
-        <w:t xml:space="preserve">V moderní vestavné elektronice je snaha minimalizovat počet vodičů nutných pro komunikaci mezi </w:t>
-      </w:r>
-      <w:proofErr w:type="spellStart"/>
-      <w:r>
-        <w:t>mikrokontrolérem</w:t>
-      </w:r>
-      <w:proofErr w:type="spellEnd"/>
-      <w:r>
-        <w:t xml:space="preserve"> a periferními obvody. Z tohoto důvodu je v návrhu hodin implementována sériová sběrnice I2C (Inter-</w:t>
-      </w:r>
-      <w:proofErr w:type="spellStart"/>
-      <w:r>
-        <w:t>Integrated</w:t>
-      </w:r>
-      <w:proofErr w:type="spellEnd"/>
-      <w:r>
-        <w:t xml:space="preserve"> </w:t>
-      </w:r>
-      <w:proofErr w:type="spellStart"/>
-      <w:r>
-        <w:t>Circuit</w:t>
-      </w:r>
-      <w:proofErr w:type="spellEnd"/>
-      <w:r>
-        <w:t>), vyvinutá v 80. letech společností Philips</w:t>
+        <w:t>V moderní vestavné elektronice je snaha minimalizovat počet vodičů nutných pro komunikaci mezi mikrokontrolérem a periferními obvody. Z tohoto důvodu je v návrhu hodin implementována sériová sběrnice I2C (Inter-Integrated Circuit), vyvinutá v 80. letech společností Philips</w:t>
       </w:r>
       <w:r>
         <w:t xml:space="preserve"> </w:t>
@@ -7366,23 +6420,7 @@
           <w:b/>
           <w:bCs/>
         </w:rPr>
-        <w:t>SDA (</w:t>
-      </w:r>
-      <w:proofErr w:type="spellStart"/>
-      <w:r>
-        <w:rPr>
-          <w:b/>
-          <w:bCs/>
-        </w:rPr>
-        <w:t>Serial</w:t>
-      </w:r>
-      <w:proofErr w:type="spellEnd"/>
-      <w:r>
-        <w:rPr>
-          <w:b/>
-          <w:bCs/>
-        </w:rPr>
-        <w:t xml:space="preserve"> Data)</w:t>
+        <w:t>SDA (Serial Data)</w:t>
       </w:r>
       <w:r>
         <w:t xml:space="preserve"> – datový vodič, po kterém se přenášejí jednotlivé bity.</w:t>
@@ -7403,39 +6441,7 @@
           <w:b/>
           <w:bCs/>
         </w:rPr>
-        <w:t>SCL (</w:t>
-      </w:r>
-      <w:proofErr w:type="spellStart"/>
-      <w:r>
-        <w:rPr>
-          <w:b/>
-          <w:bCs/>
-        </w:rPr>
-        <w:t>Serial</w:t>
-      </w:r>
-      <w:proofErr w:type="spellEnd"/>
-      <w:r>
-        <w:rPr>
-          <w:b/>
-          <w:bCs/>
-        </w:rPr>
-        <w:t xml:space="preserve"> </w:t>
-      </w:r>
-      <w:proofErr w:type="spellStart"/>
-      <w:r>
-        <w:rPr>
-          <w:b/>
-          <w:bCs/>
-        </w:rPr>
-        <w:t>Clock</w:t>
-      </w:r>
-      <w:proofErr w:type="spellEnd"/>
-      <w:r>
-        <w:rPr>
-          <w:b/>
-          <w:bCs/>
-        </w:rPr>
-        <w:t>)</w:t>
+        <w:t>SCL (Serial Clock)</w:t>
       </w:r>
       <w:r>
         <w:t xml:space="preserve"> – hodinový vodič, který zajišťuje synchronizaci přenosu dat.</w:t>
@@ -7447,23 +6453,7 @@
         <w:spacing w:before="0"/>
       </w:pPr>
       <w:r>
-        <w:t xml:space="preserve">Tato architektura je navržena jako Master-Slave. </w:t>
-      </w:r>
-      <w:proofErr w:type="spellStart"/>
-      <w:r>
-        <w:t>Mikrokontrolér</w:t>
-      </w:r>
-      <w:proofErr w:type="spellEnd"/>
-      <w:r>
-        <w:t xml:space="preserve"> (</w:t>
-      </w:r>
-      <w:proofErr w:type="spellStart"/>
-      <w:r>
-        <w:t>Arduino</w:t>
-      </w:r>
-      <w:proofErr w:type="spellEnd"/>
-      <w:r>
-        <w:t>) vystupuje v roli zařízení Master, které řídí veškerou komunikaci a generuje hodinový signál. Periferie (RTC DS3231 a LCD displej) fungují jako zařízení Slave. Aby zařízení Master vědělo, s jakým obvodem komunikuje, je každému Slave zařízení přidělena jedinečná 7bitová nebo 10bitová adresa. V kontextu této práce komunikuje Master s RTC modulem na hexadecimální adrese 0x68 a s I2C expandérem LCD displeje na adrese 0x27</w:t>
+        <w:t>Tato architektura je navržena jako Master-Slave. Mikrokontrolér (Arduino) vystupuje v roli zařízení Master, které řídí veškerou komunikaci a generuje hodinový signál. Periferie (RTC DS3231 a LCD displej) fungují jako zařízení Slave. Aby zařízení Master vědělo, s jakým obvodem komunikuje, je každému Slave zařízení přidělena jedinečná 7bitová nebo 10bitová adresa. V kontextu této práce komunikuje Master s RTC modulem na hexadecimální adrese 0x68 a s I2C expandérem LCD displeje na adrese 0x27</w:t>
       </w:r>
       <w:r>
         <w:t xml:space="preserve"> </w:t>
@@ -7487,23 +6477,7 @@
         <w:fldChar w:fldCharType="end"/>
       </w:r>
       <w:r>
-        <w:t xml:space="preserve">. Oba signálové vodiče sběrnice musí být připojeny ke kladnému napájecímu napětí pomocí </w:t>
-      </w:r>
-      <w:proofErr w:type="spellStart"/>
-      <w:r>
-        <w:t>pull</w:t>
-      </w:r>
-      <w:proofErr w:type="spellEnd"/>
-      <w:r>
-        <w:t>-up rezistorů, jelikož komunikační piny zařízení pracují v režimu otevřeného kolektoru (Open-</w:t>
-      </w:r>
-      <w:proofErr w:type="spellStart"/>
-      <w:r>
-        <w:t>Drain</w:t>
-      </w:r>
-      <w:proofErr w:type="spellEnd"/>
-      <w:r>
-        <w:t>).</w:t>
+        <w:t>. Oba signálové vodiče sběrnice musí být připojeny ke kladnému napájecímu napětí pomocí pull-up rezistorů, jelikož komunikační piny zařízení pracují v režimu otevřeného kolektoru (Open-Drain).</w:t>
       </w:r>
       <w:r>
         <w:fldChar w:fldCharType="begin"/>
@@ -7613,15 +6587,10 @@
         </w:r>
       </w:fldSimple>
       <w:r>
-        <w:t xml:space="preserve"> Ukázka architektury Master-</w:t>
-      </w:r>
-      <w:proofErr w:type="spellStart"/>
-      <w:r>
-        <w:t>slave</w:t>
+        <w:t xml:space="preserve"> Ukázka architektury Master-slave</w:t>
       </w:r>
       <w:bookmarkEnd w:id="76"/>
       <w:bookmarkEnd w:id="77"/>
-      <w:proofErr w:type="spellEnd"/>
     </w:p>
     <w:p>
       <w:pPr>
@@ -7629,7 +6598,7 @@
         <w:spacing w:before="0" w:line="360" w:lineRule="auto"/>
         <w:ind w:left="0"/>
       </w:pPr>
-      <w:bookmarkStart w:id="78" w:name="_Toc225519296"/>
+      <w:bookmarkStart w:id="78" w:name="_Toc225586689"/>
       <w:r>
         <w:t>Zobrazovací a signalizační periferie</w:t>
       </w:r>
@@ -7644,7 +6613,7 @@
           <w:rFonts w:cs="Times New Roman"/>
         </w:rPr>
       </w:pPr>
-      <w:bookmarkStart w:id="79" w:name="_Toc225519297"/>
+      <w:bookmarkStart w:id="79" w:name="_Toc225586690"/>
       <w:r>
         <w:rPr>
           <w:rFonts w:cs="Times New Roman"/>
@@ -7659,15 +6628,7 @@
         <w:spacing w:before="0"/>
       </w:pPr>
       <w:r>
-        <w:t xml:space="preserve">Pro vizualizaci aktuálního času, informací o stavu synchronizace a procházení uživatelského menu je v návrhu použit alfanumerický displej z tekutých krystalů (LCD) s maticí 16x2 (16 znaků ve dvou řádcích). Displej je řízen průmyslovým standardem, řadičem kompatibilním s </w:t>
-      </w:r>
-      <w:proofErr w:type="spellStart"/>
-      <w:r>
-        <w:t>Hitachi</w:t>
-      </w:r>
-      <w:proofErr w:type="spellEnd"/>
-      <w:r>
-        <w:t xml:space="preserve"> HD44780</w:t>
+        <w:t>Pro vizualizaci aktuálního času, informací o stavu synchronizace a procházení uživatelského menu je v návrhu použit alfanumerický displej z tekutých krystalů (LCD) s maticí 16x2 (16 znaků ve dvou řádcích). Displej je řízen průmyslovým standardem, řadičem kompatibilním s Hitachi HD44780</w:t>
       </w:r>
       <w:r>
         <w:t xml:space="preserve"> </w:t>
@@ -7715,15 +6676,7 @@
         <w:fldChar w:fldCharType="end"/>
       </w:r>
       <w:r>
-        <w:t xml:space="preserve">. Toto řešení snižuje nároky na digitální piny </w:t>
-      </w:r>
-      <w:proofErr w:type="spellStart"/>
-      <w:r>
-        <w:t>mikrokontroléru</w:t>
-      </w:r>
-      <w:proofErr w:type="spellEnd"/>
-      <w:r>
-        <w:t xml:space="preserve"> z obvyklých šesti vodičů na pouhé dva (SDA a SCL).</w:t>
+        <w:t>. Toto řešení snižuje nároky na digitální piny mikrokontroléru z obvyklých šesti vodičů na pouhé dva (SDA a SCL).</w:t>
       </w:r>
     </w:p>
     <w:p>
@@ -7735,26 +6688,12 @@
           <w:rFonts w:cs="Times New Roman"/>
         </w:rPr>
       </w:pPr>
-      <w:bookmarkStart w:id="80" w:name="_Toc225519298"/>
+      <w:bookmarkStart w:id="80" w:name="_Toc225586691"/>
       <w:r>
         <w:rPr>
           <w:rFonts w:cs="Times New Roman"/>
         </w:rPr>
-        <w:t>Akustická signalizace (</w:t>
-      </w:r>
-      <w:proofErr w:type="spellStart"/>
-      <w:r>
-        <w:rPr>
-          <w:rFonts w:cs="Times New Roman"/>
-        </w:rPr>
-        <w:t>Piezoměnič</w:t>
-      </w:r>
-      <w:proofErr w:type="spellEnd"/>
-      <w:r>
-        <w:rPr>
-          <w:rFonts w:cs="Times New Roman"/>
-        </w:rPr>
-        <w:t>)</w:t>
+        <w:t>Akustická signalizace (Piezoměnič)</w:t>
       </w:r>
       <w:bookmarkEnd w:id="80"/>
     </w:p>
@@ -7764,15 +6703,7 @@
         <w:spacing w:before="0"/>
       </w:pPr>
       <w:r>
-        <w:t xml:space="preserve">Součástí realizovaného zařízení je funkce budíku, která si žádá schopnost akustického projevu. K tomuto účelu je implementován pasivní piezoelektrický měnič (běžně nazývaný </w:t>
-      </w:r>
-      <w:proofErr w:type="spellStart"/>
-      <w:r>
-        <w:t>buzzer</w:t>
-      </w:r>
-      <w:proofErr w:type="spellEnd"/>
-      <w:r>
-        <w:t>). Na rozdíl od aktivních bzučáků, které po připojení stejnosměrného napětí generují konstantní tón, pasivní měnič vyžaduje buzení obdélníkovým střídavým signálem</w:t>
+        <w:t>Součástí realizovaného zařízení je funkce budíku, která si žádá schopnost akustického projevu. K tomuto účelu je implementován pasivní piezoelektrický měnič (běžně nazývaný buzzer). Na rozdíl od aktivních bzučáků, které po připojení stejnosměrného napětí generují konstantní tón, pasivní měnič vyžaduje buzení obdélníkovým střídavým signálem</w:t>
       </w:r>
       <w:r>
         <w:t xml:space="preserve"> </w:t>
@@ -7796,39 +6727,7 @@
         <w:fldChar w:fldCharType="end"/>
       </w:r>
       <w:r>
-        <w:t xml:space="preserve">. Změnou frekvence tohoto signálu, kterou generuje přímo </w:t>
-      </w:r>
-      <w:proofErr w:type="spellStart"/>
-      <w:r>
-        <w:t>mikrokontrolér</w:t>
-      </w:r>
-      <w:proofErr w:type="spellEnd"/>
-      <w:r>
-        <w:t xml:space="preserve">, lze ovlivňovat výšku výstupního tónu. Využití pasivního měniče dává programátorovi možnost tvořit různé tónové sekvence a akustická upozornění. V praxi je toho docíleno pomocí vestavěné funkce </w:t>
-      </w:r>
-      <w:proofErr w:type="spellStart"/>
-      <w:r>
-        <w:t>mikrokontroléru</w:t>
-      </w:r>
-      <w:proofErr w:type="spellEnd"/>
-      <w:r>
-        <w:t xml:space="preserve">, která využívá časovače pro generování signálu PWM (Pulse </w:t>
-      </w:r>
-      <w:proofErr w:type="spellStart"/>
-      <w:r>
-        <w:t>Width</w:t>
-      </w:r>
-      <w:proofErr w:type="spellEnd"/>
-      <w:r>
-        <w:t xml:space="preserve"> </w:t>
-      </w:r>
-      <w:proofErr w:type="spellStart"/>
-      <w:r>
-        <w:t>Modulation</w:t>
-      </w:r>
-      <w:proofErr w:type="spellEnd"/>
-      <w:r>
-        <w:t>).</w:t>
+        <w:t>. Změnou frekvence tohoto signálu, kterou generuje přímo mikrokontrolér, lze ovlivňovat výšku výstupního tónu. Využití pasivního měniče dává programátorovi možnost tvořit různé tónové sekvence a akustická upozornění. V praxi je toho docíleno pomocí vestavěné funkce mikrokontroléru, která využívá časovače pro generování signálu PWM (Pulse Width Modulation).</w:t>
       </w:r>
     </w:p>
     <w:p>
@@ -7836,7 +6735,7 @@
         <w:pStyle w:val="Nadpis1"/>
         <w:spacing w:before="0" w:line="360" w:lineRule="auto"/>
       </w:pPr>
-      <w:bookmarkStart w:id="81" w:name="_Toc225519299"/>
+      <w:bookmarkStart w:id="81" w:name="_Toc225586692"/>
       <w:r>
         <w:lastRenderedPageBreak/>
         <w:t>Návrh hardwaru</w:t>
@@ -7862,7 +6761,7 @@
         <w:spacing w:before="0" w:line="360" w:lineRule="auto"/>
         <w:ind w:left="0"/>
       </w:pPr>
-      <w:bookmarkStart w:id="82" w:name="_Toc225519300"/>
+      <w:bookmarkStart w:id="82" w:name="_Toc225586693"/>
       <w:r>
         <w:t>Výběr a specifikace hardwarových dokumentů</w:t>
       </w:r>
@@ -7874,15 +6773,7 @@
         <w:spacing w:before="0"/>
       </w:pPr>
       <w:r>
-        <w:t xml:space="preserve">Pro realizaci digitálních hodin s budíkem a přijímačem DCF77 bylo nutné zvolit řídicí </w:t>
-      </w:r>
-      <w:proofErr w:type="spellStart"/>
-      <w:r>
-        <w:t>mikrokontrolér</w:t>
-      </w:r>
-      <w:proofErr w:type="spellEnd"/>
-      <w:r>
-        <w:t xml:space="preserve"> s dostatečným počtem vstupně-výstupních linek, podporou sběrnice I2C a možností využití vnějšího hardwarového přerušení. Dále bylo nutné specifikovat zobrazovací jednotku, obvod reálného času, přijímací modul a ovládací prvky.</w:t>
+        <w:t>Pro realizaci digitálních hodin s budíkem a přijímačem DCF77 bylo nutné zvolit řídicí mikrokontrolér s dostatečným počtem vstupně-výstupních linek, podporou sběrnice I2C a možností využití vnějšího hardwarového přerušení. Dále bylo nutné specifikovat zobrazovací jednotku, obvod reálného času, přijímací modul a ovládací prvky.</w:t>
       </w:r>
     </w:p>
     <w:p>
@@ -7894,20 +6785,12 @@
           <w:rFonts w:cs="Times New Roman"/>
         </w:rPr>
       </w:pPr>
-      <w:bookmarkStart w:id="83" w:name="_Toc225519301"/>
-      <w:proofErr w:type="spellStart"/>
+      <w:bookmarkStart w:id="83" w:name="_Toc225586694"/>
       <w:r>
         <w:rPr>
           <w:rFonts w:cs="Times New Roman"/>
         </w:rPr>
-        <w:t>Mikrokontrolér</w:t>
-      </w:r>
-      <w:proofErr w:type="spellEnd"/>
-      <w:r>
-        <w:rPr>
-          <w:rFonts w:cs="Times New Roman"/>
-        </w:rPr>
-        <w:t xml:space="preserve"> ATmega328P</w:t>
+        <w:t>Mikrokontrolér ATmega328P</w:t>
       </w:r>
       <w:bookmarkEnd w:id="83"/>
     </w:p>
@@ -7917,31 +6800,7 @@
         <w:spacing w:before="0" w:beforeAutospacing="0" w:line="360" w:lineRule="auto"/>
       </w:pPr>
       <w:r>
-        <w:t xml:space="preserve">Jako hlavní výpočetní jednotka byla vybrána vývojová deska z rodiny </w:t>
-      </w:r>
-      <w:proofErr w:type="spellStart"/>
-      <w:r>
-        <w:t>Arduino</w:t>
-      </w:r>
-      <w:proofErr w:type="spellEnd"/>
-      <w:r>
-        <w:t xml:space="preserve"> (konkrétně osazená 8bitovým </w:t>
-      </w:r>
-      <w:proofErr w:type="spellStart"/>
-      <w:r>
-        <w:t>mikrokontrolérem</w:t>
-      </w:r>
-      <w:proofErr w:type="spellEnd"/>
-      <w:r>
-        <w:t xml:space="preserve"> ATmega328P od společnosti </w:t>
-      </w:r>
-      <w:proofErr w:type="spellStart"/>
-      <w:r>
-        <w:t>Microchip</w:t>
-      </w:r>
-      <w:proofErr w:type="spellEnd"/>
-      <w:r>
-        <w:t>). Tato platforma byla zvolena z důvodu vysoké dostupnosti, rozsáhlé komunitní podpory a přítomnosti standardizovaných pinových lišt, které usnadňují prototypování na nepájivém poli.</w:t>
+        <w:t>Jako hlavní výpočetní jednotka byla vybrána vývojová deska z rodiny Arduino (konkrétně osazená 8bitovým mikrokontrolérem ATmega328P od společnosti Microchip). Tato platforma byla zvolena z důvodu vysoké dostupnosti, rozsáhlé komunitní podpory a přítomnosti standardizovaných pinových lišt, které usnadňují prototypování na nepájivém poli.</w:t>
       </w:r>
     </w:p>
     <w:p>
@@ -7949,21 +6808,8 @@
         <w:pStyle w:val="Normlnweb"/>
         <w:spacing w:before="0" w:beforeAutospacing="0" w:line="360" w:lineRule="auto"/>
       </w:pPr>
-      <w:proofErr w:type="spellStart"/>
-      <w:r>
-        <w:t>Mikrokontrolér</w:t>
-      </w:r>
-      <w:proofErr w:type="spellEnd"/>
-      <w:r>
-        <w:t xml:space="preserve"> ATmega328P je taktován krystalovým oscilátorem o frekvenci 16 MHz. Disponuje 32 KB paměti </w:t>
-      </w:r>
-      <w:proofErr w:type="spellStart"/>
-      <w:r>
-        <w:t>Flash</w:t>
-      </w:r>
-      <w:proofErr w:type="spellEnd"/>
-      <w:r>
-        <w:t xml:space="preserve"> pro uložení programu, 2 KB paměti SRAM pro běhové proměnné a 1 KB paměti EEPROM pro trvalé uložení dat</w:t>
+      <w:r>
+        <w:t>Mikrokontrolér ATmega328P je taktován krystalovým oscilátorem o frekvenci 16 MHz. Disponuje 32 KB paměti Flash pro uložení programu, 2 KB paměti SRAM pro běhové proměnné a 1 KB paměti EEPROM pro trvalé uložení dat</w:t>
       </w:r>
       <w:r>
         <w:t xml:space="preserve"> </w:t>
@@ -7987,15 +6833,7 @@
         <w:fldChar w:fldCharType="end"/>
       </w:r>
       <w:r>
-        <w:t>. Zařízení poskytuje celkem 14 digitálních vstupně-výstupních pinů a 6 analogových vstupů. Důležitým parametrem pro tento projekt je přítomnost pinů s podporou vnějšího přerušení (</w:t>
-      </w:r>
-      <w:proofErr w:type="spellStart"/>
-      <w:r>
-        <w:t>Interrupt</w:t>
-      </w:r>
-      <w:proofErr w:type="spellEnd"/>
-      <w:r>
-        <w:t>), konkrétně pinu D2 (INT0) a D3 (INT1), a přítomnost hardwarového I2C rozhraní vyvedeného na pinech A4 (SDA) a A5 (SCL). Pracovní napětí logiky čipu je 5 V.</w:t>
+        <w:t>. Zařízení poskytuje celkem 14 digitálních vstupně-výstupních pinů a 6 analogových vstupů. Důležitým parametrem pro tento projekt je přítomnost pinů s podporou vnějšího přerušení (Interrupt), konkrétně pinu D2 (INT0) a D3 (INT1), a přítomnost hardwarového I2C rozhraní vyvedeného na pinech A4 (SDA) a A5 (SCL). Pracovní napětí logiky čipu je 5 V.</w:t>
       </w:r>
       <w:r>
         <w:fldChar w:fldCharType="begin"/>
@@ -8107,15 +6945,7 @@
         </w:r>
       </w:fldSimple>
       <w:r>
-        <w:t>Rozložení pinů (</w:t>
-      </w:r>
-      <w:proofErr w:type="spellStart"/>
-      <w:r>
-        <w:t>Pinout</w:t>
-      </w:r>
-      <w:proofErr w:type="spellEnd"/>
-      <w:r>
-        <w:t>) na vývojové desce</w:t>
+        <w:t>Rozložení pinů (Pinout) na vývojové desce</w:t>
       </w:r>
       <w:bookmarkEnd w:id="84"/>
       <w:bookmarkEnd w:id="85"/>
@@ -8129,7 +6959,7 @@
           <w:rFonts w:cs="Times New Roman"/>
         </w:rPr>
       </w:pPr>
-      <w:bookmarkStart w:id="86" w:name="_Toc225519302"/>
+      <w:bookmarkStart w:id="86" w:name="_Toc225586695"/>
       <w:r>
         <w:rPr>
           <w:rFonts w:cs="Times New Roman"/>
@@ -8219,7 +7049,7 @@
           <w:rFonts w:cs="Times New Roman"/>
         </w:rPr>
       </w:pPr>
-      <w:bookmarkStart w:id="87" w:name="_Toc225519303"/>
+      <w:bookmarkStart w:id="87" w:name="_Toc225586696"/>
       <w:r>
         <w:rPr>
           <w:rFonts w:cs="Times New Roman"/>
@@ -8268,39 +7098,7 @@
         <w:spacing w:before="0" w:beforeAutospacing="0" w:line="360" w:lineRule="auto"/>
       </w:pPr>
       <w:r>
-        <w:t xml:space="preserve">Značnou výhodou použitého modulu je jeho plná napěťová kompatibilita s </w:t>
-      </w:r>
-      <w:proofErr w:type="gramStart"/>
-      <w:r>
-        <w:t>5V</w:t>
-      </w:r>
-      <w:proofErr w:type="gramEnd"/>
-      <w:r>
-        <w:t xml:space="preserve"> logikou řídicího </w:t>
-      </w:r>
-      <w:proofErr w:type="spellStart"/>
-      <w:r>
-        <w:t>mikrokontroléru</w:t>
-      </w:r>
-      <w:proofErr w:type="spellEnd"/>
-      <w:r>
-        <w:t xml:space="preserve">. To výrazně zjednodušuje zapojení, jelikož není nutné implementovat dodatečné převodníky logických úrovní (Level </w:t>
-      </w:r>
-      <w:proofErr w:type="spellStart"/>
-      <w:r>
-        <w:t>Shiftery</w:t>
-      </w:r>
-      <w:proofErr w:type="spellEnd"/>
-      <w:r>
-        <w:t>) ani samostatné stabilizátory napětí. Modul je vybaven čtyřmi piny: VDD (kladné napájení), GND (zem), OUT/DATA (výstup demodulovaného signálu) a PON (</w:t>
-      </w:r>
-      <w:proofErr w:type="spellStart"/>
-      <w:r>
-        <w:t>Power</w:t>
-      </w:r>
-      <w:proofErr w:type="spellEnd"/>
-      <w:r>
-        <w:t xml:space="preserve"> On). Pin PON slouží k řízení spotřeby; pro trvalé zapnutí přijímače je nutné tento pin spojit se zemním potenciálem (GND).</w:t>
+        <w:t>Značnou výhodou použitého modulu je jeho plná napěťová kompatibilita s 5V logikou řídicího mikrokontroléru. To výrazně zjednodušuje zapojení, jelikož není nutné implementovat dodatečné převodníky logických úrovní (Level Shiftery) ani samostatné stabilizátory napětí. Modul je vybaven čtyřmi piny: VDD (kladné napájení), GND (zem), OUT/DATA (výstup demodulovaného signálu) a PON (Power On). Pin PON slouží k řízení spotřeby; pro trvalé zapnutí přijímače je nutné tento pin spojit se zemním potenciálem (GND).</w:t>
       </w:r>
     </w:p>
     <w:p>
@@ -8407,7 +7205,7 @@
           <w:rFonts w:cs="Times New Roman"/>
         </w:rPr>
       </w:pPr>
-      <w:bookmarkStart w:id="90" w:name="_Toc225519304"/>
+      <w:bookmarkStart w:id="90" w:name="_Toc225586697"/>
       <w:r>
         <w:rPr>
           <w:rFonts w:cs="Times New Roman"/>
@@ -8456,23 +7254,7 @@
         <w:fldChar w:fldCharType="end"/>
       </w:r>
       <w:r>
-        <w:t xml:space="preserve">. Tento převodník umožňuje plné řízení displeje pomocí sběrnice I2C, přičemž jeho přednastavená adresa je 0x27. Součástí převodníku je rovněž </w:t>
-      </w:r>
-      <w:proofErr w:type="spellStart"/>
-      <w:r>
-        <w:t>trimr</w:t>
-      </w:r>
-      <w:proofErr w:type="spellEnd"/>
-      <w:r>
-        <w:t xml:space="preserve"> pro nastavení kontrastu tekutých krystalů a propojka (</w:t>
-      </w:r>
-      <w:proofErr w:type="spellStart"/>
-      <w:r>
-        <w:t>jumper</w:t>
-      </w:r>
-      <w:proofErr w:type="spellEnd"/>
-      <w:r>
-        <w:t>) umožňující hardwarovou deaktivaci podsvícení.</w:t>
+        <w:t>. Tento převodník umožňuje plné řízení displeje pomocí sběrnice I2C, přičemž jeho přednastavená adresa je 0x27. Součástí převodníku je rovněž trimr pro nastavení kontrastu tekutých krystalů a propojka (jumper) umožňující hardwarovou deaktivaci podsvícení.</w:t>
       </w:r>
     </w:p>
     <w:bookmarkStart w:id="91" w:name="_MON_1836128953"/>
@@ -8508,7 +7290,7 @@
           <v:shape id="_x0000_i1025" type="#_x0000_t75" style="width:414pt;height:138.75pt" o:ole="">
             <v:imagedata r:id="rId17" o:title=""/>
           </v:shape>
-          <o:OLEObject Type="Embed" ProgID="Excel.Sheet.12" ShapeID="_x0000_i1025" DrawAspect="Content" ObjectID="_1836132891" r:id="rId18"/>
+          <o:OLEObject Type="Embed" ProgID="Excel.Sheet.12" ShapeID="_x0000_i1025" DrawAspect="Content" ObjectID="_1836199880" r:id="rId18"/>
         </w:object>
       </w:r>
     </w:p>
@@ -8546,15 +7328,7 @@
         <w:spacing w:before="0" w:beforeAutospacing="0" w:line="360" w:lineRule="auto"/>
       </w:pPr>
       <w:r>
-        <w:t xml:space="preserve">L = </w:t>
-      </w:r>
-      <w:proofErr w:type="spellStart"/>
-      <w:r>
-        <w:t>Low</w:t>
-      </w:r>
-      <w:proofErr w:type="spellEnd"/>
-      <w:r>
-        <w:t xml:space="preserve"> (Logická 0, pin spojen s GND) </w:t>
+        <w:t xml:space="preserve">L = Low (Logická 0, pin spojen s GND) </w:t>
       </w:r>
     </w:p>
     <w:p>
@@ -8567,15 +7341,7 @@
         <w:spacing w:before="0" w:beforeAutospacing="0" w:line="360" w:lineRule="auto"/>
       </w:pPr>
       <w:r>
-        <w:t xml:space="preserve">H = </w:t>
-      </w:r>
-      <w:proofErr w:type="spellStart"/>
-      <w:r>
-        <w:t>High</w:t>
-      </w:r>
-      <w:proofErr w:type="spellEnd"/>
-      <w:r>
-        <w:t xml:space="preserve"> (Logická 1, pin spojen s VDD / nezapojen) </w:t>
+        <w:t xml:space="preserve">H = High (Logická 1, pin spojen s VDD / nezapojen) </w:t>
       </w:r>
     </w:p>
     <w:p>
@@ -8620,7 +7386,7 @@
           <w:rFonts w:cs="Times New Roman"/>
         </w:rPr>
       </w:pPr>
-      <w:bookmarkStart w:id="93" w:name="_Toc225519305"/>
+      <w:bookmarkStart w:id="93" w:name="_Toc225586698"/>
       <w:r>
         <w:rPr>
           <w:rFonts w:cs="Times New Roman"/>
@@ -8635,15 +7401,7 @@
         <w:spacing w:before="0"/>
       </w:pPr>
       <w:r>
-        <w:t>Vstupy od uživatele jsou řešeny pomocí čtveřice standardních mechanických mikrospínačů do nepájivého pole, které reprezentují funkce OK, BACK, UP a DOWN. Pro akustickou signalizaci buzení byl do obvodu začleněn pasivní piezoelektrický měnič (</w:t>
-      </w:r>
-      <w:proofErr w:type="spellStart"/>
-      <w:r>
-        <w:t>buzzer</w:t>
-      </w:r>
-      <w:proofErr w:type="spellEnd"/>
-      <w:r>
-        <w:t>).</w:t>
+        <w:t>Vstupy od uživatele jsou řešeny pomocí čtveřice standardních mechanických mikrospínačů do nepájivého pole, které reprezentují funkce OK, BACK, UP a DOWN. Pro akustickou signalizaci buzení byl do obvodu začleněn pasivní piezoelektrický měnič (buzzer).</w:t>
       </w:r>
     </w:p>
     <w:p>
@@ -8655,7 +7413,7 @@
           <w:rFonts w:eastAsiaTheme="minorEastAsia"/>
         </w:rPr>
       </w:pPr>
-      <w:bookmarkStart w:id="94" w:name="_Toc225519306"/>
+      <w:bookmarkStart w:id="94" w:name="_Toc225586699"/>
       <w:r>
         <w:rPr>
           <w:rFonts w:eastAsiaTheme="minorEastAsia"/>
@@ -8671,15 +7429,7 @@
         <w:spacing w:before="0"/>
       </w:pPr>
       <w:r>
-        <w:t xml:space="preserve">Před započetím fyzické realizace a pájení komponent byl dobrý nápad provést logický návrh celého zapojení. Pro bezpečné ověření obvodových cest a prevenci zkratů byl využit cloudový simulátor elektroniky </w:t>
-      </w:r>
-      <w:proofErr w:type="spellStart"/>
-      <w:r>
-        <w:t>Wokwi</w:t>
-      </w:r>
-      <w:proofErr w:type="spellEnd"/>
-      <w:r>
-        <w:t>.</w:t>
+        <w:t>Před započetím fyzické realizace a pájení komponent byl dobrý nápad provést logický návrh celého zapojení. Pro bezpečné ověření obvodových cest a prevenci zkratů byl využit cloudový simulátor elektroniky Wokwi.</w:t>
       </w:r>
     </w:p>
     <w:p>
@@ -8757,15 +7507,10 @@
         </w:r>
       </w:fldSimple>
       <w:r>
-        <w:t xml:space="preserve"> Logické schéma zapojení vytvořené v simulátoru </w:t>
-      </w:r>
-      <w:proofErr w:type="spellStart"/>
-      <w:r>
-        <w:t>Wokwi</w:t>
+        <w:t xml:space="preserve"> Logické schéma zapojení vytvořené v simulátoru Wokwi</w:t>
       </w:r>
       <w:bookmarkEnd w:id="95"/>
       <w:bookmarkEnd w:id="96"/>
-      <w:proofErr w:type="spellEnd"/>
     </w:p>
     <w:p>
       <w:pPr>
@@ -8776,7 +7521,7 @@
           <w:rFonts w:cs="Times New Roman"/>
         </w:rPr>
       </w:pPr>
-      <w:bookmarkStart w:id="97" w:name="_Toc225519307"/>
+      <w:bookmarkStart w:id="97" w:name="_Toc225586700"/>
       <w:r>
         <w:rPr>
           <w:rFonts w:cs="Times New Roman"/>
@@ -8797,21 +7542,7 @@
         <w:rPr>
           <w:rFonts w:eastAsiaTheme="minorEastAsia"/>
         </w:rPr>
-        <w:t xml:space="preserve">Hlavní deska </w:t>
-      </w:r>
-      <w:proofErr w:type="spellStart"/>
-      <w:r>
-        <w:rPr>
-          <w:rFonts w:eastAsiaTheme="minorEastAsia"/>
-        </w:rPr>
-        <w:t>mikrokontroléru</w:t>
-      </w:r>
-      <w:proofErr w:type="spellEnd"/>
-      <w:r>
-        <w:rPr>
-          <w:rFonts w:eastAsiaTheme="minorEastAsia"/>
-        </w:rPr>
-        <w:t xml:space="preserve"> je napájena napětím 5 V přes rozhraní USB, které slouží jako primární zdroj energie pro celý logický obvod. Rozložení napájení periferií je realizováno centralizovaně:</w:t>
+        <w:t>Hlavní deska mikrokontroléru je napájena napětím 5 V přes rozhraní USB, které slouží jako primární zdroj energie pro celý logický obvod. Rozložení napájení periferií je realizováno centralizovaně:</w:t>
       </w:r>
     </w:p>
     <w:p>
@@ -8831,21 +7562,7 @@
         <w:rPr>
           <w:rFonts w:eastAsiaTheme="minorEastAsia"/>
         </w:rPr>
-        <w:t xml:space="preserve">Zobrazovací jednotka (LCD displej), modul reálného času (RTC DS3231) a přijímač DCF77 jsou paralelně připojeny k jedné společné </w:t>
-      </w:r>
-      <w:proofErr w:type="gramStart"/>
-      <w:r>
-        <w:rPr>
-          <w:rFonts w:eastAsiaTheme="minorEastAsia"/>
-        </w:rPr>
-        <w:t>5V</w:t>
-      </w:r>
-      <w:proofErr w:type="gramEnd"/>
-      <w:r>
-        <w:rPr>
-          <w:rFonts w:eastAsiaTheme="minorEastAsia"/>
-        </w:rPr>
-        <w:t xml:space="preserve"> napěťové větvi.</w:t>
+        <w:t>Zobrazovací jednotka (LCD displej), modul reálného času (RTC DS3231) a přijímač DCF77 jsou paralelně připojeny k jedné společné 5V napěťové větvi.</w:t>
       </w:r>
     </w:p>
     <w:p>
@@ -8885,21 +7602,7 @@
         <w:rPr>
           <w:rFonts w:eastAsiaTheme="minorEastAsia"/>
         </w:rPr>
-        <w:t xml:space="preserve">Pin PON u přijímače DCF77 je </w:t>
-      </w:r>
-      <w:proofErr w:type="spellStart"/>
-      <w:r>
-        <w:rPr>
-          <w:rFonts w:eastAsiaTheme="minorEastAsia"/>
-        </w:rPr>
-        <w:t>překlemován</w:t>
-      </w:r>
-      <w:proofErr w:type="spellEnd"/>
-      <w:r>
-        <w:rPr>
-          <w:rFonts w:eastAsiaTheme="minorEastAsia"/>
-        </w:rPr>
-        <w:t xml:space="preserve"> s pinem GND pro jeho neustálou aktivaci a připravenost k příjmu.</w:t>
+        <w:t>Pin PON u přijímače DCF77 je překlemován s pinem GND pro jeho neustálou aktivaci a připravenost k příjmu.</w:t>
       </w:r>
     </w:p>
     <w:p>
@@ -8907,23 +7610,7 @@
         <w:spacing w:before="0"/>
       </w:pPr>
       <w:r>
-        <w:t xml:space="preserve">Komunikační I2C linka využívá pro propojení modulu RTC a LCD displeje s </w:t>
-      </w:r>
-      <w:proofErr w:type="spellStart"/>
-      <w:r>
-        <w:t>Arduinem</w:t>
-      </w:r>
-      <w:proofErr w:type="spellEnd"/>
-      <w:r>
-        <w:t xml:space="preserve"> piny A4 pro signál SDA a piny A5 pro signál SCL. Protože převodník PCF8574 i obvod DS3231 na svých deskách již obsahují </w:t>
-      </w:r>
-      <w:proofErr w:type="spellStart"/>
-      <w:r>
-        <w:t>pull</w:t>
-      </w:r>
-      <w:proofErr w:type="spellEnd"/>
-      <w:r>
-        <w:t>-up rezistory, nebylo nutné do obvodu přidávat žádné další externí odpory pro zajištění klidového napětí na sběrnici</w:t>
+        <w:t>Komunikační I2C linka využívá pro propojení modulu RTC a LCD displeje s Arduinem piny A4 pro signál SDA a piny A5 pro signál SCL. Protože převodník PCF8574 i obvod DS3231 na svých deskách již obsahují pull-up rezistory, nebylo nutné do obvodu přidávat žádné další externí odpory pro zajištění klidového napětí na sběrnici</w:t>
       </w:r>
       <w:r>
         <w:t xml:space="preserve"> </w:t>
@@ -8977,7 +7664,7 @@
           <w:rFonts w:cs="Times New Roman"/>
         </w:rPr>
       </w:pPr>
-      <w:bookmarkStart w:id="98" w:name="_Toc225519308"/>
+      <w:bookmarkStart w:id="98" w:name="_Toc225586701"/>
       <w:r>
         <w:rPr>
           <w:rFonts w:cs="Times New Roman"/>
@@ -8999,88 +7686,60 @@
         <w:rPr>
           <w:rFonts w:eastAsiaTheme="minorEastAsia"/>
         </w:rPr>
-        <w:t xml:space="preserve">Datový pin modulu DCF77, na kterém modul generuje milisekundové pulzy reprezentující zachycené bity, byl připojen k digitálnímu pinu D2 </w:t>
-      </w:r>
-      <w:proofErr w:type="spellStart"/>
+        <w:t>Datový pin modulu DCF77, na kterém modul generuje milisekundové pulzy reprezentující zachycené bity, byl připojen k digitálnímu pinu D2 mikrokontroléru. Volba pinu D2 je technologickou nutností</w:t>
+      </w:r>
       <w:r>
         <w:rPr>
           <w:rFonts w:eastAsiaTheme="minorEastAsia"/>
         </w:rPr>
-        <w:t>mikrokontroléru</w:t>
-      </w:r>
-      <w:proofErr w:type="spellEnd"/>
+        <w:t xml:space="preserve"> </w:t>
+      </w:r>
       <w:r>
         <w:rPr>
           <w:rFonts w:eastAsiaTheme="minorEastAsia"/>
         </w:rPr>
-        <w:t>. Volba pinu D2 je technologickou nutností</w:t>
+        <w:fldChar w:fldCharType="begin"/>
       </w:r>
       <w:r>
         <w:rPr>
           <w:rFonts w:eastAsiaTheme="minorEastAsia"/>
         </w:rPr>
-        <w:t xml:space="preserve"> </w:t>
+        <w:instrText xml:space="preserve"> REF _Ref225322715 \r \h </w:instrText>
       </w:r>
       <w:r>
         <w:rPr>
           <w:rFonts w:eastAsiaTheme="minorEastAsia"/>
         </w:rPr>
-        <w:fldChar w:fldCharType="begin"/>
+        <w:instrText xml:space="preserve"> \* MERGEFORMAT </w:instrText>
       </w:r>
       <w:r>
         <w:rPr>
           <w:rFonts w:eastAsiaTheme="minorEastAsia"/>
         </w:rPr>
-        <w:instrText xml:space="preserve"> REF _Ref225322715 \r \h </w:instrText>
       </w:r>
       <w:r>
         <w:rPr>
           <w:rFonts w:eastAsiaTheme="minorEastAsia"/>
         </w:rPr>
-        <w:instrText xml:space="preserve"> \* MERGEFORMAT </w:instrText>
+        <w:fldChar w:fldCharType="separate"/>
       </w:r>
       <w:r>
         <w:rPr>
           <w:rFonts w:eastAsiaTheme="minorEastAsia"/>
         </w:rPr>
+        <w:t>[3]</w:t>
       </w:r>
       <w:r>
         <w:rPr>
           <w:rFonts w:eastAsiaTheme="minorEastAsia"/>
         </w:rPr>
-        <w:fldChar w:fldCharType="separate"/>
+        <w:fldChar w:fldCharType="end"/>
       </w:r>
       <w:r>
         <w:rPr>
           <w:rFonts w:eastAsiaTheme="minorEastAsia"/>
         </w:rPr>
-        <w:t>[3]</w:t>
-      </w:r>
-      <w:r>
-        <w:rPr>
-          <w:rFonts w:eastAsiaTheme="minorEastAsia"/>
-        </w:rPr>
-        <w:fldChar w:fldCharType="end"/>
-      </w:r>
-      <w:r>
-        <w:rPr>
-          <w:rFonts w:eastAsiaTheme="minorEastAsia"/>
-        </w:rPr>
-        <w:t>. Jedná se o jeden ze dvou pinů na čipu ATmega328P, který podporuje asynchronní hardwarové přerušení (</w:t>
-      </w:r>
-      <w:proofErr w:type="spellStart"/>
-      <w:r>
-        <w:rPr>
-          <w:rFonts w:eastAsiaTheme="minorEastAsia"/>
-        </w:rPr>
-        <w:t>Interrupt</w:t>
-      </w:r>
-      <w:proofErr w:type="spellEnd"/>
-      <w:r>
-        <w:rPr>
-          <w:rFonts w:eastAsiaTheme="minorEastAsia"/>
-        </w:rPr>
-        <w:t xml:space="preserve"> 0). Tím je zaručeno, že řídicí program zaregistruje hranu signálu v reálném čase, aniž by byl blokován překreslováním displeje.</w:t>
+        <w:t>. Jedná se o jeden ze dvou pinů na čipu ATmega328P, který podporuje asynchronní hardwarové přerušení (Interrupt 0). Tím je zaručeno, že řídicí program zaregistruje hranu signálu v reálném čase, aniž by byl blokován překreslováním displeje.</w:t>
       </w:r>
     </w:p>
     <w:p>
@@ -9095,35 +7754,7 @@
         <w:rPr>
           <w:rFonts w:eastAsiaTheme="minorEastAsia"/>
         </w:rPr>
-        <w:t>Mikrospínače sloužící jako uživatelské rozhraní byly zapojeny podle metody aktivní nuly (</w:t>
-      </w:r>
-      <w:proofErr w:type="spellStart"/>
-      <w:r>
-        <w:rPr>
-          <w:rFonts w:eastAsiaTheme="minorEastAsia"/>
-        </w:rPr>
-        <w:t>Active-Low</w:t>
-      </w:r>
-      <w:proofErr w:type="spellEnd"/>
-      <w:r>
-        <w:rPr>
-          <w:rFonts w:eastAsiaTheme="minorEastAsia"/>
-        </w:rPr>
-        <w:t xml:space="preserve">). Jeden pól každého tlačítka byl spojen se zemním potenciálem (GND) a druhý pól byl připojen přímo k digitálním pinům </w:t>
-      </w:r>
-      <w:proofErr w:type="spellStart"/>
-      <w:r>
-        <w:rPr>
-          <w:rFonts w:eastAsiaTheme="minorEastAsia"/>
-        </w:rPr>
-        <w:t>mikrokontroléru</w:t>
-      </w:r>
-      <w:proofErr w:type="spellEnd"/>
-      <w:r>
-        <w:rPr>
-          <w:rFonts w:eastAsiaTheme="minorEastAsia"/>
-        </w:rPr>
-        <w:t xml:space="preserve"> v následujícím rozložení:</w:t>
+        <w:t>Mikrospínače sloužící jako uživatelské rozhraní byly zapojeny podle metody aktivní nuly (Active-Low). Jeden pól každého tlačítka byl spojen se zemním potenciálem (GND) a druhý pól byl připojen přímo k digitálním pinům mikrokontroléru v následujícím rozložení:</w:t>
       </w:r>
     </w:p>
     <w:p>
@@ -9218,49 +7849,7 @@
         <w:rPr>
           <w:rFonts w:eastAsiaTheme="minorEastAsia"/>
         </w:rPr>
-        <w:t xml:space="preserve">Pro zajištění definovaného logického stavu (zabránění tzv. plovoucímu pinu, kdy anténní efekt vodiče může generovat náhodné logické hodnoty) byly v softwaru </w:t>
-      </w:r>
-      <w:proofErr w:type="spellStart"/>
-      <w:r>
-        <w:rPr>
-          <w:rFonts w:eastAsiaTheme="minorEastAsia"/>
-        </w:rPr>
-        <w:t>mikrokontroléru</w:t>
-      </w:r>
-      <w:proofErr w:type="spellEnd"/>
-      <w:r>
-        <w:rPr>
-          <w:rFonts w:eastAsiaTheme="minorEastAsia"/>
-        </w:rPr>
-        <w:t xml:space="preserve"> aktivovány interní </w:t>
-      </w:r>
-      <w:proofErr w:type="spellStart"/>
-      <w:r>
-        <w:rPr>
-          <w:rFonts w:eastAsiaTheme="minorEastAsia"/>
-        </w:rPr>
-        <w:t>pull</w:t>
-      </w:r>
-      <w:proofErr w:type="spellEnd"/>
-      <w:r>
-        <w:rPr>
-          <w:rFonts w:eastAsiaTheme="minorEastAsia"/>
-        </w:rPr>
-        <w:t xml:space="preserve">-up rezistory připojené na těchto vstupech. Při stisku tlačítka je obvod uzavřen proti zemi, což </w:t>
-      </w:r>
-      <w:proofErr w:type="spellStart"/>
-      <w:r>
-        <w:rPr>
-          <w:rFonts w:eastAsiaTheme="minorEastAsia"/>
-        </w:rPr>
-        <w:t>mikrokontrolér</w:t>
-      </w:r>
-      <w:proofErr w:type="spellEnd"/>
-      <w:r>
-        <w:rPr>
-          <w:rFonts w:eastAsiaTheme="minorEastAsia"/>
-        </w:rPr>
-        <w:t xml:space="preserve"> vyhodnotí jako stav logické nuly (LOW). Tento přístup zcela eliminoval potřebu osazovat nepájivé pole dodatečnými externími odpory. Akustický pasivní měnič je připojen na digitální pin D8 a je spínán softwarově generovaným pulzně šířkovým modulačním signálem (PWM).</w:t>
+        <w:t>Pro zajištění definovaného logického stavu (zabránění tzv. plovoucímu pinu, kdy anténní efekt vodiče může generovat náhodné logické hodnoty) byly v softwaru mikrokontroléru aktivovány interní pull-up rezistory připojené na těchto vstupech. Při stisku tlačítka je obvod uzavřen proti zemi, což mikrokontrolér vyhodnotí jako stav logické nuly (LOW). Tento přístup zcela eliminoval potřebu osazovat nepájivé pole dodatečnými externími odpory. Akustický pasivní měnič je připojen na digitální pin D8 a je spínán softwarově generovaným pulzně šířkovým modulačním signálem (PWM).</w:t>
       </w:r>
     </w:p>
     <w:p>
@@ -9277,7 +7866,7 @@
         <w:pStyle w:val="Nadpis1"/>
         <w:spacing w:before="0" w:line="360" w:lineRule="auto"/>
       </w:pPr>
-      <w:bookmarkStart w:id="99" w:name="_Toc225519309"/>
+      <w:bookmarkStart w:id="99" w:name="_Toc225586702"/>
       <w:r>
         <w:lastRenderedPageBreak/>
         <w:t>Návrh softwaru</w:t>
@@ -9290,31 +7879,7 @@
         <w:spacing w:before="0"/>
       </w:pPr>
       <w:r>
-        <w:t xml:space="preserve">Tato kapitola je zaměřena na popis řídicího programu </w:t>
-      </w:r>
-      <w:proofErr w:type="spellStart"/>
-      <w:r>
-        <w:t>mikrokontroléru</w:t>
-      </w:r>
-      <w:proofErr w:type="spellEnd"/>
-      <w:r>
-        <w:t xml:space="preserve">. Kód byl vytvořen ve vývojovém prostředí </w:t>
-      </w:r>
-      <w:proofErr w:type="spellStart"/>
-      <w:r>
-        <w:t>Arduino</w:t>
-      </w:r>
-      <w:proofErr w:type="spellEnd"/>
-      <w:r>
-        <w:t xml:space="preserve"> IDE s využitím programovacího jazyka C++ (respektive jeho aplikačního rámce </w:t>
-      </w:r>
-      <w:proofErr w:type="spellStart"/>
-      <w:r>
-        <w:t>Wiring</w:t>
-      </w:r>
-      <w:proofErr w:type="spellEnd"/>
-      <w:r>
-        <w:t>). Cílem softwarového návrhu bylo vytvořit stabilní a asynchronní systém, který dokáže současně obsluhovat zobrazení na displeji, reagovat na vstupy od uživatele, a především na pozadí nepřetržitě analyzovat příchozí pulzy z přijímače atomového času DCF77.</w:t>
+        <w:t>Tato kapitola je zaměřena na popis řídicího programu mikrokontroléru. Kód byl vytvořen ve vývojovém prostředí Arduino IDE s využitím programovacího jazyka C++ (respektive jeho aplikačního rámce Wiring). Cílem softwarového návrhu bylo vytvořit stabilní a asynchronní systém, který dokáže současně obsluhovat zobrazení na displeji, reagovat na vstupy od uživatele, a především na pozadí nepřetržitě analyzovat příchozí pulzy z přijímače atomového času DCF77.</w:t>
       </w:r>
     </w:p>
     <w:p>
@@ -9323,7 +7888,7 @@
         <w:spacing w:before="0" w:line="360" w:lineRule="auto"/>
         <w:ind w:left="0"/>
       </w:pPr>
-      <w:bookmarkStart w:id="100" w:name="_Toc225519310"/>
+      <w:bookmarkStart w:id="100" w:name="_Toc225586703"/>
       <w:r>
         <w:t>Vývojové prostředí a softwarové knihovny</w:t>
       </w:r>
@@ -9335,23 +7900,7 @@
         <w:spacing w:before="0"/>
       </w:pPr>
       <w:r>
-        <w:t xml:space="preserve">Pro usnadnění vývoje a abstrakci složitých </w:t>
-      </w:r>
-      <w:proofErr w:type="spellStart"/>
-      <w:r>
-        <w:t>nízkoúrovňových</w:t>
-      </w:r>
-      <w:proofErr w:type="spellEnd"/>
-      <w:r>
-        <w:t xml:space="preserve"> operací s registry </w:t>
-      </w:r>
-      <w:proofErr w:type="spellStart"/>
-      <w:r>
-        <w:t>mikrokontroléru</w:t>
-      </w:r>
-      <w:proofErr w:type="spellEnd"/>
-      <w:r>
-        <w:t xml:space="preserve"> byly do projektu importovány externí softwarové knihovny. Tyto knihovní celky poskytují aplikační rozhraní (API) pro snadnější komunikaci s hardwarovými moduly.</w:t>
+        <w:t>Pro usnadnění vývoje a abstrakci složitých nízkoúrovňových operací s registry mikrokontroléru byly do projektu importovány externí softwarové knihovny. Tyto knihovní celky poskytují aplikační rozhraní (API) pro snadnější komunikaci s hardwarovými moduly.</w:t>
       </w:r>
     </w:p>
     <w:p>
@@ -9364,7 +7913,6 @@
         <w:spacing w:before="0"/>
         <w:ind w:left="0"/>
       </w:pPr>
-      <w:proofErr w:type="spellStart"/>
       <w:r>
         <w:rPr>
           <w:b/>
@@ -9372,25 +7920,8 @@
         </w:rPr>
         <w:t>Wire.h</w:t>
       </w:r>
-      <w:proofErr w:type="spellEnd"/>
-      <w:r>
-        <w:t xml:space="preserve"> – Jádrová knihovna pro obsluhu hardwarového rozhraní TWI (</w:t>
-      </w:r>
-      <w:proofErr w:type="spellStart"/>
-      <w:r>
-        <w:t>Two-Wire</w:t>
-      </w:r>
-      <w:proofErr w:type="spellEnd"/>
-      <w:r>
-        <w:t xml:space="preserve"> Interface), které je v ekosystému </w:t>
-      </w:r>
-      <w:proofErr w:type="spellStart"/>
-      <w:r>
-        <w:t>Arduino</w:t>
-      </w:r>
-      <w:proofErr w:type="spellEnd"/>
-      <w:r>
-        <w:t xml:space="preserve"> ekvivalentem sběrnice I2C. Knihovna zajišťuje generování hodinového signálu SCL a správu datových přenosů SDA.</w:t>
+      <w:r>
+        <w:t xml:space="preserve"> – Jádrová knihovna pro obsluhu hardwarového rozhraní TWI (Two-Wire Interface), které je v ekosystému Arduino ekvivalentem sběrnice I2C. Knihovna zajišťuje generování hodinového signálu SCL a správu datových přenosů SDA.</w:t>
       </w:r>
     </w:p>
     <w:p>
@@ -9424,7 +7955,6 @@
         <w:spacing w:before="0"/>
         <w:ind w:left="0"/>
       </w:pPr>
-      <w:proofErr w:type="spellStart"/>
       <w:r>
         <w:rPr>
           <w:b/>
@@ -9432,19 +7962,14 @@
         </w:rPr>
         <w:t>RTClib.h</w:t>
       </w:r>
-      <w:proofErr w:type="spellEnd"/>
-      <w:r>
-        <w:t xml:space="preserve"> – Robustní knihovna pro obsluhu modulu reálného času. V projektu je využívána pro čtení aktuálního času z čipu DS3231, zápis nového času po úspěšné synchronizaci a pro detekci ztráty napájení prostřednictvím funkce </w:t>
-      </w:r>
-      <w:proofErr w:type="spellStart"/>
-      <w:proofErr w:type="gramStart"/>
-      <w:r>
-        <w:t>rtc.lostPower</w:t>
-      </w:r>
-      <w:proofErr w:type="spellEnd"/>
-      <w:proofErr w:type="gramEnd"/>
-      <w:r>
-        <w:t>().</w:t>
+      <w:r>
+        <w:t xml:space="preserve"> – </w:t>
+      </w:r>
+      <w:r>
+        <w:t>Obsáhlá</w:t>
+      </w:r>
+      <w:r>
+        <w:t xml:space="preserve"> knihovna pro obsluhu modulu reálného času. V projektu je využívána pro čtení aktuálního času z čipu DS3231, zápis nového času po úspěšné synchronizaci a pro detekci ztráty napájení prostřednictvím funkce rtc.lostPower().</w:t>
       </w:r>
     </w:p>
     <w:p>
@@ -9457,7 +7982,7 @@
           <v:shape id="_x0000_i1026" type="#_x0000_t75" style="width:411.75pt;height:127.5pt" o:ole="">
             <v:imagedata r:id="rId20" o:title=""/>
           </v:shape>
-          <o:OLEObject Type="Embed" ProgID="Excel.Sheet.12" ShapeID="_x0000_i1026" DrawAspect="Content" ObjectID="_1836132892" r:id="rId21"/>
+          <o:OLEObject Type="Embed" ProgID="Excel.Sheet.12" ShapeID="_x0000_i1026" DrawAspect="Content" ObjectID="_1836199881" r:id="rId21"/>
         </w:object>
       </w:r>
     </w:p>
@@ -9497,61 +8022,10 @@
           <w:b/>
           <w:bCs/>
         </w:rPr>
-        <w:t xml:space="preserve">DCF77.h a </w:t>
-      </w:r>
-      <w:proofErr w:type="spellStart"/>
-      <w:r>
-        <w:rPr>
-          <w:b/>
-          <w:bCs/>
-        </w:rPr>
-        <w:t>TimeLib.h</w:t>
-      </w:r>
-      <w:proofErr w:type="spellEnd"/>
-      <w:r>
-        <w:t xml:space="preserve"> – Dvojice knihoven nezbytná pro zachytávání a dekódování časového normálu. Během vývoje se ukázalo jako kritické použití specifické verze knihovny </w:t>
-      </w:r>
-      <w:proofErr w:type="spellStart"/>
-      <w:r>
-        <w:t>TimeLib.h</w:t>
-      </w:r>
-      <w:proofErr w:type="spellEnd"/>
-      <w:r>
-        <w:t xml:space="preserve"> (udržované P. </w:t>
-      </w:r>
-      <w:proofErr w:type="spellStart"/>
-      <w:r>
-        <w:t>Stoffregenem</w:t>
-      </w:r>
-      <w:proofErr w:type="spellEnd"/>
-      <w:r>
-        <w:t xml:space="preserve">). Původní verze knihovny kolidovala se systémovými soubory kompilátoru operačního systému Windows, což způsobovalo kaskádové chyby při kompilaci (nedeklarované funkce </w:t>
-      </w:r>
-      <w:proofErr w:type="spellStart"/>
-      <w:proofErr w:type="gramStart"/>
-      <w:r>
-        <w:t>year</w:t>
-      </w:r>
-      <w:proofErr w:type="spellEnd"/>
-      <w:r>
-        <w:t>(</w:t>
-      </w:r>
-      <w:proofErr w:type="gramEnd"/>
-      <w:r>
-        <w:t xml:space="preserve">), </w:t>
-      </w:r>
-      <w:proofErr w:type="spellStart"/>
-      <w:proofErr w:type="gramStart"/>
-      <w:r>
-        <w:t>month</w:t>
-      </w:r>
-      <w:proofErr w:type="spellEnd"/>
-      <w:r>
-        <w:t>(</w:t>
-      </w:r>
-      <w:proofErr w:type="gramEnd"/>
-      <w:r>
-        <w:t>) atd.). Tento problém byl vyřešen přepsáním hlavičkových direktiv přímo ve zdrojových souborech modulu DCF77</w:t>
+        <w:t>DCF77.h a TimeLib.h</w:t>
+      </w:r>
+      <w:r>
+        <w:t xml:space="preserve"> – Dvojice knihoven nezbytná pro zachytávání a dekódování časového normálu. Během vývoje se ukázalo jako kritické použití specifické verze knihovny TimeLib.h (udržované P. Stoffregenem). Původní verze knihovny kolidovala se systémovými soubory kompilátoru operačního systému Windows, což způsobovalo kaskádové chyby při kompilaci (nedeklarované funkce year(), month() atd.). Tento problém byl vyřešen přepsáním hlavičkových direktiv přímo ve zdrojových souborech modulu DCF77</w:t>
       </w:r>
       <w:r>
         <w:fldChar w:fldCharType="begin"/>
@@ -9590,7 +8064,7 @@
           <w:rFonts w:eastAsiaTheme="minorEastAsia"/>
         </w:rPr>
       </w:pPr>
-      <w:bookmarkStart w:id="102" w:name="_Toc225519311"/>
+      <w:bookmarkStart w:id="102" w:name="_Toc225586704"/>
       <w:r>
         <w:rPr>
           <w:rFonts w:eastAsiaTheme="minorEastAsia"/>
@@ -9607,94 +8081,70 @@
       <w:r>
         <w:t xml:space="preserve">Zásadním požadavkem na běh programu bylo vyloučení blokovacích zpožďovacích funkcí, jako je standardní příkaz </w:t>
       </w:r>
-      <w:proofErr w:type="spellStart"/>
-      <w:proofErr w:type="gramStart"/>
       <w:r>
         <w:rPr>
           <w:rStyle w:val="KdHTML"/>
           <w:rFonts w:ascii="Times New Roman" w:hAnsi="Times New Roman" w:cs="Times New Roman"/>
         </w:rPr>
-        <w:t>delay</w:t>
-      </w:r>
-      <w:proofErr w:type="spellEnd"/>
+        <w:t>delay()</w:t>
+      </w:r>
+      <w:r>
+        <w:t>. Použití této funkce by zastavilo běh hlavního vlákna programu, což by vedlo ke ztrátě informací o stisku tlačítek a znemožnilo by to přesné měření délky pulzů přicházejících z modulu DCF77.</w:t>
+      </w:r>
+    </w:p>
+    <w:p>
+      <w:pPr>
+        <w:pStyle w:val="Normlnweb"/>
+        <w:spacing w:before="0" w:beforeAutospacing="0" w:line="360" w:lineRule="auto"/>
+      </w:pPr>
+      <w:r>
+        <w:t>Z tohoto důvodu byla softwarová architektura navržena na bázi konečného stavového automatu (FSM – Finite State Machine). Stavový automat je výpočetní model, který se v každém okamžiku nachází v jednom z předem definovaných stavů, přičemž přechody mezi těmito stavy jsou řízeny externími událostmi (stisk tlačítka, vypršení časovače).</w:t>
+      </w:r>
+    </w:p>
+    <w:p>
+      <w:pPr>
+        <w:pStyle w:val="Normlnweb"/>
+        <w:spacing w:before="0" w:beforeAutospacing="0" w:line="360" w:lineRule="auto"/>
+      </w:pPr>
+      <w:r>
+        <w:t xml:space="preserve">V jazyce C++ je tento model implementován pomocí výčtového typu </w:t>
+      </w:r>
       <w:r>
         <w:rPr>
           <w:rStyle w:val="KdHTML"/>
           <w:rFonts w:ascii="Times New Roman" w:hAnsi="Times New Roman" w:cs="Times New Roman"/>
         </w:rPr>
-        <w:t>(</w:t>
-      </w:r>
-      <w:proofErr w:type="gramEnd"/>
+        <w:t>enum</w:t>
+      </w:r>
+      <w:r>
+        <w:t xml:space="preserve">, který definuje stavy jako </w:t>
+      </w:r>
       <w:r>
         <w:rPr>
           <w:rStyle w:val="KdHTML"/>
           <w:rFonts w:ascii="Times New Roman" w:hAnsi="Times New Roman" w:cs="Times New Roman"/>
         </w:rPr>
-        <w:t>)</w:t>
-      </w:r>
-      <w:r>
-        <w:t>. Použití této funkce by zastavilo běh hlavního vlákna programu, což by vedlo ke ztrátě informací o stisku tlačítek a znemožnilo by to přesné měření délky pulzů přicházejících z modulu DCF77.</w:t>
-      </w:r>
-    </w:p>
-    <w:p>
-      <w:pPr>
-        <w:pStyle w:val="Normlnweb"/>
-        <w:spacing w:before="0" w:beforeAutospacing="0" w:line="360" w:lineRule="auto"/>
-      </w:pPr>
-      <w:r>
-        <w:t xml:space="preserve">Z tohoto důvodu byla softwarová architektura navržena na bázi konečného stavového automatu (FSM – </w:t>
-      </w:r>
-      <w:proofErr w:type="spellStart"/>
-      <w:r>
-        <w:t>Finite</w:t>
-      </w:r>
-      <w:proofErr w:type="spellEnd"/>
-      <w:r>
-        <w:t xml:space="preserve"> </w:t>
-      </w:r>
-      <w:proofErr w:type="spellStart"/>
-      <w:r>
-        <w:t>State</w:t>
-      </w:r>
-      <w:proofErr w:type="spellEnd"/>
-      <w:r>
-        <w:t xml:space="preserve"> </w:t>
-      </w:r>
-      <w:proofErr w:type="spellStart"/>
-      <w:r>
-        <w:t>Machine</w:t>
-      </w:r>
-      <w:proofErr w:type="spellEnd"/>
-      <w:r>
-        <w:t>). Stavový automat je výpočetní model, který se v každém okamžiku nachází v jednom z předem definovaných stavů, přičemž přechody mezi těmito stavy jsou řízeny externími událostmi (stisk tlačítka, vypršení časovače).</w:t>
-      </w:r>
-    </w:p>
-    <w:p>
-      <w:pPr>
-        <w:pStyle w:val="Normlnweb"/>
-        <w:spacing w:before="0" w:beforeAutospacing="0" w:line="360" w:lineRule="auto"/>
-      </w:pPr>
-      <w:r>
-        <w:t xml:space="preserve">V jazyce C++ je tento model implementován pomocí výčtového typu </w:t>
-      </w:r>
-      <w:proofErr w:type="spellStart"/>
+        <w:t>SYNC_DCF</w:t>
+      </w:r>
+      <w:r>
+        <w:t xml:space="preserve">, </w:t>
+      </w:r>
       <w:r>
         <w:rPr>
           <w:rStyle w:val="KdHTML"/>
           <w:rFonts w:ascii="Times New Roman" w:hAnsi="Times New Roman" w:cs="Times New Roman"/>
         </w:rPr>
-        <w:t>enum</w:t>
-      </w:r>
-      <w:proofErr w:type="spellEnd"/>
-      <w:r>
-        <w:t xml:space="preserve">, který definuje stavy jako </w:t>
+        <w:t>SHOW_TIME</w:t>
+      </w:r>
+      <w:r>
+        <w:t xml:space="preserve">, </w:t>
       </w:r>
       <w:r>
         <w:rPr>
           <w:rStyle w:val="KdHTML"/>
           <w:rFonts w:ascii="Times New Roman" w:hAnsi="Times New Roman" w:cs="Times New Roman"/>
         </w:rPr>
-        <w:t>SYNC_DCF</w:t>
+        <w:t>SET_ALARM_HOUR</w:t>
       </w:r>
       <w:r>
         <w:t xml:space="preserve">, </w:t>
@@ -9704,120 +8154,54 @@
           <w:rStyle w:val="KdHTML"/>
           <w:rFonts w:ascii="Times New Roman" w:hAnsi="Times New Roman" w:cs="Times New Roman"/>
         </w:rPr>
-        <w:t>SHOW_TIME</w:t>
-      </w:r>
-      <w:r>
-        <w:t xml:space="preserve">, </w:t>
+        <w:t>ALARM_RINGING</w:t>
+      </w:r>
+      <w:r>
+        <w:t xml:space="preserve"> a další. V hlavní nekonečné smyčce </w:t>
       </w:r>
       <w:r>
         <w:rPr>
           <w:rStyle w:val="KdHTML"/>
           <w:rFonts w:ascii="Times New Roman" w:hAnsi="Times New Roman" w:cs="Times New Roman"/>
         </w:rPr>
-        <w:t>SET_ALARM_HOUR</w:t>
-      </w:r>
-      <w:r>
-        <w:t xml:space="preserve">, </w:t>
+        <w:t>loop()</w:t>
+      </w:r>
+      <w:r>
+        <w:t xml:space="preserve"> je následně použit rozhodovací blok </w:t>
       </w:r>
       <w:r>
         <w:rPr>
           <w:rStyle w:val="KdHTML"/>
           <w:rFonts w:ascii="Times New Roman" w:hAnsi="Times New Roman" w:cs="Times New Roman"/>
         </w:rPr>
-        <w:t>ALARM_RINGING</w:t>
-      </w:r>
-      <w:r>
-        <w:t xml:space="preserve"> a další. V hlavní nekonečné smyčce </w:t>
-      </w:r>
-      <w:proofErr w:type="spellStart"/>
-      <w:proofErr w:type="gramStart"/>
+        <w:t>switch</w:t>
+      </w:r>
+      <w:r>
+        <w:t xml:space="preserve">, </w:t>
+      </w:r>
+      <w:r>
+        <w:lastRenderedPageBreak/>
+        <w:t xml:space="preserve">který vyhodnocuje aktuální stav (proměnná </w:t>
+      </w:r>
       <w:r>
         <w:rPr>
           <w:rStyle w:val="KdHTML"/>
           <w:rFonts w:ascii="Times New Roman" w:hAnsi="Times New Roman" w:cs="Times New Roman"/>
         </w:rPr>
-        <w:t>loop</w:t>
-      </w:r>
-      <w:proofErr w:type="spellEnd"/>
+        <w:t>currentState</w:t>
+      </w:r>
+      <w:r>
+        <w:t xml:space="preserve">) a spouští pouze tu část kódu, která danému stavu přísluší. Časování je realizováno neblokovacím způsobem pomocí funkce </w:t>
+      </w:r>
       <w:r>
         <w:rPr>
           <w:rStyle w:val="KdHTML"/>
           <w:rFonts w:ascii="Times New Roman" w:hAnsi="Times New Roman" w:cs="Times New Roman"/>
         </w:rPr>
-        <w:t>(</w:t>
-      </w:r>
-      <w:proofErr w:type="gramEnd"/>
-      <w:r>
-        <w:rPr>
-          <w:rStyle w:val="KdHTML"/>
-          <w:rFonts w:ascii="Times New Roman" w:hAnsi="Times New Roman" w:cs="Times New Roman"/>
-        </w:rPr>
-        <w:t>)</w:t>
-      </w:r>
-      <w:r>
-        <w:t xml:space="preserve"> je následně použit rozhodovací blok </w:t>
-      </w:r>
-      <w:r>
-        <w:rPr>
-          <w:rStyle w:val="KdHTML"/>
-          <w:rFonts w:ascii="Times New Roman" w:hAnsi="Times New Roman" w:cs="Times New Roman"/>
-        </w:rPr>
-        <w:t>switch</w:t>
-      </w:r>
-      <w:r>
-        <w:t xml:space="preserve">, </w:t>
-      </w:r>
-      <w:r>
-        <w:lastRenderedPageBreak/>
-        <w:t xml:space="preserve">který vyhodnocuje aktuální stav (proměnná </w:t>
-      </w:r>
-      <w:proofErr w:type="spellStart"/>
-      <w:r>
-        <w:rPr>
-          <w:rStyle w:val="KdHTML"/>
-          <w:rFonts w:ascii="Times New Roman" w:hAnsi="Times New Roman" w:cs="Times New Roman"/>
-        </w:rPr>
-        <w:t>currentState</w:t>
-      </w:r>
-      <w:proofErr w:type="spellEnd"/>
-      <w:r>
-        <w:t xml:space="preserve">) a spouští pouze tu část kódu, která danému stavu přísluší. Časování je realizováno neblokovacím způsobem pomocí funkce </w:t>
-      </w:r>
-      <w:proofErr w:type="spellStart"/>
-      <w:proofErr w:type="gramStart"/>
-      <w:r>
-        <w:rPr>
-          <w:rStyle w:val="KdHTML"/>
-          <w:rFonts w:ascii="Times New Roman" w:hAnsi="Times New Roman" w:cs="Times New Roman"/>
-        </w:rPr>
-        <w:t>millis</w:t>
-      </w:r>
-      <w:proofErr w:type="spellEnd"/>
-      <w:r>
-        <w:rPr>
-          <w:rStyle w:val="KdHTML"/>
-          <w:rFonts w:ascii="Times New Roman" w:hAnsi="Times New Roman" w:cs="Times New Roman"/>
-        </w:rPr>
-        <w:t>(</w:t>
-      </w:r>
-      <w:proofErr w:type="gramEnd"/>
-      <w:r>
-        <w:rPr>
-          <w:rStyle w:val="KdHTML"/>
-          <w:rFonts w:ascii="Times New Roman" w:hAnsi="Times New Roman" w:cs="Times New Roman"/>
-        </w:rPr>
-        <w:t>)</w:t>
-      </w:r>
-      <w:r>
-        <w:t xml:space="preserve">, která vrací počet milisekund od spuštění </w:t>
-      </w:r>
-      <w:proofErr w:type="spellStart"/>
-      <w:r>
-        <w:t>mikrokontroléru</w:t>
-      </w:r>
-      <w:proofErr w:type="spellEnd"/>
-      <w:r>
-        <w:t>.</w:t>
+        <w:t>millis()</w:t>
+      </w:r>
+      <w:r>
+        <w:t>, která vrací počet milisekund od spuštění mikrokontroléru.</w:t>
       </w:r>
     </w:p>
     <w:p>
@@ -9911,7 +8295,7 @@
         <w:spacing w:before="0" w:line="360" w:lineRule="auto"/>
         <w:ind w:left="0"/>
       </w:pPr>
-      <w:bookmarkStart w:id="105" w:name="_Toc225519312"/>
+      <w:bookmarkStart w:id="105" w:name="_Toc225586705"/>
       <w:r>
         <w:t>Inicializační rutina a synchronizace času</w:t>
       </w:r>
@@ -9928,7 +8312,6 @@
       <w:r>
         <w:t xml:space="preserve">Funkce </w:t>
       </w:r>
-      <w:proofErr w:type="gramStart"/>
       <w:r>
         <w:rPr>
           <w:rStyle w:val="KdHTML"/>
@@ -9936,9 +8319,11 @@
           <w:sz w:val="24"/>
           <w:szCs w:val="24"/>
         </w:rPr>
-        <w:t>setup(</w:t>
-      </w:r>
-      <w:proofErr w:type="gramEnd"/>
+        <w:t>setup()</w:t>
+      </w:r>
+      <w:r>
+        <w:t xml:space="preserve"> se v mikrokontroléru spouští pouze jednou po připojení napájení. V této fázi probíhá inicializace sériové linky, nastavení režimu pinů (funkce </w:t>
+      </w:r>
       <w:r>
         <w:rPr>
           <w:rStyle w:val="KdHTML"/>
@@ -9946,20 +8331,11 @@
           <w:sz w:val="24"/>
           <w:szCs w:val="24"/>
         </w:rPr>
-        <w:t>)</w:t>
-      </w:r>
-      <w:r>
-        <w:t xml:space="preserve"> se v </w:t>
-      </w:r>
-      <w:proofErr w:type="spellStart"/>
-      <w:r>
-        <w:t>mikrokontroléru</w:t>
-      </w:r>
-      <w:proofErr w:type="spellEnd"/>
-      <w:r>
-        <w:t xml:space="preserve"> spouští pouze jednou po připojení napájení. V této fázi probíhá inicializace sériové linky, nastavení režimu pinů (funkce </w:t>
-      </w:r>
-      <w:proofErr w:type="spellStart"/>
+        <w:t>pinMode</w:t>
+      </w:r>
+      <w:r>
+        <w:t xml:space="preserve">) a spuštění komunikace s I2C perifériemi. Všechna vstupní tlačítka jsou inicializována v režimu </w:t>
+      </w:r>
       <w:r>
         <w:rPr>
           <w:rStyle w:val="KdHTML"/>
@@ -9967,11 +8343,19 @@
           <w:sz w:val="24"/>
           <w:szCs w:val="24"/>
         </w:rPr>
-        <w:t>pinMode</w:t>
-      </w:r>
-      <w:proofErr w:type="spellEnd"/>
-      <w:r>
-        <w:t xml:space="preserve">) a spuštění komunikace s I2C perifériemi. Všechna vstupní tlačítka jsou inicializována v režimu </w:t>
+        <w:t>INPUT_PULLUP</w:t>
+      </w:r>
+      <w:r>
+        <w:t>, čímž se softwarově aktivují interní zvedací rezistory (přibližně 20 kΩ), které zajišťují definovanou úroveň logické jedničky (HIGH) v neaktivním stavu.</w:t>
+      </w:r>
+    </w:p>
+    <w:p>
+      <w:pPr>
+        <w:pStyle w:val="Normlnweb"/>
+        <w:spacing w:before="0" w:beforeAutospacing="0" w:line="360" w:lineRule="auto"/>
+      </w:pPr>
+      <w:r>
+        <w:t xml:space="preserve">Následně je uživateli zobrazena uvítací zpráva a proces přechází do fáze synchronizace. Výchozím stavem systému po zapnutí je vždy stav </w:t>
       </w:r>
       <w:r>
         <w:rPr>
@@ -9980,35 +8364,6 @@
           <w:sz w:val="24"/>
           <w:szCs w:val="24"/>
         </w:rPr>
-        <w:t>INPUT_PULLUP</w:t>
-      </w:r>
-      <w:r>
-        <w:t xml:space="preserve">, čímž se softwarově aktivují interní zvedací rezistory (přibližně 20 </w:t>
-      </w:r>
-      <w:proofErr w:type="spellStart"/>
-      <w:r>
-        <w:t>kΩ</w:t>
-      </w:r>
-      <w:proofErr w:type="spellEnd"/>
-      <w:r>
-        <w:t>), které zajišťují definovanou úroveň logické jedničky (HIGH) v neaktivním stavu.</w:t>
-      </w:r>
-    </w:p>
-    <w:p>
-      <w:pPr>
-        <w:pStyle w:val="Normlnweb"/>
-        <w:spacing w:before="0" w:beforeAutospacing="0" w:line="360" w:lineRule="auto"/>
-      </w:pPr>
-      <w:r>
-        <w:t xml:space="preserve">Následně je uživateli zobrazena uvítací zpráva a proces přechází do fáze synchronizace. Výchozím stavem systému po zapnutí je vždy stav </w:t>
-      </w:r>
-      <w:r>
-        <w:rPr>
-          <w:rStyle w:val="KdHTML"/>
-          <w:rFonts w:ascii="Times New Roman" w:hAnsi="Times New Roman" w:cs="Times New Roman"/>
-          <w:sz w:val="24"/>
-          <w:szCs w:val="24"/>
-        </w:rPr>
         <w:t>SYNC_DCF</w:t>
       </w:r>
       <w:r>
@@ -10024,7 +8379,7 @@
           <w:rFonts w:cs="Times New Roman"/>
         </w:rPr>
       </w:pPr>
-      <w:bookmarkStart w:id="109" w:name="_Toc225519313"/>
+      <w:bookmarkStart w:id="109" w:name="_Toc225586706"/>
       <w:bookmarkEnd w:id="106"/>
       <w:bookmarkEnd w:id="107"/>
       <w:bookmarkEnd w:id="108"/>
@@ -10042,23 +8397,7 @@
         <w:spacing w:before="0"/>
       </w:pPr>
       <w:r>
-        <w:t xml:space="preserve">Ve stavu SYNC_DCF </w:t>
-      </w:r>
-      <w:proofErr w:type="spellStart"/>
-      <w:r>
-        <w:t>mikrokontrolér</w:t>
-      </w:r>
-      <w:proofErr w:type="spellEnd"/>
-      <w:r>
-        <w:t xml:space="preserve"> naslouchá na pinu D2 (</w:t>
-      </w:r>
-      <w:proofErr w:type="spellStart"/>
-      <w:r>
-        <w:t>Interrupt</w:t>
-      </w:r>
-      <w:proofErr w:type="spellEnd"/>
-      <w:r>
-        <w:t xml:space="preserve"> 0) datům z dlouhovlnného přijímače</w:t>
+        <w:t>Ve stavu SYNC_DCF mikrokontrolér naslouchá na pinu D2 (Interrupt 0) datům z dlouhovlnného přijímače</w:t>
       </w:r>
       <w:r>
         <w:t xml:space="preserve"> </w:t>
@@ -10092,15 +8431,7 @@
       </w:pPr>
       <w:r>
         <w:lastRenderedPageBreak/>
-        <w:t xml:space="preserve">Pro zamezení zablokování přístroje v případě špatného signálu (např. uvnitř železobetonových budov nebo při rušení spínanými zdroji) byl do kódu implementován bezpečnostní </w:t>
-      </w:r>
-      <w:proofErr w:type="spellStart"/>
-      <w:r>
-        <w:t>timeout</w:t>
-      </w:r>
-      <w:proofErr w:type="spellEnd"/>
-      <w:r>
-        <w:t xml:space="preserve"> v délce 180 sekund (3 minuty). Během této doby mohou nastat tři scénáře:</w:t>
+        <w:t>Pro zamezení zablokování přístroje v případě špatného signálu (např. uvnitř železobetonových budov nebo při rušení spínanými zdroji) byl do kódu implementován bezpečnostní timeout v délce 180 sekund (3 minuty). Během této doby mohou nastat tři scénáře:</w:t>
       </w:r>
     </w:p>
     <w:p>
@@ -10121,35 +8452,7 @@
         <w:t>Úspěšná synchronizace:</w:t>
       </w:r>
       <w:r>
-        <w:t xml:space="preserve"> Funkce </w:t>
-      </w:r>
-      <w:proofErr w:type="spellStart"/>
-      <w:proofErr w:type="gramStart"/>
-      <w:r>
-        <w:t>dcf.getTime</w:t>
-      </w:r>
-      <w:proofErr w:type="spellEnd"/>
-      <w:proofErr w:type="gramEnd"/>
-      <w:r>
-        <w:t xml:space="preserve">() vrátí platné časové razítko odvozené z atomových hodin. Toto razítko je pomocí funkce </w:t>
-      </w:r>
-      <w:proofErr w:type="spellStart"/>
-      <w:proofErr w:type="gramStart"/>
-      <w:r>
-        <w:t>rtc.adjust</w:t>
-      </w:r>
-      <w:proofErr w:type="spellEnd"/>
-      <w:proofErr w:type="gramEnd"/>
-      <w:r>
-        <w:t xml:space="preserve">() zapsáno do hardwarového modulu DS3231, zařízení vypíše "DCF </w:t>
-      </w:r>
-      <w:proofErr w:type="spellStart"/>
-      <w:r>
-        <w:t>Nacteno</w:t>
-      </w:r>
-      <w:proofErr w:type="spellEnd"/>
-      <w:r>
-        <w:t>!" a přejde do stavu SHOW_TIME.</w:t>
+        <w:t xml:space="preserve"> Funkce dcf.getTime() vrátí platné časové razítko odvozené z atomových hodin. Toto razítko je pomocí funkce rtc.adjust() zapsáno do hardwarového modulu DS3231, zařízení vypíše "DCF Nacteno!" a přejde do stavu SHOW_TIME.</w:t>
       </w:r>
     </w:p>
     <w:p>
@@ -10188,23 +8491,7 @@
           <w:b/>
           <w:bCs/>
         </w:rPr>
-        <w:t>Vypršení času (</w:t>
-      </w:r>
-      <w:proofErr w:type="spellStart"/>
-      <w:r>
-        <w:rPr>
-          <w:b/>
-          <w:bCs/>
-        </w:rPr>
-        <w:t>Timeout</w:t>
-      </w:r>
-      <w:proofErr w:type="spellEnd"/>
-      <w:r>
-        <w:rPr>
-          <w:b/>
-          <w:bCs/>
-        </w:rPr>
-        <w:t>):</w:t>
+        <w:t>Vypršení času (Timeout):</w:t>
       </w:r>
       <w:r>
         <w:t xml:space="preserve"> Po třech minutách neúspěšného hledání program vyhodnotí signál jako nedostupný a hledání ukončí.</w:t>
@@ -10216,17 +8503,7 @@
         <w:spacing w:before="0"/>
       </w:pPr>
       <w:r>
-        <w:t xml:space="preserve">V případě scénáře 2 a 3 je následně vyhodnocen stav modulu reálného času pomocí funkce </w:t>
-      </w:r>
-      <w:proofErr w:type="spellStart"/>
-      <w:proofErr w:type="gramStart"/>
-      <w:r>
-        <w:t>rtc.lostPower</w:t>
-      </w:r>
-      <w:proofErr w:type="spellEnd"/>
-      <w:proofErr w:type="gramEnd"/>
-      <w:r>
-        <w:t>()</w:t>
+        <w:t>V případě scénáře 2 a 3 je následně vyhodnocen stav modulu reálného času pomocí funkce rtc.lostPower()</w:t>
       </w:r>
       <w:r>
         <w:t xml:space="preserve"> </w:t>
@@ -10264,7 +8541,7 @@
         <w:spacing w:before="0" w:line="360" w:lineRule="auto"/>
         <w:ind w:left="0"/>
       </w:pPr>
-      <w:bookmarkStart w:id="110" w:name="_Toc225519314"/>
+      <w:bookmarkStart w:id="110" w:name="_Toc225586707"/>
       <w:r>
         <w:t>Uživatelské rozhraní</w:t>
       </w:r>
@@ -10276,36 +8553,7 @@
         <w:spacing w:before="0"/>
       </w:pPr>
       <w:r>
-        <w:t xml:space="preserve">Hlavní obrazovka (SHOW_TIME) je překreslována v pravidelném intervalu 500 </w:t>
-      </w:r>
-      <w:proofErr w:type="spellStart"/>
-      <w:r>
-        <w:t>ms</w:t>
-      </w:r>
-      <w:proofErr w:type="spellEnd"/>
-      <w:r>
-        <w:t xml:space="preserve">. Zobrazení statických i dynamických prvků má na starosti oddělená funkce </w:t>
-      </w:r>
-      <w:proofErr w:type="spellStart"/>
-      <w:proofErr w:type="gramStart"/>
-      <w:r>
-        <w:t>displayMainScreen</w:t>
-      </w:r>
-      <w:proofErr w:type="spellEnd"/>
-      <w:r>
-        <w:t>(</w:t>
-      </w:r>
-      <w:proofErr w:type="gramEnd"/>
-      <w:r>
-        <w:t>), která formátuje číselné hodnoty do podoby "HH:</w:t>
-      </w:r>
-      <w:proofErr w:type="gramStart"/>
-      <w:r>
-        <w:t>MM:SS</w:t>
-      </w:r>
-      <w:proofErr w:type="gramEnd"/>
-      <w:r>
-        <w:t>" doplňováním nuly před jednociferné hodnoty.</w:t>
+        <w:t>Hlavní obrazovka (SHOW_TIME) je překreslována v pravidelném intervalu 500 ms. Zobrazení statických i dynamických prvků má na starosti oddělená funkce displayMainScreen(), která formátuje číselné hodnoty do podoby "HH:MM:SS" doplňováním nuly před jednociferné hodnoty.</w:t>
       </w:r>
     </w:p>
     <w:p>
@@ -10318,20 +8566,12 @@
           <w:lang w:val="en-US"/>
         </w:rPr>
       </w:pPr>
-      <w:bookmarkStart w:id="111" w:name="_Toc225519315"/>
-      <w:proofErr w:type="spellStart"/>
+      <w:bookmarkStart w:id="111" w:name="_Toc225586708"/>
       <w:r>
         <w:rPr>
           <w:rFonts w:cs="Times New Roman"/>
         </w:rPr>
-        <w:t>Softwárové</w:t>
-      </w:r>
-      <w:proofErr w:type="spellEnd"/>
-      <w:r>
-        <w:rPr>
-          <w:rFonts w:cs="Times New Roman"/>
-        </w:rPr>
-        <w:t xml:space="preserve"> ošetření </w:t>
+        <w:t xml:space="preserve">Softwárové ošetření </w:t>
       </w:r>
       <w:r>
         <w:rPr>
@@ -10348,83 +8588,31 @@
         <w:spacing w:before="0" w:beforeAutospacing="0" w:line="360" w:lineRule="auto"/>
       </w:pPr>
       <w:r>
-        <w:t xml:space="preserve">Mechanické kontakty tlačítek generují při stisknutí i uvolnění sérii rychlých </w:t>
-      </w:r>
-      <w:proofErr w:type="spellStart"/>
-      <w:r>
-        <w:t>mikrozákmitů</w:t>
-      </w:r>
-      <w:proofErr w:type="spellEnd"/>
-      <w:r>
-        <w:t xml:space="preserve"> (</w:t>
-      </w:r>
-      <w:proofErr w:type="spellStart"/>
-      <w:r>
-        <w:t>bouncing</w:t>
-      </w:r>
-      <w:proofErr w:type="spellEnd"/>
-      <w:r>
-        <w:t xml:space="preserve">). Pokud by </w:t>
-      </w:r>
-      <w:proofErr w:type="spellStart"/>
-      <w:r>
-        <w:t>mikrokontrolér</w:t>
-      </w:r>
-      <w:proofErr w:type="spellEnd"/>
-      <w:r>
-        <w:t xml:space="preserve"> tyto stavy okamžitě četl, vyhodnotil by jeden fyzický stisk jako několik desítek rychlých stisků. Tradiční hardwarové řešení problému vyžaduje RC článek, avšak v tomto projektu bylo využito softwarového řešení. Do hlavní smyčky </w:t>
-      </w:r>
-      <w:proofErr w:type="spellStart"/>
-      <w:proofErr w:type="gramStart"/>
+        <w:t xml:space="preserve">Mechanické kontakty tlačítek generují při stisknutí i uvolnění sérii rychlých mikrozákmitů (bouncing). Pokud by mikrokontrolér tyto stavy okamžitě četl, vyhodnotil by jeden fyzický stisk jako několik desítek rychlých stisků. Tradiční hardwarové řešení problému vyžaduje RC článek, avšak v tomto projektu bylo využito softwarového řešení. Do hlavní smyčky </w:t>
+      </w:r>
       <w:r>
         <w:rPr>
           <w:rStyle w:val="KdHTML"/>
           <w:rFonts w:ascii="Times New Roman" w:hAnsi="Times New Roman" w:cs="Times New Roman"/>
         </w:rPr>
-        <w:t>loop</w:t>
-      </w:r>
-      <w:proofErr w:type="spellEnd"/>
+        <w:t>loop()</w:t>
+      </w:r>
+      <w:r>
+        <w:t xml:space="preserve"> byla implementována </w:t>
+      </w:r>
+      <w:r>
+        <w:lastRenderedPageBreak/>
+        <w:t xml:space="preserve">podmínka využívající časovou značku </w:t>
+      </w:r>
       <w:r>
         <w:rPr>
           <w:rStyle w:val="KdHTML"/>
           <w:rFonts w:ascii="Times New Roman" w:hAnsi="Times New Roman" w:cs="Times New Roman"/>
         </w:rPr>
-        <w:t>(</w:t>
-      </w:r>
-      <w:proofErr w:type="gramEnd"/>
-      <w:r>
-        <w:rPr>
-          <w:rStyle w:val="KdHTML"/>
-          <w:rFonts w:ascii="Times New Roman" w:hAnsi="Times New Roman" w:cs="Times New Roman"/>
-        </w:rPr>
-        <w:t>)</w:t>
-      </w:r>
-      <w:r>
-        <w:t xml:space="preserve"> byla implementována </w:t>
-      </w:r>
-      <w:r>
-        <w:lastRenderedPageBreak/>
-        <w:t xml:space="preserve">podmínka využívající časovou značku </w:t>
-      </w:r>
-      <w:proofErr w:type="spellStart"/>
-      <w:r>
-        <w:rPr>
-          <w:rStyle w:val="KdHTML"/>
-          <w:rFonts w:ascii="Times New Roman" w:hAnsi="Times New Roman" w:cs="Times New Roman"/>
-        </w:rPr>
         <w:t>lastBtnPress</w:t>
       </w:r>
-      <w:proofErr w:type="spellEnd"/>
-      <w:r>
-        <w:t xml:space="preserve">. Po zaznamenání stisku kteréhokoliv z tlačítek je běh programu pro čtení vstupů uzamčen na dobu 200 </w:t>
-      </w:r>
-      <w:proofErr w:type="spellStart"/>
-      <w:r>
-        <w:t>ms</w:t>
-      </w:r>
-      <w:proofErr w:type="spellEnd"/>
-      <w:r>
-        <w:t>. Tento časový úsek spolehlivě překryje fyzické zákmity kontaktů, aniž by to uživatel pocítil jako zpoždění odezvy.</w:t>
+      <w:r>
+        <w:t>. Po zaznamenání stisku kteréhokoliv z tlačítek je běh programu pro čtení vstupů uzamčen na dobu 200 ms. Tento časový úsek spolehlivě překryje fyzické zákmity kontaktů, aniž by to uživatel pocítil jako zpoždění odezvy.</w:t>
       </w:r>
     </w:p>
     <w:p>
@@ -10436,7 +8624,7 @@
           <w:rFonts w:cs="Times New Roman"/>
         </w:rPr>
       </w:pPr>
-      <w:bookmarkStart w:id="112" w:name="_Toc225519316"/>
+      <w:bookmarkStart w:id="112" w:name="_Toc225586709"/>
       <w:r>
         <w:rPr>
           <w:rFonts w:cs="Times New Roman"/>
@@ -10451,7 +8639,13 @@
         <w:spacing w:before="0" w:beforeAutospacing="0" w:line="360" w:lineRule="auto"/>
       </w:pPr>
       <w:r>
-        <w:t xml:space="preserve">Jako servisní a bezpečnostní prvek byla do řídicího softwaru implementována speciální procedura označovaná jako Master Reset. Tato funkce umožňuje uživateli okamžitý přístup k manuální konfiguraci všech systémových časových proměnných, a to bez nutnosti fyzického restartu či odpojení zařízení od napájecího zdroje. Procedura je softwarově chráněna proti nechtěnému spuštění. Lze ji vyvolat výhradně z hlavní obrazovky (stav </w:t>
+        <w:t xml:space="preserve">Jako servisní a bezpečnostní prvek byla do řídicího softwaru implementována speciální </w:t>
+      </w:r>
+      <w:r>
+        <w:t>operace</w:t>
+      </w:r>
+      <w:r>
+        <w:t xml:space="preserve"> označovaná jako Master Reset. Tato funkce umožňuje uživateli okamžitý přístup k manuální konfiguraci všech systémových časových proměnných, a to bez nutnosti fyzického restartu či odpojení zařízení od napájecího zdroje. Procedura je softwarově chráněna proti nechtěnému spuštění. Lze ji vyvolat výhradně z hlavní obrazovky (stav </w:t>
       </w:r>
       <w:r>
         <w:rPr>
@@ -10461,7 +8655,13 @@
         <w:t>SHOW_TIME</w:t>
       </w:r>
       <w:r>
-        <w:t>), a to současným stiskem všech čtyř ovládacích tlačítek (OK, BACK, UP, DOWN). Při úspěšném vyvolání je standardní tok programu přerušen, na displeji je po dobu jedné sekundy zobrazeno varovné hlášení „MASTER RESET“ a stavový automat následně přejde do režimu ručního nastavení roku, měsíce, dne a času. Pro usnadnění konfigurace jsou do dočasných proměnných automaticky načtena poslední známá data z modulu reálného času, aby uživatel nemusel hodnoty nastavovat od nuly.</w:t>
+        <w:t xml:space="preserve">), a to současným stiskem </w:t>
+      </w:r>
+      <w:r>
+        <w:t>dvou</w:t>
+      </w:r>
+      <w:r>
+        <w:t xml:space="preserve"> ovládacích tlačítek (OK, BACK). Při úspěšném vyvolání je standardní tok programu přerušen, na displeji je po dobu jedné sekundy zobrazeno varovné hlášení „MASTER RESET“ a stavový automat následně přejde do režimu ručního nastavení roku, měsíce, dne a času. Pro usnadnění konfigurace jsou do dočasných proměnných automaticky načtena poslední známá data z modulu reálného času, aby uživatel nemusel hodnoty nastavovat od nuly.</w:t>
       </w:r>
     </w:p>
     <w:p>
@@ -10472,7 +8672,6 @@
       <w:r>
         <w:t xml:space="preserve">Následně je v hlavní smyčce řešena logika samotného budíku. Data o nastaveném čase buzení jsou trvale uložena v globálních proměnných </w:t>
       </w:r>
-      <w:proofErr w:type="spellStart"/>
       <w:r>
         <w:rPr>
           <w:rStyle w:val="KdHTML"/>
@@ -10480,11 +8679,9 @@
         </w:rPr>
         <w:t>alarmHour</w:t>
       </w:r>
-      <w:proofErr w:type="spellEnd"/>
       <w:r>
         <w:t xml:space="preserve"> a </w:t>
       </w:r>
-      <w:proofErr w:type="spellStart"/>
       <w:r>
         <w:rPr>
           <w:rStyle w:val="KdHTML"/>
@@ -10492,135 +8689,69 @@
         </w:rPr>
         <w:t>alarmMinute</w:t>
       </w:r>
-      <w:proofErr w:type="spellEnd"/>
       <w:r>
         <w:t xml:space="preserve">. Pro určení aktivních dnů v týdnu (od pondělí do neděle) je využito logické pole </w:t>
       </w:r>
-      <w:proofErr w:type="spellStart"/>
-      <w:proofErr w:type="gramStart"/>
       <w:r>
         <w:rPr>
           <w:rStyle w:val="KdHTML"/>
           <w:rFonts w:ascii="Times New Roman" w:hAnsi="Times New Roman" w:cs="Times New Roman"/>
         </w:rPr>
-        <w:t>alarmDays</w:t>
-      </w:r>
-      <w:proofErr w:type="spellEnd"/>
+        <w:t>alarmDays[7]</w:t>
+      </w:r>
+      <w:r>
+        <w:t xml:space="preserve">. Samotná kontrola shody aktuálního času s časem buzení je delegována na dedikovanou funkci </w:t>
+      </w:r>
       <w:r>
         <w:rPr>
           <w:rStyle w:val="KdHTML"/>
           <w:rFonts w:ascii="Times New Roman" w:hAnsi="Times New Roman" w:cs="Times New Roman"/>
         </w:rPr>
-        <w:t>[</w:t>
-      </w:r>
-      <w:proofErr w:type="gramEnd"/>
+        <w:t>checkAlarm()</w:t>
+      </w:r>
+      <w:r>
+        <w:t>. Aby bylo zabráněno neustálému a vícenásobnému spouštění akustické signalizace po celou dobu trvání shodné minuty, je do vyhodnocovací podmínky striktně zahrnuta verifikace nulté sekundy (</w:t>
+      </w:r>
       <w:r>
         <w:rPr>
           <w:rStyle w:val="KdHTML"/>
           <w:rFonts w:ascii="Times New Roman" w:hAnsi="Times New Roman" w:cs="Times New Roman"/>
         </w:rPr>
-        <w:t>7]</w:t>
-      </w:r>
-      <w:r>
-        <w:t xml:space="preserve">. Samotná kontrola shody aktuálního času s časem buzení je delegována na dedikovanou funkci </w:t>
-      </w:r>
-      <w:proofErr w:type="spellStart"/>
-      <w:proofErr w:type="gramStart"/>
+        <w:t>now.second() == 0</w:t>
+      </w:r>
+      <w:r>
+        <w:t>).</w:t>
+      </w:r>
+    </w:p>
+    <w:p>
+      <w:pPr>
+        <w:pStyle w:val="Normlnweb"/>
+        <w:spacing w:before="0" w:beforeAutospacing="0" w:line="360" w:lineRule="auto"/>
+      </w:pPr>
+      <w:r>
+        <w:t xml:space="preserve">Při splnění spouštěcích podmínek se stavový automat přepne do režimu </w:t>
+      </w:r>
       <w:r>
         <w:rPr>
           <w:rStyle w:val="KdHTML"/>
           <w:rFonts w:ascii="Times New Roman" w:hAnsi="Times New Roman" w:cs="Times New Roman"/>
         </w:rPr>
-        <w:t>checkAlarm</w:t>
-      </w:r>
-      <w:proofErr w:type="spellEnd"/>
+        <w:t>ALARM_RINGING</w:t>
+      </w:r>
+      <w:r>
+        <w:t xml:space="preserve">. V tomto stavu začne mikrokontrolér generovat na digitálním pinu D8 střídavý signál o frekvenci 2000 Hz ve 200ms intervalech, což na pasivním piezoměniči vytváří efekt přerušovaného pípání. Zvonění je softwarově limitováno bezpečnostním časovačem, který na pozadí porovnává aktuální čas s časovou </w:t>
+      </w:r>
+      <w:r>
+        <w:lastRenderedPageBreak/>
+        <w:t xml:space="preserve">značkou </w:t>
+      </w:r>
       <w:r>
         <w:rPr>
           <w:rStyle w:val="KdHTML"/>
           <w:rFonts w:ascii="Times New Roman" w:hAnsi="Times New Roman" w:cs="Times New Roman"/>
         </w:rPr>
-        <w:t>(</w:t>
-      </w:r>
-      <w:proofErr w:type="gramEnd"/>
-      <w:r>
-        <w:rPr>
-          <w:rStyle w:val="KdHTML"/>
-          <w:rFonts w:ascii="Times New Roman" w:hAnsi="Times New Roman" w:cs="Times New Roman"/>
-        </w:rPr>
-        <w:t>)</w:t>
-      </w:r>
-      <w:r>
-        <w:t>. Aby bylo zabráněno neustálému a vícenásobnému spouštění akustické signalizace po celou dobu trvání shodné minuty, je do vyhodnocovací podmínky striktně zahrnuta verifikace nulté sekundy (</w:t>
-      </w:r>
-      <w:proofErr w:type="spellStart"/>
-      <w:proofErr w:type="gramStart"/>
-      <w:r>
-        <w:rPr>
-          <w:rStyle w:val="KdHTML"/>
-          <w:rFonts w:ascii="Times New Roman" w:hAnsi="Times New Roman" w:cs="Times New Roman"/>
-        </w:rPr>
-        <w:t>now.second</w:t>
-      </w:r>
-      <w:proofErr w:type="spellEnd"/>
-      <w:proofErr w:type="gramEnd"/>
-      <w:r>
-        <w:rPr>
-          <w:rStyle w:val="KdHTML"/>
-          <w:rFonts w:ascii="Times New Roman" w:hAnsi="Times New Roman" w:cs="Times New Roman"/>
-        </w:rPr>
-        <w:t>() == 0</w:t>
-      </w:r>
-      <w:r>
-        <w:t>).</w:t>
-      </w:r>
-    </w:p>
-    <w:p>
-      <w:pPr>
-        <w:pStyle w:val="Normlnweb"/>
-        <w:spacing w:before="0" w:beforeAutospacing="0" w:line="360" w:lineRule="auto"/>
-      </w:pPr>
-      <w:r>
-        <w:t xml:space="preserve">Při splnění spouštěcích podmínek se stavový automat přepne do režimu </w:t>
-      </w:r>
-      <w:r>
-        <w:rPr>
-          <w:rStyle w:val="KdHTML"/>
-          <w:rFonts w:ascii="Times New Roman" w:hAnsi="Times New Roman" w:cs="Times New Roman"/>
-        </w:rPr>
-        <w:t>ALARM_RINGING</w:t>
-      </w:r>
-      <w:r>
-        <w:t xml:space="preserve">. V tomto stavu začne </w:t>
-      </w:r>
-      <w:proofErr w:type="spellStart"/>
-      <w:r>
-        <w:t>mikrokontrolér</w:t>
-      </w:r>
-      <w:proofErr w:type="spellEnd"/>
-      <w:r>
-        <w:t xml:space="preserve"> generovat na digitálním pinu D8 střídavý signál o frekvenci 2000 Hz ve 200ms intervalech, což na pasivním </w:t>
-      </w:r>
-      <w:proofErr w:type="spellStart"/>
-      <w:r>
-        <w:t>piezoměniči</w:t>
-      </w:r>
-      <w:proofErr w:type="spellEnd"/>
-      <w:r>
-        <w:t xml:space="preserve"> vytváří efekt přerušovaného pípání. Zvonění je softwarově limitováno bezpečnostním časovačem, který na pozadí porovnává aktuální čas s časovou </w:t>
-      </w:r>
-      <w:r>
-        <w:lastRenderedPageBreak/>
-        <w:t xml:space="preserve">značkou </w:t>
-      </w:r>
-      <w:proofErr w:type="spellStart"/>
-      <w:r>
-        <w:rPr>
-          <w:rStyle w:val="KdHTML"/>
-          <w:rFonts w:ascii="Times New Roman" w:hAnsi="Times New Roman" w:cs="Times New Roman"/>
-        </w:rPr>
         <w:t>alarmRingingStartTime</w:t>
       </w:r>
-      <w:proofErr w:type="spellEnd"/>
       <w:r>
         <w:t>. Po uplynutí přesně 10 minut (600 000 milisekund) je akustická signalizace automaticky deaktivována. Zvonění lze rovněž kdykoliv předčasně ukončit stiskem libovolného z ovládacích tlačítek, čímž dojde k okamžitému návratu do výchozího stavu zobrazení času.</w:t>
       </w:r>
@@ -10727,7 +8858,7 @@
         <w:pStyle w:val="Nadpis1"/>
         <w:spacing w:before="0" w:line="360" w:lineRule="auto"/>
       </w:pPr>
-      <w:bookmarkStart w:id="115" w:name="_Toc225519317"/>
+      <w:bookmarkStart w:id="115" w:name="_Toc225586710"/>
       <w:r>
         <w:lastRenderedPageBreak/>
         <w:t>Realizace a testování</w:t>
@@ -10740,7 +8871,7 @@
         <w:spacing w:before="0" w:line="360" w:lineRule="auto"/>
         <w:ind w:left="0"/>
       </w:pPr>
-      <w:bookmarkStart w:id="116" w:name="_Toc225519318"/>
+      <w:bookmarkStart w:id="116" w:name="_Toc225586711"/>
       <w:r>
         <w:t>Fyzické sestavení</w:t>
       </w:r>
@@ -10752,15 +8883,7 @@
         <w:spacing w:before="0" w:beforeAutospacing="0" w:line="360" w:lineRule="auto"/>
       </w:pPr>
       <w:r>
-        <w:t>Před případným návrhem finální desky plošných spojů (PCB) byl kompletní hardwarový obvod sestaven na kontaktním nepájivém poli (</w:t>
-      </w:r>
-      <w:proofErr w:type="spellStart"/>
-      <w:r>
-        <w:t>breadboardu</w:t>
-      </w:r>
-      <w:proofErr w:type="spellEnd"/>
-      <w:r>
-        <w:t>). Tento přístup umožňuje rychlou rekonfiguraci zapojení a snadné měření elektrických veličin na jednotlivých uzlech obvodu.</w:t>
+        <w:t>Před případným návrhem finální desky plošných spojů (PCB) byl kompletní hardwarový obvod sestaven na kontaktním nepájivém poli (breadboardu). Tento přístup umožňuje rychlou rekonfiguraci zapojení a snadné měření elektrických veličin na jednotlivých uzlech obvodu.</w:t>
       </w:r>
     </w:p>
     <w:p>
@@ -10769,31 +8892,7 @@
         <w:spacing w:before="0" w:beforeAutospacing="0" w:line="360" w:lineRule="auto"/>
       </w:pPr>
       <w:r>
-        <w:t xml:space="preserve">Jako první byla osazena řídicí deska </w:t>
-      </w:r>
-      <w:proofErr w:type="spellStart"/>
-      <w:r>
-        <w:t>Arduino</w:t>
-      </w:r>
-      <w:proofErr w:type="spellEnd"/>
-      <w:r>
-        <w:t xml:space="preserve"> a vytvořena centrální napájecí sběrnice (5 V a GND) v postranních napájecích lištách nepájivého pole. Následně byly připojeny moduly reálného času (DS3231) a I2C převodník LCD displeje. Pro propojení těchto periferií s </w:t>
-      </w:r>
-      <w:proofErr w:type="spellStart"/>
-      <w:r>
-        <w:t>mikrokontrolérem</w:t>
-      </w:r>
-      <w:proofErr w:type="spellEnd"/>
-      <w:r>
-        <w:t xml:space="preserve"> byly využity standardní propojovací vodiče typu </w:t>
-      </w:r>
-      <w:proofErr w:type="spellStart"/>
-      <w:r>
-        <w:t>Dupont</w:t>
-      </w:r>
-      <w:proofErr w:type="spellEnd"/>
-      <w:r>
-        <w:t>.</w:t>
+        <w:t>Jako první byla osazena řídicí deska Arduino a vytvořena centrální napájecí sběrnice (5 V a GND) v postranních napájecích lištách nepájivého pole. Následně byly připojeny moduly reálného času (DS3231) a I2C převodník LCD displeje. Pro propojení těchto periferií s mikrokontrolérem byly využity standardní propojovací vodiče typu Dupont.</w:t>
       </w:r>
     </w:p>
     <w:p>
@@ -10802,23 +8901,7 @@
         <w:spacing w:before="0" w:beforeAutospacing="0" w:line="360" w:lineRule="auto"/>
       </w:pPr>
       <w:r>
-        <w:t xml:space="preserve">Zvláštní pozornost byla věnována modulu přijímače DCF77. Modul byl osazen do vyhrazené části pole, aby se minimalizovalo elektromagnetické rušení od digitálních signálů </w:t>
-      </w:r>
-      <w:proofErr w:type="spellStart"/>
-      <w:r>
-        <w:t>mikrokontroléru</w:t>
-      </w:r>
-      <w:proofErr w:type="spellEnd"/>
-      <w:r>
-        <w:t xml:space="preserve"> a displeje. Jelikož je použitý přijímač plně kompatibilní s </w:t>
-      </w:r>
-      <w:proofErr w:type="gramStart"/>
-      <w:r>
-        <w:t>5V</w:t>
-      </w:r>
-      <w:proofErr w:type="gramEnd"/>
-      <w:r>
-        <w:t xml:space="preserve"> logikou, byl připojen přímo na hlavní napájecí větev, což eliminovalo potřebu externích stabilizátorů. Tlačítka tvořící uživatelské rozhraní byla rozmístěna do spodní části pole pro zajištění ergonomického ovládání, přičemž jedno z jejich společných propojení bylo svedeno přímo na zemnící lištu.</w:t>
+        <w:t>Zvláštní pozornost byla věnována modulu přijímače DCF77. Modul byl osazen do vyhrazené části pole, aby se minimalizovalo elektromagnetické rušení od digitálních signálů mikrokontroléru a displeje. Jelikož je použitý přijímač plně kompatibilní s 5V logikou, byl připojen přímo na hlavní napájecí větev, což eliminovalo potřebu externích stabilizátorů. Tlačítka tvořící uživatelské rozhraní byla rozmístěna do spodní části pole pro zajištění ergonomického ovládání, přičemž jedno z jejich společných propojení bylo svedeno přímo na zemnící lištu.</w:t>
       </w:r>
     </w:p>
     <w:p>
@@ -10917,17 +9000,12 @@
         <w:spacing w:before="0" w:line="360" w:lineRule="auto"/>
         <w:ind w:left="0"/>
       </w:pPr>
-      <w:bookmarkStart w:id="118" w:name="_Toc225519319"/>
+      <w:bookmarkStart w:id="118" w:name="_Toc225586712"/>
       <w:r>
         <w:lastRenderedPageBreak/>
-        <w:t xml:space="preserve">Startování systému a </w:t>
-      </w:r>
-      <w:proofErr w:type="spellStart"/>
-      <w:r>
-        <w:t>troubleshooting</w:t>
+        <w:t>Startování systému a troubleshooting</w:t>
       </w:r>
       <w:bookmarkEnd w:id="118"/>
-      <w:proofErr w:type="spellEnd"/>
     </w:p>
     <w:p>
       <w:pPr>
@@ -11035,7 +9113,7 @@
           <w:rFonts w:cs="Times New Roman"/>
         </w:rPr>
       </w:pPr>
-      <w:bookmarkStart w:id="120" w:name="_Toc225519320"/>
+      <w:bookmarkStart w:id="120" w:name="_Toc225586713"/>
       <w:r>
         <w:rPr>
           <w:rFonts w:cs="Times New Roman"/>
@@ -11049,15 +9127,9 @@
         <w:pStyle w:val="Normlnweb"/>
         <w:spacing w:before="0" w:beforeAutospacing="0" w:line="360" w:lineRule="auto"/>
       </w:pPr>
-      <w:proofErr w:type="spellStart"/>
-      <w:r>
-        <w:t>Nejvtším</w:t>
-      </w:r>
-      <w:proofErr w:type="spellEnd"/>
-      <w:r>
-        <w:t xml:space="preserve"> problémem při kompilaci byla nekompatibilita knihovny pro zpracování signálu DCF77 s interními knihovnami kompilátoru vývojového prostředí. Kompilátor hlásil kaskádové chyby upozorňující na nedeklarované funkce pro získávání času (např. </w:t>
-      </w:r>
-      <w:proofErr w:type="spellStart"/>
+      <w:r>
+        <w:t xml:space="preserve">Nejvtším problémem při kompilaci byla nekompatibilita knihovny pro zpracování signálu DCF77 s interními knihovnami kompilátoru vývojového prostředí. Kompilátor hlásil kaskádové chyby upozorňující na nedeklarované funkce pro získávání času (např. </w:t>
+      </w:r>
       <w:r>
         <w:rPr>
           <w:rStyle w:val="KdHTML"/>
@@ -11065,9 +9137,11 @@
           <w:sz w:val="24"/>
           <w:szCs w:val="24"/>
         </w:rPr>
-        <w:t>year</w:t>
-      </w:r>
-      <w:proofErr w:type="spellEnd"/>
+        <w:t>year was not declared in this scope</w:t>
+      </w:r>
+      <w:r>
+        <w:t xml:space="preserve">, </w:t>
+      </w:r>
       <w:r>
         <w:rPr>
           <w:rStyle w:val="KdHTML"/>
@@ -11075,9 +9149,23 @@
           <w:sz w:val="24"/>
           <w:szCs w:val="24"/>
         </w:rPr>
-        <w:t xml:space="preserve"> </w:t>
-      </w:r>
-      <w:proofErr w:type="spellStart"/>
+        <w:t>now was not declared</w:t>
+      </w:r>
+      <w:r>
+        <w:t>).</w:t>
+      </w:r>
+    </w:p>
+    <w:p>
+      <w:pPr>
+        <w:pStyle w:val="Normlnweb"/>
+        <w:spacing w:before="0" w:beforeAutospacing="0" w:line="360" w:lineRule="auto"/>
+      </w:pPr>
+      <w:r>
+        <w:t>Při kontrole</w:t>
+      </w:r>
+      <w:r>
+        <w:t xml:space="preserve"> bylo zjištěno, že historická knihovna DCF77 obsahuje ve svých zdrojových souborech direktivu </w:t>
+      </w:r>
       <w:r>
         <w:rPr>
           <w:rStyle w:val="KdHTML"/>
@@ -11085,9 +9173,11 @@
           <w:sz w:val="24"/>
           <w:szCs w:val="24"/>
         </w:rPr>
-        <w:t>was</w:t>
-      </w:r>
-      <w:proofErr w:type="spellEnd"/>
+        <w:t>#include &lt;Time.h&gt;</w:t>
+      </w:r>
+      <w:r>
+        <w:t>. Operační systém Windows však nerozlišuje velká a malá písmena v názvech souborů a kompilátor místo dedikované Arduino knihovny pro čas zavolal vnitřní systémovou knihovnu jazyka C (</w:t>
+      </w:r>
       <w:r>
         <w:rPr>
           <w:rStyle w:val="KdHTML"/>
@@ -11095,9 +9185,21 @@
           <w:sz w:val="24"/>
           <w:szCs w:val="24"/>
         </w:rPr>
-        <w:t xml:space="preserve"> not </w:t>
-      </w:r>
-      <w:proofErr w:type="spellStart"/>
+        <w:t>&lt;time.h&gt;</w:t>
+      </w:r>
+      <w:r>
+        <w:t>), která tyto specifické funkce neobsahuje.</w:t>
+      </w:r>
+    </w:p>
+    <w:p>
+      <w:pPr>
+        <w:pStyle w:val="Normlnweb"/>
+        <w:spacing w:before="0" w:beforeAutospacing="0" w:line="360" w:lineRule="auto"/>
+      </w:pPr>
+      <w:r>
+        <w:lastRenderedPageBreak/>
+        <w:t xml:space="preserve">Tento problém byl úspěšně vyřešen hlubokým zásahem do lokální struktury knihoven. Původní konfliktní složky byly fyzicky odstraněny a byla nainstalována nová, udržovaná větev knihovny pod názvem </w:t>
+      </w:r>
       <w:r>
         <w:rPr>
           <w:rStyle w:val="KdHTML"/>
@@ -11105,9 +9207,11 @@
           <w:sz w:val="24"/>
           <w:szCs w:val="24"/>
         </w:rPr>
-        <w:t>declared</w:t>
-      </w:r>
-      <w:proofErr w:type="spellEnd"/>
+        <w:t>TimeLib.h</w:t>
+      </w:r>
+      <w:r>
+        <w:t xml:space="preserve">. Následně bylo nutné v textovém editoru ručně modifikovat zdrojový soubor </w:t>
+      </w:r>
       <w:r>
         <w:rPr>
           <w:rStyle w:val="KdHTML"/>
@@ -11115,9 +9219,11 @@
           <w:sz w:val="24"/>
           <w:szCs w:val="24"/>
         </w:rPr>
-        <w:t xml:space="preserve"> in </w:t>
-      </w:r>
-      <w:proofErr w:type="spellStart"/>
+        <w:t>DCF77.cpp</w:t>
+      </w:r>
+      <w:r>
+        <w:t xml:space="preserve"> a hlavičkový soubor </w:t>
+      </w:r>
       <w:r>
         <w:rPr>
           <w:rStyle w:val="KdHTML"/>
@@ -11125,9 +9231,11 @@
           <w:sz w:val="24"/>
           <w:szCs w:val="24"/>
         </w:rPr>
-        <w:t>this</w:t>
-      </w:r>
-      <w:proofErr w:type="spellEnd"/>
+        <w:t>DCF77.h</w:t>
+      </w:r>
+      <w:r>
+        <w:t xml:space="preserve"> přímo ve složce knihoven Arduina, kde byla původní direktiva přepsána na správný tvar </w:t>
+      </w:r>
       <w:r>
         <w:rPr>
           <w:rStyle w:val="KdHTML"/>
@@ -11135,255 +9243,10 @@
           <w:sz w:val="24"/>
           <w:szCs w:val="24"/>
         </w:rPr>
-        <w:t xml:space="preserve"> </w:t>
-      </w:r>
-      <w:proofErr w:type="spellStart"/>
-      <w:r>
-        <w:rPr>
-          <w:rStyle w:val="KdHTML"/>
-          <w:rFonts w:ascii="Times New Roman" w:hAnsi="Times New Roman" w:cs="Times New Roman"/>
-          <w:sz w:val="24"/>
-          <w:szCs w:val="24"/>
-        </w:rPr>
-        <w:t>scope</w:t>
-      </w:r>
-      <w:proofErr w:type="spellEnd"/>
-      <w:r>
-        <w:t xml:space="preserve">, </w:t>
-      </w:r>
-      <w:proofErr w:type="spellStart"/>
-      <w:r>
-        <w:rPr>
-          <w:rStyle w:val="KdHTML"/>
-          <w:rFonts w:ascii="Times New Roman" w:hAnsi="Times New Roman" w:cs="Times New Roman"/>
-          <w:sz w:val="24"/>
-          <w:szCs w:val="24"/>
-        </w:rPr>
-        <w:t>now</w:t>
-      </w:r>
-      <w:proofErr w:type="spellEnd"/>
-      <w:r>
-        <w:rPr>
-          <w:rStyle w:val="KdHTML"/>
-          <w:rFonts w:ascii="Times New Roman" w:hAnsi="Times New Roman" w:cs="Times New Roman"/>
-          <w:sz w:val="24"/>
-          <w:szCs w:val="24"/>
-        </w:rPr>
-        <w:t xml:space="preserve"> </w:t>
-      </w:r>
-      <w:proofErr w:type="spellStart"/>
-      <w:r>
-        <w:rPr>
-          <w:rStyle w:val="KdHTML"/>
-          <w:rFonts w:ascii="Times New Roman" w:hAnsi="Times New Roman" w:cs="Times New Roman"/>
-          <w:sz w:val="24"/>
-          <w:szCs w:val="24"/>
-        </w:rPr>
-        <w:t>was</w:t>
-      </w:r>
-      <w:proofErr w:type="spellEnd"/>
-      <w:r>
-        <w:rPr>
-          <w:rStyle w:val="KdHTML"/>
-          <w:rFonts w:ascii="Times New Roman" w:hAnsi="Times New Roman" w:cs="Times New Roman"/>
-          <w:sz w:val="24"/>
-          <w:szCs w:val="24"/>
-        </w:rPr>
-        <w:t xml:space="preserve"> not </w:t>
-      </w:r>
-      <w:proofErr w:type="spellStart"/>
-      <w:r>
-        <w:rPr>
-          <w:rStyle w:val="KdHTML"/>
-          <w:rFonts w:ascii="Times New Roman" w:hAnsi="Times New Roman" w:cs="Times New Roman"/>
-          <w:sz w:val="24"/>
-          <w:szCs w:val="24"/>
-        </w:rPr>
-        <w:t>declared</w:t>
-      </w:r>
-      <w:proofErr w:type="spellEnd"/>
-      <w:r>
-        <w:t>).</w:t>
-      </w:r>
-    </w:p>
-    <w:p>
-      <w:pPr>
-        <w:pStyle w:val="Normlnweb"/>
-        <w:spacing w:before="0" w:beforeAutospacing="0" w:line="360" w:lineRule="auto"/>
-      </w:pPr>
-      <w:r>
-        <w:t>Při kontrole</w:t>
-      </w:r>
-      <w:r>
-        <w:t xml:space="preserve"> bylo zjištěno, že historická knihovna DCF77 obsahuje ve svých zdrojových souborech direktivu </w:t>
-      </w:r>
-      <w:r>
-        <w:rPr>
-          <w:rStyle w:val="KdHTML"/>
-          <w:rFonts w:ascii="Times New Roman" w:hAnsi="Times New Roman" w:cs="Times New Roman"/>
-          <w:sz w:val="24"/>
-          <w:szCs w:val="24"/>
-        </w:rPr>
-        <w:t>#include &lt;</w:t>
-      </w:r>
-      <w:proofErr w:type="spellStart"/>
-      <w:r>
-        <w:rPr>
-          <w:rStyle w:val="KdHTML"/>
-          <w:rFonts w:ascii="Times New Roman" w:hAnsi="Times New Roman" w:cs="Times New Roman"/>
-          <w:sz w:val="24"/>
-          <w:szCs w:val="24"/>
-        </w:rPr>
-        <w:t>Time.h</w:t>
-      </w:r>
-      <w:proofErr w:type="spellEnd"/>
-      <w:r>
-        <w:rPr>
-          <w:rStyle w:val="KdHTML"/>
-          <w:rFonts w:ascii="Times New Roman" w:hAnsi="Times New Roman" w:cs="Times New Roman"/>
-          <w:sz w:val="24"/>
-          <w:szCs w:val="24"/>
-        </w:rPr>
-        <w:t>&gt;</w:t>
-      </w:r>
-      <w:r>
-        <w:t xml:space="preserve">. Operační systém Windows však nerozlišuje velká a malá písmena v názvech souborů a kompilátor místo dedikované </w:t>
-      </w:r>
-      <w:proofErr w:type="spellStart"/>
-      <w:r>
-        <w:t>Arduino</w:t>
-      </w:r>
-      <w:proofErr w:type="spellEnd"/>
-      <w:r>
-        <w:t xml:space="preserve"> knihovny pro čas zavolal vnitřní systémovou knihovnu jazyka C (</w:t>
-      </w:r>
-      <w:r>
-        <w:rPr>
-          <w:rStyle w:val="KdHTML"/>
-          <w:rFonts w:ascii="Times New Roman" w:hAnsi="Times New Roman" w:cs="Times New Roman"/>
-          <w:sz w:val="24"/>
-          <w:szCs w:val="24"/>
-        </w:rPr>
-        <w:t>&lt;</w:t>
-      </w:r>
-      <w:proofErr w:type="spellStart"/>
-      <w:r>
-        <w:rPr>
-          <w:rStyle w:val="KdHTML"/>
-          <w:rFonts w:ascii="Times New Roman" w:hAnsi="Times New Roman" w:cs="Times New Roman"/>
-          <w:sz w:val="24"/>
-          <w:szCs w:val="24"/>
-        </w:rPr>
-        <w:t>time.h</w:t>
-      </w:r>
-      <w:proofErr w:type="spellEnd"/>
-      <w:r>
-        <w:rPr>
-          <w:rStyle w:val="KdHTML"/>
-          <w:rFonts w:ascii="Times New Roman" w:hAnsi="Times New Roman" w:cs="Times New Roman"/>
-          <w:sz w:val="24"/>
-          <w:szCs w:val="24"/>
-        </w:rPr>
-        <w:t>&gt;</w:t>
-      </w:r>
-      <w:r>
-        <w:t>), která tyto specifické funkce neobsahuje.</w:t>
-      </w:r>
-    </w:p>
-    <w:p>
-      <w:pPr>
-        <w:pStyle w:val="Normlnweb"/>
-        <w:spacing w:before="0" w:beforeAutospacing="0" w:line="360" w:lineRule="auto"/>
-      </w:pPr>
-      <w:r>
-        <w:lastRenderedPageBreak/>
-        <w:t xml:space="preserve">Tento problém byl úspěšně vyřešen hlubokým zásahem do lokální struktury knihoven. Původní konfliktní složky byly fyzicky odstraněny a byla nainstalována nová, udržovaná větev knihovny pod názvem </w:t>
-      </w:r>
-      <w:proofErr w:type="spellStart"/>
-      <w:r>
-        <w:rPr>
-          <w:rStyle w:val="KdHTML"/>
-          <w:rFonts w:ascii="Times New Roman" w:hAnsi="Times New Roman" w:cs="Times New Roman"/>
-          <w:sz w:val="24"/>
-          <w:szCs w:val="24"/>
-        </w:rPr>
-        <w:t>TimeLib.h</w:t>
-      </w:r>
-      <w:proofErr w:type="spellEnd"/>
-      <w:r>
-        <w:t xml:space="preserve">. Následně bylo nutné v textovém editoru ručně modifikovat zdrojový soubor </w:t>
-      </w:r>
-      <w:r>
-        <w:rPr>
-          <w:rStyle w:val="KdHTML"/>
-          <w:rFonts w:ascii="Times New Roman" w:hAnsi="Times New Roman" w:cs="Times New Roman"/>
-          <w:sz w:val="24"/>
-          <w:szCs w:val="24"/>
-        </w:rPr>
-        <w:t>DCF77.cpp</w:t>
-      </w:r>
-      <w:r>
-        <w:t xml:space="preserve"> a hlavičkový soubor </w:t>
-      </w:r>
-      <w:r>
-        <w:rPr>
-          <w:rStyle w:val="KdHTML"/>
-          <w:rFonts w:ascii="Times New Roman" w:hAnsi="Times New Roman" w:cs="Times New Roman"/>
-          <w:sz w:val="24"/>
-          <w:szCs w:val="24"/>
-        </w:rPr>
-        <w:t>DCF77.h</w:t>
-      </w:r>
-      <w:r>
-        <w:t xml:space="preserve"> přímo ve složce knihoven </w:t>
-      </w:r>
-      <w:proofErr w:type="spellStart"/>
-      <w:r>
-        <w:t>Arduina</w:t>
-      </w:r>
-      <w:proofErr w:type="spellEnd"/>
-      <w:r>
-        <w:t xml:space="preserve">, kde byla původní direktiva přepsána na správný tvar </w:t>
-      </w:r>
-      <w:r>
-        <w:rPr>
-          <w:rStyle w:val="KdHTML"/>
-          <w:rFonts w:ascii="Times New Roman" w:hAnsi="Times New Roman" w:cs="Times New Roman"/>
-          <w:sz w:val="24"/>
-          <w:szCs w:val="24"/>
-        </w:rPr>
-        <w:t>#include &lt;</w:t>
-      </w:r>
-      <w:proofErr w:type="spellStart"/>
-      <w:r>
-        <w:rPr>
-          <w:rStyle w:val="KdHTML"/>
-          <w:rFonts w:ascii="Times New Roman" w:hAnsi="Times New Roman" w:cs="Times New Roman"/>
-          <w:sz w:val="24"/>
-          <w:szCs w:val="24"/>
-        </w:rPr>
-        <w:t>TimeLib.h</w:t>
-      </w:r>
-      <w:proofErr w:type="spellEnd"/>
-      <w:r>
-        <w:rPr>
-          <w:rStyle w:val="KdHTML"/>
-          <w:rFonts w:ascii="Times New Roman" w:hAnsi="Times New Roman" w:cs="Times New Roman"/>
-          <w:sz w:val="24"/>
-          <w:szCs w:val="24"/>
-        </w:rPr>
-        <w:t>&gt;</w:t>
-      </w:r>
-      <w:r>
-        <w:t xml:space="preserve">. Po tomto zásahu kompilace a nahrání kódu do </w:t>
-      </w:r>
-      <w:proofErr w:type="spellStart"/>
-      <w:r>
-        <w:t>mikrokontroléru</w:t>
-      </w:r>
-      <w:proofErr w:type="spellEnd"/>
-      <w:r>
-        <w:t xml:space="preserve"> proběhly bez chyb</w:t>
+        <w:t>#include &lt;TimeLib.h&gt;</w:t>
+      </w:r>
+      <w:r>
+        <w:t>. Po tomto zásahu kompilace a nahrání kódu do mikrokontroléru proběhly bez chyb</w:t>
       </w:r>
       <w:r>
         <w:fldChar w:fldCharType="begin"/>
@@ -11434,7 +9297,7 @@
           <w:szCs w:val="32"/>
         </w:rPr>
       </w:pPr>
-      <w:bookmarkStart w:id="121" w:name="_Toc225519321"/>
+      <w:bookmarkStart w:id="121" w:name="_Toc225586714"/>
       <w:r>
         <w:rPr>
           <w:szCs w:val="32"/>
@@ -11467,26 +9330,12 @@
           <w:rFonts w:cs="Times New Roman"/>
         </w:rPr>
       </w:pPr>
-      <w:bookmarkStart w:id="122" w:name="_Toc225519322"/>
+      <w:bookmarkStart w:id="122" w:name="_Toc225586715"/>
       <w:r>
         <w:rPr>
           <w:rFonts w:cs="Times New Roman"/>
         </w:rPr>
-        <w:t xml:space="preserve">Testování </w:t>
-      </w:r>
-      <w:proofErr w:type="spellStart"/>
-      <w:r>
-        <w:rPr>
-          <w:rFonts w:cs="Times New Roman"/>
-        </w:rPr>
-        <w:t>príjmu</w:t>
-      </w:r>
-      <w:proofErr w:type="spellEnd"/>
-      <w:r>
-        <w:rPr>
-          <w:rFonts w:cs="Times New Roman"/>
-        </w:rPr>
-        <w:t xml:space="preserve"> času</w:t>
+        <w:t>Testování príjmu času</w:t>
       </w:r>
       <w:bookmarkEnd w:id="122"/>
     </w:p>
@@ -11496,15 +9345,7 @@
         <w:spacing w:before="0"/>
       </w:pPr>
       <w:r>
-        <w:t xml:space="preserve">Příjem signálu DCF77 je silně závislý na okolních podmínkách. Prvotní testy probíhaly v interiéru budovy v blízkosti výpočetní techniky. Bylo zjištěno, že feritová anténa je extrémně citlivá na elektromagnetické rušení (EMI) produkované LCD monitory a spínanými zdroji napětí. V těchto podmínkách </w:t>
-      </w:r>
-      <w:proofErr w:type="spellStart"/>
-      <w:r>
-        <w:t>mikrokontrolér</w:t>
-      </w:r>
-      <w:proofErr w:type="spellEnd"/>
-      <w:r>
-        <w:t xml:space="preserve"> nedokázal dekódovat platný časový rámec. Po přesunutí prototypu na blízké pole a natočení antény směrem na západ (k </w:t>
+        <w:t xml:space="preserve">Příjem signálu DCF77 je silně závislý na okolních podmínkách. Prvotní testy probíhaly v interiéru budovy v blízkosti výpočetní techniky. Bylo zjištěno, že feritová anténa je extrémně citlivá na elektromagnetické rušení (EMI) produkované LCD monitory a spínanými zdroji napětí. V těchto podmínkách mikrokontrolér nedokázal dekódovat platný časový rámec. Po přesunutí prototypu na blízké pole a natočení antény směrem na západ (k </w:t>
       </w:r>
       <w:r>
         <w:t>Německu</w:t>
@@ -11528,7 +9369,7 @@
           <w:rFonts w:cs="Times New Roman"/>
         </w:rPr>
       </w:pPr>
-      <w:bookmarkStart w:id="123" w:name="_Toc225519323"/>
+      <w:bookmarkStart w:id="123" w:name="_Toc225586716"/>
       <w:r>
         <w:rPr>
           <w:rFonts w:cs="Times New Roman"/>
@@ -11543,15 +9384,7 @@
         <w:spacing w:before="0" w:beforeAutospacing="0" w:line="360" w:lineRule="auto"/>
       </w:pPr>
       <w:r>
-        <w:t>V rámci testování byl simulován výpadek rádiového signálu (umístěním modulu do Faradayovy klece). Původní verze softwaru v takovém případě zůstala zablokována v nekonečné smyčce vyhledávání. Z tohoto důvodu byla do softwaru úspěšně implementována časová pojistka (</w:t>
-      </w:r>
-      <w:proofErr w:type="spellStart"/>
-      <w:r>
-        <w:t>timeout</w:t>
-      </w:r>
-      <w:proofErr w:type="spellEnd"/>
-      <w:r>
-        <w:t>). Testy potvrdily, že pokud zařízení do 180 sekund nezachytí platný časový rámec, bezpečně tento proces ukončí.</w:t>
+        <w:t>V rámci testování byl simulován výpadek rádiového signálu (umístěním modulu do Faradayovy klece). Původní verze softwaru v takovém případě zůstala zablokována v nekonečné smyčce vyhledávání. Z tohoto důvodu byla do softwaru úspěšně implementována časová pojistka (timeout). Testy potvrdily, že pokud zařízení do 180 sekund nezachytí platný časový rámec, bezpečně tento proces ukončí.</w:t>
       </w:r>
     </w:p>
     <w:p>
@@ -11584,15 +9417,7 @@
         <w:fldChar w:fldCharType="end"/>
       </w:r>
       <w:r>
-        <w:t xml:space="preserve">. Po úmyslném přerušení napájení </w:t>
-      </w:r>
-      <w:proofErr w:type="spellStart"/>
-      <w:r>
-        <w:t>Arduina</w:t>
-      </w:r>
-      <w:proofErr w:type="spellEnd"/>
-      <w:r>
-        <w:t xml:space="preserve"> a jeho následném připojení bylo ověřeno, že si RTC modul díky záložní baterii uchoval přesný čas. Systém tuto skutečnost detekoval a automaticky přeskočil nutnost ručního zadávání času. Využití funkce Master Reset umožnilo </w:t>
+        <w:t xml:space="preserve">. Po úmyslném přerušení napájení Arduina a jeho následném připojení bylo ověřeno, že si RTC modul díky záložní baterii uchoval přesný čas. Systém tuto skutečnost detekoval a automaticky přeskočil nutnost ručního zadávání času. Využití funkce Master Reset umožnilo </w:t>
       </w:r>
       <w:r>
         <w:lastRenderedPageBreak/>
@@ -11608,14 +9433,13 @@
           <w:rFonts w:cs="Times New Roman"/>
         </w:rPr>
       </w:pPr>
-      <w:bookmarkStart w:id="124" w:name="_Toc225519324"/>
+      <w:bookmarkStart w:id="124" w:name="_Toc225586717"/>
       <w:r>
         <w:rPr>
           <w:rFonts w:cs="Times New Roman"/>
         </w:rPr>
         <w:t xml:space="preserve">Testování </w:t>
       </w:r>
-      <w:proofErr w:type="spellStart"/>
       <w:r>
         <w:rPr>
           <w:rFonts w:cs="Times New Roman"/>
@@ -11623,7 +9447,6 @@
         <w:t>piezoměniče</w:t>
       </w:r>
       <w:bookmarkEnd w:id="124"/>
-      <w:proofErr w:type="spellEnd"/>
     </w:p>
     <w:p>
       <w:pPr>
@@ -11631,15 +9454,7 @@
         <w:spacing w:before="0" w:beforeAutospacing="0" w:line="360" w:lineRule="auto"/>
       </w:pPr>
       <w:r>
-        <w:t xml:space="preserve">Poslední fáze testování patřila ověření funkčnosti budíku. Nastavení času buzení a volba dnů probíhala na displeji plynule bez znatelných prodlev. Zkouška zvonění potvrdila správnou hladinu hlasitosti pasivního </w:t>
-      </w:r>
-      <w:proofErr w:type="spellStart"/>
-      <w:r>
-        <w:t>piezoměniče</w:t>
-      </w:r>
-      <w:proofErr w:type="spellEnd"/>
-      <w:r>
-        <w:t xml:space="preserve"> řízeného PWM signálem. Bylo ověřeno, že se zvonění spouští přesně v nulté sekundě nastavené minuty a po uplynutí deseti minut se integrovaný ochranný časovač postará o jeho automatické vypnutí.</w:t>
+        <w:t>Poslední fáze testování patřila ověření funkčnosti budíku. Nastavení času buzení a volba dnů probíhala na displeji plynule bez znatelných prodlev. Zkouška zvonění potvrdila správnou hladinu hlasitosti pasivního piezoměniče řízeného PWM signálem. Bylo ověřeno, že se zvonění spouští přesně v nulté sekundě nastavené minuty a po uplynutí deseti minut se integrovaný ochranný časovač postará o jeho automatické vypnutí.</w:t>
       </w:r>
     </w:p>
     <w:p>
@@ -11737,7 +9552,7 @@
         <w:pStyle w:val="Nadpis2"/>
         <w:spacing w:line="360" w:lineRule="auto"/>
       </w:pPr>
-      <w:bookmarkStart w:id="126" w:name="_Toc225519325"/>
+      <w:bookmarkStart w:id="126" w:name="_Toc225586718"/>
       <w:r>
         <w:t>Návod k obsluze</w:t>
       </w:r>
@@ -11759,7 +9574,7 @@
           <w:rFonts w:cs="Times New Roman"/>
         </w:rPr>
       </w:pPr>
-      <w:bookmarkStart w:id="127" w:name="_Toc225519326"/>
+      <w:bookmarkStart w:id="127" w:name="_Toc225586719"/>
       <w:r>
         <w:rPr>
           <w:rFonts w:cs="Times New Roman"/>
@@ -11798,15 +9613,7 @@
         <w:t>První řádek displeje</w:t>
       </w:r>
       <w:r>
-        <w:t xml:space="preserve"> zobrazuje aktuální datum a přesný čas (ve formátu DD.MM HH:</w:t>
-      </w:r>
-      <w:proofErr w:type="gramStart"/>
-      <w:r>
-        <w:t>MM:SS</w:t>
-      </w:r>
-      <w:proofErr w:type="gramEnd"/>
-      <w:r>
-        <w:t>), který je plynule vyčítán z modulu reálného času.</w:t>
+        <w:t xml:space="preserve"> zobrazuje aktuální datum a přesný čas (ve formátu DD.MM HH:MM:SS), který je plynule vyčítán z modulu reálného času.</w:t>
       </w:r>
     </w:p>
     <w:p>
@@ -11826,15 +9633,7 @@
         <w:t>Druhý řádek displeje</w:t>
       </w:r>
       <w:r>
-        <w:t xml:space="preserve"> informuje uživatele o aktuálně nastaveném čase buzení (např. "</w:t>
-      </w:r>
-      <w:proofErr w:type="spellStart"/>
-      <w:r>
-        <w:t>Budik</w:t>
-      </w:r>
-      <w:proofErr w:type="spellEnd"/>
-      <w:r>
-        <w:t>: 06:30").</w:t>
+        <w:t xml:space="preserve"> informuje uživatele o aktuálně nastaveném čase buzení (např. "Budik: 06:30").</w:t>
       </w:r>
     </w:p>
     <w:p>
@@ -11845,7 +9644,7 @@
           <w:rFonts w:cs="Times New Roman"/>
         </w:rPr>
       </w:pPr>
-      <w:bookmarkStart w:id="128" w:name="_Toc225519327"/>
+      <w:bookmarkStart w:id="128" w:name="_Toc225586720"/>
       <w:r>
         <w:rPr>
           <w:rStyle w:val="Nadpis3Char"/>
@@ -11953,7 +9752,7 @@
           <w:rFonts w:cs="Times New Roman"/>
         </w:rPr>
       </w:pPr>
-      <w:bookmarkStart w:id="129" w:name="_Toc225519328"/>
+      <w:bookmarkStart w:id="129" w:name="_Toc225586721"/>
       <w:r>
         <w:rPr>
           <w:rFonts w:cs="Times New Roman"/>
@@ -11973,63 +9772,7 @@
         <w:pStyle w:val="Pokraovn"/>
       </w:pPr>
       <w:r>
-        <w:t xml:space="preserve">Po potvrzení minut přejde systém do podmenu pro výběr konkrétních dnů v týdnu, kdy má být budík aktivní (P - </w:t>
-      </w:r>
-      <w:proofErr w:type="gramStart"/>
-      <w:r>
-        <w:t>Pondělí</w:t>
-      </w:r>
-      <w:proofErr w:type="gramEnd"/>
-      <w:r>
-        <w:t xml:space="preserve">, U - </w:t>
-      </w:r>
-      <w:proofErr w:type="gramStart"/>
-      <w:r>
-        <w:t>Úterý</w:t>
-      </w:r>
-      <w:proofErr w:type="gramEnd"/>
-      <w:r>
-        <w:t xml:space="preserve">, S - </w:t>
-      </w:r>
-      <w:proofErr w:type="gramStart"/>
-      <w:r>
-        <w:t>Středa</w:t>
-      </w:r>
-      <w:proofErr w:type="gramEnd"/>
-      <w:r>
-        <w:t xml:space="preserve">, Č - </w:t>
-      </w:r>
-      <w:proofErr w:type="gramStart"/>
-      <w:r>
-        <w:t>Čtvrtek</w:t>
-      </w:r>
-      <w:proofErr w:type="gramEnd"/>
-      <w:r>
-        <w:t xml:space="preserve">, P - </w:t>
-      </w:r>
-      <w:proofErr w:type="gramStart"/>
-      <w:r>
-        <w:t>Pátek</w:t>
-      </w:r>
-      <w:proofErr w:type="gramEnd"/>
-      <w:r>
-        <w:t xml:space="preserve">, S - </w:t>
-      </w:r>
-      <w:proofErr w:type="gramStart"/>
-      <w:r>
-        <w:t>Sobota</w:t>
-      </w:r>
-      <w:proofErr w:type="gramEnd"/>
-      <w:r>
-        <w:t xml:space="preserve">, N - </w:t>
-      </w:r>
-      <w:proofErr w:type="gramStart"/>
-      <w:r>
-        <w:t>Neděle</w:t>
-      </w:r>
-      <w:proofErr w:type="gramEnd"/>
-      <w:r>
-        <w:t>).</w:t>
+        <w:t>Po potvrzení minut přejde systém do podmenu pro výběr konkrétních dnů v týdnu, kdy má být budík aktivní (P - Pondělí, U - Úterý, S - Středa, Č - Čtvrtek, P - Pátek, S - Sobota, N - Neděle).</w:t>
       </w:r>
     </w:p>
     <w:p>
@@ -12041,15 +9784,7 @@
         </w:numPr>
       </w:pPr>
       <w:r>
-        <w:t>Na displeji se zobrazí zkratky dnů. Kurzor se nachází na prvním dni (</w:t>
-      </w:r>
-      <w:proofErr w:type="gramStart"/>
-      <w:r>
-        <w:t>Pondělí</w:t>
-      </w:r>
-      <w:proofErr w:type="gramEnd"/>
-      <w:r>
-        <w:t>).</w:t>
+        <w:t>Na displeji se zobrazí zkratky dnů. Kurzor se nachází na prvním dni (Pondělí).</w:t>
       </w:r>
     </w:p>
     <w:p>
@@ -12105,15 +9840,7 @@
         </w:numPr>
       </w:pPr>
       <w:r>
-        <w:t>Po potvrzení posledního dne (</w:t>
-      </w:r>
-      <w:proofErr w:type="gramStart"/>
-      <w:r>
-        <w:t>Neděle</w:t>
-      </w:r>
-      <w:proofErr w:type="gramEnd"/>
-      <w:r>
-        <w:t>) se veškeré nastavení uloží do paměti a systém se automaticky vrátí na hlavní obrazovku.</w:t>
+        <w:t>Po potvrzení posledního dne (Neděle) se veškeré nastavení uloží do paměti a systém se automaticky vrátí na hlavní obrazovku.</w:t>
       </w:r>
     </w:p>
     <w:p>
@@ -12124,7 +9851,7 @@
           <w:rFonts w:cs="Times New Roman"/>
         </w:rPr>
       </w:pPr>
-      <w:bookmarkStart w:id="130" w:name="_Toc225519329"/>
+      <w:bookmarkStart w:id="130" w:name="_Toc225586722"/>
       <w:r>
         <w:rPr>
           <w:rFonts w:cs="Times New Roman"/>
@@ -12165,7 +9892,7 @@
           <w:rFonts w:cs="Times New Roman"/>
         </w:rPr>
       </w:pPr>
-      <w:bookmarkStart w:id="131" w:name="_Toc225519330"/>
+      <w:bookmarkStart w:id="131" w:name="_Toc225586723"/>
       <w:r>
         <w:rPr>
           <w:rFonts w:cs="Times New Roman"/>
@@ -12186,15 +9913,7 @@
         <w:pStyle w:val="Pokraovn"/>
       </w:pPr>
       <w:r>
-        <w:t xml:space="preserve">Jakmile nastane čas buzení v aktivní den, zařízení začne generovat akustický signál pomocí </w:t>
-      </w:r>
-      <w:proofErr w:type="spellStart"/>
-      <w:r>
-        <w:t>piezoměniče</w:t>
-      </w:r>
-      <w:proofErr w:type="spellEnd"/>
-      <w:r>
-        <w:t xml:space="preserve">. Buzení lze jednoduše deaktivovat stisknutím </w:t>
+        <w:t xml:space="preserve">Jakmile nastane čas buzení v aktivní den, zařízení začne generovat akustický signál pomocí piezoměniče. Buzení lze jednoduše deaktivovat stisknutím </w:t>
       </w:r>
       <w:r>
         <w:rPr>
@@ -12236,7 +9955,7 @@
       <w:bookmarkStart w:id="132" w:name="_Toc144753409"/>
       <w:bookmarkStart w:id="133" w:name="_Toc144746940"/>
       <w:bookmarkStart w:id="134" w:name="_Toc515880902"/>
-      <w:bookmarkStart w:id="135" w:name="_Toc225519331"/>
+      <w:bookmarkStart w:id="135" w:name="_Toc225586724"/>
       <w:r>
         <w:lastRenderedPageBreak/>
         <w:t>Z</w:t>
@@ -12262,15 +9981,7 @@
         <w:spacing w:before="0"/>
       </w:pPr>
       <w:r>
-        <w:t xml:space="preserve">V teoretické části byly zmapovány principy šíření dlouhovlnného časového normálu a byly detailně specifikovány fyzikální i komunikační vlastnosti zvolených hardwarových komponent. Následný návrh hardwaru potvrdil napěťovou kompatibilitu modulu přijímače s logikou </w:t>
-      </w:r>
-      <w:proofErr w:type="spellStart"/>
-      <w:r>
-        <w:t>mikrokontroléru</w:t>
-      </w:r>
-      <w:proofErr w:type="spellEnd"/>
-      <w:r>
-        <w:t xml:space="preserve"> ATmega328P. Fyzická realizace prototypu na nepájivém poli ověřila správnost logického zapojení a bezproblémové fungování I2C sběrnice.</w:t>
+        <w:t>V teoretické části byly zmapovány principy šíření dlouhovlnného časového normálu a byly detailně specifikovány fyzikální i komunikační vlastnosti zvolených hardwarových komponent. Následný návrh hardwaru potvrdil napěťovou kompatibilitu modulu přijímače s logikou mikrokontroléru ATmega328P. Fyzická realizace prototypu na nepájivém poli ověřila správnost logického zapojení a bezproblémové fungování I2C sběrnice.</w:t>
       </w:r>
     </w:p>
     <w:p>
@@ -12294,15 +10005,7 @@
         <w:spacing w:before="0"/>
       </w:pPr>
       <w:r>
-        <w:t xml:space="preserve">Vytvořený prototyp představuje plně funkční a softwarově odladěný celek. Práce jako celek splnila svůj prvotní účel a úspěšně prokázala praktické použití teoretických znalostí z oblasti </w:t>
-      </w:r>
-      <w:proofErr w:type="spellStart"/>
-      <w:r>
-        <w:t>mikroelektrotechniky</w:t>
-      </w:r>
-      <w:proofErr w:type="spellEnd"/>
-      <w:r>
-        <w:t xml:space="preserve"> a programování hardwaru.</w:t>
+        <w:t>Vytvořený prototyp představuje plně funkční a softwarově odladěný celek. Práce jako celek splnila svůj prvotní účel a úspěšně prokázala praktické použití teoretických znalostí z oblasti mikroelektrotechniky a programování hardwaru.</w:t>
       </w:r>
     </w:p>
     <w:p>
@@ -12318,7 +10021,7 @@
       <w:bookmarkStart w:id="136" w:name="_Toc144753410"/>
       <w:bookmarkStart w:id="137" w:name="_Toc144746941"/>
       <w:bookmarkStart w:id="138" w:name="_Toc515880903"/>
-      <w:bookmarkStart w:id="139" w:name="_Toc225519332"/>
+      <w:bookmarkStart w:id="139" w:name="_Toc225586725"/>
       <w:r>
         <w:lastRenderedPageBreak/>
         <w:t>S</w:t>
@@ -12345,59 +10048,10 @@
           <w:i/>
           <w:iCs/>
         </w:rPr>
-        <w:t xml:space="preserve">DS3231: </w:t>
-      </w:r>
-      <w:proofErr w:type="spellStart"/>
-      <w:r>
-        <w:rPr>
-          <w:i/>
-          <w:iCs/>
-        </w:rPr>
-        <w:t>Extremely</w:t>
-      </w:r>
-      <w:proofErr w:type="spellEnd"/>
-      <w:r>
-        <w:rPr>
-          <w:i/>
-          <w:iCs/>
-        </w:rPr>
-        <w:t xml:space="preserve"> </w:t>
-      </w:r>
-      <w:proofErr w:type="spellStart"/>
-      <w:r>
-        <w:rPr>
-          <w:i/>
-          <w:iCs/>
-        </w:rPr>
-        <w:t>Accurate</w:t>
-      </w:r>
-      <w:proofErr w:type="spellEnd"/>
-      <w:r>
-        <w:rPr>
-          <w:i/>
-          <w:iCs/>
-        </w:rPr>
-        <w:t xml:space="preserve"> I²C-Integrated RTC/TCXO/</w:t>
-      </w:r>
-      <w:proofErr w:type="spellStart"/>
-      <w:r>
-        <w:rPr>
-          <w:i/>
-          <w:iCs/>
-        </w:rPr>
-        <w:t>Crystal</w:t>
-      </w:r>
-      <w:proofErr w:type="spellEnd"/>
-      <w:r>
-        <w:t xml:space="preserve">. Online. San Jose: Analog </w:t>
-      </w:r>
-      <w:proofErr w:type="spellStart"/>
-      <w:r>
-        <w:t>Devices</w:t>
-      </w:r>
-      <w:proofErr w:type="spellEnd"/>
-      <w:r>
-        <w:t xml:space="preserve">, 2015. Dostupné z: </w:t>
+        <w:t>DS3231: Extremely Accurate I²C-Integrated RTC/TCXO/Crystal</w:t>
+      </w:r>
+      <w:r>
+        <w:t xml:space="preserve">. Online. San Jose: Analog Devices, 2015. Dostupné z: </w:t>
       </w:r>
       <w:hyperlink r:id="rId27" w:tgtFrame="_blank" w:history="1">
         <w:r>
@@ -12430,41 +10084,15 @@
       </w:pPr>
       <w:bookmarkStart w:id="141" w:name="_Ref225322515"/>
       <w:r>
-        <w:t xml:space="preserve">ELENBAAS, </w:t>
-      </w:r>
-      <w:proofErr w:type="spellStart"/>
-      <w:r>
-        <w:t>Thijs</w:t>
-      </w:r>
-      <w:proofErr w:type="spellEnd"/>
-      <w:r>
-        <w:t xml:space="preserve">. </w:t>
-      </w:r>
-      <w:proofErr w:type="spellStart"/>
+        <w:t xml:space="preserve">ELENBAAS, Thijs. </w:t>
+      </w:r>
       <w:r>
         <w:rPr>
           <w:i/>
           <w:iCs/>
         </w:rPr>
-        <w:t>Arduino</w:t>
-      </w:r>
-      <w:proofErr w:type="spellEnd"/>
-      <w:r>
-        <w:rPr>
-          <w:i/>
-          <w:iCs/>
-        </w:rPr>
-        <w:t xml:space="preserve"> DCF77 </w:t>
-      </w:r>
-      <w:proofErr w:type="spellStart"/>
-      <w:r>
-        <w:rPr>
-          <w:i/>
-          <w:iCs/>
-        </w:rPr>
-        <w:t>library</w:t>
-      </w:r>
-      <w:proofErr w:type="spellEnd"/>
+        <w:t>Arduino DCF77 library</w:t>
+      </w:r>
       <w:r>
         <w:t xml:space="preserve">. Online. GitHub, 2020. Dostupné z: </w:t>
       </w:r>
@@ -12505,35 +10133,10 @@
           <w:i/>
           <w:iCs/>
         </w:rPr>
-        <w:t xml:space="preserve">ATmega328P </w:t>
-      </w:r>
-      <w:proofErr w:type="spellStart"/>
-      <w:r>
-        <w:rPr>
-          <w:i/>
-          <w:iCs/>
-        </w:rPr>
-        <w:t>Datasheet</w:t>
-      </w:r>
-      <w:proofErr w:type="spellEnd"/>
-      <w:r>
-        <w:t xml:space="preserve">. Online. </w:t>
-      </w:r>
-      <w:proofErr w:type="spellStart"/>
-      <w:r>
-        <w:t>Chandler</w:t>
-      </w:r>
-      <w:proofErr w:type="spellEnd"/>
-      <w:r>
-        <w:t xml:space="preserve">: </w:t>
-      </w:r>
-      <w:proofErr w:type="spellStart"/>
-      <w:r>
-        <w:t>Microchip</w:t>
-      </w:r>
-      <w:proofErr w:type="spellEnd"/>
-      <w:r>
-        <w:t xml:space="preserve"> Technology, 2018. Dostupné z: </w:t>
+        <w:t>ATmega328P Datasheet</w:t>
+      </w:r>
+      <w:r>
+        <w:t xml:space="preserve">. Online. Chandler: Microchip Technology, 2018. Dostupné z: </w:t>
       </w:r>
       <w:hyperlink r:id="rId29" w:history="1">
         <w:r>
@@ -12572,43 +10175,10 @@
           <w:i/>
           <w:iCs/>
         </w:rPr>
-        <w:t xml:space="preserve">I2C-bus </w:t>
-      </w:r>
-      <w:proofErr w:type="spellStart"/>
-      <w:r>
-        <w:rPr>
-          <w:i/>
-          <w:iCs/>
-        </w:rPr>
-        <w:t>specification</w:t>
-      </w:r>
-      <w:proofErr w:type="spellEnd"/>
-      <w:r>
-        <w:rPr>
-          <w:i/>
-          <w:iCs/>
-        </w:rPr>
-        <w:t xml:space="preserve"> and user </w:t>
-      </w:r>
-      <w:proofErr w:type="spellStart"/>
-      <w:r>
-        <w:rPr>
-          <w:i/>
-          <w:iCs/>
-        </w:rPr>
-        <w:t>manual</w:t>
-      </w:r>
-      <w:proofErr w:type="spellEnd"/>
-      <w:r>
-        <w:t xml:space="preserve">. Online. Eindhoven: NXP </w:t>
-      </w:r>
-      <w:proofErr w:type="spellStart"/>
-      <w:r>
-        <w:t>Semiconductors</w:t>
-      </w:r>
-      <w:proofErr w:type="spellEnd"/>
-      <w:r>
-        <w:t xml:space="preserve">, 2021. Dostupné z: </w:t>
+        <w:t>I2C-bus specification and user manual</w:t>
+      </w:r>
+      <w:r>
+        <w:t xml:space="preserve">. Online. Eindhoven: NXP Semiconductors, 2021. Dostupné z: </w:t>
       </w:r>
       <w:hyperlink r:id="rId30" w:tgtFrame="_blank" w:history="1">
         <w:r>
@@ -12647,138 +10217,10 @@
           <w:i/>
           <w:iCs/>
         </w:rPr>
-        <w:t xml:space="preserve">DCF77: </w:t>
-      </w:r>
-      <w:proofErr w:type="spellStart"/>
-      <w:r>
-        <w:rPr>
-          <w:i/>
-          <w:iCs/>
-        </w:rPr>
-        <w:t>The</w:t>
-      </w:r>
-      <w:proofErr w:type="spellEnd"/>
-      <w:r>
-        <w:rPr>
-          <w:i/>
-          <w:iCs/>
-        </w:rPr>
-        <w:t xml:space="preserve"> </w:t>
-      </w:r>
-      <w:proofErr w:type="spellStart"/>
-      <w:r>
-        <w:rPr>
-          <w:i/>
-          <w:iCs/>
-        </w:rPr>
-        <w:t>legal</w:t>
-      </w:r>
-      <w:proofErr w:type="spellEnd"/>
-      <w:r>
-        <w:rPr>
-          <w:i/>
-          <w:iCs/>
-        </w:rPr>
-        <w:t xml:space="preserve"> </w:t>
-      </w:r>
-      <w:proofErr w:type="spellStart"/>
-      <w:r>
-        <w:rPr>
-          <w:i/>
-          <w:iCs/>
-        </w:rPr>
-        <w:t>time</w:t>
-      </w:r>
-      <w:proofErr w:type="spellEnd"/>
-      <w:r>
-        <w:rPr>
-          <w:i/>
-          <w:iCs/>
-        </w:rPr>
-        <w:t xml:space="preserve"> </w:t>
-      </w:r>
-      <w:proofErr w:type="spellStart"/>
-      <w:r>
-        <w:rPr>
-          <w:i/>
-          <w:iCs/>
-        </w:rPr>
-        <w:t>of</w:t>
-      </w:r>
-      <w:proofErr w:type="spellEnd"/>
-      <w:r>
-        <w:rPr>
-          <w:i/>
-          <w:iCs/>
-        </w:rPr>
-        <w:t xml:space="preserve"> </w:t>
-      </w:r>
-      <w:proofErr w:type="spellStart"/>
-      <w:r>
-        <w:rPr>
-          <w:i/>
-          <w:iCs/>
-        </w:rPr>
-        <w:t>the</w:t>
-      </w:r>
-      <w:proofErr w:type="spellEnd"/>
-      <w:r>
-        <w:rPr>
-          <w:i/>
-          <w:iCs/>
-        </w:rPr>
-        <w:t xml:space="preserve"> </w:t>
-      </w:r>
-      <w:proofErr w:type="spellStart"/>
-      <w:r>
-        <w:rPr>
-          <w:i/>
-          <w:iCs/>
-        </w:rPr>
-        <w:t>Federal</w:t>
-      </w:r>
-      <w:proofErr w:type="spellEnd"/>
-      <w:r>
-        <w:rPr>
-          <w:i/>
-          <w:iCs/>
-        </w:rPr>
-        <w:t xml:space="preserve"> Republic </w:t>
-      </w:r>
-      <w:proofErr w:type="spellStart"/>
-      <w:r>
-        <w:rPr>
-          <w:i/>
-          <w:iCs/>
-        </w:rPr>
-        <w:t>of</w:t>
-      </w:r>
-      <w:proofErr w:type="spellEnd"/>
-      <w:r>
-        <w:rPr>
-          <w:i/>
-          <w:iCs/>
-        </w:rPr>
-        <w:t xml:space="preserve"> Germany</w:t>
-      </w:r>
-      <w:r>
-        <w:t xml:space="preserve">. Online. Braunschweig: </w:t>
-      </w:r>
-      <w:proofErr w:type="spellStart"/>
-      <w:r>
-        <w:t>Physikalisch-Technische</w:t>
-      </w:r>
-      <w:proofErr w:type="spellEnd"/>
-      <w:r>
-        <w:t xml:space="preserve"> </w:t>
-      </w:r>
-      <w:proofErr w:type="spellStart"/>
-      <w:r>
-        <w:t>Bundesanstalt</w:t>
-      </w:r>
-      <w:proofErr w:type="spellEnd"/>
-      <w:r>
-        <w:t xml:space="preserve">, 2024. Dostupné z: </w:t>
+        <w:t>DCF77: The legal time of the Federal Republic of Germany</w:t>
+      </w:r>
+      <w:r>
+        <w:t xml:space="preserve">. Online. Braunschweig: Physikalisch-Technische Bundesanstalt, 2024. Dostupné z: </w:t>
       </w:r>
       <w:hyperlink r:id="rId31" w:tgtFrame="_blank" w:history="1">
         <w:r>
@@ -12818,49 +10260,8 @@
           <w:i/>
           <w:iCs/>
         </w:rPr>
-        <w:t xml:space="preserve">Time </w:t>
-      </w:r>
-      <w:proofErr w:type="spellStart"/>
-      <w:r>
-        <w:rPr>
-          <w:i/>
-          <w:iCs/>
-        </w:rPr>
-        <w:t>Library</w:t>
-      </w:r>
-      <w:proofErr w:type="spellEnd"/>
-      <w:r>
-        <w:rPr>
-          <w:i/>
-          <w:iCs/>
-        </w:rPr>
-        <w:t xml:space="preserve"> </w:t>
-      </w:r>
-      <w:proofErr w:type="spellStart"/>
-      <w:r>
-        <w:rPr>
-          <w:i/>
-          <w:iCs/>
-        </w:rPr>
-        <w:t>for</w:t>
-      </w:r>
-      <w:proofErr w:type="spellEnd"/>
-      <w:r>
-        <w:rPr>
-          <w:i/>
-          <w:iCs/>
-        </w:rPr>
-        <w:t xml:space="preserve"> </w:t>
-      </w:r>
-      <w:proofErr w:type="spellStart"/>
-      <w:r>
-        <w:rPr>
-          <w:i/>
-          <w:iCs/>
-        </w:rPr>
-        <w:t>Arduino</w:t>
-      </w:r>
-      <w:proofErr w:type="spellEnd"/>
+        <w:t>Time Library for Arduino</w:t>
+      </w:r>
       <w:r>
         <w:t xml:space="preserve">. Online. GitHub, 2023. Dostupné z: </w:t>
       </w:r>
@@ -12900,90 +10301,10 @@
           <w:i/>
           <w:iCs/>
         </w:rPr>
-        <w:t xml:space="preserve">HD44780U (LCD-II) </w:t>
-      </w:r>
-      <w:proofErr w:type="spellStart"/>
-      <w:r>
-        <w:rPr>
-          <w:i/>
-          <w:iCs/>
-        </w:rPr>
-        <w:t>Dot</w:t>
-      </w:r>
-      <w:proofErr w:type="spellEnd"/>
-      <w:r>
-        <w:rPr>
-          <w:i/>
-          <w:iCs/>
-        </w:rPr>
-        <w:t xml:space="preserve"> Matrix </w:t>
-      </w:r>
-      <w:proofErr w:type="spellStart"/>
-      <w:r>
-        <w:rPr>
-          <w:i/>
-          <w:iCs/>
-        </w:rPr>
-        <w:t>Liquid</w:t>
-      </w:r>
-      <w:proofErr w:type="spellEnd"/>
-      <w:r>
-        <w:rPr>
-          <w:i/>
-          <w:iCs/>
-        </w:rPr>
-        <w:t xml:space="preserve"> </w:t>
-      </w:r>
-      <w:proofErr w:type="spellStart"/>
-      <w:r>
-        <w:rPr>
-          <w:i/>
-          <w:iCs/>
-        </w:rPr>
-        <w:t>Crystal</w:t>
-      </w:r>
-      <w:proofErr w:type="spellEnd"/>
-      <w:r>
-        <w:rPr>
-          <w:i/>
-          <w:iCs/>
-        </w:rPr>
-        <w:t xml:space="preserve"> Display </w:t>
-      </w:r>
-      <w:proofErr w:type="spellStart"/>
-      <w:r>
-        <w:rPr>
-          <w:i/>
-          <w:iCs/>
-        </w:rPr>
-        <w:t>Controller</w:t>
-      </w:r>
-      <w:proofErr w:type="spellEnd"/>
-      <w:r>
-        <w:rPr>
-          <w:i/>
-          <w:iCs/>
-        </w:rPr>
-        <w:t>/Driver</w:t>
-      </w:r>
-      <w:r>
-        <w:t xml:space="preserve">. Online. </w:t>
-      </w:r>
-      <w:proofErr w:type="spellStart"/>
-      <w:r>
-        <w:t>Tokyo</w:t>
-      </w:r>
-      <w:proofErr w:type="spellEnd"/>
-      <w:r>
-        <w:t xml:space="preserve">: </w:t>
-      </w:r>
-      <w:proofErr w:type="spellStart"/>
-      <w:r>
-        <w:t>Hitachi</w:t>
-      </w:r>
-      <w:proofErr w:type="spellEnd"/>
-      <w:r>
-        <w:t xml:space="preserve">, 1999. Dostupné z: </w:t>
+        <w:t>HD44780U (LCD-II) Dot Matrix Liquid Crystal Display Controller/Driver</w:t>
+      </w:r>
+      <w:r>
+        <w:t xml:space="preserve">. Online. Tokyo: Hitachi, 1999. Dostupné z: </w:t>
       </w:r>
       <w:hyperlink r:id="rId33" w:tgtFrame="_blank" w:history="1">
         <w:r>
@@ -13016,96 +10337,15 @@
       <w:r>
         <w:t xml:space="preserve">MURATA. </w:t>
       </w:r>
-      <w:proofErr w:type="spellStart"/>
       <w:r>
         <w:rPr>
           <w:i/>
           <w:iCs/>
         </w:rPr>
-        <w:t>Piezoelectric</w:t>
-      </w:r>
-      <w:proofErr w:type="spellEnd"/>
-      <w:r>
-        <w:rPr>
-          <w:i/>
-          <w:iCs/>
-        </w:rPr>
-        <w:t xml:space="preserve"> </w:t>
-      </w:r>
-      <w:proofErr w:type="spellStart"/>
-      <w:r>
-        <w:rPr>
-          <w:i/>
-          <w:iCs/>
-        </w:rPr>
-        <w:t>Sound</w:t>
-      </w:r>
-      <w:proofErr w:type="spellEnd"/>
-      <w:r>
-        <w:rPr>
-          <w:i/>
-          <w:iCs/>
-        </w:rPr>
-        <w:t xml:space="preserve"> </w:t>
-      </w:r>
-      <w:proofErr w:type="spellStart"/>
-      <w:r>
-        <w:rPr>
-          <w:i/>
-          <w:iCs/>
-        </w:rPr>
-        <w:t>Components</w:t>
-      </w:r>
-      <w:proofErr w:type="spellEnd"/>
-      <w:r>
-        <w:rPr>
-          <w:i/>
-          <w:iCs/>
-        </w:rPr>
-        <w:t xml:space="preserve"> (</w:t>
-      </w:r>
-      <w:proofErr w:type="spellStart"/>
-      <w:r>
-        <w:rPr>
-          <w:i/>
-          <w:iCs/>
-        </w:rPr>
-        <w:t>Buzzer</w:t>
-      </w:r>
-      <w:proofErr w:type="spellEnd"/>
-      <w:r>
-        <w:rPr>
-          <w:i/>
-          <w:iCs/>
-        </w:rPr>
-        <w:t>)</w:t>
-      </w:r>
-      <w:r>
-        <w:t xml:space="preserve">. Online. </w:t>
-      </w:r>
-      <w:proofErr w:type="spellStart"/>
-      <w:r>
-        <w:t>Kyoto</w:t>
-      </w:r>
-      <w:proofErr w:type="spellEnd"/>
-      <w:r>
-        <w:t xml:space="preserve">: </w:t>
-      </w:r>
-      <w:proofErr w:type="spellStart"/>
-      <w:r>
-        <w:t>Murata</w:t>
-      </w:r>
-      <w:proofErr w:type="spellEnd"/>
-      <w:r>
-        <w:t xml:space="preserve"> </w:t>
-      </w:r>
-      <w:proofErr w:type="spellStart"/>
-      <w:r>
-        <w:t>Manufacturing</w:t>
-      </w:r>
-      <w:proofErr w:type="spellEnd"/>
-      <w:r>
-        <w:t xml:space="preserve">, 2019. Dostupné z: </w:t>
+        <w:t>Piezoelectric Sound Components (Buzzer)</w:t>
+      </w:r>
+      <w:r>
+        <w:t xml:space="preserve">. Online. Kyoto: Murata Manufacturing, 2019. Dostupné z: </w:t>
       </w:r>
       <w:hyperlink r:id="rId34" w:tgtFrame="_blank" w:history="1">
         <w:r>
@@ -13143,66 +10383,10 @@
           <w:i/>
           <w:iCs/>
         </w:rPr>
-        <w:t xml:space="preserve">PCF8574 </w:t>
-      </w:r>
-      <w:proofErr w:type="spellStart"/>
-      <w:r>
-        <w:rPr>
-          <w:i/>
-          <w:iCs/>
-        </w:rPr>
-        <w:t>Remote</w:t>
-      </w:r>
-      <w:proofErr w:type="spellEnd"/>
-      <w:r>
-        <w:rPr>
-          <w:i/>
-          <w:iCs/>
-        </w:rPr>
-        <w:t xml:space="preserve"> 8-bit I/O </w:t>
-      </w:r>
-      <w:proofErr w:type="spellStart"/>
-      <w:r>
-        <w:rPr>
-          <w:i/>
-          <w:iCs/>
-        </w:rPr>
-        <w:t>expander</w:t>
-      </w:r>
-      <w:proofErr w:type="spellEnd"/>
-      <w:r>
-        <w:rPr>
-          <w:i/>
-          <w:iCs/>
-        </w:rPr>
-        <w:t xml:space="preserve"> </w:t>
-      </w:r>
-      <w:proofErr w:type="spellStart"/>
-      <w:r>
-        <w:rPr>
-          <w:i/>
-          <w:iCs/>
-        </w:rPr>
-        <w:t>for</w:t>
-      </w:r>
-      <w:proofErr w:type="spellEnd"/>
-      <w:r>
-        <w:rPr>
-          <w:i/>
-          <w:iCs/>
-        </w:rPr>
-        <w:t xml:space="preserve"> I2C-bus</w:t>
-      </w:r>
-      <w:r>
-        <w:t xml:space="preserve">. Online. Eindhoven: NXP </w:t>
-      </w:r>
-      <w:proofErr w:type="spellStart"/>
-      <w:r>
-        <w:t>Semiconductors</w:t>
-      </w:r>
-      <w:proofErr w:type="spellEnd"/>
-      <w:r>
-        <w:t xml:space="preserve">, 2013. Dostupné z: </w:t>
+        <w:t>PCF8574 Remote 8-bit I/O expander for I2C-bus</w:t>
+      </w:r>
+      <w:r>
+        <w:t xml:space="preserve">. Online. Eindhoven: NXP Semiconductors, 2013. Dostupné z: </w:t>
       </w:r>
       <w:hyperlink r:id="rId35" w:tgtFrame="_blank" w:history="1">
         <w:r>
@@ -13237,7 +10421,7 @@
       <w:bookmarkStart w:id="149" w:name="_Toc144753411"/>
       <w:bookmarkStart w:id="150" w:name="_Toc144746942"/>
       <w:bookmarkStart w:id="151" w:name="_Toc515880904"/>
-      <w:bookmarkStart w:id="152" w:name="_Toc225519333"/>
+      <w:bookmarkStart w:id="152" w:name="_Toc225586726"/>
       <w:r>
         <w:lastRenderedPageBreak/>
         <w:t>S</w:t>
@@ -13400,16 +10584,8 @@
               <w:rPr>
                 <w:sz w:val="20"/>
               </w:rPr>
-              <w:t xml:space="preserve">Rodina 8bitových </w:t>
-            </w:r>
-            <w:proofErr w:type="spellStart"/>
-            <w:r>
-              <w:rPr>
-                <w:sz w:val="20"/>
-              </w:rPr>
-              <w:t>mikrokontrolérů</w:t>
-            </w:r>
-            <w:proofErr w:type="spellEnd"/>
+              <w:t>Rodina 8bitových mikrokontrolérů</w:t>
+            </w:r>
           </w:p>
         </w:tc>
       </w:tr>
@@ -13453,30 +10629,8 @@
               <w:rPr>
                 <w:sz w:val="20"/>
               </w:rPr>
-              <w:t>Binary-</w:t>
-            </w:r>
-            <w:proofErr w:type="spellStart"/>
-            <w:r>
-              <w:rPr>
-                <w:sz w:val="20"/>
-              </w:rPr>
-              <w:t>Coded</w:t>
-            </w:r>
-            <w:proofErr w:type="spellEnd"/>
-            <w:r>
-              <w:rPr>
-                <w:sz w:val="20"/>
-              </w:rPr>
-              <w:t xml:space="preserve"> </w:t>
-            </w:r>
-            <w:proofErr w:type="spellStart"/>
-            <w:r>
-              <w:rPr>
-                <w:sz w:val="20"/>
-              </w:rPr>
-              <w:t>Decimal</w:t>
-            </w:r>
-            <w:proofErr w:type="spellEnd"/>
+              <w:t>Binary-Coded Decimal</w:t>
+            </w:r>
           </w:p>
         </w:tc>
       </w:tr>
@@ -13562,70 +10716,12 @@
                 <w:sz w:val="20"/>
               </w:rPr>
             </w:pPr>
-            <w:proofErr w:type="spellStart"/>
             <w:r>
               <w:rPr>
                 <w:sz w:val="20"/>
               </w:rPr>
-              <w:t>Electrically</w:t>
-            </w:r>
-            <w:proofErr w:type="spellEnd"/>
-            <w:r>
-              <w:rPr>
-                <w:sz w:val="20"/>
-              </w:rPr>
-              <w:t xml:space="preserve"> </w:t>
-            </w:r>
-            <w:proofErr w:type="spellStart"/>
-            <w:r>
-              <w:rPr>
-                <w:sz w:val="20"/>
-              </w:rPr>
-              <w:t>Erasable</w:t>
-            </w:r>
-            <w:proofErr w:type="spellEnd"/>
-            <w:r>
-              <w:rPr>
-                <w:sz w:val="20"/>
-              </w:rPr>
-              <w:t xml:space="preserve"> </w:t>
-            </w:r>
-            <w:proofErr w:type="spellStart"/>
-            <w:r>
-              <w:rPr>
-                <w:sz w:val="20"/>
-              </w:rPr>
-              <w:t>Programmable</w:t>
-            </w:r>
-            <w:proofErr w:type="spellEnd"/>
-            <w:r>
-              <w:rPr>
-                <w:sz w:val="20"/>
-              </w:rPr>
-              <w:t xml:space="preserve"> </w:t>
-            </w:r>
-            <w:proofErr w:type="spellStart"/>
-            <w:r>
-              <w:rPr>
-                <w:sz w:val="20"/>
-              </w:rPr>
-              <w:t>Read-Only</w:t>
-            </w:r>
-            <w:proofErr w:type="spellEnd"/>
-            <w:r>
-              <w:rPr>
-                <w:sz w:val="20"/>
-              </w:rPr>
-              <w:t xml:space="preserve"> </w:t>
-            </w:r>
-            <w:proofErr w:type="spellStart"/>
-            <w:r>
-              <w:rPr>
-                <w:sz w:val="20"/>
-              </w:rPr>
-              <w:t>Memory</w:t>
-            </w:r>
-            <w:proofErr w:type="spellEnd"/>
+              <w:t>Electrically Erasable Programmable Read-Only Memory</w:t>
+            </w:r>
           </w:p>
         </w:tc>
       </w:tr>
@@ -13665,42 +10761,12 @@
                 <w:sz w:val="20"/>
               </w:rPr>
             </w:pPr>
-            <w:proofErr w:type="spellStart"/>
             <w:r>
               <w:rPr>
                 <w:sz w:val="20"/>
               </w:rPr>
-              <w:t>Finite</w:t>
-            </w:r>
-            <w:proofErr w:type="spellEnd"/>
-            <w:r>
-              <w:rPr>
-                <w:sz w:val="20"/>
-              </w:rPr>
-              <w:t xml:space="preserve"> </w:t>
-            </w:r>
-            <w:proofErr w:type="spellStart"/>
-            <w:r>
-              <w:rPr>
-                <w:sz w:val="20"/>
-              </w:rPr>
-              <w:t>State</w:t>
-            </w:r>
-            <w:proofErr w:type="spellEnd"/>
-            <w:r>
-              <w:rPr>
-                <w:sz w:val="20"/>
-              </w:rPr>
-              <w:t xml:space="preserve"> </w:t>
-            </w:r>
-            <w:proofErr w:type="spellStart"/>
-            <w:r>
-              <w:rPr>
-                <w:sz w:val="20"/>
-              </w:rPr>
-              <w:t>Machine</w:t>
-            </w:r>
-            <w:proofErr w:type="spellEnd"/>
+              <w:t>Finite State Machine</w:t>
+            </w:r>
           </w:p>
         </w:tc>
       </w:tr>
@@ -13740,14 +10806,12 @@
                 <w:sz w:val="20"/>
               </w:rPr>
             </w:pPr>
-            <w:proofErr w:type="spellStart"/>
             <w:r>
               <w:rPr>
                 <w:sz w:val="20"/>
               </w:rPr>
               <w:t>Ground</w:t>
             </w:r>
-            <w:proofErr w:type="spellEnd"/>
           </w:p>
         </w:tc>
       </w:tr>
@@ -13836,30 +10900,8 @@
               <w:rPr>
                 <w:sz w:val="20"/>
               </w:rPr>
-              <w:t>Inter-</w:t>
-            </w:r>
-            <w:proofErr w:type="spellStart"/>
-            <w:r>
-              <w:rPr>
-                <w:sz w:val="20"/>
-              </w:rPr>
-              <w:t>Integrated</w:t>
-            </w:r>
-            <w:proofErr w:type="spellEnd"/>
-            <w:r>
-              <w:rPr>
-                <w:sz w:val="20"/>
-              </w:rPr>
-              <w:t xml:space="preserve"> </w:t>
-            </w:r>
-            <w:proofErr w:type="spellStart"/>
-            <w:r>
-              <w:rPr>
-                <w:sz w:val="20"/>
-              </w:rPr>
-              <w:t>Circuit</w:t>
-            </w:r>
-            <w:proofErr w:type="spellEnd"/>
+              <w:t>Inter-Integrated Circuit</w:t>
+            </w:r>
           </w:p>
         </w:tc>
       </w:tr>
@@ -13899,28 +10941,12 @@
                 <w:sz w:val="20"/>
               </w:rPr>
             </w:pPr>
-            <w:proofErr w:type="spellStart"/>
             <w:r>
               <w:rPr>
                 <w:sz w:val="20"/>
               </w:rPr>
-              <w:t>External</w:t>
-            </w:r>
-            <w:proofErr w:type="spellEnd"/>
-            <w:r>
-              <w:rPr>
-                <w:sz w:val="20"/>
-              </w:rPr>
-              <w:t xml:space="preserve"> </w:t>
-            </w:r>
-            <w:proofErr w:type="spellStart"/>
-            <w:r>
-              <w:rPr>
-                <w:sz w:val="20"/>
-              </w:rPr>
-              <w:t>Interrupt</w:t>
-            </w:r>
-            <w:proofErr w:type="spellEnd"/>
+              <w:t>External Interrupt</w:t>
+            </w:r>
           </w:p>
         </w:tc>
       </w:tr>
@@ -13960,42 +10986,12 @@
                 <w:sz w:val="20"/>
               </w:rPr>
             </w:pPr>
-            <w:proofErr w:type="spellStart"/>
             <w:r>
               <w:rPr>
                 <w:sz w:val="20"/>
               </w:rPr>
-              <w:t>Interrupt</w:t>
-            </w:r>
-            <w:proofErr w:type="spellEnd"/>
-            <w:r>
-              <w:rPr>
-                <w:sz w:val="20"/>
-              </w:rPr>
-              <w:t xml:space="preserve"> </w:t>
-            </w:r>
-            <w:proofErr w:type="spellStart"/>
-            <w:r>
-              <w:rPr>
-                <w:sz w:val="20"/>
-              </w:rPr>
-              <w:t>Service</w:t>
-            </w:r>
-            <w:proofErr w:type="spellEnd"/>
-            <w:r>
-              <w:rPr>
-                <w:sz w:val="20"/>
-              </w:rPr>
-              <w:t xml:space="preserve"> </w:t>
-            </w:r>
-            <w:proofErr w:type="spellStart"/>
-            <w:r>
-              <w:rPr>
-                <w:sz w:val="20"/>
-              </w:rPr>
-              <w:t>Routine</w:t>
-            </w:r>
-            <w:proofErr w:type="spellEnd"/>
+              <w:t>Interrupt Service Routine</w:t>
+            </w:r>
           </w:p>
         </w:tc>
       </w:tr>
@@ -14080,33 +11076,11 @@
                 <w:sz w:val="20"/>
               </w:rPr>
             </w:pPr>
-            <w:proofErr w:type="spellStart"/>
             <w:r>
               <w:rPr>
                 <w:sz w:val="20"/>
               </w:rPr>
-              <w:t>Liquid</w:t>
-            </w:r>
-            <w:proofErr w:type="spellEnd"/>
-            <w:r>
-              <w:rPr>
-                <w:sz w:val="20"/>
-              </w:rPr>
-              <w:t xml:space="preserve"> </w:t>
-            </w:r>
-            <w:proofErr w:type="spellStart"/>
-            <w:r>
-              <w:rPr>
-                <w:sz w:val="20"/>
-              </w:rPr>
-              <w:t>Crystal</w:t>
-            </w:r>
-            <w:proofErr w:type="spellEnd"/>
-            <w:r>
-              <w:rPr>
-                <w:sz w:val="20"/>
-              </w:rPr>
-              <w:t xml:space="preserve"> Display</w:t>
+              <w:t>Liquid Crystal Display</w:t>
             </w:r>
           </w:p>
         </w:tc>
@@ -14127,14 +11101,12 @@
                 <w:sz w:val="20"/>
               </w:rPr>
             </w:pPr>
-            <w:proofErr w:type="spellStart"/>
             <w:r>
               <w:rPr>
                 <w:sz w:val="20"/>
               </w:rPr>
               <w:t>ms</w:t>
             </w:r>
-            <w:proofErr w:type="spellEnd"/>
           </w:p>
         </w:tc>
         <w:tc>
@@ -14194,19 +11166,11 @@
                 <w:sz w:val="20"/>
               </w:rPr>
             </w:pPr>
-            <w:proofErr w:type="spellStart"/>
             <w:r>
               <w:rPr>
                 <w:sz w:val="20"/>
               </w:rPr>
-              <w:t>Power</w:t>
-            </w:r>
-            <w:proofErr w:type="spellEnd"/>
-            <w:r>
-              <w:rPr>
-                <w:sz w:val="20"/>
-              </w:rPr>
-              <w:t xml:space="preserve"> On</w:t>
+              <w:t>Power On</w:t>
             </w:r>
           </w:p>
         </w:tc>
@@ -14227,14 +11191,12 @@
                 <w:sz w:val="20"/>
               </w:rPr>
             </w:pPr>
-            <w:proofErr w:type="spellStart"/>
             <w:r>
               <w:rPr>
                 <w:sz w:val="20"/>
               </w:rPr>
               <w:t>ppm</w:t>
             </w:r>
-            <w:proofErr w:type="spellEnd"/>
           </w:p>
         </w:tc>
         <w:tc>
@@ -14249,28 +11211,12 @@
                 <w:sz w:val="20"/>
               </w:rPr>
             </w:pPr>
-            <w:proofErr w:type="spellStart"/>
             <w:r>
               <w:rPr>
                 <w:sz w:val="20"/>
               </w:rPr>
-              <w:t>Parts</w:t>
-            </w:r>
-            <w:proofErr w:type="spellEnd"/>
-            <w:r>
-              <w:rPr>
-                <w:sz w:val="20"/>
-              </w:rPr>
-              <w:t xml:space="preserve"> per </w:t>
-            </w:r>
-            <w:proofErr w:type="spellStart"/>
-            <w:r>
-              <w:rPr>
-                <w:sz w:val="20"/>
-              </w:rPr>
-              <w:t>million</w:t>
-            </w:r>
-            <w:proofErr w:type="spellEnd"/>
+              <w:t>Parts per million</w:t>
+            </w:r>
           </w:p>
         </w:tc>
       </w:tr>
@@ -14311,21 +11257,12 @@
                 <w:sz w:val="20"/>
               </w:rPr>
             </w:pPr>
-            <w:proofErr w:type="spellStart"/>
             <w:r>
               <w:rPr>
                 <w:sz w:val="20"/>
               </w:rPr>
-              <w:t>Physikalisch-Technische</w:t>
-            </w:r>
-            <w:proofErr w:type="spellEnd"/>
-            <w:r>
-              <w:rPr>
-                <w:sz w:val="20"/>
-              </w:rPr>
-              <w:t xml:space="preserve"> </w:t>
-            </w:r>
-            <w:proofErr w:type="spellStart"/>
+              <w:t xml:space="preserve">Physikalisch-Technische </w:t>
+            </w:r>
             <w:r>
               <w:rPr>
                 <w:sz w:val="20"/>
@@ -14333,7 +11270,6 @@
               <w:lastRenderedPageBreak/>
               <w:t>Bundesanstalt</w:t>
             </w:r>
-            <w:proofErr w:type="spellEnd"/>
           </w:p>
         </w:tc>
       </w:tr>
@@ -14357,7 +11293,6 @@
               <w:rPr>
                 <w:sz w:val="20"/>
               </w:rPr>
-              <w:lastRenderedPageBreak/>
               <w:t>PWM</w:t>
             </w:r>
           </w:p>
@@ -14378,30 +11313,8 @@
               <w:rPr>
                 <w:sz w:val="20"/>
               </w:rPr>
-              <w:t xml:space="preserve">Pulse </w:t>
-            </w:r>
-            <w:proofErr w:type="spellStart"/>
-            <w:r>
-              <w:rPr>
-                <w:sz w:val="20"/>
-              </w:rPr>
-              <w:t>Width</w:t>
-            </w:r>
-            <w:proofErr w:type="spellEnd"/>
-            <w:r>
-              <w:rPr>
-                <w:sz w:val="20"/>
-              </w:rPr>
-              <w:t xml:space="preserve"> </w:t>
-            </w:r>
-            <w:proofErr w:type="spellStart"/>
-            <w:r>
-              <w:rPr>
-                <w:sz w:val="20"/>
-              </w:rPr>
-              <w:t>Modulation</w:t>
-            </w:r>
-            <w:proofErr w:type="spellEnd"/>
+              <w:t>Pulse Width Modulation</w:t>
+            </w:r>
           </w:p>
         </w:tc>
       </w:tr>
@@ -14445,16 +11358,8 @@
               <w:rPr>
                 <w:sz w:val="20"/>
               </w:rPr>
-              <w:t xml:space="preserve">Real-Time </w:t>
-            </w:r>
-            <w:proofErr w:type="spellStart"/>
-            <w:r>
-              <w:rPr>
-                <w:sz w:val="20"/>
-              </w:rPr>
-              <w:t>Clock</w:t>
-            </w:r>
-            <w:proofErr w:type="spellEnd"/>
+              <w:t>Real-Time Clock</w:t>
+            </w:r>
           </w:p>
         </w:tc>
       </w:tr>
@@ -14494,28 +11399,12 @@
                 <w:sz w:val="20"/>
               </w:rPr>
             </w:pPr>
-            <w:proofErr w:type="spellStart"/>
             <w:r>
               <w:rPr>
                 <w:sz w:val="20"/>
               </w:rPr>
-              <w:t>Serial</w:t>
-            </w:r>
-            <w:proofErr w:type="spellEnd"/>
-            <w:r>
-              <w:rPr>
-                <w:sz w:val="20"/>
-              </w:rPr>
-              <w:t xml:space="preserve"> </w:t>
-            </w:r>
-            <w:proofErr w:type="spellStart"/>
-            <w:r>
-              <w:rPr>
-                <w:sz w:val="20"/>
-              </w:rPr>
-              <w:t>Clock</w:t>
-            </w:r>
-            <w:proofErr w:type="spellEnd"/>
+              <w:t>Serial Clock</w:t>
+            </w:r>
           </w:p>
         </w:tc>
       </w:tr>
@@ -14555,19 +11444,11 @@
                 <w:sz w:val="20"/>
               </w:rPr>
             </w:pPr>
-            <w:proofErr w:type="spellStart"/>
             <w:r>
               <w:rPr>
                 <w:sz w:val="20"/>
               </w:rPr>
-              <w:t>Serial</w:t>
-            </w:r>
-            <w:proofErr w:type="spellEnd"/>
-            <w:r>
-              <w:rPr>
-                <w:sz w:val="20"/>
-              </w:rPr>
-              <w:t xml:space="preserve"> Data</w:t>
+              <w:t>Serial Data</w:t>
             </w:r>
           </w:p>
         </w:tc>
@@ -14613,30 +11494,8 @@
               <w:rPr>
                 <w:sz w:val="20"/>
               </w:rPr>
-              <w:t xml:space="preserve">Static </w:t>
-            </w:r>
-            <w:proofErr w:type="spellStart"/>
-            <w:r>
-              <w:rPr>
-                <w:sz w:val="20"/>
-              </w:rPr>
-              <w:t>Random</w:t>
-            </w:r>
-            <w:proofErr w:type="spellEnd"/>
-            <w:r>
-              <w:rPr>
-                <w:sz w:val="20"/>
-              </w:rPr>
-              <w:t xml:space="preserve">-Access </w:t>
-            </w:r>
-            <w:proofErr w:type="spellStart"/>
-            <w:r>
-              <w:rPr>
-                <w:sz w:val="20"/>
-              </w:rPr>
-              <w:t>Memory</w:t>
-            </w:r>
-            <w:proofErr w:type="spellEnd"/>
+              <w:t>Static Random-Access Memory</w:t>
+            </w:r>
           </w:p>
         </w:tc>
       </w:tr>
@@ -14677,56 +11536,12 @@
                 <w:sz w:val="20"/>
               </w:rPr>
             </w:pPr>
-            <w:proofErr w:type="spellStart"/>
             <w:r>
               <w:rPr>
                 <w:sz w:val="20"/>
               </w:rPr>
-              <w:t>Temperature</w:t>
-            </w:r>
-            <w:proofErr w:type="spellEnd"/>
-            <w:r>
-              <w:rPr>
-                <w:sz w:val="20"/>
-              </w:rPr>
-              <w:t xml:space="preserve"> </w:t>
-            </w:r>
-            <w:proofErr w:type="spellStart"/>
-            <w:r>
-              <w:rPr>
-                <w:sz w:val="20"/>
-              </w:rPr>
-              <w:t>Compensated</w:t>
-            </w:r>
-            <w:proofErr w:type="spellEnd"/>
-            <w:r>
-              <w:rPr>
-                <w:sz w:val="20"/>
-              </w:rPr>
-              <w:t xml:space="preserve"> </w:t>
-            </w:r>
-            <w:proofErr w:type="spellStart"/>
-            <w:r>
-              <w:rPr>
-                <w:sz w:val="20"/>
-              </w:rPr>
-              <w:t>Crystal</w:t>
-            </w:r>
-            <w:proofErr w:type="spellEnd"/>
-            <w:r>
-              <w:rPr>
-                <w:sz w:val="20"/>
-              </w:rPr>
-              <w:t xml:space="preserve"> </w:t>
-            </w:r>
-            <w:proofErr w:type="spellStart"/>
-            <w:r>
-              <w:rPr>
-                <w:sz w:val="20"/>
-              </w:rPr>
-              <w:t>Oscillator</w:t>
-            </w:r>
-            <w:proofErr w:type="spellEnd"/>
+              <w:t>Temperature Compensated Crystal Oscillator</w:t>
+            </w:r>
           </w:p>
         </w:tc>
       </w:tr>
@@ -14766,19 +11581,11 @@
                 <w:sz w:val="20"/>
               </w:rPr>
             </w:pPr>
-            <w:proofErr w:type="spellStart"/>
             <w:r>
               <w:rPr>
                 <w:sz w:val="20"/>
               </w:rPr>
-              <w:t>Two-Wire</w:t>
-            </w:r>
-            <w:proofErr w:type="spellEnd"/>
-            <w:r>
-              <w:rPr>
-                <w:sz w:val="20"/>
-              </w:rPr>
-              <w:t xml:space="preserve"> Interface</w:t>
+              <w:t>Two-Wire Interface</w:t>
             </w:r>
           </w:p>
         </w:tc>
@@ -14823,21 +11630,7 @@
               <w:rPr>
                 <w:sz w:val="20"/>
               </w:rPr>
-              <w:t xml:space="preserve">Universal </w:t>
-            </w:r>
-            <w:proofErr w:type="spellStart"/>
-            <w:r>
-              <w:rPr>
-                <w:sz w:val="20"/>
-              </w:rPr>
-              <w:t>Serial</w:t>
-            </w:r>
-            <w:proofErr w:type="spellEnd"/>
-            <w:r>
-              <w:rPr>
-                <w:sz w:val="20"/>
-              </w:rPr>
-              <w:t xml:space="preserve"> Bus</w:t>
+              <w:t>Universal Serial Bus</w:t>
             </w:r>
           </w:p>
         </w:tc>
@@ -14979,7 +11772,7 @@
       <w:bookmarkStart w:id="153" w:name="_Toc144753412"/>
       <w:bookmarkStart w:id="154" w:name="_Toc144746943"/>
       <w:bookmarkStart w:id="155" w:name="_Toc515880905"/>
-      <w:bookmarkStart w:id="156" w:name="_Toc225519334"/>
+      <w:bookmarkStart w:id="156" w:name="_Toc225586727"/>
       <w:r>
         <w:lastRenderedPageBreak/>
         <w:t>S</w:t>
@@ -16021,7 +12814,7 @@
         <w:pStyle w:val="uvodzaver"/>
         <w:spacing w:before="0" w:line="360" w:lineRule="auto"/>
       </w:pPr>
-      <w:bookmarkStart w:id="157" w:name="_Toc225519335"/>
+      <w:bookmarkStart w:id="157" w:name="_Toc225586728"/>
       <w:r>
         <w:lastRenderedPageBreak/>
         <w:t>Seznam tabulek</w:t>

--- a/msklenar_itb4.docx
+++ b/msklenar_itb4.docx
@@ -281,6 +281,9 @@
         <w:spacing w:line="360" w:lineRule="auto"/>
       </w:pPr>
       <w:r>
+        <w:rPr>
+          <w:noProof/>
+        </w:rPr>
         <w:lastRenderedPageBreak/>
         <w:drawing>
           <wp:inline distT="0" distB="0" distL="0" distR="0" wp14:anchorId="55C676D9" wp14:editId="48FD200D">
@@ -354,39 +357,43 @@
           <w:kern w:val="0"/>
           <w:sz w:val="24"/>
         </w:rPr>
-        <w:t>Tato maturitní práce se zabývá návrhem a realizací digitálních hodin s funkcí budíku, které jsou řízeny mikrokontrolérem platformy Arduino. Hlavním cílem práce je vytvoření zařízení, které kombinuje lokální uchovávání času pomocí modulu reálného času (RTC) s</w:t>
-      </w:r>
+        <w:t xml:space="preserve">Tato maturitní práce se zabývá návrhem a realizací digitálních hodin s funkcí budíku, které jsou řízeny </w:t>
+      </w:r>
+      <w:proofErr w:type="spellStart"/>
       <w:r>
         <w:rPr>
           <w:b w:val="0"/>
           <w:kern w:val="0"/>
           <w:sz w:val="24"/>
         </w:rPr>
-        <w:t> </w:t>
-      </w:r>
+        <w:t>mikrokontrolérem</w:t>
+      </w:r>
+      <w:proofErr w:type="spellEnd"/>
       <w:r>
         <w:rPr>
           <w:b w:val="0"/>
           <w:kern w:val="0"/>
           <w:sz w:val="24"/>
         </w:rPr>
-        <w:t>přesn</w:t>
-      </w:r>
+        <w:t xml:space="preserve"> platformy </w:t>
+      </w:r>
+      <w:proofErr w:type="spellStart"/>
       <w:r>
         <w:rPr>
           <w:b w:val="0"/>
           <w:kern w:val="0"/>
           <w:sz w:val="24"/>
         </w:rPr>
-        <w:t>ým bezdrátovým nastavením</w:t>
-      </w:r>
+        <w:t>Arduino</w:t>
+      </w:r>
+      <w:proofErr w:type="spellEnd"/>
       <w:r>
         <w:rPr>
           <w:b w:val="0"/>
           <w:kern w:val="0"/>
           <w:sz w:val="24"/>
         </w:rPr>
-        <w:t xml:space="preserve"> pomocí přijímače atomového času DCF77. Práce popisuje teoretické základy měření času, výběr hardwarových komponent, </w:t>
+        <w:t>. Hlavním cílem práce je vytvoření zařízení, které kombinuje lokální uchovávání času pomocí modulu reálného času (RTC) s</w:t>
       </w:r>
       <w:r>
         <w:rPr>
@@ -394,7 +401,7 @@
           <w:kern w:val="0"/>
           <w:sz w:val="24"/>
         </w:rPr>
-        <w:t>vývoj řídícího softwaru a následnou simulaci prototypového zapojení.</w:t>
+        <w:t> </w:t>
       </w:r>
       <w:r>
         <w:rPr>
@@ -402,89 +409,804 @@
           <w:kern w:val="0"/>
           <w:sz w:val="24"/>
         </w:rPr>
-        <w:t xml:space="preserve"> Výsledkem je funkční prototyp hodin s uživatelským rozhraním využívajícím LCD displej a soustavu tlačítek pro manuální konfiguraci.</w:t>
-      </w:r>
-    </w:p>
-    <w:p>
-      <w:pPr>
-        <w:pStyle w:val="NadpisBezObs"/>
-        <w:spacing w:line="360" w:lineRule="auto"/>
-      </w:pPr>
-      <w:r>
-        <w:t>K</w:t>
-      </w:r>
-      <w:bookmarkEnd w:id="3"/>
-      <w:r>
-        <w:t>LÍČOVÁ SLOVA</w:t>
-      </w:r>
-    </w:p>
-    <w:p>
-      <w:pPr>
-        <w:pStyle w:val="NadpisBezObs"/>
-        <w:spacing w:line="360" w:lineRule="auto"/>
+        <w:t>přesn</w:t>
+      </w:r>
+      <w:r>
         <w:rPr>
           <w:b w:val="0"/>
           <w:kern w:val="0"/>
           <w:sz w:val="24"/>
         </w:rPr>
-      </w:pPr>
-      <w:bookmarkStart w:id="4" w:name="_Toc413407051"/>
+        <w:t>ým bezdrátovým nastavením</w:t>
+      </w:r>
       <w:r>
         <w:rPr>
           <w:b w:val="0"/>
           <w:kern w:val="0"/>
           <w:sz w:val="24"/>
         </w:rPr>
-        <w:t>Arduino, DCF77, RTC DS3231, digitální hodiny, mikrokontrolér, I2C sběrnice</w:t>
-      </w:r>
-    </w:p>
-    <w:p>
-      <w:pPr>
-        <w:pStyle w:val="NadpisBezObs"/>
-        <w:spacing w:line="360" w:lineRule="auto"/>
-      </w:pPr>
-      <w:r>
-        <w:t>ABSTRACT</w:t>
-      </w:r>
-      <w:bookmarkEnd w:id="4"/>
-    </w:p>
-    <w:p>
-      <w:pPr>
-        <w:pStyle w:val="Pokraovn"/>
-      </w:pPr>
-      <w:r>
-        <w:t>This graduation thesis focuses on the design and implementation of a digital clock with an alarm function, controlled by an Arduino microcontroller. The main objective of the work is to create a device that combines local timekeeping using a Real-Time Clock (RTC) module with precise wireless synchronization via a DCF77 atomic time receiver. The thesis describes the theoretical foundations of time measurement, the selection of hardware components, the development of the control software, and the subsequent simulation of the prototype circuit. The result is a functional prototype of a clock featuring a user interface equipped with an LCD display and a set of buttons for manual configuration.</w:t>
-      </w:r>
-    </w:p>
-    <w:p>
-      <w:pPr>
-        <w:pStyle w:val="NadpisBezObs"/>
-        <w:spacing w:line="360" w:lineRule="auto"/>
-      </w:pPr>
-      <w:bookmarkStart w:id="5" w:name="_Toc413407052"/>
-      <w:r>
-        <w:t>KEYWORDS</w:t>
-      </w:r>
-      <w:bookmarkEnd w:id="5"/>
-    </w:p>
-    <w:p>
-      <w:pPr>
-        <w:pStyle w:val="NadpisBezObs"/>
-        <w:spacing w:line="360" w:lineRule="auto"/>
+        <w:t xml:space="preserve"> pomocí přijímače atomového času DCF77. Práce popisuje teoretické základy měření času, výběr hardwarových komponent, </w:t>
+      </w:r>
+      <w:r>
         <w:rPr>
           <w:b w:val="0"/>
           <w:kern w:val="0"/>
           <w:sz w:val="24"/>
         </w:rPr>
-      </w:pPr>
+        <w:t>vývoj řídícího softwaru a následnou simulaci prototypového zapojení.</w:t>
+      </w:r>
       <w:r>
         <w:rPr>
           <w:b w:val="0"/>
           <w:kern w:val="0"/>
           <w:sz w:val="24"/>
         </w:rPr>
-        <w:t>Arduino, DCF77, RTC DS3231, digital clock, microcontroller, I2C collector</w:t>
-      </w:r>
+        <w:t xml:space="preserve"> Výsledkem je funkční prototyp hodin s uživatelským rozhraním využívajícím LCD displej a soustavu tlačítek pro manuální konfiguraci.</w:t>
+      </w:r>
+    </w:p>
+    <w:p>
+      <w:pPr>
+        <w:pStyle w:val="NadpisBezObs"/>
+        <w:spacing w:line="360" w:lineRule="auto"/>
+      </w:pPr>
+      <w:r>
+        <w:t>K</w:t>
+      </w:r>
+      <w:bookmarkEnd w:id="3"/>
+      <w:r>
+        <w:t>LÍČOVÁ SLOVA</w:t>
+      </w:r>
+    </w:p>
+    <w:p>
+      <w:pPr>
+        <w:pStyle w:val="NadpisBezObs"/>
+        <w:spacing w:line="360" w:lineRule="auto"/>
+        <w:rPr>
+          <w:b w:val="0"/>
+          <w:kern w:val="0"/>
+          <w:sz w:val="24"/>
+        </w:rPr>
+      </w:pPr>
+      <w:bookmarkStart w:id="4" w:name="_Toc413407051"/>
+      <w:proofErr w:type="spellStart"/>
+      <w:r>
+        <w:rPr>
+          <w:b w:val="0"/>
+          <w:kern w:val="0"/>
+          <w:sz w:val="24"/>
+        </w:rPr>
+        <w:t>Arduino</w:t>
+      </w:r>
+      <w:proofErr w:type="spellEnd"/>
+      <w:r>
+        <w:rPr>
+          <w:b w:val="0"/>
+          <w:kern w:val="0"/>
+          <w:sz w:val="24"/>
+        </w:rPr>
+        <w:t xml:space="preserve">, DCF77, RTC DS3231, digitální hodiny, </w:t>
+      </w:r>
+      <w:proofErr w:type="spellStart"/>
+      <w:r>
+        <w:rPr>
+          <w:b w:val="0"/>
+          <w:kern w:val="0"/>
+          <w:sz w:val="24"/>
+        </w:rPr>
+        <w:t>mikrokontrolér</w:t>
+      </w:r>
+      <w:proofErr w:type="spellEnd"/>
+      <w:r>
+        <w:rPr>
+          <w:b w:val="0"/>
+          <w:kern w:val="0"/>
+          <w:sz w:val="24"/>
+        </w:rPr>
+        <w:t>, I2C sběrnice</w:t>
+      </w:r>
+    </w:p>
+    <w:p>
+      <w:pPr>
+        <w:pStyle w:val="NadpisBezObs"/>
+        <w:spacing w:line="360" w:lineRule="auto"/>
+      </w:pPr>
+      <w:r>
+        <w:t>ABSTRACT</w:t>
+      </w:r>
+      <w:bookmarkEnd w:id="4"/>
+    </w:p>
+    <w:p>
+      <w:pPr>
+        <w:pStyle w:val="Pokraovn"/>
+      </w:pPr>
+      <w:proofErr w:type="spellStart"/>
+      <w:r>
+        <w:t>This</w:t>
+      </w:r>
+      <w:proofErr w:type="spellEnd"/>
+      <w:r>
+        <w:t xml:space="preserve"> </w:t>
+      </w:r>
+      <w:proofErr w:type="spellStart"/>
+      <w:r>
+        <w:t>graduation</w:t>
+      </w:r>
+      <w:proofErr w:type="spellEnd"/>
+      <w:r>
+        <w:t xml:space="preserve"> thesis </w:t>
+      </w:r>
+      <w:proofErr w:type="spellStart"/>
+      <w:r>
+        <w:t>focuses</w:t>
+      </w:r>
+      <w:proofErr w:type="spellEnd"/>
+      <w:r>
+        <w:t xml:space="preserve"> on </w:t>
+      </w:r>
+      <w:proofErr w:type="spellStart"/>
+      <w:r>
+        <w:t>the</w:t>
+      </w:r>
+      <w:proofErr w:type="spellEnd"/>
+      <w:r>
+        <w:t xml:space="preserve"> design and </w:t>
+      </w:r>
+      <w:proofErr w:type="spellStart"/>
+      <w:r>
+        <w:t>implementation</w:t>
+      </w:r>
+      <w:proofErr w:type="spellEnd"/>
+      <w:r>
+        <w:t xml:space="preserve"> </w:t>
+      </w:r>
+      <w:proofErr w:type="spellStart"/>
+      <w:r>
+        <w:t>of</w:t>
+      </w:r>
+      <w:proofErr w:type="spellEnd"/>
+      <w:r>
+        <w:t xml:space="preserve"> a </w:t>
+      </w:r>
+      <w:proofErr w:type="spellStart"/>
+      <w:r>
+        <w:t>digital</w:t>
+      </w:r>
+      <w:proofErr w:type="spellEnd"/>
+      <w:r>
+        <w:t xml:space="preserve"> </w:t>
+      </w:r>
+      <w:proofErr w:type="spellStart"/>
+      <w:r>
+        <w:t>clock</w:t>
+      </w:r>
+      <w:proofErr w:type="spellEnd"/>
+      <w:r>
+        <w:t xml:space="preserve"> </w:t>
+      </w:r>
+      <w:proofErr w:type="spellStart"/>
+      <w:r>
+        <w:t>with</w:t>
+      </w:r>
+      <w:proofErr w:type="spellEnd"/>
+      <w:r>
+        <w:t xml:space="preserve"> </w:t>
+      </w:r>
+      <w:proofErr w:type="spellStart"/>
+      <w:r>
+        <w:t>an</w:t>
+      </w:r>
+      <w:proofErr w:type="spellEnd"/>
+      <w:r>
+        <w:t xml:space="preserve"> alarm </w:t>
+      </w:r>
+      <w:proofErr w:type="spellStart"/>
+      <w:r>
+        <w:t>function</w:t>
+      </w:r>
+      <w:proofErr w:type="spellEnd"/>
+      <w:r>
+        <w:t xml:space="preserve">, </w:t>
+      </w:r>
+      <w:proofErr w:type="spellStart"/>
+      <w:r>
+        <w:t>controlled</w:t>
+      </w:r>
+      <w:proofErr w:type="spellEnd"/>
+      <w:r>
+        <w:t xml:space="preserve"> by </w:t>
+      </w:r>
+      <w:proofErr w:type="spellStart"/>
+      <w:r>
+        <w:t>an</w:t>
+      </w:r>
+      <w:proofErr w:type="spellEnd"/>
+      <w:r>
+        <w:t xml:space="preserve"> </w:t>
+      </w:r>
+      <w:proofErr w:type="spellStart"/>
+      <w:r>
+        <w:t>Arduino</w:t>
+      </w:r>
+      <w:proofErr w:type="spellEnd"/>
+      <w:r>
+        <w:t xml:space="preserve"> </w:t>
+      </w:r>
+      <w:proofErr w:type="spellStart"/>
+      <w:r>
+        <w:t>microcontroller</w:t>
+      </w:r>
+      <w:proofErr w:type="spellEnd"/>
+      <w:r>
+        <w:t xml:space="preserve">. </w:t>
+      </w:r>
+      <w:proofErr w:type="spellStart"/>
+      <w:r>
+        <w:t>The</w:t>
+      </w:r>
+      <w:proofErr w:type="spellEnd"/>
+      <w:r>
+        <w:t xml:space="preserve"> </w:t>
+      </w:r>
+      <w:proofErr w:type="spellStart"/>
+      <w:r>
+        <w:t>main</w:t>
+      </w:r>
+      <w:proofErr w:type="spellEnd"/>
+      <w:r>
+        <w:t xml:space="preserve"> </w:t>
+      </w:r>
+      <w:proofErr w:type="spellStart"/>
+      <w:r>
+        <w:t>objective</w:t>
+      </w:r>
+      <w:proofErr w:type="spellEnd"/>
+      <w:r>
+        <w:t xml:space="preserve"> </w:t>
+      </w:r>
+      <w:proofErr w:type="spellStart"/>
+      <w:r>
+        <w:t>of</w:t>
+      </w:r>
+      <w:proofErr w:type="spellEnd"/>
+      <w:r>
+        <w:t xml:space="preserve"> </w:t>
+      </w:r>
+      <w:proofErr w:type="spellStart"/>
+      <w:r>
+        <w:t>the</w:t>
+      </w:r>
+      <w:proofErr w:type="spellEnd"/>
+      <w:r>
+        <w:t xml:space="preserve"> </w:t>
+      </w:r>
+      <w:proofErr w:type="spellStart"/>
+      <w:r>
+        <w:t>work</w:t>
+      </w:r>
+      <w:proofErr w:type="spellEnd"/>
+      <w:r>
+        <w:t xml:space="preserve"> </w:t>
+      </w:r>
+      <w:proofErr w:type="spellStart"/>
+      <w:r>
+        <w:t>is</w:t>
+      </w:r>
+      <w:proofErr w:type="spellEnd"/>
+      <w:r>
+        <w:t xml:space="preserve"> to </w:t>
+      </w:r>
+      <w:proofErr w:type="spellStart"/>
+      <w:r>
+        <w:t>create</w:t>
+      </w:r>
+      <w:proofErr w:type="spellEnd"/>
+      <w:r>
+        <w:t xml:space="preserve"> a </w:t>
+      </w:r>
+      <w:proofErr w:type="spellStart"/>
+      <w:r>
+        <w:t>device</w:t>
+      </w:r>
+      <w:proofErr w:type="spellEnd"/>
+      <w:r>
+        <w:t xml:space="preserve"> </w:t>
+      </w:r>
+      <w:proofErr w:type="spellStart"/>
+      <w:r>
+        <w:t>that</w:t>
+      </w:r>
+      <w:proofErr w:type="spellEnd"/>
+      <w:r>
+        <w:t xml:space="preserve"> </w:t>
+      </w:r>
+      <w:proofErr w:type="spellStart"/>
+      <w:r>
+        <w:t>combines</w:t>
+      </w:r>
+      <w:proofErr w:type="spellEnd"/>
+      <w:r>
+        <w:t xml:space="preserve"> </w:t>
+      </w:r>
+      <w:proofErr w:type="spellStart"/>
+      <w:r>
+        <w:t>local</w:t>
+      </w:r>
+      <w:proofErr w:type="spellEnd"/>
+      <w:r>
+        <w:t xml:space="preserve"> </w:t>
+      </w:r>
+      <w:proofErr w:type="spellStart"/>
+      <w:r>
+        <w:t>timekeeping</w:t>
+      </w:r>
+      <w:proofErr w:type="spellEnd"/>
+      <w:r>
+        <w:t xml:space="preserve"> </w:t>
+      </w:r>
+      <w:proofErr w:type="spellStart"/>
+      <w:r>
+        <w:t>using</w:t>
+      </w:r>
+      <w:proofErr w:type="spellEnd"/>
+      <w:r>
+        <w:t xml:space="preserve"> a Real-Time </w:t>
+      </w:r>
+      <w:proofErr w:type="spellStart"/>
+      <w:r>
+        <w:t>Clock</w:t>
+      </w:r>
+      <w:proofErr w:type="spellEnd"/>
+      <w:r>
+        <w:t xml:space="preserve"> (RTC) module </w:t>
+      </w:r>
+      <w:proofErr w:type="spellStart"/>
+      <w:r>
+        <w:t>with</w:t>
+      </w:r>
+      <w:proofErr w:type="spellEnd"/>
+      <w:r>
+        <w:t xml:space="preserve"> </w:t>
+      </w:r>
+      <w:proofErr w:type="spellStart"/>
+      <w:r>
+        <w:t>precise</w:t>
+      </w:r>
+      <w:proofErr w:type="spellEnd"/>
+      <w:r>
+        <w:t xml:space="preserve"> </w:t>
+      </w:r>
+      <w:proofErr w:type="spellStart"/>
+      <w:r>
+        <w:t>wireless</w:t>
+      </w:r>
+      <w:proofErr w:type="spellEnd"/>
+      <w:r>
+        <w:t xml:space="preserve"> </w:t>
+      </w:r>
+      <w:proofErr w:type="spellStart"/>
+      <w:r>
+        <w:t>synchronization</w:t>
+      </w:r>
+      <w:proofErr w:type="spellEnd"/>
+      <w:r>
+        <w:t xml:space="preserve"> via a DCF77 </w:t>
+      </w:r>
+      <w:proofErr w:type="spellStart"/>
+      <w:r>
+        <w:t>atomic</w:t>
+      </w:r>
+      <w:proofErr w:type="spellEnd"/>
+      <w:r>
+        <w:t xml:space="preserve"> </w:t>
+      </w:r>
+      <w:proofErr w:type="spellStart"/>
+      <w:r>
+        <w:t>time</w:t>
+      </w:r>
+      <w:proofErr w:type="spellEnd"/>
+      <w:r>
+        <w:t xml:space="preserve"> </w:t>
+      </w:r>
+      <w:proofErr w:type="spellStart"/>
+      <w:r>
+        <w:t>receiver</w:t>
+      </w:r>
+      <w:proofErr w:type="spellEnd"/>
+      <w:r>
+        <w:t xml:space="preserve">. </w:t>
+      </w:r>
+      <w:proofErr w:type="spellStart"/>
+      <w:r>
+        <w:t>The</w:t>
+      </w:r>
+      <w:proofErr w:type="spellEnd"/>
+      <w:r>
+        <w:t xml:space="preserve"> thesis </w:t>
+      </w:r>
+      <w:proofErr w:type="spellStart"/>
+      <w:r>
+        <w:t>describes</w:t>
+      </w:r>
+      <w:proofErr w:type="spellEnd"/>
+      <w:r>
+        <w:t xml:space="preserve"> </w:t>
+      </w:r>
+      <w:proofErr w:type="spellStart"/>
+      <w:r>
+        <w:t>the</w:t>
+      </w:r>
+      <w:proofErr w:type="spellEnd"/>
+      <w:r>
+        <w:t xml:space="preserve"> </w:t>
+      </w:r>
+      <w:proofErr w:type="spellStart"/>
+      <w:r>
+        <w:t>theoretical</w:t>
+      </w:r>
+      <w:proofErr w:type="spellEnd"/>
+      <w:r>
+        <w:t xml:space="preserve"> </w:t>
+      </w:r>
+      <w:proofErr w:type="spellStart"/>
+      <w:r>
+        <w:t>foundations</w:t>
+      </w:r>
+      <w:proofErr w:type="spellEnd"/>
+      <w:r>
+        <w:t xml:space="preserve"> </w:t>
+      </w:r>
+      <w:proofErr w:type="spellStart"/>
+      <w:r>
+        <w:t>of</w:t>
+      </w:r>
+      <w:proofErr w:type="spellEnd"/>
+      <w:r>
+        <w:t xml:space="preserve"> </w:t>
+      </w:r>
+      <w:proofErr w:type="spellStart"/>
+      <w:r>
+        <w:t>time</w:t>
+      </w:r>
+      <w:proofErr w:type="spellEnd"/>
+      <w:r>
+        <w:t xml:space="preserve"> </w:t>
+      </w:r>
+      <w:proofErr w:type="spellStart"/>
+      <w:r>
+        <w:t>measurement</w:t>
+      </w:r>
+      <w:proofErr w:type="spellEnd"/>
+      <w:r>
+        <w:t xml:space="preserve">, </w:t>
+      </w:r>
+      <w:proofErr w:type="spellStart"/>
+      <w:r>
+        <w:t>the</w:t>
+      </w:r>
+      <w:proofErr w:type="spellEnd"/>
+      <w:r>
+        <w:t xml:space="preserve"> </w:t>
+      </w:r>
+      <w:proofErr w:type="spellStart"/>
+      <w:r>
+        <w:t>selection</w:t>
+      </w:r>
+      <w:proofErr w:type="spellEnd"/>
+      <w:r>
+        <w:t xml:space="preserve"> </w:t>
+      </w:r>
+      <w:proofErr w:type="spellStart"/>
+      <w:r>
+        <w:t>of</w:t>
+      </w:r>
+      <w:proofErr w:type="spellEnd"/>
+      <w:r>
+        <w:t xml:space="preserve"> hardware </w:t>
+      </w:r>
+      <w:proofErr w:type="spellStart"/>
+      <w:r>
+        <w:t>components</w:t>
+      </w:r>
+      <w:proofErr w:type="spellEnd"/>
+      <w:r>
+        <w:t xml:space="preserve">, </w:t>
+      </w:r>
+      <w:proofErr w:type="spellStart"/>
+      <w:r>
+        <w:t>the</w:t>
+      </w:r>
+      <w:proofErr w:type="spellEnd"/>
+      <w:r>
+        <w:t xml:space="preserve"> development </w:t>
+      </w:r>
+      <w:proofErr w:type="spellStart"/>
+      <w:r>
+        <w:t>of</w:t>
+      </w:r>
+      <w:proofErr w:type="spellEnd"/>
+      <w:r>
+        <w:t xml:space="preserve"> </w:t>
+      </w:r>
+      <w:proofErr w:type="spellStart"/>
+      <w:r>
+        <w:t>the</w:t>
+      </w:r>
+      <w:proofErr w:type="spellEnd"/>
+      <w:r>
+        <w:t xml:space="preserve"> control software, and </w:t>
+      </w:r>
+      <w:proofErr w:type="spellStart"/>
+      <w:r>
+        <w:t>the</w:t>
+      </w:r>
+      <w:proofErr w:type="spellEnd"/>
+      <w:r>
+        <w:t xml:space="preserve"> </w:t>
+      </w:r>
+      <w:proofErr w:type="spellStart"/>
+      <w:r>
+        <w:t>subsequent</w:t>
+      </w:r>
+      <w:proofErr w:type="spellEnd"/>
+      <w:r>
+        <w:t xml:space="preserve"> </w:t>
+      </w:r>
+      <w:proofErr w:type="spellStart"/>
+      <w:r>
+        <w:t>simulation</w:t>
+      </w:r>
+      <w:proofErr w:type="spellEnd"/>
+      <w:r>
+        <w:t xml:space="preserve"> </w:t>
+      </w:r>
+      <w:proofErr w:type="spellStart"/>
+      <w:r>
+        <w:t>of</w:t>
+      </w:r>
+      <w:proofErr w:type="spellEnd"/>
+      <w:r>
+        <w:t xml:space="preserve"> </w:t>
+      </w:r>
+      <w:proofErr w:type="spellStart"/>
+      <w:r>
+        <w:t>the</w:t>
+      </w:r>
+      <w:proofErr w:type="spellEnd"/>
+      <w:r>
+        <w:t xml:space="preserve"> prototype </w:t>
+      </w:r>
+      <w:proofErr w:type="spellStart"/>
+      <w:r>
+        <w:t>circuit</w:t>
+      </w:r>
+      <w:proofErr w:type="spellEnd"/>
+      <w:r>
+        <w:t xml:space="preserve">. </w:t>
+      </w:r>
+      <w:proofErr w:type="spellStart"/>
+      <w:r>
+        <w:t>The</w:t>
+      </w:r>
+      <w:proofErr w:type="spellEnd"/>
+      <w:r>
+        <w:t xml:space="preserve"> </w:t>
+      </w:r>
+      <w:proofErr w:type="spellStart"/>
+      <w:r>
+        <w:t>result</w:t>
+      </w:r>
+      <w:proofErr w:type="spellEnd"/>
+      <w:r>
+        <w:t xml:space="preserve"> </w:t>
+      </w:r>
+      <w:proofErr w:type="spellStart"/>
+      <w:r>
+        <w:t>is</w:t>
+      </w:r>
+      <w:proofErr w:type="spellEnd"/>
+      <w:r>
+        <w:t xml:space="preserve"> a </w:t>
+      </w:r>
+      <w:proofErr w:type="spellStart"/>
+      <w:r>
+        <w:t>functional</w:t>
+      </w:r>
+      <w:proofErr w:type="spellEnd"/>
+      <w:r>
+        <w:t xml:space="preserve"> prototype </w:t>
+      </w:r>
+      <w:proofErr w:type="spellStart"/>
+      <w:r>
+        <w:t>of</w:t>
+      </w:r>
+      <w:proofErr w:type="spellEnd"/>
+      <w:r>
+        <w:t xml:space="preserve"> a </w:t>
+      </w:r>
+      <w:proofErr w:type="spellStart"/>
+      <w:r>
+        <w:t>clock</w:t>
+      </w:r>
+      <w:proofErr w:type="spellEnd"/>
+      <w:r>
+        <w:t xml:space="preserve"> </w:t>
+      </w:r>
+      <w:proofErr w:type="spellStart"/>
+      <w:r>
+        <w:t>featuring</w:t>
+      </w:r>
+      <w:proofErr w:type="spellEnd"/>
+      <w:r>
+        <w:t xml:space="preserve"> a user interface </w:t>
+      </w:r>
+      <w:proofErr w:type="spellStart"/>
+      <w:r>
+        <w:t>equipped</w:t>
+      </w:r>
+      <w:proofErr w:type="spellEnd"/>
+      <w:r>
+        <w:t xml:space="preserve"> </w:t>
+      </w:r>
+      <w:proofErr w:type="spellStart"/>
+      <w:r>
+        <w:t>with</w:t>
+      </w:r>
+      <w:proofErr w:type="spellEnd"/>
+      <w:r>
+        <w:t xml:space="preserve"> </w:t>
+      </w:r>
+      <w:proofErr w:type="spellStart"/>
+      <w:r>
+        <w:t>an</w:t>
+      </w:r>
+      <w:proofErr w:type="spellEnd"/>
+      <w:r>
+        <w:t xml:space="preserve"> LCD display and a set </w:t>
+      </w:r>
+      <w:proofErr w:type="spellStart"/>
+      <w:r>
+        <w:t>of</w:t>
+      </w:r>
+      <w:proofErr w:type="spellEnd"/>
+      <w:r>
+        <w:t xml:space="preserve"> </w:t>
+      </w:r>
+      <w:proofErr w:type="spellStart"/>
+      <w:r>
+        <w:t>buttons</w:t>
+      </w:r>
+      <w:proofErr w:type="spellEnd"/>
+      <w:r>
+        <w:t xml:space="preserve"> </w:t>
+      </w:r>
+      <w:proofErr w:type="spellStart"/>
+      <w:r>
+        <w:t>for</w:t>
+      </w:r>
+      <w:proofErr w:type="spellEnd"/>
+      <w:r>
+        <w:t xml:space="preserve"> </w:t>
+      </w:r>
+      <w:proofErr w:type="spellStart"/>
+      <w:r>
+        <w:t>manual</w:t>
+      </w:r>
+      <w:proofErr w:type="spellEnd"/>
+      <w:r>
+        <w:t xml:space="preserve"> </w:t>
+      </w:r>
+      <w:proofErr w:type="spellStart"/>
+      <w:r>
+        <w:t>configuration</w:t>
+      </w:r>
+      <w:proofErr w:type="spellEnd"/>
+      <w:r>
+        <w:t>.</w:t>
+      </w:r>
+    </w:p>
+    <w:p>
+      <w:pPr>
+        <w:pStyle w:val="NadpisBezObs"/>
+        <w:spacing w:line="360" w:lineRule="auto"/>
+      </w:pPr>
+      <w:bookmarkStart w:id="5" w:name="_Toc413407052"/>
+      <w:r>
+        <w:t>KEYWORDS</w:t>
+      </w:r>
+      <w:bookmarkEnd w:id="5"/>
+    </w:p>
+    <w:p>
+      <w:pPr>
+        <w:pStyle w:val="NadpisBezObs"/>
+        <w:spacing w:line="360" w:lineRule="auto"/>
+        <w:rPr>
+          <w:b w:val="0"/>
+          <w:kern w:val="0"/>
+          <w:sz w:val="24"/>
+        </w:rPr>
+      </w:pPr>
+      <w:proofErr w:type="spellStart"/>
+      <w:r>
+        <w:rPr>
+          <w:b w:val="0"/>
+          <w:kern w:val="0"/>
+          <w:sz w:val="24"/>
+        </w:rPr>
+        <w:t>Arduino</w:t>
+      </w:r>
+      <w:proofErr w:type="spellEnd"/>
+      <w:r>
+        <w:rPr>
+          <w:b w:val="0"/>
+          <w:kern w:val="0"/>
+          <w:sz w:val="24"/>
+        </w:rPr>
+        <w:t xml:space="preserve">, DCF77, RTC DS3231, </w:t>
+      </w:r>
+      <w:proofErr w:type="spellStart"/>
+      <w:r>
+        <w:rPr>
+          <w:b w:val="0"/>
+          <w:kern w:val="0"/>
+          <w:sz w:val="24"/>
+        </w:rPr>
+        <w:t>digital</w:t>
+      </w:r>
+      <w:proofErr w:type="spellEnd"/>
+      <w:r>
+        <w:rPr>
+          <w:b w:val="0"/>
+          <w:kern w:val="0"/>
+          <w:sz w:val="24"/>
+        </w:rPr>
+        <w:t xml:space="preserve"> </w:t>
+      </w:r>
+      <w:proofErr w:type="spellStart"/>
+      <w:r>
+        <w:rPr>
+          <w:b w:val="0"/>
+          <w:kern w:val="0"/>
+          <w:sz w:val="24"/>
+        </w:rPr>
+        <w:t>clock</w:t>
+      </w:r>
+      <w:proofErr w:type="spellEnd"/>
+      <w:r>
+        <w:rPr>
+          <w:b w:val="0"/>
+          <w:kern w:val="0"/>
+          <w:sz w:val="24"/>
+        </w:rPr>
+        <w:t xml:space="preserve">, </w:t>
+      </w:r>
+      <w:proofErr w:type="spellStart"/>
+      <w:r>
+        <w:rPr>
+          <w:b w:val="0"/>
+          <w:kern w:val="0"/>
+          <w:sz w:val="24"/>
+        </w:rPr>
+        <w:t>microcontroller</w:t>
+      </w:r>
+      <w:proofErr w:type="spellEnd"/>
+      <w:r>
+        <w:rPr>
+          <w:b w:val="0"/>
+          <w:kern w:val="0"/>
+          <w:sz w:val="24"/>
+        </w:rPr>
+        <w:t xml:space="preserve">, I2C </w:t>
+      </w:r>
+      <w:proofErr w:type="spellStart"/>
+      <w:r>
+        <w:rPr>
+          <w:b w:val="0"/>
+          <w:kern w:val="0"/>
+          <w:sz w:val="24"/>
+        </w:rPr>
+        <w:t>collector</w:t>
+      </w:r>
+      <w:proofErr w:type="spellEnd"/>
     </w:p>
     <w:p>
       <w:pPr>
@@ -745,7 +1467,7 @@
             </w:rPr>
             <w:fldChar w:fldCharType="separate"/>
           </w:r>
-          <w:hyperlink w:anchor="_Toc225586681" w:history="1">
+          <w:hyperlink w:anchor="_Toc225590580" w:history="1">
             <w:r>
               <w:rPr>
                 <w:rStyle w:val="Hypertextovodkaz"/>
@@ -773,7 +1495,7 @@
                 <w:noProof/>
                 <w:webHidden/>
               </w:rPr>
-              <w:instrText xml:space="preserve"> PAGEREF _Toc225586681 \h </w:instrText>
+              <w:instrText xml:space="preserve"> PAGEREF _Toc225590580 \h </w:instrText>
             </w:r>
             <w:r>
               <w:rPr>
@@ -822,7 +1544,7 @@
               <w14:ligatures w14:val="standardContextual"/>
             </w:rPr>
           </w:pPr>
-          <w:hyperlink w:anchor="_Toc225586682" w:history="1">
+          <w:hyperlink w:anchor="_Toc225590581" w:history="1">
             <w:r>
               <w:rPr>
                 <w:rStyle w:val="Hypertextovodkaz"/>
@@ -871,7 +1593,7 @@
                 <w:noProof/>
                 <w:webHidden/>
               </w:rPr>
-              <w:instrText xml:space="preserve"> PAGEREF _Toc225586682 \h </w:instrText>
+              <w:instrText xml:space="preserve"> PAGEREF _Toc225590581 \h </w:instrText>
             </w:r>
             <w:r>
               <w:rPr>
@@ -920,7 +1642,7 @@
               <w14:ligatures w14:val="standardContextual"/>
             </w:rPr>
           </w:pPr>
-          <w:hyperlink w:anchor="_Toc225586683" w:history="1">
+          <w:hyperlink w:anchor="_Toc225590582" w:history="1">
             <w:r>
               <w:rPr>
                 <w:rStyle w:val="Hypertextovodkaz"/>
@@ -969,7 +1691,7 @@
                 <w:noProof/>
                 <w:webHidden/>
               </w:rPr>
-              <w:instrText xml:space="preserve"> PAGEREF _Toc225586683 \h </w:instrText>
+              <w:instrText xml:space="preserve"> PAGEREF _Toc225590582 \h </w:instrText>
             </w:r>
             <w:r>
               <w:rPr>
@@ -1018,7 +1740,7 @@
               <w14:ligatures w14:val="standardContextual"/>
             </w:rPr>
           </w:pPr>
-          <w:hyperlink w:anchor="_Toc225586684" w:history="1">
+          <w:hyperlink w:anchor="_Toc225590583" w:history="1">
             <w:r>
               <w:rPr>
                 <w:rStyle w:val="Hypertextovodkaz"/>
@@ -1067,7 +1789,7 @@
                 <w:noProof/>
                 <w:webHidden/>
               </w:rPr>
-              <w:instrText xml:space="preserve"> PAGEREF _Toc225586684 \h </w:instrText>
+              <w:instrText xml:space="preserve"> PAGEREF _Toc225590583 \h </w:instrText>
             </w:r>
             <w:r>
               <w:rPr>
@@ -1116,7 +1838,7 @@
               <w14:ligatures w14:val="standardContextual"/>
             </w:rPr>
           </w:pPr>
-          <w:hyperlink w:anchor="_Toc225586685" w:history="1">
+          <w:hyperlink w:anchor="_Toc225590584" w:history="1">
             <w:r>
               <w:rPr>
                 <w:rStyle w:val="Hypertextovodkaz"/>
@@ -1165,7 +1887,7 @@
                 <w:noProof/>
                 <w:webHidden/>
               </w:rPr>
-              <w:instrText xml:space="preserve"> PAGEREF _Toc225586685 \h </w:instrText>
+              <w:instrText xml:space="preserve"> PAGEREF _Toc225590584 \h </w:instrText>
             </w:r>
             <w:r>
               <w:rPr>
@@ -1212,7 +1934,7 @@
               <w14:ligatures w14:val="standardContextual"/>
             </w:rPr>
           </w:pPr>
-          <w:hyperlink w:anchor="_Toc225586686" w:history="1">
+          <w:hyperlink w:anchor="_Toc225590585" w:history="1">
             <w:r>
               <w:rPr>
                 <w:rStyle w:val="Hypertextovodkaz"/>
@@ -1259,7 +1981,7 @@
                 <w:noProof/>
                 <w:webHidden/>
               </w:rPr>
-              <w:instrText xml:space="preserve"> PAGEREF _Toc225586686 \h </w:instrText>
+              <w:instrText xml:space="preserve"> PAGEREF _Toc225590585 \h </w:instrText>
             </w:r>
             <w:r>
               <w:rPr>
@@ -1306,7 +2028,7 @@
               <w14:ligatures w14:val="standardContextual"/>
             </w:rPr>
           </w:pPr>
-          <w:hyperlink w:anchor="_Toc225586687" w:history="1">
+          <w:hyperlink w:anchor="_Toc225590586" w:history="1">
             <w:r>
               <w:rPr>
                 <w:rStyle w:val="Hypertextovodkaz"/>
@@ -1353,7 +2075,7 @@
                 <w:noProof/>
                 <w:webHidden/>
               </w:rPr>
-              <w:instrText xml:space="preserve"> PAGEREF _Toc225586687 \h </w:instrText>
+              <w:instrText xml:space="preserve"> PAGEREF _Toc225590586 \h </w:instrText>
             </w:r>
             <w:r>
               <w:rPr>
@@ -1402,7 +2124,7 @@
               <w14:ligatures w14:val="standardContextual"/>
             </w:rPr>
           </w:pPr>
-          <w:hyperlink w:anchor="_Toc225586688" w:history="1">
+          <w:hyperlink w:anchor="_Toc225590587" w:history="1">
             <w:r>
               <w:rPr>
                 <w:rStyle w:val="Hypertextovodkaz"/>
@@ -1451,7 +2173,7 @@
                 <w:noProof/>
                 <w:webHidden/>
               </w:rPr>
-              <w:instrText xml:space="preserve"> PAGEREF _Toc225586688 \h </w:instrText>
+              <w:instrText xml:space="preserve"> PAGEREF _Toc225590587 \h </w:instrText>
             </w:r>
             <w:r>
               <w:rPr>
@@ -1500,7 +2222,7 @@
               <w14:ligatures w14:val="standardContextual"/>
             </w:rPr>
           </w:pPr>
-          <w:hyperlink w:anchor="_Toc225586689" w:history="1">
+          <w:hyperlink w:anchor="_Toc225590588" w:history="1">
             <w:r>
               <w:rPr>
                 <w:rStyle w:val="Hypertextovodkaz"/>
@@ -1549,7 +2271,7 @@
                 <w:noProof/>
                 <w:webHidden/>
               </w:rPr>
-              <w:instrText xml:space="preserve"> PAGEREF _Toc225586689 \h </w:instrText>
+              <w:instrText xml:space="preserve"> PAGEREF _Toc225590588 \h </w:instrText>
             </w:r>
             <w:r>
               <w:rPr>
@@ -1596,7 +2318,7 @@
               <w14:ligatures w14:val="standardContextual"/>
             </w:rPr>
           </w:pPr>
-          <w:hyperlink w:anchor="_Toc225586690" w:history="1">
+          <w:hyperlink w:anchor="_Toc225590589" w:history="1">
             <w:r>
               <w:rPr>
                 <w:rStyle w:val="Hypertextovodkaz"/>
@@ -1643,7 +2365,7 @@
                 <w:noProof/>
                 <w:webHidden/>
               </w:rPr>
-              <w:instrText xml:space="preserve"> PAGEREF _Toc225586690 \h </w:instrText>
+              <w:instrText xml:space="preserve"> PAGEREF _Toc225590589 \h </w:instrText>
             </w:r>
             <w:r>
               <w:rPr>
@@ -1690,7 +2412,7 @@
               <w14:ligatures w14:val="standardContextual"/>
             </w:rPr>
           </w:pPr>
-          <w:hyperlink w:anchor="_Toc225586691" w:history="1">
+          <w:hyperlink w:anchor="_Toc225590590" w:history="1">
             <w:r>
               <w:rPr>
                 <w:rStyle w:val="Hypertextovodkaz"/>
@@ -1737,7 +2459,7 @@
                 <w:noProof/>
                 <w:webHidden/>
               </w:rPr>
-              <w:instrText xml:space="preserve"> PAGEREF _Toc225586691 \h </w:instrText>
+              <w:instrText xml:space="preserve"> PAGEREF _Toc225590590 \h </w:instrText>
             </w:r>
             <w:r>
               <w:rPr>
@@ -1786,7 +2508,7 @@
               <w14:ligatures w14:val="standardContextual"/>
             </w:rPr>
           </w:pPr>
-          <w:hyperlink w:anchor="_Toc225586692" w:history="1">
+          <w:hyperlink w:anchor="_Toc225590591" w:history="1">
             <w:r>
               <w:rPr>
                 <w:rStyle w:val="Hypertextovodkaz"/>
@@ -1835,7 +2557,7 @@
                 <w:noProof/>
                 <w:webHidden/>
               </w:rPr>
-              <w:instrText xml:space="preserve"> PAGEREF _Toc225586692 \h </w:instrText>
+              <w:instrText xml:space="preserve"> PAGEREF _Toc225590591 \h </w:instrText>
             </w:r>
             <w:r>
               <w:rPr>
@@ -1884,7 +2606,7 @@
               <w14:ligatures w14:val="standardContextual"/>
             </w:rPr>
           </w:pPr>
-          <w:hyperlink w:anchor="_Toc225586693" w:history="1">
+          <w:hyperlink w:anchor="_Toc225590592" w:history="1">
             <w:r>
               <w:rPr>
                 <w:rStyle w:val="Hypertextovodkaz"/>
@@ -1933,7 +2655,7 @@
                 <w:noProof/>
                 <w:webHidden/>
               </w:rPr>
-              <w:instrText xml:space="preserve"> PAGEREF _Toc225586693 \h </w:instrText>
+              <w:instrText xml:space="preserve"> PAGEREF _Toc225590592 \h </w:instrText>
             </w:r>
             <w:r>
               <w:rPr>
@@ -1980,7 +2702,7 @@
               <w14:ligatures w14:val="standardContextual"/>
             </w:rPr>
           </w:pPr>
-          <w:hyperlink w:anchor="_Toc225586694" w:history="1">
+          <w:hyperlink w:anchor="_Toc225590593" w:history="1">
             <w:r>
               <w:rPr>
                 <w:rStyle w:val="Hypertextovodkaz"/>
@@ -2027,7 +2749,7 @@
                 <w:noProof/>
                 <w:webHidden/>
               </w:rPr>
-              <w:instrText xml:space="preserve"> PAGEREF _Toc225586694 \h </w:instrText>
+              <w:instrText xml:space="preserve"> PAGEREF _Toc225590593 \h </w:instrText>
             </w:r>
             <w:r>
               <w:rPr>
@@ -2074,7 +2796,7 @@
               <w14:ligatures w14:val="standardContextual"/>
             </w:rPr>
           </w:pPr>
-          <w:hyperlink w:anchor="_Toc225586695" w:history="1">
+          <w:hyperlink w:anchor="_Toc225590594" w:history="1">
             <w:r>
               <w:rPr>
                 <w:rStyle w:val="Hypertextovodkaz"/>
@@ -2121,7 +2843,7 @@
                 <w:noProof/>
                 <w:webHidden/>
               </w:rPr>
-              <w:instrText xml:space="preserve"> PAGEREF _Toc225586695 \h </w:instrText>
+              <w:instrText xml:space="preserve"> PAGEREF _Toc225590594 \h </w:instrText>
             </w:r>
             <w:r>
               <w:rPr>
@@ -2168,7 +2890,7 @@
               <w14:ligatures w14:val="standardContextual"/>
             </w:rPr>
           </w:pPr>
-          <w:hyperlink w:anchor="_Toc225586696" w:history="1">
+          <w:hyperlink w:anchor="_Toc225590595" w:history="1">
             <w:r>
               <w:rPr>
                 <w:rStyle w:val="Hypertextovodkaz"/>
@@ -2215,7 +2937,7 @@
                 <w:noProof/>
                 <w:webHidden/>
               </w:rPr>
-              <w:instrText xml:space="preserve"> PAGEREF _Toc225586696 \h </w:instrText>
+              <w:instrText xml:space="preserve"> PAGEREF _Toc225590595 \h </w:instrText>
             </w:r>
             <w:r>
               <w:rPr>
@@ -2262,7 +2984,7 @@
               <w14:ligatures w14:val="standardContextual"/>
             </w:rPr>
           </w:pPr>
-          <w:hyperlink w:anchor="_Toc225586697" w:history="1">
+          <w:hyperlink w:anchor="_Toc225590596" w:history="1">
             <w:r>
               <w:rPr>
                 <w:rStyle w:val="Hypertextovodkaz"/>
@@ -2309,7 +3031,7 @@
                 <w:noProof/>
                 <w:webHidden/>
               </w:rPr>
-              <w:instrText xml:space="preserve"> PAGEREF _Toc225586697 \h </w:instrText>
+              <w:instrText xml:space="preserve"> PAGEREF _Toc225590596 \h </w:instrText>
             </w:r>
             <w:r>
               <w:rPr>
@@ -2356,7 +3078,7 @@
               <w14:ligatures w14:val="standardContextual"/>
             </w:rPr>
           </w:pPr>
-          <w:hyperlink w:anchor="_Toc225586698" w:history="1">
+          <w:hyperlink w:anchor="_Toc225590597" w:history="1">
             <w:r>
               <w:rPr>
                 <w:rStyle w:val="Hypertextovodkaz"/>
@@ -2403,7 +3125,7 @@
                 <w:noProof/>
                 <w:webHidden/>
               </w:rPr>
-              <w:instrText xml:space="preserve"> PAGEREF _Toc225586698 \h </w:instrText>
+              <w:instrText xml:space="preserve"> PAGEREF _Toc225590597 \h </w:instrText>
             </w:r>
             <w:r>
               <w:rPr>
@@ -2452,7 +3174,7 @@
               <w14:ligatures w14:val="standardContextual"/>
             </w:rPr>
           </w:pPr>
-          <w:hyperlink w:anchor="_Toc225586699" w:history="1">
+          <w:hyperlink w:anchor="_Toc225590598" w:history="1">
             <w:r>
               <w:rPr>
                 <w:rStyle w:val="Hypertextovodkaz"/>
@@ -2501,7 +3223,7 @@
                 <w:noProof/>
                 <w:webHidden/>
               </w:rPr>
-              <w:instrText xml:space="preserve"> PAGEREF _Toc225586699 \h </w:instrText>
+              <w:instrText xml:space="preserve"> PAGEREF _Toc225590598 \h </w:instrText>
             </w:r>
             <w:r>
               <w:rPr>
@@ -2548,7 +3270,7 @@
               <w14:ligatures w14:val="standardContextual"/>
             </w:rPr>
           </w:pPr>
-          <w:hyperlink w:anchor="_Toc225586700" w:history="1">
+          <w:hyperlink w:anchor="_Toc225590599" w:history="1">
             <w:r>
               <w:rPr>
                 <w:rStyle w:val="Hypertextovodkaz"/>
@@ -2595,7 +3317,7 @@
                 <w:noProof/>
                 <w:webHidden/>
               </w:rPr>
-              <w:instrText xml:space="preserve"> PAGEREF _Toc225586700 \h </w:instrText>
+              <w:instrText xml:space="preserve"> PAGEREF _Toc225590599 \h </w:instrText>
             </w:r>
             <w:r>
               <w:rPr>
@@ -2642,7 +3364,7 @@
               <w14:ligatures w14:val="standardContextual"/>
             </w:rPr>
           </w:pPr>
-          <w:hyperlink w:anchor="_Toc225586701" w:history="1">
+          <w:hyperlink w:anchor="_Toc225590600" w:history="1">
             <w:r>
               <w:rPr>
                 <w:rStyle w:val="Hypertextovodkaz"/>
@@ -2689,7 +3411,7 @@
                 <w:noProof/>
                 <w:webHidden/>
               </w:rPr>
-              <w:instrText xml:space="preserve"> PAGEREF _Toc225586701 \h </w:instrText>
+              <w:instrText xml:space="preserve"> PAGEREF _Toc225590600 \h </w:instrText>
             </w:r>
             <w:r>
               <w:rPr>
@@ -2738,7 +3460,7 @@
               <w14:ligatures w14:val="standardContextual"/>
             </w:rPr>
           </w:pPr>
-          <w:hyperlink w:anchor="_Toc225586702" w:history="1">
+          <w:hyperlink w:anchor="_Toc225590601" w:history="1">
             <w:r>
               <w:rPr>
                 <w:rStyle w:val="Hypertextovodkaz"/>
@@ -2787,7 +3509,7 @@
                 <w:noProof/>
                 <w:webHidden/>
               </w:rPr>
-              <w:instrText xml:space="preserve"> PAGEREF _Toc225586702 \h </w:instrText>
+              <w:instrText xml:space="preserve"> PAGEREF _Toc225590601 \h </w:instrText>
             </w:r>
             <w:r>
               <w:rPr>
@@ -2836,7 +3558,7 @@
               <w14:ligatures w14:val="standardContextual"/>
             </w:rPr>
           </w:pPr>
-          <w:hyperlink w:anchor="_Toc225586703" w:history="1">
+          <w:hyperlink w:anchor="_Toc225590602" w:history="1">
             <w:r>
               <w:rPr>
                 <w:rStyle w:val="Hypertextovodkaz"/>
@@ -2885,7 +3607,7 @@
                 <w:noProof/>
                 <w:webHidden/>
               </w:rPr>
-              <w:instrText xml:space="preserve"> PAGEREF _Toc225586703 \h </w:instrText>
+              <w:instrText xml:space="preserve"> PAGEREF _Toc225590602 \h </w:instrText>
             </w:r>
             <w:r>
               <w:rPr>
@@ -2934,7 +3656,7 @@
               <w14:ligatures w14:val="standardContextual"/>
             </w:rPr>
           </w:pPr>
-          <w:hyperlink w:anchor="_Toc225586704" w:history="1">
+          <w:hyperlink w:anchor="_Toc225590603" w:history="1">
             <w:r>
               <w:rPr>
                 <w:rStyle w:val="Hypertextovodkaz"/>
@@ -2983,7 +3705,7 @@
                 <w:noProof/>
                 <w:webHidden/>
               </w:rPr>
-              <w:instrText xml:space="preserve"> PAGEREF _Toc225586704 \h </w:instrText>
+              <w:instrText xml:space="preserve"> PAGEREF _Toc225590603 \h </w:instrText>
             </w:r>
             <w:r>
               <w:rPr>
@@ -3032,7 +3754,7 @@
               <w14:ligatures w14:val="standardContextual"/>
             </w:rPr>
           </w:pPr>
-          <w:hyperlink w:anchor="_Toc225586705" w:history="1">
+          <w:hyperlink w:anchor="_Toc225590604" w:history="1">
             <w:r>
               <w:rPr>
                 <w:rStyle w:val="Hypertextovodkaz"/>
@@ -3081,7 +3803,7 @@
                 <w:noProof/>
                 <w:webHidden/>
               </w:rPr>
-              <w:instrText xml:space="preserve"> PAGEREF _Toc225586705 \h </w:instrText>
+              <w:instrText xml:space="preserve"> PAGEREF _Toc225590604 \h </w:instrText>
             </w:r>
             <w:r>
               <w:rPr>
@@ -3128,7 +3850,7 @@
               <w14:ligatures w14:val="standardContextual"/>
             </w:rPr>
           </w:pPr>
-          <w:hyperlink w:anchor="_Toc225586706" w:history="1">
+          <w:hyperlink w:anchor="_Toc225590605" w:history="1">
             <w:r>
               <w:rPr>
                 <w:rStyle w:val="Hypertextovodkaz"/>
@@ -3175,7 +3897,7 @@
                 <w:noProof/>
                 <w:webHidden/>
               </w:rPr>
-              <w:instrText xml:space="preserve"> PAGEREF _Toc225586706 \h </w:instrText>
+              <w:instrText xml:space="preserve"> PAGEREF _Toc225590605 \h </w:instrText>
             </w:r>
             <w:r>
               <w:rPr>
@@ -3224,7 +3946,7 @@
               <w14:ligatures w14:val="standardContextual"/>
             </w:rPr>
           </w:pPr>
-          <w:hyperlink w:anchor="_Toc225586707" w:history="1">
+          <w:hyperlink w:anchor="_Toc225590606" w:history="1">
             <w:r>
               <w:rPr>
                 <w:rStyle w:val="Hypertextovodkaz"/>
@@ -3273,7 +3995,7 @@
                 <w:noProof/>
                 <w:webHidden/>
               </w:rPr>
-              <w:instrText xml:space="preserve"> PAGEREF _Toc225586707 \h </w:instrText>
+              <w:instrText xml:space="preserve"> PAGEREF _Toc225590606 \h </w:instrText>
             </w:r>
             <w:r>
               <w:rPr>
@@ -3320,7 +4042,7 @@
               <w14:ligatures w14:val="standardContextual"/>
             </w:rPr>
           </w:pPr>
-          <w:hyperlink w:anchor="_Toc225586708" w:history="1">
+          <w:hyperlink w:anchor="_Toc225590607" w:history="1">
             <w:r>
               <w:rPr>
                 <w:rStyle w:val="Hypertextovodkaz"/>
@@ -3377,7 +4099,7 @@
                 <w:noProof/>
                 <w:webHidden/>
               </w:rPr>
-              <w:instrText xml:space="preserve"> PAGEREF _Toc225586708 \h </w:instrText>
+              <w:instrText xml:space="preserve"> PAGEREF _Toc225590607 \h </w:instrText>
             </w:r>
             <w:r>
               <w:rPr>
@@ -3424,7 +4146,7 @@
               <w14:ligatures w14:val="standardContextual"/>
             </w:rPr>
           </w:pPr>
-          <w:hyperlink w:anchor="_Toc225586709" w:history="1">
+          <w:hyperlink w:anchor="_Toc225590608" w:history="1">
             <w:r>
               <w:rPr>
                 <w:rStyle w:val="Hypertextovodkaz"/>
@@ -3471,7 +4193,7 @@
                 <w:noProof/>
                 <w:webHidden/>
               </w:rPr>
-              <w:instrText xml:space="preserve"> PAGEREF _Toc225586709 \h </w:instrText>
+              <w:instrText xml:space="preserve"> PAGEREF _Toc225590608 \h </w:instrText>
             </w:r>
             <w:r>
               <w:rPr>
@@ -3520,7 +4242,7 @@
               <w14:ligatures w14:val="standardContextual"/>
             </w:rPr>
           </w:pPr>
-          <w:hyperlink w:anchor="_Toc225586710" w:history="1">
+          <w:hyperlink w:anchor="_Toc225590609" w:history="1">
             <w:r>
               <w:rPr>
                 <w:rStyle w:val="Hypertextovodkaz"/>
@@ -3569,7 +4291,7 @@
                 <w:noProof/>
                 <w:webHidden/>
               </w:rPr>
-              <w:instrText xml:space="preserve"> PAGEREF _Toc225586710 \h </w:instrText>
+              <w:instrText xml:space="preserve"> PAGEREF _Toc225590609 \h </w:instrText>
             </w:r>
             <w:r>
               <w:rPr>
@@ -3618,7 +4340,7 @@
               <w14:ligatures w14:val="standardContextual"/>
             </w:rPr>
           </w:pPr>
-          <w:hyperlink w:anchor="_Toc225586711" w:history="1">
+          <w:hyperlink w:anchor="_Toc225590610" w:history="1">
             <w:r>
               <w:rPr>
                 <w:rStyle w:val="Hypertextovodkaz"/>
@@ -3667,7 +4389,7 @@
                 <w:noProof/>
                 <w:webHidden/>
               </w:rPr>
-              <w:instrText xml:space="preserve"> PAGEREF _Toc225586711 \h </w:instrText>
+              <w:instrText xml:space="preserve"> PAGEREF _Toc225590610 \h </w:instrText>
             </w:r>
             <w:r>
               <w:rPr>
@@ -3716,7 +4438,7 @@
               <w14:ligatures w14:val="standardContextual"/>
             </w:rPr>
           </w:pPr>
-          <w:hyperlink w:anchor="_Toc225586712" w:history="1">
+          <w:hyperlink w:anchor="_Toc225590611" w:history="1">
             <w:r>
               <w:rPr>
                 <w:rStyle w:val="Hypertextovodkaz"/>
@@ -3765,7 +4487,7 @@
                 <w:noProof/>
                 <w:webHidden/>
               </w:rPr>
-              <w:instrText xml:space="preserve"> PAGEREF _Toc225586712 \h </w:instrText>
+              <w:instrText xml:space="preserve"> PAGEREF _Toc225590611 \h </w:instrText>
             </w:r>
             <w:r>
               <w:rPr>
@@ -3812,7 +4534,7 @@
               <w14:ligatures w14:val="standardContextual"/>
             </w:rPr>
           </w:pPr>
-          <w:hyperlink w:anchor="_Toc225586713" w:history="1">
+          <w:hyperlink w:anchor="_Toc225590612" w:history="1">
             <w:r>
               <w:rPr>
                 <w:rStyle w:val="Hypertextovodkaz"/>
@@ -3859,7 +4581,7 @@
                 <w:noProof/>
                 <w:webHidden/>
               </w:rPr>
-              <w:instrText xml:space="preserve"> PAGEREF _Toc225586713 \h </w:instrText>
+              <w:instrText xml:space="preserve"> PAGEREF _Toc225590612 \h </w:instrText>
             </w:r>
             <w:r>
               <w:rPr>
@@ -3908,7 +4630,7 @@
               <w14:ligatures w14:val="standardContextual"/>
             </w:rPr>
           </w:pPr>
-          <w:hyperlink w:anchor="_Toc225586714" w:history="1">
+          <w:hyperlink w:anchor="_Toc225590613" w:history="1">
             <w:r>
               <w:rPr>
                 <w:rStyle w:val="Hypertextovodkaz"/>
@@ -3957,7 +4679,7 @@
                 <w:noProof/>
                 <w:webHidden/>
               </w:rPr>
-              <w:instrText xml:space="preserve"> PAGEREF _Toc225586714 \h </w:instrText>
+              <w:instrText xml:space="preserve"> PAGEREF _Toc225590613 \h </w:instrText>
             </w:r>
             <w:r>
               <w:rPr>
@@ -4004,7 +4726,7 @@
               <w14:ligatures w14:val="standardContextual"/>
             </w:rPr>
           </w:pPr>
-          <w:hyperlink w:anchor="_Toc225586715" w:history="1">
+          <w:hyperlink w:anchor="_Toc225590614" w:history="1">
             <w:r>
               <w:rPr>
                 <w:rStyle w:val="Hypertextovodkaz"/>
@@ -4051,7 +4773,7 @@
                 <w:noProof/>
                 <w:webHidden/>
               </w:rPr>
-              <w:instrText xml:space="preserve"> PAGEREF _Toc225586715 \h </w:instrText>
+              <w:instrText xml:space="preserve"> PAGEREF _Toc225590614 \h </w:instrText>
             </w:r>
             <w:r>
               <w:rPr>
@@ -4098,7 +4820,7 @@
               <w14:ligatures w14:val="standardContextual"/>
             </w:rPr>
           </w:pPr>
-          <w:hyperlink w:anchor="_Toc225586716" w:history="1">
+          <w:hyperlink w:anchor="_Toc225590615" w:history="1">
             <w:r>
               <w:rPr>
                 <w:rStyle w:val="Hypertextovodkaz"/>
@@ -4145,7 +4867,7 @@
                 <w:noProof/>
                 <w:webHidden/>
               </w:rPr>
-              <w:instrText xml:space="preserve"> PAGEREF _Toc225586716 \h </w:instrText>
+              <w:instrText xml:space="preserve"> PAGEREF _Toc225590615 \h </w:instrText>
             </w:r>
             <w:r>
               <w:rPr>
@@ -4192,7 +4914,7 @@
               <w14:ligatures w14:val="standardContextual"/>
             </w:rPr>
           </w:pPr>
-          <w:hyperlink w:anchor="_Toc225586717" w:history="1">
+          <w:hyperlink w:anchor="_Toc225590616" w:history="1">
             <w:r>
               <w:rPr>
                 <w:rStyle w:val="Hypertextovodkaz"/>
@@ -4239,7 +4961,7 @@
                 <w:noProof/>
                 <w:webHidden/>
               </w:rPr>
-              <w:instrText xml:space="preserve"> PAGEREF _Toc225586717 \h </w:instrText>
+              <w:instrText xml:space="preserve"> PAGEREF _Toc225590616 \h </w:instrText>
             </w:r>
             <w:r>
               <w:rPr>
@@ -4288,7 +5010,7 @@
               <w14:ligatures w14:val="standardContextual"/>
             </w:rPr>
           </w:pPr>
-          <w:hyperlink w:anchor="_Toc225586718" w:history="1">
+          <w:hyperlink w:anchor="_Toc225590617" w:history="1">
             <w:r>
               <w:rPr>
                 <w:rStyle w:val="Hypertextovodkaz"/>
@@ -4337,7 +5059,7 @@
                 <w:noProof/>
                 <w:webHidden/>
               </w:rPr>
-              <w:instrText xml:space="preserve"> PAGEREF _Toc225586718 \h </w:instrText>
+              <w:instrText xml:space="preserve"> PAGEREF _Toc225590617 \h </w:instrText>
             </w:r>
             <w:r>
               <w:rPr>
@@ -4384,7 +5106,7 @@
               <w14:ligatures w14:val="standardContextual"/>
             </w:rPr>
           </w:pPr>
-          <w:hyperlink w:anchor="_Toc225586719" w:history="1">
+          <w:hyperlink w:anchor="_Toc225590618" w:history="1">
             <w:r>
               <w:rPr>
                 <w:rStyle w:val="Hypertextovodkaz"/>
@@ -4431,7 +5153,7 @@
                 <w:noProof/>
                 <w:webHidden/>
               </w:rPr>
-              <w:instrText xml:space="preserve"> PAGEREF _Toc225586719 \h </w:instrText>
+              <w:instrText xml:space="preserve"> PAGEREF _Toc225590618 \h </w:instrText>
             </w:r>
             <w:r>
               <w:rPr>
@@ -4478,7 +5200,7 @@
               <w14:ligatures w14:val="standardContextual"/>
             </w:rPr>
           </w:pPr>
-          <w:hyperlink w:anchor="_Toc225586720" w:history="1">
+          <w:hyperlink w:anchor="_Toc225590619" w:history="1">
             <w:r>
               <w:rPr>
                 <w:rStyle w:val="Hypertextovodkaz"/>
@@ -4504,7 +5226,7 @@
                 <w:rFonts w:eastAsiaTheme="majorEastAsia" w:cs="Times New Roman"/>
                 <w:noProof/>
               </w:rPr>
-              <w:t>Nastavení času buzení</w:t>
+              <w:t>Nastavení dnů buzení</w:t>
             </w:r>
             <w:r>
               <w:rPr>
@@ -4525,7 +5247,7 @@
                 <w:noProof/>
                 <w:webHidden/>
               </w:rPr>
-              <w:instrText xml:space="preserve"> PAGEREF _Toc225586720 \h </w:instrText>
+              <w:instrText xml:space="preserve"> PAGEREF _Toc225590619 \h </w:instrText>
             </w:r>
             <w:r>
               <w:rPr>
@@ -4572,11 +5294,11 @@
               <w14:ligatures w14:val="standardContextual"/>
             </w:rPr>
           </w:pPr>
-          <w:hyperlink w:anchor="_Toc225586721" w:history="1">
+          <w:hyperlink w:anchor="_Toc225590620" w:history="1">
             <w:r>
               <w:rPr>
                 <w:rStyle w:val="Hypertextovodkaz"/>
-                <w:rFonts w:eastAsiaTheme="majorEastAsia" w:cs="Times New Roman"/>
+                <w:rFonts w:eastAsiaTheme="majorEastAsia"/>
                 <w:noProof/>
               </w:rPr>
               <w:t>4.4.3</w:t>
@@ -4595,10 +5317,10 @@
             <w:r>
               <w:rPr>
                 <w:rStyle w:val="Hypertextovodkaz"/>
-                <w:rFonts w:eastAsiaTheme="majorEastAsia" w:cs="Times New Roman"/>
-                <w:noProof/>
-              </w:rPr>
-              <w:t>Nastavení dnů buzení</w:t>
+                <w:rFonts w:eastAsiaTheme="majorEastAsia"/>
+                <w:noProof/>
+              </w:rPr>
+              <w:t>Nastavení času buzení</w:t>
             </w:r>
             <w:r>
               <w:rPr>
@@ -4619,7 +5341,7 @@
                 <w:noProof/>
                 <w:webHidden/>
               </w:rPr>
-              <w:instrText xml:space="preserve"> PAGEREF _Toc225586721 \h </w:instrText>
+              <w:instrText xml:space="preserve"> PAGEREF _Toc225590620 \h </w:instrText>
             </w:r>
             <w:r>
               <w:rPr>
@@ -4666,7 +5388,7 @@
               <w14:ligatures w14:val="standardContextual"/>
             </w:rPr>
           </w:pPr>
-          <w:hyperlink w:anchor="_Toc225586722" w:history="1">
+          <w:hyperlink w:anchor="_Toc225590621" w:history="1">
             <w:r>
               <w:rPr>
                 <w:rStyle w:val="Hypertextovodkaz"/>
@@ -4713,7 +5435,7 @@
                 <w:noProof/>
                 <w:webHidden/>
               </w:rPr>
-              <w:instrText xml:space="preserve"> PAGEREF _Toc225586722 \h </w:instrText>
+              <w:instrText xml:space="preserve"> PAGEREF _Toc225590621 \h </w:instrText>
             </w:r>
             <w:r>
               <w:rPr>
@@ -4760,7 +5482,7 @@
               <w14:ligatures w14:val="standardContextual"/>
             </w:rPr>
           </w:pPr>
-          <w:hyperlink w:anchor="_Toc225586723" w:history="1">
+          <w:hyperlink w:anchor="_Toc225590622" w:history="1">
             <w:r>
               <w:rPr>
                 <w:rStyle w:val="Hypertextovodkaz"/>
@@ -4807,7 +5529,7 @@
                 <w:noProof/>
                 <w:webHidden/>
               </w:rPr>
-              <w:instrText xml:space="preserve"> PAGEREF _Toc225586723 \h </w:instrText>
+              <w:instrText xml:space="preserve"> PAGEREF _Toc225590622 \h </w:instrText>
             </w:r>
             <w:r>
               <w:rPr>
@@ -4855,7 +5577,7 @@
               <w14:ligatures w14:val="standardContextual"/>
             </w:rPr>
           </w:pPr>
-          <w:hyperlink w:anchor="_Toc225586724" w:history="1">
+          <w:hyperlink w:anchor="_Toc225590623" w:history="1">
             <w:r>
               <w:rPr>
                 <w:rStyle w:val="Hypertextovodkaz"/>
@@ -4883,7 +5605,7 @@
                 <w:noProof/>
                 <w:webHidden/>
               </w:rPr>
-              <w:instrText xml:space="preserve"> PAGEREF _Toc225586724 \h </w:instrText>
+              <w:instrText xml:space="preserve"> PAGEREF _Toc225590623 \h </w:instrText>
             </w:r>
             <w:r>
               <w:rPr>
@@ -4931,7 +5653,7 @@
               <w14:ligatures w14:val="standardContextual"/>
             </w:rPr>
           </w:pPr>
-          <w:hyperlink w:anchor="_Toc225586725" w:history="1">
+          <w:hyperlink w:anchor="_Toc225590624" w:history="1">
             <w:r>
               <w:rPr>
                 <w:rStyle w:val="Hypertextovodkaz"/>
@@ -4959,7 +5681,7 @@
                 <w:noProof/>
                 <w:webHidden/>
               </w:rPr>
-              <w:instrText xml:space="preserve"> PAGEREF _Toc225586725 \h </w:instrText>
+              <w:instrText xml:space="preserve"> PAGEREF _Toc225590624 \h </w:instrText>
             </w:r>
             <w:r>
               <w:rPr>
@@ -5007,7 +5729,7 @@
               <w14:ligatures w14:val="standardContextual"/>
             </w:rPr>
           </w:pPr>
-          <w:hyperlink w:anchor="_Toc225586726" w:history="1">
+          <w:hyperlink w:anchor="_Toc225590625" w:history="1">
             <w:r>
               <w:rPr>
                 <w:rStyle w:val="Hypertextovodkaz"/>
@@ -5035,7 +5757,7 @@
                 <w:noProof/>
                 <w:webHidden/>
               </w:rPr>
-              <w:instrText xml:space="preserve"> PAGEREF _Toc225586726 \h </w:instrText>
+              <w:instrText xml:space="preserve"> PAGEREF _Toc225590625 \h </w:instrText>
             </w:r>
             <w:r>
               <w:rPr>
@@ -5083,7 +5805,7 @@
               <w14:ligatures w14:val="standardContextual"/>
             </w:rPr>
           </w:pPr>
-          <w:hyperlink w:anchor="_Toc225586727" w:history="1">
+          <w:hyperlink w:anchor="_Toc225590626" w:history="1">
             <w:r>
               <w:rPr>
                 <w:rStyle w:val="Hypertextovodkaz"/>
@@ -5111,7 +5833,7 @@
                 <w:noProof/>
                 <w:webHidden/>
               </w:rPr>
-              <w:instrText xml:space="preserve"> PAGEREF _Toc225586727 \h </w:instrText>
+              <w:instrText xml:space="preserve"> PAGEREF _Toc225590626 \h </w:instrText>
             </w:r>
             <w:r>
               <w:rPr>
@@ -5159,7 +5881,7 @@
               <w14:ligatures w14:val="standardContextual"/>
             </w:rPr>
           </w:pPr>
-          <w:hyperlink w:anchor="_Toc225586728" w:history="1">
+          <w:hyperlink w:anchor="_Toc225590627" w:history="1">
             <w:r>
               <w:rPr>
                 <w:rStyle w:val="Hypertextovodkaz"/>
@@ -5187,7 +5909,7 @@
                 <w:noProof/>
                 <w:webHidden/>
               </w:rPr>
-              <w:instrText xml:space="preserve"> PAGEREF _Toc225586728 \h </w:instrText>
+              <w:instrText xml:space="preserve"> PAGEREF _Toc225590627 \h </w:instrText>
             </w:r>
             <w:r>
               <w:rPr>
@@ -5263,7 +5985,7 @@
       <w:bookmarkStart w:id="16" w:name="_Toc145263657"/>
       <w:bookmarkStart w:id="17" w:name="_Toc144753388"/>
       <w:bookmarkStart w:id="18" w:name="_Toc413407057"/>
-      <w:bookmarkStart w:id="19" w:name="_Toc225586681"/>
+      <w:bookmarkStart w:id="19" w:name="_Toc225590580"/>
       <w:r>
         <w:lastRenderedPageBreak/>
         <w:t>Ú</w:t>
@@ -5289,7 +6011,15 @@
         <w:spacing w:before="0"/>
       </w:pPr>
       <w:r>
-        <w:t xml:space="preserve">Měření přesného času je v dnešní době nezbytností pro běh většiny technologických i společenských procesů. S rozvojem mikrokontrolérů a dostupných elektronických modulů se otevírá široká škála možností pro konstrukci vlastních zařízení. Tato maturitní práce si klade za cíl navrhnout, </w:t>
+        <w:t xml:space="preserve">Měření přesného času je v dnešní době nezbytností pro běh většiny technologických i společenských procesů. S rozvojem </w:t>
+      </w:r>
+      <w:proofErr w:type="spellStart"/>
+      <w:r>
+        <w:t>mikrokontrolérů</w:t>
+      </w:r>
+      <w:proofErr w:type="spellEnd"/>
+      <w:r>
+        <w:t xml:space="preserve"> a dostupných elektronických modulů se otevírá široká škála možností pro konstrukci vlastních zařízení. Tato maturitní práce si klade za cíl navrhnout, </w:t>
       </w:r>
       <w:r>
         <w:t xml:space="preserve">naprogramovat a sestavit </w:t>
@@ -5326,8 +6056,13 @@
       <w:r>
         <w:t xml:space="preserve">města </w:t>
       </w:r>
-      <w:r>
-        <w:t>Mainflingen.</w:t>
+      <w:proofErr w:type="spellStart"/>
+      <w:r>
+        <w:t>Mainflingen</w:t>
+      </w:r>
+      <w:proofErr w:type="spellEnd"/>
+      <w:r>
+        <w:t>.</w:t>
       </w:r>
     </w:p>
     <w:p>
@@ -5335,7 +6070,15 @@
         <w:spacing w:before="0"/>
       </w:pPr>
       <w:r>
-        <w:t>První část práce je věnována teoretické rešerši problematiky. Zahrnuje analýzu vysílání signálu DCF77 a popis komunikace po sběrnici I2C. Druhá kapitola detailně popisuje návrh hardwaru, výběr jednotlivých komponent a jejich vzájemné propojení, které bylo ověřeno pomocí simulátoru Wokwi. Třetí kapitola se zabývá architekturou softwaru, stavovým automatem pro obsluhu uživatelského menu a implementací příslušných knihoven. V poslední části je popsána fyzická realizace na nepájivém poli a proces testování.</w:t>
+        <w:t xml:space="preserve">První část práce je věnována teoretické rešerši problematiky. Zahrnuje analýzu vysílání signálu DCF77 a popis komunikace po sběrnici I2C. Druhá kapitola detailně popisuje návrh hardwaru, výběr jednotlivých komponent a jejich vzájemné propojení, které bylo ověřeno pomocí simulátoru </w:t>
+      </w:r>
+      <w:proofErr w:type="spellStart"/>
+      <w:r>
+        <w:t>Wokwi</w:t>
+      </w:r>
+      <w:proofErr w:type="spellEnd"/>
+      <w:r>
+        <w:t>. Třetí kapitola se zabývá architekturou softwaru, stavovým automatem pro obsluhu uživatelského menu a implementací příslušných knihoven. V poslední části je popsána fyzická realizace na nepájivém poli a proces testování.</w:t>
       </w:r>
     </w:p>
     <w:p>
@@ -5351,7 +6094,7 @@
         <w:pStyle w:val="Nadpis1"/>
         <w:spacing w:before="0" w:line="360" w:lineRule="auto"/>
       </w:pPr>
-      <w:bookmarkStart w:id="20" w:name="_Toc225586682"/>
+      <w:bookmarkStart w:id="20" w:name="_Toc225590581"/>
       <w:r>
         <w:lastRenderedPageBreak/>
         <w:t>Teoretická část</w:t>
@@ -5372,11 +6115,16 @@
         <w:spacing w:before="0" w:line="360" w:lineRule="auto"/>
         <w:ind w:left="0"/>
       </w:pPr>
-      <w:bookmarkStart w:id="21" w:name="_Toc225586683"/>
-      <w:r>
-        <w:t>Principy měření času a mikrokontrolérů</w:t>
+      <w:bookmarkStart w:id="21" w:name="_Toc225590582"/>
+      <w:r>
+        <w:t xml:space="preserve">Principy měření času a </w:t>
+      </w:r>
+      <w:proofErr w:type="spellStart"/>
+      <w:r>
+        <w:t>mikrokontrolérů</w:t>
       </w:r>
       <w:bookmarkEnd w:id="21"/>
+      <w:proofErr w:type="spellEnd"/>
     </w:p>
     <w:p>
       <w:pPr>
@@ -5397,7 +6145,15 @@
       <w:bookmarkStart w:id="32" w:name="_Toc145265958"/>
       <w:bookmarkStart w:id="33" w:name="_Toc145266554"/>
       <w:r>
-        <w:t xml:space="preserve">Většina moderních elektronických systémů a mikrokontrolérů spoléhá při určování času na krystalové oscilátory. Krystalový oscilátor využívá piezoelektrického jevu krystalového výbrusu (nejčastěji křemene), který při přiložení střídavého elektrického napětí mechanicky rezonuje na vysoce stabilní frekvenci. Standardní hodinové krystaly rezonují na frekvenci 32 768 Hz. Tato hodnota je zvolena záměrně, neboť odpovídá hodnotě </w:t>
+        <w:t xml:space="preserve">Většina moderních elektronických systémů a </w:t>
+      </w:r>
+      <w:proofErr w:type="spellStart"/>
+      <w:r>
+        <w:t>mikrokontrolérů</w:t>
+      </w:r>
+      <w:proofErr w:type="spellEnd"/>
+      <w:r>
+        <w:t xml:space="preserve"> spoléhá při určování času na krystalové oscilátory. Krystalový oscilátor využívá piezoelektrického jevu krystalového výbrusu (nejčastěji křemene), který při přiložení střídavého elektrického napětí mechanicky rezonuje na vysoce stabilní frekvenci. Standardní hodinové krystaly rezonují na frekvenci 32 768 Hz. Tato hodnota je zvolena záměrně, neboť odpovídá hodnotě </w:t>
       </w:r>
       <w:r>
         <w:rPr>
@@ -5415,8 +6171,21 @@
         <w:spacing w:before="0" w:beforeAutospacing="0" w:line="360" w:lineRule="auto"/>
         <w:jc w:val="both"/>
       </w:pPr>
-      <w:r>
-        <w:t>Mikrokontroléry, jako je například čip ATmega328P využívaný na vývojových deskách Arduino, disponují vlastními časovači a čítači</w:t>
+      <w:proofErr w:type="spellStart"/>
+      <w:r>
+        <w:t>Mikrokontroléry</w:t>
+      </w:r>
+      <w:proofErr w:type="spellEnd"/>
+      <w:r>
+        <w:t xml:space="preserve">, jako je například čip ATmega328P využívaný na vývojových deskách </w:t>
+      </w:r>
+      <w:proofErr w:type="spellStart"/>
+      <w:r>
+        <w:t>Arduino</w:t>
+      </w:r>
+      <w:proofErr w:type="spellEnd"/>
+      <w:r>
+        <w:t>, disponují vlastními časovači a čítači</w:t>
       </w:r>
       <w:r>
         <w:t xml:space="preserve"> </w:t>
@@ -5442,6 +6211,8 @@
       <w:r>
         <w:t xml:space="preserve">. Přestože lze tyto interní časovače softwarově využít pro měření času (například pomocí funkce </w:t>
       </w:r>
+      <w:proofErr w:type="spellStart"/>
+      <w:proofErr w:type="gramStart"/>
       <w:r>
         <w:rPr>
           <w:rStyle w:val="KdHTML"/>
@@ -5449,10 +6220,38 @@
           <w:sz w:val="24"/>
           <w:szCs w:val="24"/>
         </w:rPr>
-        <w:t>millis()</w:t>
-      </w:r>
-      <w:r>
-        <w:t>), pro konstrukci reálných hodin je tento přístup nevhodný. Interní oscilátory mikrokontrolérů jsou náchylné na teplotní změny a jejich odchylka může činit i několik minut za den. Zásadním problémem je rovněž ztráta časové informace při výpadku napájení či resetu systému. Z těchto důvodů je v praxi nezbytné využívat dedikované obvody reálného času (RTC) a externí metody synchronizace.</w:t>
+        <w:t>millis</w:t>
+      </w:r>
+      <w:proofErr w:type="spellEnd"/>
+      <w:r>
+        <w:rPr>
+          <w:rStyle w:val="KdHTML"/>
+          <w:rFonts w:ascii="Times New Roman" w:eastAsiaTheme="minorEastAsia" w:hAnsi="Times New Roman" w:cs="Times New Roman"/>
+          <w:sz w:val="24"/>
+          <w:szCs w:val="24"/>
+        </w:rPr>
+        <w:t>(</w:t>
+      </w:r>
+      <w:proofErr w:type="gramEnd"/>
+      <w:r>
+        <w:rPr>
+          <w:rStyle w:val="KdHTML"/>
+          <w:rFonts w:ascii="Times New Roman" w:eastAsiaTheme="minorEastAsia" w:hAnsi="Times New Roman" w:cs="Times New Roman"/>
+          <w:sz w:val="24"/>
+          <w:szCs w:val="24"/>
+        </w:rPr>
+        <w:t>)</w:t>
+      </w:r>
+      <w:r>
+        <w:t xml:space="preserve">), pro konstrukci reálných hodin je tento přístup nevhodný. Interní oscilátory </w:t>
+      </w:r>
+      <w:proofErr w:type="spellStart"/>
+      <w:r>
+        <w:t>mikrokontrolérů</w:t>
+      </w:r>
+      <w:proofErr w:type="spellEnd"/>
+      <w:r>
+        <w:t xml:space="preserve"> jsou náchylné na teplotní změny a jejich odchylka může činit i několik minut za den. Zásadním problémem je rovněž ztráta časové informace při výpadku napájení či resetu systému. Z těchto důvodů je v praxi nezbytné využívat dedikované obvody reálného času (RTC) a externí metody synchronizace.</w:t>
       </w:r>
     </w:p>
     <w:p>
@@ -5464,7 +6263,7 @@
           <w:rFonts w:eastAsiaTheme="minorEastAsia"/>
         </w:rPr>
       </w:pPr>
-      <w:bookmarkStart w:id="34" w:name="_Toc225586684"/>
+      <w:bookmarkStart w:id="34" w:name="_Toc225590583"/>
       <w:bookmarkEnd w:id="22"/>
       <w:bookmarkEnd w:id="23"/>
       <w:bookmarkEnd w:id="24"/>
@@ -5503,7 +6302,15 @@
       <w:bookmarkStart w:id="45" w:name="_Toc145265959"/>
       <w:bookmarkStart w:id="46" w:name="_Toc145266555"/>
       <w:r>
-        <w:t>Pro zajištění maximální přesnosti lokálního běhu času byl v projektu zvolen modul reálného času DS3231. Jedná se o vysoce přesný I2C obvod, který primárně slouží k nezávislému počítání sekund, minut, hodin, dnů, měsíců a let, a to i v případě, že je hlavní řídicí mikrokontrolér odpojen od zdroje energie</w:t>
+        <w:t xml:space="preserve">Pro zajištění maximální přesnosti lokálního běhu času byl v projektu zvolen modul reálného času DS3231. Jedná se o vysoce přesný I2C obvod, který primárně slouží k nezávislému počítání sekund, minut, hodin, dnů, měsíců a let, a to i v případě, že je hlavní řídicí </w:t>
+      </w:r>
+      <w:proofErr w:type="spellStart"/>
+      <w:r>
+        <w:t>mikrokontrolér</w:t>
+      </w:r>
+      <w:proofErr w:type="spellEnd"/>
+      <w:r>
+        <w:t xml:space="preserve"> odpojen od zdroje energie</w:t>
       </w:r>
       <w:r>
         <w:fldChar w:fldCharType="begin"/>
@@ -5524,7 +6331,15 @@
         <w:fldChar w:fldCharType="end"/>
       </w:r>
       <w:r>
-        <w:t>. Uchování dat je zajištěno pomocí záložní 3V knoflíkové baterie (nejčastěji typu CR2032).</w:t>
+        <w:t xml:space="preserve">. Uchování dat je zajištěno pomocí záložní </w:t>
+      </w:r>
+      <w:proofErr w:type="gramStart"/>
+      <w:r>
+        <w:t>3V</w:t>
+      </w:r>
+      <w:proofErr w:type="gramEnd"/>
+      <w:r>
+        <w:t xml:space="preserve"> knoflíkové baterie (nejčastěji typu CR2032).</w:t>
       </w:r>
     </w:p>
     <w:p>
@@ -5534,7 +6349,68 @@
       </w:pPr>
       <w:r>
         <w:lastRenderedPageBreak/>
-        <w:t xml:space="preserve">Hlavní technologickou výhodou obvodu DS3231 oproti levnějším variantám (např. DS1307) je integrace teplotně kompenzovaného krystalového oscilátoru (TCXO - Temperature Compensated Crystal Oscillator). Rezonanční frekvence křemenných krystalů je přirozeně závislá na okolní teplotě, což způsobuje drift (zpožďování nebo zrychlování) času. Čip DS3231 obsahuje integrovaný teplotní senzor, který neustále měří teplotu pouzdra a pomocí sítě interních kondenzátorů upravuje kapacitní zátěž krystalu. Tímto mechanismem je dosaženo odchylky pouhé ±2 ppm (parts per million) v rozsahu teplot od 0 °C do 40 °C, což v praxi </w:t>
+        <w:t>Hlavní technologickou výhodou obvodu DS3231 oproti levnějším variantám (např. DS1307) je integrace teplotně kompenzovaného krystalového oscilátoru (</w:t>
+      </w:r>
+      <w:proofErr w:type="gramStart"/>
+      <w:r>
+        <w:t xml:space="preserve">TCXO - </w:t>
+      </w:r>
+      <w:proofErr w:type="spellStart"/>
+      <w:r>
+        <w:t>Temperature</w:t>
+      </w:r>
+      <w:proofErr w:type="spellEnd"/>
+      <w:proofErr w:type="gramEnd"/>
+      <w:r>
+        <w:t xml:space="preserve"> </w:t>
+      </w:r>
+      <w:proofErr w:type="spellStart"/>
+      <w:r>
+        <w:t>Compensated</w:t>
+      </w:r>
+      <w:proofErr w:type="spellEnd"/>
+      <w:r>
+        <w:t xml:space="preserve"> </w:t>
+      </w:r>
+      <w:proofErr w:type="spellStart"/>
+      <w:r>
+        <w:t>Crystal</w:t>
+      </w:r>
+      <w:proofErr w:type="spellEnd"/>
+      <w:r>
+        <w:t xml:space="preserve"> </w:t>
+      </w:r>
+      <w:proofErr w:type="spellStart"/>
+      <w:r>
+        <w:t>Oscillator</w:t>
+      </w:r>
+      <w:proofErr w:type="spellEnd"/>
+      <w:r>
+        <w:t xml:space="preserve">). Rezonanční frekvence křemenných krystalů je přirozeně závislá na okolní teplotě, což způsobuje drift (zpožďování nebo zrychlování) času. Čip DS3231 obsahuje integrovaný teplotní senzor, který neustále měří teplotu pouzdra a pomocí sítě interních kondenzátorů upravuje kapacitní zátěž krystalu. Tímto mechanismem je dosaženo odchylky pouhé ±2 </w:t>
+      </w:r>
+      <w:proofErr w:type="spellStart"/>
+      <w:r>
+        <w:t>ppm</w:t>
+      </w:r>
+      <w:proofErr w:type="spellEnd"/>
+      <w:r>
+        <w:t xml:space="preserve"> (</w:t>
+      </w:r>
+      <w:proofErr w:type="spellStart"/>
+      <w:r>
+        <w:t>parts</w:t>
+      </w:r>
+      <w:proofErr w:type="spellEnd"/>
+      <w:r>
+        <w:t xml:space="preserve"> per </w:t>
+      </w:r>
+      <w:proofErr w:type="spellStart"/>
+      <w:r>
+        <w:t>million</w:t>
+      </w:r>
+      <w:proofErr w:type="spellEnd"/>
+      <w:r>
+        <w:t xml:space="preserve">) v rozsahu teplot od 0 °C do 40 °C, což v praxi </w:t>
       </w:r>
       <w:r>
         <w:t>znamená</w:t>
@@ -5668,7 +6544,7 @@
         <w:spacing w:before="0" w:line="360" w:lineRule="auto"/>
         <w:ind w:left="0"/>
       </w:pPr>
-      <w:bookmarkStart w:id="49" w:name="_Toc225586685"/>
+      <w:bookmarkStart w:id="49" w:name="_Toc225590584"/>
       <w:bookmarkEnd w:id="35"/>
       <w:bookmarkEnd w:id="36"/>
       <w:bookmarkEnd w:id="37"/>
@@ -5703,7 +6579,39 @@
       <w:bookmarkStart w:id="59" w:name="_Toc145265960"/>
       <w:bookmarkStart w:id="60" w:name="_Toc145266556"/>
       <w:r>
-        <w:t>Základním prvkem pro zajištění absolutní časové přesnosti hodin je synchronizace prostřednictvím rádiového signálu DCF77. Jedná se o časový standard a rozhlasovou stanici, která vysílá na dlouhých vlnách s frekvencí 77,5 kHz. Vysílač se nachází v Mainflingenu nedaleko Frankfurtu nad Mohanem ve Spolkové republice Německo a jeho provozovatelem je Fyzikálně-technický spolkový ústav (PTB - Physikalisch-Technische Bundesanstalt) se sídlem v</w:t>
+        <w:t xml:space="preserve">Základním prvkem pro zajištění absolutní časové přesnosti hodin je synchronizace prostřednictvím rádiového signálu DCF77. Jedná se o časový standard a rozhlasovou stanici, která vysílá na dlouhých vlnách s frekvencí 77,5 kHz. Vysílač se nachází v </w:t>
+      </w:r>
+      <w:proofErr w:type="spellStart"/>
+      <w:r>
+        <w:t>Mainflingenu</w:t>
+      </w:r>
+      <w:proofErr w:type="spellEnd"/>
+      <w:r>
+        <w:t xml:space="preserve"> nedaleko Frankfurtu nad Mohanem ve Spolkové republice Německo a jeho provozovatelem je Fyzikálně-technický spolkový ústav (</w:t>
+      </w:r>
+      <w:proofErr w:type="gramStart"/>
+      <w:r>
+        <w:t xml:space="preserve">PTB - </w:t>
+      </w:r>
+      <w:proofErr w:type="spellStart"/>
+      <w:r>
+        <w:t>Physikalisch</w:t>
+      </w:r>
+      <w:proofErr w:type="gramEnd"/>
+      <w:r>
+        <w:t>-Technische</w:t>
+      </w:r>
+      <w:proofErr w:type="spellEnd"/>
+      <w:r>
+        <w:t xml:space="preserve"> </w:t>
+      </w:r>
+      <w:proofErr w:type="spellStart"/>
+      <w:r>
+        <w:t>Bundesanstalt</w:t>
+      </w:r>
+      <w:proofErr w:type="spellEnd"/>
+      <w:r>
+        <w:t>) se sídlem v</w:t>
       </w:r>
       <w:r>
         <w:t> </w:t>
@@ -5860,10 +6768,15 @@
         </w:r>
       </w:fldSimple>
       <w:r>
-        <w:t xml:space="preserve"> Mapa teoretického dosahu vysílače z Mainflingenu</w:t>
+        <w:t xml:space="preserve"> Mapa teoretického dosahu vysílače z </w:t>
+      </w:r>
+      <w:proofErr w:type="spellStart"/>
+      <w:r>
+        <w:t>Mainflingenu</w:t>
       </w:r>
       <w:bookmarkEnd w:id="61"/>
       <w:bookmarkEnd w:id="62"/>
+      <w:proofErr w:type="spellEnd"/>
     </w:p>
     <w:p>
       <w:pPr>
@@ -5874,7 +6787,7 @@
           <w:rFonts w:cs="Times New Roman"/>
         </w:rPr>
       </w:pPr>
-      <w:bookmarkStart w:id="63" w:name="_Toc225586686"/>
+      <w:bookmarkStart w:id="63" w:name="_Toc225590585"/>
       <w:bookmarkEnd w:id="50"/>
       <w:bookmarkEnd w:id="51"/>
       <w:bookmarkEnd w:id="52"/>
@@ -5980,8 +6893,18 @@
           <w:b/>
           <w:bCs/>
         </w:rPr>
-        <w:t>100 ms</w:t>
-      </w:r>
+        <w:t xml:space="preserve">100 </w:t>
+      </w:r>
+      <w:proofErr w:type="spellStart"/>
+      <w:r>
+        <w:rPr>
+          <w:rFonts w:cs="Times New Roman"/>
+          <w:b/>
+          <w:bCs/>
+        </w:rPr>
+        <w:t>ms</w:t>
+      </w:r>
+      <w:proofErr w:type="spellEnd"/>
       <w:r>
         <w:rPr>
           <w:rFonts w:cs="Times New Roman"/>
@@ -6014,8 +6937,18 @@
           <w:b/>
           <w:bCs/>
         </w:rPr>
-        <w:t>200 ms</w:t>
-      </w:r>
+        <w:t xml:space="preserve">200 </w:t>
+      </w:r>
+      <w:proofErr w:type="spellStart"/>
+      <w:r>
+        <w:rPr>
+          <w:rFonts w:cs="Times New Roman"/>
+          <w:b/>
+          <w:bCs/>
+        </w:rPr>
+        <w:t>ms</w:t>
+      </w:r>
+      <w:proofErr w:type="spellEnd"/>
       <w:r>
         <w:rPr>
           <w:rFonts w:cs="Times New Roman"/>
@@ -6093,7 +7026,7 @@
           <w:noProof/>
         </w:rPr>
         <w:drawing>
-          <wp:inline distT="0" distB="0" distL="0" distR="0" wp14:anchorId="62F03AB0" wp14:editId="60AF80E6">
+          <wp:inline distT="0" distB="0" distL="0" distR="0" wp14:anchorId="62F03AB0" wp14:editId="13F5F054">
             <wp:extent cx="5219700" cy="1606550"/>
             <wp:effectExtent l="0" t="0" r="0" b="0"/>
             <wp:docPr id="27260953" name="Obrázek 5" descr="Highly accurate reference frequency from DCF77 (no DCF77-DO)"/>
@@ -6297,7 +7230,7 @@
           <w:rFonts w:cs="Times New Roman"/>
         </w:rPr>
       </w:pPr>
-      <w:bookmarkStart w:id="74" w:name="_Toc225586687"/>
+      <w:bookmarkStart w:id="74" w:name="_Toc225590586"/>
       <w:bookmarkEnd w:id="64"/>
       <w:bookmarkEnd w:id="65"/>
       <w:bookmarkEnd w:id="66"/>
@@ -6310,9 +7243,17 @@
         <w:rPr>
           <w:rFonts w:cs="Times New Roman"/>
         </w:rPr>
-        <w:t>Zpracování signálu mikrokontrolérem</w:t>
+        <w:t xml:space="preserve">Zpracování signálu </w:t>
+      </w:r>
+      <w:proofErr w:type="spellStart"/>
+      <w:r>
+        <w:rPr>
+          <w:rFonts w:cs="Times New Roman"/>
+        </w:rPr>
+        <w:t>mikrokontrolérem</w:t>
       </w:r>
       <w:bookmarkEnd w:id="74"/>
+      <w:proofErr w:type="spellEnd"/>
     </w:p>
     <w:p>
       <w:pPr>
@@ -6324,11 +7265,51 @@
       </w:r>
       <w:r>
         <w:lastRenderedPageBreak/>
-        <w:t>v řádu milisekund a mikrokontrolér vykonává i další úkoly (např. obsluhu displeje), nelze stav pinu kontrolovat pouhým dotazováním v hlavní smyčce programu (tzv. polling). Pro spolehlivé zachycení náběžných a sestupných hran pulzů je nutné využít hardwarové přerušení (Hardware Interrupt). Architektura AVR na desce Arduino Uno/Nano podporuje vnější přerušení INT0 na digitálním pinu D2</w:t>
-      </w:r>
+        <w:t xml:space="preserve">v řádu milisekund a </w:t>
+      </w:r>
+      <w:proofErr w:type="spellStart"/>
+      <w:r>
+        <w:t>mikrokontrolér</w:t>
+      </w:r>
+      <w:proofErr w:type="spellEnd"/>
+      <w:r>
+        <w:t xml:space="preserve"> vykonává i další úkoly (např. obsluhu displeje), nelze stav pinu kontrolovat pouhým dotazováním v hlavní smyčce programu (tzv. </w:t>
+      </w:r>
+      <w:proofErr w:type="spellStart"/>
+      <w:r>
+        <w:t>polling</w:t>
+      </w:r>
+      <w:proofErr w:type="spellEnd"/>
+      <w:r>
+        <w:t xml:space="preserve">). Pro spolehlivé zachycení náběžných a sestupných hran pulzů je nutné využít hardwarové přerušení (Hardware </w:t>
+      </w:r>
+      <w:proofErr w:type="spellStart"/>
+      <w:r>
+        <w:t>Interrupt</w:t>
+      </w:r>
+      <w:proofErr w:type="spellEnd"/>
+      <w:r>
+        <w:t xml:space="preserve">). Architektura AVR na desce </w:t>
+      </w:r>
+      <w:proofErr w:type="spellStart"/>
+      <w:r>
+        <w:t>Arduino</w:t>
+      </w:r>
+      <w:proofErr w:type="spellEnd"/>
       <w:r>
         <w:t xml:space="preserve"> </w:t>
       </w:r>
+      <w:proofErr w:type="spellStart"/>
+      <w:r>
+        <w:t>Uno</w:t>
+      </w:r>
+      <w:proofErr w:type="spellEnd"/>
+      <w:r>
+        <w:t>/Nano podporuje vnější přerušení INT0 na digitálním pinu D2</w:t>
+      </w:r>
+      <w:r>
+        <w:t xml:space="preserve"> </w:t>
+      </w:r>
       <w:r>
         <w:fldChar w:fldCharType="begin"/>
       </w:r>
@@ -6348,7 +7329,36 @@
         <w:fldChar w:fldCharType="end"/>
       </w:r>
       <w:r>
-        <w:t>. Při změně logického stavu na tomto pinu je okamžitě pozastaven běh hlavního programu a je vyvolána rutina obsluhy přerušení (ISR - Interrupt Service Routine), která přesně změří délku trvání pulzu v milisekundách a určí, zda byla přijata nula či jednička.</w:t>
+        <w:t>. Při změně logického stavu na tomto pinu je okamžitě pozastaven běh hlavního programu a je vyvolána rutina obsluhy přerušení (</w:t>
+      </w:r>
+      <w:proofErr w:type="gramStart"/>
+      <w:r>
+        <w:t xml:space="preserve">ISR - </w:t>
+      </w:r>
+      <w:proofErr w:type="spellStart"/>
+      <w:r>
+        <w:t>Interrupt</w:t>
+      </w:r>
+      <w:proofErr w:type="spellEnd"/>
+      <w:proofErr w:type="gramEnd"/>
+      <w:r>
+        <w:t xml:space="preserve"> </w:t>
+      </w:r>
+      <w:proofErr w:type="spellStart"/>
+      <w:r>
+        <w:t>Service</w:t>
+      </w:r>
+      <w:proofErr w:type="spellEnd"/>
+      <w:r>
+        <w:t xml:space="preserve"> </w:t>
+      </w:r>
+      <w:proofErr w:type="spellStart"/>
+      <w:r>
+        <w:t>Routine</w:t>
+      </w:r>
+      <w:proofErr w:type="spellEnd"/>
+      <w:r>
+        <w:t>), která přesně změří délku trvání pulzu v milisekundách a určí, zda byla přijata nula či jednička.</w:t>
       </w:r>
     </w:p>
     <w:p>
@@ -6357,7 +7367,7 @@
         <w:spacing w:before="0" w:line="360" w:lineRule="auto"/>
         <w:ind w:left="0"/>
       </w:pPr>
-      <w:bookmarkStart w:id="75" w:name="_Toc225586688"/>
+      <w:bookmarkStart w:id="75" w:name="_Toc225590587"/>
       <w:r>
         <w:t>Sběrnice I2C</w:t>
       </w:r>
@@ -6369,7 +7379,31 @@
         <w:spacing w:before="0"/>
       </w:pPr>
       <w:r>
-        <w:t>V moderní vestavné elektronice je snaha minimalizovat počet vodičů nutných pro komunikaci mezi mikrokontrolérem a periferními obvody. Z tohoto důvodu je v návrhu hodin implementována sériová sběrnice I2C (Inter-Integrated Circuit), vyvinutá v 80. letech společností Philips</w:t>
+        <w:t xml:space="preserve">V moderní vestavné elektronice je snaha minimalizovat počet vodičů nutných pro komunikaci mezi </w:t>
+      </w:r>
+      <w:proofErr w:type="spellStart"/>
+      <w:r>
+        <w:t>mikrokontrolérem</w:t>
+      </w:r>
+      <w:proofErr w:type="spellEnd"/>
+      <w:r>
+        <w:t xml:space="preserve"> a periferními obvody. Z tohoto důvodu je v návrhu hodin implementována sériová sběrnice I2C (Inter-</w:t>
+      </w:r>
+      <w:proofErr w:type="spellStart"/>
+      <w:r>
+        <w:t>Integrated</w:t>
+      </w:r>
+      <w:proofErr w:type="spellEnd"/>
+      <w:r>
+        <w:t xml:space="preserve"> </w:t>
+      </w:r>
+      <w:proofErr w:type="spellStart"/>
+      <w:r>
+        <w:t>Circuit</w:t>
+      </w:r>
+      <w:proofErr w:type="spellEnd"/>
+      <w:r>
+        <w:t>), vyvinutá v 80. letech společností Philips</w:t>
       </w:r>
       <w:r>
         <w:t xml:space="preserve"> </w:t>
@@ -6420,7 +7454,23 @@
           <w:b/>
           <w:bCs/>
         </w:rPr>
-        <w:t>SDA (Serial Data)</w:t>
+        <w:t>SDA (</w:t>
+      </w:r>
+      <w:proofErr w:type="spellStart"/>
+      <w:r>
+        <w:rPr>
+          <w:b/>
+          <w:bCs/>
+        </w:rPr>
+        <w:t>Serial</w:t>
+      </w:r>
+      <w:proofErr w:type="spellEnd"/>
+      <w:r>
+        <w:rPr>
+          <w:b/>
+          <w:bCs/>
+        </w:rPr>
+        <w:t xml:space="preserve"> Data)</w:t>
       </w:r>
       <w:r>
         <w:t xml:space="preserve"> – datový vodič, po kterém se přenášejí jednotlivé bity.</w:t>
@@ -6441,7 +7491,39 @@
           <w:b/>
           <w:bCs/>
         </w:rPr>
-        <w:t>SCL (Serial Clock)</w:t>
+        <w:t>SCL (</w:t>
+      </w:r>
+      <w:proofErr w:type="spellStart"/>
+      <w:r>
+        <w:rPr>
+          <w:b/>
+          <w:bCs/>
+        </w:rPr>
+        <w:t>Serial</w:t>
+      </w:r>
+      <w:proofErr w:type="spellEnd"/>
+      <w:r>
+        <w:rPr>
+          <w:b/>
+          <w:bCs/>
+        </w:rPr>
+        <w:t xml:space="preserve"> </w:t>
+      </w:r>
+      <w:proofErr w:type="spellStart"/>
+      <w:r>
+        <w:rPr>
+          <w:b/>
+          <w:bCs/>
+        </w:rPr>
+        <w:t>Clock</w:t>
+      </w:r>
+      <w:proofErr w:type="spellEnd"/>
+      <w:r>
+        <w:rPr>
+          <w:b/>
+          <w:bCs/>
+        </w:rPr>
+        <w:t>)</w:t>
       </w:r>
       <w:r>
         <w:t xml:space="preserve"> – hodinový vodič, který zajišťuje synchronizaci přenosu dat.</w:t>
@@ -6453,7 +7535,23 @@
         <w:spacing w:before="0"/>
       </w:pPr>
       <w:r>
-        <w:t>Tato architektura je navržena jako Master-Slave. Mikrokontrolér (Arduino) vystupuje v roli zařízení Master, které řídí veškerou komunikaci a generuje hodinový signál. Periferie (RTC DS3231 a LCD displej) fungují jako zařízení Slave. Aby zařízení Master vědělo, s jakým obvodem komunikuje, je každému Slave zařízení přidělena jedinečná 7bitová nebo 10bitová adresa. V kontextu této práce komunikuje Master s RTC modulem na hexadecimální adrese 0x68 a s I2C expandérem LCD displeje na adrese 0x27</w:t>
+        <w:t xml:space="preserve">Tato architektura je navržena jako Master-Slave. </w:t>
+      </w:r>
+      <w:proofErr w:type="spellStart"/>
+      <w:r>
+        <w:t>Mikrokontrolér</w:t>
+      </w:r>
+      <w:proofErr w:type="spellEnd"/>
+      <w:r>
+        <w:t xml:space="preserve"> (</w:t>
+      </w:r>
+      <w:proofErr w:type="spellStart"/>
+      <w:r>
+        <w:t>Arduino</w:t>
+      </w:r>
+      <w:proofErr w:type="spellEnd"/>
+      <w:r>
+        <w:t>) vystupuje v roli zařízení Master, které řídí veškerou komunikaci a generuje hodinový signál. Periferie (RTC DS3231 a LCD displej) fungují jako zařízení Slave. Aby zařízení Master vědělo, s jakým obvodem komunikuje, je každému Slave zařízení přidělena jedinečná 7bitová nebo 10bitová adresa. V kontextu této práce komunikuje Master s RTC modulem na hexadecimální adrese 0x68 a s I2C expandérem LCD displeje na adrese 0x27</w:t>
       </w:r>
       <w:r>
         <w:t xml:space="preserve"> </w:t>
@@ -6477,7 +7575,23 @@
         <w:fldChar w:fldCharType="end"/>
       </w:r>
       <w:r>
-        <w:t>. Oba signálové vodiče sběrnice musí být připojeny ke kladnému napájecímu napětí pomocí pull-up rezistorů, jelikož komunikační piny zařízení pracují v režimu otevřeného kolektoru (Open-Drain).</w:t>
+        <w:t xml:space="preserve">. Oba signálové vodiče sběrnice musí být připojeny ke kladnému napájecímu napětí pomocí </w:t>
+      </w:r>
+      <w:proofErr w:type="spellStart"/>
+      <w:r>
+        <w:t>pull</w:t>
+      </w:r>
+      <w:proofErr w:type="spellEnd"/>
+      <w:r>
+        <w:t>-up rezistorů, jelikož komunikační piny zařízení pracují v režimu otevřeného kolektoru (Open-</w:t>
+      </w:r>
+      <w:proofErr w:type="spellStart"/>
+      <w:r>
+        <w:t>Drain</w:t>
+      </w:r>
+      <w:proofErr w:type="spellEnd"/>
+      <w:r>
+        <w:t>).</w:t>
       </w:r>
       <w:r>
         <w:fldChar w:fldCharType="begin"/>
@@ -6587,10 +7701,15 @@
         </w:r>
       </w:fldSimple>
       <w:r>
-        <w:t xml:space="preserve"> Ukázka architektury Master-slave</w:t>
+        <w:t xml:space="preserve"> Ukázka architektury Master-</w:t>
+      </w:r>
+      <w:proofErr w:type="spellStart"/>
+      <w:r>
+        <w:t>slave</w:t>
       </w:r>
       <w:bookmarkEnd w:id="76"/>
       <w:bookmarkEnd w:id="77"/>
+      <w:proofErr w:type="spellEnd"/>
     </w:p>
     <w:p>
       <w:pPr>
@@ -6598,7 +7717,7 @@
         <w:spacing w:before="0" w:line="360" w:lineRule="auto"/>
         <w:ind w:left="0"/>
       </w:pPr>
-      <w:bookmarkStart w:id="78" w:name="_Toc225586689"/>
+      <w:bookmarkStart w:id="78" w:name="_Toc225590588"/>
       <w:r>
         <w:t>Zobrazovací a signalizační periferie</w:t>
       </w:r>
@@ -6613,7 +7732,7 @@
           <w:rFonts w:cs="Times New Roman"/>
         </w:rPr>
       </w:pPr>
-      <w:bookmarkStart w:id="79" w:name="_Toc225586690"/>
+      <w:bookmarkStart w:id="79" w:name="_Toc225590589"/>
       <w:r>
         <w:rPr>
           <w:rFonts w:cs="Times New Roman"/>
@@ -6628,7 +7747,15 @@
         <w:spacing w:before="0"/>
       </w:pPr>
       <w:r>
-        <w:t>Pro vizualizaci aktuálního času, informací o stavu synchronizace a procházení uživatelského menu je v návrhu použit alfanumerický displej z tekutých krystalů (LCD) s maticí 16x2 (16 znaků ve dvou řádcích). Displej je řízen průmyslovým standardem, řadičem kompatibilním s Hitachi HD44780</w:t>
+        <w:t xml:space="preserve">Pro vizualizaci aktuálního času, informací o stavu synchronizace a procházení uživatelského menu je v návrhu použit alfanumerický displej z tekutých krystalů (LCD) s maticí 16x2 (16 znaků ve dvou řádcích). Displej je řízen průmyslovým standardem, řadičem kompatibilním s </w:t>
+      </w:r>
+      <w:proofErr w:type="spellStart"/>
+      <w:r>
+        <w:t>Hitachi</w:t>
+      </w:r>
+      <w:proofErr w:type="spellEnd"/>
+      <w:r>
+        <w:t xml:space="preserve"> HD44780</w:t>
       </w:r>
       <w:r>
         <w:t xml:space="preserve"> </w:t>
@@ -6676,7 +7803,15 @@
         <w:fldChar w:fldCharType="end"/>
       </w:r>
       <w:r>
-        <w:t>. Toto řešení snižuje nároky na digitální piny mikrokontroléru z obvyklých šesti vodičů na pouhé dva (SDA a SCL).</w:t>
+        <w:t xml:space="preserve">. Toto řešení snižuje nároky na digitální piny </w:t>
+      </w:r>
+      <w:proofErr w:type="spellStart"/>
+      <w:r>
+        <w:t>mikrokontroléru</w:t>
+      </w:r>
+      <w:proofErr w:type="spellEnd"/>
+      <w:r>
+        <w:t xml:space="preserve"> z obvyklých šesti vodičů na pouhé dva (SDA a SCL).</w:t>
       </w:r>
     </w:p>
     <w:p>
@@ -6688,12 +7823,26 @@
           <w:rFonts w:cs="Times New Roman"/>
         </w:rPr>
       </w:pPr>
-      <w:bookmarkStart w:id="80" w:name="_Toc225586691"/>
+      <w:bookmarkStart w:id="80" w:name="_Toc225590590"/>
       <w:r>
         <w:rPr>
           <w:rFonts w:cs="Times New Roman"/>
         </w:rPr>
-        <w:t>Akustická signalizace (Piezoměnič)</w:t>
+        <w:t>Akustická signalizace (</w:t>
+      </w:r>
+      <w:proofErr w:type="spellStart"/>
+      <w:r>
+        <w:rPr>
+          <w:rFonts w:cs="Times New Roman"/>
+        </w:rPr>
+        <w:t>Piezoměnič</w:t>
+      </w:r>
+      <w:proofErr w:type="spellEnd"/>
+      <w:r>
+        <w:rPr>
+          <w:rFonts w:cs="Times New Roman"/>
+        </w:rPr>
+        <w:t>)</w:t>
       </w:r>
       <w:bookmarkEnd w:id="80"/>
     </w:p>
@@ -6703,7 +7852,15 @@
         <w:spacing w:before="0"/>
       </w:pPr>
       <w:r>
-        <w:t>Součástí realizovaného zařízení je funkce budíku, která si žádá schopnost akustického projevu. K tomuto účelu je implementován pasivní piezoelektrický měnič (běžně nazývaný buzzer). Na rozdíl od aktivních bzučáků, které po připojení stejnosměrného napětí generují konstantní tón, pasivní měnič vyžaduje buzení obdélníkovým střídavým signálem</w:t>
+        <w:t xml:space="preserve">Součástí realizovaného zařízení je funkce budíku, která si žádá schopnost akustického projevu. K tomuto účelu je implementován pasivní piezoelektrický měnič (běžně nazývaný </w:t>
+      </w:r>
+      <w:proofErr w:type="spellStart"/>
+      <w:r>
+        <w:t>buzzer</w:t>
+      </w:r>
+      <w:proofErr w:type="spellEnd"/>
+      <w:r>
+        <w:t>). Na rozdíl od aktivních bzučáků, které po připojení stejnosměrného napětí generují konstantní tón, pasivní měnič vyžaduje buzení obdélníkovým střídavým signálem</w:t>
       </w:r>
       <w:r>
         <w:t xml:space="preserve"> </w:t>
@@ -6727,7 +7884,39 @@
         <w:fldChar w:fldCharType="end"/>
       </w:r>
       <w:r>
-        <w:t>. Změnou frekvence tohoto signálu, kterou generuje přímo mikrokontrolér, lze ovlivňovat výšku výstupního tónu. Využití pasivního měniče dává programátorovi možnost tvořit různé tónové sekvence a akustická upozornění. V praxi je toho docíleno pomocí vestavěné funkce mikrokontroléru, která využívá časovače pro generování signálu PWM (Pulse Width Modulation).</w:t>
+        <w:t xml:space="preserve">. Změnou frekvence tohoto signálu, kterou generuje přímo </w:t>
+      </w:r>
+      <w:proofErr w:type="spellStart"/>
+      <w:r>
+        <w:t>mikrokontrolér</w:t>
+      </w:r>
+      <w:proofErr w:type="spellEnd"/>
+      <w:r>
+        <w:t xml:space="preserve">, lze ovlivňovat výšku výstupního tónu. Využití pasivního měniče dává programátorovi možnost tvořit různé tónové sekvence a akustická upozornění. V praxi je toho docíleno pomocí vestavěné funkce </w:t>
+      </w:r>
+      <w:proofErr w:type="spellStart"/>
+      <w:r>
+        <w:t>mikrokontroléru</w:t>
+      </w:r>
+      <w:proofErr w:type="spellEnd"/>
+      <w:r>
+        <w:t xml:space="preserve">, která využívá časovače pro generování signálu PWM (Pulse </w:t>
+      </w:r>
+      <w:proofErr w:type="spellStart"/>
+      <w:r>
+        <w:t>Width</w:t>
+      </w:r>
+      <w:proofErr w:type="spellEnd"/>
+      <w:r>
+        <w:t xml:space="preserve"> </w:t>
+      </w:r>
+      <w:proofErr w:type="spellStart"/>
+      <w:r>
+        <w:t>Modulation</w:t>
+      </w:r>
+      <w:proofErr w:type="spellEnd"/>
+      <w:r>
+        <w:t>).</w:t>
       </w:r>
     </w:p>
     <w:p>
@@ -6735,7 +7924,7 @@
         <w:pStyle w:val="Nadpis1"/>
         <w:spacing w:before="0" w:line="360" w:lineRule="auto"/>
       </w:pPr>
-      <w:bookmarkStart w:id="81" w:name="_Toc225586692"/>
+      <w:bookmarkStart w:id="81" w:name="_Toc225590591"/>
       <w:r>
         <w:lastRenderedPageBreak/>
         <w:t>Návrh hardwaru</w:t>
@@ -6761,7 +7950,7 @@
         <w:spacing w:before="0" w:line="360" w:lineRule="auto"/>
         <w:ind w:left="0"/>
       </w:pPr>
-      <w:bookmarkStart w:id="82" w:name="_Toc225586693"/>
+      <w:bookmarkStart w:id="82" w:name="_Toc225590592"/>
       <w:r>
         <w:t>Výběr a specifikace hardwarových dokumentů</w:t>
       </w:r>
@@ -6773,7 +7962,15 @@
         <w:spacing w:before="0"/>
       </w:pPr>
       <w:r>
-        <w:t>Pro realizaci digitálních hodin s budíkem a přijímačem DCF77 bylo nutné zvolit řídicí mikrokontrolér s dostatečným počtem vstupně-výstupních linek, podporou sběrnice I2C a možností využití vnějšího hardwarového přerušení. Dále bylo nutné specifikovat zobrazovací jednotku, obvod reálného času, přijímací modul a ovládací prvky.</w:t>
+        <w:t xml:space="preserve">Pro realizaci digitálních hodin s budíkem a přijímačem DCF77 bylo nutné zvolit řídicí </w:t>
+      </w:r>
+      <w:proofErr w:type="spellStart"/>
+      <w:r>
+        <w:t>mikrokontrolér</w:t>
+      </w:r>
+      <w:proofErr w:type="spellEnd"/>
+      <w:r>
+        <w:t xml:space="preserve"> s dostatečným počtem vstupně-výstupních linek, podporou sběrnice I2C a možností využití vnějšího hardwarového přerušení. Dále bylo nutné specifikovat zobrazovací jednotku, obvod reálného času, přijímací modul a ovládací prvky.</w:t>
       </w:r>
     </w:p>
     <w:p>
@@ -6785,12 +7982,20 @@
           <w:rFonts w:cs="Times New Roman"/>
         </w:rPr>
       </w:pPr>
-      <w:bookmarkStart w:id="83" w:name="_Toc225586694"/>
+      <w:bookmarkStart w:id="83" w:name="_Toc225590593"/>
+      <w:proofErr w:type="spellStart"/>
       <w:r>
         <w:rPr>
           <w:rFonts w:cs="Times New Roman"/>
         </w:rPr>
-        <w:t>Mikrokontrolér ATmega328P</w:t>
+        <w:t>Mikrokontrolér</w:t>
+      </w:r>
+      <w:proofErr w:type="spellEnd"/>
+      <w:r>
+        <w:rPr>
+          <w:rFonts w:cs="Times New Roman"/>
+        </w:rPr>
+        <w:t xml:space="preserve"> ATmega328P</w:t>
       </w:r>
       <w:bookmarkEnd w:id="83"/>
     </w:p>
@@ -6800,7 +8005,31 @@
         <w:spacing w:before="0" w:beforeAutospacing="0" w:line="360" w:lineRule="auto"/>
       </w:pPr>
       <w:r>
-        <w:t>Jako hlavní výpočetní jednotka byla vybrána vývojová deska z rodiny Arduino (konkrétně osazená 8bitovým mikrokontrolérem ATmega328P od společnosti Microchip). Tato platforma byla zvolena z důvodu vysoké dostupnosti, rozsáhlé komunitní podpory a přítomnosti standardizovaných pinových lišt, které usnadňují prototypování na nepájivém poli.</w:t>
+        <w:t xml:space="preserve">Jako hlavní výpočetní jednotka byla vybrána vývojová deska z rodiny </w:t>
+      </w:r>
+      <w:proofErr w:type="spellStart"/>
+      <w:r>
+        <w:t>Arduino</w:t>
+      </w:r>
+      <w:proofErr w:type="spellEnd"/>
+      <w:r>
+        <w:t xml:space="preserve"> (konkrétně osazená 8bitovým </w:t>
+      </w:r>
+      <w:proofErr w:type="spellStart"/>
+      <w:r>
+        <w:t>mikrokontrolérem</w:t>
+      </w:r>
+      <w:proofErr w:type="spellEnd"/>
+      <w:r>
+        <w:t xml:space="preserve"> ATmega328P od společnosti </w:t>
+      </w:r>
+      <w:proofErr w:type="spellStart"/>
+      <w:r>
+        <w:t>Microchip</w:t>
+      </w:r>
+      <w:proofErr w:type="spellEnd"/>
+      <w:r>
+        <w:t>). Tato platforma byla zvolena z důvodu vysoké dostupnosti, rozsáhlé komunitní podpory a přítomnosti standardizovaných pinových lišt, které usnadňují prototypování na nepájivém poli.</w:t>
       </w:r>
     </w:p>
     <w:p>
@@ -6808,8 +8037,21 @@
         <w:pStyle w:val="Normlnweb"/>
         <w:spacing w:before="0" w:beforeAutospacing="0" w:line="360" w:lineRule="auto"/>
       </w:pPr>
-      <w:r>
-        <w:t>Mikrokontrolér ATmega328P je taktován krystalovým oscilátorem o frekvenci 16 MHz. Disponuje 32 KB paměti Flash pro uložení programu, 2 KB paměti SRAM pro běhové proměnné a 1 KB paměti EEPROM pro trvalé uložení dat</w:t>
+      <w:proofErr w:type="spellStart"/>
+      <w:r>
+        <w:t>Mikrokontrolér</w:t>
+      </w:r>
+      <w:proofErr w:type="spellEnd"/>
+      <w:r>
+        <w:t xml:space="preserve"> ATmega328P je taktován krystalovým oscilátorem o frekvenci 16 MHz. Disponuje 32 KB paměti </w:t>
+      </w:r>
+      <w:proofErr w:type="spellStart"/>
+      <w:r>
+        <w:t>Flash</w:t>
+      </w:r>
+      <w:proofErr w:type="spellEnd"/>
+      <w:r>
+        <w:t xml:space="preserve"> pro uložení programu, 2 KB paměti SRAM pro běhové proměnné a 1 KB paměti EEPROM pro trvalé uložení dat</w:t>
       </w:r>
       <w:r>
         <w:t xml:space="preserve"> </w:t>
@@ -6833,7 +8075,15 @@
         <w:fldChar w:fldCharType="end"/>
       </w:r>
       <w:r>
-        <w:t>. Zařízení poskytuje celkem 14 digitálních vstupně-výstupních pinů a 6 analogových vstupů. Důležitým parametrem pro tento projekt je přítomnost pinů s podporou vnějšího přerušení (Interrupt), konkrétně pinu D2 (INT0) a D3 (INT1), a přítomnost hardwarového I2C rozhraní vyvedeného na pinech A4 (SDA) a A5 (SCL). Pracovní napětí logiky čipu je 5 V.</w:t>
+        <w:t>. Zařízení poskytuje celkem 14 digitálních vstupně-výstupních pinů a 6 analogových vstupů. Důležitým parametrem pro tento projekt je přítomnost pinů s podporou vnějšího přerušení (</w:t>
+      </w:r>
+      <w:proofErr w:type="spellStart"/>
+      <w:r>
+        <w:t>Interrupt</w:t>
+      </w:r>
+      <w:proofErr w:type="spellEnd"/>
+      <w:r>
+        <w:t>), konkrétně pinu D2 (INT0) a D3 (INT1), a přítomnost hardwarového I2C rozhraní vyvedeného na pinech A4 (SDA) a A5 (SCL). Pracovní napětí logiky čipu je 5 V.</w:t>
       </w:r>
       <w:r>
         <w:fldChar w:fldCharType="begin"/>
@@ -6945,7 +8195,15 @@
         </w:r>
       </w:fldSimple>
       <w:r>
-        <w:t>Rozložení pinů (Pinout) na vývojové desce</w:t>
+        <w:t>Rozložení pinů (</w:t>
+      </w:r>
+      <w:proofErr w:type="spellStart"/>
+      <w:r>
+        <w:t>Pinout</w:t>
+      </w:r>
+      <w:proofErr w:type="spellEnd"/>
+      <w:r>
+        <w:t>) na vývojové desce</w:t>
       </w:r>
       <w:bookmarkEnd w:id="84"/>
       <w:bookmarkEnd w:id="85"/>
@@ -6959,7 +8217,7 @@
           <w:rFonts w:cs="Times New Roman"/>
         </w:rPr>
       </w:pPr>
-      <w:bookmarkStart w:id="86" w:name="_Toc225586695"/>
+      <w:bookmarkStart w:id="86" w:name="_Toc225590594"/>
       <w:r>
         <w:rPr>
           <w:rFonts w:cs="Times New Roman"/>
@@ -7049,7 +8307,7 @@
           <w:rFonts w:cs="Times New Roman"/>
         </w:rPr>
       </w:pPr>
-      <w:bookmarkStart w:id="87" w:name="_Toc225586696"/>
+      <w:bookmarkStart w:id="87" w:name="_Toc225590595"/>
       <w:r>
         <w:rPr>
           <w:rFonts w:cs="Times New Roman"/>
@@ -7098,7 +8356,39 @@
         <w:spacing w:before="0" w:beforeAutospacing="0" w:line="360" w:lineRule="auto"/>
       </w:pPr>
       <w:r>
-        <w:t>Značnou výhodou použitého modulu je jeho plná napěťová kompatibilita s 5V logikou řídicího mikrokontroléru. To výrazně zjednodušuje zapojení, jelikož není nutné implementovat dodatečné převodníky logických úrovní (Level Shiftery) ani samostatné stabilizátory napětí. Modul je vybaven čtyřmi piny: VDD (kladné napájení), GND (zem), OUT/DATA (výstup demodulovaného signálu) a PON (Power On). Pin PON slouží k řízení spotřeby; pro trvalé zapnutí přijímače je nutné tento pin spojit se zemním potenciálem (GND).</w:t>
+        <w:t xml:space="preserve">Značnou výhodou použitého modulu je jeho plná napěťová kompatibilita s </w:t>
+      </w:r>
+      <w:proofErr w:type="gramStart"/>
+      <w:r>
+        <w:t>5V</w:t>
+      </w:r>
+      <w:proofErr w:type="gramEnd"/>
+      <w:r>
+        <w:t xml:space="preserve"> logikou řídicího </w:t>
+      </w:r>
+      <w:proofErr w:type="spellStart"/>
+      <w:r>
+        <w:t>mikrokontroléru</w:t>
+      </w:r>
+      <w:proofErr w:type="spellEnd"/>
+      <w:r>
+        <w:t xml:space="preserve">. To výrazně zjednodušuje zapojení, jelikož není nutné implementovat dodatečné převodníky logických úrovní (Level </w:t>
+      </w:r>
+      <w:proofErr w:type="spellStart"/>
+      <w:r>
+        <w:t>Shiftery</w:t>
+      </w:r>
+      <w:proofErr w:type="spellEnd"/>
+      <w:r>
+        <w:t>) ani samostatné stabilizátory napětí. Modul je vybaven čtyřmi piny: VDD (kladné napájení), GND (zem), OUT/DATA (výstup demodulovaného signálu) a PON (</w:t>
+      </w:r>
+      <w:proofErr w:type="spellStart"/>
+      <w:r>
+        <w:t>Power</w:t>
+      </w:r>
+      <w:proofErr w:type="spellEnd"/>
+      <w:r>
+        <w:t xml:space="preserve"> On). Pin PON slouží k řízení spotřeby; pro trvalé zapnutí přijímače je nutné tento pin spojit se zemním potenciálem (GND).</w:t>
       </w:r>
     </w:p>
     <w:p>
@@ -7205,7 +8495,7 @@
           <w:rFonts w:cs="Times New Roman"/>
         </w:rPr>
       </w:pPr>
-      <w:bookmarkStart w:id="90" w:name="_Toc225586697"/>
+      <w:bookmarkStart w:id="90" w:name="_Toc225590596"/>
       <w:r>
         <w:rPr>
           <w:rFonts w:cs="Times New Roman"/>
@@ -7254,7 +8544,23 @@
         <w:fldChar w:fldCharType="end"/>
       </w:r>
       <w:r>
-        <w:t>. Tento převodník umožňuje plné řízení displeje pomocí sběrnice I2C, přičemž jeho přednastavená adresa je 0x27. Součástí převodníku je rovněž trimr pro nastavení kontrastu tekutých krystalů a propojka (jumper) umožňující hardwarovou deaktivaci podsvícení.</w:t>
+        <w:t xml:space="preserve">. Tento převodník umožňuje plné řízení displeje pomocí sběrnice I2C, přičemž jeho přednastavená adresa je 0x27. Součástí převodníku je rovněž </w:t>
+      </w:r>
+      <w:proofErr w:type="spellStart"/>
+      <w:r>
+        <w:t>trimr</w:t>
+      </w:r>
+      <w:proofErr w:type="spellEnd"/>
+      <w:r>
+        <w:t xml:space="preserve"> pro nastavení kontrastu tekutých krystalů a propojka (</w:t>
+      </w:r>
+      <w:proofErr w:type="spellStart"/>
+      <w:r>
+        <w:t>jumper</w:t>
+      </w:r>
+      <w:proofErr w:type="spellEnd"/>
+      <w:r>
+        <w:t>) umožňující hardwarovou deaktivaci podsvícení.</w:t>
       </w:r>
     </w:p>
     <w:bookmarkStart w:id="91" w:name="_MON_1836128953"/>
@@ -7290,7 +8596,7 @@
           <v:shape id="_x0000_i1025" type="#_x0000_t75" style="width:414pt;height:138.75pt" o:ole="">
             <v:imagedata r:id="rId17" o:title=""/>
           </v:shape>
-          <o:OLEObject Type="Embed" ProgID="Excel.Sheet.12" ShapeID="_x0000_i1025" DrawAspect="Content" ObjectID="_1836199880" r:id="rId18"/>
+          <o:OLEObject Type="Embed" ProgID="Excel.Sheet.12" ShapeID="_x0000_i1025" DrawAspect="Content" ObjectID="_1836203365" r:id="rId18"/>
         </w:object>
       </w:r>
     </w:p>
@@ -7328,7 +8634,15 @@
         <w:spacing w:before="0" w:beforeAutospacing="0" w:line="360" w:lineRule="auto"/>
       </w:pPr>
       <w:r>
-        <w:t xml:space="preserve">L = Low (Logická 0, pin spojen s GND) </w:t>
+        <w:t xml:space="preserve">L = </w:t>
+      </w:r>
+      <w:proofErr w:type="spellStart"/>
+      <w:r>
+        <w:t>Low</w:t>
+      </w:r>
+      <w:proofErr w:type="spellEnd"/>
+      <w:r>
+        <w:t xml:space="preserve"> (Logická 0, pin spojen s GND) </w:t>
       </w:r>
     </w:p>
     <w:p>
@@ -7341,7 +8655,15 @@
         <w:spacing w:before="0" w:beforeAutospacing="0" w:line="360" w:lineRule="auto"/>
       </w:pPr>
       <w:r>
-        <w:t xml:space="preserve">H = High (Logická 1, pin spojen s VDD / nezapojen) </w:t>
+        <w:t xml:space="preserve">H = </w:t>
+      </w:r>
+      <w:proofErr w:type="spellStart"/>
+      <w:r>
+        <w:t>High</w:t>
+      </w:r>
+      <w:proofErr w:type="spellEnd"/>
+      <w:r>
+        <w:t xml:space="preserve"> (Logická 1, pin spojen s VDD / nezapojen) </w:t>
       </w:r>
     </w:p>
     <w:p>
@@ -7386,7 +8708,7 @@
           <w:rFonts w:cs="Times New Roman"/>
         </w:rPr>
       </w:pPr>
-      <w:bookmarkStart w:id="93" w:name="_Toc225586698"/>
+      <w:bookmarkStart w:id="93" w:name="_Toc225590597"/>
       <w:r>
         <w:rPr>
           <w:rFonts w:cs="Times New Roman"/>
@@ -7401,7 +8723,15 @@
         <w:spacing w:before="0"/>
       </w:pPr>
       <w:r>
-        <w:t>Vstupy od uživatele jsou řešeny pomocí čtveřice standardních mechanických mikrospínačů do nepájivého pole, které reprezentují funkce OK, BACK, UP a DOWN. Pro akustickou signalizaci buzení byl do obvodu začleněn pasivní piezoelektrický měnič (buzzer).</w:t>
+        <w:t>Vstupy od uživatele jsou řešeny pomocí čtveřice standardních mechanických mikrospínačů do nepájivého pole, které reprezentují funkce OK, BACK, UP a DOWN. Pro akustickou signalizaci buzení byl do obvodu začleněn pasivní piezoelektrický měnič (</w:t>
+      </w:r>
+      <w:proofErr w:type="spellStart"/>
+      <w:r>
+        <w:t>buzzer</w:t>
+      </w:r>
+      <w:proofErr w:type="spellEnd"/>
+      <w:r>
+        <w:t>).</w:t>
       </w:r>
     </w:p>
     <w:p>
@@ -7413,7 +8743,7 @@
           <w:rFonts w:eastAsiaTheme="minorEastAsia"/>
         </w:rPr>
       </w:pPr>
-      <w:bookmarkStart w:id="94" w:name="_Toc225586699"/>
+      <w:bookmarkStart w:id="94" w:name="_Toc225590598"/>
       <w:r>
         <w:rPr>
           <w:rFonts w:eastAsiaTheme="minorEastAsia"/>
@@ -7429,7 +8759,15 @@
         <w:spacing w:before="0"/>
       </w:pPr>
       <w:r>
-        <w:t>Před započetím fyzické realizace a pájení komponent byl dobrý nápad provést logický návrh celého zapojení. Pro bezpečné ověření obvodových cest a prevenci zkratů byl využit cloudový simulátor elektroniky Wokwi.</w:t>
+        <w:t xml:space="preserve">Před započetím fyzické realizace a pájení komponent byl dobrý nápad provést logický návrh celého zapojení. Pro bezpečné ověření obvodových cest a prevenci zkratů byl využit cloudový simulátor elektroniky </w:t>
+      </w:r>
+      <w:proofErr w:type="spellStart"/>
+      <w:r>
+        <w:t>Wokwi</w:t>
+      </w:r>
+      <w:proofErr w:type="spellEnd"/>
+      <w:r>
+        <w:t>.</w:t>
       </w:r>
     </w:p>
     <w:p>
@@ -7507,10 +8845,15 @@
         </w:r>
       </w:fldSimple>
       <w:r>
-        <w:t xml:space="preserve"> Logické schéma zapojení vytvořené v simulátoru Wokwi</w:t>
+        <w:t xml:space="preserve"> Logické schéma zapojení vytvořené v simulátoru </w:t>
+      </w:r>
+      <w:proofErr w:type="spellStart"/>
+      <w:r>
+        <w:t>Wokwi</w:t>
       </w:r>
       <w:bookmarkEnd w:id="95"/>
       <w:bookmarkEnd w:id="96"/>
+      <w:proofErr w:type="spellEnd"/>
     </w:p>
     <w:p>
       <w:pPr>
@@ -7521,7 +8864,7 @@
           <w:rFonts w:cs="Times New Roman"/>
         </w:rPr>
       </w:pPr>
-      <w:bookmarkStart w:id="97" w:name="_Toc225586700"/>
+      <w:bookmarkStart w:id="97" w:name="_Toc225590599"/>
       <w:r>
         <w:rPr>
           <w:rFonts w:cs="Times New Roman"/>
@@ -7542,7 +8885,21 @@
         <w:rPr>
           <w:rFonts w:eastAsiaTheme="minorEastAsia"/>
         </w:rPr>
-        <w:t>Hlavní deska mikrokontroléru je napájena napětím 5 V přes rozhraní USB, které slouží jako primární zdroj energie pro celý logický obvod. Rozložení napájení periferií je realizováno centralizovaně:</w:t>
+        <w:t xml:space="preserve">Hlavní deska </w:t>
+      </w:r>
+      <w:proofErr w:type="spellStart"/>
+      <w:r>
+        <w:rPr>
+          <w:rFonts w:eastAsiaTheme="minorEastAsia"/>
+        </w:rPr>
+        <w:t>mikrokontroléru</w:t>
+      </w:r>
+      <w:proofErr w:type="spellEnd"/>
+      <w:r>
+        <w:rPr>
+          <w:rFonts w:eastAsiaTheme="minorEastAsia"/>
+        </w:rPr>
+        <w:t xml:space="preserve"> je napájena napětím 5 V přes rozhraní USB, které slouží jako primární zdroj energie pro celý logický obvod. Rozložení napájení periferií je realizováno centralizovaně:</w:t>
       </w:r>
     </w:p>
     <w:p>
@@ -7562,7 +8919,21 @@
         <w:rPr>
           <w:rFonts w:eastAsiaTheme="minorEastAsia"/>
         </w:rPr>
-        <w:t>Zobrazovací jednotka (LCD displej), modul reálného času (RTC DS3231) a přijímač DCF77 jsou paralelně připojeny k jedné společné 5V napěťové větvi.</w:t>
+        <w:t xml:space="preserve">Zobrazovací jednotka (LCD displej), modul reálného času (RTC DS3231) a přijímač DCF77 jsou paralelně připojeny k jedné společné </w:t>
+      </w:r>
+      <w:proofErr w:type="gramStart"/>
+      <w:r>
+        <w:rPr>
+          <w:rFonts w:eastAsiaTheme="minorEastAsia"/>
+        </w:rPr>
+        <w:t>5V</w:t>
+      </w:r>
+      <w:proofErr w:type="gramEnd"/>
+      <w:r>
+        <w:rPr>
+          <w:rFonts w:eastAsiaTheme="minorEastAsia"/>
+        </w:rPr>
+        <w:t xml:space="preserve"> napěťové větvi.</w:t>
       </w:r>
     </w:p>
     <w:p>
@@ -7602,7 +8973,21 @@
         <w:rPr>
           <w:rFonts w:eastAsiaTheme="minorEastAsia"/>
         </w:rPr>
-        <w:t>Pin PON u přijímače DCF77 je překlemován s pinem GND pro jeho neustálou aktivaci a připravenost k příjmu.</w:t>
+        <w:t xml:space="preserve">Pin PON u přijímače DCF77 je </w:t>
+      </w:r>
+      <w:proofErr w:type="spellStart"/>
+      <w:r>
+        <w:rPr>
+          <w:rFonts w:eastAsiaTheme="minorEastAsia"/>
+        </w:rPr>
+        <w:t>překlemován</w:t>
+      </w:r>
+      <w:proofErr w:type="spellEnd"/>
+      <w:r>
+        <w:rPr>
+          <w:rFonts w:eastAsiaTheme="minorEastAsia"/>
+        </w:rPr>
+        <w:t xml:space="preserve"> s pinem GND pro jeho neustálou aktivaci a připravenost k příjmu.</w:t>
       </w:r>
     </w:p>
     <w:p>
@@ -7610,7 +8995,23 @@
         <w:spacing w:before="0"/>
       </w:pPr>
       <w:r>
-        <w:t>Komunikační I2C linka využívá pro propojení modulu RTC a LCD displeje s Arduinem piny A4 pro signál SDA a piny A5 pro signál SCL. Protože převodník PCF8574 i obvod DS3231 na svých deskách již obsahují pull-up rezistory, nebylo nutné do obvodu přidávat žádné další externí odpory pro zajištění klidového napětí na sběrnici</w:t>
+        <w:t xml:space="preserve">Komunikační I2C linka využívá pro propojení modulu RTC a LCD displeje s </w:t>
+      </w:r>
+      <w:proofErr w:type="spellStart"/>
+      <w:r>
+        <w:t>Arduinem</w:t>
+      </w:r>
+      <w:proofErr w:type="spellEnd"/>
+      <w:r>
+        <w:t xml:space="preserve"> piny A4 pro signál SDA a piny A5 pro signál SCL. Protože převodník PCF8574 i obvod DS3231 na svých deskách již obsahují </w:t>
+      </w:r>
+      <w:proofErr w:type="spellStart"/>
+      <w:r>
+        <w:t>pull</w:t>
+      </w:r>
+      <w:proofErr w:type="spellEnd"/>
+      <w:r>
+        <w:t>-up rezistory, nebylo nutné do obvodu přidávat žádné další externí odpory pro zajištění klidového napětí na sběrnici</w:t>
       </w:r>
       <w:r>
         <w:t xml:space="preserve"> </w:t>
@@ -7664,7 +9065,7 @@
           <w:rFonts w:cs="Times New Roman"/>
         </w:rPr>
       </w:pPr>
-      <w:bookmarkStart w:id="98" w:name="_Toc225586701"/>
+      <w:bookmarkStart w:id="98" w:name="_Toc225590600"/>
       <w:r>
         <w:rPr>
           <w:rFonts w:cs="Times New Roman"/>
@@ -7686,12 +9087,26 @@
         <w:rPr>
           <w:rFonts w:eastAsiaTheme="minorEastAsia"/>
         </w:rPr>
-        <w:t>Datový pin modulu DCF77, na kterém modul generuje milisekundové pulzy reprezentující zachycené bity, byl připojen k digitálnímu pinu D2 mikrokontroléru. Volba pinu D2 je technologickou nutností</w:t>
-      </w:r>
+        <w:t xml:space="preserve">Datový pin modulu DCF77, na kterém modul generuje milisekundové pulzy reprezentující zachycené bity, byl připojen k digitálnímu pinu D2 </w:t>
+      </w:r>
+      <w:proofErr w:type="spellStart"/>
       <w:r>
         <w:rPr>
           <w:rFonts w:eastAsiaTheme="minorEastAsia"/>
         </w:rPr>
+        <w:t>mikrokontroléru</w:t>
+      </w:r>
+      <w:proofErr w:type="spellEnd"/>
+      <w:r>
+        <w:rPr>
+          <w:rFonts w:eastAsiaTheme="minorEastAsia"/>
+        </w:rPr>
+        <w:t>. Volba pinu D2 je technologickou nutností</w:t>
+      </w:r>
+      <w:r>
+        <w:rPr>
+          <w:rFonts w:eastAsiaTheme="minorEastAsia"/>
+        </w:rPr>
         <w:t xml:space="preserve"> </w:t>
       </w:r>
       <w:r>
@@ -7739,7 +9154,21 @@
         <w:rPr>
           <w:rFonts w:eastAsiaTheme="minorEastAsia"/>
         </w:rPr>
-        <w:t>. Jedná se o jeden ze dvou pinů na čipu ATmega328P, který podporuje asynchronní hardwarové přerušení (Interrupt 0). Tím je zaručeno, že řídicí program zaregistruje hranu signálu v reálném čase, aniž by byl blokován překreslováním displeje.</w:t>
+        <w:t>. Jedná se o jeden ze dvou pinů na čipu ATmega328P, který podporuje asynchronní hardwarové přerušení (</w:t>
+      </w:r>
+      <w:proofErr w:type="spellStart"/>
+      <w:r>
+        <w:rPr>
+          <w:rFonts w:eastAsiaTheme="minorEastAsia"/>
+        </w:rPr>
+        <w:t>Interrupt</w:t>
+      </w:r>
+      <w:proofErr w:type="spellEnd"/>
+      <w:r>
+        <w:rPr>
+          <w:rFonts w:eastAsiaTheme="minorEastAsia"/>
+        </w:rPr>
+        <w:t xml:space="preserve"> 0). Tím je zaručeno, že řídicí program zaregistruje hranu signálu v reálném čase, aniž by byl blokován překreslováním displeje.</w:t>
       </w:r>
     </w:p>
     <w:p>
@@ -7754,7 +9183,35 @@
         <w:rPr>
           <w:rFonts w:eastAsiaTheme="minorEastAsia"/>
         </w:rPr>
-        <w:t>Mikrospínače sloužící jako uživatelské rozhraní byly zapojeny podle metody aktivní nuly (Active-Low). Jeden pól každého tlačítka byl spojen se zemním potenciálem (GND) a druhý pól byl připojen přímo k digitálním pinům mikrokontroléru v následujícím rozložení:</w:t>
+        <w:t>Mikrospínače sloužící jako uživatelské rozhraní byly zapojeny podle metody aktivní nuly (</w:t>
+      </w:r>
+      <w:proofErr w:type="spellStart"/>
+      <w:r>
+        <w:rPr>
+          <w:rFonts w:eastAsiaTheme="minorEastAsia"/>
+        </w:rPr>
+        <w:t>Active-Low</w:t>
+      </w:r>
+      <w:proofErr w:type="spellEnd"/>
+      <w:r>
+        <w:rPr>
+          <w:rFonts w:eastAsiaTheme="minorEastAsia"/>
+        </w:rPr>
+        <w:t xml:space="preserve">). Jeden pól každého tlačítka byl spojen se zemním potenciálem (GND) a druhý pól byl připojen přímo k digitálním pinům </w:t>
+      </w:r>
+      <w:proofErr w:type="spellStart"/>
+      <w:r>
+        <w:rPr>
+          <w:rFonts w:eastAsiaTheme="minorEastAsia"/>
+        </w:rPr>
+        <w:t>mikrokontroléru</w:t>
+      </w:r>
+      <w:proofErr w:type="spellEnd"/>
+      <w:r>
+        <w:rPr>
+          <w:rFonts w:eastAsiaTheme="minorEastAsia"/>
+        </w:rPr>
+        <w:t xml:space="preserve"> v následujícím rozložení:</w:t>
       </w:r>
     </w:p>
     <w:p>
@@ -7849,7 +9306,49 @@
         <w:rPr>
           <w:rFonts w:eastAsiaTheme="minorEastAsia"/>
         </w:rPr>
-        <w:t>Pro zajištění definovaného logického stavu (zabránění tzv. plovoucímu pinu, kdy anténní efekt vodiče může generovat náhodné logické hodnoty) byly v softwaru mikrokontroléru aktivovány interní pull-up rezistory připojené na těchto vstupech. Při stisku tlačítka je obvod uzavřen proti zemi, což mikrokontrolér vyhodnotí jako stav logické nuly (LOW). Tento přístup zcela eliminoval potřebu osazovat nepájivé pole dodatečnými externími odpory. Akustický pasivní měnič je připojen na digitální pin D8 a je spínán softwarově generovaným pulzně šířkovým modulačním signálem (PWM).</w:t>
+        <w:t xml:space="preserve">Pro zajištění definovaného logického stavu (zabránění tzv. plovoucímu pinu, kdy anténní efekt vodiče může generovat náhodné logické hodnoty) byly v softwaru </w:t>
+      </w:r>
+      <w:proofErr w:type="spellStart"/>
+      <w:r>
+        <w:rPr>
+          <w:rFonts w:eastAsiaTheme="minorEastAsia"/>
+        </w:rPr>
+        <w:t>mikrokontroléru</w:t>
+      </w:r>
+      <w:proofErr w:type="spellEnd"/>
+      <w:r>
+        <w:rPr>
+          <w:rFonts w:eastAsiaTheme="minorEastAsia"/>
+        </w:rPr>
+        <w:t xml:space="preserve"> aktivovány interní </w:t>
+      </w:r>
+      <w:proofErr w:type="spellStart"/>
+      <w:r>
+        <w:rPr>
+          <w:rFonts w:eastAsiaTheme="minorEastAsia"/>
+        </w:rPr>
+        <w:t>pull</w:t>
+      </w:r>
+      <w:proofErr w:type="spellEnd"/>
+      <w:r>
+        <w:rPr>
+          <w:rFonts w:eastAsiaTheme="minorEastAsia"/>
+        </w:rPr>
+        <w:t xml:space="preserve">-up rezistory připojené na těchto vstupech. Při stisku tlačítka je obvod uzavřen proti zemi, což </w:t>
+      </w:r>
+      <w:proofErr w:type="spellStart"/>
+      <w:r>
+        <w:rPr>
+          <w:rFonts w:eastAsiaTheme="minorEastAsia"/>
+        </w:rPr>
+        <w:t>mikrokontrolér</w:t>
+      </w:r>
+      <w:proofErr w:type="spellEnd"/>
+      <w:r>
+        <w:rPr>
+          <w:rFonts w:eastAsiaTheme="minorEastAsia"/>
+        </w:rPr>
+        <w:t xml:space="preserve"> vyhodnotí jako stav logické nuly (LOW). Tento přístup zcela eliminoval potřebu osazovat nepájivé pole dodatečnými externími odpory. Akustický pasivní měnič je připojen na digitální pin D8 a je spínán softwarově generovaným pulzně šířkovým modulačním signálem (PWM).</w:t>
       </w:r>
     </w:p>
     <w:p>
@@ -7866,7 +9365,7 @@
         <w:pStyle w:val="Nadpis1"/>
         <w:spacing w:before="0" w:line="360" w:lineRule="auto"/>
       </w:pPr>
-      <w:bookmarkStart w:id="99" w:name="_Toc225586702"/>
+      <w:bookmarkStart w:id="99" w:name="_Toc225590601"/>
       <w:r>
         <w:lastRenderedPageBreak/>
         <w:t>Návrh softwaru</w:t>
@@ -7879,7 +9378,31 @@
         <w:spacing w:before="0"/>
       </w:pPr>
       <w:r>
-        <w:t>Tato kapitola je zaměřena na popis řídicího programu mikrokontroléru. Kód byl vytvořen ve vývojovém prostředí Arduino IDE s využitím programovacího jazyka C++ (respektive jeho aplikačního rámce Wiring). Cílem softwarového návrhu bylo vytvořit stabilní a asynchronní systém, který dokáže současně obsluhovat zobrazení na displeji, reagovat na vstupy od uživatele, a především na pozadí nepřetržitě analyzovat příchozí pulzy z přijímače atomového času DCF77.</w:t>
+        <w:t xml:space="preserve">Tato kapitola je zaměřena na popis řídicího programu </w:t>
+      </w:r>
+      <w:proofErr w:type="spellStart"/>
+      <w:r>
+        <w:t>mikrokontroléru</w:t>
+      </w:r>
+      <w:proofErr w:type="spellEnd"/>
+      <w:r>
+        <w:t xml:space="preserve">. Kód byl vytvořen ve vývojovém prostředí </w:t>
+      </w:r>
+      <w:proofErr w:type="spellStart"/>
+      <w:r>
+        <w:t>Arduino</w:t>
+      </w:r>
+      <w:proofErr w:type="spellEnd"/>
+      <w:r>
+        <w:t xml:space="preserve"> IDE s využitím programovacího jazyka C++ (respektive jeho aplikačního rámce </w:t>
+      </w:r>
+      <w:proofErr w:type="spellStart"/>
+      <w:r>
+        <w:t>Wiring</w:t>
+      </w:r>
+      <w:proofErr w:type="spellEnd"/>
+      <w:r>
+        <w:t>). Cílem softwarového návrhu bylo vytvořit stabilní a asynchronní systém, který dokáže současně obsluhovat zobrazení na displeji, reagovat na vstupy od uživatele, a především na pozadí nepřetržitě analyzovat příchozí pulzy z přijímače atomového času DCF77.</w:t>
       </w:r>
     </w:p>
     <w:p>
@@ -7888,7 +9411,7 @@
         <w:spacing w:before="0" w:line="360" w:lineRule="auto"/>
         <w:ind w:left="0"/>
       </w:pPr>
-      <w:bookmarkStart w:id="100" w:name="_Toc225586703"/>
+      <w:bookmarkStart w:id="100" w:name="_Toc225590602"/>
       <w:r>
         <w:t>Vývojové prostředí a softwarové knihovny</w:t>
       </w:r>
@@ -7900,7 +9423,23 @@
         <w:spacing w:before="0"/>
       </w:pPr>
       <w:r>
-        <w:t>Pro usnadnění vývoje a abstrakci složitých nízkoúrovňových operací s registry mikrokontroléru byly do projektu importovány externí softwarové knihovny. Tyto knihovní celky poskytují aplikační rozhraní (API) pro snadnější komunikaci s hardwarovými moduly.</w:t>
+        <w:t xml:space="preserve">Pro usnadnění vývoje a abstrakci složitých </w:t>
+      </w:r>
+      <w:proofErr w:type="spellStart"/>
+      <w:r>
+        <w:t>nízkoúrovňových</w:t>
+      </w:r>
+      <w:proofErr w:type="spellEnd"/>
+      <w:r>
+        <w:t xml:space="preserve"> operací s registry </w:t>
+      </w:r>
+      <w:proofErr w:type="spellStart"/>
+      <w:r>
+        <w:t>mikrokontroléru</w:t>
+      </w:r>
+      <w:proofErr w:type="spellEnd"/>
+      <w:r>
+        <w:t xml:space="preserve"> byly do projektu importovány externí softwarové knihovny. Tyto knihovní celky poskytují aplikační rozhraní (API) pro snadnější komunikaci s hardwarovými moduly.</w:t>
       </w:r>
     </w:p>
     <w:p>
@@ -7913,6 +9452,7 @@
         <w:spacing w:before="0"/>
         <w:ind w:left="0"/>
       </w:pPr>
+      <w:proofErr w:type="spellStart"/>
       <w:r>
         <w:rPr>
           <w:b/>
@@ -7920,8 +9460,25 @@
         </w:rPr>
         <w:t>Wire.h</w:t>
       </w:r>
-      <w:r>
-        <w:t xml:space="preserve"> – Jádrová knihovna pro obsluhu hardwarového rozhraní TWI (Two-Wire Interface), které je v ekosystému Arduino ekvivalentem sběrnice I2C. Knihovna zajišťuje generování hodinového signálu SCL a správu datových přenosů SDA.</w:t>
+      <w:proofErr w:type="spellEnd"/>
+      <w:r>
+        <w:t xml:space="preserve"> – Jádrová knihovna pro obsluhu hardwarového rozhraní TWI (</w:t>
+      </w:r>
+      <w:proofErr w:type="spellStart"/>
+      <w:r>
+        <w:t>Two-Wire</w:t>
+      </w:r>
+      <w:proofErr w:type="spellEnd"/>
+      <w:r>
+        <w:t xml:space="preserve"> Interface), které je v ekosystému </w:t>
+      </w:r>
+      <w:proofErr w:type="spellStart"/>
+      <w:r>
+        <w:t>Arduino</w:t>
+      </w:r>
+      <w:proofErr w:type="spellEnd"/>
+      <w:r>
+        <w:t xml:space="preserve"> ekvivalentem sběrnice I2C. Knihovna zajišťuje generování hodinového signálu SCL a správu datových přenosů SDA.</w:t>
       </w:r>
     </w:p>
     <w:p>
@@ -7955,6 +9512,7 @@
         <w:spacing w:before="0"/>
         <w:ind w:left="0"/>
       </w:pPr>
+      <w:proofErr w:type="spellStart"/>
       <w:r>
         <w:rPr>
           <w:b/>
@@ -7962,6 +9520,7 @@
         </w:rPr>
         <w:t>RTClib.h</w:t>
       </w:r>
+      <w:proofErr w:type="spellEnd"/>
       <w:r>
         <w:t xml:space="preserve"> – </w:t>
       </w:r>
@@ -7969,7 +9528,17 @@
         <w:t>Obsáhlá</w:t>
       </w:r>
       <w:r>
-        <w:t xml:space="preserve"> knihovna pro obsluhu modulu reálného času. V projektu je využívána pro čtení aktuálního času z čipu DS3231, zápis nového času po úspěšné synchronizaci a pro detekci ztráty napájení prostřednictvím funkce rtc.lostPower().</w:t>
+        <w:t xml:space="preserve"> knihovna pro obsluhu modulu reálného času. V projektu je využívána pro čtení aktuálního času z čipu DS3231, zápis nového času po úspěšné synchronizaci a pro detekci ztráty napájení prostřednictvím funkce </w:t>
+      </w:r>
+      <w:proofErr w:type="spellStart"/>
+      <w:proofErr w:type="gramStart"/>
+      <w:r>
+        <w:t>rtc.lostPower</w:t>
+      </w:r>
+      <w:proofErr w:type="spellEnd"/>
+      <w:proofErr w:type="gramEnd"/>
+      <w:r>
+        <w:t>().</w:t>
       </w:r>
     </w:p>
     <w:p>
@@ -7982,7 +9551,7 @@
           <v:shape id="_x0000_i1026" type="#_x0000_t75" style="width:411.75pt;height:127.5pt" o:ole="">
             <v:imagedata r:id="rId20" o:title=""/>
           </v:shape>
-          <o:OLEObject Type="Embed" ProgID="Excel.Sheet.12" ShapeID="_x0000_i1026" DrawAspect="Content" ObjectID="_1836199881" r:id="rId21"/>
+          <o:OLEObject Type="Embed" ProgID="Excel.Sheet.12" ShapeID="_x0000_i1026" DrawAspect="Content" ObjectID="_1836203366" r:id="rId21"/>
         </w:object>
       </w:r>
     </w:p>
@@ -8022,10 +9591,61 @@
           <w:b/>
           <w:bCs/>
         </w:rPr>
-        <w:t>DCF77.h a TimeLib.h</w:t>
-      </w:r>
-      <w:r>
-        <w:t xml:space="preserve"> – Dvojice knihoven nezbytná pro zachytávání a dekódování časového normálu. Během vývoje se ukázalo jako kritické použití specifické verze knihovny TimeLib.h (udržované P. Stoffregenem). Původní verze knihovny kolidovala se systémovými soubory kompilátoru operačního systému Windows, což způsobovalo kaskádové chyby při kompilaci (nedeklarované funkce year(), month() atd.). Tento problém byl vyřešen přepsáním hlavičkových direktiv přímo ve zdrojových souborech modulu DCF77</w:t>
+        <w:t xml:space="preserve">DCF77.h a </w:t>
+      </w:r>
+      <w:proofErr w:type="spellStart"/>
+      <w:r>
+        <w:rPr>
+          <w:b/>
+          <w:bCs/>
+        </w:rPr>
+        <w:t>TimeLib.h</w:t>
+      </w:r>
+      <w:proofErr w:type="spellEnd"/>
+      <w:r>
+        <w:t xml:space="preserve"> – Dvojice knihoven nezbytná pro zachytávání a dekódování časového normálu. Během vývoje se ukázalo jako kritické použití specifické verze knihovny </w:t>
+      </w:r>
+      <w:proofErr w:type="spellStart"/>
+      <w:r>
+        <w:t>TimeLib.h</w:t>
+      </w:r>
+      <w:proofErr w:type="spellEnd"/>
+      <w:r>
+        <w:t xml:space="preserve"> (udržované P. </w:t>
+      </w:r>
+      <w:proofErr w:type="spellStart"/>
+      <w:r>
+        <w:t>Stoffregenem</w:t>
+      </w:r>
+      <w:proofErr w:type="spellEnd"/>
+      <w:r>
+        <w:t xml:space="preserve">). Původní verze knihovny kolidovala se systémovými soubory kompilátoru operačního systému Windows, což způsobovalo kaskádové chyby při kompilaci (nedeklarované funkce </w:t>
+      </w:r>
+      <w:proofErr w:type="spellStart"/>
+      <w:proofErr w:type="gramStart"/>
+      <w:r>
+        <w:t>year</w:t>
+      </w:r>
+      <w:proofErr w:type="spellEnd"/>
+      <w:r>
+        <w:t>(</w:t>
+      </w:r>
+      <w:proofErr w:type="gramEnd"/>
+      <w:r>
+        <w:t xml:space="preserve">), </w:t>
+      </w:r>
+      <w:proofErr w:type="spellStart"/>
+      <w:proofErr w:type="gramStart"/>
+      <w:r>
+        <w:t>month</w:t>
+      </w:r>
+      <w:proofErr w:type="spellEnd"/>
+      <w:r>
+        <w:t>(</w:t>
+      </w:r>
+      <w:proofErr w:type="gramEnd"/>
+      <w:r>
+        <w:t>) atd.). Tento problém byl vyřešen přepsáním hlavičkových direktiv přímo ve zdrojových souborech modulu DCF77</w:t>
       </w:r>
       <w:r>
         <w:fldChar w:fldCharType="begin"/>
@@ -8064,7 +9684,7 @@
           <w:rFonts w:eastAsiaTheme="minorEastAsia"/>
         </w:rPr>
       </w:pPr>
-      <w:bookmarkStart w:id="102" w:name="_Toc225586704"/>
+      <w:bookmarkStart w:id="102" w:name="_Toc225590603"/>
       <w:r>
         <w:rPr>
           <w:rFonts w:eastAsiaTheme="minorEastAsia"/>
@@ -8081,12 +9701,30 @@
       <w:r>
         <w:t xml:space="preserve">Zásadním požadavkem na běh programu bylo vyloučení blokovacích zpožďovacích funkcí, jako je standardní příkaz </w:t>
       </w:r>
+      <w:proofErr w:type="spellStart"/>
+      <w:proofErr w:type="gramStart"/>
       <w:r>
         <w:rPr>
           <w:rStyle w:val="KdHTML"/>
           <w:rFonts w:ascii="Times New Roman" w:hAnsi="Times New Roman" w:cs="Times New Roman"/>
         </w:rPr>
-        <w:t>delay()</w:t>
+        <w:t>delay</w:t>
+      </w:r>
+      <w:proofErr w:type="spellEnd"/>
+      <w:r>
+        <w:rPr>
+          <w:rStyle w:val="KdHTML"/>
+          <w:rFonts w:ascii="Times New Roman" w:hAnsi="Times New Roman" w:cs="Times New Roman"/>
+        </w:rPr>
+        <w:t>(</w:t>
+      </w:r>
+      <w:proofErr w:type="gramEnd"/>
+      <w:r>
+        <w:rPr>
+          <w:rStyle w:val="KdHTML"/>
+          <w:rFonts w:ascii="Times New Roman" w:hAnsi="Times New Roman" w:cs="Times New Roman"/>
+        </w:rPr>
+        <w:t>)</w:t>
       </w:r>
       <w:r>
         <w:t>. Použití této funkce by zastavilo běh hlavního vlákna programu, což by vedlo ke ztrátě informací o stisku tlačítek a znemožnilo by to přesné měření délky pulzů přicházejících z modulu DCF77.</w:t>
@@ -8098,7 +9736,31 @@
         <w:spacing w:before="0" w:beforeAutospacing="0" w:line="360" w:lineRule="auto"/>
       </w:pPr>
       <w:r>
-        <w:t>Z tohoto důvodu byla softwarová architektura navržena na bázi konečného stavového automatu (FSM – Finite State Machine). Stavový automat je výpočetní model, který se v každém okamžiku nachází v jednom z předem definovaných stavů, přičemž přechody mezi těmito stavy jsou řízeny externími událostmi (stisk tlačítka, vypršení časovače).</w:t>
+        <w:t xml:space="preserve">Z tohoto důvodu byla softwarová architektura navržena na bázi konečného stavového automatu (FSM – </w:t>
+      </w:r>
+      <w:proofErr w:type="spellStart"/>
+      <w:r>
+        <w:t>Finite</w:t>
+      </w:r>
+      <w:proofErr w:type="spellEnd"/>
+      <w:r>
+        <w:t xml:space="preserve"> </w:t>
+      </w:r>
+      <w:proofErr w:type="spellStart"/>
+      <w:r>
+        <w:t>State</w:t>
+      </w:r>
+      <w:proofErr w:type="spellEnd"/>
+      <w:r>
+        <w:t xml:space="preserve"> </w:t>
+      </w:r>
+      <w:proofErr w:type="spellStart"/>
+      <w:r>
+        <w:t>Machine</w:t>
+      </w:r>
+      <w:proofErr w:type="spellEnd"/>
+      <w:r>
+        <w:t>). Stavový automat je výpočetní model, který se v každém okamžiku nachází v jednom z předem definovaných stavů, přičemž přechody mezi těmito stavy jsou řízeny externími událostmi (stisk tlačítka, vypršení časovače).</w:t>
       </w:r>
     </w:p>
     <w:p>
@@ -8109,6 +9771,7 @@
       <w:r>
         <w:t xml:space="preserve">V jazyce C++ je tento model implementován pomocí výčtového typu </w:t>
       </w:r>
+      <w:proofErr w:type="spellStart"/>
       <w:r>
         <w:rPr>
           <w:rStyle w:val="KdHTML"/>
@@ -8116,6 +9779,7 @@
         </w:rPr>
         <w:t>enum</w:t>
       </w:r>
+      <w:proofErr w:type="spellEnd"/>
       <w:r>
         <w:t xml:space="preserve">, který definuje stavy jako </w:t>
       </w:r>
@@ -8159,21 +9823,39 @@
       <w:r>
         <w:t xml:space="preserve"> a další. V hlavní nekonečné smyčce </w:t>
       </w:r>
+      <w:proofErr w:type="spellStart"/>
+      <w:proofErr w:type="gramStart"/>
       <w:r>
         <w:rPr>
           <w:rStyle w:val="KdHTML"/>
           <w:rFonts w:ascii="Times New Roman" w:hAnsi="Times New Roman" w:cs="Times New Roman"/>
         </w:rPr>
-        <w:t>loop()</w:t>
-      </w:r>
-      <w:r>
-        <w:t xml:space="preserve"> je následně použit rozhodovací blok </w:t>
-      </w:r>
+        <w:t>loop</w:t>
+      </w:r>
+      <w:proofErr w:type="spellEnd"/>
       <w:r>
         <w:rPr>
           <w:rStyle w:val="KdHTML"/>
           <w:rFonts w:ascii="Times New Roman" w:hAnsi="Times New Roman" w:cs="Times New Roman"/>
         </w:rPr>
+        <w:t>(</w:t>
+      </w:r>
+      <w:proofErr w:type="gramEnd"/>
+      <w:r>
+        <w:rPr>
+          <w:rStyle w:val="KdHTML"/>
+          <w:rFonts w:ascii="Times New Roman" w:hAnsi="Times New Roman" w:cs="Times New Roman"/>
+        </w:rPr>
+        <w:t>)</w:t>
+      </w:r>
+      <w:r>
+        <w:t xml:space="preserve"> je následně použit rozhodovací blok </w:t>
+      </w:r>
+      <w:r>
+        <w:rPr>
+          <w:rStyle w:val="KdHTML"/>
+          <w:rFonts w:ascii="Times New Roman" w:hAnsi="Times New Roman" w:cs="Times New Roman"/>
+        </w:rPr>
         <w:t>switch</w:t>
       </w:r>
       <w:r>
@@ -8183,6 +9865,7 @@
         <w:lastRenderedPageBreak/>
         <w:t xml:space="preserve">který vyhodnocuje aktuální stav (proměnná </w:t>
       </w:r>
+      <w:proofErr w:type="spellStart"/>
       <w:r>
         <w:rPr>
           <w:rStyle w:val="KdHTML"/>
@@ -8190,18 +9873,45 @@
         </w:rPr>
         <w:t>currentState</w:t>
       </w:r>
+      <w:proofErr w:type="spellEnd"/>
       <w:r>
         <w:t xml:space="preserve">) a spouští pouze tu část kódu, která danému stavu přísluší. Časování je realizováno neblokovacím způsobem pomocí funkce </w:t>
       </w:r>
+      <w:proofErr w:type="spellStart"/>
+      <w:proofErr w:type="gramStart"/>
       <w:r>
         <w:rPr>
           <w:rStyle w:val="KdHTML"/>
           <w:rFonts w:ascii="Times New Roman" w:hAnsi="Times New Roman" w:cs="Times New Roman"/>
         </w:rPr>
-        <w:t>millis()</w:t>
-      </w:r>
-      <w:r>
-        <w:t>, která vrací počet milisekund od spuštění mikrokontroléru.</w:t>
+        <w:t>millis</w:t>
+      </w:r>
+      <w:proofErr w:type="spellEnd"/>
+      <w:r>
+        <w:rPr>
+          <w:rStyle w:val="KdHTML"/>
+          <w:rFonts w:ascii="Times New Roman" w:hAnsi="Times New Roman" w:cs="Times New Roman"/>
+        </w:rPr>
+        <w:t>(</w:t>
+      </w:r>
+      <w:proofErr w:type="gramEnd"/>
+      <w:r>
+        <w:rPr>
+          <w:rStyle w:val="KdHTML"/>
+          <w:rFonts w:ascii="Times New Roman" w:hAnsi="Times New Roman" w:cs="Times New Roman"/>
+        </w:rPr>
+        <w:t>)</w:t>
+      </w:r>
+      <w:r>
+        <w:t xml:space="preserve">, která vrací počet milisekund od spuštění </w:t>
+      </w:r>
+      <w:proofErr w:type="spellStart"/>
+      <w:r>
+        <w:t>mikrokontroléru</w:t>
+      </w:r>
+      <w:proofErr w:type="spellEnd"/>
+      <w:r>
+        <w:t>.</w:t>
       </w:r>
     </w:p>
     <w:p>
@@ -8295,7 +10005,7 @@
         <w:spacing w:before="0" w:line="360" w:lineRule="auto"/>
         <w:ind w:left="0"/>
       </w:pPr>
-      <w:bookmarkStart w:id="105" w:name="_Toc225586705"/>
+      <w:bookmarkStart w:id="105" w:name="_Toc225590604"/>
       <w:r>
         <w:t>Inicializační rutina a synchronizace času</w:t>
       </w:r>
@@ -8312,6 +10022,7 @@
       <w:r>
         <w:t xml:space="preserve">Funkce </w:t>
       </w:r>
+      <w:proofErr w:type="gramStart"/>
       <w:r>
         <w:rPr>
           <w:rStyle w:val="KdHTML"/>
@@ -8319,11 +10030,9 @@
           <w:sz w:val="24"/>
           <w:szCs w:val="24"/>
         </w:rPr>
-        <w:t>setup()</w:t>
-      </w:r>
-      <w:r>
-        <w:t xml:space="preserve"> se v mikrokontroléru spouští pouze jednou po připojení napájení. V této fázi probíhá inicializace sériové linky, nastavení režimu pinů (funkce </w:t>
-      </w:r>
+        <w:t>setup(</w:t>
+      </w:r>
+      <w:proofErr w:type="gramEnd"/>
       <w:r>
         <w:rPr>
           <w:rStyle w:val="KdHTML"/>
@@ -8331,11 +10040,20 @@
           <w:sz w:val="24"/>
           <w:szCs w:val="24"/>
         </w:rPr>
-        <w:t>pinMode</w:t>
-      </w:r>
-      <w:r>
-        <w:t xml:space="preserve">) a spuštění komunikace s I2C perifériemi. Všechna vstupní tlačítka jsou inicializována v režimu </w:t>
-      </w:r>
+        <w:t>)</w:t>
+      </w:r>
+      <w:r>
+        <w:t xml:space="preserve"> se v </w:t>
+      </w:r>
+      <w:proofErr w:type="spellStart"/>
+      <w:r>
+        <w:t>mikrokontroléru</w:t>
+      </w:r>
+      <w:proofErr w:type="spellEnd"/>
+      <w:r>
+        <w:t xml:space="preserve"> spouští pouze jednou po připojení napájení. V této fázi probíhá inicializace sériové linky, nastavení režimu pinů (funkce </w:t>
+      </w:r>
+      <w:proofErr w:type="spellStart"/>
       <w:r>
         <w:rPr>
           <w:rStyle w:val="KdHTML"/>
@@ -8343,19 +10061,11 @@
           <w:sz w:val="24"/>
           <w:szCs w:val="24"/>
         </w:rPr>
-        <w:t>INPUT_PULLUP</w:t>
-      </w:r>
-      <w:r>
-        <w:t>, čímž se softwarově aktivují interní zvedací rezistory (přibližně 20 kΩ), které zajišťují definovanou úroveň logické jedničky (HIGH) v neaktivním stavu.</w:t>
-      </w:r>
-    </w:p>
-    <w:p>
-      <w:pPr>
-        <w:pStyle w:val="Normlnweb"/>
-        <w:spacing w:before="0" w:beforeAutospacing="0" w:line="360" w:lineRule="auto"/>
-      </w:pPr>
-      <w:r>
-        <w:t xml:space="preserve">Následně je uživateli zobrazena uvítací zpráva a proces přechází do fáze synchronizace. Výchozím stavem systému po zapnutí je vždy stav </w:t>
+        <w:t>pinMode</w:t>
+      </w:r>
+      <w:proofErr w:type="spellEnd"/>
+      <w:r>
+        <w:t xml:space="preserve">) a spuštění komunikace s I2C perifériemi. Všechna vstupní tlačítka jsou inicializována v režimu </w:t>
       </w:r>
       <w:r>
         <w:rPr>
@@ -8364,6 +10074,35 @@
           <w:sz w:val="24"/>
           <w:szCs w:val="24"/>
         </w:rPr>
+        <w:t>INPUT_PULLUP</w:t>
+      </w:r>
+      <w:r>
+        <w:t xml:space="preserve">, čímž se softwarově aktivují interní zvedací rezistory (přibližně 20 </w:t>
+      </w:r>
+      <w:proofErr w:type="spellStart"/>
+      <w:r>
+        <w:t>kΩ</w:t>
+      </w:r>
+      <w:proofErr w:type="spellEnd"/>
+      <w:r>
+        <w:t>), které zajišťují definovanou úroveň logické jedničky (HIGH) v neaktivním stavu.</w:t>
+      </w:r>
+    </w:p>
+    <w:p>
+      <w:pPr>
+        <w:pStyle w:val="Normlnweb"/>
+        <w:spacing w:before="0" w:beforeAutospacing="0" w:line="360" w:lineRule="auto"/>
+      </w:pPr>
+      <w:r>
+        <w:t xml:space="preserve">Následně je uživateli zobrazena uvítací zpráva a proces přechází do fáze synchronizace. Výchozím stavem systému po zapnutí je vždy stav </w:t>
+      </w:r>
+      <w:r>
+        <w:rPr>
+          <w:rStyle w:val="KdHTML"/>
+          <w:rFonts w:ascii="Times New Roman" w:hAnsi="Times New Roman" w:cs="Times New Roman"/>
+          <w:sz w:val="24"/>
+          <w:szCs w:val="24"/>
+        </w:rPr>
         <w:t>SYNC_DCF</w:t>
       </w:r>
       <w:r>
@@ -8379,7 +10118,7 @@
           <w:rFonts w:cs="Times New Roman"/>
         </w:rPr>
       </w:pPr>
-      <w:bookmarkStart w:id="109" w:name="_Toc225586706"/>
+      <w:bookmarkStart w:id="109" w:name="_Toc225590605"/>
       <w:bookmarkEnd w:id="106"/>
       <w:bookmarkEnd w:id="107"/>
       <w:bookmarkEnd w:id="108"/>
@@ -8397,7 +10136,23 @@
         <w:spacing w:before="0"/>
       </w:pPr>
       <w:r>
-        <w:t>Ve stavu SYNC_DCF mikrokontrolér naslouchá na pinu D2 (Interrupt 0) datům z dlouhovlnného přijímače</w:t>
+        <w:t xml:space="preserve">Ve stavu SYNC_DCF </w:t>
+      </w:r>
+      <w:proofErr w:type="spellStart"/>
+      <w:r>
+        <w:t>mikrokontrolér</w:t>
+      </w:r>
+      <w:proofErr w:type="spellEnd"/>
+      <w:r>
+        <w:t xml:space="preserve"> naslouchá na pinu D2 (</w:t>
+      </w:r>
+      <w:proofErr w:type="spellStart"/>
+      <w:r>
+        <w:t>Interrupt</w:t>
+      </w:r>
+      <w:proofErr w:type="spellEnd"/>
+      <w:r>
+        <w:t xml:space="preserve"> 0) datům z dlouhovlnného přijímače</w:t>
       </w:r>
       <w:r>
         <w:t xml:space="preserve"> </w:t>
@@ -8431,7 +10186,15 @@
       </w:pPr>
       <w:r>
         <w:lastRenderedPageBreak/>
-        <w:t>Pro zamezení zablokování přístroje v případě špatného signálu (např. uvnitř železobetonových budov nebo při rušení spínanými zdroji) byl do kódu implementován bezpečnostní timeout v délce 180 sekund (3 minuty). Během této doby mohou nastat tři scénáře:</w:t>
+        <w:t xml:space="preserve">Pro zamezení zablokování přístroje v případě špatného signálu (např. uvnitř železobetonových budov nebo při rušení spínanými zdroji) byl do kódu implementován bezpečnostní </w:t>
+      </w:r>
+      <w:proofErr w:type="spellStart"/>
+      <w:r>
+        <w:t>timeout</w:t>
+      </w:r>
+      <w:proofErr w:type="spellEnd"/>
+      <w:r>
+        <w:t xml:space="preserve"> v délce 180 sekund (3 minuty). Během této doby mohou nastat tři scénáře:</w:t>
       </w:r>
     </w:p>
     <w:p>
@@ -8452,7 +10215,35 @@
         <w:t>Úspěšná synchronizace:</w:t>
       </w:r>
       <w:r>
-        <w:t xml:space="preserve"> Funkce dcf.getTime() vrátí platné časové razítko odvozené z atomových hodin. Toto razítko je pomocí funkce rtc.adjust() zapsáno do hardwarového modulu DS3231, zařízení vypíše "DCF Nacteno!" a přejde do stavu SHOW_TIME.</w:t>
+        <w:t xml:space="preserve"> Funkce </w:t>
+      </w:r>
+      <w:proofErr w:type="spellStart"/>
+      <w:proofErr w:type="gramStart"/>
+      <w:r>
+        <w:t>dcf.getTime</w:t>
+      </w:r>
+      <w:proofErr w:type="spellEnd"/>
+      <w:proofErr w:type="gramEnd"/>
+      <w:r>
+        <w:t xml:space="preserve">() vrátí platné časové razítko odvozené z atomových hodin. Toto razítko je pomocí funkce </w:t>
+      </w:r>
+      <w:proofErr w:type="spellStart"/>
+      <w:proofErr w:type="gramStart"/>
+      <w:r>
+        <w:t>rtc.adjust</w:t>
+      </w:r>
+      <w:proofErr w:type="spellEnd"/>
+      <w:proofErr w:type="gramEnd"/>
+      <w:r>
+        <w:t xml:space="preserve">() zapsáno do hardwarového modulu DS3231, zařízení vypíše "DCF </w:t>
+      </w:r>
+      <w:proofErr w:type="spellStart"/>
+      <w:r>
+        <w:t>Nacteno</w:t>
+      </w:r>
+      <w:proofErr w:type="spellEnd"/>
+      <w:r>
+        <w:t>!" a přejde do stavu SHOW_TIME.</w:t>
       </w:r>
     </w:p>
     <w:p>
@@ -8491,7 +10282,23 @@
           <w:b/>
           <w:bCs/>
         </w:rPr>
-        <w:t>Vypršení času (Timeout):</w:t>
+        <w:t>Vypršení času (</w:t>
+      </w:r>
+      <w:proofErr w:type="spellStart"/>
+      <w:r>
+        <w:rPr>
+          <w:b/>
+          <w:bCs/>
+        </w:rPr>
+        <w:t>Timeout</w:t>
+      </w:r>
+      <w:proofErr w:type="spellEnd"/>
+      <w:r>
+        <w:rPr>
+          <w:b/>
+          <w:bCs/>
+        </w:rPr>
+        <w:t>):</w:t>
       </w:r>
       <w:r>
         <w:t xml:space="preserve"> Po třech minutách neúspěšného hledání program vyhodnotí signál jako nedostupný a hledání ukončí.</w:t>
@@ -8503,7 +10310,17 @@
         <w:spacing w:before="0"/>
       </w:pPr>
       <w:r>
-        <w:t>V případě scénáře 2 a 3 je následně vyhodnocen stav modulu reálného času pomocí funkce rtc.lostPower()</w:t>
+        <w:t xml:space="preserve">V případě scénáře 2 a 3 je následně vyhodnocen stav modulu reálného času pomocí funkce </w:t>
+      </w:r>
+      <w:proofErr w:type="spellStart"/>
+      <w:proofErr w:type="gramStart"/>
+      <w:r>
+        <w:t>rtc.lostPower</w:t>
+      </w:r>
+      <w:proofErr w:type="spellEnd"/>
+      <w:proofErr w:type="gramEnd"/>
+      <w:r>
+        <w:t>()</w:t>
       </w:r>
       <w:r>
         <w:t xml:space="preserve"> </w:t>
@@ -8541,7 +10358,7 @@
         <w:spacing w:before="0" w:line="360" w:lineRule="auto"/>
         <w:ind w:left="0"/>
       </w:pPr>
-      <w:bookmarkStart w:id="110" w:name="_Toc225586707"/>
+      <w:bookmarkStart w:id="110" w:name="_Toc225590606"/>
       <w:r>
         <w:t>Uživatelské rozhraní</w:t>
       </w:r>
@@ -8553,7 +10370,36 @@
         <w:spacing w:before="0"/>
       </w:pPr>
       <w:r>
-        <w:t>Hlavní obrazovka (SHOW_TIME) je překreslována v pravidelném intervalu 500 ms. Zobrazení statických i dynamických prvků má na starosti oddělená funkce displayMainScreen(), která formátuje číselné hodnoty do podoby "HH:MM:SS" doplňováním nuly před jednociferné hodnoty.</w:t>
+        <w:t xml:space="preserve">Hlavní obrazovka (SHOW_TIME) je překreslována v pravidelném intervalu 500 </w:t>
+      </w:r>
+      <w:proofErr w:type="spellStart"/>
+      <w:r>
+        <w:t>ms</w:t>
+      </w:r>
+      <w:proofErr w:type="spellEnd"/>
+      <w:r>
+        <w:t xml:space="preserve">. Zobrazení statických i dynamických prvků má na starosti oddělená funkce </w:t>
+      </w:r>
+      <w:proofErr w:type="spellStart"/>
+      <w:proofErr w:type="gramStart"/>
+      <w:r>
+        <w:t>displayMainScreen</w:t>
+      </w:r>
+      <w:proofErr w:type="spellEnd"/>
+      <w:r>
+        <w:t>(</w:t>
+      </w:r>
+      <w:proofErr w:type="gramEnd"/>
+      <w:r>
+        <w:t>), která formátuje číselné hodnoty do podoby "HH:</w:t>
+      </w:r>
+      <w:proofErr w:type="gramStart"/>
+      <w:r>
+        <w:t>MM:SS</w:t>
+      </w:r>
+      <w:proofErr w:type="gramEnd"/>
+      <w:r>
+        <w:t>" doplňováním nuly před jednociferné hodnoty.</w:t>
       </w:r>
     </w:p>
     <w:p>
@@ -8566,12 +10412,20 @@
           <w:lang w:val="en-US"/>
         </w:rPr>
       </w:pPr>
-      <w:bookmarkStart w:id="111" w:name="_Toc225586708"/>
+      <w:bookmarkStart w:id="111" w:name="_Toc225590607"/>
+      <w:proofErr w:type="spellStart"/>
       <w:r>
         <w:rPr>
           <w:rFonts w:cs="Times New Roman"/>
         </w:rPr>
-        <w:t xml:space="preserve">Softwárové ošetření </w:t>
+        <w:t>Softwárové</w:t>
+      </w:r>
+      <w:proofErr w:type="spellEnd"/>
+      <w:r>
+        <w:rPr>
+          <w:rFonts w:cs="Times New Roman"/>
+        </w:rPr>
+        <w:t xml:space="preserve"> ošetření </w:t>
       </w:r>
       <w:r>
         <w:rPr>
@@ -8588,14 +10442,56 @@
         <w:spacing w:before="0" w:beforeAutospacing="0" w:line="360" w:lineRule="auto"/>
       </w:pPr>
       <w:r>
-        <w:t xml:space="preserve">Mechanické kontakty tlačítek generují při stisknutí i uvolnění sérii rychlých mikrozákmitů (bouncing). Pokud by mikrokontrolér tyto stavy okamžitě četl, vyhodnotil by jeden fyzický stisk jako několik desítek rychlých stisků. Tradiční hardwarové řešení problému vyžaduje RC článek, avšak v tomto projektu bylo využito softwarového řešení. Do hlavní smyčky </w:t>
-      </w:r>
+        <w:t xml:space="preserve">Mechanické kontakty tlačítek generují při stisknutí i uvolnění sérii rychlých </w:t>
+      </w:r>
+      <w:proofErr w:type="spellStart"/>
+      <w:r>
+        <w:t>mikrozákmitů</w:t>
+      </w:r>
+      <w:proofErr w:type="spellEnd"/>
+      <w:r>
+        <w:t xml:space="preserve"> (</w:t>
+      </w:r>
+      <w:proofErr w:type="spellStart"/>
+      <w:r>
+        <w:t>bouncing</w:t>
+      </w:r>
+      <w:proofErr w:type="spellEnd"/>
+      <w:r>
+        <w:t xml:space="preserve">). Pokud by </w:t>
+      </w:r>
+      <w:proofErr w:type="spellStart"/>
+      <w:r>
+        <w:t>mikrokontrolér</w:t>
+      </w:r>
+      <w:proofErr w:type="spellEnd"/>
+      <w:r>
+        <w:t xml:space="preserve"> tyto stavy okamžitě četl, vyhodnotil by jeden fyzický stisk jako několik desítek rychlých stisků. Tradiční hardwarové řešení problému vyžaduje RC článek, avšak v tomto projektu bylo využito softwarového řešení. Do hlavní smyčky </w:t>
+      </w:r>
+      <w:proofErr w:type="spellStart"/>
+      <w:proofErr w:type="gramStart"/>
       <w:r>
         <w:rPr>
           <w:rStyle w:val="KdHTML"/>
           <w:rFonts w:ascii="Times New Roman" w:hAnsi="Times New Roman" w:cs="Times New Roman"/>
         </w:rPr>
-        <w:t>loop()</w:t>
+        <w:t>loop</w:t>
+      </w:r>
+      <w:proofErr w:type="spellEnd"/>
+      <w:r>
+        <w:rPr>
+          <w:rStyle w:val="KdHTML"/>
+          <w:rFonts w:ascii="Times New Roman" w:hAnsi="Times New Roman" w:cs="Times New Roman"/>
+        </w:rPr>
+        <w:t>(</w:t>
+      </w:r>
+      <w:proofErr w:type="gramEnd"/>
+      <w:r>
+        <w:rPr>
+          <w:rStyle w:val="KdHTML"/>
+          <w:rFonts w:ascii="Times New Roman" w:hAnsi="Times New Roman" w:cs="Times New Roman"/>
+        </w:rPr>
+        <w:t>)</w:t>
       </w:r>
       <w:r>
         <w:t xml:space="preserve"> byla implementována </w:t>
@@ -8604,6 +10500,7 @@
         <w:lastRenderedPageBreak/>
         <w:t xml:space="preserve">podmínka využívající časovou značku </w:t>
       </w:r>
+      <w:proofErr w:type="spellStart"/>
       <w:r>
         <w:rPr>
           <w:rStyle w:val="KdHTML"/>
@@ -8611,8 +10508,17 @@
         </w:rPr>
         <w:t>lastBtnPress</w:t>
       </w:r>
-      <w:r>
-        <w:t>. Po zaznamenání stisku kteréhokoliv z tlačítek je běh programu pro čtení vstupů uzamčen na dobu 200 ms. Tento časový úsek spolehlivě překryje fyzické zákmity kontaktů, aniž by to uživatel pocítil jako zpoždění odezvy.</w:t>
+      <w:proofErr w:type="spellEnd"/>
+      <w:r>
+        <w:t xml:space="preserve">. Po zaznamenání stisku kteréhokoliv z tlačítek je běh programu pro čtení vstupů uzamčen na dobu 200 </w:t>
+      </w:r>
+      <w:proofErr w:type="spellStart"/>
+      <w:r>
+        <w:t>ms</w:t>
+      </w:r>
+      <w:proofErr w:type="spellEnd"/>
+      <w:r>
+        <w:t>. Tento časový úsek spolehlivě překryje fyzické zákmity kontaktů, aniž by to uživatel pocítil jako zpoždění odezvy.</w:t>
       </w:r>
     </w:p>
     <w:p>
@@ -8624,7 +10530,7 @@
           <w:rFonts w:cs="Times New Roman"/>
         </w:rPr>
       </w:pPr>
-      <w:bookmarkStart w:id="112" w:name="_Toc225586709"/>
+      <w:bookmarkStart w:id="112" w:name="_Toc225590608"/>
       <w:r>
         <w:rPr>
           <w:rFonts w:cs="Times New Roman"/>
@@ -8672,6 +10578,7 @@
       <w:r>
         <w:t xml:space="preserve">Následně je v hlavní smyčce řešena logika samotného budíku. Data o nastaveném čase buzení jsou trvale uložena v globálních proměnných </w:t>
       </w:r>
+      <w:proofErr w:type="spellStart"/>
       <w:r>
         <w:rPr>
           <w:rStyle w:val="KdHTML"/>
@@ -8679,9 +10586,11 @@
         </w:rPr>
         <w:t>alarmHour</w:t>
       </w:r>
+      <w:proofErr w:type="spellEnd"/>
       <w:r>
         <w:t xml:space="preserve"> a </w:t>
       </w:r>
+      <w:proofErr w:type="spellStart"/>
       <w:r>
         <w:rPr>
           <w:rStyle w:val="KdHTML"/>
@@ -8689,35 +10598,83 @@
         </w:rPr>
         <w:t>alarmMinute</w:t>
       </w:r>
+      <w:proofErr w:type="spellEnd"/>
       <w:r>
         <w:t xml:space="preserve">. Pro určení aktivních dnů v týdnu (od pondělí do neděle) je využito logické pole </w:t>
       </w:r>
+      <w:proofErr w:type="spellStart"/>
+      <w:proofErr w:type="gramStart"/>
       <w:r>
         <w:rPr>
           <w:rStyle w:val="KdHTML"/>
           <w:rFonts w:ascii="Times New Roman" w:hAnsi="Times New Roman" w:cs="Times New Roman"/>
         </w:rPr>
-        <w:t>alarmDays[7]</w:t>
-      </w:r>
-      <w:r>
-        <w:t xml:space="preserve">. Samotná kontrola shody aktuálního času s časem buzení je delegována na dedikovanou funkci </w:t>
-      </w:r>
+        <w:t>alarmDays</w:t>
+      </w:r>
+      <w:proofErr w:type="spellEnd"/>
       <w:r>
         <w:rPr>
           <w:rStyle w:val="KdHTML"/>
           <w:rFonts w:ascii="Times New Roman" w:hAnsi="Times New Roman" w:cs="Times New Roman"/>
         </w:rPr>
-        <w:t>checkAlarm()</w:t>
-      </w:r>
-      <w:r>
-        <w:t>. Aby bylo zabráněno neustálému a vícenásobnému spouštění akustické signalizace po celou dobu trvání shodné minuty, je do vyhodnocovací podmínky striktně zahrnuta verifikace nulté sekundy (</w:t>
-      </w:r>
+        <w:t>[</w:t>
+      </w:r>
+      <w:proofErr w:type="gramEnd"/>
       <w:r>
         <w:rPr>
           <w:rStyle w:val="KdHTML"/>
           <w:rFonts w:ascii="Times New Roman" w:hAnsi="Times New Roman" w:cs="Times New Roman"/>
         </w:rPr>
-        <w:t>now.second() == 0</w:t>
+        <w:t>7]</w:t>
+      </w:r>
+      <w:r>
+        <w:t xml:space="preserve">. Samotná kontrola shody aktuálního času s časem buzení je delegována na dedikovanou funkci </w:t>
+      </w:r>
+      <w:proofErr w:type="spellStart"/>
+      <w:proofErr w:type="gramStart"/>
+      <w:r>
+        <w:rPr>
+          <w:rStyle w:val="KdHTML"/>
+          <w:rFonts w:ascii="Times New Roman" w:hAnsi="Times New Roman" w:cs="Times New Roman"/>
+        </w:rPr>
+        <w:t>checkAlarm</w:t>
+      </w:r>
+      <w:proofErr w:type="spellEnd"/>
+      <w:r>
+        <w:rPr>
+          <w:rStyle w:val="KdHTML"/>
+          <w:rFonts w:ascii="Times New Roman" w:hAnsi="Times New Roman" w:cs="Times New Roman"/>
+        </w:rPr>
+        <w:t>(</w:t>
+      </w:r>
+      <w:proofErr w:type="gramEnd"/>
+      <w:r>
+        <w:rPr>
+          <w:rStyle w:val="KdHTML"/>
+          <w:rFonts w:ascii="Times New Roman" w:hAnsi="Times New Roman" w:cs="Times New Roman"/>
+        </w:rPr>
+        <w:t>)</w:t>
+      </w:r>
+      <w:r>
+        <w:t>. Aby bylo zabráněno neustálému a vícenásobnému spouštění akustické signalizace po celou dobu trvání shodné minuty, je do vyhodnocovací podmínky striktně zahrnuta verifikace nulté sekundy (</w:t>
+      </w:r>
+      <w:proofErr w:type="spellStart"/>
+      <w:proofErr w:type="gramStart"/>
+      <w:r>
+        <w:rPr>
+          <w:rStyle w:val="KdHTML"/>
+          <w:rFonts w:ascii="Times New Roman" w:hAnsi="Times New Roman" w:cs="Times New Roman"/>
+        </w:rPr>
+        <w:t>now.second</w:t>
+      </w:r>
+      <w:proofErr w:type="spellEnd"/>
+      <w:proofErr w:type="gramEnd"/>
+      <w:r>
+        <w:rPr>
+          <w:rStyle w:val="KdHTML"/>
+          <w:rFonts w:ascii="Times New Roman" w:hAnsi="Times New Roman" w:cs="Times New Roman"/>
+        </w:rPr>
+        <w:t>() == 0</w:t>
       </w:r>
       <w:r>
         <w:t>).</w:t>
@@ -8739,12 +10696,29 @@
         <w:t>ALARM_RINGING</w:t>
       </w:r>
       <w:r>
-        <w:t xml:space="preserve">. V tomto stavu začne mikrokontrolér generovat na digitálním pinu D8 střídavý signál o frekvenci 2000 Hz ve 200ms intervalech, což na pasivním piezoměniči vytváří efekt přerušovaného pípání. Zvonění je softwarově limitováno bezpečnostním časovačem, který na pozadí porovnává aktuální čas s časovou </w:t>
+        <w:t xml:space="preserve">. V tomto stavu začne </w:t>
+      </w:r>
+      <w:proofErr w:type="spellStart"/>
+      <w:r>
+        <w:t>mikrokontrolér</w:t>
+      </w:r>
+      <w:proofErr w:type="spellEnd"/>
+      <w:r>
+        <w:t xml:space="preserve"> generovat na digitálním pinu D8 střídavý signál o frekvenci 2000 Hz ve 200ms intervalech, což na pasivním </w:t>
+      </w:r>
+      <w:proofErr w:type="spellStart"/>
+      <w:r>
+        <w:t>piezoměniči</w:t>
+      </w:r>
+      <w:proofErr w:type="spellEnd"/>
+      <w:r>
+        <w:t xml:space="preserve"> vytváří efekt přerušovaného pípání. Zvonění je softwarově limitováno bezpečnostním časovačem, který na pozadí porovnává aktuální čas s časovou </w:t>
       </w:r>
       <w:r>
         <w:lastRenderedPageBreak/>
         <w:t xml:space="preserve">značkou </w:t>
       </w:r>
+      <w:proofErr w:type="spellStart"/>
       <w:r>
         <w:rPr>
           <w:rStyle w:val="KdHTML"/>
@@ -8752,6 +10726,7 @@
         </w:rPr>
         <w:t>alarmRingingStartTime</w:t>
       </w:r>
+      <w:proofErr w:type="spellEnd"/>
       <w:r>
         <w:t>. Po uplynutí přesně 10 minut (600 000 milisekund) je akustická signalizace automaticky deaktivována. Zvonění lze rovněž kdykoliv předčasně ukončit stiskem libovolného z ovládacích tlačítek, čímž dojde k okamžitému návratu do výchozího stavu zobrazení času.</w:t>
       </w:r>
@@ -8858,7 +10833,7 @@
         <w:pStyle w:val="Nadpis1"/>
         <w:spacing w:before="0" w:line="360" w:lineRule="auto"/>
       </w:pPr>
-      <w:bookmarkStart w:id="115" w:name="_Toc225586710"/>
+      <w:bookmarkStart w:id="115" w:name="_Toc225590609"/>
       <w:r>
         <w:lastRenderedPageBreak/>
         <w:t>Realizace a testování</w:t>
@@ -8871,7 +10846,7 @@
         <w:spacing w:before="0" w:line="360" w:lineRule="auto"/>
         <w:ind w:left="0"/>
       </w:pPr>
-      <w:bookmarkStart w:id="116" w:name="_Toc225586711"/>
+      <w:bookmarkStart w:id="116" w:name="_Toc225590610"/>
       <w:r>
         <w:t>Fyzické sestavení</w:t>
       </w:r>
@@ -8883,7 +10858,15 @@
         <w:spacing w:before="0" w:beforeAutospacing="0" w:line="360" w:lineRule="auto"/>
       </w:pPr>
       <w:r>
-        <w:t>Před případným návrhem finální desky plošných spojů (PCB) byl kompletní hardwarový obvod sestaven na kontaktním nepájivém poli (breadboardu). Tento přístup umožňuje rychlou rekonfiguraci zapojení a snadné měření elektrických veličin na jednotlivých uzlech obvodu.</w:t>
+        <w:t>Před případným návrhem finální desky plošných spojů (PCB) byl kompletní hardwarový obvod sestaven na kontaktním nepájivém poli (</w:t>
+      </w:r>
+      <w:proofErr w:type="spellStart"/>
+      <w:r>
+        <w:t>breadboardu</w:t>
+      </w:r>
+      <w:proofErr w:type="spellEnd"/>
+      <w:r>
+        <w:t>). Tento přístup umožňuje rychlou rekonfiguraci zapojení a snadné měření elektrických veličin na jednotlivých uzlech obvodu.</w:t>
       </w:r>
     </w:p>
     <w:p>
@@ -8892,7 +10875,31 @@
         <w:spacing w:before="0" w:beforeAutospacing="0" w:line="360" w:lineRule="auto"/>
       </w:pPr>
       <w:r>
-        <w:t>Jako první byla osazena řídicí deska Arduino a vytvořena centrální napájecí sběrnice (5 V a GND) v postranních napájecích lištách nepájivého pole. Následně byly připojeny moduly reálného času (DS3231) a I2C převodník LCD displeje. Pro propojení těchto periferií s mikrokontrolérem byly využity standardní propojovací vodiče typu Dupont.</w:t>
+        <w:t xml:space="preserve">Jako první byla osazena řídicí deska </w:t>
+      </w:r>
+      <w:proofErr w:type="spellStart"/>
+      <w:r>
+        <w:t>Arduino</w:t>
+      </w:r>
+      <w:proofErr w:type="spellEnd"/>
+      <w:r>
+        <w:t xml:space="preserve"> a vytvořena centrální napájecí sběrnice (5 V a GND) v postranních napájecích lištách nepájivého pole. Následně byly připojeny moduly reálného času (DS3231) a I2C převodník LCD displeje. Pro propojení těchto periferií s </w:t>
+      </w:r>
+      <w:proofErr w:type="spellStart"/>
+      <w:r>
+        <w:t>mikrokontrolérem</w:t>
+      </w:r>
+      <w:proofErr w:type="spellEnd"/>
+      <w:r>
+        <w:t xml:space="preserve"> byly využity standardní propojovací vodiče typu </w:t>
+      </w:r>
+      <w:proofErr w:type="spellStart"/>
+      <w:r>
+        <w:t>Dupont</w:t>
+      </w:r>
+      <w:proofErr w:type="spellEnd"/>
+      <w:r>
+        <w:t>.</w:t>
       </w:r>
     </w:p>
     <w:p>
@@ -8901,7 +10908,23 @@
         <w:spacing w:before="0" w:beforeAutospacing="0" w:line="360" w:lineRule="auto"/>
       </w:pPr>
       <w:r>
-        <w:t>Zvláštní pozornost byla věnována modulu přijímače DCF77. Modul byl osazen do vyhrazené části pole, aby se minimalizovalo elektromagnetické rušení od digitálních signálů mikrokontroléru a displeje. Jelikož je použitý přijímač plně kompatibilní s 5V logikou, byl připojen přímo na hlavní napájecí větev, což eliminovalo potřebu externích stabilizátorů. Tlačítka tvořící uživatelské rozhraní byla rozmístěna do spodní části pole pro zajištění ergonomického ovládání, přičemž jedno z jejich společných propojení bylo svedeno přímo na zemnící lištu.</w:t>
+        <w:t xml:space="preserve">Zvláštní pozornost byla věnována modulu přijímače DCF77. Modul byl osazen do vyhrazené části pole, aby se minimalizovalo elektromagnetické rušení od digitálních signálů </w:t>
+      </w:r>
+      <w:proofErr w:type="spellStart"/>
+      <w:r>
+        <w:t>mikrokontroléru</w:t>
+      </w:r>
+      <w:proofErr w:type="spellEnd"/>
+      <w:r>
+        <w:t xml:space="preserve"> a displeje. Jelikož je použitý přijímač plně kompatibilní s </w:t>
+      </w:r>
+      <w:proofErr w:type="gramStart"/>
+      <w:r>
+        <w:t>5V</w:t>
+      </w:r>
+      <w:proofErr w:type="gramEnd"/>
+      <w:r>
+        <w:t xml:space="preserve"> logikou, byl připojen přímo na hlavní napájecí větev, což eliminovalo potřebu externích stabilizátorů. Tlačítka tvořící uživatelské rozhraní byla rozmístěna do spodní části pole pro zajištění ergonomického ovládání, přičemž jedno z jejich společných propojení bylo svedeno přímo na zemnící lištu.</w:t>
       </w:r>
     </w:p>
     <w:p>
@@ -9000,12 +11023,17 @@
         <w:spacing w:before="0" w:line="360" w:lineRule="auto"/>
         <w:ind w:left="0"/>
       </w:pPr>
-      <w:bookmarkStart w:id="118" w:name="_Toc225586712"/>
+      <w:bookmarkStart w:id="118" w:name="_Toc225590611"/>
       <w:r>
         <w:lastRenderedPageBreak/>
-        <w:t>Startování systému a troubleshooting</w:t>
+        <w:t xml:space="preserve">Startování systému a </w:t>
+      </w:r>
+      <w:proofErr w:type="spellStart"/>
+      <w:r>
+        <w:t>troubleshooting</w:t>
       </w:r>
       <w:bookmarkEnd w:id="118"/>
+      <w:proofErr w:type="spellEnd"/>
     </w:p>
     <w:p>
       <w:pPr>
@@ -9113,7 +11141,7 @@
           <w:rFonts w:cs="Times New Roman"/>
         </w:rPr>
       </w:pPr>
-      <w:bookmarkStart w:id="120" w:name="_Toc225586713"/>
+      <w:bookmarkStart w:id="120" w:name="_Toc225590612"/>
       <w:r>
         <w:rPr>
           <w:rFonts w:cs="Times New Roman"/>
@@ -9127,9 +11155,15 @@
         <w:pStyle w:val="Normlnweb"/>
         <w:spacing w:before="0" w:beforeAutospacing="0" w:line="360" w:lineRule="auto"/>
       </w:pPr>
-      <w:r>
-        <w:t xml:space="preserve">Nejvtším problémem při kompilaci byla nekompatibilita knihovny pro zpracování signálu DCF77 s interními knihovnami kompilátoru vývojového prostředí. Kompilátor hlásil kaskádové chyby upozorňující na nedeklarované funkce pro získávání času (např. </w:t>
-      </w:r>
+      <w:proofErr w:type="spellStart"/>
+      <w:r>
+        <w:t>Nejvtším</w:t>
+      </w:r>
+      <w:proofErr w:type="spellEnd"/>
+      <w:r>
+        <w:t xml:space="preserve"> problémem při kompilaci byla nekompatibilita knihovny pro zpracování signálu DCF77 s interními knihovnami kompilátoru vývojového prostředí. Kompilátor hlásil kaskádové chyby upozorňující na nedeklarované funkce pro získávání času (např. </w:t>
+      </w:r>
+      <w:proofErr w:type="spellStart"/>
       <w:r>
         <w:rPr>
           <w:rStyle w:val="KdHTML"/>
@@ -9137,11 +11171,9 @@
           <w:sz w:val="24"/>
           <w:szCs w:val="24"/>
         </w:rPr>
-        <w:t>year was not declared in this scope</w:t>
-      </w:r>
-      <w:r>
-        <w:t xml:space="preserve">, </w:t>
-      </w:r>
+        <w:t>year</w:t>
+      </w:r>
+      <w:proofErr w:type="spellEnd"/>
       <w:r>
         <w:rPr>
           <w:rStyle w:val="KdHTML"/>
@@ -9149,23 +11181,9 @@
           <w:sz w:val="24"/>
           <w:szCs w:val="24"/>
         </w:rPr>
-        <w:t>now was not declared</w:t>
-      </w:r>
-      <w:r>
-        <w:t>).</w:t>
-      </w:r>
-    </w:p>
-    <w:p>
-      <w:pPr>
-        <w:pStyle w:val="Normlnweb"/>
-        <w:spacing w:before="0" w:beforeAutospacing="0" w:line="360" w:lineRule="auto"/>
-      </w:pPr>
-      <w:r>
-        <w:t>Při kontrole</w:t>
-      </w:r>
-      <w:r>
-        <w:t xml:space="preserve"> bylo zjištěno, že historická knihovna DCF77 obsahuje ve svých zdrojových souborech direktivu </w:t>
-      </w:r>
+        <w:t xml:space="preserve"> </w:t>
+      </w:r>
+      <w:proofErr w:type="spellStart"/>
       <w:r>
         <w:rPr>
           <w:rStyle w:val="KdHTML"/>
@@ -9173,11 +11191,9 @@
           <w:sz w:val="24"/>
           <w:szCs w:val="24"/>
         </w:rPr>
-        <w:t>#include &lt;Time.h&gt;</w:t>
-      </w:r>
-      <w:r>
-        <w:t>. Operační systém Windows však nerozlišuje velká a malá písmena v názvech souborů a kompilátor místo dedikované Arduino knihovny pro čas zavolal vnitřní systémovou knihovnu jazyka C (</w:t>
-      </w:r>
+        <w:t>was</w:t>
+      </w:r>
+      <w:proofErr w:type="spellEnd"/>
       <w:r>
         <w:rPr>
           <w:rStyle w:val="KdHTML"/>
@@ -9185,21 +11201,9 @@
           <w:sz w:val="24"/>
           <w:szCs w:val="24"/>
         </w:rPr>
-        <w:t>&lt;time.h&gt;</w:t>
-      </w:r>
-      <w:r>
-        <w:t>), která tyto specifické funkce neobsahuje.</w:t>
-      </w:r>
-    </w:p>
-    <w:p>
-      <w:pPr>
-        <w:pStyle w:val="Normlnweb"/>
-        <w:spacing w:before="0" w:beforeAutospacing="0" w:line="360" w:lineRule="auto"/>
-      </w:pPr>
-      <w:r>
-        <w:lastRenderedPageBreak/>
-        <w:t xml:space="preserve">Tento problém byl úspěšně vyřešen hlubokým zásahem do lokální struktury knihoven. Původní konfliktní složky byly fyzicky odstraněny a byla nainstalována nová, udržovaná větev knihovny pod názvem </w:t>
-      </w:r>
+        <w:t xml:space="preserve"> not </w:t>
+      </w:r>
+      <w:proofErr w:type="spellStart"/>
       <w:r>
         <w:rPr>
           <w:rStyle w:val="KdHTML"/>
@@ -9207,11 +11211,9 @@
           <w:sz w:val="24"/>
           <w:szCs w:val="24"/>
         </w:rPr>
-        <w:t>TimeLib.h</w:t>
-      </w:r>
-      <w:r>
-        <w:t xml:space="preserve">. Následně bylo nutné v textovém editoru ručně modifikovat zdrojový soubor </w:t>
-      </w:r>
+        <w:t>declared</w:t>
+      </w:r>
+      <w:proofErr w:type="spellEnd"/>
       <w:r>
         <w:rPr>
           <w:rStyle w:val="KdHTML"/>
@@ -9219,11 +11221,9 @@
           <w:sz w:val="24"/>
           <w:szCs w:val="24"/>
         </w:rPr>
-        <w:t>DCF77.cpp</w:t>
-      </w:r>
-      <w:r>
-        <w:t xml:space="preserve"> a hlavičkový soubor </w:t>
-      </w:r>
+        <w:t xml:space="preserve"> in </w:t>
+      </w:r>
+      <w:proofErr w:type="spellStart"/>
       <w:r>
         <w:rPr>
           <w:rStyle w:val="KdHTML"/>
@@ -9231,11 +11231,9 @@
           <w:sz w:val="24"/>
           <w:szCs w:val="24"/>
         </w:rPr>
-        <w:t>DCF77.h</w:t>
-      </w:r>
-      <w:r>
-        <w:t xml:space="preserve"> přímo ve složce knihoven Arduina, kde byla původní direktiva přepsána na správný tvar </w:t>
-      </w:r>
+        <w:t>this</w:t>
+      </w:r>
+      <w:proofErr w:type="spellEnd"/>
       <w:r>
         <w:rPr>
           <w:rStyle w:val="KdHTML"/>
@@ -9243,10 +11241,255 @@
           <w:sz w:val="24"/>
           <w:szCs w:val="24"/>
         </w:rPr>
-        <w:t>#include &lt;TimeLib.h&gt;</w:t>
-      </w:r>
-      <w:r>
-        <w:t>. Po tomto zásahu kompilace a nahrání kódu do mikrokontroléru proběhly bez chyb</w:t>
+        <w:t xml:space="preserve"> </w:t>
+      </w:r>
+      <w:proofErr w:type="spellStart"/>
+      <w:r>
+        <w:rPr>
+          <w:rStyle w:val="KdHTML"/>
+          <w:rFonts w:ascii="Times New Roman" w:hAnsi="Times New Roman" w:cs="Times New Roman"/>
+          <w:sz w:val="24"/>
+          <w:szCs w:val="24"/>
+        </w:rPr>
+        <w:t>scope</w:t>
+      </w:r>
+      <w:proofErr w:type="spellEnd"/>
+      <w:r>
+        <w:t xml:space="preserve">, </w:t>
+      </w:r>
+      <w:proofErr w:type="spellStart"/>
+      <w:r>
+        <w:rPr>
+          <w:rStyle w:val="KdHTML"/>
+          <w:rFonts w:ascii="Times New Roman" w:hAnsi="Times New Roman" w:cs="Times New Roman"/>
+          <w:sz w:val="24"/>
+          <w:szCs w:val="24"/>
+        </w:rPr>
+        <w:t>now</w:t>
+      </w:r>
+      <w:proofErr w:type="spellEnd"/>
+      <w:r>
+        <w:rPr>
+          <w:rStyle w:val="KdHTML"/>
+          <w:rFonts w:ascii="Times New Roman" w:hAnsi="Times New Roman" w:cs="Times New Roman"/>
+          <w:sz w:val="24"/>
+          <w:szCs w:val="24"/>
+        </w:rPr>
+        <w:t xml:space="preserve"> </w:t>
+      </w:r>
+      <w:proofErr w:type="spellStart"/>
+      <w:r>
+        <w:rPr>
+          <w:rStyle w:val="KdHTML"/>
+          <w:rFonts w:ascii="Times New Roman" w:hAnsi="Times New Roman" w:cs="Times New Roman"/>
+          <w:sz w:val="24"/>
+          <w:szCs w:val="24"/>
+        </w:rPr>
+        <w:t>was</w:t>
+      </w:r>
+      <w:proofErr w:type="spellEnd"/>
+      <w:r>
+        <w:rPr>
+          <w:rStyle w:val="KdHTML"/>
+          <w:rFonts w:ascii="Times New Roman" w:hAnsi="Times New Roman" w:cs="Times New Roman"/>
+          <w:sz w:val="24"/>
+          <w:szCs w:val="24"/>
+        </w:rPr>
+        <w:t xml:space="preserve"> not </w:t>
+      </w:r>
+      <w:proofErr w:type="spellStart"/>
+      <w:r>
+        <w:rPr>
+          <w:rStyle w:val="KdHTML"/>
+          <w:rFonts w:ascii="Times New Roman" w:hAnsi="Times New Roman" w:cs="Times New Roman"/>
+          <w:sz w:val="24"/>
+          <w:szCs w:val="24"/>
+        </w:rPr>
+        <w:t>declared</w:t>
+      </w:r>
+      <w:proofErr w:type="spellEnd"/>
+      <w:r>
+        <w:t>).</w:t>
+      </w:r>
+    </w:p>
+    <w:p>
+      <w:pPr>
+        <w:pStyle w:val="Normlnweb"/>
+        <w:spacing w:before="0" w:beforeAutospacing="0" w:line="360" w:lineRule="auto"/>
+      </w:pPr>
+      <w:r>
+        <w:t>Při kontrole</w:t>
+      </w:r>
+      <w:r>
+        <w:t xml:space="preserve"> bylo zjištěno, že historická knihovna DCF77 obsahuje ve svých zdrojových souborech direktivu </w:t>
+      </w:r>
+      <w:r>
+        <w:rPr>
+          <w:rStyle w:val="KdHTML"/>
+          <w:rFonts w:ascii="Times New Roman" w:hAnsi="Times New Roman" w:cs="Times New Roman"/>
+          <w:sz w:val="24"/>
+          <w:szCs w:val="24"/>
+        </w:rPr>
+        <w:t>#include &lt;</w:t>
+      </w:r>
+      <w:proofErr w:type="spellStart"/>
+      <w:r>
+        <w:rPr>
+          <w:rStyle w:val="KdHTML"/>
+          <w:rFonts w:ascii="Times New Roman" w:hAnsi="Times New Roman" w:cs="Times New Roman"/>
+          <w:sz w:val="24"/>
+          <w:szCs w:val="24"/>
+        </w:rPr>
+        <w:t>Time.h</w:t>
+      </w:r>
+      <w:proofErr w:type="spellEnd"/>
+      <w:r>
+        <w:rPr>
+          <w:rStyle w:val="KdHTML"/>
+          <w:rFonts w:ascii="Times New Roman" w:hAnsi="Times New Roman" w:cs="Times New Roman"/>
+          <w:sz w:val="24"/>
+          <w:szCs w:val="24"/>
+        </w:rPr>
+        <w:t>&gt;</w:t>
+      </w:r>
+      <w:r>
+        <w:t xml:space="preserve">. Operační systém Windows však nerozlišuje velká a malá písmena v názvech souborů a kompilátor místo dedikované </w:t>
+      </w:r>
+      <w:proofErr w:type="spellStart"/>
+      <w:r>
+        <w:t>Arduino</w:t>
+      </w:r>
+      <w:proofErr w:type="spellEnd"/>
+      <w:r>
+        <w:t xml:space="preserve"> knihovny pro čas zavolal vnitřní systémovou knihovnu jazyka C (</w:t>
+      </w:r>
+      <w:r>
+        <w:rPr>
+          <w:rStyle w:val="KdHTML"/>
+          <w:rFonts w:ascii="Times New Roman" w:hAnsi="Times New Roman" w:cs="Times New Roman"/>
+          <w:sz w:val="24"/>
+          <w:szCs w:val="24"/>
+        </w:rPr>
+        <w:t>&lt;</w:t>
+      </w:r>
+      <w:proofErr w:type="spellStart"/>
+      <w:r>
+        <w:rPr>
+          <w:rStyle w:val="KdHTML"/>
+          <w:rFonts w:ascii="Times New Roman" w:hAnsi="Times New Roman" w:cs="Times New Roman"/>
+          <w:sz w:val="24"/>
+          <w:szCs w:val="24"/>
+        </w:rPr>
+        <w:t>time.h</w:t>
+      </w:r>
+      <w:proofErr w:type="spellEnd"/>
+      <w:r>
+        <w:rPr>
+          <w:rStyle w:val="KdHTML"/>
+          <w:rFonts w:ascii="Times New Roman" w:hAnsi="Times New Roman" w:cs="Times New Roman"/>
+          <w:sz w:val="24"/>
+          <w:szCs w:val="24"/>
+        </w:rPr>
+        <w:t>&gt;</w:t>
+      </w:r>
+      <w:r>
+        <w:t>), která tyto specifické funkce neobsahuje.</w:t>
+      </w:r>
+    </w:p>
+    <w:p>
+      <w:pPr>
+        <w:pStyle w:val="Normlnweb"/>
+        <w:spacing w:before="0" w:beforeAutospacing="0" w:line="360" w:lineRule="auto"/>
+      </w:pPr>
+      <w:r>
+        <w:lastRenderedPageBreak/>
+        <w:t xml:space="preserve">Tento problém byl úspěšně vyřešen hlubokým zásahem do lokální struktury knihoven. Původní konfliktní složky byly fyzicky odstraněny a byla nainstalována nová, udržovaná větev knihovny pod názvem </w:t>
+      </w:r>
+      <w:proofErr w:type="spellStart"/>
+      <w:r>
+        <w:rPr>
+          <w:rStyle w:val="KdHTML"/>
+          <w:rFonts w:ascii="Times New Roman" w:hAnsi="Times New Roman" w:cs="Times New Roman"/>
+          <w:sz w:val="24"/>
+          <w:szCs w:val="24"/>
+        </w:rPr>
+        <w:t>TimeLib.h</w:t>
+      </w:r>
+      <w:proofErr w:type="spellEnd"/>
+      <w:r>
+        <w:t xml:space="preserve">. Následně bylo nutné v textovém editoru ručně modifikovat zdrojový soubor </w:t>
+      </w:r>
+      <w:r>
+        <w:rPr>
+          <w:rStyle w:val="KdHTML"/>
+          <w:rFonts w:ascii="Times New Roman" w:hAnsi="Times New Roman" w:cs="Times New Roman"/>
+          <w:sz w:val="24"/>
+          <w:szCs w:val="24"/>
+        </w:rPr>
+        <w:t>DCF77.cpp</w:t>
+      </w:r>
+      <w:r>
+        <w:t xml:space="preserve"> a hlavičkový soubor </w:t>
+      </w:r>
+      <w:r>
+        <w:rPr>
+          <w:rStyle w:val="KdHTML"/>
+          <w:rFonts w:ascii="Times New Roman" w:hAnsi="Times New Roman" w:cs="Times New Roman"/>
+          <w:sz w:val="24"/>
+          <w:szCs w:val="24"/>
+        </w:rPr>
+        <w:t>DCF77.h</w:t>
+      </w:r>
+      <w:r>
+        <w:t xml:space="preserve"> přímo ve složce knihoven </w:t>
+      </w:r>
+      <w:proofErr w:type="spellStart"/>
+      <w:r>
+        <w:t>Arduina</w:t>
+      </w:r>
+      <w:proofErr w:type="spellEnd"/>
+      <w:r>
+        <w:t xml:space="preserve">, kde byla původní direktiva přepsána na správný tvar </w:t>
+      </w:r>
+      <w:r>
+        <w:rPr>
+          <w:rStyle w:val="KdHTML"/>
+          <w:rFonts w:ascii="Times New Roman" w:hAnsi="Times New Roman" w:cs="Times New Roman"/>
+          <w:sz w:val="24"/>
+          <w:szCs w:val="24"/>
+        </w:rPr>
+        <w:t>#include &lt;</w:t>
+      </w:r>
+      <w:proofErr w:type="spellStart"/>
+      <w:r>
+        <w:rPr>
+          <w:rStyle w:val="KdHTML"/>
+          <w:rFonts w:ascii="Times New Roman" w:hAnsi="Times New Roman" w:cs="Times New Roman"/>
+          <w:sz w:val="24"/>
+          <w:szCs w:val="24"/>
+        </w:rPr>
+        <w:t>TimeLib.h</w:t>
+      </w:r>
+      <w:proofErr w:type="spellEnd"/>
+      <w:r>
+        <w:rPr>
+          <w:rStyle w:val="KdHTML"/>
+          <w:rFonts w:ascii="Times New Roman" w:hAnsi="Times New Roman" w:cs="Times New Roman"/>
+          <w:sz w:val="24"/>
+          <w:szCs w:val="24"/>
+        </w:rPr>
+        <w:t>&gt;</w:t>
+      </w:r>
+      <w:r>
+        <w:t xml:space="preserve">. Po tomto zásahu kompilace a nahrání kódu do </w:t>
+      </w:r>
+      <w:proofErr w:type="spellStart"/>
+      <w:r>
+        <w:t>mikrokontroléru</w:t>
+      </w:r>
+      <w:proofErr w:type="spellEnd"/>
+      <w:r>
+        <w:t xml:space="preserve"> proběhly bez chyb</w:t>
       </w:r>
       <w:r>
         <w:fldChar w:fldCharType="begin"/>
@@ -9297,7 +11540,7 @@
           <w:szCs w:val="32"/>
         </w:rPr>
       </w:pPr>
-      <w:bookmarkStart w:id="121" w:name="_Toc225586714"/>
+      <w:bookmarkStart w:id="121" w:name="_Toc225590613"/>
       <w:r>
         <w:rPr>
           <w:szCs w:val="32"/>
@@ -9330,12 +11573,26 @@
           <w:rFonts w:cs="Times New Roman"/>
         </w:rPr>
       </w:pPr>
-      <w:bookmarkStart w:id="122" w:name="_Toc225586715"/>
+      <w:bookmarkStart w:id="122" w:name="_Toc225590614"/>
       <w:r>
         <w:rPr>
           <w:rFonts w:cs="Times New Roman"/>
         </w:rPr>
-        <w:t>Testování príjmu času</w:t>
+        <w:t xml:space="preserve">Testování </w:t>
+      </w:r>
+      <w:proofErr w:type="spellStart"/>
+      <w:r>
+        <w:rPr>
+          <w:rFonts w:cs="Times New Roman"/>
+        </w:rPr>
+        <w:t>príjmu</w:t>
+      </w:r>
+      <w:proofErr w:type="spellEnd"/>
+      <w:r>
+        <w:rPr>
+          <w:rFonts w:cs="Times New Roman"/>
+        </w:rPr>
+        <w:t xml:space="preserve"> času</w:t>
       </w:r>
       <w:bookmarkEnd w:id="122"/>
     </w:p>
@@ -9345,7 +11602,15 @@
         <w:spacing w:before="0"/>
       </w:pPr>
       <w:r>
-        <w:t xml:space="preserve">Příjem signálu DCF77 je silně závislý na okolních podmínkách. Prvotní testy probíhaly v interiéru budovy v blízkosti výpočetní techniky. Bylo zjištěno, že feritová anténa je extrémně citlivá na elektromagnetické rušení (EMI) produkované LCD monitory a spínanými zdroji napětí. V těchto podmínkách mikrokontrolér nedokázal dekódovat platný časový rámec. Po přesunutí prototypu na blízké pole a natočení antény směrem na západ (k </w:t>
+        <w:t xml:space="preserve">Příjem signálu DCF77 je silně závislý na okolních podmínkách. Prvotní testy probíhaly v interiéru budovy v blízkosti výpočetní techniky. Bylo zjištěno, že feritová anténa je extrémně citlivá na elektromagnetické rušení (EMI) produkované LCD monitory a spínanými zdroji napětí. V těchto podmínkách </w:t>
+      </w:r>
+      <w:proofErr w:type="spellStart"/>
+      <w:r>
+        <w:t>mikrokontrolér</w:t>
+      </w:r>
+      <w:proofErr w:type="spellEnd"/>
+      <w:r>
+        <w:t xml:space="preserve"> nedokázal dekódovat platný časový rámec. Po přesunutí prototypu na blízké pole a natočení antény směrem na západ (k </w:t>
       </w:r>
       <w:r>
         <w:t>Německu</w:t>
@@ -9369,7 +11634,7 @@
           <w:rFonts w:cs="Times New Roman"/>
         </w:rPr>
       </w:pPr>
-      <w:bookmarkStart w:id="123" w:name="_Toc225586716"/>
+      <w:bookmarkStart w:id="123" w:name="_Toc225590615"/>
       <w:r>
         <w:rPr>
           <w:rFonts w:cs="Times New Roman"/>
@@ -9384,7 +11649,15 @@
         <w:spacing w:before="0" w:beforeAutospacing="0" w:line="360" w:lineRule="auto"/>
       </w:pPr>
       <w:r>
-        <w:t>V rámci testování byl simulován výpadek rádiového signálu (umístěním modulu do Faradayovy klece). Původní verze softwaru v takovém případě zůstala zablokována v nekonečné smyčce vyhledávání. Z tohoto důvodu byla do softwaru úspěšně implementována časová pojistka (timeout). Testy potvrdily, že pokud zařízení do 180 sekund nezachytí platný časový rámec, bezpečně tento proces ukončí.</w:t>
+        <w:t>V rámci testování byl simulován výpadek rádiového signálu (umístěním modulu do Faradayovy klece). Původní verze softwaru v takovém případě zůstala zablokována v nekonečné smyčce vyhledávání. Z tohoto důvodu byla do softwaru úspěšně implementována časová pojistka (</w:t>
+      </w:r>
+      <w:proofErr w:type="spellStart"/>
+      <w:r>
+        <w:t>timeout</w:t>
+      </w:r>
+      <w:proofErr w:type="spellEnd"/>
+      <w:r>
+        <w:t>). Testy potvrdily, že pokud zařízení do 180 sekund nezachytí platný časový rámec, bezpečně tento proces ukončí.</w:t>
       </w:r>
     </w:p>
     <w:p>
@@ -9417,11 +11690,25 @@
         <w:fldChar w:fldCharType="end"/>
       </w:r>
       <w:r>
-        <w:t xml:space="preserve">. Po úmyslném přerušení napájení Arduina a jeho následném připojení bylo ověřeno, že si RTC modul díky záložní baterii uchoval přesný čas. Systém tuto skutečnost detekoval a automaticky přeskočil nutnost ručního zadávání času. Využití funkce Master Reset umožnilo </w:t>
+        <w:t xml:space="preserve">. Po úmyslném přerušení napájení </w:t>
+      </w:r>
+      <w:proofErr w:type="spellStart"/>
+      <w:r>
+        <w:t>Arduina</w:t>
+      </w:r>
+      <w:proofErr w:type="spellEnd"/>
+      <w:r>
+        <w:t xml:space="preserve"> a jeho následném připojení bylo ověřeno, že si RTC modul díky záložní baterii uchoval přesný čas. Systém tuto skutečnost detekoval a automaticky přeskočil nutnost ručního zadávání času. Využití funkce Master Reset umožnilo </w:t>
       </w:r>
       <w:r>
         <w:lastRenderedPageBreak/>
-        <w:t>modifikaci času během standardního běhu hodin a potvrdilo správnost rutiny pro obsluhu stisku čtyř tlačítek současně.</w:t>
+        <w:t xml:space="preserve">modifikaci času během standardního běhu hodin a potvrdilo správnost rutiny pro obsluhu stisku </w:t>
+      </w:r>
+      <w:r>
+        <w:t>dvou</w:t>
+      </w:r>
+      <w:r>
+        <w:t xml:space="preserve"> tlačítek současně.</w:t>
       </w:r>
     </w:p>
     <w:p>
@@ -9433,13 +11720,14 @@
           <w:rFonts w:cs="Times New Roman"/>
         </w:rPr>
       </w:pPr>
-      <w:bookmarkStart w:id="124" w:name="_Toc225586717"/>
+      <w:bookmarkStart w:id="124" w:name="_Toc225590616"/>
       <w:r>
         <w:rPr>
           <w:rFonts w:cs="Times New Roman"/>
         </w:rPr>
         <w:t xml:space="preserve">Testování </w:t>
       </w:r>
+      <w:proofErr w:type="spellStart"/>
       <w:r>
         <w:rPr>
           <w:rFonts w:cs="Times New Roman"/>
@@ -9447,6 +11735,7 @@
         <w:t>piezoměniče</w:t>
       </w:r>
       <w:bookmarkEnd w:id="124"/>
+      <w:proofErr w:type="spellEnd"/>
     </w:p>
     <w:p>
       <w:pPr>
@@ -9454,7 +11743,15 @@
         <w:spacing w:before="0" w:beforeAutospacing="0" w:line="360" w:lineRule="auto"/>
       </w:pPr>
       <w:r>
-        <w:t>Poslední fáze testování patřila ověření funkčnosti budíku. Nastavení času buzení a volba dnů probíhala na displeji plynule bez znatelných prodlev. Zkouška zvonění potvrdila správnou hladinu hlasitosti pasivního piezoměniče řízeného PWM signálem. Bylo ověřeno, že se zvonění spouští přesně v nulté sekundě nastavené minuty a po uplynutí deseti minut se integrovaný ochranný časovač postará o jeho automatické vypnutí.</w:t>
+        <w:t xml:space="preserve">Poslední fáze testování patřila ověření funkčnosti budíku. Nastavení času buzení a volba dnů probíhala na displeji plynule bez znatelných prodlev. Zkouška zvonění potvrdila správnou hladinu hlasitosti pasivního </w:t>
+      </w:r>
+      <w:proofErr w:type="spellStart"/>
+      <w:r>
+        <w:t>piezoměniče</w:t>
+      </w:r>
+      <w:proofErr w:type="spellEnd"/>
+      <w:r>
+        <w:t xml:space="preserve"> řízeného PWM signálem. Bylo ověřeno, že se zvonění spouští přesně v nulté sekundě nastavené minuty a po uplynutí deseti minut se integrovaný ochranný časovač postará o jeho automatické vypnutí.</w:t>
       </w:r>
     </w:p>
     <w:p>
@@ -9552,7 +11849,7 @@
         <w:pStyle w:val="Nadpis2"/>
         <w:spacing w:line="360" w:lineRule="auto"/>
       </w:pPr>
-      <w:bookmarkStart w:id="126" w:name="_Toc225586718"/>
+      <w:bookmarkStart w:id="126" w:name="_Toc225590617"/>
       <w:r>
         <w:t>Návod k obsluze</w:t>
       </w:r>
@@ -9574,7 +11871,7 @@
           <w:rFonts w:cs="Times New Roman"/>
         </w:rPr>
       </w:pPr>
-      <w:bookmarkStart w:id="127" w:name="_Toc225586719"/>
+      <w:bookmarkStart w:id="127" w:name="_Toc225590618"/>
       <w:r>
         <w:rPr>
           <w:rFonts w:cs="Times New Roman"/>
@@ -9613,7 +11910,15 @@
         <w:t>První řádek displeje</w:t>
       </w:r>
       <w:r>
-        <w:t xml:space="preserve"> zobrazuje aktuální datum a přesný čas (ve formátu DD.MM HH:MM:SS), který je plynule vyčítán z modulu reálného času.</w:t>
+        <w:t xml:space="preserve"> zobrazuje aktuální datum a přesný čas (ve formátu DD.MM HH:</w:t>
+      </w:r>
+      <w:proofErr w:type="gramStart"/>
+      <w:r>
+        <w:t>MM:SS</w:t>
+      </w:r>
+      <w:proofErr w:type="gramEnd"/>
+      <w:r>
+        <w:t>), který je plynule vyčítán z modulu reálného času.</w:t>
       </w:r>
     </w:p>
     <w:p>
@@ -9633,7 +11938,15 @@
         <w:t>Druhý řádek displeje</w:t>
       </w:r>
       <w:r>
-        <w:t xml:space="preserve"> informuje uživatele o aktuálně nastaveném čase buzení (např. "Budik: 06:30").</w:t>
+        <w:t xml:space="preserve"> informuje uživatele o aktuálně nastaveném čase buzení (např. "</w:t>
+      </w:r>
+      <w:proofErr w:type="spellStart"/>
+      <w:r>
+        <w:t>Budik</w:t>
+      </w:r>
+      <w:proofErr w:type="spellEnd"/>
+      <w:r>
+        <w:t>: 06:30").</w:t>
       </w:r>
     </w:p>
     <w:p>
@@ -9644,13 +11957,12 @@
           <w:rFonts w:cs="Times New Roman"/>
         </w:rPr>
       </w:pPr>
-      <w:bookmarkStart w:id="128" w:name="_Toc225586720"/>
-      <w:r>
-        <w:rPr>
-          <w:rStyle w:val="Nadpis3Char"/>
+      <w:bookmarkStart w:id="128" w:name="_Toc225590619"/>
+      <w:r>
+        <w:rPr>
           <w:rFonts w:cs="Times New Roman"/>
         </w:rPr>
-        <w:t>Nastavení času buzení</w:t>
+        <w:t>Nastavení dnů buzení</w:t>
       </w:r>
       <w:bookmarkEnd w:id="128"/>
       <w:r>
@@ -9665,114 +11977,81 @@
         <w:pStyle w:val="Pokraovn"/>
       </w:pPr>
       <w:r>
-        <w:t>Pro změnu parametrů budíku je nutné vstoupit do uživatelského menu.</w:t>
-      </w:r>
-    </w:p>
-    <w:p>
-      <w:pPr>
-        <w:pStyle w:val="Pokraovn"/>
-        <w:numPr>
-          <w:ilvl w:val="0"/>
-          <w:numId w:val="45"/>
-        </w:numPr>
-      </w:pPr>
-      <w:r>
-        <w:t xml:space="preserve">Stisknutím tlačítka </w:t>
-      </w:r>
-      <w:r>
-        <w:rPr>
-          <w:b/>
-          <w:bCs/>
-        </w:rPr>
-        <w:t>OK</w:t>
-      </w:r>
-      <w:r>
-        <w:t xml:space="preserve"> na hlavní obrazovce uživatel vstoupí do režimu nastavení hodin budíku. Aktuálně nastavovaná hodnota začne na displeji blikat (nebo je indikována kurzorem).</w:t>
-      </w:r>
-    </w:p>
-    <w:p>
-      <w:pPr>
-        <w:pStyle w:val="Pokraovn"/>
-        <w:numPr>
-          <w:ilvl w:val="0"/>
-          <w:numId w:val="45"/>
-        </w:numPr>
-      </w:pPr>
-      <w:r>
-        <w:t xml:space="preserve">Pomocí tlačítek </w:t>
-      </w:r>
-      <w:r>
-        <w:rPr>
-          <w:b/>
-          <w:bCs/>
-        </w:rPr>
-        <w:t>UP</w:t>
-      </w:r>
-      <w:r>
-        <w:t xml:space="preserve"> (nahoru) a </w:t>
-      </w:r>
-      <w:r>
-        <w:rPr>
-          <w:b/>
-          <w:bCs/>
-        </w:rPr>
-        <w:t>DOWN</w:t>
-      </w:r>
-      <w:r>
-        <w:t xml:space="preserve"> (dolů) lze hodnotu zvyšovat nebo snižovat.</w:t>
-      </w:r>
-    </w:p>
-    <w:p>
-      <w:pPr>
-        <w:pStyle w:val="Pokraovn"/>
-        <w:numPr>
-          <w:ilvl w:val="0"/>
-          <w:numId w:val="45"/>
-        </w:numPr>
-      </w:pPr>
-      <w:r>
-        <w:t xml:space="preserve">Po nastavení požadované hodiny se stiskem tlačítka </w:t>
-      </w:r>
-      <w:r>
-        <w:rPr>
-          <w:b/>
-          <w:bCs/>
-        </w:rPr>
-        <w:t>OK</w:t>
-      </w:r>
-      <w:r>
-        <w:t xml:space="preserve"> přejde na nastavení minut. Stejným způsobem (UP/DOWN) uživatel upraví minuty.</w:t>
-      </w:r>
-    </w:p>
-    <w:p>
-      <w:pPr>
-        <w:pStyle w:val="Nadpis3"/>
-        <w:spacing w:line="360" w:lineRule="auto"/>
-        <w:rPr>
-          <w:rFonts w:cs="Times New Roman"/>
-        </w:rPr>
-      </w:pPr>
-      <w:bookmarkStart w:id="129" w:name="_Toc225586721"/>
-      <w:r>
-        <w:rPr>
-          <w:rFonts w:cs="Times New Roman"/>
-        </w:rPr>
-        <w:t>Nastavení dnů buzení</w:t>
-      </w:r>
-      <w:bookmarkEnd w:id="129"/>
-      <w:r>
-        <w:rPr>
-          <w:rFonts w:cs="Times New Roman"/>
-        </w:rPr>
+        <w:t>Pro změnu parametrů budíku je nutné vstoupit do uživatelského menu</w:t>
+      </w:r>
+      <w:r>
         <w:t xml:space="preserve"> </w:t>
       </w:r>
-    </w:p>
-    <w:p>
-      <w:pPr>
-        <w:pStyle w:val="Pokraovn"/>
-      </w:pPr>
-      <w:r>
-        <w:t>Po potvrzení minut přejde systém do podmenu pro výběr konkrétních dnů v týdnu, kdy má být budík aktivní (P - Pondělí, U - Úterý, S - Středa, Č - Čtvrtek, P - Pátek, S - Sobota, N - Neděle).</w:t>
+      <w:r>
+        <w:rPr>
+          <w:lang w:val="en-US"/>
+        </w:rPr>
+        <w:t>(MASTER RESET)</w:t>
+      </w:r>
+      <w:r>
+        <w:t>.</w:t>
+      </w:r>
+      <w:r>
+        <w:t xml:space="preserve"> </w:t>
+      </w:r>
+      <w:r>
+        <w:t xml:space="preserve">Po potvrzení minut přejde systém do podmenu pro výběr konkrétních dnů v týdnu, kdy má být budík aktivní (P - </w:t>
+      </w:r>
+      <w:proofErr w:type="gramStart"/>
+      <w:r>
+        <w:t>Pondělí</w:t>
+      </w:r>
+      <w:proofErr w:type="gramEnd"/>
+      <w:r>
+        <w:t xml:space="preserve">, U - </w:t>
+      </w:r>
+      <w:proofErr w:type="gramStart"/>
+      <w:r>
+        <w:t>Úterý</w:t>
+      </w:r>
+      <w:proofErr w:type="gramEnd"/>
+      <w:r>
+        <w:t xml:space="preserve">, S - </w:t>
+      </w:r>
+      <w:proofErr w:type="gramStart"/>
+      <w:r>
+        <w:t>Středa</w:t>
+      </w:r>
+      <w:proofErr w:type="gramEnd"/>
+      <w:r>
+        <w:t xml:space="preserve">, Č - </w:t>
+      </w:r>
+      <w:proofErr w:type="gramStart"/>
+      <w:r>
+        <w:t>Čtvrtek</w:t>
+      </w:r>
+      <w:proofErr w:type="gramEnd"/>
+      <w:r>
+        <w:t xml:space="preserve">, P - </w:t>
+      </w:r>
+      <w:proofErr w:type="gramStart"/>
+      <w:r>
+        <w:t>Pátek</w:t>
+      </w:r>
+      <w:proofErr w:type="gramEnd"/>
+      <w:r>
+        <w:t xml:space="preserve">, S - </w:t>
+      </w:r>
+      <w:proofErr w:type="gramStart"/>
+      <w:r>
+        <w:t>Sobota</w:t>
+      </w:r>
+      <w:proofErr w:type="gramEnd"/>
+      <w:r>
+        <w:t xml:space="preserve">, N - </w:t>
+      </w:r>
+      <w:proofErr w:type="gramStart"/>
+      <w:r>
+        <w:t>Neděle</w:t>
+      </w:r>
+      <w:proofErr w:type="gramEnd"/>
+      <w:r>
+        <w:t>).</w:t>
       </w:r>
     </w:p>
     <w:p>
@@ -9784,7 +12063,15 @@
         </w:numPr>
       </w:pPr>
       <w:r>
-        <w:t>Na displeji se zobrazí zkratky dnů. Kurzor se nachází na prvním dni (Pondělí).</w:t>
+        <w:t>Na displeji se zobrazí zkratky dnů. Kurzor se nachází na prvním dni (</w:t>
+      </w:r>
+      <w:proofErr w:type="gramStart"/>
+      <w:r>
+        <w:t>Pondělí</w:t>
+      </w:r>
+      <w:proofErr w:type="gramEnd"/>
+      <w:r>
+        <w:t>).</w:t>
       </w:r>
     </w:p>
     <w:p>
@@ -9840,48 +12127,217 @@
         </w:numPr>
       </w:pPr>
       <w:r>
-        <w:t>Po potvrzení posledního dne (Neděle) se veškeré nastavení uloží do paměti a systém se automaticky vrátí na hlavní obrazovku.</w:t>
+        <w:t>Po potvrzení posledního dne (</w:t>
+      </w:r>
+      <w:proofErr w:type="gramStart"/>
+      <w:r>
+        <w:t>Neděle</w:t>
+      </w:r>
+      <w:proofErr w:type="gramEnd"/>
+      <w:r>
+        <w:t>) se veškeré nastavení uloží do paměti a systém se automaticky vrátí na hlavní obrazovku.</w:t>
       </w:r>
     </w:p>
     <w:p>
       <w:pPr>
         <w:pStyle w:val="Nadpis3"/>
         <w:spacing w:line="360" w:lineRule="auto"/>
-        <w:rPr>
-          <w:rFonts w:cs="Times New Roman"/>
-        </w:rPr>
-      </w:pPr>
-      <w:bookmarkStart w:id="130" w:name="_Toc225586722"/>
-      <w:r>
-        <w:rPr>
-          <w:rFonts w:cs="Times New Roman"/>
-        </w:rPr>
-        <w:t>Krok zpět a opuštění menu</w:t>
-      </w:r>
-      <w:bookmarkEnd w:id="130"/>
-      <w:r>
-        <w:rPr>
-          <w:rFonts w:cs="Times New Roman"/>
-        </w:rPr>
+      </w:pPr>
+      <w:bookmarkStart w:id="129" w:name="_Toc225590620"/>
+      <w:r>
+        <w:t xml:space="preserve">Nastavení </w:t>
+      </w:r>
+      <w:r>
+        <w:t>času</w:t>
+      </w:r>
+      <w:r>
+        <w:t xml:space="preserve"> buzení</w:t>
+      </w:r>
+      <w:bookmarkEnd w:id="129"/>
+      <w:r>
         <w:t xml:space="preserve"> </w:t>
       </w:r>
     </w:p>
     <w:p>
       <w:pPr>
-        <w:pStyle w:val="Pokraovn"/>
-      </w:pPr>
-      <w:r>
-        <w:t xml:space="preserve">Pokud se uživatel nachází kdekoli v procesu nastavování a přeje si akci zrušit bez uložení změn, může kdykoli stisknout tlačítko </w:t>
+        <w:pStyle w:val="Default"/>
+        <w:spacing w:line="360" w:lineRule="auto"/>
+        <w:rPr>
+          <w:sz w:val="23"/>
+          <w:szCs w:val="23"/>
+        </w:rPr>
+      </w:pPr>
+      <w:r>
+        <w:rPr>
+          <w:sz w:val="23"/>
+          <w:szCs w:val="23"/>
+        </w:rPr>
+        <w:t>Po nastavení dnů</w:t>
+      </w:r>
+      <w:r>
+        <w:rPr>
+          <w:sz w:val="23"/>
+          <w:szCs w:val="23"/>
+        </w:rPr>
+        <w:t xml:space="preserve"> budíku je nutné vstoupit do </w:t>
+      </w:r>
+      <w:r>
+        <w:rPr>
+          <w:sz w:val="23"/>
+          <w:szCs w:val="23"/>
+        </w:rPr>
+        <w:t>nastavení času buzení.</w:t>
+      </w:r>
+      <w:r>
+        <w:rPr>
+          <w:sz w:val="23"/>
+          <w:szCs w:val="23"/>
+        </w:rPr>
+        <w:t xml:space="preserve"> </w:t>
+      </w:r>
+    </w:p>
+    <w:p>
+      <w:pPr>
+        <w:pStyle w:val="Default"/>
+        <w:numPr>
+          <w:ilvl w:val="0"/>
+          <w:numId w:val="47"/>
+        </w:numPr>
+        <w:spacing w:after="287" w:line="360" w:lineRule="auto"/>
+        <w:ind w:left="360" w:hanging="360"/>
+        <w:rPr>
+          <w:sz w:val="23"/>
+          <w:szCs w:val="23"/>
+        </w:rPr>
+      </w:pPr>
+      <w:r>
+        <w:rPr>
+          <w:sz w:val="23"/>
+          <w:szCs w:val="23"/>
+        </w:rPr>
+        <w:t xml:space="preserve">Stisknutím tlačítka </w:t>
       </w:r>
       <w:r>
         <w:rPr>
           <w:b/>
           <w:bCs/>
-        </w:rPr>
-        <w:t>BACK</w:t>
-      </w:r>
-      <w:r>
-        <w:t>. Systém okamžitě přeruší nastavování a navrátí se na hlavní obrazovku.</w:t>
+          <w:sz w:val="23"/>
+          <w:szCs w:val="23"/>
+        </w:rPr>
+        <w:t xml:space="preserve">OK </w:t>
+      </w:r>
+      <w:r>
+        <w:rPr>
+          <w:sz w:val="23"/>
+          <w:szCs w:val="23"/>
+        </w:rPr>
+        <w:t xml:space="preserve">po nastavení </w:t>
+      </w:r>
+      <w:r>
+        <w:rPr>
+          <w:sz w:val="23"/>
+          <w:szCs w:val="23"/>
+        </w:rPr>
+        <w:t>dnů</w:t>
+      </w:r>
+      <w:r>
+        <w:rPr>
+          <w:sz w:val="23"/>
+          <w:szCs w:val="23"/>
+        </w:rPr>
+        <w:t xml:space="preserve"> uživatel vstoupí do režimu nastavení hodin budíku. Aktuálně nastavovaná hodnota je zvýrazněná. </w:t>
+      </w:r>
+    </w:p>
+    <w:p>
+      <w:pPr>
+        <w:pStyle w:val="Default"/>
+        <w:numPr>
+          <w:ilvl w:val="0"/>
+          <w:numId w:val="47"/>
+        </w:numPr>
+        <w:spacing w:after="287" w:line="360" w:lineRule="auto"/>
+        <w:ind w:left="360" w:hanging="360"/>
+        <w:rPr>
+          <w:sz w:val="23"/>
+          <w:szCs w:val="23"/>
+        </w:rPr>
+      </w:pPr>
+      <w:r>
+        <w:rPr>
+          <w:sz w:val="23"/>
+          <w:szCs w:val="23"/>
+        </w:rPr>
+        <w:t xml:space="preserve">Pomocí tlačítek </w:t>
+      </w:r>
+      <w:r>
+        <w:rPr>
+          <w:b/>
+          <w:bCs/>
+          <w:sz w:val="23"/>
+          <w:szCs w:val="23"/>
+        </w:rPr>
+        <w:t xml:space="preserve">UP </w:t>
+      </w:r>
+      <w:r>
+        <w:rPr>
+          <w:sz w:val="23"/>
+          <w:szCs w:val="23"/>
+        </w:rPr>
+        <w:t xml:space="preserve">(nahoru) a </w:t>
+      </w:r>
+      <w:r>
+        <w:rPr>
+          <w:b/>
+          <w:bCs/>
+          <w:sz w:val="23"/>
+          <w:szCs w:val="23"/>
+        </w:rPr>
+        <w:t xml:space="preserve">DOWN </w:t>
+      </w:r>
+      <w:r>
+        <w:rPr>
+          <w:sz w:val="23"/>
+          <w:szCs w:val="23"/>
+        </w:rPr>
+        <w:t xml:space="preserve">(dolů) lze hodnotu zvyšovat nebo snižovat. </w:t>
+      </w:r>
+    </w:p>
+    <w:p>
+      <w:pPr>
+        <w:pStyle w:val="Default"/>
+        <w:numPr>
+          <w:ilvl w:val="0"/>
+          <w:numId w:val="47"/>
+        </w:numPr>
+        <w:spacing w:line="360" w:lineRule="auto"/>
+        <w:ind w:left="360" w:hanging="360"/>
+        <w:rPr>
+          <w:sz w:val="23"/>
+          <w:szCs w:val="23"/>
+        </w:rPr>
+      </w:pPr>
+      <w:r>
+        <w:rPr>
+          <w:sz w:val="23"/>
+          <w:szCs w:val="23"/>
+        </w:rPr>
+        <w:t xml:space="preserve">Po nastavení požadované hodiny se stiskem tlačítka </w:t>
+      </w:r>
+      <w:r>
+        <w:rPr>
+          <w:b/>
+          <w:bCs/>
+          <w:sz w:val="23"/>
+          <w:szCs w:val="23"/>
+        </w:rPr>
+        <w:t xml:space="preserve">OK </w:t>
+      </w:r>
+      <w:r>
+        <w:rPr>
+          <w:sz w:val="23"/>
+          <w:szCs w:val="23"/>
+        </w:rPr>
+        <w:t xml:space="preserve">přejde na nastavení minut. Stejným způsobem (UP/DOWN) uživatel upraví minuty. </w:t>
       </w:r>
     </w:p>
     <w:p>
@@ -9892,7 +12348,48 @@
           <w:rFonts w:cs="Times New Roman"/>
         </w:rPr>
       </w:pPr>
-      <w:bookmarkStart w:id="131" w:name="_Toc225586723"/>
+      <w:bookmarkStart w:id="130" w:name="_Toc225590621"/>
+      <w:r>
+        <w:rPr>
+          <w:rFonts w:cs="Times New Roman"/>
+        </w:rPr>
+        <w:t>Krok zpět a opuštění menu</w:t>
+      </w:r>
+      <w:bookmarkEnd w:id="130"/>
+      <w:r>
+        <w:rPr>
+          <w:rFonts w:cs="Times New Roman"/>
+        </w:rPr>
+        <w:t xml:space="preserve"> </w:t>
+      </w:r>
+    </w:p>
+    <w:p>
+      <w:pPr>
+        <w:pStyle w:val="Pokraovn"/>
+      </w:pPr>
+      <w:r>
+        <w:t xml:space="preserve">Pokud se uživatel nachází kdekoli v procesu nastavování a přeje si akci zrušit bez uložení změn, může kdykoli stisknout tlačítko </w:t>
+      </w:r>
+      <w:r>
+        <w:rPr>
+          <w:b/>
+          <w:bCs/>
+        </w:rPr>
+        <w:t>BACK</w:t>
+      </w:r>
+      <w:r>
+        <w:t>. Systém okamžitě přeruší nastavování a navrátí se na hlavní obrazovku.</w:t>
+      </w:r>
+    </w:p>
+    <w:p>
+      <w:pPr>
+        <w:pStyle w:val="Nadpis3"/>
+        <w:spacing w:line="360" w:lineRule="auto"/>
+        <w:rPr>
+          <w:rFonts w:cs="Times New Roman"/>
+        </w:rPr>
+      </w:pPr>
+      <w:bookmarkStart w:id="131" w:name="_Toc225590622"/>
       <w:r>
         <w:rPr>
           <w:rFonts w:cs="Times New Roman"/>
@@ -9913,7 +12410,15 @@
         <w:pStyle w:val="Pokraovn"/>
       </w:pPr>
       <w:r>
-        <w:t xml:space="preserve">Jakmile nastane čas buzení v aktivní den, zařízení začne generovat akustický signál pomocí piezoměniče. Buzení lze jednoduše deaktivovat stisknutím </w:t>
+        <w:t xml:space="preserve">Jakmile nastane čas buzení v aktivní den, zařízení začne generovat akustický signál pomocí </w:t>
+      </w:r>
+      <w:proofErr w:type="spellStart"/>
+      <w:r>
+        <w:t>piezoměniče</w:t>
+      </w:r>
+      <w:proofErr w:type="spellEnd"/>
+      <w:r>
+        <w:t xml:space="preserve">. Buzení lze jednoduše deaktivovat stisknutím </w:t>
       </w:r>
       <w:r>
         <w:rPr>
@@ -9955,7 +12460,7 @@
       <w:bookmarkStart w:id="132" w:name="_Toc144753409"/>
       <w:bookmarkStart w:id="133" w:name="_Toc144746940"/>
       <w:bookmarkStart w:id="134" w:name="_Toc515880902"/>
-      <w:bookmarkStart w:id="135" w:name="_Toc225586724"/>
+      <w:bookmarkStart w:id="135" w:name="_Toc225590623"/>
       <w:r>
         <w:lastRenderedPageBreak/>
         <w:t>Z</w:t>
@@ -9981,7 +12486,15 @@
         <w:spacing w:before="0"/>
       </w:pPr>
       <w:r>
-        <w:t>V teoretické části byly zmapovány principy šíření dlouhovlnného časového normálu a byly detailně specifikovány fyzikální i komunikační vlastnosti zvolených hardwarových komponent. Následný návrh hardwaru potvrdil napěťovou kompatibilitu modulu přijímače s logikou mikrokontroléru ATmega328P. Fyzická realizace prototypu na nepájivém poli ověřila správnost logického zapojení a bezproblémové fungování I2C sběrnice.</w:t>
+        <w:t xml:space="preserve">V teoretické části byly zmapovány principy šíření dlouhovlnného časového normálu a byly detailně specifikovány fyzikální i komunikační vlastnosti zvolených hardwarových komponent. Následný návrh hardwaru potvrdil napěťovou kompatibilitu modulu přijímače s logikou </w:t>
+      </w:r>
+      <w:proofErr w:type="spellStart"/>
+      <w:r>
+        <w:t>mikrokontroléru</w:t>
+      </w:r>
+      <w:proofErr w:type="spellEnd"/>
+      <w:r>
+        <w:t xml:space="preserve"> ATmega328P. Fyzická realizace prototypu na nepájivém poli ověřila správnost logického zapojení a bezproblémové fungování I2C sběrnice.</w:t>
       </w:r>
     </w:p>
     <w:p>
@@ -10005,7 +12518,15 @@
         <w:spacing w:before="0"/>
       </w:pPr>
       <w:r>
-        <w:t>Vytvořený prototyp představuje plně funkční a softwarově odladěný celek. Práce jako celek splnila svůj prvotní účel a úspěšně prokázala praktické použití teoretických znalostí z oblasti mikroelektrotechniky a programování hardwaru.</w:t>
+        <w:t xml:space="preserve">Vytvořený prototyp představuje plně funkční a softwarově odladěný celek. Práce jako celek splnila svůj prvotní účel a úspěšně prokázala praktické použití teoretických znalostí z oblasti </w:t>
+      </w:r>
+      <w:proofErr w:type="spellStart"/>
+      <w:r>
+        <w:t>mikroelektrotechniky</w:t>
+      </w:r>
+      <w:proofErr w:type="spellEnd"/>
+      <w:r>
+        <w:t xml:space="preserve"> a programování hardwaru.</w:t>
       </w:r>
     </w:p>
     <w:p>
@@ -10021,7 +12542,7 @@
       <w:bookmarkStart w:id="136" w:name="_Toc144753410"/>
       <w:bookmarkStart w:id="137" w:name="_Toc144746941"/>
       <w:bookmarkStart w:id="138" w:name="_Toc515880903"/>
-      <w:bookmarkStart w:id="139" w:name="_Toc225586725"/>
+      <w:bookmarkStart w:id="139" w:name="_Toc225590624"/>
       <w:r>
         <w:lastRenderedPageBreak/>
         <w:t>S</w:t>
@@ -10048,10 +12569,59 @@
           <w:i/>
           <w:iCs/>
         </w:rPr>
-        <w:t>DS3231: Extremely Accurate I²C-Integrated RTC/TCXO/Crystal</w:t>
-      </w:r>
-      <w:r>
-        <w:t xml:space="preserve">. Online. San Jose: Analog Devices, 2015. Dostupné z: </w:t>
+        <w:t xml:space="preserve">DS3231: </w:t>
+      </w:r>
+      <w:proofErr w:type="spellStart"/>
+      <w:r>
+        <w:rPr>
+          <w:i/>
+          <w:iCs/>
+        </w:rPr>
+        <w:t>Extremely</w:t>
+      </w:r>
+      <w:proofErr w:type="spellEnd"/>
+      <w:r>
+        <w:rPr>
+          <w:i/>
+          <w:iCs/>
+        </w:rPr>
+        <w:t xml:space="preserve"> </w:t>
+      </w:r>
+      <w:proofErr w:type="spellStart"/>
+      <w:r>
+        <w:rPr>
+          <w:i/>
+          <w:iCs/>
+        </w:rPr>
+        <w:t>Accurate</w:t>
+      </w:r>
+      <w:proofErr w:type="spellEnd"/>
+      <w:r>
+        <w:rPr>
+          <w:i/>
+          <w:iCs/>
+        </w:rPr>
+        <w:t xml:space="preserve"> I²C-Integrated RTC/TCXO/</w:t>
+      </w:r>
+      <w:proofErr w:type="spellStart"/>
+      <w:r>
+        <w:rPr>
+          <w:i/>
+          <w:iCs/>
+        </w:rPr>
+        <w:t>Crystal</w:t>
+      </w:r>
+      <w:proofErr w:type="spellEnd"/>
+      <w:r>
+        <w:t xml:space="preserve">. Online. San Jose: Analog </w:t>
+      </w:r>
+      <w:proofErr w:type="spellStart"/>
+      <w:r>
+        <w:t>Devices</w:t>
+      </w:r>
+      <w:proofErr w:type="spellEnd"/>
+      <w:r>
+        <w:t xml:space="preserve">, 2015. Dostupné z: </w:t>
       </w:r>
       <w:hyperlink r:id="rId27" w:tgtFrame="_blank" w:history="1">
         <w:r>
@@ -10084,15 +12654,41 @@
       </w:pPr>
       <w:bookmarkStart w:id="141" w:name="_Ref225322515"/>
       <w:r>
-        <w:t xml:space="preserve">ELENBAAS, Thijs. </w:t>
-      </w:r>
+        <w:t xml:space="preserve">ELENBAAS, </w:t>
+      </w:r>
+      <w:proofErr w:type="spellStart"/>
+      <w:r>
+        <w:t>Thijs</w:t>
+      </w:r>
+      <w:proofErr w:type="spellEnd"/>
+      <w:r>
+        <w:t xml:space="preserve">. </w:t>
+      </w:r>
+      <w:proofErr w:type="spellStart"/>
       <w:r>
         <w:rPr>
           <w:i/>
           <w:iCs/>
         </w:rPr>
-        <w:t>Arduino DCF77 library</w:t>
-      </w:r>
+        <w:t>Arduino</w:t>
+      </w:r>
+      <w:proofErr w:type="spellEnd"/>
+      <w:r>
+        <w:rPr>
+          <w:i/>
+          <w:iCs/>
+        </w:rPr>
+        <w:t xml:space="preserve"> DCF77 </w:t>
+      </w:r>
+      <w:proofErr w:type="spellStart"/>
+      <w:r>
+        <w:rPr>
+          <w:i/>
+          <w:iCs/>
+        </w:rPr>
+        <w:t>library</w:t>
+      </w:r>
+      <w:proofErr w:type="spellEnd"/>
       <w:r>
         <w:t xml:space="preserve">. Online. GitHub, 2020. Dostupné z: </w:t>
       </w:r>
@@ -10133,10 +12729,35 @@
           <w:i/>
           <w:iCs/>
         </w:rPr>
-        <w:t>ATmega328P Datasheet</w:t>
-      </w:r>
-      <w:r>
-        <w:t xml:space="preserve">. Online. Chandler: Microchip Technology, 2018. Dostupné z: </w:t>
+        <w:t xml:space="preserve">ATmega328P </w:t>
+      </w:r>
+      <w:proofErr w:type="spellStart"/>
+      <w:r>
+        <w:rPr>
+          <w:i/>
+          <w:iCs/>
+        </w:rPr>
+        <w:t>Datasheet</w:t>
+      </w:r>
+      <w:proofErr w:type="spellEnd"/>
+      <w:r>
+        <w:t xml:space="preserve">. Online. </w:t>
+      </w:r>
+      <w:proofErr w:type="spellStart"/>
+      <w:r>
+        <w:t>Chandler</w:t>
+      </w:r>
+      <w:proofErr w:type="spellEnd"/>
+      <w:r>
+        <w:t xml:space="preserve">: </w:t>
+      </w:r>
+      <w:proofErr w:type="spellStart"/>
+      <w:r>
+        <w:t>Microchip</w:t>
+      </w:r>
+      <w:proofErr w:type="spellEnd"/>
+      <w:r>
+        <w:t xml:space="preserve"> Technology, 2018. Dostupné z: </w:t>
       </w:r>
       <w:hyperlink r:id="rId29" w:history="1">
         <w:r>
@@ -10175,10 +12796,43 @@
           <w:i/>
           <w:iCs/>
         </w:rPr>
-        <w:t>I2C-bus specification and user manual</w:t>
-      </w:r>
-      <w:r>
-        <w:t xml:space="preserve">. Online. Eindhoven: NXP Semiconductors, 2021. Dostupné z: </w:t>
+        <w:t xml:space="preserve">I2C-bus </w:t>
+      </w:r>
+      <w:proofErr w:type="spellStart"/>
+      <w:r>
+        <w:rPr>
+          <w:i/>
+          <w:iCs/>
+        </w:rPr>
+        <w:t>specification</w:t>
+      </w:r>
+      <w:proofErr w:type="spellEnd"/>
+      <w:r>
+        <w:rPr>
+          <w:i/>
+          <w:iCs/>
+        </w:rPr>
+        <w:t xml:space="preserve"> and user </w:t>
+      </w:r>
+      <w:proofErr w:type="spellStart"/>
+      <w:r>
+        <w:rPr>
+          <w:i/>
+          <w:iCs/>
+        </w:rPr>
+        <w:t>manual</w:t>
+      </w:r>
+      <w:proofErr w:type="spellEnd"/>
+      <w:r>
+        <w:t xml:space="preserve">. Online. Eindhoven: NXP </w:t>
+      </w:r>
+      <w:proofErr w:type="spellStart"/>
+      <w:r>
+        <w:t>Semiconductors</w:t>
+      </w:r>
+      <w:proofErr w:type="spellEnd"/>
+      <w:r>
+        <w:t xml:space="preserve">, 2021. Dostupné z: </w:t>
       </w:r>
       <w:hyperlink r:id="rId30" w:tgtFrame="_blank" w:history="1">
         <w:r>
@@ -10217,10 +12871,138 @@
           <w:i/>
           <w:iCs/>
         </w:rPr>
-        <w:t>DCF77: The legal time of the Federal Republic of Germany</w:t>
-      </w:r>
-      <w:r>
-        <w:t xml:space="preserve">. Online. Braunschweig: Physikalisch-Technische Bundesanstalt, 2024. Dostupné z: </w:t>
+        <w:t xml:space="preserve">DCF77: </w:t>
+      </w:r>
+      <w:proofErr w:type="spellStart"/>
+      <w:r>
+        <w:rPr>
+          <w:i/>
+          <w:iCs/>
+        </w:rPr>
+        <w:t>The</w:t>
+      </w:r>
+      <w:proofErr w:type="spellEnd"/>
+      <w:r>
+        <w:rPr>
+          <w:i/>
+          <w:iCs/>
+        </w:rPr>
+        <w:t xml:space="preserve"> </w:t>
+      </w:r>
+      <w:proofErr w:type="spellStart"/>
+      <w:r>
+        <w:rPr>
+          <w:i/>
+          <w:iCs/>
+        </w:rPr>
+        <w:t>legal</w:t>
+      </w:r>
+      <w:proofErr w:type="spellEnd"/>
+      <w:r>
+        <w:rPr>
+          <w:i/>
+          <w:iCs/>
+        </w:rPr>
+        <w:t xml:space="preserve"> </w:t>
+      </w:r>
+      <w:proofErr w:type="spellStart"/>
+      <w:r>
+        <w:rPr>
+          <w:i/>
+          <w:iCs/>
+        </w:rPr>
+        <w:t>time</w:t>
+      </w:r>
+      <w:proofErr w:type="spellEnd"/>
+      <w:r>
+        <w:rPr>
+          <w:i/>
+          <w:iCs/>
+        </w:rPr>
+        <w:t xml:space="preserve"> </w:t>
+      </w:r>
+      <w:proofErr w:type="spellStart"/>
+      <w:r>
+        <w:rPr>
+          <w:i/>
+          <w:iCs/>
+        </w:rPr>
+        <w:t>of</w:t>
+      </w:r>
+      <w:proofErr w:type="spellEnd"/>
+      <w:r>
+        <w:rPr>
+          <w:i/>
+          <w:iCs/>
+        </w:rPr>
+        <w:t xml:space="preserve"> </w:t>
+      </w:r>
+      <w:proofErr w:type="spellStart"/>
+      <w:r>
+        <w:rPr>
+          <w:i/>
+          <w:iCs/>
+        </w:rPr>
+        <w:t>the</w:t>
+      </w:r>
+      <w:proofErr w:type="spellEnd"/>
+      <w:r>
+        <w:rPr>
+          <w:i/>
+          <w:iCs/>
+        </w:rPr>
+        <w:t xml:space="preserve"> </w:t>
+      </w:r>
+      <w:proofErr w:type="spellStart"/>
+      <w:r>
+        <w:rPr>
+          <w:i/>
+          <w:iCs/>
+        </w:rPr>
+        <w:t>Federal</w:t>
+      </w:r>
+      <w:proofErr w:type="spellEnd"/>
+      <w:r>
+        <w:rPr>
+          <w:i/>
+          <w:iCs/>
+        </w:rPr>
+        <w:t xml:space="preserve"> Republic </w:t>
+      </w:r>
+      <w:proofErr w:type="spellStart"/>
+      <w:r>
+        <w:rPr>
+          <w:i/>
+          <w:iCs/>
+        </w:rPr>
+        <w:t>of</w:t>
+      </w:r>
+      <w:proofErr w:type="spellEnd"/>
+      <w:r>
+        <w:rPr>
+          <w:i/>
+          <w:iCs/>
+        </w:rPr>
+        <w:t xml:space="preserve"> Germany</w:t>
+      </w:r>
+      <w:r>
+        <w:t xml:space="preserve">. Online. Braunschweig: </w:t>
+      </w:r>
+      <w:proofErr w:type="spellStart"/>
+      <w:r>
+        <w:t>Physikalisch-Technische</w:t>
+      </w:r>
+      <w:proofErr w:type="spellEnd"/>
+      <w:r>
+        <w:t xml:space="preserve"> </w:t>
+      </w:r>
+      <w:proofErr w:type="spellStart"/>
+      <w:r>
+        <w:t>Bundesanstalt</w:t>
+      </w:r>
+      <w:proofErr w:type="spellEnd"/>
+      <w:r>
+        <w:t xml:space="preserve">, 2024. Dostupné z: </w:t>
       </w:r>
       <w:hyperlink r:id="rId31" w:tgtFrame="_blank" w:history="1">
         <w:r>
@@ -10260,8 +13042,49 @@
           <w:i/>
           <w:iCs/>
         </w:rPr>
-        <w:t>Time Library for Arduino</w:t>
-      </w:r>
+        <w:t xml:space="preserve">Time </w:t>
+      </w:r>
+      <w:proofErr w:type="spellStart"/>
+      <w:r>
+        <w:rPr>
+          <w:i/>
+          <w:iCs/>
+        </w:rPr>
+        <w:t>Library</w:t>
+      </w:r>
+      <w:proofErr w:type="spellEnd"/>
+      <w:r>
+        <w:rPr>
+          <w:i/>
+          <w:iCs/>
+        </w:rPr>
+        <w:t xml:space="preserve"> </w:t>
+      </w:r>
+      <w:proofErr w:type="spellStart"/>
+      <w:r>
+        <w:rPr>
+          <w:i/>
+          <w:iCs/>
+        </w:rPr>
+        <w:t>for</w:t>
+      </w:r>
+      <w:proofErr w:type="spellEnd"/>
+      <w:r>
+        <w:rPr>
+          <w:i/>
+          <w:iCs/>
+        </w:rPr>
+        <w:t xml:space="preserve"> </w:t>
+      </w:r>
+      <w:proofErr w:type="spellStart"/>
+      <w:r>
+        <w:rPr>
+          <w:i/>
+          <w:iCs/>
+        </w:rPr>
+        <w:t>Arduino</w:t>
+      </w:r>
+      <w:proofErr w:type="spellEnd"/>
       <w:r>
         <w:t xml:space="preserve">. Online. GitHub, 2023. Dostupné z: </w:t>
       </w:r>
@@ -10301,10 +13124,90 @@
           <w:i/>
           <w:iCs/>
         </w:rPr>
-        <w:t>HD44780U (LCD-II) Dot Matrix Liquid Crystal Display Controller/Driver</w:t>
-      </w:r>
-      <w:r>
-        <w:t xml:space="preserve">. Online. Tokyo: Hitachi, 1999. Dostupné z: </w:t>
+        <w:t xml:space="preserve">HD44780U (LCD-II) </w:t>
+      </w:r>
+      <w:proofErr w:type="spellStart"/>
+      <w:r>
+        <w:rPr>
+          <w:i/>
+          <w:iCs/>
+        </w:rPr>
+        <w:t>Dot</w:t>
+      </w:r>
+      <w:proofErr w:type="spellEnd"/>
+      <w:r>
+        <w:rPr>
+          <w:i/>
+          <w:iCs/>
+        </w:rPr>
+        <w:t xml:space="preserve"> Matrix </w:t>
+      </w:r>
+      <w:proofErr w:type="spellStart"/>
+      <w:r>
+        <w:rPr>
+          <w:i/>
+          <w:iCs/>
+        </w:rPr>
+        <w:t>Liquid</w:t>
+      </w:r>
+      <w:proofErr w:type="spellEnd"/>
+      <w:r>
+        <w:rPr>
+          <w:i/>
+          <w:iCs/>
+        </w:rPr>
+        <w:t xml:space="preserve"> </w:t>
+      </w:r>
+      <w:proofErr w:type="spellStart"/>
+      <w:r>
+        <w:rPr>
+          <w:i/>
+          <w:iCs/>
+        </w:rPr>
+        <w:t>Crystal</w:t>
+      </w:r>
+      <w:proofErr w:type="spellEnd"/>
+      <w:r>
+        <w:rPr>
+          <w:i/>
+          <w:iCs/>
+        </w:rPr>
+        <w:t xml:space="preserve"> Display </w:t>
+      </w:r>
+      <w:proofErr w:type="spellStart"/>
+      <w:r>
+        <w:rPr>
+          <w:i/>
+          <w:iCs/>
+        </w:rPr>
+        <w:t>Controller</w:t>
+      </w:r>
+      <w:proofErr w:type="spellEnd"/>
+      <w:r>
+        <w:rPr>
+          <w:i/>
+          <w:iCs/>
+        </w:rPr>
+        <w:t>/Driver</w:t>
+      </w:r>
+      <w:r>
+        <w:t xml:space="preserve">. Online. </w:t>
+      </w:r>
+      <w:proofErr w:type="spellStart"/>
+      <w:r>
+        <w:t>Tokyo</w:t>
+      </w:r>
+      <w:proofErr w:type="spellEnd"/>
+      <w:r>
+        <w:t xml:space="preserve">: </w:t>
+      </w:r>
+      <w:proofErr w:type="spellStart"/>
+      <w:r>
+        <w:t>Hitachi</w:t>
+      </w:r>
+      <w:proofErr w:type="spellEnd"/>
+      <w:r>
+        <w:t xml:space="preserve">, 1999. Dostupné z: </w:t>
       </w:r>
       <w:hyperlink r:id="rId33" w:tgtFrame="_blank" w:history="1">
         <w:r>
@@ -10337,15 +13240,96 @@
       <w:r>
         <w:t xml:space="preserve">MURATA. </w:t>
       </w:r>
+      <w:proofErr w:type="spellStart"/>
       <w:r>
         <w:rPr>
           <w:i/>
           <w:iCs/>
         </w:rPr>
-        <w:t>Piezoelectric Sound Components (Buzzer)</w:t>
-      </w:r>
-      <w:r>
-        <w:t xml:space="preserve">. Online. Kyoto: Murata Manufacturing, 2019. Dostupné z: </w:t>
+        <w:t>Piezoelectric</w:t>
+      </w:r>
+      <w:proofErr w:type="spellEnd"/>
+      <w:r>
+        <w:rPr>
+          <w:i/>
+          <w:iCs/>
+        </w:rPr>
+        <w:t xml:space="preserve"> </w:t>
+      </w:r>
+      <w:proofErr w:type="spellStart"/>
+      <w:r>
+        <w:rPr>
+          <w:i/>
+          <w:iCs/>
+        </w:rPr>
+        <w:t>Sound</w:t>
+      </w:r>
+      <w:proofErr w:type="spellEnd"/>
+      <w:r>
+        <w:rPr>
+          <w:i/>
+          <w:iCs/>
+        </w:rPr>
+        <w:t xml:space="preserve"> </w:t>
+      </w:r>
+      <w:proofErr w:type="spellStart"/>
+      <w:r>
+        <w:rPr>
+          <w:i/>
+          <w:iCs/>
+        </w:rPr>
+        <w:t>Components</w:t>
+      </w:r>
+      <w:proofErr w:type="spellEnd"/>
+      <w:r>
+        <w:rPr>
+          <w:i/>
+          <w:iCs/>
+        </w:rPr>
+        <w:t xml:space="preserve"> (</w:t>
+      </w:r>
+      <w:proofErr w:type="spellStart"/>
+      <w:r>
+        <w:rPr>
+          <w:i/>
+          <w:iCs/>
+        </w:rPr>
+        <w:t>Buzzer</w:t>
+      </w:r>
+      <w:proofErr w:type="spellEnd"/>
+      <w:r>
+        <w:rPr>
+          <w:i/>
+          <w:iCs/>
+        </w:rPr>
+        <w:t>)</w:t>
+      </w:r>
+      <w:r>
+        <w:t xml:space="preserve">. Online. </w:t>
+      </w:r>
+      <w:proofErr w:type="spellStart"/>
+      <w:r>
+        <w:t>Kyoto</w:t>
+      </w:r>
+      <w:proofErr w:type="spellEnd"/>
+      <w:r>
+        <w:t xml:space="preserve">: </w:t>
+      </w:r>
+      <w:proofErr w:type="spellStart"/>
+      <w:r>
+        <w:t>Murata</w:t>
+      </w:r>
+      <w:proofErr w:type="spellEnd"/>
+      <w:r>
+        <w:t xml:space="preserve"> </w:t>
+      </w:r>
+      <w:proofErr w:type="spellStart"/>
+      <w:r>
+        <w:t>Manufacturing</w:t>
+      </w:r>
+      <w:proofErr w:type="spellEnd"/>
+      <w:r>
+        <w:t xml:space="preserve">, 2019. Dostupné z: </w:t>
       </w:r>
       <w:hyperlink r:id="rId34" w:tgtFrame="_blank" w:history="1">
         <w:r>
@@ -10383,10 +13367,66 @@
           <w:i/>
           <w:iCs/>
         </w:rPr>
-        <w:t>PCF8574 Remote 8-bit I/O expander for I2C-bus</w:t>
-      </w:r>
-      <w:r>
-        <w:t xml:space="preserve">. Online. Eindhoven: NXP Semiconductors, 2013. Dostupné z: </w:t>
+        <w:t xml:space="preserve">PCF8574 </w:t>
+      </w:r>
+      <w:proofErr w:type="spellStart"/>
+      <w:r>
+        <w:rPr>
+          <w:i/>
+          <w:iCs/>
+        </w:rPr>
+        <w:t>Remote</w:t>
+      </w:r>
+      <w:proofErr w:type="spellEnd"/>
+      <w:r>
+        <w:rPr>
+          <w:i/>
+          <w:iCs/>
+        </w:rPr>
+        <w:t xml:space="preserve"> 8-bit I/O </w:t>
+      </w:r>
+      <w:proofErr w:type="spellStart"/>
+      <w:r>
+        <w:rPr>
+          <w:i/>
+          <w:iCs/>
+        </w:rPr>
+        <w:t>expander</w:t>
+      </w:r>
+      <w:proofErr w:type="spellEnd"/>
+      <w:r>
+        <w:rPr>
+          <w:i/>
+          <w:iCs/>
+        </w:rPr>
+        <w:t xml:space="preserve"> </w:t>
+      </w:r>
+      <w:proofErr w:type="spellStart"/>
+      <w:r>
+        <w:rPr>
+          <w:i/>
+          <w:iCs/>
+        </w:rPr>
+        <w:t>for</w:t>
+      </w:r>
+      <w:proofErr w:type="spellEnd"/>
+      <w:r>
+        <w:rPr>
+          <w:i/>
+          <w:iCs/>
+        </w:rPr>
+        <w:t xml:space="preserve"> I2C-bus</w:t>
+      </w:r>
+      <w:r>
+        <w:t xml:space="preserve">. Online. Eindhoven: NXP </w:t>
+      </w:r>
+      <w:proofErr w:type="spellStart"/>
+      <w:r>
+        <w:t>Semiconductors</w:t>
+      </w:r>
+      <w:proofErr w:type="spellEnd"/>
+      <w:r>
+        <w:t xml:space="preserve">, 2013. Dostupné z: </w:t>
       </w:r>
       <w:hyperlink r:id="rId35" w:tgtFrame="_blank" w:history="1">
         <w:r>
@@ -10421,7 +13461,7 @@
       <w:bookmarkStart w:id="149" w:name="_Toc144753411"/>
       <w:bookmarkStart w:id="150" w:name="_Toc144746942"/>
       <w:bookmarkStart w:id="151" w:name="_Toc515880904"/>
-      <w:bookmarkStart w:id="152" w:name="_Toc225586726"/>
+      <w:bookmarkStart w:id="152" w:name="_Toc225590625"/>
       <w:r>
         <w:lastRenderedPageBreak/>
         <w:t>S</w:t>
@@ -10584,8 +13624,16 @@
               <w:rPr>
                 <w:sz w:val="20"/>
               </w:rPr>
-              <w:t>Rodina 8bitových mikrokontrolérů</w:t>
-            </w:r>
+              <w:t xml:space="preserve">Rodina 8bitových </w:t>
+            </w:r>
+            <w:proofErr w:type="spellStart"/>
+            <w:r>
+              <w:rPr>
+                <w:sz w:val="20"/>
+              </w:rPr>
+              <w:t>mikrokontrolérů</w:t>
+            </w:r>
+            <w:proofErr w:type="spellEnd"/>
           </w:p>
         </w:tc>
       </w:tr>
@@ -10629,8 +13677,30 @@
               <w:rPr>
                 <w:sz w:val="20"/>
               </w:rPr>
-              <w:t>Binary-Coded Decimal</w:t>
-            </w:r>
+              <w:t>Binary-</w:t>
+            </w:r>
+            <w:proofErr w:type="spellStart"/>
+            <w:r>
+              <w:rPr>
+                <w:sz w:val="20"/>
+              </w:rPr>
+              <w:t>Coded</w:t>
+            </w:r>
+            <w:proofErr w:type="spellEnd"/>
+            <w:r>
+              <w:rPr>
+                <w:sz w:val="20"/>
+              </w:rPr>
+              <w:t xml:space="preserve"> </w:t>
+            </w:r>
+            <w:proofErr w:type="spellStart"/>
+            <w:r>
+              <w:rPr>
+                <w:sz w:val="20"/>
+              </w:rPr>
+              <w:t>Decimal</w:t>
+            </w:r>
+            <w:proofErr w:type="spellEnd"/>
           </w:p>
         </w:tc>
       </w:tr>
@@ -10716,12 +13786,70 @@
                 <w:sz w:val="20"/>
               </w:rPr>
             </w:pPr>
+            <w:proofErr w:type="spellStart"/>
             <w:r>
               <w:rPr>
                 <w:sz w:val="20"/>
               </w:rPr>
-              <w:t>Electrically Erasable Programmable Read-Only Memory</w:t>
-            </w:r>
+              <w:t>Electrically</w:t>
+            </w:r>
+            <w:proofErr w:type="spellEnd"/>
+            <w:r>
+              <w:rPr>
+                <w:sz w:val="20"/>
+              </w:rPr>
+              <w:t xml:space="preserve"> </w:t>
+            </w:r>
+            <w:proofErr w:type="spellStart"/>
+            <w:r>
+              <w:rPr>
+                <w:sz w:val="20"/>
+              </w:rPr>
+              <w:t>Erasable</w:t>
+            </w:r>
+            <w:proofErr w:type="spellEnd"/>
+            <w:r>
+              <w:rPr>
+                <w:sz w:val="20"/>
+              </w:rPr>
+              <w:t xml:space="preserve"> </w:t>
+            </w:r>
+            <w:proofErr w:type="spellStart"/>
+            <w:r>
+              <w:rPr>
+                <w:sz w:val="20"/>
+              </w:rPr>
+              <w:t>Programmable</w:t>
+            </w:r>
+            <w:proofErr w:type="spellEnd"/>
+            <w:r>
+              <w:rPr>
+                <w:sz w:val="20"/>
+              </w:rPr>
+              <w:t xml:space="preserve"> </w:t>
+            </w:r>
+            <w:proofErr w:type="spellStart"/>
+            <w:r>
+              <w:rPr>
+                <w:sz w:val="20"/>
+              </w:rPr>
+              <w:t>Read-Only</w:t>
+            </w:r>
+            <w:proofErr w:type="spellEnd"/>
+            <w:r>
+              <w:rPr>
+                <w:sz w:val="20"/>
+              </w:rPr>
+              <w:t xml:space="preserve"> </w:t>
+            </w:r>
+            <w:proofErr w:type="spellStart"/>
+            <w:r>
+              <w:rPr>
+                <w:sz w:val="20"/>
+              </w:rPr>
+              <w:t>Memory</w:t>
+            </w:r>
+            <w:proofErr w:type="spellEnd"/>
           </w:p>
         </w:tc>
       </w:tr>
@@ -10761,12 +13889,42 @@
                 <w:sz w:val="20"/>
               </w:rPr>
             </w:pPr>
+            <w:proofErr w:type="spellStart"/>
             <w:r>
               <w:rPr>
                 <w:sz w:val="20"/>
               </w:rPr>
-              <w:t>Finite State Machine</w:t>
-            </w:r>
+              <w:t>Finite</w:t>
+            </w:r>
+            <w:proofErr w:type="spellEnd"/>
+            <w:r>
+              <w:rPr>
+                <w:sz w:val="20"/>
+              </w:rPr>
+              <w:t xml:space="preserve"> </w:t>
+            </w:r>
+            <w:proofErr w:type="spellStart"/>
+            <w:r>
+              <w:rPr>
+                <w:sz w:val="20"/>
+              </w:rPr>
+              <w:t>State</w:t>
+            </w:r>
+            <w:proofErr w:type="spellEnd"/>
+            <w:r>
+              <w:rPr>
+                <w:sz w:val="20"/>
+              </w:rPr>
+              <w:t xml:space="preserve"> </w:t>
+            </w:r>
+            <w:proofErr w:type="spellStart"/>
+            <w:r>
+              <w:rPr>
+                <w:sz w:val="20"/>
+              </w:rPr>
+              <w:t>Machine</w:t>
+            </w:r>
+            <w:proofErr w:type="spellEnd"/>
           </w:p>
         </w:tc>
       </w:tr>
@@ -10806,12 +13964,14 @@
                 <w:sz w:val="20"/>
               </w:rPr>
             </w:pPr>
+            <w:proofErr w:type="spellStart"/>
             <w:r>
               <w:rPr>
                 <w:sz w:val="20"/>
               </w:rPr>
               <w:t>Ground</w:t>
             </w:r>
+            <w:proofErr w:type="spellEnd"/>
           </w:p>
         </w:tc>
       </w:tr>
@@ -10900,8 +14060,30 @@
               <w:rPr>
                 <w:sz w:val="20"/>
               </w:rPr>
-              <w:t>Inter-Integrated Circuit</w:t>
-            </w:r>
+              <w:t>Inter-</w:t>
+            </w:r>
+            <w:proofErr w:type="spellStart"/>
+            <w:r>
+              <w:rPr>
+                <w:sz w:val="20"/>
+              </w:rPr>
+              <w:t>Integrated</w:t>
+            </w:r>
+            <w:proofErr w:type="spellEnd"/>
+            <w:r>
+              <w:rPr>
+                <w:sz w:val="20"/>
+              </w:rPr>
+              <w:t xml:space="preserve"> </w:t>
+            </w:r>
+            <w:proofErr w:type="spellStart"/>
+            <w:r>
+              <w:rPr>
+                <w:sz w:val="20"/>
+              </w:rPr>
+              <w:t>Circuit</w:t>
+            </w:r>
+            <w:proofErr w:type="spellEnd"/>
           </w:p>
         </w:tc>
       </w:tr>
@@ -10941,12 +14123,28 @@
                 <w:sz w:val="20"/>
               </w:rPr>
             </w:pPr>
+            <w:proofErr w:type="spellStart"/>
             <w:r>
               <w:rPr>
                 <w:sz w:val="20"/>
               </w:rPr>
-              <w:t>External Interrupt</w:t>
-            </w:r>
+              <w:t>External</w:t>
+            </w:r>
+            <w:proofErr w:type="spellEnd"/>
+            <w:r>
+              <w:rPr>
+                <w:sz w:val="20"/>
+              </w:rPr>
+              <w:t xml:space="preserve"> </w:t>
+            </w:r>
+            <w:proofErr w:type="spellStart"/>
+            <w:r>
+              <w:rPr>
+                <w:sz w:val="20"/>
+              </w:rPr>
+              <w:t>Interrupt</w:t>
+            </w:r>
+            <w:proofErr w:type="spellEnd"/>
           </w:p>
         </w:tc>
       </w:tr>
@@ -10986,12 +14184,42 @@
                 <w:sz w:val="20"/>
               </w:rPr>
             </w:pPr>
+            <w:proofErr w:type="spellStart"/>
             <w:r>
               <w:rPr>
                 <w:sz w:val="20"/>
               </w:rPr>
-              <w:t>Interrupt Service Routine</w:t>
-            </w:r>
+              <w:t>Interrupt</w:t>
+            </w:r>
+            <w:proofErr w:type="spellEnd"/>
+            <w:r>
+              <w:rPr>
+                <w:sz w:val="20"/>
+              </w:rPr>
+              <w:t xml:space="preserve"> </w:t>
+            </w:r>
+            <w:proofErr w:type="spellStart"/>
+            <w:r>
+              <w:rPr>
+                <w:sz w:val="20"/>
+              </w:rPr>
+              <w:t>Service</w:t>
+            </w:r>
+            <w:proofErr w:type="spellEnd"/>
+            <w:r>
+              <w:rPr>
+                <w:sz w:val="20"/>
+              </w:rPr>
+              <w:t xml:space="preserve"> </w:t>
+            </w:r>
+            <w:proofErr w:type="spellStart"/>
+            <w:r>
+              <w:rPr>
+                <w:sz w:val="20"/>
+              </w:rPr>
+              <w:t>Routine</w:t>
+            </w:r>
+            <w:proofErr w:type="spellEnd"/>
           </w:p>
         </w:tc>
       </w:tr>
@@ -11076,11 +14304,33 @@
                 <w:sz w:val="20"/>
               </w:rPr>
             </w:pPr>
+            <w:proofErr w:type="spellStart"/>
             <w:r>
               <w:rPr>
                 <w:sz w:val="20"/>
               </w:rPr>
-              <w:t>Liquid Crystal Display</w:t>
+              <w:t>Liquid</w:t>
+            </w:r>
+            <w:proofErr w:type="spellEnd"/>
+            <w:r>
+              <w:rPr>
+                <w:sz w:val="20"/>
+              </w:rPr>
+              <w:t xml:space="preserve"> </w:t>
+            </w:r>
+            <w:proofErr w:type="spellStart"/>
+            <w:r>
+              <w:rPr>
+                <w:sz w:val="20"/>
+              </w:rPr>
+              <w:t>Crystal</w:t>
+            </w:r>
+            <w:proofErr w:type="spellEnd"/>
+            <w:r>
+              <w:rPr>
+                <w:sz w:val="20"/>
+              </w:rPr>
+              <w:t xml:space="preserve"> Display</w:t>
             </w:r>
           </w:p>
         </w:tc>
@@ -11101,12 +14351,14 @@
                 <w:sz w:val="20"/>
               </w:rPr>
             </w:pPr>
+            <w:proofErr w:type="spellStart"/>
             <w:r>
               <w:rPr>
                 <w:sz w:val="20"/>
               </w:rPr>
               <w:t>ms</w:t>
             </w:r>
+            <w:proofErr w:type="spellEnd"/>
           </w:p>
         </w:tc>
         <w:tc>
@@ -11166,11 +14418,19 @@
                 <w:sz w:val="20"/>
               </w:rPr>
             </w:pPr>
+            <w:proofErr w:type="spellStart"/>
             <w:r>
               <w:rPr>
                 <w:sz w:val="20"/>
               </w:rPr>
-              <w:t>Power On</w:t>
+              <w:t>Power</w:t>
+            </w:r>
+            <w:proofErr w:type="spellEnd"/>
+            <w:r>
+              <w:rPr>
+                <w:sz w:val="20"/>
+              </w:rPr>
+              <w:t xml:space="preserve"> On</w:t>
             </w:r>
           </w:p>
         </w:tc>
@@ -11191,12 +14451,14 @@
                 <w:sz w:val="20"/>
               </w:rPr>
             </w:pPr>
+            <w:proofErr w:type="spellStart"/>
             <w:r>
               <w:rPr>
                 <w:sz w:val="20"/>
               </w:rPr>
               <w:t>ppm</w:t>
             </w:r>
+            <w:proofErr w:type="spellEnd"/>
           </w:p>
         </w:tc>
         <w:tc>
@@ -11211,12 +14473,28 @@
                 <w:sz w:val="20"/>
               </w:rPr>
             </w:pPr>
+            <w:proofErr w:type="spellStart"/>
             <w:r>
               <w:rPr>
                 <w:sz w:val="20"/>
               </w:rPr>
-              <w:t>Parts per million</w:t>
-            </w:r>
+              <w:t>Parts</w:t>
+            </w:r>
+            <w:proofErr w:type="spellEnd"/>
+            <w:r>
+              <w:rPr>
+                <w:sz w:val="20"/>
+              </w:rPr>
+              <w:t xml:space="preserve"> per </w:t>
+            </w:r>
+            <w:proofErr w:type="spellStart"/>
+            <w:r>
+              <w:rPr>
+                <w:sz w:val="20"/>
+              </w:rPr>
+              <w:t>million</w:t>
+            </w:r>
+            <w:proofErr w:type="spellEnd"/>
           </w:p>
         </w:tc>
       </w:tr>
@@ -11257,12 +14535,21 @@
                 <w:sz w:val="20"/>
               </w:rPr>
             </w:pPr>
+            <w:proofErr w:type="spellStart"/>
             <w:r>
               <w:rPr>
                 <w:sz w:val="20"/>
               </w:rPr>
-              <w:t xml:space="preserve">Physikalisch-Technische </w:t>
-            </w:r>
+              <w:t>Physikalisch-Technische</w:t>
+            </w:r>
+            <w:proofErr w:type="spellEnd"/>
+            <w:r>
+              <w:rPr>
+                <w:sz w:val="20"/>
+              </w:rPr>
+              <w:t xml:space="preserve"> </w:t>
+            </w:r>
+            <w:proofErr w:type="spellStart"/>
             <w:r>
               <w:rPr>
                 <w:sz w:val="20"/>
@@ -11270,6 +14557,7 @@
               <w:lastRenderedPageBreak/>
               <w:t>Bundesanstalt</w:t>
             </w:r>
+            <w:proofErr w:type="spellEnd"/>
           </w:p>
         </w:tc>
       </w:tr>
@@ -11293,6 +14581,7 @@
               <w:rPr>
                 <w:sz w:val="20"/>
               </w:rPr>
+              <w:lastRenderedPageBreak/>
               <w:t>PWM</w:t>
             </w:r>
           </w:p>
@@ -11313,8 +14602,30 @@
               <w:rPr>
                 <w:sz w:val="20"/>
               </w:rPr>
-              <w:t>Pulse Width Modulation</w:t>
-            </w:r>
+              <w:t xml:space="preserve">Pulse </w:t>
+            </w:r>
+            <w:proofErr w:type="spellStart"/>
+            <w:r>
+              <w:rPr>
+                <w:sz w:val="20"/>
+              </w:rPr>
+              <w:t>Width</w:t>
+            </w:r>
+            <w:proofErr w:type="spellEnd"/>
+            <w:r>
+              <w:rPr>
+                <w:sz w:val="20"/>
+              </w:rPr>
+              <w:t xml:space="preserve"> </w:t>
+            </w:r>
+            <w:proofErr w:type="spellStart"/>
+            <w:r>
+              <w:rPr>
+                <w:sz w:val="20"/>
+              </w:rPr>
+              <w:t>Modulation</w:t>
+            </w:r>
+            <w:proofErr w:type="spellEnd"/>
           </w:p>
         </w:tc>
       </w:tr>
@@ -11358,8 +14669,16 @@
               <w:rPr>
                 <w:sz w:val="20"/>
               </w:rPr>
-              <w:t>Real-Time Clock</w:t>
-            </w:r>
+              <w:t xml:space="preserve">Real-Time </w:t>
+            </w:r>
+            <w:proofErr w:type="spellStart"/>
+            <w:r>
+              <w:rPr>
+                <w:sz w:val="20"/>
+              </w:rPr>
+              <w:t>Clock</w:t>
+            </w:r>
+            <w:proofErr w:type="spellEnd"/>
           </w:p>
         </w:tc>
       </w:tr>
@@ -11399,12 +14718,28 @@
                 <w:sz w:val="20"/>
               </w:rPr>
             </w:pPr>
+            <w:proofErr w:type="spellStart"/>
             <w:r>
               <w:rPr>
                 <w:sz w:val="20"/>
               </w:rPr>
-              <w:t>Serial Clock</w:t>
-            </w:r>
+              <w:t>Serial</w:t>
+            </w:r>
+            <w:proofErr w:type="spellEnd"/>
+            <w:r>
+              <w:rPr>
+                <w:sz w:val="20"/>
+              </w:rPr>
+              <w:t xml:space="preserve"> </w:t>
+            </w:r>
+            <w:proofErr w:type="spellStart"/>
+            <w:r>
+              <w:rPr>
+                <w:sz w:val="20"/>
+              </w:rPr>
+              <w:t>Clock</w:t>
+            </w:r>
+            <w:proofErr w:type="spellEnd"/>
           </w:p>
         </w:tc>
       </w:tr>
@@ -11444,11 +14779,19 @@
                 <w:sz w:val="20"/>
               </w:rPr>
             </w:pPr>
+            <w:proofErr w:type="spellStart"/>
             <w:r>
               <w:rPr>
                 <w:sz w:val="20"/>
               </w:rPr>
-              <w:t>Serial Data</w:t>
+              <w:t>Serial</w:t>
+            </w:r>
+            <w:proofErr w:type="spellEnd"/>
+            <w:r>
+              <w:rPr>
+                <w:sz w:val="20"/>
+              </w:rPr>
+              <w:t xml:space="preserve"> Data</w:t>
             </w:r>
           </w:p>
         </w:tc>
@@ -11494,8 +14837,30 @@
               <w:rPr>
                 <w:sz w:val="20"/>
               </w:rPr>
-              <w:t>Static Random-Access Memory</w:t>
-            </w:r>
+              <w:t xml:space="preserve">Static </w:t>
+            </w:r>
+            <w:proofErr w:type="spellStart"/>
+            <w:r>
+              <w:rPr>
+                <w:sz w:val="20"/>
+              </w:rPr>
+              <w:t>Random</w:t>
+            </w:r>
+            <w:proofErr w:type="spellEnd"/>
+            <w:r>
+              <w:rPr>
+                <w:sz w:val="20"/>
+              </w:rPr>
+              <w:t xml:space="preserve">-Access </w:t>
+            </w:r>
+            <w:proofErr w:type="spellStart"/>
+            <w:r>
+              <w:rPr>
+                <w:sz w:val="20"/>
+              </w:rPr>
+              <w:t>Memory</w:t>
+            </w:r>
+            <w:proofErr w:type="spellEnd"/>
           </w:p>
         </w:tc>
       </w:tr>
@@ -11536,12 +14901,56 @@
                 <w:sz w:val="20"/>
               </w:rPr>
             </w:pPr>
+            <w:proofErr w:type="spellStart"/>
             <w:r>
               <w:rPr>
                 <w:sz w:val="20"/>
               </w:rPr>
-              <w:t>Temperature Compensated Crystal Oscillator</w:t>
-            </w:r>
+              <w:t>Temperature</w:t>
+            </w:r>
+            <w:proofErr w:type="spellEnd"/>
+            <w:r>
+              <w:rPr>
+                <w:sz w:val="20"/>
+              </w:rPr>
+              <w:t xml:space="preserve"> </w:t>
+            </w:r>
+            <w:proofErr w:type="spellStart"/>
+            <w:r>
+              <w:rPr>
+                <w:sz w:val="20"/>
+              </w:rPr>
+              <w:t>Compensated</w:t>
+            </w:r>
+            <w:proofErr w:type="spellEnd"/>
+            <w:r>
+              <w:rPr>
+                <w:sz w:val="20"/>
+              </w:rPr>
+              <w:t xml:space="preserve"> </w:t>
+            </w:r>
+            <w:proofErr w:type="spellStart"/>
+            <w:r>
+              <w:rPr>
+                <w:sz w:val="20"/>
+              </w:rPr>
+              <w:t>Crystal</w:t>
+            </w:r>
+            <w:proofErr w:type="spellEnd"/>
+            <w:r>
+              <w:rPr>
+                <w:sz w:val="20"/>
+              </w:rPr>
+              <w:t xml:space="preserve"> </w:t>
+            </w:r>
+            <w:proofErr w:type="spellStart"/>
+            <w:r>
+              <w:rPr>
+                <w:sz w:val="20"/>
+              </w:rPr>
+              <w:t>Oscillator</w:t>
+            </w:r>
+            <w:proofErr w:type="spellEnd"/>
           </w:p>
         </w:tc>
       </w:tr>
@@ -11581,11 +14990,19 @@
                 <w:sz w:val="20"/>
               </w:rPr>
             </w:pPr>
+            <w:proofErr w:type="spellStart"/>
             <w:r>
               <w:rPr>
                 <w:sz w:val="20"/>
               </w:rPr>
-              <w:t>Two-Wire Interface</w:t>
+              <w:t>Two-Wire</w:t>
+            </w:r>
+            <w:proofErr w:type="spellEnd"/>
+            <w:r>
+              <w:rPr>
+                <w:sz w:val="20"/>
+              </w:rPr>
+              <w:t xml:space="preserve"> Interface</w:t>
             </w:r>
           </w:p>
         </w:tc>
@@ -11630,7 +15047,21 @@
               <w:rPr>
                 <w:sz w:val="20"/>
               </w:rPr>
-              <w:t>Universal Serial Bus</w:t>
+              <w:t xml:space="preserve">Universal </w:t>
+            </w:r>
+            <w:proofErr w:type="spellStart"/>
+            <w:r>
+              <w:rPr>
+                <w:sz w:val="20"/>
+              </w:rPr>
+              <w:t>Serial</w:t>
+            </w:r>
+            <w:proofErr w:type="spellEnd"/>
+            <w:r>
+              <w:rPr>
+                <w:sz w:val="20"/>
+              </w:rPr>
+              <w:t xml:space="preserve"> Bus</w:t>
             </w:r>
           </w:p>
         </w:tc>
@@ -11772,7 +15203,7 @@
       <w:bookmarkStart w:id="153" w:name="_Toc144753412"/>
       <w:bookmarkStart w:id="154" w:name="_Toc144746943"/>
       <w:bookmarkStart w:id="155" w:name="_Toc515880905"/>
-      <w:bookmarkStart w:id="156" w:name="_Toc225586727"/>
+      <w:bookmarkStart w:id="156" w:name="_Toc225590626"/>
       <w:r>
         <w:lastRenderedPageBreak/>
         <w:t>S</w:t>
@@ -12814,7 +16245,7 @@
         <w:pStyle w:val="uvodzaver"/>
         <w:spacing w:before="0" w:line="360" w:lineRule="auto"/>
       </w:pPr>
-      <w:bookmarkStart w:id="157" w:name="_Toc225586728"/>
+      <w:bookmarkStart w:id="157" w:name="_Toc225590627"/>
       <w:r>
         <w:lastRenderedPageBreak/>
         <w:t>Seznam tabulek</w:t>
@@ -13160,6 +16591,57 @@
 <file path=word/numbering.xml><?xml version="1.0" encoding="utf-8"?>
 <w:numbering xmlns:wpc="http://schemas.microsoft.com/office/word/2010/wordprocessingCanvas" xmlns:cx="http://schemas.microsoft.com/office/drawing/2014/chartex" xmlns:cx1="http://schemas.microsoft.com/office/drawing/2015/9/8/chartex" xmlns:cx2="http://schemas.microsoft.com/office/drawing/2015/10/21/chartex" xmlns:cx3="http://schemas.microsoft.com/office/drawing/2016/5/9/chartex" xmlns:cx4="http://schemas.microsoft.com/office/drawing/2016/5/10/chartex" xmlns:cx5="http://schemas.microsoft.com/office/drawing/2016/5/11/chartex" xmlns:cx6="http://schemas.microsoft.com/office/drawing/2016/5/12/chartex" xmlns:cx7="http://schemas.microsoft.com/office/drawing/2016/5/13/chartex" xmlns:cx8="http://schemas.microsoft.com/office/drawing/2016/5/14/chartex" xmlns:mc="http://schemas.openxmlformats.org/markup-compatibility/2006" xmlns:aink="http://schemas.microsoft.com/office/drawing/2016/ink" xmlns:am3d="http://schemas.microsoft.com/office/drawing/2017/model3d" xmlns:o="urn:schemas-microsoft-com:office:office" xmlns:oel="http://schemas.microsoft.com/office/2019/extlst" xmlns:r="http://schemas.openxmlformats.org/officeDocument/2006/relationships" xmlns:m="http://schemas.openxmlformats.org/officeDocument/2006/math" xmlns:v="urn:schemas-microsoft-com:vml" xmlns:wp14="http://schemas.microsoft.com/office/word/2010/wordprocessingDrawing" xmlns:wp="http://schemas.openxmlformats.org/drawingml/2006/wordprocessingDrawing" xmlns:w10="urn:schemas-microsoft-com:office:word" xmlns:w="http://schemas.openxmlformats.org/wordprocessingml/2006/main" xmlns:w14="http://schemas.microsoft.com/office/word/2010/wordml" xmlns:w15="http://schemas.microsoft.com/office/word/2012/wordml" xmlns:w16cex="http://schemas.microsoft.com/office/word/2018/wordml/cex" xmlns:w16cid="http://schemas.microsoft.com/office/word/2016/wordml/cid" xmlns:w16="http://schemas.microsoft.com/office/word/2018/wordml" xmlns:w16du="http://schemas.microsoft.com/office/word/2023/wordml/word16du" xmlns:w16sdtdh="http://schemas.microsoft.com/office/word/2020/wordml/sdtdatahash" xmlns:w16sdtfl="http://schemas.microsoft.com/office/word/2024/wordml/sdtformatlock" xmlns:w16se="http://schemas.microsoft.com/office/word/2015/wordml/symex" xmlns:wpg="http://schemas.microsoft.com/office/word/2010/wordprocessingGroup" xmlns:wpi="http://schemas.microsoft.com/office/word/2010/wordprocessingInk" xmlns:wne="http://schemas.microsoft.com/office/word/2006/wordml" xmlns:wps="http://schemas.microsoft.com/office/word/2010/wordprocessingShape" mc:Ignorable="w14 w15 w16se w16cid w16 w16cex w16sdtdh w16sdtfl w16du wp14">
   <w:abstractNum w:abstractNumId="0" w15:restartNumberingAfterBreak="0">
+    <w:nsid w:val="A282BE1B"/>
+    <w:multiLevelType w:val="hybridMultilevel"/>
+    <w:tmpl w:val="FFFFFFFF"/>
+    <w:lvl w:ilvl="0" w:tplc="FFFFFFFF">
+      <w:start w:val="1"/>
+      <w:numFmt w:val="decimal"/>
+      <w:lvlText w:val="%1."/>
+      <w:lvlJc w:val="left"/>
+    </w:lvl>
+    <w:lvl w:ilvl="1" w:tplc="FFFFFFFF">
+      <w:numFmt w:val="decimal"/>
+      <w:lvlText w:val=""/>
+      <w:lvlJc w:val="left"/>
+    </w:lvl>
+    <w:lvl w:ilvl="2" w:tplc="FFFFFFFF">
+      <w:numFmt w:val="decimal"/>
+      <w:lvlText w:val=""/>
+      <w:lvlJc w:val="left"/>
+    </w:lvl>
+    <w:lvl w:ilvl="3" w:tplc="FFFFFFFF">
+      <w:numFmt w:val="decimal"/>
+      <w:lvlText w:val=""/>
+      <w:lvlJc w:val="left"/>
+    </w:lvl>
+    <w:lvl w:ilvl="4" w:tplc="FFFFFFFF">
+      <w:numFmt w:val="decimal"/>
+      <w:lvlText w:val=""/>
+      <w:lvlJc w:val="left"/>
+    </w:lvl>
+    <w:lvl w:ilvl="5" w:tplc="FFFFFFFF">
+      <w:numFmt w:val="decimal"/>
+      <w:lvlText w:val=""/>
+      <w:lvlJc w:val="left"/>
+    </w:lvl>
+    <w:lvl w:ilvl="6" w:tplc="FFFFFFFF">
+      <w:numFmt w:val="decimal"/>
+      <w:lvlText w:val=""/>
+      <w:lvlJc w:val="left"/>
+    </w:lvl>
+    <w:lvl w:ilvl="7" w:tplc="FFFFFFFF">
+      <w:numFmt w:val="decimal"/>
+      <w:lvlText w:val=""/>
+      <w:lvlJc w:val="left"/>
+    </w:lvl>
+    <w:lvl w:ilvl="8" w:tplc="FFFFFFFF">
+      <w:numFmt w:val="decimal"/>
+      <w:lvlText w:val=""/>
+      <w:lvlJc w:val="left"/>
+    </w:lvl>
+  </w:abstractNum>
+  <w:abstractNum w:abstractNumId="1" w15:restartNumberingAfterBreak="0">
     <w:nsid w:val="FFFFFF7E"/>
     <w:multiLevelType w:val="singleLevel"/>
     <w:tmpl w:val="10061216"/>
@@ -13176,7 +16658,7 @@
       </w:pPr>
     </w:lvl>
   </w:abstractNum>
-  <w:abstractNum w:abstractNumId="1" w15:restartNumberingAfterBreak="0">
+  <w:abstractNum w:abstractNumId="2" w15:restartNumberingAfterBreak="0">
     <w:nsid w:val="FFFFFF7F"/>
     <w:multiLevelType w:val="singleLevel"/>
     <w:tmpl w:val="BF280AF4"/>
@@ -13193,7 +16675,7 @@
       </w:pPr>
     </w:lvl>
   </w:abstractNum>
-  <w:abstractNum w:abstractNumId="2" w15:restartNumberingAfterBreak="0">
+  <w:abstractNum w:abstractNumId="3" w15:restartNumberingAfterBreak="0">
     <w:nsid w:val="FFFFFF88"/>
     <w:multiLevelType w:val="singleLevel"/>
     <w:tmpl w:val="A71C7B56"/>
@@ -13210,7 +16692,7 @@
       </w:pPr>
     </w:lvl>
   </w:abstractNum>
-  <w:abstractNum w:abstractNumId="3" w15:restartNumberingAfterBreak="0">
+  <w:abstractNum w:abstractNumId="4" w15:restartNumberingAfterBreak="0">
     <w:nsid w:val="FFFFFFFB"/>
     <w:multiLevelType w:val="multilevel"/>
     <w:tmpl w:val="542A27E2"/>
@@ -13350,7 +16832,7 @@
       </w:rPr>
     </w:lvl>
   </w:abstractNum>
-  <w:abstractNum w:abstractNumId="4" w15:restartNumberingAfterBreak="0">
+  <w:abstractNum w:abstractNumId="5" w15:restartNumberingAfterBreak="0">
     <w:nsid w:val="00AE4730"/>
     <w:multiLevelType w:val="multilevel"/>
     <w:tmpl w:val="A1107F4C"/>
@@ -13492,7 +16974,7 @@
       </w:rPr>
     </w:lvl>
   </w:abstractNum>
-  <w:abstractNum w:abstractNumId="5" w15:restartNumberingAfterBreak="0">
+  <w:abstractNum w:abstractNumId="6" w15:restartNumberingAfterBreak="0">
     <w:nsid w:val="0974642D"/>
     <w:multiLevelType w:val="multilevel"/>
     <w:tmpl w:val="DCE6DC24"/>
@@ -13605,7 +17087,7 @@
       </w:pPr>
     </w:lvl>
   </w:abstractNum>
-  <w:abstractNum w:abstractNumId="6" w15:restartNumberingAfterBreak="0">
+  <w:abstractNum w:abstractNumId="7" w15:restartNumberingAfterBreak="0">
     <w:nsid w:val="09E552D2"/>
     <w:multiLevelType w:val="hybridMultilevel"/>
     <w:tmpl w:val="07EE8F90"/>
@@ -13718,7 +17200,7 @@
       </w:rPr>
     </w:lvl>
   </w:abstractNum>
-  <w:abstractNum w:abstractNumId="7" w15:restartNumberingAfterBreak="0">
+  <w:abstractNum w:abstractNumId="8" w15:restartNumberingAfterBreak="0">
     <w:nsid w:val="09F51F14"/>
     <w:multiLevelType w:val="multilevel"/>
     <w:tmpl w:val="201E7FB8"/>
@@ -13858,7 +17340,7 @@
       </w:rPr>
     </w:lvl>
   </w:abstractNum>
-  <w:abstractNum w:abstractNumId="8" w15:restartNumberingAfterBreak="0">
+  <w:abstractNum w:abstractNumId="9" w15:restartNumberingAfterBreak="0">
     <w:nsid w:val="14DE4177"/>
     <w:multiLevelType w:val="multilevel"/>
     <w:tmpl w:val="8584AEC2"/>
@@ -13971,7 +17453,7 @@
       </w:pPr>
     </w:lvl>
   </w:abstractNum>
-  <w:abstractNum w:abstractNumId="9" w15:restartNumberingAfterBreak="0">
+  <w:abstractNum w:abstractNumId="10" w15:restartNumberingAfterBreak="0">
     <w:nsid w:val="150D5747"/>
     <w:multiLevelType w:val="hybridMultilevel"/>
     <w:tmpl w:val="F7CE2EAE"/>
@@ -14113,7 +17595,7 @@
       </w:rPr>
     </w:lvl>
   </w:abstractNum>
-  <w:abstractNum w:abstractNumId="10" w15:restartNumberingAfterBreak="0">
+  <w:abstractNum w:abstractNumId="11" w15:restartNumberingAfterBreak="0">
     <w:nsid w:val="1D4223F3"/>
     <w:multiLevelType w:val="multilevel"/>
     <w:tmpl w:val="D50CAC46"/>
@@ -14254,7 +17736,7 @@
       </w:rPr>
     </w:lvl>
   </w:abstractNum>
-  <w:abstractNum w:abstractNumId="11" w15:restartNumberingAfterBreak="0">
+  <w:abstractNum w:abstractNumId="12" w15:restartNumberingAfterBreak="0">
     <w:nsid w:val="217244B8"/>
     <w:multiLevelType w:val="hybridMultilevel"/>
     <w:tmpl w:val="1EC4B60C"/>
@@ -14340,7 +17822,7 @@
       </w:pPr>
     </w:lvl>
   </w:abstractNum>
-  <w:abstractNum w:abstractNumId="12" w15:restartNumberingAfterBreak="0">
+  <w:abstractNum w:abstractNumId="13" w15:restartNumberingAfterBreak="0">
     <w:nsid w:val="23674EE8"/>
     <w:multiLevelType w:val="multilevel"/>
     <w:tmpl w:val="C68A1524"/>
@@ -14489,7 +17971,7 @@
       </w:rPr>
     </w:lvl>
   </w:abstractNum>
-  <w:abstractNum w:abstractNumId="13" w15:restartNumberingAfterBreak="0">
+  <w:abstractNum w:abstractNumId="14" w15:restartNumberingAfterBreak="0">
     <w:nsid w:val="241038A3"/>
     <w:multiLevelType w:val="hybridMultilevel"/>
     <w:tmpl w:val="029C8756"/>
@@ -14602,7 +18084,7 @@
       </w:rPr>
     </w:lvl>
   </w:abstractNum>
-  <w:abstractNum w:abstractNumId="14" w15:restartNumberingAfterBreak="0">
+  <w:abstractNum w:abstractNumId="15" w15:restartNumberingAfterBreak="0">
     <w:nsid w:val="27675A05"/>
     <w:multiLevelType w:val="multilevel"/>
     <w:tmpl w:val="992CCB40"/>
@@ -14751,7 +18233,7 @@
       </w:rPr>
     </w:lvl>
   </w:abstractNum>
-  <w:abstractNum w:abstractNumId="15" w15:restartNumberingAfterBreak="0">
+  <w:abstractNum w:abstractNumId="16" w15:restartNumberingAfterBreak="0">
     <w:nsid w:val="289B6CFA"/>
     <w:multiLevelType w:val="multilevel"/>
     <w:tmpl w:val="9F68EEB2"/>
@@ -14891,7 +18373,7 @@
       </w:rPr>
     </w:lvl>
   </w:abstractNum>
-  <w:abstractNum w:abstractNumId="16" w15:restartNumberingAfterBreak="0">
+  <w:abstractNum w:abstractNumId="17" w15:restartNumberingAfterBreak="0">
     <w:nsid w:val="34EE3BB1"/>
     <w:multiLevelType w:val="hybridMultilevel"/>
     <w:tmpl w:val="A2ECBE10"/>
@@ -14980,7 +18462,7 @@
       </w:pPr>
     </w:lvl>
   </w:abstractNum>
-  <w:abstractNum w:abstractNumId="17" w15:restartNumberingAfterBreak="0">
+  <w:abstractNum w:abstractNumId="18" w15:restartNumberingAfterBreak="0">
     <w:nsid w:val="3690772F"/>
     <w:multiLevelType w:val="hybridMultilevel"/>
     <w:tmpl w:val="6FA21FD0"/>
@@ -15066,7 +18548,7 @@
       </w:pPr>
     </w:lvl>
   </w:abstractNum>
-  <w:abstractNum w:abstractNumId="18" w15:restartNumberingAfterBreak="0">
+  <w:abstractNum w:abstractNumId="19" w15:restartNumberingAfterBreak="0">
     <w:nsid w:val="3AE76216"/>
     <w:multiLevelType w:val="hybridMultilevel"/>
     <w:tmpl w:val="827664C0"/>
@@ -15179,7 +18661,7 @@
       </w:rPr>
     </w:lvl>
   </w:abstractNum>
-  <w:abstractNum w:abstractNumId="19" w15:restartNumberingAfterBreak="0">
+  <w:abstractNum w:abstractNumId="20" w15:restartNumberingAfterBreak="0">
     <w:nsid w:val="3BDF2CCD"/>
     <w:multiLevelType w:val="hybridMultilevel"/>
     <w:tmpl w:val="43244100"/>
@@ -15268,7 +18750,7 @@
       </w:pPr>
     </w:lvl>
   </w:abstractNum>
-  <w:abstractNum w:abstractNumId="20" w15:restartNumberingAfterBreak="0">
+  <w:abstractNum w:abstractNumId="21" w15:restartNumberingAfterBreak="0">
     <w:nsid w:val="3F8E6498"/>
     <w:multiLevelType w:val="multilevel"/>
     <w:tmpl w:val="0405001D"/>
@@ -15381,7 +18863,7 @@
       </w:pPr>
     </w:lvl>
   </w:abstractNum>
-  <w:abstractNum w:abstractNumId="21" w15:restartNumberingAfterBreak="0">
+  <w:abstractNum w:abstractNumId="22" w15:restartNumberingAfterBreak="0">
     <w:nsid w:val="4323458F"/>
     <w:multiLevelType w:val="multilevel"/>
     <w:tmpl w:val="914CBCEC"/>
@@ -15494,7 +18976,7 @@
       </w:pPr>
     </w:lvl>
   </w:abstractNum>
-  <w:abstractNum w:abstractNumId="22" w15:restartNumberingAfterBreak="0">
+  <w:abstractNum w:abstractNumId="23" w15:restartNumberingAfterBreak="0">
     <w:nsid w:val="432816C6"/>
     <w:multiLevelType w:val="hybridMultilevel"/>
     <w:tmpl w:val="BC7C5424"/>
@@ -15607,7 +19089,7 @@
       </w:rPr>
     </w:lvl>
   </w:abstractNum>
-  <w:abstractNum w:abstractNumId="23" w15:restartNumberingAfterBreak="0">
+  <w:abstractNum w:abstractNumId="24" w15:restartNumberingAfterBreak="0">
     <w:nsid w:val="43AE362C"/>
     <w:multiLevelType w:val="multilevel"/>
     <w:tmpl w:val="D6840870"/>
@@ -15756,7 +19238,7 @@
       </w:rPr>
     </w:lvl>
   </w:abstractNum>
-  <w:abstractNum w:abstractNumId="24" w15:restartNumberingAfterBreak="0">
+  <w:abstractNum w:abstractNumId="25" w15:restartNumberingAfterBreak="0">
     <w:nsid w:val="504407C6"/>
     <w:multiLevelType w:val="multilevel"/>
     <w:tmpl w:val="EA0C67CE"/>
@@ -15905,7 +19387,7 @@
       </w:rPr>
     </w:lvl>
   </w:abstractNum>
-  <w:abstractNum w:abstractNumId="25" w15:restartNumberingAfterBreak="0">
+  <w:abstractNum w:abstractNumId="26" w15:restartNumberingAfterBreak="0">
     <w:nsid w:val="585218DE"/>
     <w:multiLevelType w:val="hybridMultilevel"/>
     <w:tmpl w:val="771E21C8"/>
@@ -15995,7 +19477,7 @@
       </w:pPr>
     </w:lvl>
   </w:abstractNum>
-  <w:abstractNum w:abstractNumId="26" w15:restartNumberingAfterBreak="0">
+  <w:abstractNum w:abstractNumId="27" w15:restartNumberingAfterBreak="0">
     <w:nsid w:val="5C3C31AD"/>
     <w:multiLevelType w:val="multilevel"/>
     <w:tmpl w:val="0405001D"/>
@@ -16108,7 +19590,7 @@
       </w:pPr>
     </w:lvl>
   </w:abstractNum>
-  <w:abstractNum w:abstractNumId="27" w15:restartNumberingAfterBreak="0">
+  <w:abstractNum w:abstractNumId="28" w15:restartNumberingAfterBreak="0">
     <w:nsid w:val="5D9030BB"/>
     <w:multiLevelType w:val="hybridMultilevel"/>
     <w:tmpl w:val="60A87068"/>
@@ -16221,7 +19703,7 @@
       </w:rPr>
     </w:lvl>
   </w:abstractNum>
-  <w:abstractNum w:abstractNumId="28" w15:restartNumberingAfterBreak="0">
+  <w:abstractNum w:abstractNumId="29" w15:restartNumberingAfterBreak="0">
     <w:nsid w:val="60574720"/>
     <w:multiLevelType w:val="hybridMultilevel"/>
     <w:tmpl w:val="51B0427C"/>
@@ -16311,7 +19793,7 @@
       </w:pPr>
     </w:lvl>
   </w:abstractNum>
-  <w:abstractNum w:abstractNumId="29" w15:restartNumberingAfterBreak="0">
+  <w:abstractNum w:abstractNumId="30" w15:restartNumberingAfterBreak="0">
     <w:nsid w:val="6A3D7283"/>
     <w:multiLevelType w:val="hybridMultilevel"/>
     <w:tmpl w:val="D37829CE"/>
@@ -16424,7 +19906,7 @@
       </w:rPr>
     </w:lvl>
   </w:abstractNum>
-  <w:abstractNum w:abstractNumId="30" w15:restartNumberingAfterBreak="0">
+  <w:abstractNum w:abstractNumId="31" w15:restartNumberingAfterBreak="0">
     <w:nsid w:val="6C8911A1"/>
     <w:multiLevelType w:val="hybridMultilevel"/>
     <w:tmpl w:val="105CDC72"/>
@@ -16513,7 +19995,7 @@
       </w:pPr>
     </w:lvl>
   </w:abstractNum>
-  <w:abstractNum w:abstractNumId="31" w15:restartNumberingAfterBreak="0">
+  <w:abstractNum w:abstractNumId="32" w15:restartNumberingAfterBreak="0">
     <w:nsid w:val="6F0600FA"/>
     <w:multiLevelType w:val="multilevel"/>
     <w:tmpl w:val="293079B8"/>
@@ -16662,7 +20144,7 @@
       </w:rPr>
     </w:lvl>
   </w:abstractNum>
-  <w:abstractNum w:abstractNumId="32" w15:restartNumberingAfterBreak="0">
+  <w:abstractNum w:abstractNumId="33" w15:restartNumberingAfterBreak="0">
     <w:nsid w:val="719E0C15"/>
     <w:multiLevelType w:val="multilevel"/>
     <w:tmpl w:val="1D769FDC"/>
@@ -16802,7 +20284,7 @@
       </w:rPr>
     </w:lvl>
   </w:abstractNum>
-  <w:abstractNum w:abstractNumId="33" w15:restartNumberingAfterBreak="0">
+  <w:abstractNum w:abstractNumId="34" w15:restartNumberingAfterBreak="0">
     <w:nsid w:val="72784433"/>
     <w:multiLevelType w:val="multilevel"/>
     <w:tmpl w:val="3F0AB2BE"/>
@@ -16888,7 +20370,7 @@
       </w:pPr>
     </w:lvl>
   </w:abstractNum>
-  <w:abstractNum w:abstractNumId="34" w15:restartNumberingAfterBreak="0">
+  <w:abstractNum w:abstractNumId="35" w15:restartNumberingAfterBreak="0">
     <w:nsid w:val="7528479D"/>
     <w:multiLevelType w:val="multilevel"/>
     <w:tmpl w:val="316EC246"/>
@@ -17037,7 +20519,7 @@
       </w:rPr>
     </w:lvl>
   </w:abstractNum>
-  <w:abstractNum w:abstractNumId="35" w15:restartNumberingAfterBreak="0">
+  <w:abstractNum w:abstractNumId="36" w15:restartNumberingAfterBreak="0">
     <w:nsid w:val="7E8638C1"/>
     <w:multiLevelType w:val="multilevel"/>
     <w:tmpl w:val="22187E6C"/>
@@ -17150,7 +20632,7 @@
       </w:pPr>
     </w:lvl>
   </w:abstractNum>
-  <w:abstractNum w:abstractNumId="36" w15:restartNumberingAfterBreak="0">
+  <w:abstractNum w:abstractNumId="37" w15:restartNumberingAfterBreak="0">
     <w:nsid w:val="7E973A09"/>
     <w:multiLevelType w:val="multilevel"/>
     <w:tmpl w:val="2BAE0280"/>
@@ -17245,7 +20727,7 @@
       </w:pPr>
     </w:lvl>
   </w:abstractNum>
-  <w:abstractNum w:abstractNumId="37" w15:restartNumberingAfterBreak="0">
+  <w:abstractNum w:abstractNumId="38" w15:restartNumberingAfterBreak="0">
     <w:nsid w:val="7EFA151E"/>
     <w:multiLevelType w:val="multilevel"/>
     <w:tmpl w:val="9ADA1870"/>
@@ -17395,70 +20877,70 @@
     </w:lvl>
   </w:abstractNum>
   <w:num w:numId="1" w16cid:durableId="100810088">
+    <w:abstractNumId w:val="4"/>
+  </w:num>
+  <w:num w:numId="2" w16cid:durableId="1022903762">
+    <w:abstractNumId w:val="33"/>
+  </w:num>
+  <w:num w:numId="3" w16cid:durableId="753472684">
+    <w:abstractNumId w:val="21"/>
+  </w:num>
+  <w:num w:numId="4" w16cid:durableId="339241093">
+    <w:abstractNumId w:val="27"/>
+  </w:num>
+  <w:num w:numId="5" w16cid:durableId="1126965428">
+    <w:abstractNumId w:val="16"/>
+  </w:num>
+  <w:num w:numId="6" w16cid:durableId="295382282">
+    <w:abstractNumId w:val="5"/>
+  </w:num>
+  <w:num w:numId="7" w16cid:durableId="372967876">
+    <w:abstractNumId w:val="11"/>
+  </w:num>
+  <w:num w:numId="8" w16cid:durableId="470901746">
+    <w:abstractNumId w:val="8"/>
+  </w:num>
+  <w:num w:numId="9" w16cid:durableId="1017001103">
     <w:abstractNumId w:val="3"/>
   </w:num>
-  <w:num w:numId="2" w16cid:durableId="1022903762">
-    <w:abstractNumId w:val="32"/>
+  <w:num w:numId="10" w16cid:durableId="1268805715">
+    <w:abstractNumId w:val="2"/>
   </w:num>
-  <w:num w:numId="3" w16cid:durableId="753472684">
+  <w:num w:numId="11" w16cid:durableId="1105929853">
+    <w:abstractNumId w:val="1"/>
+  </w:num>
+  <w:num w:numId="12" w16cid:durableId="1126506984">
+    <w:abstractNumId w:val="34"/>
+  </w:num>
+  <w:num w:numId="13" w16cid:durableId="425853483">
+    <w:abstractNumId w:val="18"/>
+  </w:num>
+  <w:num w:numId="14" w16cid:durableId="1109085178">
+    <w:abstractNumId w:val="7"/>
+  </w:num>
+  <w:num w:numId="15" w16cid:durableId="966162548">
+    <w:abstractNumId w:val="19"/>
+  </w:num>
+  <w:num w:numId="16" w16cid:durableId="1729256507">
     <w:abstractNumId w:val="20"/>
   </w:num>
-  <w:num w:numId="4" w16cid:durableId="339241093">
-    <w:abstractNumId w:val="26"/>
+  <w:num w:numId="17" w16cid:durableId="806971374">
+    <w:abstractNumId w:val="17"/>
   </w:num>
-  <w:num w:numId="5" w16cid:durableId="1126965428">
-    <w:abstractNumId w:val="15"/>
+  <w:num w:numId="18" w16cid:durableId="123088434">
+    <w:abstractNumId w:val="30"/>
   </w:num>
-  <w:num w:numId="6" w16cid:durableId="295382282">
-    <w:abstractNumId w:val="4"/>
+  <w:num w:numId="19" w16cid:durableId="1733849941">
+    <w:abstractNumId w:val="12"/>
   </w:num>
-  <w:num w:numId="7" w16cid:durableId="372967876">
+  <w:num w:numId="20" w16cid:durableId="1267152677">
+    <w:abstractNumId w:val="37"/>
+  </w:num>
+  <w:num w:numId="21" w16cid:durableId="686176323">
     <w:abstractNumId w:val="10"/>
   </w:num>
-  <w:num w:numId="8" w16cid:durableId="470901746">
-    <w:abstractNumId w:val="7"/>
-  </w:num>
-  <w:num w:numId="9" w16cid:durableId="1017001103">
-    <w:abstractNumId w:val="2"/>
-  </w:num>
-  <w:num w:numId="10" w16cid:durableId="1268805715">
-    <w:abstractNumId w:val="1"/>
-  </w:num>
-  <w:num w:numId="11" w16cid:durableId="1105929853">
-    <w:abstractNumId w:val="0"/>
-  </w:num>
-  <w:num w:numId="12" w16cid:durableId="1126506984">
-    <w:abstractNumId w:val="33"/>
-  </w:num>
-  <w:num w:numId="13" w16cid:durableId="425853483">
-    <w:abstractNumId w:val="17"/>
-  </w:num>
-  <w:num w:numId="14" w16cid:durableId="1109085178">
-    <w:abstractNumId w:val="6"/>
-  </w:num>
-  <w:num w:numId="15" w16cid:durableId="966162548">
-    <w:abstractNumId w:val="18"/>
-  </w:num>
-  <w:num w:numId="16" w16cid:durableId="1729256507">
-    <w:abstractNumId w:val="19"/>
-  </w:num>
-  <w:num w:numId="17" w16cid:durableId="806971374">
-    <w:abstractNumId w:val="16"/>
-  </w:num>
-  <w:num w:numId="18" w16cid:durableId="123088434">
-    <w:abstractNumId w:val="29"/>
-  </w:num>
-  <w:num w:numId="19" w16cid:durableId="1733849941">
-    <w:abstractNumId w:val="11"/>
-  </w:num>
-  <w:num w:numId="20" w16cid:durableId="1267152677">
-    <w:abstractNumId w:val="36"/>
-  </w:num>
-  <w:num w:numId="21" w16cid:durableId="686176323">
-    <w:abstractNumId w:val="9"/>
-  </w:num>
   <w:num w:numId="22" w16cid:durableId="785270901">
-    <w:abstractNumId w:val="36"/>
+    <w:abstractNumId w:val="37"/>
     <w:lvlOverride w:ilvl="0">
       <w:startOverride w:val="1"/>
     </w:lvlOverride>
@@ -17488,76 +20970,79 @@
     </w:lvlOverride>
   </w:num>
   <w:num w:numId="23" w16cid:durableId="540361930">
+    <w:abstractNumId w:val="10"/>
+  </w:num>
+  <w:num w:numId="24" w16cid:durableId="412363644">
+    <w:abstractNumId w:val="7"/>
+  </w:num>
+  <w:num w:numId="25" w16cid:durableId="1675644456">
+    <w:abstractNumId w:val="37"/>
+  </w:num>
+  <w:num w:numId="26" w16cid:durableId="619143533">
+    <w:abstractNumId w:val="19"/>
+  </w:num>
+  <w:num w:numId="27" w16cid:durableId="799570928">
+    <w:abstractNumId w:val="37"/>
+  </w:num>
+  <w:num w:numId="28" w16cid:durableId="1105273236">
+    <w:abstractNumId w:val="37"/>
+  </w:num>
+  <w:num w:numId="29" w16cid:durableId="1105156544">
+    <w:abstractNumId w:val="37"/>
+  </w:num>
+  <w:num w:numId="30" w16cid:durableId="2040229700">
+    <w:abstractNumId w:val="31"/>
+  </w:num>
+  <w:num w:numId="31" w16cid:durableId="1498964209">
+    <w:abstractNumId w:val="26"/>
+  </w:num>
+  <w:num w:numId="32" w16cid:durableId="2031178357">
+    <w:abstractNumId w:val="13"/>
+  </w:num>
+  <w:num w:numId="33" w16cid:durableId="254440892">
+    <w:abstractNumId w:val="38"/>
+  </w:num>
+  <w:num w:numId="34" w16cid:durableId="354045266">
+    <w:abstractNumId w:val="23"/>
+  </w:num>
+  <w:num w:numId="35" w16cid:durableId="810093834">
+    <w:abstractNumId w:val="28"/>
+  </w:num>
+  <w:num w:numId="36" w16cid:durableId="1112090955">
+    <w:abstractNumId w:val="6"/>
+  </w:num>
+  <w:num w:numId="37" w16cid:durableId="139230266">
+    <w:abstractNumId w:val="32"/>
+  </w:num>
+  <w:num w:numId="38" w16cid:durableId="921833773">
+    <w:abstractNumId w:val="25"/>
+  </w:num>
+  <w:num w:numId="39" w16cid:durableId="1527132729">
+    <w:abstractNumId w:val="15"/>
+  </w:num>
+  <w:num w:numId="40" w16cid:durableId="168759192">
+    <w:abstractNumId w:val="35"/>
+  </w:num>
+  <w:num w:numId="41" w16cid:durableId="1968974698">
     <w:abstractNumId w:val="9"/>
   </w:num>
-  <w:num w:numId="24" w16cid:durableId="412363644">
-    <w:abstractNumId w:val="6"/>
+  <w:num w:numId="42" w16cid:durableId="2107075051">
+    <w:abstractNumId w:val="29"/>
   </w:num>
-  <w:num w:numId="25" w16cid:durableId="1675644456">
+  <w:num w:numId="43" w16cid:durableId="1635213505">
+    <w:abstractNumId w:val="14"/>
+  </w:num>
+  <w:num w:numId="44" w16cid:durableId="215169207">
+    <w:abstractNumId w:val="24"/>
+  </w:num>
+  <w:num w:numId="45" w16cid:durableId="1153136412">
     <w:abstractNumId w:val="36"/>
   </w:num>
-  <w:num w:numId="26" w16cid:durableId="619143533">
-    <w:abstractNumId w:val="18"/>
-  </w:num>
-  <w:num w:numId="27" w16cid:durableId="799570928">
-    <w:abstractNumId w:val="36"/>
-  </w:num>
-  <w:num w:numId="28" w16cid:durableId="1105273236">
-    <w:abstractNumId w:val="36"/>
-  </w:num>
-  <w:num w:numId="29" w16cid:durableId="1105156544">
-    <w:abstractNumId w:val="36"/>
-  </w:num>
-  <w:num w:numId="30" w16cid:durableId="2040229700">
-    <w:abstractNumId w:val="30"/>
-  </w:num>
-  <w:num w:numId="31" w16cid:durableId="1498964209">
-    <w:abstractNumId w:val="25"/>
-  </w:num>
-  <w:num w:numId="32" w16cid:durableId="2031178357">
-    <w:abstractNumId w:val="12"/>
-  </w:num>
-  <w:num w:numId="33" w16cid:durableId="254440892">
-    <w:abstractNumId w:val="37"/>
-  </w:num>
-  <w:num w:numId="34" w16cid:durableId="354045266">
+  <w:num w:numId="46" w16cid:durableId="529802760">
     <w:abstractNumId w:val="22"/>
   </w:num>
-  <w:num w:numId="35" w16cid:durableId="810093834">
-    <w:abstractNumId w:val="27"/>
-  </w:num>
-  <w:num w:numId="36" w16cid:durableId="1112090955">
-    <w:abstractNumId w:val="5"/>
-  </w:num>
-  <w:num w:numId="37" w16cid:durableId="139230266">
-    <w:abstractNumId w:val="31"/>
-  </w:num>
-  <w:num w:numId="38" w16cid:durableId="921833773">
-    <w:abstractNumId w:val="24"/>
-  </w:num>
-  <w:num w:numId="39" w16cid:durableId="1527132729">
-    <w:abstractNumId w:val="14"/>
-  </w:num>
-  <w:num w:numId="40" w16cid:durableId="168759192">
-    <w:abstractNumId w:val="34"/>
-  </w:num>
-  <w:num w:numId="41" w16cid:durableId="1968974698">
-    <w:abstractNumId w:val="8"/>
-  </w:num>
-  <w:num w:numId="42" w16cid:durableId="2107075051">
-    <w:abstractNumId w:val="28"/>
-  </w:num>
-  <w:num w:numId="43" w16cid:durableId="1635213505">
-    <w:abstractNumId w:val="13"/>
-  </w:num>
-  <w:num w:numId="44" w16cid:durableId="215169207">
-    <w:abstractNumId w:val="23"/>
-  </w:num>
-  <w:num w:numId="45" w16cid:durableId="1153136412">
-    <w:abstractNumId w:val="35"/>
-  </w:num>
-  <w:num w:numId="46" w16cid:durableId="529802760">
-    <w:abstractNumId w:val="21"/>
+  <w:num w:numId="47" w16cid:durableId="2010017667">
+    <w:abstractNumId w:val="0"/>
   </w:num>
 </w:numbering>
 </file>
@@ -19471,6 +22956,22 @@
       <w:shd w:val="clear" w:color="auto" w:fill="E1DFDD"/>
     </w:rPr>
   </w:style>
+  <w:style w:type="paragraph" w:customStyle="1" w:styleId="Default">
+    <w:name w:val="Default"/>
+    <w:rsid w:val="00AE1C10"/>
+    <w:pPr>
+      <w:autoSpaceDE w:val="0"/>
+      <w:autoSpaceDN w:val="0"/>
+      <w:adjustRightInd w:val="0"/>
+      <w:spacing w:after="0" w:line="240" w:lineRule="auto"/>
+    </w:pPr>
+    <w:rPr>
+      <w:rFonts w:ascii="Times New Roman" w:hAnsi="Times New Roman" w:cs="Times New Roman"/>
+      <w:color w:val="000000"/>
+      <w:sz w:val="24"/>
+      <w:szCs w:val="24"/>
+    </w:rPr>
+  </w:style>
 </w:styles>
 </file>
 

--- a/msklenar_itb4.docx
+++ b/msklenar_itb4.docx
@@ -357,43 +357,39 @@
           <w:kern w:val="0"/>
           <w:sz w:val="24"/>
         </w:rPr>
-        <w:t xml:space="preserve">Tato maturitní práce se zabývá návrhem a realizací digitálních hodin s funkcí budíku, které jsou řízeny </w:t>
-      </w:r>
-      <w:proofErr w:type="spellStart"/>
+        <w:t>Tato maturitní práce se zabývá návrhem a realizací digitálních hodin s funkcí budíku, které jsou řízeny mikrokontrolérem platformy Arduino. Hlavním cílem práce je vytvoření zařízení, které kombinuje lokální uchovávání času pomocí modulu reálného času (RTC) s</w:t>
+      </w:r>
       <w:r>
         <w:rPr>
           <w:b w:val="0"/>
           <w:kern w:val="0"/>
           <w:sz w:val="24"/>
         </w:rPr>
-        <w:t>mikrokontrolérem</w:t>
-      </w:r>
-      <w:proofErr w:type="spellEnd"/>
+        <w:t> </w:t>
+      </w:r>
       <w:r>
         <w:rPr>
           <w:b w:val="0"/>
           <w:kern w:val="0"/>
           <w:sz w:val="24"/>
         </w:rPr>
-        <w:t xml:space="preserve"> platformy </w:t>
-      </w:r>
-      <w:proofErr w:type="spellStart"/>
+        <w:t>přesn</w:t>
+      </w:r>
       <w:r>
         <w:rPr>
           <w:b w:val="0"/>
           <w:kern w:val="0"/>
           <w:sz w:val="24"/>
         </w:rPr>
-        <w:t>Arduino</w:t>
-      </w:r>
-      <w:proofErr w:type="spellEnd"/>
+        <w:t>ým bezdrátovým nastavením</w:t>
+      </w:r>
       <w:r>
         <w:rPr>
           <w:b w:val="0"/>
           <w:kern w:val="0"/>
           <w:sz w:val="24"/>
         </w:rPr>
-        <w:t>. Hlavním cílem práce je vytvoření zařízení, které kombinuje lokální uchovávání času pomocí modulu reálného času (RTC) s</w:t>
+        <w:t xml:space="preserve"> pomocí přijímače atomového času DCF77. Práce popisuje teoretické základy měření času, výběr hardwarových komponent, </w:t>
       </w:r>
       <w:r>
         <w:rPr>
@@ -401,7 +397,7 @@
           <w:kern w:val="0"/>
           <w:sz w:val="24"/>
         </w:rPr>
-        <w:t> </w:t>
+        <w:t>vývoj řídícího softwaru a následnou simulaci prototypového zapojení.</w:t>
       </w:r>
       <w:r>
         <w:rPr>
@@ -409,804 +405,89 @@
           <w:kern w:val="0"/>
           <w:sz w:val="24"/>
         </w:rPr>
-        <w:t>přesn</w:t>
-      </w:r>
-      <w:r>
+        <w:t xml:space="preserve"> Výsledkem je funkční prototyp hodin s uživatelským rozhraním využívajícím LCD displej a soustavu tlačítek pro manuální konfiguraci.</w:t>
+      </w:r>
+    </w:p>
+    <w:p>
+      <w:pPr>
+        <w:pStyle w:val="NadpisBezObs"/>
+        <w:spacing w:line="360" w:lineRule="auto"/>
+      </w:pPr>
+      <w:r>
+        <w:t>K</w:t>
+      </w:r>
+      <w:bookmarkEnd w:id="3"/>
+      <w:r>
+        <w:t>LÍČOVÁ SLOVA</w:t>
+      </w:r>
+    </w:p>
+    <w:p>
+      <w:pPr>
+        <w:pStyle w:val="NadpisBezObs"/>
+        <w:spacing w:line="360" w:lineRule="auto"/>
         <w:rPr>
           <w:b w:val="0"/>
           <w:kern w:val="0"/>
           <w:sz w:val="24"/>
         </w:rPr>
-        <w:t>ým bezdrátovým nastavením</w:t>
-      </w:r>
+      </w:pPr>
+      <w:bookmarkStart w:id="4" w:name="_Toc413407051"/>
       <w:r>
         <w:rPr>
           <w:b w:val="0"/>
           <w:kern w:val="0"/>
           <w:sz w:val="24"/>
         </w:rPr>
-        <w:t xml:space="preserve"> pomocí přijímače atomového času DCF77. Práce popisuje teoretické základy měření času, výběr hardwarových komponent, </w:t>
-      </w:r>
-      <w:r>
+        <w:t>Arduino, DCF77, RTC DS3231, digitální hodiny, mikrokontrolér, I2C sběrnice</w:t>
+      </w:r>
+    </w:p>
+    <w:p>
+      <w:pPr>
+        <w:pStyle w:val="NadpisBezObs"/>
+        <w:spacing w:line="360" w:lineRule="auto"/>
+      </w:pPr>
+      <w:r>
+        <w:t>ABSTRACT</w:t>
+      </w:r>
+      <w:bookmarkEnd w:id="4"/>
+    </w:p>
+    <w:p>
+      <w:pPr>
+        <w:pStyle w:val="Pokraovn"/>
+      </w:pPr>
+      <w:r>
+        <w:t>This graduation thesis focuses on the design and implementation of a digital clock with an alarm function, controlled by an Arduino microcontroller. The main objective of the work is to create a device that combines local timekeeping using a Real-Time Clock (RTC) module with precise wireless synchronization via a DCF77 atomic time receiver. The thesis describes the theoretical foundations of time measurement, the selection of hardware components, the development of the control software, and the subsequent simulation of the prototype circuit. The result is a functional prototype of a clock featuring a user interface equipped with an LCD display and a set of buttons for manual configuration.</w:t>
+      </w:r>
+    </w:p>
+    <w:p>
+      <w:pPr>
+        <w:pStyle w:val="NadpisBezObs"/>
+        <w:spacing w:line="360" w:lineRule="auto"/>
+      </w:pPr>
+      <w:bookmarkStart w:id="5" w:name="_Toc413407052"/>
+      <w:r>
+        <w:t>KEYWORDS</w:t>
+      </w:r>
+      <w:bookmarkEnd w:id="5"/>
+    </w:p>
+    <w:p>
+      <w:pPr>
+        <w:pStyle w:val="NadpisBezObs"/>
+        <w:spacing w:line="360" w:lineRule="auto"/>
         <w:rPr>
           <w:b w:val="0"/>
           <w:kern w:val="0"/>
           <w:sz w:val="24"/>
         </w:rPr>
-        <w:t>vývoj řídícího softwaru a následnou simulaci prototypového zapojení.</w:t>
-      </w:r>
+      </w:pPr>
       <w:r>
         <w:rPr>
           <w:b w:val="0"/>
           <w:kern w:val="0"/>
           <w:sz w:val="24"/>
         </w:rPr>
-        <w:t xml:space="preserve"> Výsledkem je funkční prototyp hodin s uživatelským rozhraním využívajícím LCD displej a soustavu tlačítek pro manuální konfiguraci.</w:t>
-      </w:r>
-    </w:p>
-    <w:p>
-      <w:pPr>
-        <w:pStyle w:val="NadpisBezObs"/>
-        <w:spacing w:line="360" w:lineRule="auto"/>
-      </w:pPr>
-      <w:r>
-        <w:t>K</w:t>
-      </w:r>
-      <w:bookmarkEnd w:id="3"/>
-      <w:r>
-        <w:t>LÍČOVÁ SLOVA</w:t>
-      </w:r>
-    </w:p>
-    <w:p>
-      <w:pPr>
-        <w:pStyle w:val="NadpisBezObs"/>
-        <w:spacing w:line="360" w:lineRule="auto"/>
-        <w:rPr>
-          <w:b w:val="0"/>
-          <w:kern w:val="0"/>
-          <w:sz w:val="24"/>
-        </w:rPr>
-      </w:pPr>
-      <w:bookmarkStart w:id="4" w:name="_Toc413407051"/>
-      <w:proofErr w:type="spellStart"/>
-      <w:r>
-        <w:rPr>
-          <w:b w:val="0"/>
-          <w:kern w:val="0"/>
-          <w:sz w:val="24"/>
-        </w:rPr>
-        <w:t>Arduino</w:t>
-      </w:r>
-      <w:proofErr w:type="spellEnd"/>
-      <w:r>
-        <w:rPr>
-          <w:b w:val="0"/>
-          <w:kern w:val="0"/>
-          <w:sz w:val="24"/>
-        </w:rPr>
-        <w:t xml:space="preserve">, DCF77, RTC DS3231, digitální hodiny, </w:t>
-      </w:r>
-      <w:proofErr w:type="spellStart"/>
-      <w:r>
-        <w:rPr>
-          <w:b w:val="0"/>
-          <w:kern w:val="0"/>
-          <w:sz w:val="24"/>
-        </w:rPr>
-        <w:t>mikrokontrolér</w:t>
-      </w:r>
-      <w:proofErr w:type="spellEnd"/>
-      <w:r>
-        <w:rPr>
-          <w:b w:val="0"/>
-          <w:kern w:val="0"/>
-          <w:sz w:val="24"/>
-        </w:rPr>
-        <w:t>, I2C sběrnice</w:t>
-      </w:r>
-    </w:p>
-    <w:p>
-      <w:pPr>
-        <w:pStyle w:val="NadpisBezObs"/>
-        <w:spacing w:line="360" w:lineRule="auto"/>
-      </w:pPr>
-      <w:r>
-        <w:t>ABSTRACT</w:t>
-      </w:r>
-      <w:bookmarkEnd w:id="4"/>
-    </w:p>
-    <w:p>
-      <w:pPr>
-        <w:pStyle w:val="Pokraovn"/>
-      </w:pPr>
-      <w:proofErr w:type="spellStart"/>
-      <w:r>
-        <w:t>This</w:t>
-      </w:r>
-      <w:proofErr w:type="spellEnd"/>
-      <w:r>
-        <w:t xml:space="preserve"> </w:t>
-      </w:r>
-      <w:proofErr w:type="spellStart"/>
-      <w:r>
-        <w:t>graduation</w:t>
-      </w:r>
-      <w:proofErr w:type="spellEnd"/>
-      <w:r>
-        <w:t xml:space="preserve"> thesis </w:t>
-      </w:r>
-      <w:proofErr w:type="spellStart"/>
-      <w:r>
-        <w:t>focuses</w:t>
-      </w:r>
-      <w:proofErr w:type="spellEnd"/>
-      <w:r>
-        <w:t xml:space="preserve"> on </w:t>
-      </w:r>
-      <w:proofErr w:type="spellStart"/>
-      <w:r>
-        <w:t>the</w:t>
-      </w:r>
-      <w:proofErr w:type="spellEnd"/>
-      <w:r>
-        <w:t xml:space="preserve"> design and </w:t>
-      </w:r>
-      <w:proofErr w:type="spellStart"/>
-      <w:r>
-        <w:t>implementation</w:t>
-      </w:r>
-      <w:proofErr w:type="spellEnd"/>
-      <w:r>
-        <w:t xml:space="preserve"> </w:t>
-      </w:r>
-      <w:proofErr w:type="spellStart"/>
-      <w:r>
-        <w:t>of</w:t>
-      </w:r>
-      <w:proofErr w:type="spellEnd"/>
-      <w:r>
-        <w:t xml:space="preserve"> a </w:t>
-      </w:r>
-      <w:proofErr w:type="spellStart"/>
-      <w:r>
-        <w:t>digital</w:t>
-      </w:r>
-      <w:proofErr w:type="spellEnd"/>
-      <w:r>
-        <w:t xml:space="preserve"> </w:t>
-      </w:r>
-      <w:proofErr w:type="spellStart"/>
-      <w:r>
-        <w:t>clock</w:t>
-      </w:r>
-      <w:proofErr w:type="spellEnd"/>
-      <w:r>
-        <w:t xml:space="preserve"> </w:t>
-      </w:r>
-      <w:proofErr w:type="spellStart"/>
-      <w:r>
-        <w:t>with</w:t>
-      </w:r>
-      <w:proofErr w:type="spellEnd"/>
-      <w:r>
-        <w:t xml:space="preserve"> </w:t>
-      </w:r>
-      <w:proofErr w:type="spellStart"/>
-      <w:r>
-        <w:t>an</w:t>
-      </w:r>
-      <w:proofErr w:type="spellEnd"/>
-      <w:r>
-        <w:t xml:space="preserve"> alarm </w:t>
-      </w:r>
-      <w:proofErr w:type="spellStart"/>
-      <w:r>
-        <w:t>function</w:t>
-      </w:r>
-      <w:proofErr w:type="spellEnd"/>
-      <w:r>
-        <w:t xml:space="preserve">, </w:t>
-      </w:r>
-      <w:proofErr w:type="spellStart"/>
-      <w:r>
-        <w:t>controlled</w:t>
-      </w:r>
-      <w:proofErr w:type="spellEnd"/>
-      <w:r>
-        <w:t xml:space="preserve"> by </w:t>
-      </w:r>
-      <w:proofErr w:type="spellStart"/>
-      <w:r>
-        <w:t>an</w:t>
-      </w:r>
-      <w:proofErr w:type="spellEnd"/>
-      <w:r>
-        <w:t xml:space="preserve"> </w:t>
-      </w:r>
-      <w:proofErr w:type="spellStart"/>
-      <w:r>
-        <w:t>Arduino</w:t>
-      </w:r>
-      <w:proofErr w:type="spellEnd"/>
-      <w:r>
-        <w:t xml:space="preserve"> </w:t>
-      </w:r>
-      <w:proofErr w:type="spellStart"/>
-      <w:r>
-        <w:t>microcontroller</w:t>
-      </w:r>
-      <w:proofErr w:type="spellEnd"/>
-      <w:r>
-        <w:t xml:space="preserve">. </w:t>
-      </w:r>
-      <w:proofErr w:type="spellStart"/>
-      <w:r>
-        <w:t>The</w:t>
-      </w:r>
-      <w:proofErr w:type="spellEnd"/>
-      <w:r>
-        <w:t xml:space="preserve"> </w:t>
-      </w:r>
-      <w:proofErr w:type="spellStart"/>
-      <w:r>
-        <w:t>main</w:t>
-      </w:r>
-      <w:proofErr w:type="spellEnd"/>
-      <w:r>
-        <w:t xml:space="preserve"> </w:t>
-      </w:r>
-      <w:proofErr w:type="spellStart"/>
-      <w:r>
-        <w:t>objective</w:t>
-      </w:r>
-      <w:proofErr w:type="spellEnd"/>
-      <w:r>
-        <w:t xml:space="preserve"> </w:t>
-      </w:r>
-      <w:proofErr w:type="spellStart"/>
-      <w:r>
-        <w:t>of</w:t>
-      </w:r>
-      <w:proofErr w:type="spellEnd"/>
-      <w:r>
-        <w:t xml:space="preserve"> </w:t>
-      </w:r>
-      <w:proofErr w:type="spellStart"/>
-      <w:r>
-        <w:t>the</w:t>
-      </w:r>
-      <w:proofErr w:type="spellEnd"/>
-      <w:r>
-        <w:t xml:space="preserve"> </w:t>
-      </w:r>
-      <w:proofErr w:type="spellStart"/>
-      <w:r>
-        <w:t>work</w:t>
-      </w:r>
-      <w:proofErr w:type="spellEnd"/>
-      <w:r>
-        <w:t xml:space="preserve"> </w:t>
-      </w:r>
-      <w:proofErr w:type="spellStart"/>
-      <w:r>
-        <w:t>is</w:t>
-      </w:r>
-      <w:proofErr w:type="spellEnd"/>
-      <w:r>
-        <w:t xml:space="preserve"> to </w:t>
-      </w:r>
-      <w:proofErr w:type="spellStart"/>
-      <w:r>
-        <w:t>create</w:t>
-      </w:r>
-      <w:proofErr w:type="spellEnd"/>
-      <w:r>
-        <w:t xml:space="preserve"> a </w:t>
-      </w:r>
-      <w:proofErr w:type="spellStart"/>
-      <w:r>
-        <w:t>device</w:t>
-      </w:r>
-      <w:proofErr w:type="spellEnd"/>
-      <w:r>
-        <w:t xml:space="preserve"> </w:t>
-      </w:r>
-      <w:proofErr w:type="spellStart"/>
-      <w:r>
-        <w:t>that</w:t>
-      </w:r>
-      <w:proofErr w:type="spellEnd"/>
-      <w:r>
-        <w:t xml:space="preserve"> </w:t>
-      </w:r>
-      <w:proofErr w:type="spellStart"/>
-      <w:r>
-        <w:t>combines</w:t>
-      </w:r>
-      <w:proofErr w:type="spellEnd"/>
-      <w:r>
-        <w:t xml:space="preserve"> </w:t>
-      </w:r>
-      <w:proofErr w:type="spellStart"/>
-      <w:r>
-        <w:t>local</w:t>
-      </w:r>
-      <w:proofErr w:type="spellEnd"/>
-      <w:r>
-        <w:t xml:space="preserve"> </w:t>
-      </w:r>
-      <w:proofErr w:type="spellStart"/>
-      <w:r>
-        <w:t>timekeeping</w:t>
-      </w:r>
-      <w:proofErr w:type="spellEnd"/>
-      <w:r>
-        <w:t xml:space="preserve"> </w:t>
-      </w:r>
-      <w:proofErr w:type="spellStart"/>
-      <w:r>
-        <w:t>using</w:t>
-      </w:r>
-      <w:proofErr w:type="spellEnd"/>
-      <w:r>
-        <w:t xml:space="preserve"> a Real-Time </w:t>
-      </w:r>
-      <w:proofErr w:type="spellStart"/>
-      <w:r>
-        <w:t>Clock</w:t>
-      </w:r>
-      <w:proofErr w:type="spellEnd"/>
-      <w:r>
-        <w:t xml:space="preserve"> (RTC) module </w:t>
-      </w:r>
-      <w:proofErr w:type="spellStart"/>
-      <w:r>
-        <w:t>with</w:t>
-      </w:r>
-      <w:proofErr w:type="spellEnd"/>
-      <w:r>
-        <w:t xml:space="preserve"> </w:t>
-      </w:r>
-      <w:proofErr w:type="spellStart"/>
-      <w:r>
-        <w:t>precise</w:t>
-      </w:r>
-      <w:proofErr w:type="spellEnd"/>
-      <w:r>
-        <w:t xml:space="preserve"> </w:t>
-      </w:r>
-      <w:proofErr w:type="spellStart"/>
-      <w:r>
-        <w:t>wireless</w:t>
-      </w:r>
-      <w:proofErr w:type="spellEnd"/>
-      <w:r>
-        <w:t xml:space="preserve"> </w:t>
-      </w:r>
-      <w:proofErr w:type="spellStart"/>
-      <w:r>
-        <w:t>synchronization</w:t>
-      </w:r>
-      <w:proofErr w:type="spellEnd"/>
-      <w:r>
-        <w:t xml:space="preserve"> via a DCF77 </w:t>
-      </w:r>
-      <w:proofErr w:type="spellStart"/>
-      <w:r>
-        <w:t>atomic</w:t>
-      </w:r>
-      <w:proofErr w:type="spellEnd"/>
-      <w:r>
-        <w:t xml:space="preserve"> </w:t>
-      </w:r>
-      <w:proofErr w:type="spellStart"/>
-      <w:r>
-        <w:t>time</w:t>
-      </w:r>
-      <w:proofErr w:type="spellEnd"/>
-      <w:r>
-        <w:t xml:space="preserve"> </w:t>
-      </w:r>
-      <w:proofErr w:type="spellStart"/>
-      <w:r>
-        <w:t>receiver</w:t>
-      </w:r>
-      <w:proofErr w:type="spellEnd"/>
-      <w:r>
-        <w:t xml:space="preserve">. </w:t>
-      </w:r>
-      <w:proofErr w:type="spellStart"/>
-      <w:r>
-        <w:t>The</w:t>
-      </w:r>
-      <w:proofErr w:type="spellEnd"/>
-      <w:r>
-        <w:t xml:space="preserve"> thesis </w:t>
-      </w:r>
-      <w:proofErr w:type="spellStart"/>
-      <w:r>
-        <w:t>describes</w:t>
-      </w:r>
-      <w:proofErr w:type="spellEnd"/>
-      <w:r>
-        <w:t xml:space="preserve"> </w:t>
-      </w:r>
-      <w:proofErr w:type="spellStart"/>
-      <w:r>
-        <w:t>the</w:t>
-      </w:r>
-      <w:proofErr w:type="spellEnd"/>
-      <w:r>
-        <w:t xml:space="preserve"> </w:t>
-      </w:r>
-      <w:proofErr w:type="spellStart"/>
-      <w:r>
-        <w:t>theoretical</w:t>
-      </w:r>
-      <w:proofErr w:type="spellEnd"/>
-      <w:r>
-        <w:t xml:space="preserve"> </w:t>
-      </w:r>
-      <w:proofErr w:type="spellStart"/>
-      <w:r>
-        <w:t>foundations</w:t>
-      </w:r>
-      <w:proofErr w:type="spellEnd"/>
-      <w:r>
-        <w:t xml:space="preserve"> </w:t>
-      </w:r>
-      <w:proofErr w:type="spellStart"/>
-      <w:r>
-        <w:t>of</w:t>
-      </w:r>
-      <w:proofErr w:type="spellEnd"/>
-      <w:r>
-        <w:t xml:space="preserve"> </w:t>
-      </w:r>
-      <w:proofErr w:type="spellStart"/>
-      <w:r>
-        <w:t>time</w:t>
-      </w:r>
-      <w:proofErr w:type="spellEnd"/>
-      <w:r>
-        <w:t xml:space="preserve"> </w:t>
-      </w:r>
-      <w:proofErr w:type="spellStart"/>
-      <w:r>
-        <w:t>measurement</w:t>
-      </w:r>
-      <w:proofErr w:type="spellEnd"/>
-      <w:r>
-        <w:t xml:space="preserve">, </w:t>
-      </w:r>
-      <w:proofErr w:type="spellStart"/>
-      <w:r>
-        <w:t>the</w:t>
-      </w:r>
-      <w:proofErr w:type="spellEnd"/>
-      <w:r>
-        <w:t xml:space="preserve"> </w:t>
-      </w:r>
-      <w:proofErr w:type="spellStart"/>
-      <w:r>
-        <w:t>selection</w:t>
-      </w:r>
-      <w:proofErr w:type="spellEnd"/>
-      <w:r>
-        <w:t xml:space="preserve"> </w:t>
-      </w:r>
-      <w:proofErr w:type="spellStart"/>
-      <w:r>
-        <w:t>of</w:t>
-      </w:r>
-      <w:proofErr w:type="spellEnd"/>
-      <w:r>
-        <w:t xml:space="preserve"> hardware </w:t>
-      </w:r>
-      <w:proofErr w:type="spellStart"/>
-      <w:r>
-        <w:t>components</w:t>
-      </w:r>
-      <w:proofErr w:type="spellEnd"/>
-      <w:r>
-        <w:t xml:space="preserve">, </w:t>
-      </w:r>
-      <w:proofErr w:type="spellStart"/>
-      <w:r>
-        <w:t>the</w:t>
-      </w:r>
-      <w:proofErr w:type="spellEnd"/>
-      <w:r>
-        <w:t xml:space="preserve"> development </w:t>
-      </w:r>
-      <w:proofErr w:type="spellStart"/>
-      <w:r>
-        <w:t>of</w:t>
-      </w:r>
-      <w:proofErr w:type="spellEnd"/>
-      <w:r>
-        <w:t xml:space="preserve"> </w:t>
-      </w:r>
-      <w:proofErr w:type="spellStart"/>
-      <w:r>
-        <w:t>the</w:t>
-      </w:r>
-      <w:proofErr w:type="spellEnd"/>
-      <w:r>
-        <w:t xml:space="preserve"> control software, and </w:t>
-      </w:r>
-      <w:proofErr w:type="spellStart"/>
-      <w:r>
-        <w:t>the</w:t>
-      </w:r>
-      <w:proofErr w:type="spellEnd"/>
-      <w:r>
-        <w:t xml:space="preserve"> </w:t>
-      </w:r>
-      <w:proofErr w:type="spellStart"/>
-      <w:r>
-        <w:t>subsequent</w:t>
-      </w:r>
-      <w:proofErr w:type="spellEnd"/>
-      <w:r>
-        <w:t xml:space="preserve"> </w:t>
-      </w:r>
-      <w:proofErr w:type="spellStart"/>
-      <w:r>
-        <w:t>simulation</w:t>
-      </w:r>
-      <w:proofErr w:type="spellEnd"/>
-      <w:r>
-        <w:t xml:space="preserve"> </w:t>
-      </w:r>
-      <w:proofErr w:type="spellStart"/>
-      <w:r>
-        <w:t>of</w:t>
-      </w:r>
-      <w:proofErr w:type="spellEnd"/>
-      <w:r>
-        <w:t xml:space="preserve"> </w:t>
-      </w:r>
-      <w:proofErr w:type="spellStart"/>
-      <w:r>
-        <w:t>the</w:t>
-      </w:r>
-      <w:proofErr w:type="spellEnd"/>
-      <w:r>
-        <w:t xml:space="preserve"> prototype </w:t>
-      </w:r>
-      <w:proofErr w:type="spellStart"/>
-      <w:r>
-        <w:t>circuit</w:t>
-      </w:r>
-      <w:proofErr w:type="spellEnd"/>
-      <w:r>
-        <w:t xml:space="preserve">. </w:t>
-      </w:r>
-      <w:proofErr w:type="spellStart"/>
-      <w:r>
-        <w:t>The</w:t>
-      </w:r>
-      <w:proofErr w:type="spellEnd"/>
-      <w:r>
-        <w:t xml:space="preserve"> </w:t>
-      </w:r>
-      <w:proofErr w:type="spellStart"/>
-      <w:r>
-        <w:t>result</w:t>
-      </w:r>
-      <w:proofErr w:type="spellEnd"/>
-      <w:r>
-        <w:t xml:space="preserve"> </w:t>
-      </w:r>
-      <w:proofErr w:type="spellStart"/>
-      <w:r>
-        <w:t>is</w:t>
-      </w:r>
-      <w:proofErr w:type="spellEnd"/>
-      <w:r>
-        <w:t xml:space="preserve"> a </w:t>
-      </w:r>
-      <w:proofErr w:type="spellStart"/>
-      <w:r>
-        <w:t>functional</w:t>
-      </w:r>
-      <w:proofErr w:type="spellEnd"/>
-      <w:r>
-        <w:t xml:space="preserve"> prototype </w:t>
-      </w:r>
-      <w:proofErr w:type="spellStart"/>
-      <w:r>
-        <w:t>of</w:t>
-      </w:r>
-      <w:proofErr w:type="spellEnd"/>
-      <w:r>
-        <w:t xml:space="preserve"> a </w:t>
-      </w:r>
-      <w:proofErr w:type="spellStart"/>
-      <w:r>
-        <w:t>clock</w:t>
-      </w:r>
-      <w:proofErr w:type="spellEnd"/>
-      <w:r>
-        <w:t xml:space="preserve"> </w:t>
-      </w:r>
-      <w:proofErr w:type="spellStart"/>
-      <w:r>
-        <w:t>featuring</w:t>
-      </w:r>
-      <w:proofErr w:type="spellEnd"/>
-      <w:r>
-        <w:t xml:space="preserve"> a user interface </w:t>
-      </w:r>
-      <w:proofErr w:type="spellStart"/>
-      <w:r>
-        <w:t>equipped</w:t>
-      </w:r>
-      <w:proofErr w:type="spellEnd"/>
-      <w:r>
-        <w:t xml:space="preserve"> </w:t>
-      </w:r>
-      <w:proofErr w:type="spellStart"/>
-      <w:r>
-        <w:t>with</w:t>
-      </w:r>
-      <w:proofErr w:type="spellEnd"/>
-      <w:r>
-        <w:t xml:space="preserve"> </w:t>
-      </w:r>
-      <w:proofErr w:type="spellStart"/>
-      <w:r>
-        <w:t>an</w:t>
-      </w:r>
-      <w:proofErr w:type="spellEnd"/>
-      <w:r>
-        <w:t xml:space="preserve"> LCD display and a set </w:t>
-      </w:r>
-      <w:proofErr w:type="spellStart"/>
-      <w:r>
-        <w:t>of</w:t>
-      </w:r>
-      <w:proofErr w:type="spellEnd"/>
-      <w:r>
-        <w:t xml:space="preserve"> </w:t>
-      </w:r>
-      <w:proofErr w:type="spellStart"/>
-      <w:r>
-        <w:t>buttons</w:t>
-      </w:r>
-      <w:proofErr w:type="spellEnd"/>
-      <w:r>
-        <w:t xml:space="preserve"> </w:t>
-      </w:r>
-      <w:proofErr w:type="spellStart"/>
-      <w:r>
-        <w:t>for</w:t>
-      </w:r>
-      <w:proofErr w:type="spellEnd"/>
-      <w:r>
-        <w:t xml:space="preserve"> </w:t>
-      </w:r>
-      <w:proofErr w:type="spellStart"/>
-      <w:r>
-        <w:t>manual</w:t>
-      </w:r>
-      <w:proofErr w:type="spellEnd"/>
-      <w:r>
-        <w:t xml:space="preserve"> </w:t>
-      </w:r>
-      <w:proofErr w:type="spellStart"/>
-      <w:r>
-        <w:t>configuration</w:t>
-      </w:r>
-      <w:proofErr w:type="spellEnd"/>
-      <w:r>
-        <w:t>.</w:t>
-      </w:r>
-    </w:p>
-    <w:p>
-      <w:pPr>
-        <w:pStyle w:val="NadpisBezObs"/>
-        <w:spacing w:line="360" w:lineRule="auto"/>
-      </w:pPr>
-      <w:bookmarkStart w:id="5" w:name="_Toc413407052"/>
-      <w:r>
-        <w:t>KEYWORDS</w:t>
-      </w:r>
-      <w:bookmarkEnd w:id="5"/>
-    </w:p>
-    <w:p>
-      <w:pPr>
-        <w:pStyle w:val="NadpisBezObs"/>
-        <w:spacing w:line="360" w:lineRule="auto"/>
-        <w:rPr>
-          <w:b w:val="0"/>
-          <w:kern w:val="0"/>
-          <w:sz w:val="24"/>
-        </w:rPr>
-      </w:pPr>
-      <w:proofErr w:type="spellStart"/>
-      <w:r>
-        <w:rPr>
-          <w:b w:val="0"/>
-          <w:kern w:val="0"/>
-          <w:sz w:val="24"/>
-        </w:rPr>
-        <w:t>Arduino</w:t>
-      </w:r>
-      <w:proofErr w:type="spellEnd"/>
-      <w:r>
-        <w:rPr>
-          <w:b w:val="0"/>
-          <w:kern w:val="0"/>
-          <w:sz w:val="24"/>
-        </w:rPr>
-        <w:t xml:space="preserve">, DCF77, RTC DS3231, </w:t>
-      </w:r>
-      <w:proofErr w:type="spellStart"/>
-      <w:r>
-        <w:rPr>
-          <w:b w:val="0"/>
-          <w:kern w:val="0"/>
-          <w:sz w:val="24"/>
-        </w:rPr>
-        <w:t>digital</w:t>
-      </w:r>
-      <w:proofErr w:type="spellEnd"/>
-      <w:r>
-        <w:rPr>
-          <w:b w:val="0"/>
-          <w:kern w:val="0"/>
-          <w:sz w:val="24"/>
-        </w:rPr>
-        <w:t xml:space="preserve"> </w:t>
-      </w:r>
-      <w:proofErr w:type="spellStart"/>
-      <w:r>
-        <w:rPr>
-          <w:b w:val="0"/>
-          <w:kern w:val="0"/>
-          <w:sz w:val="24"/>
-        </w:rPr>
-        <w:t>clock</w:t>
-      </w:r>
-      <w:proofErr w:type="spellEnd"/>
-      <w:r>
-        <w:rPr>
-          <w:b w:val="0"/>
-          <w:kern w:val="0"/>
-          <w:sz w:val="24"/>
-        </w:rPr>
-        <w:t xml:space="preserve">, </w:t>
-      </w:r>
-      <w:proofErr w:type="spellStart"/>
-      <w:r>
-        <w:rPr>
-          <w:b w:val="0"/>
-          <w:kern w:val="0"/>
-          <w:sz w:val="24"/>
-        </w:rPr>
-        <w:t>microcontroller</w:t>
-      </w:r>
-      <w:proofErr w:type="spellEnd"/>
-      <w:r>
-        <w:rPr>
-          <w:b w:val="0"/>
-          <w:kern w:val="0"/>
-          <w:sz w:val="24"/>
-        </w:rPr>
-        <w:t xml:space="preserve">, I2C </w:t>
-      </w:r>
-      <w:proofErr w:type="spellStart"/>
-      <w:r>
-        <w:rPr>
-          <w:b w:val="0"/>
-          <w:kern w:val="0"/>
-          <w:sz w:val="24"/>
-        </w:rPr>
-        <w:t>collector</w:t>
-      </w:r>
-      <w:proofErr w:type="spellEnd"/>
+        <w:t>Arduino, DCF77, RTC DS3231, digital clock, microcontroller, I2C collector</w:t>
+      </w:r>
     </w:p>
     <w:p>
       <w:pPr>
@@ -6011,15 +5292,7 @@
         <w:spacing w:before="0"/>
       </w:pPr>
       <w:r>
-        <w:t xml:space="preserve">Měření přesného času je v dnešní době nezbytností pro běh většiny technologických i společenských procesů. S rozvojem </w:t>
-      </w:r>
-      <w:proofErr w:type="spellStart"/>
-      <w:r>
-        <w:t>mikrokontrolérů</w:t>
-      </w:r>
-      <w:proofErr w:type="spellEnd"/>
-      <w:r>
-        <w:t xml:space="preserve"> a dostupných elektronických modulů se otevírá široká škála možností pro konstrukci vlastních zařízení. Tato maturitní práce si klade za cíl navrhnout, </w:t>
+        <w:t xml:space="preserve">Měření přesného času je v dnešní době nezbytností pro běh většiny technologických i společenských procesů. S rozvojem mikrokontrolérů a dostupných elektronických modulů se otevírá široká škála možností pro konstrukci vlastních zařízení. Tato maturitní práce si klade za cíl navrhnout, </w:t>
       </w:r>
       <w:r>
         <w:t xml:space="preserve">naprogramovat a sestavit </w:t>
@@ -6056,13 +5329,8 @@
       <w:r>
         <w:t xml:space="preserve">města </w:t>
       </w:r>
-      <w:proofErr w:type="spellStart"/>
-      <w:r>
-        <w:t>Mainflingen</w:t>
-      </w:r>
-      <w:proofErr w:type="spellEnd"/>
-      <w:r>
-        <w:t>.</w:t>
+      <w:r>
+        <w:t>Mainflingen.</w:t>
       </w:r>
     </w:p>
     <w:p>
@@ -6070,15 +5338,7 @@
         <w:spacing w:before="0"/>
       </w:pPr>
       <w:r>
-        <w:t xml:space="preserve">První část práce je věnována teoretické rešerši problematiky. Zahrnuje analýzu vysílání signálu DCF77 a popis komunikace po sběrnici I2C. Druhá kapitola detailně popisuje návrh hardwaru, výběr jednotlivých komponent a jejich vzájemné propojení, které bylo ověřeno pomocí simulátoru </w:t>
-      </w:r>
-      <w:proofErr w:type="spellStart"/>
-      <w:r>
-        <w:t>Wokwi</w:t>
-      </w:r>
-      <w:proofErr w:type="spellEnd"/>
-      <w:r>
-        <w:t>. Třetí kapitola se zabývá architekturou softwaru, stavovým automatem pro obsluhu uživatelského menu a implementací příslušných knihoven. V poslední části je popsána fyzická realizace na nepájivém poli a proces testování.</w:t>
+        <w:t>První část práce je věnována teoretické rešerši problematiky. Zahrnuje analýzu vysílání signálu DCF77 a popis komunikace po sběrnici I2C. Druhá kapitola detailně popisuje návrh hardwaru, výběr jednotlivých komponent a jejich vzájemné propojení, které bylo ověřeno pomocí simulátoru Wokwi. Třetí kapitola se zabývá architekturou softwaru, stavovým automatem pro obsluhu uživatelského menu a implementací příslušných knihoven. V poslední části je popsána fyzická realizace na nepájivém poli a proces testování.</w:t>
       </w:r>
     </w:p>
     <w:p>
@@ -6117,14 +5377,9 @@
       </w:pPr>
       <w:bookmarkStart w:id="21" w:name="_Toc225590582"/>
       <w:r>
-        <w:t xml:space="preserve">Principy měření času a </w:t>
-      </w:r>
-      <w:proofErr w:type="spellStart"/>
-      <w:r>
-        <w:t>mikrokontrolérů</w:t>
+        <w:t>Principy měření času a mikrokontrolérů</w:t>
       </w:r>
       <w:bookmarkEnd w:id="21"/>
-      <w:proofErr w:type="spellEnd"/>
     </w:p>
     <w:p>
       <w:pPr>
@@ -6145,15 +5400,7 @@
       <w:bookmarkStart w:id="32" w:name="_Toc145265958"/>
       <w:bookmarkStart w:id="33" w:name="_Toc145266554"/>
       <w:r>
-        <w:t xml:space="preserve">Většina moderních elektronických systémů a </w:t>
-      </w:r>
-      <w:proofErr w:type="spellStart"/>
-      <w:r>
-        <w:t>mikrokontrolérů</w:t>
-      </w:r>
-      <w:proofErr w:type="spellEnd"/>
-      <w:r>
-        <w:t xml:space="preserve"> spoléhá při určování času na krystalové oscilátory. Krystalový oscilátor využívá piezoelektrického jevu krystalového výbrusu (nejčastěji křemene), který při přiložení střídavého elektrického napětí mechanicky rezonuje na vysoce stabilní frekvenci. Standardní hodinové krystaly rezonují na frekvenci 32 768 Hz. Tato hodnota je zvolena záměrně, neboť odpovídá hodnotě </w:t>
+        <w:t xml:space="preserve">Většina moderních elektronických systémů a mikrokontrolérů spoléhá při určování času na krystalové oscilátory. Krystalový oscilátor využívá piezoelektrického jevu krystalového výbrusu (nejčastěji křemene), který při přiložení střídavého elektrického napětí mechanicky rezonuje na vysoce stabilní frekvenci. Standardní hodinové krystaly rezonují na frekvenci 32 768 Hz. Tato hodnota je zvolena záměrně, neboť odpovídá hodnotě </w:t>
       </w:r>
       <w:r>
         <w:rPr>
@@ -6162,7 +5409,28 @@
         <w:t>2^15</w:t>
       </w:r>
       <w:r>
-        <w:t>, což umožňuje pomocí jednoduchých binárních děliček frekvence získat přesně jeden pulz za sekundu (1 Hz).</w:t>
+        <w:t>, což umožňuje pomocí jednoduchých binárních děliček frekvence získat přesně jeden pulz za sekundu (1 Hz)</w:t>
+      </w:r>
+      <w:r>
+        <w:t xml:space="preserve"> </w:t>
+      </w:r>
+      <w:r>
+        <w:fldChar w:fldCharType="begin"/>
+      </w:r>
+      <w:r>
+        <w:instrText xml:space="preserve"> REF _Ref225322715 \r \h </w:instrText>
+      </w:r>
+      <w:r>
+        <w:fldChar w:fldCharType="separate"/>
+      </w:r>
+      <w:r>
+        <w:t>[3]</w:t>
+      </w:r>
+      <w:r>
+        <w:fldChar w:fldCharType="end"/>
+      </w:r>
+      <w:r>
+        <w:t>.</w:t>
       </w:r>
     </w:p>
     <w:p>
@@ -6171,21 +5439,8 @@
         <w:spacing w:before="0" w:beforeAutospacing="0" w:line="360" w:lineRule="auto"/>
         <w:jc w:val="both"/>
       </w:pPr>
-      <w:proofErr w:type="spellStart"/>
-      <w:r>
-        <w:t>Mikrokontroléry</w:t>
-      </w:r>
-      <w:proofErr w:type="spellEnd"/>
-      <w:r>
-        <w:t xml:space="preserve">, jako je například čip ATmega328P využívaný na vývojových deskách </w:t>
-      </w:r>
-      <w:proofErr w:type="spellStart"/>
-      <w:r>
-        <w:t>Arduino</w:t>
-      </w:r>
-      <w:proofErr w:type="spellEnd"/>
-      <w:r>
-        <w:t>, disponují vlastními časovači a čítači</w:t>
+      <w:r>
+        <w:t>Mikrokontroléry, jako je například čip ATmega328P využívaný na vývojových deskách Arduino, disponují vlastními časovači a čítači</w:t>
       </w:r>
       <w:r>
         <w:t xml:space="preserve"> </w:t>
@@ -6211,7 +5466,6 @@
       <w:r>
         <w:t xml:space="preserve">. Přestože lze tyto interní časovače softwarově využít pro měření času (například pomocí funkce </w:t>
       </w:r>
-      <w:proofErr w:type="spellStart"/>
       <w:proofErr w:type="gramStart"/>
       <w:r>
         <w:rPr>
@@ -6220,9 +5474,9 @@
           <w:sz w:val="24"/>
           <w:szCs w:val="24"/>
         </w:rPr>
-        <w:t>millis</w:t>
-      </w:r>
-      <w:proofErr w:type="spellEnd"/>
+        <w:t>millis(</w:t>
+      </w:r>
+      <w:proofErr w:type="gramEnd"/>
       <w:r>
         <w:rPr>
           <w:rStyle w:val="KdHTML"/>
@@ -6230,28 +5484,10 @@
           <w:sz w:val="24"/>
           <w:szCs w:val="24"/>
         </w:rPr>
-        <w:t>(</w:t>
-      </w:r>
-      <w:proofErr w:type="gramEnd"/>
-      <w:r>
-        <w:rPr>
-          <w:rStyle w:val="KdHTML"/>
-          <w:rFonts w:ascii="Times New Roman" w:eastAsiaTheme="minorEastAsia" w:hAnsi="Times New Roman" w:cs="Times New Roman"/>
-          <w:sz w:val="24"/>
-          <w:szCs w:val="24"/>
-        </w:rPr>
         <w:t>)</w:t>
       </w:r>
       <w:r>
-        <w:t xml:space="preserve">), pro konstrukci reálných hodin je tento přístup nevhodný. Interní oscilátory </w:t>
-      </w:r>
-      <w:proofErr w:type="spellStart"/>
-      <w:r>
-        <w:t>mikrokontrolérů</w:t>
-      </w:r>
-      <w:proofErr w:type="spellEnd"/>
-      <w:r>
-        <w:t xml:space="preserve"> jsou náchylné na teplotní změny a jejich odchylka může činit i několik minut za den. Zásadním problémem je rovněž ztráta časové informace při výpadku napájení či resetu systému. Z těchto důvodů je v praxi nezbytné využívat dedikované obvody reálného času (RTC) a externí metody synchronizace.</w:t>
+        <w:t>), pro konstrukci reálných hodin je tento přístup nevhodný. Interní oscilátory mikrokontrolérů jsou náchylné na teplotní změny a jejich odchylka může činit i několik minut za den. Zásadním problémem je rovněž ztráta časové informace při výpadku napájení či resetu systému. Z těchto důvodů je v praxi nezbytné využívat dedikované obvody reálného času (RTC) a externí metody synchronizace.</w:t>
       </w:r>
     </w:p>
     <w:p>
@@ -6302,15 +5538,7 @@
       <w:bookmarkStart w:id="45" w:name="_Toc145265959"/>
       <w:bookmarkStart w:id="46" w:name="_Toc145266555"/>
       <w:r>
-        <w:t xml:space="preserve">Pro zajištění maximální přesnosti lokálního běhu času byl v projektu zvolen modul reálného času DS3231. Jedná se o vysoce přesný I2C obvod, který primárně slouží k nezávislému počítání sekund, minut, hodin, dnů, měsíců a let, a to i v případě, že je hlavní řídicí </w:t>
-      </w:r>
-      <w:proofErr w:type="spellStart"/>
-      <w:r>
-        <w:t>mikrokontrolér</w:t>
-      </w:r>
-      <w:proofErr w:type="spellEnd"/>
-      <w:r>
-        <w:t xml:space="preserve"> odpojen od zdroje energie</w:t>
+        <w:t>Pro zajištění maximální přesnosti lokálního běhu času byl v projektu zvolen modul reálného času DS3231. Jedná se o vysoce přesný I2C obvod, který primárně slouží k nezávislému počítání sekund, minut, hodin, dnů, měsíců a let, a to i v případě, že je hlavní řídicí mikrokontrolér odpojen od zdroje energie</w:t>
       </w:r>
       <w:r>
         <w:fldChar w:fldCharType="begin"/>
@@ -6353,64 +5581,11 @@
       </w:r>
       <w:proofErr w:type="gramStart"/>
       <w:r>
-        <w:t xml:space="preserve">TCXO - </w:t>
-      </w:r>
-      <w:proofErr w:type="spellStart"/>
-      <w:r>
-        <w:t>Temperature</w:t>
-      </w:r>
-      <w:proofErr w:type="spellEnd"/>
+        <w:t>TCXO - Temperature</w:t>
+      </w:r>
       <w:proofErr w:type="gramEnd"/>
       <w:r>
-        <w:t xml:space="preserve"> </w:t>
-      </w:r>
-      <w:proofErr w:type="spellStart"/>
-      <w:r>
-        <w:t>Compensated</w:t>
-      </w:r>
-      <w:proofErr w:type="spellEnd"/>
-      <w:r>
-        <w:t xml:space="preserve"> </w:t>
-      </w:r>
-      <w:proofErr w:type="spellStart"/>
-      <w:r>
-        <w:t>Crystal</w:t>
-      </w:r>
-      <w:proofErr w:type="spellEnd"/>
-      <w:r>
-        <w:t xml:space="preserve"> </w:t>
-      </w:r>
-      <w:proofErr w:type="spellStart"/>
-      <w:r>
-        <w:t>Oscillator</w:t>
-      </w:r>
-      <w:proofErr w:type="spellEnd"/>
-      <w:r>
-        <w:t xml:space="preserve">). Rezonanční frekvence křemenných krystalů je přirozeně závislá na okolní teplotě, což způsobuje drift (zpožďování nebo zrychlování) času. Čip DS3231 obsahuje integrovaný teplotní senzor, který neustále měří teplotu pouzdra a pomocí sítě interních kondenzátorů upravuje kapacitní zátěž krystalu. Tímto mechanismem je dosaženo odchylky pouhé ±2 </w:t>
-      </w:r>
-      <w:proofErr w:type="spellStart"/>
-      <w:r>
-        <w:t>ppm</w:t>
-      </w:r>
-      <w:proofErr w:type="spellEnd"/>
-      <w:r>
-        <w:t xml:space="preserve"> (</w:t>
-      </w:r>
-      <w:proofErr w:type="spellStart"/>
-      <w:r>
-        <w:t>parts</w:t>
-      </w:r>
-      <w:proofErr w:type="spellEnd"/>
-      <w:r>
-        <w:t xml:space="preserve"> per </w:t>
-      </w:r>
-      <w:proofErr w:type="spellStart"/>
-      <w:r>
-        <w:t>million</w:t>
-      </w:r>
-      <w:proofErr w:type="spellEnd"/>
-      <w:r>
-        <w:t xml:space="preserve">) v rozsahu teplot od 0 °C do 40 °C, což v praxi </w:t>
+        <w:t xml:space="preserve"> Compensated Crystal Oscillator). Rezonanční frekvence křemenných krystalů je přirozeně závislá na okolní teplotě, což způsobuje drift (zpožďování nebo zrychlování) času. Čip DS3231 obsahuje integrovaný teplotní senzor, který neustále měří teplotu pouzdra a pomocí sítě interních kondenzátorů upravuje kapacitní zátěž krystalu. Tímto mechanismem je dosaženo odchylky pouhé ±2 ppm (parts per million) v rozsahu teplot od 0 °C do 40 °C, což v praxi </w:t>
       </w:r>
       <w:r>
         <w:t>znamená</w:t>
@@ -6579,39 +5754,15 @@
       <w:bookmarkStart w:id="59" w:name="_Toc145265960"/>
       <w:bookmarkStart w:id="60" w:name="_Toc145266556"/>
       <w:r>
-        <w:t xml:space="preserve">Základním prvkem pro zajištění absolutní časové přesnosti hodin je synchronizace prostřednictvím rádiového signálu DCF77. Jedná se o časový standard a rozhlasovou stanici, která vysílá na dlouhých vlnách s frekvencí 77,5 kHz. Vysílač se nachází v </w:t>
-      </w:r>
-      <w:proofErr w:type="spellStart"/>
-      <w:r>
-        <w:t>Mainflingenu</w:t>
-      </w:r>
-      <w:proofErr w:type="spellEnd"/>
-      <w:r>
-        <w:t xml:space="preserve"> nedaleko Frankfurtu nad Mohanem ve Spolkové republice Německo a jeho provozovatelem je Fyzikálně-technický spolkový ústav (</w:t>
+        <w:t>Základním prvkem pro zajištění absolutní časové přesnosti hodin je synchronizace prostřednictvím rádiového signálu DCF77. Jedná se o časový standard a rozhlasovou stanici, která vysílá na dlouhých vlnách s frekvencí 77,5 kHz. Vysílač se nachází v Mainflingenu nedaleko Frankfurtu nad Mohanem ve Spolkové republice Německo a jeho provozovatelem je Fyzikálně-technický spolkový ústav (</w:t>
       </w:r>
       <w:proofErr w:type="gramStart"/>
       <w:r>
-        <w:t xml:space="preserve">PTB - </w:t>
-      </w:r>
-      <w:proofErr w:type="spellStart"/>
-      <w:r>
-        <w:t>Physikalisch</w:t>
+        <w:t>PTB - Physikalisch</w:t>
       </w:r>
       <w:proofErr w:type="gramEnd"/>
       <w:r>
-        <w:t>-Technische</w:t>
-      </w:r>
-      <w:proofErr w:type="spellEnd"/>
-      <w:r>
-        <w:t xml:space="preserve"> </w:t>
-      </w:r>
-      <w:proofErr w:type="spellStart"/>
-      <w:r>
-        <w:t>Bundesanstalt</w:t>
-      </w:r>
-      <w:proofErr w:type="spellEnd"/>
-      <w:r>
-        <w:t>) se sídlem v</w:t>
+        <w:t>-Technische Bundesanstalt) se sídlem v</w:t>
       </w:r>
       <w:r>
         <w:t> </w:t>
@@ -6768,15 +5919,10 @@
         </w:r>
       </w:fldSimple>
       <w:r>
-        <w:t xml:space="preserve"> Mapa teoretického dosahu vysílače z </w:t>
-      </w:r>
-      <w:proofErr w:type="spellStart"/>
-      <w:r>
-        <w:t>Mainflingenu</w:t>
+        <w:t xml:space="preserve"> Mapa teoretického dosahu vysílače z Mainflingenu</w:t>
       </w:r>
       <w:bookmarkEnd w:id="61"/>
       <w:bookmarkEnd w:id="62"/>
-      <w:proofErr w:type="spellEnd"/>
     </w:p>
     <w:p>
       <w:pPr>
@@ -6893,18 +6039,8 @@
           <w:b/>
           <w:bCs/>
         </w:rPr>
-        <w:t xml:space="preserve">100 </w:t>
-      </w:r>
-      <w:proofErr w:type="spellStart"/>
-      <w:r>
-        <w:rPr>
-          <w:rFonts w:cs="Times New Roman"/>
-          <w:b/>
-          <w:bCs/>
-        </w:rPr>
-        <w:t>ms</w:t>
-      </w:r>
-      <w:proofErr w:type="spellEnd"/>
+        <w:t>100 ms</w:t>
+      </w:r>
       <w:r>
         <w:rPr>
           <w:rFonts w:cs="Times New Roman"/>
@@ -6937,18 +6073,8 @@
           <w:b/>
           <w:bCs/>
         </w:rPr>
-        <w:t xml:space="preserve">200 </w:t>
-      </w:r>
-      <w:proofErr w:type="spellStart"/>
-      <w:r>
-        <w:rPr>
-          <w:rFonts w:cs="Times New Roman"/>
-          <w:b/>
-          <w:bCs/>
-        </w:rPr>
-        <w:t>ms</w:t>
-      </w:r>
-      <w:proofErr w:type="spellEnd"/>
+        <w:t>200 ms</w:t>
+      </w:r>
       <w:r>
         <w:rPr>
           <w:rFonts w:cs="Times New Roman"/>
@@ -7026,7 +6152,7 @@
           <w:noProof/>
         </w:rPr>
         <w:drawing>
-          <wp:inline distT="0" distB="0" distL="0" distR="0" wp14:anchorId="62F03AB0" wp14:editId="13F5F054">
+          <wp:inline distT="0" distB="0" distL="0" distR="0" wp14:anchorId="62F03AB0" wp14:editId="00364F0E">
             <wp:extent cx="5219700" cy="1606550"/>
             <wp:effectExtent l="0" t="0" r="0" b="0"/>
             <wp:docPr id="27260953" name="Obrázek 5" descr="Highly accurate reference frequency from DCF77 (no DCF77-DO)"/>
@@ -7243,17 +6369,9 @@
         <w:rPr>
           <w:rFonts w:cs="Times New Roman"/>
         </w:rPr>
-        <w:t xml:space="preserve">Zpracování signálu </w:t>
-      </w:r>
-      <w:proofErr w:type="spellStart"/>
-      <w:r>
-        <w:rPr>
-          <w:rFonts w:cs="Times New Roman"/>
-        </w:rPr>
-        <w:t>mikrokontrolérem</w:t>
+        <w:t>Zpracování signálu mikrokontrolérem</w:t>
       </w:r>
       <w:bookmarkEnd w:id="74"/>
-      <w:proofErr w:type="spellEnd"/>
     </w:p>
     <w:p>
       <w:pPr>
@@ -7265,51 +6383,11 @@
       </w:r>
       <w:r>
         <w:lastRenderedPageBreak/>
-        <w:t xml:space="preserve">v řádu milisekund a </w:t>
-      </w:r>
-      <w:proofErr w:type="spellStart"/>
-      <w:r>
-        <w:t>mikrokontrolér</w:t>
-      </w:r>
-      <w:proofErr w:type="spellEnd"/>
-      <w:r>
-        <w:t xml:space="preserve"> vykonává i další úkoly (např. obsluhu displeje), nelze stav pinu kontrolovat pouhým dotazováním v hlavní smyčce programu (tzv. </w:t>
-      </w:r>
-      <w:proofErr w:type="spellStart"/>
-      <w:r>
-        <w:t>polling</w:t>
-      </w:r>
-      <w:proofErr w:type="spellEnd"/>
-      <w:r>
-        <w:t xml:space="preserve">). Pro spolehlivé zachycení náběžných a sestupných hran pulzů je nutné využít hardwarové přerušení (Hardware </w:t>
-      </w:r>
-      <w:proofErr w:type="spellStart"/>
-      <w:r>
-        <w:t>Interrupt</w:t>
-      </w:r>
-      <w:proofErr w:type="spellEnd"/>
-      <w:r>
-        <w:t xml:space="preserve">). Architektura AVR na desce </w:t>
-      </w:r>
-      <w:proofErr w:type="spellStart"/>
-      <w:r>
-        <w:t>Arduino</w:t>
-      </w:r>
-      <w:proofErr w:type="spellEnd"/>
+        <w:t>v řádu milisekund a mikrokontrolér vykonává i další úkoly (např. obsluhu displeje), nelze stav pinu kontrolovat pouhým dotazováním v hlavní smyčce programu (tzv. polling). Pro spolehlivé zachycení náběžných a sestupných hran pulzů je nutné využít hardwarové přerušení (Hardware Interrupt). Architektura AVR na desce Arduino Uno/Nano podporuje vnější přerušení INT0 na digitálním pinu D2</w:t>
+      </w:r>
       <w:r>
         <w:t xml:space="preserve"> </w:t>
       </w:r>
-      <w:proofErr w:type="spellStart"/>
-      <w:r>
-        <w:t>Uno</w:t>
-      </w:r>
-      <w:proofErr w:type="spellEnd"/>
-      <w:r>
-        <w:t>/Nano podporuje vnější přerušení INT0 na digitálním pinu D2</w:t>
-      </w:r>
-      <w:r>
-        <w:t xml:space="preserve"> </w:t>
-      </w:r>
       <w:r>
         <w:fldChar w:fldCharType="begin"/>
       </w:r>
@@ -7333,32 +6411,11 @@
       </w:r>
       <w:proofErr w:type="gramStart"/>
       <w:r>
-        <w:t xml:space="preserve">ISR - </w:t>
-      </w:r>
-      <w:proofErr w:type="spellStart"/>
-      <w:r>
-        <w:t>Interrupt</w:t>
-      </w:r>
-      <w:proofErr w:type="spellEnd"/>
+        <w:t>ISR - Interrupt</w:t>
+      </w:r>
       <w:proofErr w:type="gramEnd"/>
       <w:r>
-        <w:t xml:space="preserve"> </w:t>
-      </w:r>
-      <w:proofErr w:type="spellStart"/>
-      <w:r>
-        <w:t>Service</w:t>
-      </w:r>
-      <w:proofErr w:type="spellEnd"/>
-      <w:r>
-        <w:t xml:space="preserve"> </w:t>
-      </w:r>
-      <w:proofErr w:type="spellStart"/>
-      <w:r>
-        <w:t>Routine</w:t>
-      </w:r>
-      <w:proofErr w:type="spellEnd"/>
-      <w:r>
-        <w:t>), která přesně změří délku trvání pulzu v milisekundách a určí, zda byla přijata nula či jednička.</w:t>
+        <w:t xml:space="preserve"> Service Routine), která přesně změří délku trvání pulzu v milisekundách a určí, zda byla přijata nula či jednička.</w:t>
       </w:r>
     </w:p>
     <w:p>
@@ -7379,31 +6436,7 @@
         <w:spacing w:before="0"/>
       </w:pPr>
       <w:r>
-        <w:t xml:space="preserve">V moderní vestavné elektronice je snaha minimalizovat počet vodičů nutných pro komunikaci mezi </w:t>
-      </w:r>
-      <w:proofErr w:type="spellStart"/>
-      <w:r>
-        <w:t>mikrokontrolérem</w:t>
-      </w:r>
-      <w:proofErr w:type="spellEnd"/>
-      <w:r>
-        <w:t xml:space="preserve"> a periferními obvody. Z tohoto důvodu je v návrhu hodin implementována sériová sběrnice I2C (Inter-</w:t>
-      </w:r>
-      <w:proofErr w:type="spellStart"/>
-      <w:r>
-        <w:t>Integrated</w:t>
-      </w:r>
-      <w:proofErr w:type="spellEnd"/>
-      <w:r>
-        <w:t xml:space="preserve"> </w:t>
-      </w:r>
-      <w:proofErr w:type="spellStart"/>
-      <w:r>
-        <w:t>Circuit</w:t>
-      </w:r>
-      <w:proofErr w:type="spellEnd"/>
-      <w:r>
-        <w:t>), vyvinutá v 80. letech společností Philips</w:t>
+        <w:t>V moderní vestavné elektronice je snaha minimalizovat počet vodičů nutných pro komunikaci mezi mikrokontrolérem a periferními obvody. Z tohoto důvodu je v návrhu hodin implementována sériová sběrnice I2C (Inter-Integrated Circuit), vyvinutá v 80. letech společností Philips</w:t>
       </w:r>
       <w:r>
         <w:t xml:space="preserve"> </w:t>
@@ -7454,23 +6487,7 @@
           <w:b/>
           <w:bCs/>
         </w:rPr>
-        <w:t>SDA (</w:t>
-      </w:r>
-      <w:proofErr w:type="spellStart"/>
-      <w:r>
-        <w:rPr>
-          <w:b/>
-          <w:bCs/>
-        </w:rPr>
-        <w:t>Serial</w:t>
-      </w:r>
-      <w:proofErr w:type="spellEnd"/>
-      <w:r>
-        <w:rPr>
-          <w:b/>
-          <w:bCs/>
-        </w:rPr>
-        <w:t xml:space="preserve"> Data)</w:t>
+        <w:t>SDA (Serial Data)</w:t>
       </w:r>
       <w:r>
         <w:t xml:space="preserve"> – datový vodič, po kterém se přenášejí jednotlivé bity.</w:t>
@@ -7491,39 +6508,7 @@
           <w:b/>
           <w:bCs/>
         </w:rPr>
-        <w:t>SCL (</w:t>
-      </w:r>
-      <w:proofErr w:type="spellStart"/>
-      <w:r>
-        <w:rPr>
-          <w:b/>
-          <w:bCs/>
-        </w:rPr>
-        <w:t>Serial</w:t>
-      </w:r>
-      <w:proofErr w:type="spellEnd"/>
-      <w:r>
-        <w:rPr>
-          <w:b/>
-          <w:bCs/>
-        </w:rPr>
-        <w:t xml:space="preserve"> </w:t>
-      </w:r>
-      <w:proofErr w:type="spellStart"/>
-      <w:r>
-        <w:rPr>
-          <w:b/>
-          <w:bCs/>
-        </w:rPr>
-        <w:t>Clock</w:t>
-      </w:r>
-      <w:proofErr w:type="spellEnd"/>
-      <w:r>
-        <w:rPr>
-          <w:b/>
-          <w:bCs/>
-        </w:rPr>
-        <w:t>)</w:t>
+        <w:t>SCL (Serial Clock)</w:t>
       </w:r>
       <w:r>
         <w:t xml:space="preserve"> – hodinový vodič, který zajišťuje synchronizaci přenosu dat.</w:t>
@@ -7535,23 +6520,7 @@
         <w:spacing w:before="0"/>
       </w:pPr>
       <w:r>
-        <w:t xml:space="preserve">Tato architektura je navržena jako Master-Slave. </w:t>
-      </w:r>
-      <w:proofErr w:type="spellStart"/>
-      <w:r>
-        <w:t>Mikrokontrolér</w:t>
-      </w:r>
-      <w:proofErr w:type="spellEnd"/>
-      <w:r>
-        <w:t xml:space="preserve"> (</w:t>
-      </w:r>
-      <w:proofErr w:type="spellStart"/>
-      <w:r>
-        <w:t>Arduino</w:t>
-      </w:r>
-      <w:proofErr w:type="spellEnd"/>
-      <w:r>
-        <w:t>) vystupuje v roli zařízení Master, které řídí veškerou komunikaci a generuje hodinový signál. Periferie (RTC DS3231 a LCD displej) fungují jako zařízení Slave. Aby zařízení Master vědělo, s jakým obvodem komunikuje, je každému Slave zařízení přidělena jedinečná 7bitová nebo 10bitová adresa. V kontextu této práce komunikuje Master s RTC modulem na hexadecimální adrese 0x68 a s I2C expandérem LCD displeje na adrese 0x27</w:t>
+        <w:t>Tato architektura je navržena jako Master-Slave. Mikrokontrolér (Arduino) vystupuje v roli zařízení Master, které řídí veškerou komunikaci a generuje hodinový signál. Periferie (RTC DS3231 a LCD displej) fungují jako zařízení Slave. Aby zařízení Master vědělo, s jakým obvodem komunikuje, je každému Slave zařízení přidělena jedinečná 7bitová nebo 10bitová adresa. V kontextu této práce komunikuje Master s RTC modulem na hexadecimální adrese 0x68 a s I2C expandérem LCD displeje na adrese 0x27</w:t>
       </w:r>
       <w:r>
         <w:t xml:space="preserve"> </w:t>
@@ -7575,23 +6544,7 @@
         <w:fldChar w:fldCharType="end"/>
       </w:r>
       <w:r>
-        <w:t xml:space="preserve">. Oba signálové vodiče sběrnice musí být připojeny ke kladnému napájecímu napětí pomocí </w:t>
-      </w:r>
-      <w:proofErr w:type="spellStart"/>
-      <w:r>
-        <w:t>pull</w:t>
-      </w:r>
-      <w:proofErr w:type="spellEnd"/>
-      <w:r>
-        <w:t>-up rezistorů, jelikož komunikační piny zařízení pracují v režimu otevřeného kolektoru (Open-</w:t>
-      </w:r>
-      <w:proofErr w:type="spellStart"/>
-      <w:r>
-        <w:t>Drain</w:t>
-      </w:r>
-      <w:proofErr w:type="spellEnd"/>
-      <w:r>
-        <w:t>).</w:t>
+        <w:t>. Oba signálové vodiče sběrnice musí být připojeny ke kladnému napájecímu napětí pomocí pull-up rezistorů, jelikož komunikační piny zařízení pracují v režimu otevřeného kolektoru (Open-Drain).</w:t>
       </w:r>
       <w:r>
         <w:fldChar w:fldCharType="begin"/>
@@ -7701,15 +6654,10 @@
         </w:r>
       </w:fldSimple>
       <w:r>
-        <w:t xml:space="preserve"> Ukázka architektury Master-</w:t>
-      </w:r>
-      <w:proofErr w:type="spellStart"/>
-      <w:r>
-        <w:t>slave</w:t>
+        <w:t xml:space="preserve"> Ukázka architektury Master-slave</w:t>
       </w:r>
       <w:bookmarkEnd w:id="76"/>
       <w:bookmarkEnd w:id="77"/>
-      <w:proofErr w:type="spellEnd"/>
     </w:p>
     <w:p>
       <w:pPr>
@@ -7747,15 +6695,7 @@
         <w:spacing w:before="0"/>
       </w:pPr>
       <w:r>
-        <w:t xml:space="preserve">Pro vizualizaci aktuálního času, informací o stavu synchronizace a procházení uživatelského menu je v návrhu použit alfanumerický displej z tekutých krystalů (LCD) s maticí 16x2 (16 znaků ve dvou řádcích). Displej je řízen průmyslovým standardem, řadičem kompatibilním s </w:t>
-      </w:r>
-      <w:proofErr w:type="spellStart"/>
-      <w:r>
-        <w:t>Hitachi</w:t>
-      </w:r>
-      <w:proofErr w:type="spellEnd"/>
-      <w:r>
-        <w:t xml:space="preserve"> HD44780</w:t>
+        <w:t>Pro vizualizaci aktuálního času, informací o stavu synchronizace a procházení uživatelského menu je v návrhu použit alfanumerický displej z tekutých krystalů (LCD) s maticí 16x2 (16 znaků ve dvou řádcích). Displej je řízen průmyslovým standardem, řadičem kompatibilním s Hitachi HD44780</w:t>
       </w:r>
       <w:r>
         <w:t xml:space="preserve"> </w:t>
@@ -7803,15 +6743,7 @@
         <w:fldChar w:fldCharType="end"/>
       </w:r>
       <w:r>
-        <w:t xml:space="preserve">. Toto řešení snižuje nároky na digitální piny </w:t>
-      </w:r>
-      <w:proofErr w:type="spellStart"/>
-      <w:r>
-        <w:t>mikrokontroléru</w:t>
-      </w:r>
-      <w:proofErr w:type="spellEnd"/>
-      <w:r>
-        <w:t xml:space="preserve"> z obvyklých šesti vodičů na pouhé dva (SDA a SCL).</w:t>
+        <w:t>. Toto řešení snižuje nároky na digitální piny mikrokontroléru z obvyklých šesti vodičů na pouhé dva (SDA a SCL).</w:t>
       </w:r>
     </w:p>
     <w:p>
@@ -7828,21 +6760,7 @@
         <w:rPr>
           <w:rFonts w:cs="Times New Roman"/>
         </w:rPr>
-        <w:t>Akustická signalizace (</w:t>
-      </w:r>
-      <w:proofErr w:type="spellStart"/>
-      <w:r>
-        <w:rPr>
-          <w:rFonts w:cs="Times New Roman"/>
-        </w:rPr>
-        <w:t>Piezoměnič</w:t>
-      </w:r>
-      <w:proofErr w:type="spellEnd"/>
-      <w:r>
-        <w:rPr>
-          <w:rFonts w:cs="Times New Roman"/>
-        </w:rPr>
-        <w:t>)</w:t>
+        <w:t>Akustická signalizace (Piezoměnič)</w:t>
       </w:r>
       <w:bookmarkEnd w:id="80"/>
     </w:p>
@@ -7852,15 +6770,7 @@
         <w:spacing w:before="0"/>
       </w:pPr>
       <w:r>
-        <w:t xml:space="preserve">Součástí realizovaného zařízení je funkce budíku, která si žádá schopnost akustického projevu. K tomuto účelu je implementován pasivní piezoelektrický měnič (běžně nazývaný </w:t>
-      </w:r>
-      <w:proofErr w:type="spellStart"/>
-      <w:r>
-        <w:t>buzzer</w:t>
-      </w:r>
-      <w:proofErr w:type="spellEnd"/>
-      <w:r>
-        <w:t>). Na rozdíl od aktivních bzučáků, které po připojení stejnosměrného napětí generují konstantní tón, pasivní měnič vyžaduje buzení obdélníkovým střídavým signálem</w:t>
+        <w:t>Součástí realizovaného zařízení je funkce budíku, která si žádá schopnost akustického projevu. K tomuto účelu je implementován pasivní piezoelektrický měnič (běžně nazývaný buzzer). Na rozdíl od aktivních bzučáků, které po připojení stejnosměrného napětí generují konstantní tón, pasivní měnič vyžaduje buzení obdélníkovým střídavým signálem</w:t>
       </w:r>
       <w:r>
         <w:t xml:space="preserve"> </w:t>
@@ -7884,39 +6794,7 @@
         <w:fldChar w:fldCharType="end"/>
       </w:r>
       <w:r>
-        <w:t xml:space="preserve">. Změnou frekvence tohoto signálu, kterou generuje přímo </w:t>
-      </w:r>
-      <w:proofErr w:type="spellStart"/>
-      <w:r>
-        <w:t>mikrokontrolér</w:t>
-      </w:r>
-      <w:proofErr w:type="spellEnd"/>
-      <w:r>
-        <w:t xml:space="preserve">, lze ovlivňovat výšku výstupního tónu. Využití pasivního měniče dává programátorovi možnost tvořit různé tónové sekvence a akustická upozornění. V praxi je toho docíleno pomocí vestavěné funkce </w:t>
-      </w:r>
-      <w:proofErr w:type="spellStart"/>
-      <w:r>
-        <w:t>mikrokontroléru</w:t>
-      </w:r>
-      <w:proofErr w:type="spellEnd"/>
-      <w:r>
-        <w:t xml:space="preserve">, která využívá časovače pro generování signálu PWM (Pulse </w:t>
-      </w:r>
-      <w:proofErr w:type="spellStart"/>
-      <w:r>
-        <w:t>Width</w:t>
-      </w:r>
-      <w:proofErr w:type="spellEnd"/>
-      <w:r>
-        <w:t xml:space="preserve"> </w:t>
-      </w:r>
-      <w:proofErr w:type="spellStart"/>
-      <w:r>
-        <w:t>Modulation</w:t>
-      </w:r>
-      <w:proofErr w:type="spellEnd"/>
-      <w:r>
-        <w:t>).</w:t>
+        <w:t>. Změnou frekvence tohoto signálu, kterou generuje přímo mikrokontrolér, lze ovlivňovat výšku výstupního tónu. Využití pasivního měniče dává programátorovi možnost tvořit různé tónové sekvence a akustická upozornění. V praxi je toho docíleno pomocí vestavěné funkce mikrokontroléru, která využívá časovače pro generování signálu PWM (Pulse Width Modulation).</w:t>
       </w:r>
     </w:p>
     <w:p>
@@ -7962,15 +6840,7 @@
         <w:spacing w:before="0"/>
       </w:pPr>
       <w:r>
-        <w:t xml:space="preserve">Pro realizaci digitálních hodin s budíkem a přijímačem DCF77 bylo nutné zvolit řídicí </w:t>
-      </w:r>
-      <w:proofErr w:type="spellStart"/>
-      <w:r>
-        <w:t>mikrokontrolér</w:t>
-      </w:r>
-      <w:proofErr w:type="spellEnd"/>
-      <w:r>
-        <w:t xml:space="preserve"> s dostatečným počtem vstupně-výstupních linek, podporou sběrnice I2C a možností využití vnějšího hardwarového přerušení. Dále bylo nutné specifikovat zobrazovací jednotku, obvod reálného času, přijímací modul a ovládací prvky.</w:t>
+        <w:t>Pro realizaci digitálních hodin s budíkem a přijímačem DCF77 bylo nutné zvolit řídicí mikrokontrolér s dostatečným počtem vstupně-výstupních linek, podporou sběrnice I2C a možností využití vnějšího hardwarového přerušení. Dále bylo nutné specifikovat zobrazovací jednotku, obvod reálného času, přijímací modul a ovládací prvky.</w:t>
       </w:r>
     </w:p>
     <w:p>
@@ -7983,19 +6853,11 @@
         </w:rPr>
       </w:pPr>
       <w:bookmarkStart w:id="83" w:name="_Toc225590593"/>
-      <w:proofErr w:type="spellStart"/>
       <w:r>
         <w:rPr>
           <w:rFonts w:cs="Times New Roman"/>
         </w:rPr>
-        <w:t>Mikrokontrolér</w:t>
-      </w:r>
-      <w:proofErr w:type="spellEnd"/>
-      <w:r>
-        <w:rPr>
-          <w:rFonts w:cs="Times New Roman"/>
-        </w:rPr>
-        <w:t xml:space="preserve"> ATmega328P</w:t>
+        <w:t>Mikrokontrolér ATmega328P</w:t>
       </w:r>
       <w:bookmarkEnd w:id="83"/>
     </w:p>
@@ -8005,31 +6867,7 @@
         <w:spacing w:before="0" w:beforeAutospacing="0" w:line="360" w:lineRule="auto"/>
       </w:pPr>
       <w:r>
-        <w:t xml:space="preserve">Jako hlavní výpočetní jednotka byla vybrána vývojová deska z rodiny </w:t>
-      </w:r>
-      <w:proofErr w:type="spellStart"/>
-      <w:r>
-        <w:t>Arduino</w:t>
-      </w:r>
-      <w:proofErr w:type="spellEnd"/>
-      <w:r>
-        <w:t xml:space="preserve"> (konkrétně osazená 8bitovým </w:t>
-      </w:r>
-      <w:proofErr w:type="spellStart"/>
-      <w:r>
-        <w:t>mikrokontrolérem</w:t>
-      </w:r>
-      <w:proofErr w:type="spellEnd"/>
-      <w:r>
-        <w:t xml:space="preserve"> ATmega328P od společnosti </w:t>
-      </w:r>
-      <w:proofErr w:type="spellStart"/>
-      <w:r>
-        <w:t>Microchip</w:t>
-      </w:r>
-      <w:proofErr w:type="spellEnd"/>
-      <w:r>
-        <w:t>). Tato platforma byla zvolena z důvodu vysoké dostupnosti, rozsáhlé komunitní podpory a přítomnosti standardizovaných pinových lišt, které usnadňují prototypování na nepájivém poli.</w:t>
+        <w:t>Jako hlavní výpočetní jednotka byla vybrána vývojová deska z rodiny Arduino (konkrétně osazená 8bitovým mikrokontrolérem ATmega328P od společnosti Microchip). Tato platforma byla zvolena z důvodu vysoké dostupnosti, rozsáhlé komunitní podpory a přítomnosti standardizovaných pinových lišt, které usnadňují prototypování na nepájivém poli.</w:t>
       </w:r>
     </w:p>
     <w:p>
@@ -8037,21 +6875,8 @@
         <w:pStyle w:val="Normlnweb"/>
         <w:spacing w:before="0" w:beforeAutospacing="0" w:line="360" w:lineRule="auto"/>
       </w:pPr>
-      <w:proofErr w:type="spellStart"/>
-      <w:r>
-        <w:t>Mikrokontrolér</w:t>
-      </w:r>
-      <w:proofErr w:type="spellEnd"/>
-      <w:r>
-        <w:t xml:space="preserve"> ATmega328P je taktován krystalovým oscilátorem o frekvenci 16 MHz. Disponuje 32 KB paměti </w:t>
-      </w:r>
-      <w:proofErr w:type="spellStart"/>
-      <w:r>
-        <w:t>Flash</w:t>
-      </w:r>
-      <w:proofErr w:type="spellEnd"/>
-      <w:r>
-        <w:t xml:space="preserve"> pro uložení programu, 2 KB paměti SRAM pro běhové proměnné a 1 KB paměti EEPROM pro trvalé uložení dat</w:t>
+      <w:r>
+        <w:t>Mikrokontrolér ATmega328P je taktován krystalovým oscilátorem o frekvenci 16 MHz. Disponuje 32 KB paměti Flash pro uložení programu, 2 KB paměti SRAM pro běhové proměnné a 1 KB paměti EEPROM pro trvalé uložení dat</w:t>
       </w:r>
       <w:r>
         <w:t xml:space="preserve"> </w:t>
@@ -8075,15 +6900,7 @@
         <w:fldChar w:fldCharType="end"/>
       </w:r>
       <w:r>
-        <w:t>. Zařízení poskytuje celkem 14 digitálních vstupně-výstupních pinů a 6 analogových vstupů. Důležitým parametrem pro tento projekt je přítomnost pinů s podporou vnějšího přerušení (</w:t>
-      </w:r>
-      <w:proofErr w:type="spellStart"/>
-      <w:r>
-        <w:t>Interrupt</w:t>
-      </w:r>
-      <w:proofErr w:type="spellEnd"/>
-      <w:r>
-        <w:t>), konkrétně pinu D2 (INT0) a D3 (INT1), a přítomnost hardwarového I2C rozhraní vyvedeného na pinech A4 (SDA) a A5 (SCL). Pracovní napětí logiky čipu je 5 V.</w:t>
+        <w:t>. Zařízení poskytuje celkem 14 digitálních vstupně-výstupních pinů a 6 analogových vstupů. Důležitým parametrem pro tento projekt je přítomnost pinů s podporou vnějšího přerušení (Interrupt), konkrétně pinu D2 (INT0) a D3 (INT1), a přítomnost hardwarového I2C rozhraní vyvedeného na pinech A4 (SDA) a A5 (SCL). Pracovní napětí logiky čipu je 5 V.</w:t>
       </w:r>
       <w:r>
         <w:fldChar w:fldCharType="begin"/>
@@ -8195,15 +7012,7 @@
         </w:r>
       </w:fldSimple>
       <w:r>
-        <w:t>Rozložení pinů (</w:t>
-      </w:r>
-      <w:proofErr w:type="spellStart"/>
-      <w:r>
-        <w:t>Pinout</w:t>
-      </w:r>
-      <w:proofErr w:type="spellEnd"/>
-      <w:r>
-        <w:t>) na vývojové desce</w:t>
+        <w:t>Rozložení pinů (Pinout) na vývojové desce</w:t>
       </w:r>
       <w:bookmarkEnd w:id="84"/>
       <w:bookmarkEnd w:id="85"/>
@@ -8364,31 +7173,7 @@
       </w:r>
       <w:proofErr w:type="gramEnd"/>
       <w:r>
-        <w:t xml:space="preserve"> logikou řídicího </w:t>
-      </w:r>
-      <w:proofErr w:type="spellStart"/>
-      <w:r>
-        <w:t>mikrokontroléru</w:t>
-      </w:r>
-      <w:proofErr w:type="spellEnd"/>
-      <w:r>
-        <w:t xml:space="preserve">. To výrazně zjednodušuje zapojení, jelikož není nutné implementovat dodatečné převodníky logických úrovní (Level </w:t>
-      </w:r>
-      <w:proofErr w:type="spellStart"/>
-      <w:r>
-        <w:t>Shiftery</w:t>
-      </w:r>
-      <w:proofErr w:type="spellEnd"/>
-      <w:r>
-        <w:t>) ani samostatné stabilizátory napětí. Modul je vybaven čtyřmi piny: VDD (kladné napájení), GND (zem), OUT/DATA (výstup demodulovaného signálu) a PON (</w:t>
-      </w:r>
-      <w:proofErr w:type="spellStart"/>
-      <w:r>
-        <w:t>Power</w:t>
-      </w:r>
-      <w:proofErr w:type="spellEnd"/>
-      <w:r>
-        <w:t xml:space="preserve"> On). Pin PON slouží k řízení spotřeby; pro trvalé zapnutí přijímače je nutné tento pin spojit se zemním potenciálem (GND).</w:t>
+        <w:t xml:space="preserve"> logikou řídicího mikrokontroléru. To výrazně zjednodušuje zapojení, jelikož není nutné implementovat dodatečné převodníky logických úrovní (Level Shiftery) ani samostatné stabilizátory napětí. Modul je vybaven čtyřmi piny: VDD (kladné napájení), GND (zem), OUT/DATA (výstup demodulovaného signálu) a PON (Power On). Pin PON slouží k řízení spotřeby; pro trvalé zapnutí přijímače je nutné tento pin spojit se zemním potenciálem (GND).</w:t>
       </w:r>
     </w:p>
     <w:p>
@@ -8544,23 +7329,7 @@
         <w:fldChar w:fldCharType="end"/>
       </w:r>
       <w:r>
-        <w:t xml:space="preserve">. Tento převodník umožňuje plné řízení displeje pomocí sběrnice I2C, přičemž jeho přednastavená adresa je 0x27. Součástí převodníku je rovněž </w:t>
-      </w:r>
-      <w:proofErr w:type="spellStart"/>
-      <w:r>
-        <w:t>trimr</w:t>
-      </w:r>
-      <w:proofErr w:type="spellEnd"/>
-      <w:r>
-        <w:t xml:space="preserve"> pro nastavení kontrastu tekutých krystalů a propojka (</w:t>
-      </w:r>
-      <w:proofErr w:type="spellStart"/>
-      <w:r>
-        <w:t>jumper</w:t>
-      </w:r>
-      <w:proofErr w:type="spellEnd"/>
-      <w:r>
-        <w:t>) umožňující hardwarovou deaktivaci podsvícení.</w:t>
+        <w:t>. Tento převodník umožňuje plné řízení displeje pomocí sběrnice I2C, přičemž jeho přednastavená adresa je 0x27. Součástí převodníku je rovněž trimr pro nastavení kontrastu tekutých krystalů a propojka (jumper) umožňující hardwarovou deaktivaci podsvícení.</w:t>
       </w:r>
     </w:p>
     <w:bookmarkStart w:id="91" w:name="_MON_1836128953"/>
@@ -8596,7 +7365,7 @@
           <v:shape id="_x0000_i1025" type="#_x0000_t75" style="width:414pt;height:138.75pt" o:ole="">
             <v:imagedata r:id="rId17" o:title=""/>
           </v:shape>
-          <o:OLEObject Type="Embed" ProgID="Excel.Sheet.12" ShapeID="_x0000_i1025" DrawAspect="Content" ObjectID="_1836203365" r:id="rId18"/>
+          <o:OLEObject Type="Embed" ProgID="Excel.Sheet.12" ShapeID="_x0000_i1025" DrawAspect="Content" ObjectID="_1836208576" r:id="rId18"/>
         </w:object>
       </w:r>
     </w:p>
@@ -8634,15 +7403,7 @@
         <w:spacing w:before="0" w:beforeAutospacing="0" w:line="360" w:lineRule="auto"/>
       </w:pPr>
       <w:r>
-        <w:t xml:space="preserve">L = </w:t>
-      </w:r>
-      <w:proofErr w:type="spellStart"/>
-      <w:r>
-        <w:t>Low</w:t>
-      </w:r>
-      <w:proofErr w:type="spellEnd"/>
-      <w:r>
-        <w:t xml:space="preserve"> (Logická 0, pin spojen s GND) </w:t>
+        <w:t xml:space="preserve">L = Low (Logická 0, pin spojen s GND) </w:t>
       </w:r>
     </w:p>
     <w:p>
@@ -8655,15 +7416,7 @@
         <w:spacing w:before="0" w:beforeAutospacing="0" w:line="360" w:lineRule="auto"/>
       </w:pPr>
       <w:r>
-        <w:t xml:space="preserve">H = </w:t>
-      </w:r>
-      <w:proofErr w:type="spellStart"/>
-      <w:r>
-        <w:t>High</w:t>
-      </w:r>
-      <w:proofErr w:type="spellEnd"/>
-      <w:r>
-        <w:t xml:space="preserve"> (Logická 1, pin spojen s VDD / nezapojen) </w:t>
+        <w:t xml:space="preserve">H = High (Logická 1, pin spojen s VDD / nezapojen) </w:t>
       </w:r>
     </w:p>
     <w:p>
@@ -8723,15 +7476,7 @@
         <w:spacing w:before="0"/>
       </w:pPr>
       <w:r>
-        <w:t>Vstupy od uživatele jsou řešeny pomocí čtveřice standardních mechanických mikrospínačů do nepájivého pole, které reprezentují funkce OK, BACK, UP a DOWN. Pro akustickou signalizaci buzení byl do obvodu začleněn pasivní piezoelektrický měnič (</w:t>
-      </w:r>
-      <w:proofErr w:type="spellStart"/>
-      <w:r>
-        <w:t>buzzer</w:t>
-      </w:r>
-      <w:proofErr w:type="spellEnd"/>
-      <w:r>
-        <w:t>).</w:t>
+        <w:t>Vstupy od uživatele jsou řešeny pomocí čtveřice standardních mechanických mikrospínačů do nepájivého pole, které reprezentují funkce OK, BACK, UP a DOWN. Pro akustickou signalizaci buzení byl do obvodu začleněn pasivní piezoelektrický měnič (buzzer).</w:t>
       </w:r>
     </w:p>
     <w:p>
@@ -8759,15 +7504,7 @@
         <w:spacing w:before="0"/>
       </w:pPr>
       <w:r>
-        <w:t xml:space="preserve">Před započetím fyzické realizace a pájení komponent byl dobrý nápad provést logický návrh celého zapojení. Pro bezpečné ověření obvodových cest a prevenci zkratů byl využit cloudový simulátor elektroniky </w:t>
-      </w:r>
-      <w:proofErr w:type="spellStart"/>
-      <w:r>
-        <w:t>Wokwi</w:t>
-      </w:r>
-      <w:proofErr w:type="spellEnd"/>
-      <w:r>
-        <w:t>.</w:t>
+        <w:t>Před započetím fyzické realizace a pájení komponent byl dobrý nápad provést logický návrh celého zapojení. Pro bezpečné ověření obvodových cest a prevenci zkratů byl využit cloudový simulátor elektroniky Wokwi.</w:t>
       </w:r>
     </w:p>
     <w:p>
@@ -8845,15 +7582,10 @@
         </w:r>
       </w:fldSimple>
       <w:r>
-        <w:t xml:space="preserve"> Logické schéma zapojení vytvořené v simulátoru </w:t>
-      </w:r>
-      <w:proofErr w:type="spellStart"/>
-      <w:r>
-        <w:t>Wokwi</w:t>
+        <w:t xml:space="preserve"> Logické schéma zapojení vytvořené v simulátoru Wokwi</w:t>
       </w:r>
       <w:bookmarkEnd w:id="95"/>
       <w:bookmarkEnd w:id="96"/>
-      <w:proofErr w:type="spellEnd"/>
     </w:p>
     <w:p>
       <w:pPr>
@@ -8885,21 +7617,7 @@
         <w:rPr>
           <w:rFonts w:eastAsiaTheme="minorEastAsia"/>
         </w:rPr>
-        <w:t xml:space="preserve">Hlavní deska </w:t>
-      </w:r>
-      <w:proofErr w:type="spellStart"/>
-      <w:r>
-        <w:rPr>
-          <w:rFonts w:eastAsiaTheme="minorEastAsia"/>
-        </w:rPr>
-        <w:t>mikrokontroléru</w:t>
-      </w:r>
-      <w:proofErr w:type="spellEnd"/>
-      <w:r>
-        <w:rPr>
-          <w:rFonts w:eastAsiaTheme="minorEastAsia"/>
-        </w:rPr>
-        <w:t xml:space="preserve"> je napájena napětím 5 V přes rozhraní USB, které slouží jako primární zdroj energie pro celý logický obvod. Rozložení napájení periferií je realizováno centralizovaně:</w:t>
+        <w:t>Hlavní deska mikrokontroléru je napájena napětím 5 V přes rozhraní USB, které slouží jako primární zdroj energie pro celý logický obvod. Rozložení napájení periferií je realizováno centralizovaně:</w:t>
       </w:r>
     </w:p>
     <w:p>
@@ -8973,21 +7691,7 @@
         <w:rPr>
           <w:rFonts w:eastAsiaTheme="minorEastAsia"/>
         </w:rPr>
-        <w:t xml:space="preserve">Pin PON u přijímače DCF77 je </w:t>
-      </w:r>
-      <w:proofErr w:type="spellStart"/>
-      <w:r>
-        <w:rPr>
-          <w:rFonts w:eastAsiaTheme="minorEastAsia"/>
-        </w:rPr>
-        <w:t>překlemován</w:t>
-      </w:r>
-      <w:proofErr w:type="spellEnd"/>
-      <w:r>
-        <w:rPr>
-          <w:rFonts w:eastAsiaTheme="minorEastAsia"/>
-        </w:rPr>
-        <w:t xml:space="preserve"> s pinem GND pro jeho neustálou aktivaci a připravenost k příjmu.</w:t>
+        <w:t>Pin PON u přijímače DCF77 je překlemován s pinem GND pro jeho neustálou aktivaci a připravenost k příjmu.</w:t>
       </w:r>
     </w:p>
     <w:p>
@@ -8995,23 +7699,7 @@
         <w:spacing w:before="0"/>
       </w:pPr>
       <w:r>
-        <w:t xml:space="preserve">Komunikační I2C linka využívá pro propojení modulu RTC a LCD displeje s </w:t>
-      </w:r>
-      <w:proofErr w:type="spellStart"/>
-      <w:r>
-        <w:t>Arduinem</w:t>
-      </w:r>
-      <w:proofErr w:type="spellEnd"/>
-      <w:r>
-        <w:t xml:space="preserve"> piny A4 pro signál SDA a piny A5 pro signál SCL. Protože převodník PCF8574 i obvod DS3231 na svých deskách již obsahují </w:t>
-      </w:r>
-      <w:proofErr w:type="spellStart"/>
-      <w:r>
-        <w:t>pull</w:t>
-      </w:r>
-      <w:proofErr w:type="spellEnd"/>
-      <w:r>
-        <w:t>-up rezistory, nebylo nutné do obvodu přidávat žádné další externí odpory pro zajištění klidového napětí na sběrnici</w:t>
+        <w:t>Komunikační I2C linka využívá pro propojení modulu RTC a LCD displeje s Arduinem piny A4 pro signál SDA a piny A5 pro signál SCL. Protože převodník PCF8574 i obvod DS3231 na svých deskách již obsahují pull-up rezistory, nebylo nutné do obvodu přidávat žádné další externí odpory pro zajištění klidového napětí na sběrnici</w:t>
       </w:r>
       <w:r>
         <w:t xml:space="preserve"> </w:t>
@@ -9087,88 +7775,60 @@
         <w:rPr>
           <w:rFonts w:eastAsiaTheme="minorEastAsia"/>
         </w:rPr>
-        <w:t xml:space="preserve">Datový pin modulu DCF77, na kterém modul generuje milisekundové pulzy reprezentující zachycené bity, byl připojen k digitálnímu pinu D2 </w:t>
-      </w:r>
-      <w:proofErr w:type="spellStart"/>
+        <w:t>Datový pin modulu DCF77, na kterém modul generuje milisekundové pulzy reprezentující zachycené bity, byl připojen k digitálnímu pinu D2 mikrokontroléru. Volba pinu D2 je technologickou nutností</w:t>
+      </w:r>
       <w:r>
         <w:rPr>
           <w:rFonts w:eastAsiaTheme="minorEastAsia"/>
         </w:rPr>
-        <w:t>mikrokontroléru</w:t>
-      </w:r>
-      <w:proofErr w:type="spellEnd"/>
+        <w:t xml:space="preserve"> </w:t>
+      </w:r>
       <w:r>
         <w:rPr>
           <w:rFonts w:eastAsiaTheme="minorEastAsia"/>
         </w:rPr>
-        <w:t>. Volba pinu D2 je technologickou nutností</w:t>
+        <w:fldChar w:fldCharType="begin"/>
       </w:r>
       <w:r>
         <w:rPr>
           <w:rFonts w:eastAsiaTheme="minorEastAsia"/>
         </w:rPr>
-        <w:t xml:space="preserve"> </w:t>
+        <w:instrText xml:space="preserve"> REF _Ref225322715 \r \h </w:instrText>
       </w:r>
       <w:r>
         <w:rPr>
           <w:rFonts w:eastAsiaTheme="minorEastAsia"/>
         </w:rPr>
-        <w:fldChar w:fldCharType="begin"/>
+        <w:instrText xml:space="preserve"> \* MERGEFORMAT </w:instrText>
       </w:r>
       <w:r>
         <w:rPr>
           <w:rFonts w:eastAsiaTheme="minorEastAsia"/>
         </w:rPr>
-        <w:instrText xml:space="preserve"> REF _Ref225322715 \r \h </w:instrText>
       </w:r>
       <w:r>
         <w:rPr>
           <w:rFonts w:eastAsiaTheme="minorEastAsia"/>
         </w:rPr>
-        <w:instrText xml:space="preserve"> \* MERGEFORMAT </w:instrText>
+        <w:fldChar w:fldCharType="separate"/>
       </w:r>
       <w:r>
         <w:rPr>
           <w:rFonts w:eastAsiaTheme="minorEastAsia"/>
         </w:rPr>
+        <w:t>[3]</w:t>
       </w:r>
       <w:r>
         <w:rPr>
           <w:rFonts w:eastAsiaTheme="minorEastAsia"/>
         </w:rPr>
-        <w:fldChar w:fldCharType="separate"/>
+        <w:fldChar w:fldCharType="end"/>
       </w:r>
       <w:r>
         <w:rPr>
           <w:rFonts w:eastAsiaTheme="minorEastAsia"/>
         </w:rPr>
-        <w:t>[3]</w:t>
-      </w:r>
-      <w:r>
-        <w:rPr>
-          <w:rFonts w:eastAsiaTheme="minorEastAsia"/>
-        </w:rPr>
-        <w:fldChar w:fldCharType="end"/>
-      </w:r>
-      <w:r>
-        <w:rPr>
-          <w:rFonts w:eastAsiaTheme="minorEastAsia"/>
-        </w:rPr>
-        <w:t>. Jedná se o jeden ze dvou pinů na čipu ATmega328P, který podporuje asynchronní hardwarové přerušení (</w:t>
-      </w:r>
-      <w:proofErr w:type="spellStart"/>
-      <w:r>
-        <w:rPr>
-          <w:rFonts w:eastAsiaTheme="minorEastAsia"/>
-        </w:rPr>
-        <w:t>Interrupt</w:t>
-      </w:r>
-      <w:proofErr w:type="spellEnd"/>
-      <w:r>
-        <w:rPr>
-          <w:rFonts w:eastAsiaTheme="minorEastAsia"/>
-        </w:rPr>
-        <w:t xml:space="preserve"> 0). Tím je zaručeno, že řídicí program zaregistruje hranu signálu v reálném čase, aniž by byl blokován překreslováním displeje.</w:t>
+        <w:t>. Jedná se o jeden ze dvou pinů na čipu ATmega328P, který podporuje asynchronní hardwarové přerušení (Interrupt 0). Tím je zaručeno, že řídicí program zaregistruje hranu signálu v reálném čase, aniž by byl blokován překreslováním displeje.</w:t>
       </w:r>
     </w:p>
     <w:p>
@@ -9183,35 +7843,7 @@
         <w:rPr>
           <w:rFonts w:eastAsiaTheme="minorEastAsia"/>
         </w:rPr>
-        <w:t>Mikrospínače sloužící jako uživatelské rozhraní byly zapojeny podle metody aktivní nuly (</w:t>
-      </w:r>
-      <w:proofErr w:type="spellStart"/>
-      <w:r>
-        <w:rPr>
-          <w:rFonts w:eastAsiaTheme="minorEastAsia"/>
-        </w:rPr>
-        <w:t>Active-Low</w:t>
-      </w:r>
-      <w:proofErr w:type="spellEnd"/>
-      <w:r>
-        <w:rPr>
-          <w:rFonts w:eastAsiaTheme="minorEastAsia"/>
-        </w:rPr>
-        <w:t xml:space="preserve">). Jeden pól každého tlačítka byl spojen se zemním potenciálem (GND) a druhý pól byl připojen přímo k digitálním pinům </w:t>
-      </w:r>
-      <w:proofErr w:type="spellStart"/>
-      <w:r>
-        <w:rPr>
-          <w:rFonts w:eastAsiaTheme="minorEastAsia"/>
-        </w:rPr>
-        <w:t>mikrokontroléru</w:t>
-      </w:r>
-      <w:proofErr w:type="spellEnd"/>
-      <w:r>
-        <w:rPr>
-          <w:rFonts w:eastAsiaTheme="minorEastAsia"/>
-        </w:rPr>
-        <w:t xml:space="preserve"> v následujícím rozložení:</w:t>
+        <w:t>Mikrospínače sloužící jako uživatelské rozhraní byly zapojeny podle metody aktivní nuly (Active-Low). Jeden pól každého tlačítka byl spojen se zemním potenciálem (GND) a druhý pól byl připojen přímo k digitálním pinům mikrokontroléru v následujícím rozložení:</w:t>
       </w:r>
     </w:p>
     <w:p>
@@ -9306,49 +7938,7 @@
         <w:rPr>
           <w:rFonts w:eastAsiaTheme="minorEastAsia"/>
         </w:rPr>
-        <w:t xml:space="preserve">Pro zajištění definovaného logického stavu (zabránění tzv. plovoucímu pinu, kdy anténní efekt vodiče může generovat náhodné logické hodnoty) byly v softwaru </w:t>
-      </w:r>
-      <w:proofErr w:type="spellStart"/>
-      <w:r>
-        <w:rPr>
-          <w:rFonts w:eastAsiaTheme="minorEastAsia"/>
-        </w:rPr>
-        <w:t>mikrokontroléru</w:t>
-      </w:r>
-      <w:proofErr w:type="spellEnd"/>
-      <w:r>
-        <w:rPr>
-          <w:rFonts w:eastAsiaTheme="minorEastAsia"/>
-        </w:rPr>
-        <w:t xml:space="preserve"> aktivovány interní </w:t>
-      </w:r>
-      <w:proofErr w:type="spellStart"/>
-      <w:r>
-        <w:rPr>
-          <w:rFonts w:eastAsiaTheme="minorEastAsia"/>
-        </w:rPr>
-        <w:t>pull</w:t>
-      </w:r>
-      <w:proofErr w:type="spellEnd"/>
-      <w:r>
-        <w:rPr>
-          <w:rFonts w:eastAsiaTheme="minorEastAsia"/>
-        </w:rPr>
-        <w:t xml:space="preserve">-up rezistory připojené na těchto vstupech. Při stisku tlačítka je obvod uzavřen proti zemi, což </w:t>
-      </w:r>
-      <w:proofErr w:type="spellStart"/>
-      <w:r>
-        <w:rPr>
-          <w:rFonts w:eastAsiaTheme="minorEastAsia"/>
-        </w:rPr>
-        <w:t>mikrokontrolér</w:t>
-      </w:r>
-      <w:proofErr w:type="spellEnd"/>
-      <w:r>
-        <w:rPr>
-          <w:rFonts w:eastAsiaTheme="minorEastAsia"/>
-        </w:rPr>
-        <w:t xml:space="preserve"> vyhodnotí jako stav logické nuly (LOW). Tento přístup zcela eliminoval potřebu osazovat nepájivé pole dodatečnými externími odpory. Akustický pasivní měnič je připojen na digitální pin D8 a je spínán softwarově generovaným pulzně šířkovým modulačním signálem (PWM).</w:t>
+        <w:t>Pro zajištění definovaného logického stavu (zabránění tzv. plovoucímu pinu, kdy anténní efekt vodiče může generovat náhodné logické hodnoty) byly v softwaru mikrokontroléru aktivovány interní pull-up rezistory připojené na těchto vstupech. Při stisku tlačítka je obvod uzavřen proti zemi, což mikrokontrolér vyhodnotí jako stav logické nuly (LOW). Tento přístup zcela eliminoval potřebu osazovat nepájivé pole dodatečnými externími odpory. Akustický pasivní měnič je připojen na digitální pin D8 a je spínán softwarově generovaným pulzně šířkovým modulačním signálem (PWM).</w:t>
       </w:r>
     </w:p>
     <w:p>
@@ -9378,31 +7968,7 @@
         <w:spacing w:before="0"/>
       </w:pPr>
       <w:r>
-        <w:t xml:space="preserve">Tato kapitola je zaměřena na popis řídicího programu </w:t>
-      </w:r>
-      <w:proofErr w:type="spellStart"/>
-      <w:r>
-        <w:t>mikrokontroléru</w:t>
-      </w:r>
-      <w:proofErr w:type="spellEnd"/>
-      <w:r>
-        <w:t xml:space="preserve">. Kód byl vytvořen ve vývojovém prostředí </w:t>
-      </w:r>
-      <w:proofErr w:type="spellStart"/>
-      <w:r>
-        <w:t>Arduino</w:t>
-      </w:r>
-      <w:proofErr w:type="spellEnd"/>
-      <w:r>
-        <w:t xml:space="preserve"> IDE s využitím programovacího jazyka C++ (respektive jeho aplikačního rámce </w:t>
-      </w:r>
-      <w:proofErr w:type="spellStart"/>
-      <w:r>
-        <w:t>Wiring</w:t>
-      </w:r>
-      <w:proofErr w:type="spellEnd"/>
-      <w:r>
-        <w:t>). Cílem softwarového návrhu bylo vytvořit stabilní a asynchronní systém, který dokáže současně obsluhovat zobrazení na displeji, reagovat na vstupy od uživatele, a především na pozadí nepřetržitě analyzovat příchozí pulzy z přijímače atomového času DCF77.</w:t>
+        <w:t>Tato kapitola je zaměřena na popis řídicího programu mikrokontroléru. Kód byl vytvořen ve vývojovém prostředí Arduino IDE s využitím programovacího jazyka C++ (respektive jeho aplikačního rámce Wiring). Cílem softwarového návrhu bylo vytvořit stabilní a asynchronní systém, který dokáže současně obsluhovat zobrazení na displeji, reagovat na vstupy od uživatele, a především na pozadí nepřetržitě analyzovat příchozí pulzy z přijímače atomového času DCF77.</w:t>
       </w:r>
     </w:p>
     <w:p>
@@ -9423,23 +7989,7 @@
         <w:spacing w:before="0"/>
       </w:pPr>
       <w:r>
-        <w:t xml:space="preserve">Pro usnadnění vývoje a abstrakci složitých </w:t>
-      </w:r>
-      <w:proofErr w:type="spellStart"/>
-      <w:r>
-        <w:t>nízkoúrovňových</w:t>
-      </w:r>
-      <w:proofErr w:type="spellEnd"/>
-      <w:r>
-        <w:t xml:space="preserve"> operací s registry </w:t>
-      </w:r>
-      <w:proofErr w:type="spellStart"/>
-      <w:r>
-        <w:t>mikrokontroléru</w:t>
-      </w:r>
-      <w:proofErr w:type="spellEnd"/>
-      <w:r>
-        <w:t xml:space="preserve"> byly do projektu importovány externí softwarové knihovny. Tyto knihovní celky poskytují aplikační rozhraní (API) pro snadnější komunikaci s hardwarovými moduly.</w:t>
+        <w:t>Pro usnadnění vývoje a abstrakci složitých nízkoúrovňových operací s registry mikrokontroléru byly do projektu importovány externí softwarové knihovny. Tyto knihovní celky poskytují aplikační rozhraní (API) pro snadnější komunikaci s hardwarovými moduly.</w:t>
       </w:r>
     </w:p>
     <w:p>
@@ -9452,7 +8002,6 @@
         <w:spacing w:before="0"/>
         <w:ind w:left="0"/>
       </w:pPr>
-      <w:proofErr w:type="spellStart"/>
       <w:r>
         <w:rPr>
           <w:b/>
@@ -9460,25 +8009,8 @@
         </w:rPr>
         <w:t>Wire.h</w:t>
       </w:r>
-      <w:proofErr w:type="spellEnd"/>
-      <w:r>
-        <w:t xml:space="preserve"> – Jádrová knihovna pro obsluhu hardwarového rozhraní TWI (</w:t>
-      </w:r>
-      <w:proofErr w:type="spellStart"/>
-      <w:r>
-        <w:t>Two-Wire</w:t>
-      </w:r>
-      <w:proofErr w:type="spellEnd"/>
-      <w:r>
-        <w:t xml:space="preserve"> Interface), které je v ekosystému </w:t>
-      </w:r>
-      <w:proofErr w:type="spellStart"/>
-      <w:r>
-        <w:t>Arduino</w:t>
-      </w:r>
-      <w:proofErr w:type="spellEnd"/>
-      <w:r>
-        <w:t xml:space="preserve"> ekvivalentem sběrnice I2C. Knihovna zajišťuje generování hodinového signálu SCL a správu datových přenosů SDA.</w:t>
+      <w:r>
+        <w:t xml:space="preserve"> – Jádrová knihovna pro obsluhu hardwarového rozhraní TWI (Two-Wire Interface), které je v ekosystému Arduino ekvivalentem sběrnice I2C. Knihovna zajišťuje generování hodinového signálu SCL a správu datových přenosů SDA.</w:t>
       </w:r>
     </w:p>
     <w:p>
@@ -9512,7 +8044,6 @@
         <w:spacing w:before="0"/>
         <w:ind w:left="0"/>
       </w:pPr>
-      <w:proofErr w:type="spellStart"/>
       <w:r>
         <w:rPr>
           <w:b/>
@@ -9520,7 +8051,6 @@
         </w:rPr>
         <w:t>RTClib.h</w:t>
       </w:r>
-      <w:proofErr w:type="spellEnd"/>
       <w:r>
         <w:t xml:space="preserve"> – </w:t>
       </w:r>
@@ -9530,12 +8060,10 @@
       <w:r>
         <w:t xml:space="preserve"> knihovna pro obsluhu modulu reálného času. V projektu je využívána pro čtení aktuálního času z čipu DS3231, zápis nového času po úspěšné synchronizaci a pro detekci ztráty napájení prostřednictvím funkce </w:t>
       </w:r>
-      <w:proofErr w:type="spellStart"/>
       <w:proofErr w:type="gramStart"/>
       <w:r>
         <w:t>rtc.lostPower</w:t>
       </w:r>
-      <w:proofErr w:type="spellEnd"/>
       <w:proofErr w:type="gramEnd"/>
       <w:r>
         <w:t>().</w:t>
@@ -9551,7 +8079,7 @@
           <v:shape id="_x0000_i1026" type="#_x0000_t75" style="width:411.75pt;height:127.5pt" o:ole="">
             <v:imagedata r:id="rId20" o:title=""/>
           </v:shape>
-          <o:OLEObject Type="Embed" ProgID="Excel.Sheet.12" ShapeID="_x0000_i1026" DrawAspect="Content" ObjectID="_1836203366" r:id="rId21"/>
+          <o:OLEObject Type="Embed" ProgID="Excel.Sheet.12" ShapeID="_x0000_i1026" DrawAspect="Content" ObjectID="_1836208577" r:id="rId21"/>
         </w:object>
       </w:r>
     </w:p>
@@ -9591,57 +8119,22 @@
           <w:b/>
           <w:bCs/>
         </w:rPr>
-        <w:t xml:space="preserve">DCF77.h a </w:t>
-      </w:r>
-      <w:proofErr w:type="spellStart"/>
-      <w:r>
-        <w:rPr>
-          <w:b/>
-          <w:bCs/>
-        </w:rPr>
-        <w:t>TimeLib.h</w:t>
-      </w:r>
-      <w:proofErr w:type="spellEnd"/>
-      <w:r>
-        <w:t xml:space="preserve"> – Dvojice knihoven nezbytná pro zachytávání a dekódování časového normálu. Během vývoje se ukázalo jako kritické použití specifické verze knihovny </w:t>
-      </w:r>
-      <w:proofErr w:type="spellStart"/>
-      <w:r>
-        <w:t>TimeLib.h</w:t>
-      </w:r>
-      <w:proofErr w:type="spellEnd"/>
-      <w:r>
-        <w:t xml:space="preserve"> (udržované P. </w:t>
-      </w:r>
-      <w:proofErr w:type="spellStart"/>
-      <w:r>
-        <w:t>Stoffregenem</w:t>
-      </w:r>
-      <w:proofErr w:type="spellEnd"/>
-      <w:r>
-        <w:t xml:space="preserve">). Původní verze knihovny kolidovala se systémovými soubory kompilátoru operačního systému Windows, což způsobovalo kaskádové chyby při kompilaci (nedeklarované funkce </w:t>
-      </w:r>
-      <w:proofErr w:type="spellStart"/>
+        <w:t>DCF77.h a TimeLib.h</w:t>
+      </w:r>
+      <w:r>
+        <w:t xml:space="preserve"> – Dvojice knihoven nezbytná pro zachytávání a dekódování časového normálu. Během vývoje se ukázalo jako kritické použití specifické verze knihovny TimeLib.h (udržované P. Stoffregenem). Původní verze knihovny kolidovala se systémovými soubory kompilátoru operačního systému Windows, což způsobovalo kaskádové chyby při kompilaci (nedeklarované funkce </w:t>
+      </w:r>
       <w:proofErr w:type="gramStart"/>
       <w:r>
-        <w:t>year</w:t>
-      </w:r>
-      <w:proofErr w:type="spellEnd"/>
-      <w:r>
-        <w:t>(</w:t>
+        <w:t>year(</w:t>
       </w:r>
       <w:proofErr w:type="gramEnd"/>
       <w:r>
         <w:t xml:space="preserve">), </w:t>
       </w:r>
-      <w:proofErr w:type="spellStart"/>
       <w:proofErr w:type="gramStart"/>
       <w:r>
-        <w:t>month</w:t>
-      </w:r>
-      <w:proofErr w:type="spellEnd"/>
-      <w:r>
-        <w:t>(</w:t>
+        <w:t>month(</w:t>
       </w:r>
       <w:proofErr w:type="gramEnd"/>
       <w:r>
@@ -9701,94 +8194,69 @@
       <w:r>
         <w:t xml:space="preserve">Zásadním požadavkem na běh programu bylo vyloučení blokovacích zpožďovacích funkcí, jako je standardní příkaz </w:t>
       </w:r>
-      <w:proofErr w:type="spellStart"/>
       <w:proofErr w:type="gramStart"/>
       <w:r>
         <w:rPr>
           <w:rStyle w:val="KdHTML"/>
           <w:rFonts w:ascii="Times New Roman" w:hAnsi="Times New Roman" w:cs="Times New Roman"/>
         </w:rPr>
-        <w:t>delay</w:t>
-      </w:r>
-      <w:proofErr w:type="spellEnd"/>
+        <w:t>delay(</w:t>
+      </w:r>
+      <w:proofErr w:type="gramEnd"/>
       <w:r>
         <w:rPr>
           <w:rStyle w:val="KdHTML"/>
           <w:rFonts w:ascii="Times New Roman" w:hAnsi="Times New Roman" w:cs="Times New Roman"/>
         </w:rPr>
-        <w:t>(</w:t>
-      </w:r>
-      <w:proofErr w:type="gramEnd"/>
+        <w:t>)</w:t>
+      </w:r>
+      <w:r>
+        <w:t>. Použití této funkce by zastavilo běh hlavního vlákna programu, což by vedlo ke ztrátě informací o stisku tlačítek a znemožnilo by to přesné měření délky pulzů přicházejících z modulu DCF77.</w:t>
+      </w:r>
+    </w:p>
+    <w:p>
+      <w:pPr>
+        <w:pStyle w:val="Normlnweb"/>
+        <w:spacing w:before="0" w:beforeAutospacing="0" w:line="360" w:lineRule="auto"/>
+      </w:pPr>
+      <w:r>
+        <w:t>Z tohoto důvodu byla softwarová architektura navržena na bázi konečného stavového automatu (FSM – Finite State Machine). Stavový automat je výpočetní model, který se v každém okamžiku nachází v jednom z předem definovaných stavů, přičemž přechody mezi těmito stavy jsou řízeny externími událostmi (stisk tlačítka, vypršení časovače).</w:t>
+      </w:r>
+    </w:p>
+    <w:p>
+      <w:pPr>
+        <w:pStyle w:val="Normlnweb"/>
+        <w:spacing w:before="0" w:beforeAutospacing="0" w:line="360" w:lineRule="auto"/>
+      </w:pPr>
+      <w:r>
+        <w:t xml:space="preserve">V jazyce C++ je tento model implementován pomocí výčtového typu </w:t>
+      </w:r>
       <w:r>
         <w:rPr>
           <w:rStyle w:val="KdHTML"/>
           <w:rFonts w:ascii="Times New Roman" w:hAnsi="Times New Roman" w:cs="Times New Roman"/>
         </w:rPr>
-        <w:t>)</w:t>
-      </w:r>
-      <w:r>
-        <w:t>. Použití této funkce by zastavilo běh hlavního vlákna programu, což by vedlo ke ztrátě informací o stisku tlačítek a znemožnilo by to přesné měření délky pulzů přicházejících z modulu DCF77.</w:t>
-      </w:r>
-    </w:p>
-    <w:p>
-      <w:pPr>
-        <w:pStyle w:val="Normlnweb"/>
-        <w:spacing w:before="0" w:beforeAutospacing="0" w:line="360" w:lineRule="auto"/>
-      </w:pPr>
-      <w:r>
-        <w:t xml:space="preserve">Z tohoto důvodu byla softwarová architektura navržena na bázi konečného stavového automatu (FSM – </w:t>
-      </w:r>
-      <w:proofErr w:type="spellStart"/>
-      <w:r>
-        <w:t>Finite</w:t>
-      </w:r>
-      <w:proofErr w:type="spellEnd"/>
-      <w:r>
-        <w:t xml:space="preserve"> </w:t>
-      </w:r>
-      <w:proofErr w:type="spellStart"/>
-      <w:r>
-        <w:t>State</w:t>
-      </w:r>
-      <w:proofErr w:type="spellEnd"/>
-      <w:r>
-        <w:t xml:space="preserve"> </w:t>
-      </w:r>
-      <w:proofErr w:type="spellStart"/>
-      <w:r>
-        <w:t>Machine</w:t>
-      </w:r>
-      <w:proofErr w:type="spellEnd"/>
-      <w:r>
-        <w:t>). Stavový automat je výpočetní model, který se v každém okamžiku nachází v jednom z předem definovaných stavů, přičemž přechody mezi těmito stavy jsou řízeny externími událostmi (stisk tlačítka, vypršení časovače).</w:t>
-      </w:r>
-    </w:p>
-    <w:p>
-      <w:pPr>
-        <w:pStyle w:val="Normlnweb"/>
-        <w:spacing w:before="0" w:beforeAutospacing="0" w:line="360" w:lineRule="auto"/>
-      </w:pPr>
-      <w:r>
-        <w:t xml:space="preserve">V jazyce C++ je tento model implementován pomocí výčtového typu </w:t>
-      </w:r>
-      <w:proofErr w:type="spellStart"/>
+        <w:t>enum</w:t>
+      </w:r>
+      <w:r>
+        <w:t xml:space="preserve">, který definuje stavy jako </w:t>
+      </w:r>
       <w:r>
         <w:rPr>
           <w:rStyle w:val="KdHTML"/>
           <w:rFonts w:ascii="Times New Roman" w:hAnsi="Times New Roman" w:cs="Times New Roman"/>
         </w:rPr>
-        <w:t>enum</w:t>
-      </w:r>
-      <w:proofErr w:type="spellEnd"/>
-      <w:r>
-        <w:t xml:space="preserve">, který definuje stavy jako </w:t>
+        <w:t>SYNC_DCF</w:t>
+      </w:r>
+      <w:r>
+        <w:t xml:space="preserve">, </w:t>
       </w:r>
       <w:r>
         <w:rPr>
           <w:rStyle w:val="KdHTML"/>
           <w:rFonts w:ascii="Times New Roman" w:hAnsi="Times New Roman" w:cs="Times New Roman"/>
         </w:rPr>
-        <w:t>SYNC_DCF</w:t>
+        <w:t>SHOW_TIME</w:t>
       </w:r>
       <w:r>
         <w:t xml:space="preserve">, </w:t>
@@ -9798,7 +8266,7 @@
           <w:rStyle w:val="KdHTML"/>
           <w:rFonts w:ascii="Times New Roman" w:hAnsi="Times New Roman" w:cs="Times New Roman"/>
         </w:rPr>
-        <w:t>SHOW_TIME</w:t>
+        <w:t>SET_ALARM_HOUR</w:t>
       </w:r>
       <w:r>
         <w:t xml:space="preserve">, </w:t>
@@ -9808,110 +8276,72 @@
           <w:rStyle w:val="KdHTML"/>
           <w:rFonts w:ascii="Times New Roman" w:hAnsi="Times New Roman" w:cs="Times New Roman"/>
         </w:rPr>
-        <w:t>SET_ALARM_HOUR</w:t>
-      </w:r>
-      <w:r>
-        <w:t xml:space="preserve">, </w:t>
-      </w:r>
+        <w:t>ALARM_RINGING</w:t>
+      </w:r>
+      <w:r>
+        <w:t xml:space="preserve"> a další. V hlavní nekonečné smyčce </w:t>
+      </w:r>
+      <w:proofErr w:type="gramStart"/>
       <w:r>
         <w:rPr>
           <w:rStyle w:val="KdHTML"/>
           <w:rFonts w:ascii="Times New Roman" w:hAnsi="Times New Roman" w:cs="Times New Roman"/>
         </w:rPr>
-        <w:t>ALARM_RINGING</w:t>
-      </w:r>
-      <w:r>
-        <w:t xml:space="preserve"> a další. V hlavní nekonečné smyčce </w:t>
-      </w:r>
-      <w:proofErr w:type="spellStart"/>
-      <w:proofErr w:type="gramStart"/>
+        <w:t>loop(</w:t>
+      </w:r>
+      <w:proofErr w:type="gramEnd"/>
       <w:r>
         <w:rPr>
           <w:rStyle w:val="KdHTML"/>
           <w:rFonts w:ascii="Times New Roman" w:hAnsi="Times New Roman" w:cs="Times New Roman"/>
         </w:rPr>
-        <w:t>loop</w:t>
-      </w:r>
-      <w:proofErr w:type="spellEnd"/>
+        <w:t>)</w:t>
+      </w:r>
+      <w:r>
+        <w:t xml:space="preserve"> je následně použit rozhodovací blok </w:t>
+      </w:r>
       <w:r>
         <w:rPr>
           <w:rStyle w:val="KdHTML"/>
           <w:rFonts w:ascii="Times New Roman" w:hAnsi="Times New Roman" w:cs="Times New Roman"/>
         </w:rPr>
-        <w:t>(</w:t>
-      </w:r>
-      <w:proofErr w:type="gramEnd"/>
+        <w:t>switch</w:t>
+      </w:r>
+      <w:r>
+        <w:t xml:space="preserve">, </w:t>
+      </w:r>
+      <w:r>
+        <w:lastRenderedPageBreak/>
+        <w:t xml:space="preserve">který vyhodnocuje aktuální stav (proměnná </w:t>
+      </w:r>
       <w:r>
         <w:rPr>
           <w:rStyle w:val="KdHTML"/>
           <w:rFonts w:ascii="Times New Roman" w:hAnsi="Times New Roman" w:cs="Times New Roman"/>
         </w:rPr>
-        <w:t>)</w:t>
-      </w:r>
-      <w:r>
-        <w:t xml:space="preserve"> je následně použit rozhodovací blok </w:t>
-      </w:r>
+        <w:t>currentState</w:t>
+      </w:r>
+      <w:r>
+        <w:t xml:space="preserve">) a spouští pouze tu část kódu, která danému stavu přísluší. Časování je realizováno neblokovacím způsobem pomocí funkce </w:t>
+      </w:r>
+      <w:proofErr w:type="gramStart"/>
       <w:r>
         <w:rPr>
           <w:rStyle w:val="KdHTML"/>
           <w:rFonts w:ascii="Times New Roman" w:hAnsi="Times New Roman" w:cs="Times New Roman"/>
         </w:rPr>
-        <w:t>switch</w:t>
-      </w:r>
-      <w:r>
-        <w:t xml:space="preserve">, </w:t>
-      </w:r>
-      <w:r>
-        <w:lastRenderedPageBreak/>
-        <w:t xml:space="preserve">který vyhodnocuje aktuální stav (proměnná </w:t>
-      </w:r>
-      <w:proofErr w:type="spellStart"/>
+        <w:t>millis(</w:t>
+      </w:r>
+      <w:proofErr w:type="gramEnd"/>
       <w:r>
         <w:rPr>
           <w:rStyle w:val="KdHTML"/>
           <w:rFonts w:ascii="Times New Roman" w:hAnsi="Times New Roman" w:cs="Times New Roman"/>
         </w:rPr>
-        <w:t>currentState</w:t>
-      </w:r>
-      <w:proofErr w:type="spellEnd"/>
-      <w:r>
-        <w:t xml:space="preserve">) a spouští pouze tu část kódu, která danému stavu přísluší. Časování je realizováno neblokovacím způsobem pomocí funkce </w:t>
-      </w:r>
-      <w:proofErr w:type="spellStart"/>
-      <w:proofErr w:type="gramStart"/>
-      <w:r>
-        <w:rPr>
-          <w:rStyle w:val="KdHTML"/>
-          <w:rFonts w:ascii="Times New Roman" w:hAnsi="Times New Roman" w:cs="Times New Roman"/>
-        </w:rPr>
-        <w:t>millis</w:t>
-      </w:r>
-      <w:proofErr w:type="spellEnd"/>
-      <w:r>
-        <w:rPr>
-          <w:rStyle w:val="KdHTML"/>
-          <w:rFonts w:ascii="Times New Roman" w:hAnsi="Times New Roman" w:cs="Times New Roman"/>
-        </w:rPr>
-        <w:t>(</w:t>
-      </w:r>
-      <w:proofErr w:type="gramEnd"/>
-      <w:r>
-        <w:rPr>
-          <w:rStyle w:val="KdHTML"/>
-          <w:rFonts w:ascii="Times New Roman" w:hAnsi="Times New Roman" w:cs="Times New Roman"/>
-        </w:rPr>
         <w:t>)</w:t>
       </w:r>
       <w:r>
-        <w:t xml:space="preserve">, která vrací počet milisekund od spuštění </w:t>
-      </w:r>
-      <w:proofErr w:type="spellStart"/>
-      <w:r>
-        <w:t>mikrokontroléru</w:t>
-      </w:r>
-      <w:proofErr w:type="spellEnd"/>
-      <w:r>
-        <w:t>.</w:t>
+        <w:t>, která vrací počet milisekund od spuštění mikrokontroléru.</w:t>
       </w:r>
     </w:p>
     <w:p>
@@ -10043,17 +8473,8 @@
         <w:t>)</w:t>
       </w:r>
       <w:r>
-        <w:t xml:space="preserve"> se v </w:t>
-      </w:r>
-      <w:proofErr w:type="spellStart"/>
-      <w:r>
-        <w:t>mikrokontroléru</w:t>
-      </w:r>
-      <w:proofErr w:type="spellEnd"/>
-      <w:r>
-        <w:t xml:space="preserve"> spouští pouze jednou po připojení napájení. V této fázi probíhá inicializace sériové linky, nastavení režimu pinů (funkce </w:t>
-      </w:r>
-      <w:proofErr w:type="spellStart"/>
+        <w:t xml:space="preserve"> se v mikrokontroléru spouští pouze jednou po připojení napájení. V této fázi probíhá inicializace sériové linky, nastavení režimu pinů (funkce </w:t>
+      </w:r>
       <w:r>
         <w:rPr>
           <w:rStyle w:val="KdHTML"/>
@@ -10063,7 +8484,6 @@
         </w:rPr>
         <w:t>pinMode</w:t>
       </w:r>
-      <w:proofErr w:type="spellEnd"/>
       <w:r>
         <w:t xml:space="preserve">) a spuštění komunikace s I2C perifériemi. Všechna vstupní tlačítka jsou inicializována v režimu </w:t>
       </w:r>
@@ -10077,15 +8497,7 @@
         <w:t>INPUT_PULLUP</w:t>
       </w:r>
       <w:r>
-        <w:t xml:space="preserve">, čímž se softwarově aktivují interní zvedací rezistory (přibližně 20 </w:t>
-      </w:r>
-      <w:proofErr w:type="spellStart"/>
-      <w:r>
-        <w:t>kΩ</w:t>
-      </w:r>
-      <w:proofErr w:type="spellEnd"/>
-      <w:r>
-        <w:t>), které zajišťují definovanou úroveň logické jedničky (HIGH) v neaktivním stavu.</w:t>
+        <w:t>, čímž se softwarově aktivují interní zvedací rezistory (přibližně 20 kΩ), které zajišťují definovanou úroveň logické jedničky (HIGH) v neaktivním stavu.</w:t>
       </w:r>
     </w:p>
     <w:p>
@@ -10136,23 +8548,7 @@
         <w:spacing w:before="0"/>
       </w:pPr>
       <w:r>
-        <w:t xml:space="preserve">Ve stavu SYNC_DCF </w:t>
-      </w:r>
-      <w:proofErr w:type="spellStart"/>
-      <w:r>
-        <w:t>mikrokontrolér</w:t>
-      </w:r>
-      <w:proofErr w:type="spellEnd"/>
-      <w:r>
-        <w:t xml:space="preserve"> naslouchá na pinu D2 (</w:t>
-      </w:r>
-      <w:proofErr w:type="spellStart"/>
-      <w:r>
-        <w:t>Interrupt</w:t>
-      </w:r>
-      <w:proofErr w:type="spellEnd"/>
-      <w:r>
-        <w:t xml:space="preserve"> 0) datům z dlouhovlnného přijímače</w:t>
+        <w:t>Ve stavu SYNC_DCF mikrokontrolér naslouchá na pinu D2 (Interrupt 0) datům z dlouhovlnného přijímače</w:t>
       </w:r>
       <w:r>
         <w:t xml:space="preserve"> </w:t>
@@ -10186,15 +8582,7 @@
       </w:pPr>
       <w:r>
         <w:lastRenderedPageBreak/>
-        <w:t xml:space="preserve">Pro zamezení zablokování přístroje v případě špatného signálu (např. uvnitř železobetonových budov nebo při rušení spínanými zdroji) byl do kódu implementován bezpečnostní </w:t>
-      </w:r>
-      <w:proofErr w:type="spellStart"/>
-      <w:r>
-        <w:t>timeout</w:t>
-      </w:r>
-      <w:proofErr w:type="spellEnd"/>
-      <w:r>
-        <w:t xml:space="preserve"> v délce 180 sekund (3 minuty). Během této doby mohou nastat tři scénáře:</w:t>
+        <w:t>Pro zamezení zablokování přístroje v případě špatného signálu (např. uvnitř železobetonových budov nebo při rušení spínanými zdroji) byl do kódu implementován bezpečnostní timeout v délce 180 sekund (3 minuty). Během této doby mohou nastat tři scénáře:</w:t>
       </w:r>
     </w:p>
     <w:p>
@@ -10217,33 +8605,21 @@
       <w:r>
         <w:t xml:space="preserve"> Funkce </w:t>
       </w:r>
-      <w:proofErr w:type="spellStart"/>
       <w:proofErr w:type="gramStart"/>
       <w:r>
         <w:t>dcf.getTime</w:t>
       </w:r>
-      <w:proofErr w:type="spellEnd"/>
       <w:proofErr w:type="gramEnd"/>
       <w:r>
         <w:t xml:space="preserve">() vrátí platné časové razítko odvozené z atomových hodin. Toto razítko je pomocí funkce </w:t>
       </w:r>
-      <w:proofErr w:type="spellStart"/>
       <w:proofErr w:type="gramStart"/>
       <w:r>
         <w:t>rtc.adjust</w:t>
       </w:r>
-      <w:proofErr w:type="spellEnd"/>
       <w:proofErr w:type="gramEnd"/>
       <w:r>
-        <w:t xml:space="preserve">() zapsáno do hardwarového modulu DS3231, zařízení vypíše "DCF </w:t>
-      </w:r>
-      <w:proofErr w:type="spellStart"/>
-      <w:r>
-        <w:t>Nacteno</w:t>
-      </w:r>
-      <w:proofErr w:type="spellEnd"/>
-      <w:r>
-        <w:t>!" a přejde do stavu SHOW_TIME.</w:t>
+        <w:t>() zapsáno do hardwarového modulu DS3231, zařízení vypíše "DCF Nacteno!" a přejde do stavu SHOW_TIME.</w:t>
       </w:r>
     </w:p>
     <w:p>
@@ -10282,23 +8658,7 @@
           <w:b/>
           <w:bCs/>
         </w:rPr>
-        <w:t>Vypršení času (</w:t>
-      </w:r>
-      <w:proofErr w:type="spellStart"/>
-      <w:r>
-        <w:rPr>
-          <w:b/>
-          <w:bCs/>
-        </w:rPr>
-        <w:t>Timeout</w:t>
-      </w:r>
-      <w:proofErr w:type="spellEnd"/>
-      <w:r>
-        <w:rPr>
-          <w:b/>
-          <w:bCs/>
-        </w:rPr>
-        <w:t>):</w:t>
+        <w:t>Vypršení času (Timeout):</w:t>
       </w:r>
       <w:r>
         <w:t xml:space="preserve"> Po třech minutách neúspěšného hledání program vyhodnotí signál jako nedostupný a hledání ukončí.</w:t>
@@ -10312,12 +8672,10 @@
       <w:r>
         <w:t xml:space="preserve">V případě scénáře 2 a 3 je následně vyhodnocen stav modulu reálného času pomocí funkce </w:t>
       </w:r>
-      <w:proofErr w:type="spellStart"/>
       <w:proofErr w:type="gramStart"/>
       <w:r>
         <w:t>rtc.lostPower</w:t>
       </w:r>
-      <w:proofErr w:type="spellEnd"/>
       <w:proofErr w:type="gramEnd"/>
       <w:r>
         <w:t>()</w:t>
@@ -10370,24 +8728,11 @@
         <w:spacing w:before="0"/>
       </w:pPr>
       <w:r>
-        <w:t xml:space="preserve">Hlavní obrazovka (SHOW_TIME) je překreslována v pravidelném intervalu 500 </w:t>
-      </w:r>
-      <w:proofErr w:type="spellStart"/>
-      <w:r>
-        <w:t>ms</w:t>
-      </w:r>
-      <w:proofErr w:type="spellEnd"/>
-      <w:r>
-        <w:t xml:space="preserve">. Zobrazení statických i dynamických prvků má na starosti oddělená funkce </w:t>
-      </w:r>
-      <w:proofErr w:type="spellStart"/>
+        <w:t xml:space="preserve">Hlavní obrazovka (SHOW_TIME) je překreslována v pravidelném intervalu 500 ms. Zobrazení statických i dynamických prvků má na starosti oddělená funkce </w:t>
+      </w:r>
       <w:proofErr w:type="gramStart"/>
       <w:r>
-        <w:t>displayMainScreen</w:t>
-      </w:r>
-      <w:proofErr w:type="spellEnd"/>
-      <w:r>
-        <w:t>(</w:t>
+        <w:t>displayMainScreen(</w:t>
       </w:r>
       <w:proofErr w:type="gramEnd"/>
       <w:r>
@@ -10413,19 +8758,11 @@
         </w:rPr>
       </w:pPr>
       <w:bookmarkStart w:id="111" w:name="_Toc225590607"/>
-      <w:proofErr w:type="spellStart"/>
       <w:r>
         <w:rPr>
           <w:rFonts w:cs="Times New Roman"/>
         </w:rPr>
-        <w:t>Softwárové</w:t>
-      </w:r>
-      <w:proofErr w:type="spellEnd"/>
-      <w:r>
-        <w:rPr>
-          <w:rFonts w:cs="Times New Roman"/>
-        </w:rPr>
-        <w:t xml:space="preserve"> ošetření </w:t>
+        <w:t xml:space="preserve">Softwárové ošetření </w:t>
       </w:r>
       <w:r>
         <w:rPr>
@@ -10442,83 +8779,40 @@
         <w:spacing w:before="0" w:beforeAutospacing="0" w:line="360" w:lineRule="auto"/>
       </w:pPr>
       <w:r>
-        <w:t xml:space="preserve">Mechanické kontakty tlačítek generují při stisknutí i uvolnění sérii rychlých </w:t>
-      </w:r>
-      <w:proofErr w:type="spellStart"/>
-      <w:r>
-        <w:t>mikrozákmitů</w:t>
-      </w:r>
-      <w:proofErr w:type="spellEnd"/>
-      <w:r>
-        <w:t xml:space="preserve"> (</w:t>
-      </w:r>
-      <w:proofErr w:type="spellStart"/>
-      <w:r>
-        <w:t>bouncing</w:t>
-      </w:r>
-      <w:proofErr w:type="spellEnd"/>
-      <w:r>
-        <w:t xml:space="preserve">). Pokud by </w:t>
-      </w:r>
-      <w:proofErr w:type="spellStart"/>
-      <w:r>
-        <w:t>mikrokontrolér</w:t>
-      </w:r>
-      <w:proofErr w:type="spellEnd"/>
-      <w:r>
-        <w:t xml:space="preserve"> tyto stavy okamžitě četl, vyhodnotil by jeden fyzický stisk jako několik desítek rychlých stisků. Tradiční hardwarové řešení problému vyžaduje RC článek, avšak v tomto projektu bylo využito softwarového řešení. Do hlavní smyčky </w:t>
-      </w:r>
-      <w:proofErr w:type="spellStart"/>
+        <w:t xml:space="preserve">Mechanické kontakty tlačítek generují při stisknutí i uvolnění sérii rychlých mikrozákmitů (bouncing). Pokud by mikrokontrolér tyto stavy okamžitě četl, vyhodnotil by jeden fyzický stisk jako několik desítek rychlých stisků. Tradiční hardwarové řešení problému vyžaduje RC článek, avšak v tomto projektu bylo využito softwarového řešení. Do hlavní smyčky </w:t>
+      </w:r>
       <w:proofErr w:type="gramStart"/>
       <w:r>
         <w:rPr>
           <w:rStyle w:val="KdHTML"/>
           <w:rFonts w:ascii="Times New Roman" w:hAnsi="Times New Roman" w:cs="Times New Roman"/>
         </w:rPr>
-        <w:t>loop</w:t>
-      </w:r>
-      <w:proofErr w:type="spellEnd"/>
+        <w:t>loop(</w:t>
+      </w:r>
+      <w:proofErr w:type="gramEnd"/>
       <w:r>
         <w:rPr>
           <w:rStyle w:val="KdHTML"/>
           <w:rFonts w:ascii="Times New Roman" w:hAnsi="Times New Roman" w:cs="Times New Roman"/>
         </w:rPr>
-        <w:t>(</w:t>
-      </w:r>
-      <w:proofErr w:type="gramEnd"/>
+        <w:t>)</w:t>
+      </w:r>
+      <w:r>
+        <w:t xml:space="preserve"> byla implementována </w:t>
+      </w:r>
+      <w:r>
+        <w:lastRenderedPageBreak/>
+        <w:t xml:space="preserve">podmínka využívající časovou značku </w:t>
+      </w:r>
       <w:r>
         <w:rPr>
           <w:rStyle w:val="KdHTML"/>
           <w:rFonts w:ascii="Times New Roman" w:hAnsi="Times New Roman" w:cs="Times New Roman"/>
         </w:rPr>
-        <w:t>)</w:t>
-      </w:r>
-      <w:r>
-        <w:t xml:space="preserve"> byla implementována </w:t>
-      </w:r>
-      <w:r>
-        <w:lastRenderedPageBreak/>
-        <w:t xml:space="preserve">podmínka využívající časovou značku </w:t>
-      </w:r>
-      <w:proofErr w:type="spellStart"/>
-      <w:r>
-        <w:rPr>
-          <w:rStyle w:val="KdHTML"/>
-          <w:rFonts w:ascii="Times New Roman" w:hAnsi="Times New Roman" w:cs="Times New Roman"/>
-        </w:rPr>
         <w:t>lastBtnPress</w:t>
       </w:r>
-      <w:proofErr w:type="spellEnd"/>
-      <w:r>
-        <w:t xml:space="preserve">. Po zaznamenání stisku kteréhokoliv z tlačítek je běh programu pro čtení vstupů uzamčen na dobu 200 </w:t>
-      </w:r>
-      <w:proofErr w:type="spellStart"/>
-      <w:r>
-        <w:t>ms</w:t>
-      </w:r>
-      <w:proofErr w:type="spellEnd"/>
-      <w:r>
-        <w:t>. Tento časový úsek spolehlivě překryje fyzické zákmity kontaktů, aniž by to uživatel pocítil jako zpoždění odezvy.</w:t>
+      <w:r>
+        <w:t>. Po zaznamenání stisku kteréhokoliv z tlačítek je běh programu pro čtení vstupů uzamčen na dobu 200 ms. Tento časový úsek spolehlivě překryje fyzické zákmity kontaktů, aniž by to uživatel pocítil jako zpoždění odezvy.</w:t>
       </w:r>
     </w:p>
     <w:p>
@@ -10578,7 +8872,6 @@
       <w:r>
         <w:t xml:space="preserve">Následně je v hlavní smyčce řešena logika samotného budíku. Data o nastaveném čase buzení jsou trvale uložena v globálních proměnných </w:t>
       </w:r>
-      <w:proofErr w:type="spellStart"/>
       <w:r>
         <w:rPr>
           <w:rStyle w:val="KdHTML"/>
@@ -10586,11 +8879,9 @@
         </w:rPr>
         <w:t>alarmHour</w:t>
       </w:r>
-      <w:proofErr w:type="spellEnd"/>
       <w:r>
         <w:t xml:space="preserve"> a </w:t>
       </w:r>
-      <w:proofErr w:type="spellStart"/>
       <w:r>
         <w:rPr>
           <w:rStyle w:val="KdHTML"/>
@@ -10598,54 +8889,54 @@
         </w:rPr>
         <w:t>alarmMinute</w:t>
       </w:r>
-      <w:proofErr w:type="spellEnd"/>
       <w:r>
         <w:t xml:space="preserve">. Pro určení aktivních dnů v týdnu (od pondělí do neděle) je využito logické pole </w:t>
       </w:r>
-      <w:proofErr w:type="spellStart"/>
       <w:proofErr w:type="gramStart"/>
       <w:r>
         <w:rPr>
           <w:rStyle w:val="KdHTML"/>
           <w:rFonts w:ascii="Times New Roman" w:hAnsi="Times New Roman" w:cs="Times New Roman"/>
         </w:rPr>
-        <w:t>alarmDays</w:t>
-      </w:r>
-      <w:proofErr w:type="spellEnd"/>
+        <w:t>alarmDays[</w:t>
+      </w:r>
+      <w:proofErr w:type="gramEnd"/>
       <w:r>
         <w:rPr>
           <w:rStyle w:val="KdHTML"/>
           <w:rFonts w:ascii="Times New Roman" w:hAnsi="Times New Roman" w:cs="Times New Roman"/>
         </w:rPr>
-        <w:t>[</w:t>
-      </w:r>
-      <w:proofErr w:type="gramEnd"/>
+        <w:t>7]</w:t>
+      </w:r>
+      <w:r>
+        <w:t xml:space="preserve">. Samotná kontrola shody aktuálního času s časem buzení je delegována na dedikovanou funkci </w:t>
+      </w:r>
+      <w:proofErr w:type="gramStart"/>
       <w:r>
         <w:rPr>
           <w:rStyle w:val="KdHTML"/>
           <w:rFonts w:ascii="Times New Roman" w:hAnsi="Times New Roman" w:cs="Times New Roman"/>
         </w:rPr>
-        <w:t>7]</w:t>
-      </w:r>
-      <w:r>
-        <w:t xml:space="preserve">. Samotná kontrola shody aktuálního času s časem buzení je delegována na dedikovanou funkci </w:t>
-      </w:r>
-      <w:proofErr w:type="spellStart"/>
-      <w:proofErr w:type="gramStart"/>
+        <w:t>checkAlarm(</w:t>
+      </w:r>
+      <w:proofErr w:type="gramEnd"/>
       <w:r>
         <w:rPr>
           <w:rStyle w:val="KdHTML"/>
           <w:rFonts w:ascii="Times New Roman" w:hAnsi="Times New Roman" w:cs="Times New Roman"/>
         </w:rPr>
-        <w:t>checkAlarm</w:t>
-      </w:r>
-      <w:proofErr w:type="spellEnd"/>
+        <w:t>)</w:t>
+      </w:r>
+      <w:r>
+        <w:t>. Aby bylo zabráněno neustálému a vícenásobnému spouštění akustické signalizace po celou dobu trvání shodné minuty, je do vyhodnocovací podmínky striktně zahrnuta verifikace nulté sekundy (</w:t>
+      </w:r>
+      <w:proofErr w:type="gramStart"/>
       <w:r>
         <w:rPr>
           <w:rStyle w:val="KdHTML"/>
           <w:rFonts w:ascii="Times New Roman" w:hAnsi="Times New Roman" w:cs="Times New Roman"/>
         </w:rPr>
-        <w:t>(</w:t>
+        <w:t>now.second</w:t>
       </w:r>
       <w:proofErr w:type="gramEnd"/>
       <w:r>
@@ -10653,80 +8944,41 @@
           <w:rStyle w:val="KdHTML"/>
           <w:rFonts w:ascii="Times New Roman" w:hAnsi="Times New Roman" w:cs="Times New Roman"/>
         </w:rPr>
-        <w:t>)</w:t>
-      </w:r>
-      <w:r>
-        <w:t>. Aby bylo zabráněno neustálému a vícenásobnému spouštění akustické signalizace po celou dobu trvání shodné minuty, je do vyhodnocovací podmínky striktně zahrnuta verifikace nulté sekundy (</w:t>
-      </w:r>
-      <w:proofErr w:type="spellStart"/>
-      <w:proofErr w:type="gramStart"/>
+        <w:t>() == 0</w:t>
+      </w:r>
+      <w:r>
+        <w:t>).</w:t>
+      </w:r>
+    </w:p>
+    <w:p>
+      <w:pPr>
+        <w:pStyle w:val="Normlnweb"/>
+        <w:spacing w:before="0" w:beforeAutospacing="0" w:line="360" w:lineRule="auto"/>
+      </w:pPr>
+      <w:r>
+        <w:t xml:space="preserve">Při splnění spouštěcích podmínek se stavový automat přepne do režimu </w:t>
+      </w:r>
       <w:r>
         <w:rPr>
           <w:rStyle w:val="KdHTML"/>
           <w:rFonts w:ascii="Times New Roman" w:hAnsi="Times New Roman" w:cs="Times New Roman"/>
         </w:rPr>
-        <w:t>now.second</w:t>
-      </w:r>
-      <w:proofErr w:type="spellEnd"/>
-      <w:proofErr w:type="gramEnd"/>
+        <w:t>ALARM_RINGING</w:t>
+      </w:r>
+      <w:r>
+        <w:t xml:space="preserve">. V tomto stavu začne mikrokontrolér generovat na digitálním pinu D8 střídavý signál o frekvenci 2000 Hz ve 200ms intervalech, což na pasivním piezoměniči vytváří efekt přerušovaného pípání. Zvonění je softwarově limitováno bezpečnostním časovačem, který na pozadí porovnává aktuální čas s časovou </w:t>
+      </w:r>
+      <w:r>
+        <w:lastRenderedPageBreak/>
+        <w:t xml:space="preserve">značkou </w:t>
+      </w:r>
       <w:r>
         <w:rPr>
           <w:rStyle w:val="KdHTML"/>
           <w:rFonts w:ascii="Times New Roman" w:hAnsi="Times New Roman" w:cs="Times New Roman"/>
         </w:rPr>
-        <w:t>() == 0</w:t>
-      </w:r>
-      <w:r>
-        <w:t>).</w:t>
-      </w:r>
-    </w:p>
-    <w:p>
-      <w:pPr>
-        <w:pStyle w:val="Normlnweb"/>
-        <w:spacing w:before="0" w:beforeAutospacing="0" w:line="360" w:lineRule="auto"/>
-      </w:pPr>
-      <w:r>
-        <w:t xml:space="preserve">Při splnění spouštěcích podmínek se stavový automat přepne do režimu </w:t>
-      </w:r>
-      <w:r>
-        <w:rPr>
-          <w:rStyle w:val="KdHTML"/>
-          <w:rFonts w:ascii="Times New Roman" w:hAnsi="Times New Roman" w:cs="Times New Roman"/>
-        </w:rPr>
-        <w:t>ALARM_RINGING</w:t>
-      </w:r>
-      <w:r>
-        <w:t xml:space="preserve">. V tomto stavu začne </w:t>
-      </w:r>
-      <w:proofErr w:type="spellStart"/>
-      <w:r>
-        <w:t>mikrokontrolér</w:t>
-      </w:r>
-      <w:proofErr w:type="spellEnd"/>
-      <w:r>
-        <w:t xml:space="preserve"> generovat na digitálním pinu D8 střídavý signál o frekvenci 2000 Hz ve 200ms intervalech, což na pasivním </w:t>
-      </w:r>
-      <w:proofErr w:type="spellStart"/>
-      <w:r>
-        <w:t>piezoměniči</w:t>
-      </w:r>
-      <w:proofErr w:type="spellEnd"/>
-      <w:r>
-        <w:t xml:space="preserve"> vytváří efekt přerušovaného pípání. Zvonění je softwarově limitováno bezpečnostním časovačem, který na pozadí porovnává aktuální čas s časovou </w:t>
-      </w:r>
-      <w:r>
-        <w:lastRenderedPageBreak/>
-        <w:t xml:space="preserve">značkou </w:t>
-      </w:r>
-      <w:proofErr w:type="spellStart"/>
-      <w:r>
-        <w:rPr>
-          <w:rStyle w:val="KdHTML"/>
-          <w:rFonts w:ascii="Times New Roman" w:hAnsi="Times New Roman" w:cs="Times New Roman"/>
-        </w:rPr>
         <w:t>alarmRingingStartTime</w:t>
       </w:r>
-      <w:proofErr w:type="spellEnd"/>
       <w:r>
         <w:t>. Po uplynutí přesně 10 minut (600 000 milisekund) je akustická signalizace automaticky deaktivována. Zvonění lze rovněž kdykoliv předčasně ukončit stiskem libovolného z ovládacích tlačítek, čímž dojde k okamžitému návratu do výchozího stavu zobrazení času.</w:t>
       </w:r>
@@ -10858,15 +9110,7 @@
         <w:spacing w:before="0" w:beforeAutospacing="0" w:line="360" w:lineRule="auto"/>
       </w:pPr>
       <w:r>
-        <w:t>Před případným návrhem finální desky plošných spojů (PCB) byl kompletní hardwarový obvod sestaven na kontaktním nepájivém poli (</w:t>
-      </w:r>
-      <w:proofErr w:type="spellStart"/>
-      <w:r>
-        <w:t>breadboardu</w:t>
-      </w:r>
-      <w:proofErr w:type="spellEnd"/>
-      <w:r>
-        <w:t>). Tento přístup umožňuje rychlou rekonfiguraci zapojení a snadné měření elektrických veličin na jednotlivých uzlech obvodu.</w:t>
+        <w:t>Před případným návrhem finální desky plošných spojů (PCB) byl kompletní hardwarový obvod sestaven na kontaktním nepájivém poli (breadboardu). Tento přístup umožňuje rychlou rekonfiguraci zapojení a snadné měření elektrických veličin na jednotlivých uzlech obvodu.</w:t>
       </w:r>
     </w:p>
     <w:p>
@@ -10875,31 +9119,7 @@
         <w:spacing w:before="0" w:beforeAutospacing="0" w:line="360" w:lineRule="auto"/>
       </w:pPr>
       <w:r>
-        <w:t xml:space="preserve">Jako první byla osazena řídicí deska </w:t>
-      </w:r>
-      <w:proofErr w:type="spellStart"/>
-      <w:r>
-        <w:t>Arduino</w:t>
-      </w:r>
-      <w:proofErr w:type="spellEnd"/>
-      <w:r>
-        <w:t xml:space="preserve"> a vytvořena centrální napájecí sběrnice (5 V a GND) v postranních napájecích lištách nepájivého pole. Následně byly připojeny moduly reálného času (DS3231) a I2C převodník LCD displeje. Pro propojení těchto periferií s </w:t>
-      </w:r>
-      <w:proofErr w:type="spellStart"/>
-      <w:r>
-        <w:t>mikrokontrolérem</w:t>
-      </w:r>
-      <w:proofErr w:type="spellEnd"/>
-      <w:r>
-        <w:t xml:space="preserve"> byly využity standardní propojovací vodiče typu </w:t>
-      </w:r>
-      <w:proofErr w:type="spellStart"/>
-      <w:r>
-        <w:t>Dupont</w:t>
-      </w:r>
-      <w:proofErr w:type="spellEnd"/>
-      <w:r>
-        <w:t>.</w:t>
+        <w:t>Jako první byla osazena řídicí deska Arduino a vytvořena centrální napájecí sběrnice (5 V a GND) v postranních napájecích lištách nepájivého pole. Následně byly připojeny moduly reálného času (DS3231) a I2C převodník LCD displeje. Pro propojení těchto periferií s mikrokontrolérem byly využity standardní propojovací vodiče typu Dupont.</w:t>
       </w:r>
     </w:p>
     <w:p>
@@ -10908,15 +9128,7 @@
         <w:spacing w:before="0" w:beforeAutospacing="0" w:line="360" w:lineRule="auto"/>
       </w:pPr>
       <w:r>
-        <w:t xml:space="preserve">Zvláštní pozornost byla věnována modulu přijímače DCF77. Modul byl osazen do vyhrazené části pole, aby se minimalizovalo elektromagnetické rušení od digitálních signálů </w:t>
-      </w:r>
-      <w:proofErr w:type="spellStart"/>
-      <w:r>
-        <w:t>mikrokontroléru</w:t>
-      </w:r>
-      <w:proofErr w:type="spellEnd"/>
-      <w:r>
-        <w:t xml:space="preserve"> a displeje. Jelikož je použitý přijímač plně kompatibilní s </w:t>
+        <w:t xml:space="preserve">Zvláštní pozornost byla věnována modulu přijímače DCF77. Modul byl osazen do vyhrazené části pole, aby se minimalizovalo elektromagnetické rušení od digitálních signálů mikrokontroléru a displeje. Jelikož je použitý přijímač plně kompatibilní s </w:t>
       </w:r>
       <w:proofErr w:type="gramStart"/>
       <w:r>
@@ -11026,14 +9238,9 @@
       <w:bookmarkStart w:id="118" w:name="_Toc225590611"/>
       <w:r>
         <w:lastRenderedPageBreak/>
-        <w:t xml:space="preserve">Startování systému a </w:t>
-      </w:r>
-      <w:proofErr w:type="spellStart"/>
-      <w:r>
-        <w:t>troubleshooting</w:t>
+        <w:t>Startování systému a troubleshooting</w:t>
       </w:r>
       <w:bookmarkEnd w:id="118"/>
-      <w:proofErr w:type="spellEnd"/>
     </w:p>
     <w:p>
       <w:pPr>
@@ -11155,15 +9362,9 @@
         <w:pStyle w:val="Normlnweb"/>
         <w:spacing w:before="0" w:beforeAutospacing="0" w:line="360" w:lineRule="auto"/>
       </w:pPr>
-      <w:proofErr w:type="spellStart"/>
-      <w:r>
-        <w:t>Nejvtším</w:t>
-      </w:r>
-      <w:proofErr w:type="spellEnd"/>
-      <w:r>
-        <w:t xml:space="preserve"> problémem při kompilaci byla nekompatibilita knihovny pro zpracování signálu DCF77 s interními knihovnami kompilátoru vývojového prostředí. Kompilátor hlásil kaskádové chyby upozorňující na nedeklarované funkce pro získávání času (např. </w:t>
-      </w:r>
-      <w:proofErr w:type="spellStart"/>
+      <w:r>
+        <w:t xml:space="preserve">Nejvtším problémem při kompilaci byla nekompatibilita knihovny pro zpracování signálu DCF77 s interními knihovnami kompilátoru vývojového prostředí. Kompilátor hlásil kaskádové chyby upozorňující na nedeklarované funkce pro získávání času (např. </w:t>
+      </w:r>
       <w:r>
         <w:rPr>
           <w:rStyle w:val="KdHTML"/>
@@ -11171,9 +9372,11 @@
           <w:sz w:val="24"/>
           <w:szCs w:val="24"/>
         </w:rPr>
-        <w:t>year</w:t>
-      </w:r>
-      <w:proofErr w:type="spellEnd"/>
+        <w:t>year was not declared in this scope</w:t>
+      </w:r>
+      <w:r>
+        <w:t xml:space="preserve">, </w:t>
+      </w:r>
       <w:r>
         <w:rPr>
           <w:rStyle w:val="KdHTML"/>
@@ -11181,9 +9384,23 @@
           <w:sz w:val="24"/>
           <w:szCs w:val="24"/>
         </w:rPr>
-        <w:t xml:space="preserve"> </w:t>
-      </w:r>
-      <w:proofErr w:type="spellStart"/>
+        <w:t>now was not declared</w:t>
+      </w:r>
+      <w:r>
+        <w:t>).</w:t>
+      </w:r>
+    </w:p>
+    <w:p>
+      <w:pPr>
+        <w:pStyle w:val="Normlnweb"/>
+        <w:spacing w:before="0" w:beforeAutospacing="0" w:line="360" w:lineRule="auto"/>
+      </w:pPr>
+      <w:r>
+        <w:t>Při kontrole</w:t>
+      </w:r>
+      <w:r>
+        <w:t xml:space="preserve"> bylo zjištěno, že historická knihovna DCF77 obsahuje ve svých zdrojových souborech direktivu </w:t>
+      </w:r>
       <w:r>
         <w:rPr>
           <w:rStyle w:val="KdHTML"/>
@@ -11191,9 +9408,11 @@
           <w:sz w:val="24"/>
           <w:szCs w:val="24"/>
         </w:rPr>
-        <w:t>was</w:t>
-      </w:r>
-      <w:proofErr w:type="spellEnd"/>
+        <w:t>#include &lt;Time.h&gt;</w:t>
+      </w:r>
+      <w:r>
+        <w:t>. Operační systém Windows však nerozlišuje velká a malá písmena v názvech souborů a kompilátor místo dedikované Arduino knihovny pro čas zavolal vnitřní systémovou knihovnu jazyka C (</w:t>
+      </w:r>
       <w:r>
         <w:rPr>
           <w:rStyle w:val="KdHTML"/>
@@ -11201,9 +9420,21 @@
           <w:sz w:val="24"/>
           <w:szCs w:val="24"/>
         </w:rPr>
-        <w:t xml:space="preserve"> not </w:t>
-      </w:r>
-      <w:proofErr w:type="spellStart"/>
+        <w:t>&lt;time.h&gt;</w:t>
+      </w:r>
+      <w:r>
+        <w:t>), která tyto specifické funkce neobsahuje.</w:t>
+      </w:r>
+    </w:p>
+    <w:p>
+      <w:pPr>
+        <w:pStyle w:val="Normlnweb"/>
+        <w:spacing w:before="0" w:beforeAutospacing="0" w:line="360" w:lineRule="auto"/>
+      </w:pPr>
+      <w:r>
+        <w:lastRenderedPageBreak/>
+        <w:t xml:space="preserve">Tento problém byl úspěšně vyřešen hlubokým zásahem do lokální struktury knihoven. Původní konfliktní složky byly fyzicky odstraněny a byla nainstalována nová, udržovaná větev knihovny pod názvem </w:t>
+      </w:r>
       <w:r>
         <w:rPr>
           <w:rStyle w:val="KdHTML"/>
@@ -11211,9 +9442,11 @@
           <w:sz w:val="24"/>
           <w:szCs w:val="24"/>
         </w:rPr>
-        <w:t>declared</w:t>
-      </w:r>
-      <w:proofErr w:type="spellEnd"/>
+        <w:t>TimeLib.h</w:t>
+      </w:r>
+      <w:r>
+        <w:t xml:space="preserve">. Následně bylo nutné v textovém editoru ručně modifikovat zdrojový soubor </w:t>
+      </w:r>
       <w:r>
         <w:rPr>
           <w:rStyle w:val="KdHTML"/>
@@ -11221,9 +9454,11 @@
           <w:sz w:val="24"/>
           <w:szCs w:val="24"/>
         </w:rPr>
-        <w:t xml:space="preserve"> in </w:t>
-      </w:r>
-      <w:proofErr w:type="spellStart"/>
+        <w:t>DCF77.cpp</w:t>
+      </w:r>
+      <w:r>
+        <w:t xml:space="preserve"> a hlavičkový soubor </w:t>
+      </w:r>
       <w:r>
         <w:rPr>
           <w:rStyle w:val="KdHTML"/>
@@ -11231,9 +9466,11 @@
           <w:sz w:val="24"/>
           <w:szCs w:val="24"/>
         </w:rPr>
-        <w:t>this</w:t>
-      </w:r>
-      <w:proofErr w:type="spellEnd"/>
+        <w:t>DCF77.h</w:t>
+      </w:r>
+      <w:r>
+        <w:t xml:space="preserve"> přímo ve složce knihoven Arduina, kde byla původní direktiva přepsána na správný tvar </w:t>
+      </w:r>
       <w:r>
         <w:rPr>
           <w:rStyle w:val="KdHTML"/>
@@ -11241,255 +9478,10 @@
           <w:sz w:val="24"/>
           <w:szCs w:val="24"/>
         </w:rPr>
-        <w:t xml:space="preserve"> </w:t>
-      </w:r>
-      <w:proofErr w:type="spellStart"/>
-      <w:r>
-        <w:rPr>
-          <w:rStyle w:val="KdHTML"/>
-          <w:rFonts w:ascii="Times New Roman" w:hAnsi="Times New Roman" w:cs="Times New Roman"/>
-          <w:sz w:val="24"/>
-          <w:szCs w:val="24"/>
-        </w:rPr>
-        <w:t>scope</w:t>
-      </w:r>
-      <w:proofErr w:type="spellEnd"/>
-      <w:r>
-        <w:t xml:space="preserve">, </w:t>
-      </w:r>
-      <w:proofErr w:type="spellStart"/>
-      <w:r>
-        <w:rPr>
-          <w:rStyle w:val="KdHTML"/>
-          <w:rFonts w:ascii="Times New Roman" w:hAnsi="Times New Roman" w:cs="Times New Roman"/>
-          <w:sz w:val="24"/>
-          <w:szCs w:val="24"/>
-        </w:rPr>
-        <w:t>now</w:t>
-      </w:r>
-      <w:proofErr w:type="spellEnd"/>
-      <w:r>
-        <w:rPr>
-          <w:rStyle w:val="KdHTML"/>
-          <w:rFonts w:ascii="Times New Roman" w:hAnsi="Times New Roman" w:cs="Times New Roman"/>
-          <w:sz w:val="24"/>
-          <w:szCs w:val="24"/>
-        </w:rPr>
-        <w:t xml:space="preserve"> </w:t>
-      </w:r>
-      <w:proofErr w:type="spellStart"/>
-      <w:r>
-        <w:rPr>
-          <w:rStyle w:val="KdHTML"/>
-          <w:rFonts w:ascii="Times New Roman" w:hAnsi="Times New Roman" w:cs="Times New Roman"/>
-          <w:sz w:val="24"/>
-          <w:szCs w:val="24"/>
-        </w:rPr>
-        <w:t>was</w:t>
-      </w:r>
-      <w:proofErr w:type="spellEnd"/>
-      <w:r>
-        <w:rPr>
-          <w:rStyle w:val="KdHTML"/>
-          <w:rFonts w:ascii="Times New Roman" w:hAnsi="Times New Roman" w:cs="Times New Roman"/>
-          <w:sz w:val="24"/>
-          <w:szCs w:val="24"/>
-        </w:rPr>
-        <w:t xml:space="preserve"> not </w:t>
-      </w:r>
-      <w:proofErr w:type="spellStart"/>
-      <w:r>
-        <w:rPr>
-          <w:rStyle w:val="KdHTML"/>
-          <w:rFonts w:ascii="Times New Roman" w:hAnsi="Times New Roman" w:cs="Times New Roman"/>
-          <w:sz w:val="24"/>
-          <w:szCs w:val="24"/>
-        </w:rPr>
-        <w:t>declared</w:t>
-      </w:r>
-      <w:proofErr w:type="spellEnd"/>
-      <w:r>
-        <w:t>).</w:t>
-      </w:r>
-    </w:p>
-    <w:p>
-      <w:pPr>
-        <w:pStyle w:val="Normlnweb"/>
-        <w:spacing w:before="0" w:beforeAutospacing="0" w:line="360" w:lineRule="auto"/>
-      </w:pPr>
-      <w:r>
-        <w:t>Při kontrole</w:t>
-      </w:r>
-      <w:r>
-        <w:t xml:space="preserve"> bylo zjištěno, že historická knihovna DCF77 obsahuje ve svých zdrojových souborech direktivu </w:t>
-      </w:r>
-      <w:r>
-        <w:rPr>
-          <w:rStyle w:val="KdHTML"/>
-          <w:rFonts w:ascii="Times New Roman" w:hAnsi="Times New Roman" w:cs="Times New Roman"/>
-          <w:sz w:val="24"/>
-          <w:szCs w:val="24"/>
-        </w:rPr>
-        <w:t>#include &lt;</w:t>
-      </w:r>
-      <w:proofErr w:type="spellStart"/>
-      <w:r>
-        <w:rPr>
-          <w:rStyle w:val="KdHTML"/>
-          <w:rFonts w:ascii="Times New Roman" w:hAnsi="Times New Roman" w:cs="Times New Roman"/>
-          <w:sz w:val="24"/>
-          <w:szCs w:val="24"/>
-        </w:rPr>
-        <w:t>Time.h</w:t>
-      </w:r>
-      <w:proofErr w:type="spellEnd"/>
-      <w:r>
-        <w:rPr>
-          <w:rStyle w:val="KdHTML"/>
-          <w:rFonts w:ascii="Times New Roman" w:hAnsi="Times New Roman" w:cs="Times New Roman"/>
-          <w:sz w:val="24"/>
-          <w:szCs w:val="24"/>
-        </w:rPr>
-        <w:t>&gt;</w:t>
-      </w:r>
-      <w:r>
-        <w:t xml:space="preserve">. Operační systém Windows však nerozlišuje velká a malá písmena v názvech souborů a kompilátor místo dedikované </w:t>
-      </w:r>
-      <w:proofErr w:type="spellStart"/>
-      <w:r>
-        <w:t>Arduino</w:t>
-      </w:r>
-      <w:proofErr w:type="spellEnd"/>
-      <w:r>
-        <w:t xml:space="preserve"> knihovny pro čas zavolal vnitřní systémovou knihovnu jazyka C (</w:t>
-      </w:r>
-      <w:r>
-        <w:rPr>
-          <w:rStyle w:val="KdHTML"/>
-          <w:rFonts w:ascii="Times New Roman" w:hAnsi="Times New Roman" w:cs="Times New Roman"/>
-          <w:sz w:val="24"/>
-          <w:szCs w:val="24"/>
-        </w:rPr>
-        <w:t>&lt;</w:t>
-      </w:r>
-      <w:proofErr w:type="spellStart"/>
-      <w:r>
-        <w:rPr>
-          <w:rStyle w:val="KdHTML"/>
-          <w:rFonts w:ascii="Times New Roman" w:hAnsi="Times New Roman" w:cs="Times New Roman"/>
-          <w:sz w:val="24"/>
-          <w:szCs w:val="24"/>
-        </w:rPr>
-        <w:t>time.h</w:t>
-      </w:r>
-      <w:proofErr w:type="spellEnd"/>
-      <w:r>
-        <w:rPr>
-          <w:rStyle w:val="KdHTML"/>
-          <w:rFonts w:ascii="Times New Roman" w:hAnsi="Times New Roman" w:cs="Times New Roman"/>
-          <w:sz w:val="24"/>
-          <w:szCs w:val="24"/>
-        </w:rPr>
-        <w:t>&gt;</w:t>
-      </w:r>
-      <w:r>
-        <w:t>), která tyto specifické funkce neobsahuje.</w:t>
-      </w:r>
-    </w:p>
-    <w:p>
-      <w:pPr>
-        <w:pStyle w:val="Normlnweb"/>
-        <w:spacing w:before="0" w:beforeAutospacing="0" w:line="360" w:lineRule="auto"/>
-      </w:pPr>
-      <w:r>
-        <w:lastRenderedPageBreak/>
-        <w:t xml:space="preserve">Tento problém byl úspěšně vyřešen hlubokým zásahem do lokální struktury knihoven. Původní konfliktní složky byly fyzicky odstraněny a byla nainstalována nová, udržovaná větev knihovny pod názvem </w:t>
-      </w:r>
-      <w:proofErr w:type="spellStart"/>
-      <w:r>
-        <w:rPr>
-          <w:rStyle w:val="KdHTML"/>
-          <w:rFonts w:ascii="Times New Roman" w:hAnsi="Times New Roman" w:cs="Times New Roman"/>
-          <w:sz w:val="24"/>
-          <w:szCs w:val="24"/>
-        </w:rPr>
-        <w:t>TimeLib.h</w:t>
-      </w:r>
-      <w:proofErr w:type="spellEnd"/>
-      <w:r>
-        <w:t xml:space="preserve">. Následně bylo nutné v textovém editoru ručně modifikovat zdrojový soubor </w:t>
-      </w:r>
-      <w:r>
-        <w:rPr>
-          <w:rStyle w:val="KdHTML"/>
-          <w:rFonts w:ascii="Times New Roman" w:hAnsi="Times New Roman" w:cs="Times New Roman"/>
-          <w:sz w:val="24"/>
-          <w:szCs w:val="24"/>
-        </w:rPr>
-        <w:t>DCF77.cpp</w:t>
-      </w:r>
-      <w:r>
-        <w:t xml:space="preserve"> a hlavičkový soubor </w:t>
-      </w:r>
-      <w:r>
-        <w:rPr>
-          <w:rStyle w:val="KdHTML"/>
-          <w:rFonts w:ascii="Times New Roman" w:hAnsi="Times New Roman" w:cs="Times New Roman"/>
-          <w:sz w:val="24"/>
-          <w:szCs w:val="24"/>
-        </w:rPr>
-        <w:t>DCF77.h</w:t>
-      </w:r>
-      <w:r>
-        <w:t xml:space="preserve"> přímo ve složce knihoven </w:t>
-      </w:r>
-      <w:proofErr w:type="spellStart"/>
-      <w:r>
-        <w:t>Arduina</w:t>
-      </w:r>
-      <w:proofErr w:type="spellEnd"/>
-      <w:r>
-        <w:t xml:space="preserve">, kde byla původní direktiva přepsána na správný tvar </w:t>
-      </w:r>
-      <w:r>
-        <w:rPr>
-          <w:rStyle w:val="KdHTML"/>
-          <w:rFonts w:ascii="Times New Roman" w:hAnsi="Times New Roman" w:cs="Times New Roman"/>
-          <w:sz w:val="24"/>
-          <w:szCs w:val="24"/>
-        </w:rPr>
-        <w:t>#include &lt;</w:t>
-      </w:r>
-      <w:proofErr w:type="spellStart"/>
-      <w:r>
-        <w:rPr>
-          <w:rStyle w:val="KdHTML"/>
-          <w:rFonts w:ascii="Times New Roman" w:hAnsi="Times New Roman" w:cs="Times New Roman"/>
-          <w:sz w:val="24"/>
-          <w:szCs w:val="24"/>
-        </w:rPr>
-        <w:t>TimeLib.h</w:t>
-      </w:r>
-      <w:proofErr w:type="spellEnd"/>
-      <w:r>
-        <w:rPr>
-          <w:rStyle w:val="KdHTML"/>
-          <w:rFonts w:ascii="Times New Roman" w:hAnsi="Times New Roman" w:cs="Times New Roman"/>
-          <w:sz w:val="24"/>
-          <w:szCs w:val="24"/>
-        </w:rPr>
-        <w:t>&gt;</w:t>
-      </w:r>
-      <w:r>
-        <w:t xml:space="preserve">. Po tomto zásahu kompilace a nahrání kódu do </w:t>
-      </w:r>
-      <w:proofErr w:type="spellStart"/>
-      <w:r>
-        <w:t>mikrokontroléru</w:t>
-      </w:r>
-      <w:proofErr w:type="spellEnd"/>
-      <w:r>
-        <w:t xml:space="preserve"> proběhly bez chyb</w:t>
+        <w:t>#include &lt;TimeLib.h&gt;</w:t>
+      </w:r>
+      <w:r>
+        <w:t>. Po tomto zásahu kompilace a nahrání kódu do mikrokontroléru proběhly bez chyb</w:t>
       </w:r>
       <w:r>
         <w:fldChar w:fldCharType="begin"/>
@@ -11578,21 +9570,7 @@
         <w:rPr>
           <w:rFonts w:cs="Times New Roman"/>
         </w:rPr>
-        <w:t xml:space="preserve">Testování </w:t>
-      </w:r>
-      <w:proofErr w:type="spellStart"/>
-      <w:r>
-        <w:rPr>
-          <w:rFonts w:cs="Times New Roman"/>
-        </w:rPr>
-        <w:t>príjmu</w:t>
-      </w:r>
-      <w:proofErr w:type="spellEnd"/>
-      <w:r>
-        <w:rPr>
-          <w:rFonts w:cs="Times New Roman"/>
-        </w:rPr>
-        <w:t xml:space="preserve"> času</w:t>
+        <w:t>Testování príjmu času</w:t>
       </w:r>
       <w:bookmarkEnd w:id="122"/>
     </w:p>
@@ -11602,15 +9580,7 @@
         <w:spacing w:before="0"/>
       </w:pPr>
       <w:r>
-        <w:t xml:space="preserve">Příjem signálu DCF77 je silně závislý na okolních podmínkách. Prvotní testy probíhaly v interiéru budovy v blízkosti výpočetní techniky. Bylo zjištěno, že feritová anténa je extrémně citlivá na elektromagnetické rušení (EMI) produkované LCD monitory a spínanými zdroji napětí. V těchto podmínkách </w:t>
-      </w:r>
-      <w:proofErr w:type="spellStart"/>
-      <w:r>
-        <w:t>mikrokontrolér</w:t>
-      </w:r>
-      <w:proofErr w:type="spellEnd"/>
-      <w:r>
-        <w:t xml:space="preserve"> nedokázal dekódovat platný časový rámec. Po přesunutí prototypu na blízké pole a natočení antény směrem na západ (k </w:t>
+        <w:t xml:space="preserve">Příjem signálu DCF77 je silně závislý na okolních podmínkách. Prvotní testy probíhaly v interiéru budovy v blízkosti výpočetní techniky. Bylo zjištěno, že feritová anténa je extrémně citlivá na elektromagnetické rušení (EMI) produkované LCD monitory a spínanými zdroji napětí. V těchto podmínkách mikrokontrolér nedokázal dekódovat platný časový rámec. Po přesunutí prototypu na blízké pole a natočení antény směrem na západ (k </w:t>
       </w:r>
       <w:r>
         <w:t>Německu</w:t>
@@ -11649,15 +9619,7 @@
         <w:spacing w:before="0" w:beforeAutospacing="0" w:line="360" w:lineRule="auto"/>
       </w:pPr>
       <w:r>
-        <w:t>V rámci testování byl simulován výpadek rádiového signálu (umístěním modulu do Faradayovy klece). Původní verze softwaru v takovém případě zůstala zablokována v nekonečné smyčce vyhledávání. Z tohoto důvodu byla do softwaru úspěšně implementována časová pojistka (</w:t>
-      </w:r>
-      <w:proofErr w:type="spellStart"/>
-      <w:r>
-        <w:t>timeout</w:t>
-      </w:r>
-      <w:proofErr w:type="spellEnd"/>
-      <w:r>
-        <w:t>). Testy potvrdily, že pokud zařízení do 180 sekund nezachytí platný časový rámec, bezpečně tento proces ukončí.</w:t>
+        <w:t>V rámci testování byl simulován výpadek rádiového signálu (umístěním modulu do Faradayovy klece). Původní verze softwaru v takovém případě zůstala zablokována v nekonečné smyčce vyhledávání. Z tohoto důvodu byla do softwaru úspěšně implementována časová pojistka (timeout). Testy potvrdily, že pokud zařízení do 180 sekund nezachytí platný časový rámec, bezpečně tento proces ukončí.</w:t>
       </w:r>
     </w:p>
     <w:p>
@@ -11690,15 +9652,7 @@
         <w:fldChar w:fldCharType="end"/>
       </w:r>
       <w:r>
-        <w:t xml:space="preserve">. Po úmyslném přerušení napájení </w:t>
-      </w:r>
-      <w:proofErr w:type="spellStart"/>
-      <w:r>
-        <w:t>Arduina</w:t>
-      </w:r>
-      <w:proofErr w:type="spellEnd"/>
-      <w:r>
-        <w:t xml:space="preserve"> a jeho následném připojení bylo ověřeno, že si RTC modul díky záložní baterii uchoval přesný čas. Systém tuto skutečnost detekoval a automaticky přeskočil nutnost ručního zadávání času. Využití funkce Master Reset umožnilo </w:t>
+        <w:t xml:space="preserve">. Po úmyslném přerušení napájení Arduina a jeho následném připojení bylo ověřeno, že si RTC modul díky záložní baterii uchoval přesný čas. Systém tuto skutečnost detekoval a automaticky přeskočil nutnost ručního zadávání času. Využití funkce Master Reset umožnilo </w:t>
       </w:r>
       <w:r>
         <w:lastRenderedPageBreak/>
@@ -11727,7 +9681,6 @@
         </w:rPr>
         <w:t xml:space="preserve">Testování </w:t>
       </w:r>
-      <w:proofErr w:type="spellStart"/>
       <w:r>
         <w:rPr>
           <w:rFonts w:cs="Times New Roman"/>
@@ -11735,7 +9688,6 @@
         <w:t>piezoměniče</w:t>
       </w:r>
       <w:bookmarkEnd w:id="124"/>
-      <w:proofErr w:type="spellEnd"/>
     </w:p>
     <w:p>
       <w:pPr>
@@ -11743,15 +9695,7 @@
         <w:spacing w:before="0" w:beforeAutospacing="0" w:line="360" w:lineRule="auto"/>
       </w:pPr>
       <w:r>
-        <w:t xml:space="preserve">Poslední fáze testování patřila ověření funkčnosti budíku. Nastavení času buzení a volba dnů probíhala na displeji plynule bez znatelných prodlev. Zkouška zvonění potvrdila správnou hladinu hlasitosti pasivního </w:t>
-      </w:r>
-      <w:proofErr w:type="spellStart"/>
-      <w:r>
-        <w:t>piezoměniče</w:t>
-      </w:r>
-      <w:proofErr w:type="spellEnd"/>
-      <w:r>
-        <w:t xml:space="preserve"> řízeného PWM signálem. Bylo ověřeno, že se zvonění spouští přesně v nulté sekundě nastavené minuty a po uplynutí deseti minut se integrovaný ochranný časovač postará o jeho automatické vypnutí.</w:t>
+        <w:t>Poslední fáze testování patřila ověření funkčnosti budíku. Nastavení času buzení a volba dnů probíhala na displeji plynule bez znatelných prodlev. Zkouška zvonění potvrdila správnou hladinu hlasitosti pasivního piezoměniče řízeného PWM signálem. Bylo ověřeno, že se zvonění spouští přesně v nulté sekundě nastavené minuty a po uplynutí deseti minut se integrovaný ochranný časovač postará o jeho automatické vypnutí.</w:t>
       </w:r>
     </w:p>
     <w:p>
@@ -11938,15 +9882,7 @@
         <w:t>Druhý řádek displeje</w:t>
       </w:r>
       <w:r>
-        <w:t xml:space="preserve"> informuje uživatele o aktuálně nastaveném čase buzení (např. "</w:t>
-      </w:r>
-      <w:proofErr w:type="spellStart"/>
-      <w:r>
-        <w:t>Budik</w:t>
-      </w:r>
-      <w:proofErr w:type="spellEnd"/>
-      <w:r>
-        <w:t>: 06:30").</w:t>
+        <w:t xml:space="preserve"> informuje uživatele o aktuálně nastaveném čase buzení (např. "Budik: 06:30").</w:t>
       </w:r>
     </w:p>
     <w:p>
@@ -12172,28 +10108,7 @@
           <w:sz w:val="23"/>
           <w:szCs w:val="23"/>
         </w:rPr>
-        <w:t>Po nastavení dnů</w:t>
-      </w:r>
-      <w:r>
-        <w:rPr>
-          <w:sz w:val="23"/>
-          <w:szCs w:val="23"/>
-        </w:rPr>
-        <w:t xml:space="preserve"> budíku je nutné vstoupit do </w:t>
-      </w:r>
-      <w:r>
-        <w:rPr>
-          <w:sz w:val="23"/>
-          <w:szCs w:val="23"/>
-        </w:rPr>
-        <w:t>nastavení času buzení.</w:t>
-      </w:r>
-      <w:r>
-        <w:rPr>
-          <w:sz w:val="23"/>
-          <w:szCs w:val="23"/>
-        </w:rPr>
-        <w:t xml:space="preserve"> </w:t>
+        <w:t xml:space="preserve">Po nastavení dnů budíku je nutné vstoupit do nastavení času buzení. </w:t>
       </w:r>
     </w:p>
     <w:p>
@@ -12231,21 +10146,7 @@
           <w:sz w:val="23"/>
           <w:szCs w:val="23"/>
         </w:rPr>
-        <w:t xml:space="preserve">po nastavení </w:t>
-      </w:r>
-      <w:r>
-        <w:rPr>
-          <w:sz w:val="23"/>
-          <w:szCs w:val="23"/>
-        </w:rPr>
-        <w:t>dnů</w:t>
-      </w:r>
-      <w:r>
-        <w:rPr>
-          <w:sz w:val="23"/>
-          <w:szCs w:val="23"/>
-        </w:rPr>
-        <w:t xml:space="preserve"> uživatel vstoupí do režimu nastavení hodin budíku. Aktuálně nastavovaná hodnota je zvýrazněná. </w:t>
+        <w:t xml:space="preserve">po nastavení dnů uživatel vstoupí do režimu nastavení hodin budíku. Aktuálně nastavovaná hodnota je zvýrazněná. </w:t>
       </w:r>
     </w:p>
     <w:p>
@@ -12410,15 +10311,7 @@
         <w:pStyle w:val="Pokraovn"/>
       </w:pPr>
       <w:r>
-        <w:t xml:space="preserve">Jakmile nastane čas buzení v aktivní den, zařízení začne generovat akustický signál pomocí </w:t>
-      </w:r>
-      <w:proofErr w:type="spellStart"/>
-      <w:r>
-        <w:t>piezoměniče</w:t>
-      </w:r>
-      <w:proofErr w:type="spellEnd"/>
-      <w:r>
-        <w:t xml:space="preserve">. Buzení lze jednoduše deaktivovat stisknutím </w:t>
+        <w:t xml:space="preserve">Jakmile nastane čas buzení v aktivní den, zařízení začne generovat akustický signál pomocí piezoměniče. Buzení lze jednoduše deaktivovat stisknutím </w:t>
       </w:r>
       <w:r>
         <w:rPr>
@@ -12486,15 +10379,7 @@
         <w:spacing w:before="0"/>
       </w:pPr>
       <w:r>
-        <w:t xml:space="preserve">V teoretické části byly zmapovány principy šíření dlouhovlnného časového normálu a byly detailně specifikovány fyzikální i komunikační vlastnosti zvolených hardwarových komponent. Následný návrh hardwaru potvrdil napěťovou kompatibilitu modulu přijímače s logikou </w:t>
-      </w:r>
-      <w:proofErr w:type="spellStart"/>
-      <w:r>
-        <w:t>mikrokontroléru</w:t>
-      </w:r>
-      <w:proofErr w:type="spellEnd"/>
-      <w:r>
-        <w:t xml:space="preserve"> ATmega328P. Fyzická realizace prototypu na nepájivém poli ověřila správnost logického zapojení a bezproblémové fungování I2C sběrnice.</w:t>
+        <w:t>V teoretické části byly zmapovány principy šíření dlouhovlnného časového normálu a byly detailně specifikovány fyzikální i komunikační vlastnosti zvolených hardwarových komponent. Následný návrh hardwaru potvrdil napěťovou kompatibilitu modulu přijímače s logikou mikrokontroléru ATmega328P. Fyzická realizace prototypu na nepájivém poli ověřila správnost logického zapojení a bezproblémové fungování I2C sběrnice.</w:t>
       </w:r>
     </w:p>
     <w:p>
@@ -12518,15 +10403,7 @@
         <w:spacing w:before="0"/>
       </w:pPr>
       <w:r>
-        <w:t xml:space="preserve">Vytvořený prototyp představuje plně funkční a softwarově odladěný celek. Práce jako celek splnila svůj prvotní účel a úspěšně prokázala praktické použití teoretických znalostí z oblasti </w:t>
-      </w:r>
-      <w:proofErr w:type="spellStart"/>
-      <w:r>
-        <w:t>mikroelektrotechniky</w:t>
-      </w:r>
-      <w:proofErr w:type="spellEnd"/>
-      <w:r>
-        <w:t xml:space="preserve"> a programování hardwaru.</w:t>
+        <w:t>Vytvořený prototyp představuje plně funkční a softwarově odladěný celek. Práce jako celek splnila svůj prvotní účel a úspěšně prokázala praktické použití teoretických znalostí z oblasti mikroelektrotechniky a programování hardwaru.</w:t>
       </w:r>
     </w:p>
     <w:p>
@@ -12569,59 +10446,10 @@
           <w:i/>
           <w:iCs/>
         </w:rPr>
-        <w:t xml:space="preserve">DS3231: </w:t>
-      </w:r>
-      <w:proofErr w:type="spellStart"/>
-      <w:r>
-        <w:rPr>
-          <w:i/>
-          <w:iCs/>
-        </w:rPr>
-        <w:t>Extremely</w:t>
-      </w:r>
-      <w:proofErr w:type="spellEnd"/>
-      <w:r>
-        <w:rPr>
-          <w:i/>
-          <w:iCs/>
-        </w:rPr>
-        <w:t xml:space="preserve"> </w:t>
-      </w:r>
-      <w:proofErr w:type="spellStart"/>
-      <w:r>
-        <w:rPr>
-          <w:i/>
-          <w:iCs/>
-        </w:rPr>
-        <w:t>Accurate</w:t>
-      </w:r>
-      <w:proofErr w:type="spellEnd"/>
-      <w:r>
-        <w:rPr>
-          <w:i/>
-          <w:iCs/>
-        </w:rPr>
-        <w:t xml:space="preserve"> I²C-Integrated RTC/TCXO/</w:t>
-      </w:r>
-      <w:proofErr w:type="spellStart"/>
-      <w:r>
-        <w:rPr>
-          <w:i/>
-          <w:iCs/>
-        </w:rPr>
-        <w:t>Crystal</w:t>
-      </w:r>
-      <w:proofErr w:type="spellEnd"/>
-      <w:r>
-        <w:t xml:space="preserve">. Online. San Jose: Analog </w:t>
-      </w:r>
-      <w:proofErr w:type="spellStart"/>
-      <w:r>
-        <w:t>Devices</w:t>
-      </w:r>
-      <w:proofErr w:type="spellEnd"/>
-      <w:r>
-        <w:t xml:space="preserve">, 2015. Dostupné z: </w:t>
+        <w:t>DS3231: Extremely Accurate I²C-Integrated RTC/TCXO/Crystal</w:t>
+      </w:r>
+      <w:r>
+        <w:t xml:space="preserve">. Online. San Jose: Analog Devices, 2015. Dostupné z: </w:t>
       </w:r>
       <w:hyperlink r:id="rId27" w:tgtFrame="_blank" w:history="1">
         <w:r>
@@ -12654,41 +10482,15 @@
       </w:pPr>
       <w:bookmarkStart w:id="141" w:name="_Ref225322515"/>
       <w:r>
-        <w:t xml:space="preserve">ELENBAAS, </w:t>
-      </w:r>
-      <w:proofErr w:type="spellStart"/>
-      <w:r>
-        <w:t>Thijs</w:t>
-      </w:r>
-      <w:proofErr w:type="spellEnd"/>
-      <w:r>
-        <w:t xml:space="preserve">. </w:t>
-      </w:r>
-      <w:proofErr w:type="spellStart"/>
+        <w:t xml:space="preserve">ELENBAAS, Thijs. </w:t>
+      </w:r>
       <w:r>
         <w:rPr>
           <w:i/>
           <w:iCs/>
         </w:rPr>
-        <w:t>Arduino</w:t>
-      </w:r>
-      <w:proofErr w:type="spellEnd"/>
-      <w:r>
-        <w:rPr>
-          <w:i/>
-          <w:iCs/>
-        </w:rPr>
-        <w:t xml:space="preserve"> DCF77 </w:t>
-      </w:r>
-      <w:proofErr w:type="spellStart"/>
-      <w:r>
-        <w:rPr>
-          <w:i/>
-          <w:iCs/>
-        </w:rPr>
-        <w:t>library</w:t>
-      </w:r>
-      <w:proofErr w:type="spellEnd"/>
+        <w:t>Arduino DCF77 library</w:t>
+      </w:r>
       <w:r>
         <w:t xml:space="preserve">. Online. GitHub, 2020. Dostupné z: </w:t>
       </w:r>
@@ -12729,35 +10531,10 @@
           <w:i/>
           <w:iCs/>
         </w:rPr>
-        <w:t xml:space="preserve">ATmega328P </w:t>
-      </w:r>
-      <w:proofErr w:type="spellStart"/>
-      <w:r>
-        <w:rPr>
-          <w:i/>
-          <w:iCs/>
-        </w:rPr>
-        <w:t>Datasheet</w:t>
-      </w:r>
-      <w:proofErr w:type="spellEnd"/>
-      <w:r>
-        <w:t xml:space="preserve">. Online. </w:t>
-      </w:r>
-      <w:proofErr w:type="spellStart"/>
-      <w:r>
-        <w:t>Chandler</w:t>
-      </w:r>
-      <w:proofErr w:type="spellEnd"/>
-      <w:r>
-        <w:t xml:space="preserve">: </w:t>
-      </w:r>
-      <w:proofErr w:type="spellStart"/>
-      <w:r>
-        <w:t>Microchip</w:t>
-      </w:r>
-      <w:proofErr w:type="spellEnd"/>
-      <w:r>
-        <w:t xml:space="preserve"> Technology, 2018. Dostupné z: </w:t>
+        <w:t>ATmega328P Datasheet</w:t>
+      </w:r>
+      <w:r>
+        <w:t xml:space="preserve">. Online. Chandler: Microchip Technology, 2018. Dostupné z: </w:t>
       </w:r>
       <w:hyperlink r:id="rId29" w:history="1">
         <w:r>
@@ -12796,43 +10573,10 @@
           <w:i/>
           <w:iCs/>
         </w:rPr>
-        <w:t xml:space="preserve">I2C-bus </w:t>
-      </w:r>
-      <w:proofErr w:type="spellStart"/>
-      <w:r>
-        <w:rPr>
-          <w:i/>
-          <w:iCs/>
-        </w:rPr>
-        <w:t>specification</w:t>
-      </w:r>
-      <w:proofErr w:type="spellEnd"/>
-      <w:r>
-        <w:rPr>
-          <w:i/>
-          <w:iCs/>
-        </w:rPr>
-        <w:t xml:space="preserve"> and user </w:t>
-      </w:r>
-      <w:proofErr w:type="spellStart"/>
-      <w:r>
-        <w:rPr>
-          <w:i/>
-          <w:iCs/>
-        </w:rPr>
-        <w:t>manual</w:t>
-      </w:r>
-      <w:proofErr w:type="spellEnd"/>
-      <w:r>
-        <w:t xml:space="preserve">. Online. Eindhoven: NXP </w:t>
-      </w:r>
-      <w:proofErr w:type="spellStart"/>
-      <w:r>
-        <w:t>Semiconductors</w:t>
-      </w:r>
-      <w:proofErr w:type="spellEnd"/>
-      <w:r>
-        <w:t xml:space="preserve">, 2021. Dostupné z: </w:t>
+        <w:t>I2C-bus specification and user manual</w:t>
+      </w:r>
+      <w:r>
+        <w:t xml:space="preserve">. Online. Eindhoven: NXP Semiconductors, 2021. Dostupné z: </w:t>
       </w:r>
       <w:hyperlink r:id="rId30" w:tgtFrame="_blank" w:history="1">
         <w:r>
@@ -12871,138 +10615,10 @@
           <w:i/>
           <w:iCs/>
         </w:rPr>
-        <w:t xml:space="preserve">DCF77: </w:t>
-      </w:r>
-      <w:proofErr w:type="spellStart"/>
-      <w:r>
-        <w:rPr>
-          <w:i/>
-          <w:iCs/>
-        </w:rPr>
-        <w:t>The</w:t>
-      </w:r>
-      <w:proofErr w:type="spellEnd"/>
-      <w:r>
-        <w:rPr>
-          <w:i/>
-          <w:iCs/>
-        </w:rPr>
-        <w:t xml:space="preserve"> </w:t>
-      </w:r>
-      <w:proofErr w:type="spellStart"/>
-      <w:r>
-        <w:rPr>
-          <w:i/>
-          <w:iCs/>
-        </w:rPr>
-        <w:t>legal</w:t>
-      </w:r>
-      <w:proofErr w:type="spellEnd"/>
-      <w:r>
-        <w:rPr>
-          <w:i/>
-          <w:iCs/>
-        </w:rPr>
-        <w:t xml:space="preserve"> </w:t>
-      </w:r>
-      <w:proofErr w:type="spellStart"/>
-      <w:r>
-        <w:rPr>
-          <w:i/>
-          <w:iCs/>
-        </w:rPr>
-        <w:t>time</w:t>
-      </w:r>
-      <w:proofErr w:type="spellEnd"/>
-      <w:r>
-        <w:rPr>
-          <w:i/>
-          <w:iCs/>
-        </w:rPr>
-        <w:t xml:space="preserve"> </w:t>
-      </w:r>
-      <w:proofErr w:type="spellStart"/>
-      <w:r>
-        <w:rPr>
-          <w:i/>
-          <w:iCs/>
-        </w:rPr>
-        <w:t>of</w:t>
-      </w:r>
-      <w:proofErr w:type="spellEnd"/>
-      <w:r>
-        <w:rPr>
-          <w:i/>
-          <w:iCs/>
-        </w:rPr>
-        <w:t xml:space="preserve"> </w:t>
-      </w:r>
-      <w:proofErr w:type="spellStart"/>
-      <w:r>
-        <w:rPr>
-          <w:i/>
-          <w:iCs/>
-        </w:rPr>
-        <w:t>the</w:t>
-      </w:r>
-      <w:proofErr w:type="spellEnd"/>
-      <w:r>
-        <w:rPr>
-          <w:i/>
-          <w:iCs/>
-        </w:rPr>
-        <w:t xml:space="preserve"> </w:t>
-      </w:r>
-      <w:proofErr w:type="spellStart"/>
-      <w:r>
-        <w:rPr>
-          <w:i/>
-          <w:iCs/>
-        </w:rPr>
-        <w:t>Federal</w:t>
-      </w:r>
-      <w:proofErr w:type="spellEnd"/>
-      <w:r>
-        <w:rPr>
-          <w:i/>
-          <w:iCs/>
-        </w:rPr>
-        <w:t xml:space="preserve"> Republic </w:t>
-      </w:r>
-      <w:proofErr w:type="spellStart"/>
-      <w:r>
-        <w:rPr>
-          <w:i/>
-          <w:iCs/>
-        </w:rPr>
-        <w:t>of</w:t>
-      </w:r>
-      <w:proofErr w:type="spellEnd"/>
-      <w:r>
-        <w:rPr>
-          <w:i/>
-          <w:iCs/>
-        </w:rPr>
-        <w:t xml:space="preserve"> Germany</w:t>
-      </w:r>
-      <w:r>
-        <w:t xml:space="preserve">. Online. Braunschweig: </w:t>
-      </w:r>
-      <w:proofErr w:type="spellStart"/>
-      <w:r>
-        <w:t>Physikalisch-Technische</w:t>
-      </w:r>
-      <w:proofErr w:type="spellEnd"/>
-      <w:r>
-        <w:t xml:space="preserve"> </w:t>
-      </w:r>
-      <w:proofErr w:type="spellStart"/>
-      <w:r>
-        <w:t>Bundesanstalt</w:t>
-      </w:r>
-      <w:proofErr w:type="spellEnd"/>
-      <w:r>
-        <w:t xml:space="preserve">, 2024. Dostupné z: </w:t>
+        <w:t>DCF77: The legal time of the Federal Republic of Germany</w:t>
+      </w:r>
+      <w:r>
+        <w:t xml:space="preserve">. Online. Braunschweig: Physikalisch-Technische Bundesanstalt, 2024. Dostupné z: </w:t>
       </w:r>
       <w:hyperlink r:id="rId31" w:tgtFrame="_blank" w:history="1">
         <w:r>
@@ -13042,49 +10658,8 @@
           <w:i/>
           <w:iCs/>
         </w:rPr>
-        <w:t xml:space="preserve">Time </w:t>
-      </w:r>
-      <w:proofErr w:type="spellStart"/>
-      <w:r>
-        <w:rPr>
-          <w:i/>
-          <w:iCs/>
-        </w:rPr>
-        <w:t>Library</w:t>
-      </w:r>
-      <w:proofErr w:type="spellEnd"/>
-      <w:r>
-        <w:rPr>
-          <w:i/>
-          <w:iCs/>
-        </w:rPr>
-        <w:t xml:space="preserve"> </w:t>
-      </w:r>
-      <w:proofErr w:type="spellStart"/>
-      <w:r>
-        <w:rPr>
-          <w:i/>
-          <w:iCs/>
-        </w:rPr>
-        <w:t>for</w:t>
-      </w:r>
-      <w:proofErr w:type="spellEnd"/>
-      <w:r>
-        <w:rPr>
-          <w:i/>
-          <w:iCs/>
-        </w:rPr>
-        <w:t xml:space="preserve"> </w:t>
-      </w:r>
-      <w:proofErr w:type="spellStart"/>
-      <w:r>
-        <w:rPr>
-          <w:i/>
-          <w:iCs/>
-        </w:rPr>
-        <w:t>Arduino</w:t>
-      </w:r>
-      <w:proofErr w:type="spellEnd"/>
+        <w:t>Time Library for Arduino</w:t>
+      </w:r>
       <w:r>
         <w:t xml:space="preserve">. Online. GitHub, 2023. Dostupné z: </w:t>
       </w:r>
@@ -13124,90 +10699,10 @@
           <w:i/>
           <w:iCs/>
         </w:rPr>
-        <w:t xml:space="preserve">HD44780U (LCD-II) </w:t>
-      </w:r>
-      <w:proofErr w:type="spellStart"/>
-      <w:r>
-        <w:rPr>
-          <w:i/>
-          <w:iCs/>
-        </w:rPr>
-        <w:t>Dot</w:t>
-      </w:r>
-      <w:proofErr w:type="spellEnd"/>
-      <w:r>
-        <w:rPr>
-          <w:i/>
-          <w:iCs/>
-        </w:rPr>
-        <w:t xml:space="preserve"> Matrix </w:t>
-      </w:r>
-      <w:proofErr w:type="spellStart"/>
-      <w:r>
-        <w:rPr>
-          <w:i/>
-          <w:iCs/>
-        </w:rPr>
-        <w:t>Liquid</w:t>
-      </w:r>
-      <w:proofErr w:type="spellEnd"/>
-      <w:r>
-        <w:rPr>
-          <w:i/>
-          <w:iCs/>
-        </w:rPr>
-        <w:t xml:space="preserve"> </w:t>
-      </w:r>
-      <w:proofErr w:type="spellStart"/>
-      <w:r>
-        <w:rPr>
-          <w:i/>
-          <w:iCs/>
-        </w:rPr>
-        <w:t>Crystal</w:t>
-      </w:r>
-      <w:proofErr w:type="spellEnd"/>
-      <w:r>
-        <w:rPr>
-          <w:i/>
-          <w:iCs/>
-        </w:rPr>
-        <w:t xml:space="preserve"> Display </w:t>
-      </w:r>
-      <w:proofErr w:type="spellStart"/>
-      <w:r>
-        <w:rPr>
-          <w:i/>
-          <w:iCs/>
-        </w:rPr>
-        <w:t>Controller</w:t>
-      </w:r>
-      <w:proofErr w:type="spellEnd"/>
-      <w:r>
-        <w:rPr>
-          <w:i/>
-          <w:iCs/>
-        </w:rPr>
-        <w:t>/Driver</w:t>
-      </w:r>
-      <w:r>
-        <w:t xml:space="preserve">. Online. </w:t>
-      </w:r>
-      <w:proofErr w:type="spellStart"/>
-      <w:r>
-        <w:t>Tokyo</w:t>
-      </w:r>
-      <w:proofErr w:type="spellEnd"/>
-      <w:r>
-        <w:t xml:space="preserve">: </w:t>
-      </w:r>
-      <w:proofErr w:type="spellStart"/>
-      <w:r>
-        <w:t>Hitachi</w:t>
-      </w:r>
-      <w:proofErr w:type="spellEnd"/>
-      <w:r>
-        <w:t xml:space="preserve">, 1999. Dostupné z: </w:t>
+        <w:t>HD44780U (LCD-II) Dot Matrix Liquid Crystal Display Controller/Driver</w:t>
+      </w:r>
+      <w:r>
+        <w:t xml:space="preserve">. Online. Tokyo: Hitachi, 1999. Dostupné z: </w:t>
       </w:r>
       <w:hyperlink r:id="rId33" w:tgtFrame="_blank" w:history="1">
         <w:r>
@@ -13240,96 +10735,15 @@
       <w:r>
         <w:t xml:space="preserve">MURATA. </w:t>
       </w:r>
-      <w:proofErr w:type="spellStart"/>
       <w:r>
         <w:rPr>
           <w:i/>
           <w:iCs/>
         </w:rPr>
-        <w:t>Piezoelectric</w:t>
-      </w:r>
-      <w:proofErr w:type="spellEnd"/>
-      <w:r>
-        <w:rPr>
-          <w:i/>
-          <w:iCs/>
-        </w:rPr>
-        <w:t xml:space="preserve"> </w:t>
-      </w:r>
-      <w:proofErr w:type="spellStart"/>
-      <w:r>
-        <w:rPr>
-          <w:i/>
-          <w:iCs/>
-        </w:rPr>
-        <w:t>Sound</w:t>
-      </w:r>
-      <w:proofErr w:type="spellEnd"/>
-      <w:r>
-        <w:rPr>
-          <w:i/>
-          <w:iCs/>
-        </w:rPr>
-        <w:t xml:space="preserve"> </w:t>
-      </w:r>
-      <w:proofErr w:type="spellStart"/>
-      <w:r>
-        <w:rPr>
-          <w:i/>
-          <w:iCs/>
-        </w:rPr>
-        <w:t>Components</w:t>
-      </w:r>
-      <w:proofErr w:type="spellEnd"/>
-      <w:r>
-        <w:rPr>
-          <w:i/>
-          <w:iCs/>
-        </w:rPr>
-        <w:t xml:space="preserve"> (</w:t>
-      </w:r>
-      <w:proofErr w:type="spellStart"/>
-      <w:r>
-        <w:rPr>
-          <w:i/>
-          <w:iCs/>
-        </w:rPr>
-        <w:t>Buzzer</w:t>
-      </w:r>
-      <w:proofErr w:type="spellEnd"/>
-      <w:r>
-        <w:rPr>
-          <w:i/>
-          <w:iCs/>
-        </w:rPr>
-        <w:t>)</w:t>
-      </w:r>
-      <w:r>
-        <w:t xml:space="preserve">. Online. </w:t>
-      </w:r>
-      <w:proofErr w:type="spellStart"/>
-      <w:r>
-        <w:t>Kyoto</w:t>
-      </w:r>
-      <w:proofErr w:type="spellEnd"/>
-      <w:r>
-        <w:t xml:space="preserve">: </w:t>
-      </w:r>
-      <w:proofErr w:type="spellStart"/>
-      <w:r>
-        <w:t>Murata</w:t>
-      </w:r>
-      <w:proofErr w:type="spellEnd"/>
-      <w:r>
-        <w:t xml:space="preserve"> </w:t>
-      </w:r>
-      <w:proofErr w:type="spellStart"/>
-      <w:r>
-        <w:t>Manufacturing</w:t>
-      </w:r>
-      <w:proofErr w:type="spellEnd"/>
-      <w:r>
-        <w:t xml:space="preserve">, 2019. Dostupné z: </w:t>
+        <w:t>Piezoelectric Sound Components (Buzzer)</w:t>
+      </w:r>
+      <w:r>
+        <w:t xml:space="preserve">. Online. Kyoto: Murata Manufacturing, 2019. Dostupné z: </w:t>
       </w:r>
       <w:hyperlink r:id="rId34" w:tgtFrame="_blank" w:history="1">
         <w:r>
@@ -13367,66 +10781,10 @@
           <w:i/>
           <w:iCs/>
         </w:rPr>
-        <w:t xml:space="preserve">PCF8574 </w:t>
-      </w:r>
-      <w:proofErr w:type="spellStart"/>
-      <w:r>
-        <w:rPr>
-          <w:i/>
-          <w:iCs/>
-        </w:rPr>
-        <w:t>Remote</w:t>
-      </w:r>
-      <w:proofErr w:type="spellEnd"/>
-      <w:r>
-        <w:rPr>
-          <w:i/>
-          <w:iCs/>
-        </w:rPr>
-        <w:t xml:space="preserve"> 8-bit I/O </w:t>
-      </w:r>
-      <w:proofErr w:type="spellStart"/>
-      <w:r>
-        <w:rPr>
-          <w:i/>
-          <w:iCs/>
-        </w:rPr>
-        <w:t>expander</w:t>
-      </w:r>
-      <w:proofErr w:type="spellEnd"/>
-      <w:r>
-        <w:rPr>
-          <w:i/>
-          <w:iCs/>
-        </w:rPr>
-        <w:t xml:space="preserve"> </w:t>
-      </w:r>
-      <w:proofErr w:type="spellStart"/>
-      <w:r>
-        <w:rPr>
-          <w:i/>
-          <w:iCs/>
-        </w:rPr>
-        <w:t>for</w:t>
-      </w:r>
-      <w:proofErr w:type="spellEnd"/>
-      <w:r>
-        <w:rPr>
-          <w:i/>
-          <w:iCs/>
-        </w:rPr>
-        <w:t xml:space="preserve"> I2C-bus</w:t>
-      </w:r>
-      <w:r>
-        <w:t xml:space="preserve">. Online. Eindhoven: NXP </w:t>
-      </w:r>
-      <w:proofErr w:type="spellStart"/>
-      <w:r>
-        <w:t>Semiconductors</w:t>
-      </w:r>
-      <w:proofErr w:type="spellEnd"/>
-      <w:r>
-        <w:t xml:space="preserve">, 2013. Dostupné z: </w:t>
+        <w:t>PCF8574 Remote 8-bit I/O expander for I2C-bus</w:t>
+      </w:r>
+      <w:r>
+        <w:t xml:space="preserve">. Online. Eindhoven: NXP Semiconductors, 2013. Dostupné z: </w:t>
       </w:r>
       <w:hyperlink r:id="rId35" w:tgtFrame="_blank" w:history="1">
         <w:r>
@@ -13624,16 +10982,8 @@
               <w:rPr>
                 <w:sz w:val="20"/>
               </w:rPr>
-              <w:t xml:space="preserve">Rodina 8bitových </w:t>
-            </w:r>
-            <w:proofErr w:type="spellStart"/>
-            <w:r>
-              <w:rPr>
-                <w:sz w:val="20"/>
-              </w:rPr>
-              <w:t>mikrokontrolérů</w:t>
-            </w:r>
-            <w:proofErr w:type="spellEnd"/>
+              <w:t>Rodina 8bitových mikrokontrolérů</w:t>
+            </w:r>
           </w:p>
         </w:tc>
       </w:tr>
@@ -13677,30 +11027,8 @@
               <w:rPr>
                 <w:sz w:val="20"/>
               </w:rPr>
-              <w:t>Binary-</w:t>
-            </w:r>
-            <w:proofErr w:type="spellStart"/>
-            <w:r>
-              <w:rPr>
-                <w:sz w:val="20"/>
-              </w:rPr>
-              <w:t>Coded</w:t>
-            </w:r>
-            <w:proofErr w:type="spellEnd"/>
-            <w:r>
-              <w:rPr>
-                <w:sz w:val="20"/>
-              </w:rPr>
-              <w:t xml:space="preserve"> </w:t>
-            </w:r>
-            <w:proofErr w:type="spellStart"/>
-            <w:r>
-              <w:rPr>
-                <w:sz w:val="20"/>
-              </w:rPr>
-              <w:t>Decimal</w:t>
-            </w:r>
-            <w:proofErr w:type="spellEnd"/>
+              <w:t>Binary-Coded Decimal</w:t>
+            </w:r>
           </w:p>
         </w:tc>
       </w:tr>
@@ -13786,70 +11114,12 @@
                 <w:sz w:val="20"/>
               </w:rPr>
             </w:pPr>
-            <w:proofErr w:type="spellStart"/>
             <w:r>
               <w:rPr>
                 <w:sz w:val="20"/>
               </w:rPr>
-              <w:t>Electrically</w:t>
-            </w:r>
-            <w:proofErr w:type="spellEnd"/>
-            <w:r>
-              <w:rPr>
-                <w:sz w:val="20"/>
-              </w:rPr>
-              <w:t xml:space="preserve"> </w:t>
-            </w:r>
-            <w:proofErr w:type="spellStart"/>
-            <w:r>
-              <w:rPr>
-                <w:sz w:val="20"/>
-              </w:rPr>
-              <w:t>Erasable</w:t>
-            </w:r>
-            <w:proofErr w:type="spellEnd"/>
-            <w:r>
-              <w:rPr>
-                <w:sz w:val="20"/>
-              </w:rPr>
-              <w:t xml:space="preserve"> </w:t>
-            </w:r>
-            <w:proofErr w:type="spellStart"/>
-            <w:r>
-              <w:rPr>
-                <w:sz w:val="20"/>
-              </w:rPr>
-              <w:t>Programmable</w:t>
-            </w:r>
-            <w:proofErr w:type="spellEnd"/>
-            <w:r>
-              <w:rPr>
-                <w:sz w:val="20"/>
-              </w:rPr>
-              <w:t xml:space="preserve"> </w:t>
-            </w:r>
-            <w:proofErr w:type="spellStart"/>
-            <w:r>
-              <w:rPr>
-                <w:sz w:val="20"/>
-              </w:rPr>
-              <w:t>Read-Only</w:t>
-            </w:r>
-            <w:proofErr w:type="spellEnd"/>
-            <w:r>
-              <w:rPr>
-                <w:sz w:val="20"/>
-              </w:rPr>
-              <w:t xml:space="preserve"> </w:t>
-            </w:r>
-            <w:proofErr w:type="spellStart"/>
-            <w:r>
-              <w:rPr>
-                <w:sz w:val="20"/>
-              </w:rPr>
-              <w:t>Memory</w:t>
-            </w:r>
-            <w:proofErr w:type="spellEnd"/>
+              <w:t>Electrically Erasable Programmable Read-Only Memory</w:t>
+            </w:r>
           </w:p>
         </w:tc>
       </w:tr>
@@ -13889,42 +11159,12 @@
                 <w:sz w:val="20"/>
               </w:rPr>
             </w:pPr>
-            <w:proofErr w:type="spellStart"/>
             <w:r>
               <w:rPr>
                 <w:sz w:val="20"/>
               </w:rPr>
-              <w:t>Finite</w:t>
-            </w:r>
-            <w:proofErr w:type="spellEnd"/>
-            <w:r>
-              <w:rPr>
-                <w:sz w:val="20"/>
-              </w:rPr>
-              <w:t xml:space="preserve"> </w:t>
-            </w:r>
-            <w:proofErr w:type="spellStart"/>
-            <w:r>
-              <w:rPr>
-                <w:sz w:val="20"/>
-              </w:rPr>
-              <w:t>State</w:t>
-            </w:r>
-            <w:proofErr w:type="spellEnd"/>
-            <w:r>
-              <w:rPr>
-                <w:sz w:val="20"/>
-              </w:rPr>
-              <w:t xml:space="preserve"> </w:t>
-            </w:r>
-            <w:proofErr w:type="spellStart"/>
-            <w:r>
-              <w:rPr>
-                <w:sz w:val="20"/>
-              </w:rPr>
-              <w:t>Machine</w:t>
-            </w:r>
-            <w:proofErr w:type="spellEnd"/>
+              <w:t>Finite State Machine</w:t>
+            </w:r>
           </w:p>
         </w:tc>
       </w:tr>
@@ -13964,14 +11204,12 @@
                 <w:sz w:val="20"/>
               </w:rPr>
             </w:pPr>
-            <w:proofErr w:type="spellStart"/>
             <w:r>
               <w:rPr>
                 <w:sz w:val="20"/>
               </w:rPr>
               <w:t>Ground</w:t>
             </w:r>
-            <w:proofErr w:type="spellEnd"/>
           </w:p>
         </w:tc>
       </w:tr>
@@ -14060,30 +11298,8 @@
               <w:rPr>
                 <w:sz w:val="20"/>
               </w:rPr>
-              <w:t>Inter-</w:t>
-            </w:r>
-            <w:proofErr w:type="spellStart"/>
-            <w:r>
-              <w:rPr>
-                <w:sz w:val="20"/>
-              </w:rPr>
-              <w:t>Integrated</w:t>
-            </w:r>
-            <w:proofErr w:type="spellEnd"/>
-            <w:r>
-              <w:rPr>
-                <w:sz w:val="20"/>
-              </w:rPr>
-              <w:t xml:space="preserve"> </w:t>
-            </w:r>
-            <w:proofErr w:type="spellStart"/>
-            <w:r>
-              <w:rPr>
-                <w:sz w:val="20"/>
-              </w:rPr>
-              <w:t>Circuit</w:t>
-            </w:r>
-            <w:proofErr w:type="spellEnd"/>
+              <w:t>Inter-Integrated Circuit</w:t>
+            </w:r>
           </w:p>
         </w:tc>
       </w:tr>
@@ -14123,28 +11339,12 @@
                 <w:sz w:val="20"/>
               </w:rPr>
             </w:pPr>
-            <w:proofErr w:type="spellStart"/>
             <w:r>
               <w:rPr>
                 <w:sz w:val="20"/>
               </w:rPr>
-              <w:t>External</w:t>
-            </w:r>
-            <w:proofErr w:type="spellEnd"/>
-            <w:r>
-              <w:rPr>
-                <w:sz w:val="20"/>
-              </w:rPr>
-              <w:t xml:space="preserve"> </w:t>
-            </w:r>
-            <w:proofErr w:type="spellStart"/>
-            <w:r>
-              <w:rPr>
-                <w:sz w:val="20"/>
-              </w:rPr>
-              <w:t>Interrupt</w:t>
-            </w:r>
-            <w:proofErr w:type="spellEnd"/>
+              <w:t>External Interrupt</w:t>
+            </w:r>
           </w:p>
         </w:tc>
       </w:tr>
@@ -14184,42 +11384,12 @@
                 <w:sz w:val="20"/>
               </w:rPr>
             </w:pPr>
-            <w:proofErr w:type="spellStart"/>
             <w:r>
               <w:rPr>
                 <w:sz w:val="20"/>
               </w:rPr>
-              <w:t>Interrupt</w:t>
-            </w:r>
-            <w:proofErr w:type="spellEnd"/>
-            <w:r>
-              <w:rPr>
-                <w:sz w:val="20"/>
-              </w:rPr>
-              <w:t xml:space="preserve"> </w:t>
-            </w:r>
-            <w:proofErr w:type="spellStart"/>
-            <w:r>
-              <w:rPr>
-                <w:sz w:val="20"/>
-              </w:rPr>
-              <w:t>Service</w:t>
-            </w:r>
-            <w:proofErr w:type="spellEnd"/>
-            <w:r>
-              <w:rPr>
-                <w:sz w:val="20"/>
-              </w:rPr>
-              <w:t xml:space="preserve"> </w:t>
-            </w:r>
-            <w:proofErr w:type="spellStart"/>
-            <w:r>
-              <w:rPr>
-                <w:sz w:val="20"/>
-              </w:rPr>
-              <w:t>Routine</w:t>
-            </w:r>
-            <w:proofErr w:type="spellEnd"/>
+              <w:t>Interrupt Service Routine</w:t>
+            </w:r>
           </w:p>
         </w:tc>
       </w:tr>
@@ -14304,33 +11474,11 @@
                 <w:sz w:val="20"/>
               </w:rPr>
             </w:pPr>
-            <w:proofErr w:type="spellStart"/>
             <w:r>
               <w:rPr>
                 <w:sz w:val="20"/>
               </w:rPr>
-              <w:t>Liquid</w:t>
-            </w:r>
-            <w:proofErr w:type="spellEnd"/>
-            <w:r>
-              <w:rPr>
-                <w:sz w:val="20"/>
-              </w:rPr>
-              <w:t xml:space="preserve"> </w:t>
-            </w:r>
-            <w:proofErr w:type="spellStart"/>
-            <w:r>
-              <w:rPr>
-                <w:sz w:val="20"/>
-              </w:rPr>
-              <w:t>Crystal</w:t>
-            </w:r>
-            <w:proofErr w:type="spellEnd"/>
-            <w:r>
-              <w:rPr>
-                <w:sz w:val="20"/>
-              </w:rPr>
-              <w:t xml:space="preserve"> Display</w:t>
+              <w:t>Liquid Crystal Display</w:t>
             </w:r>
           </w:p>
         </w:tc>
@@ -14351,14 +11499,12 @@
                 <w:sz w:val="20"/>
               </w:rPr>
             </w:pPr>
-            <w:proofErr w:type="spellStart"/>
             <w:r>
               <w:rPr>
                 <w:sz w:val="20"/>
               </w:rPr>
               <w:t>ms</w:t>
             </w:r>
-            <w:proofErr w:type="spellEnd"/>
           </w:p>
         </w:tc>
         <w:tc>
@@ -14418,19 +11564,11 @@
                 <w:sz w:val="20"/>
               </w:rPr>
             </w:pPr>
-            <w:proofErr w:type="spellStart"/>
             <w:r>
               <w:rPr>
                 <w:sz w:val="20"/>
               </w:rPr>
-              <w:t>Power</w:t>
-            </w:r>
-            <w:proofErr w:type="spellEnd"/>
-            <w:r>
-              <w:rPr>
-                <w:sz w:val="20"/>
-              </w:rPr>
-              <w:t xml:space="preserve"> On</w:t>
+              <w:t>Power On</w:t>
             </w:r>
           </w:p>
         </w:tc>
@@ -14451,14 +11589,12 @@
                 <w:sz w:val="20"/>
               </w:rPr>
             </w:pPr>
-            <w:proofErr w:type="spellStart"/>
             <w:r>
               <w:rPr>
                 <w:sz w:val="20"/>
               </w:rPr>
               <w:t>ppm</w:t>
             </w:r>
-            <w:proofErr w:type="spellEnd"/>
           </w:p>
         </w:tc>
         <w:tc>
@@ -14473,28 +11609,12 @@
                 <w:sz w:val="20"/>
               </w:rPr>
             </w:pPr>
-            <w:proofErr w:type="spellStart"/>
             <w:r>
               <w:rPr>
                 <w:sz w:val="20"/>
               </w:rPr>
-              <w:t>Parts</w:t>
-            </w:r>
-            <w:proofErr w:type="spellEnd"/>
-            <w:r>
-              <w:rPr>
-                <w:sz w:val="20"/>
-              </w:rPr>
-              <w:t xml:space="preserve"> per </w:t>
-            </w:r>
-            <w:proofErr w:type="spellStart"/>
-            <w:r>
-              <w:rPr>
-                <w:sz w:val="20"/>
-              </w:rPr>
-              <w:t>million</w:t>
-            </w:r>
-            <w:proofErr w:type="spellEnd"/>
+              <w:t>Parts per million</w:t>
+            </w:r>
           </w:p>
         </w:tc>
       </w:tr>
@@ -14535,21 +11655,12 @@
                 <w:sz w:val="20"/>
               </w:rPr>
             </w:pPr>
-            <w:proofErr w:type="spellStart"/>
             <w:r>
               <w:rPr>
                 <w:sz w:val="20"/>
               </w:rPr>
-              <w:t>Physikalisch-Technische</w:t>
-            </w:r>
-            <w:proofErr w:type="spellEnd"/>
-            <w:r>
-              <w:rPr>
-                <w:sz w:val="20"/>
-              </w:rPr>
-              <w:t xml:space="preserve"> </w:t>
-            </w:r>
-            <w:proofErr w:type="spellStart"/>
+              <w:t xml:space="preserve">Physikalisch-Technische </w:t>
+            </w:r>
             <w:r>
               <w:rPr>
                 <w:sz w:val="20"/>
@@ -14557,7 +11668,6 @@
               <w:lastRenderedPageBreak/>
               <w:t>Bundesanstalt</w:t>
             </w:r>
-            <w:proofErr w:type="spellEnd"/>
           </w:p>
         </w:tc>
       </w:tr>
@@ -14602,30 +11712,8 @@
               <w:rPr>
                 <w:sz w:val="20"/>
               </w:rPr>
-              <w:t xml:space="preserve">Pulse </w:t>
-            </w:r>
-            <w:proofErr w:type="spellStart"/>
-            <w:r>
-              <w:rPr>
-                <w:sz w:val="20"/>
-              </w:rPr>
-              <w:t>Width</w:t>
-            </w:r>
-            <w:proofErr w:type="spellEnd"/>
-            <w:r>
-              <w:rPr>
-                <w:sz w:val="20"/>
-              </w:rPr>
-              <w:t xml:space="preserve"> </w:t>
-            </w:r>
-            <w:proofErr w:type="spellStart"/>
-            <w:r>
-              <w:rPr>
-                <w:sz w:val="20"/>
-              </w:rPr>
-              <w:t>Modulation</w:t>
-            </w:r>
-            <w:proofErr w:type="spellEnd"/>
+              <w:t>Pulse Width Modulation</w:t>
+            </w:r>
           </w:p>
         </w:tc>
       </w:tr>
@@ -14669,16 +11757,8 @@
               <w:rPr>
                 <w:sz w:val="20"/>
               </w:rPr>
-              <w:t xml:space="preserve">Real-Time </w:t>
-            </w:r>
-            <w:proofErr w:type="spellStart"/>
-            <w:r>
-              <w:rPr>
-                <w:sz w:val="20"/>
-              </w:rPr>
-              <w:t>Clock</w:t>
-            </w:r>
-            <w:proofErr w:type="spellEnd"/>
+              <w:t>Real-Time Clock</w:t>
+            </w:r>
           </w:p>
         </w:tc>
       </w:tr>
@@ -14718,28 +11798,12 @@
                 <w:sz w:val="20"/>
               </w:rPr>
             </w:pPr>
-            <w:proofErr w:type="spellStart"/>
             <w:r>
               <w:rPr>
                 <w:sz w:val="20"/>
               </w:rPr>
-              <w:t>Serial</w:t>
-            </w:r>
-            <w:proofErr w:type="spellEnd"/>
-            <w:r>
-              <w:rPr>
-                <w:sz w:val="20"/>
-              </w:rPr>
-              <w:t xml:space="preserve"> </w:t>
-            </w:r>
-            <w:proofErr w:type="spellStart"/>
-            <w:r>
-              <w:rPr>
-                <w:sz w:val="20"/>
-              </w:rPr>
-              <w:t>Clock</w:t>
-            </w:r>
-            <w:proofErr w:type="spellEnd"/>
+              <w:t>Serial Clock</w:t>
+            </w:r>
           </w:p>
         </w:tc>
       </w:tr>
@@ -14779,19 +11843,11 @@
                 <w:sz w:val="20"/>
               </w:rPr>
             </w:pPr>
-            <w:proofErr w:type="spellStart"/>
             <w:r>
               <w:rPr>
                 <w:sz w:val="20"/>
               </w:rPr>
-              <w:t>Serial</w:t>
-            </w:r>
-            <w:proofErr w:type="spellEnd"/>
-            <w:r>
-              <w:rPr>
-                <w:sz w:val="20"/>
-              </w:rPr>
-              <w:t xml:space="preserve"> Data</w:t>
+              <w:t>Serial Data</w:t>
             </w:r>
           </w:p>
         </w:tc>
@@ -14837,30 +11893,8 @@
               <w:rPr>
                 <w:sz w:val="20"/>
               </w:rPr>
-              <w:t xml:space="preserve">Static </w:t>
-            </w:r>
-            <w:proofErr w:type="spellStart"/>
-            <w:r>
-              <w:rPr>
-                <w:sz w:val="20"/>
-              </w:rPr>
-              <w:t>Random</w:t>
-            </w:r>
-            <w:proofErr w:type="spellEnd"/>
-            <w:r>
-              <w:rPr>
-                <w:sz w:val="20"/>
-              </w:rPr>
-              <w:t xml:space="preserve">-Access </w:t>
-            </w:r>
-            <w:proofErr w:type="spellStart"/>
-            <w:r>
-              <w:rPr>
-                <w:sz w:val="20"/>
-              </w:rPr>
-              <w:t>Memory</w:t>
-            </w:r>
-            <w:proofErr w:type="spellEnd"/>
+              <w:t>Static Random-Access Memory</w:t>
+            </w:r>
           </w:p>
         </w:tc>
       </w:tr>
@@ -14901,56 +11935,12 @@
                 <w:sz w:val="20"/>
               </w:rPr>
             </w:pPr>
-            <w:proofErr w:type="spellStart"/>
             <w:r>
               <w:rPr>
                 <w:sz w:val="20"/>
               </w:rPr>
-              <w:t>Temperature</w:t>
-            </w:r>
-            <w:proofErr w:type="spellEnd"/>
-            <w:r>
-              <w:rPr>
-                <w:sz w:val="20"/>
-              </w:rPr>
-              <w:t xml:space="preserve"> </w:t>
-            </w:r>
-            <w:proofErr w:type="spellStart"/>
-            <w:r>
-              <w:rPr>
-                <w:sz w:val="20"/>
-              </w:rPr>
-              <w:t>Compensated</w:t>
-            </w:r>
-            <w:proofErr w:type="spellEnd"/>
-            <w:r>
-              <w:rPr>
-                <w:sz w:val="20"/>
-              </w:rPr>
-              <w:t xml:space="preserve"> </w:t>
-            </w:r>
-            <w:proofErr w:type="spellStart"/>
-            <w:r>
-              <w:rPr>
-                <w:sz w:val="20"/>
-              </w:rPr>
-              <w:t>Crystal</w:t>
-            </w:r>
-            <w:proofErr w:type="spellEnd"/>
-            <w:r>
-              <w:rPr>
-                <w:sz w:val="20"/>
-              </w:rPr>
-              <w:t xml:space="preserve"> </w:t>
-            </w:r>
-            <w:proofErr w:type="spellStart"/>
-            <w:r>
-              <w:rPr>
-                <w:sz w:val="20"/>
-              </w:rPr>
-              <w:t>Oscillator</w:t>
-            </w:r>
-            <w:proofErr w:type="spellEnd"/>
+              <w:t>Temperature Compensated Crystal Oscillator</w:t>
+            </w:r>
           </w:p>
         </w:tc>
       </w:tr>
@@ -14990,19 +11980,11 @@
                 <w:sz w:val="20"/>
               </w:rPr>
             </w:pPr>
-            <w:proofErr w:type="spellStart"/>
             <w:r>
               <w:rPr>
                 <w:sz w:val="20"/>
               </w:rPr>
-              <w:t>Two-Wire</w:t>
-            </w:r>
-            <w:proofErr w:type="spellEnd"/>
-            <w:r>
-              <w:rPr>
-                <w:sz w:val="20"/>
-              </w:rPr>
-              <w:t xml:space="preserve"> Interface</w:t>
+              <w:t>Two-Wire Interface</w:t>
             </w:r>
           </w:p>
         </w:tc>
@@ -15047,21 +12029,7 @@
               <w:rPr>
                 <w:sz w:val="20"/>
               </w:rPr>
-              <w:t xml:space="preserve">Universal </w:t>
-            </w:r>
-            <w:proofErr w:type="spellStart"/>
-            <w:r>
-              <w:rPr>
-                <w:sz w:val="20"/>
-              </w:rPr>
-              <w:t>Serial</w:t>
-            </w:r>
-            <w:proofErr w:type="spellEnd"/>
-            <w:r>
-              <w:rPr>
-                <w:sz w:val="20"/>
-              </w:rPr>
-              <w:t xml:space="preserve"> Bus</w:t>
+              <w:t>Universal Serial Bus</w:t>
             </w:r>
           </w:p>
         </w:tc>
